--- a/public/templates/TemplateC.docx
+++ b/public/templates/TemplateC.docx
@@ -74,29 +74,7 @@
           <w:sz w:val="24"/>
           <w:szCs w:val="32"/>
         </w:rPr>
-        <w:t>{</w:t>
-      </w:r>
-      <w:proofErr w:type="gramStart"/>
-      <w:r>
-        <w:rPr>
-          <w:rFonts w:asciiTheme="majorHAnsi" w:eastAsiaTheme="majorEastAsia" w:hAnsiTheme="majorHAnsi" w:cs="Times New Roman (Headings CS)"/>
-          <w:b/>
-          <w:spacing w:val="-10"/>
-          <w:sz w:val="24"/>
-          <w:szCs w:val="32"/>
-        </w:rPr>
-        <w:t>phone}  |</w:t>
-      </w:r>
-      <w:proofErr w:type="gramEnd"/>
-      <w:r>
-        <w:rPr>
-          <w:rFonts w:asciiTheme="majorHAnsi" w:eastAsiaTheme="majorEastAsia" w:hAnsiTheme="majorHAnsi" w:cs="Times New Roman (Headings CS)"/>
-          <w:b/>
-          <w:spacing w:val="-10"/>
-          <w:sz w:val="24"/>
-          <w:szCs w:val="32"/>
-        </w:rPr>
-        <w:t xml:space="preserve">  {email}</w:t>
+        <w:t>{phone}  |  {email}</w:t>
       </w:r>
     </w:p>
     <w:p/>
@@ -380,17 +358,7 @@
                 <w:color w:val="191919" w:themeColor="background2" w:themeShade="1A"/>
                 <w:szCs w:val="26"/>
               </w:rPr>
-              <w:t xml:space="preserve"> {</w:t>
-            </w:r>
-            <w:proofErr w:type="gramStart"/>
-            <w:r>
-              <w:rPr>
-                <w:rFonts w:eastAsiaTheme="majorEastAsia" w:cs="Times New Roman (Headings CS)"/>
-                <w:b/>
-                <w:color w:val="191919" w:themeColor="background2" w:themeShade="1A"/>
-                <w:szCs w:val="26"/>
-              </w:rPr>
-              <w:t xml:space="preserve">employer} </w:t>
+              <w:t xml:space="preserve"> {employer} </w:t>
             </w:r>
             <w:r>
               <w:rPr>
@@ -408,20 +376,9 @@
                 <w:color w:val="191919" w:themeColor="background2" w:themeShade="1A"/>
                 <w:szCs w:val="26"/>
               </w:rPr>
-              <w:t>(</w:t>
-            </w:r>
-            <w:proofErr w:type="gramEnd"/>
-            <w:r>
-              <w:rPr>
-                <w:rFonts w:eastAsiaTheme="majorEastAsia" w:cs="Times New Roman (Headings CS)"/>
-                <w:b/>
-                <w:color w:val="191919" w:themeColor="background2" w:themeShade="1A"/>
-                <w:szCs w:val="26"/>
-              </w:rPr>
-              <w:t>{</w:t>
+              <w:t>({</w:t>
             </w:r>
             <w:proofErr w:type="spellStart"/>
-            <w:proofErr w:type="gramStart"/>
             <w:r>
               <w:rPr>
                 <w:rFonts w:eastAsiaTheme="majorEastAsia" w:cs="Times New Roman (Headings CS)"/>
@@ -442,7 +399,6 @@
               <w:t>}, {</w:t>
             </w:r>
             <w:proofErr w:type="spellStart"/>
-            <w:proofErr w:type="gramEnd"/>
             <w:r>
               <w:rPr>
                 <w:rFonts w:eastAsiaTheme="majorEastAsia" w:cs="Times New Roman (Headings CS)"/>
@@ -498,23 +454,7 @@
         <w:ind w:left="288" w:firstLine="0"/>
       </w:pPr>
       <w:r>
-        <w:t>{#task</w:t>
-      </w:r>
-      <w:proofErr w:type="gramStart"/>
-      <w:r>
-        <w:t>1}•</w:t>
-      </w:r>
-      <w:proofErr w:type="gramEnd"/>
-      <w:r>
-        <w:t xml:space="preserve"> {task</w:t>
-      </w:r>
-      <w:proofErr w:type="gramStart"/>
-      <w:r>
-        <w:t>1}{</w:t>
-      </w:r>
-      <w:proofErr w:type="gramEnd"/>
-      <w:r>
-        <w:t>/task1}</w:t>
+        <w:t>{#task1}• {task1}{/task1}</w:t>
       </w:r>
     </w:p>
     <w:p>
@@ -523,23 +463,7 @@
         <w:ind w:left="288" w:firstLine="0"/>
       </w:pPr>
       <w:r>
-        <w:t>{#task</w:t>
-      </w:r>
-      <w:proofErr w:type="gramStart"/>
-      <w:r>
-        <w:t>2}•</w:t>
-      </w:r>
-      <w:proofErr w:type="gramEnd"/>
-      <w:r>
-        <w:t xml:space="preserve"> {task</w:t>
-      </w:r>
-      <w:proofErr w:type="gramStart"/>
-      <w:r>
-        <w:t>2}{</w:t>
-      </w:r>
-      <w:proofErr w:type="gramEnd"/>
-      <w:r>
-        <w:t>/task2}</w:t>
+        <w:t>{#task2}• {task2}{/task2}</w:t>
       </w:r>
     </w:p>
     <w:p>
@@ -548,23 +472,7 @@
         <w:ind w:left="288" w:firstLine="0"/>
       </w:pPr>
       <w:r>
-        <w:t>{#task</w:t>
-      </w:r>
-      <w:proofErr w:type="gramStart"/>
-      <w:r>
-        <w:t>3}•</w:t>
-      </w:r>
-      <w:proofErr w:type="gramEnd"/>
-      <w:r>
-        <w:t xml:space="preserve"> {task</w:t>
-      </w:r>
-      <w:proofErr w:type="gramStart"/>
-      <w:r>
-        <w:t>3}{</w:t>
-      </w:r>
-      <w:proofErr w:type="gramEnd"/>
-      <w:r>
-        <w:t>/task3}</w:t>
+        <w:t>{#task3}• {task3}{/task3}</w:t>
       </w:r>
     </w:p>
     <w:p>
@@ -573,23 +481,7 @@
         <w:ind w:left="288" w:firstLine="0"/>
       </w:pPr>
       <w:r>
-        <w:t>{#task</w:t>
-      </w:r>
-      <w:proofErr w:type="gramStart"/>
-      <w:r>
-        <w:t>4}•</w:t>
-      </w:r>
-      <w:proofErr w:type="gramEnd"/>
-      <w:r>
-        <w:t xml:space="preserve"> {task</w:t>
-      </w:r>
-      <w:proofErr w:type="gramStart"/>
-      <w:r>
-        <w:t>4}{</w:t>
-      </w:r>
-      <w:proofErr w:type="gramEnd"/>
-      <w:r>
-        <w:t>/task4}</w:t>
+        <w:t>{#task4}• {task4}{/task4}</w:t>
       </w:r>
     </w:p>
     <w:p>
@@ -598,23 +490,7 @@
         <w:ind w:left="288" w:firstLine="0"/>
       </w:pPr>
       <w:r>
-        <w:t>{#task</w:t>
-      </w:r>
-      <w:proofErr w:type="gramStart"/>
-      <w:r>
-        <w:t>5}•</w:t>
-      </w:r>
-      <w:proofErr w:type="gramEnd"/>
-      <w:r>
-        <w:t xml:space="preserve"> {task</w:t>
-      </w:r>
-      <w:proofErr w:type="gramStart"/>
-      <w:r>
-        <w:t>5}{</w:t>
-      </w:r>
-      <w:proofErr w:type="gramEnd"/>
-      <w:r>
-        <w:t>/task5}</w:t>
+        <w:t>{#task5}• {task5}{/task5}</w:t>
       </w:r>
     </w:p>
     <w:p>
@@ -861,32 +737,7 @@
               <w:t>{notes}</w:t>
             </w:r>
           </w:p>
-          <w:p>
-            <w:r>
-              <w:t>{/education}</w:t>
-            </w:r>
-          </w:p>
-          <w:p>
-            <w:r>
-              <w:t>{/</w:t>
-            </w:r>
-            <w:proofErr w:type="spellStart"/>
-            <w:r>
-              <w:t>hasEducation</w:t>
-            </w:r>
-            <w:proofErr w:type="spellEnd"/>
-            <w:r>
-              <w:t>}</w:t>
-            </w:r>
-          </w:p>
-          <w:p>
-            <w:pPr>
-              <w:rPr>
-                <w:i/>
-                <w:iCs/>
-              </w:rPr>
-            </w:pPr>
-          </w:p>
+          <w:p/>
         </w:tc>
         <w:tc>
           <w:tcPr>
@@ -925,6 +776,24 @@
         </w:tc>
       </w:tr>
     </w:tbl>
+    <w:p>
+      <w:r>
+        <w:t>{/education}</w:t>
+      </w:r>
+    </w:p>
+    <w:p>
+      <w:r>
+        <w:t>{/</w:t>
+      </w:r>
+      <w:proofErr w:type="spellStart"/>
+      <w:r>
+        <w:t>hasEducation</w:t>
+      </w:r>
+      <w:proofErr w:type="spellEnd"/>
+      <w:r>
+        <w:t>}</w:t>
+      </w:r>
+    </w:p>
     <w:p>
       <w:pPr>
         <w:pStyle w:val="Heading1"/>
@@ -1062,213 +931,53 @@
           </w:p>
           <w:p>
             <w:r>
-              <w:t>{#cert</w:t>
-            </w:r>
-            <w:proofErr w:type="gramStart"/>
-            <w:r>
-              <w:t>1}•</w:t>
-            </w:r>
-            <w:proofErr w:type="gramEnd"/>
-            <w:r>
-              <w:t xml:space="preserve"> {cert</w:t>
-            </w:r>
-            <w:proofErr w:type="gramStart"/>
-            <w:r>
-              <w:t>1}{</w:t>
-            </w:r>
-            <w:proofErr w:type="gramEnd"/>
-            <w:r>
-              <w:t>/cert1}</w:t>
+              <w:t>{#cert1}• {cert1}{/cert1}</w:t>
             </w:r>
           </w:p>
           <w:p>
             <w:r>
-              <w:t>{#cert</w:t>
-            </w:r>
-            <w:proofErr w:type="gramStart"/>
-            <w:r>
-              <w:t>2}•</w:t>
-            </w:r>
-            <w:proofErr w:type="gramEnd"/>
-            <w:r>
-              <w:t xml:space="preserve"> {cert</w:t>
-            </w:r>
-            <w:proofErr w:type="gramStart"/>
-            <w:r>
-              <w:t>2}{</w:t>
-            </w:r>
-            <w:proofErr w:type="gramEnd"/>
-            <w:r>
-              <w:t>/cert2}</w:t>
+              <w:t>{#cert2}• {cert2}{/cert2}</w:t>
             </w:r>
           </w:p>
           <w:p>
             <w:r>
-              <w:t>{#cert</w:t>
-            </w:r>
-            <w:proofErr w:type="gramStart"/>
-            <w:r>
-              <w:t>3}•</w:t>
-            </w:r>
-            <w:proofErr w:type="gramEnd"/>
-            <w:r>
-              <w:t xml:space="preserve"> {cert</w:t>
-            </w:r>
-            <w:proofErr w:type="gramStart"/>
-            <w:r>
-              <w:t>3}{</w:t>
-            </w:r>
-            <w:proofErr w:type="gramEnd"/>
-            <w:r>
-              <w:t>/cert3}</w:t>
+              <w:t>{#cert3}• {cert3}{/cert3}</w:t>
             </w:r>
           </w:p>
           <w:p>
             <w:r>
-              <w:t>{#cert</w:t>
-            </w:r>
-            <w:proofErr w:type="gramStart"/>
-            <w:r>
-              <w:t>4}•</w:t>
-            </w:r>
-            <w:proofErr w:type="gramEnd"/>
-            <w:r>
-              <w:t xml:space="preserve"> {cert</w:t>
-            </w:r>
-            <w:proofErr w:type="gramStart"/>
-            <w:r>
-              <w:t>4}{</w:t>
-            </w:r>
-            <w:proofErr w:type="gramEnd"/>
-            <w:r>
-              <w:t>/cert4}</w:t>
+              <w:t>{#cert4}• {cert4}{/cert4}</w:t>
             </w:r>
           </w:p>
           <w:p>
             <w:r>
-              <w:t>{#cert</w:t>
-            </w:r>
-            <w:proofErr w:type="gramStart"/>
-            <w:r>
-              <w:t>5}•</w:t>
-            </w:r>
-            <w:proofErr w:type="gramEnd"/>
-            <w:r>
-              <w:t xml:space="preserve"> {cert</w:t>
-            </w:r>
-            <w:proofErr w:type="gramStart"/>
-            <w:r>
-              <w:t>5}{</w:t>
-            </w:r>
-            <w:proofErr w:type="gramEnd"/>
-            <w:r>
-              <w:t>/cert5}</w:t>
+              <w:t>{#cert5}• {cert5}{/cert5}</w:t>
             </w:r>
           </w:p>
           <w:p>
             <w:r>
               <w:lastRenderedPageBreak/>
-              <w:t>{#cert</w:t>
-            </w:r>
-            <w:proofErr w:type="gramStart"/>
-            <w:r>
-              <w:t>6}•</w:t>
-            </w:r>
-            <w:proofErr w:type="gramEnd"/>
-            <w:r>
-              <w:t xml:space="preserve"> {cert</w:t>
-            </w:r>
-            <w:proofErr w:type="gramStart"/>
-            <w:r>
-              <w:t>6}{</w:t>
-            </w:r>
-            <w:proofErr w:type="gramEnd"/>
-            <w:r>
-              <w:t>/cert6}</w:t>
+              <w:t>{#cert6}• {cert6}{/cert6}</w:t>
             </w:r>
           </w:p>
           <w:p>
             <w:r>
-              <w:t>{#cert</w:t>
-            </w:r>
-            <w:proofErr w:type="gramStart"/>
-            <w:r>
-              <w:t>7}•</w:t>
-            </w:r>
-            <w:proofErr w:type="gramEnd"/>
-            <w:r>
-              <w:t xml:space="preserve"> {cert</w:t>
-            </w:r>
-            <w:proofErr w:type="gramStart"/>
-            <w:r>
-              <w:t>7}{</w:t>
-            </w:r>
-            <w:proofErr w:type="gramEnd"/>
-            <w:r>
-              <w:t>/cert7}</w:t>
+              <w:t>{#cert7}• {cert7}{/cert7}</w:t>
             </w:r>
           </w:p>
           <w:p>
             <w:r>
-              <w:t>{#cert</w:t>
-            </w:r>
-            <w:proofErr w:type="gramStart"/>
-            <w:r>
-              <w:t>8}•</w:t>
-            </w:r>
-            <w:proofErr w:type="gramEnd"/>
-            <w:r>
-              <w:t xml:space="preserve"> {cert</w:t>
-            </w:r>
-            <w:proofErr w:type="gramStart"/>
-            <w:r>
-              <w:t>8}{</w:t>
-            </w:r>
-            <w:proofErr w:type="gramEnd"/>
-            <w:r>
-              <w:t>/cert8}</w:t>
+              <w:t>{#cert8}• {cert8}{/cert8}</w:t>
             </w:r>
           </w:p>
           <w:p>
             <w:r>
-              <w:t>{#cert</w:t>
-            </w:r>
-            <w:proofErr w:type="gramStart"/>
-            <w:r>
-              <w:t>9}•</w:t>
-            </w:r>
-            <w:proofErr w:type="gramEnd"/>
-            <w:r>
-              <w:t xml:space="preserve"> {cert</w:t>
-            </w:r>
-            <w:proofErr w:type="gramStart"/>
-            <w:r>
-              <w:t>9}{</w:t>
-            </w:r>
-            <w:proofErr w:type="gramEnd"/>
-            <w:r>
-              <w:t>/cert9}</w:t>
+              <w:t>{#cert9}• {cert9}{/cert9}</w:t>
             </w:r>
           </w:p>
           <w:p>
             <w:r>
-              <w:t>{#cert</w:t>
-            </w:r>
-            <w:proofErr w:type="gramStart"/>
-            <w:r>
-              <w:t>10}•</w:t>
-            </w:r>
-            <w:proofErr w:type="gramEnd"/>
-            <w:r>
-              <w:t xml:space="preserve"> {cert</w:t>
-            </w:r>
-            <w:proofErr w:type="gramStart"/>
-            <w:r>
-              <w:t>10}{</w:t>
-            </w:r>
-            <w:proofErr w:type="gramEnd"/>
-            <w:r>
-              <w:t>/cert10}</w:t>
+              <w:t>{#cert10}• {cert10}{/cert10}</w:t>
             </w:r>
           </w:p>
           <w:p>
@@ -1319,213 +1028,53 @@
           </w:p>
           <w:p>
             <w:r>
-              <w:t>{#skill</w:t>
-            </w:r>
-            <w:proofErr w:type="gramStart"/>
-            <w:r>
-              <w:t>1}•</w:t>
-            </w:r>
-            <w:proofErr w:type="gramEnd"/>
-            <w:r>
-              <w:t xml:space="preserve"> {skill</w:t>
-            </w:r>
-            <w:proofErr w:type="gramStart"/>
-            <w:r>
-              <w:t>1}{</w:t>
-            </w:r>
-            <w:proofErr w:type="gramEnd"/>
-            <w:r>
-              <w:t>/skill1}</w:t>
+              <w:t>{#skill1}• {skill1}{/skill1}</w:t>
             </w:r>
           </w:p>
           <w:p>
             <w:r>
-              <w:t>{#skill</w:t>
-            </w:r>
-            <w:proofErr w:type="gramStart"/>
-            <w:r>
-              <w:t>2}•</w:t>
-            </w:r>
-            <w:proofErr w:type="gramEnd"/>
-            <w:r>
-              <w:t xml:space="preserve"> {skill</w:t>
-            </w:r>
-            <w:proofErr w:type="gramStart"/>
-            <w:r>
-              <w:t>2}{</w:t>
-            </w:r>
-            <w:proofErr w:type="gramEnd"/>
-            <w:r>
-              <w:t>/skill2}</w:t>
+              <w:t>{#skill2}• {skill2}{/skill2}</w:t>
             </w:r>
           </w:p>
           <w:p>
             <w:r>
-              <w:t>{#skill</w:t>
-            </w:r>
-            <w:proofErr w:type="gramStart"/>
-            <w:r>
-              <w:t>3}•</w:t>
-            </w:r>
-            <w:proofErr w:type="gramEnd"/>
-            <w:r>
-              <w:t xml:space="preserve"> {skill</w:t>
-            </w:r>
-            <w:proofErr w:type="gramStart"/>
-            <w:r>
-              <w:t>3}{</w:t>
-            </w:r>
-            <w:proofErr w:type="gramEnd"/>
-            <w:r>
-              <w:t>/skill3}</w:t>
+              <w:t>{#skill3}• {skill3}{/skill3}</w:t>
             </w:r>
           </w:p>
           <w:p>
             <w:r>
-              <w:t>{#skill</w:t>
-            </w:r>
-            <w:proofErr w:type="gramStart"/>
-            <w:r>
-              <w:t>4}•</w:t>
-            </w:r>
-            <w:proofErr w:type="gramEnd"/>
-            <w:r>
-              <w:t xml:space="preserve"> {skill</w:t>
-            </w:r>
-            <w:proofErr w:type="gramStart"/>
-            <w:r>
-              <w:t>4}{</w:t>
-            </w:r>
-            <w:proofErr w:type="gramEnd"/>
-            <w:r>
-              <w:t>/skill4}</w:t>
+              <w:t>{#skill4}• {skill4}{/skill4}</w:t>
             </w:r>
           </w:p>
           <w:p>
             <w:r>
-              <w:t>{#skill</w:t>
-            </w:r>
-            <w:proofErr w:type="gramStart"/>
-            <w:r>
-              <w:t>5}•</w:t>
-            </w:r>
-            <w:proofErr w:type="gramEnd"/>
-            <w:r>
-              <w:t xml:space="preserve"> {skill</w:t>
-            </w:r>
-            <w:proofErr w:type="gramStart"/>
-            <w:r>
-              <w:t>5}{</w:t>
-            </w:r>
-            <w:proofErr w:type="gramEnd"/>
-            <w:r>
-              <w:t>/skill5}</w:t>
+              <w:t>{#skill5}• {skill5}{/skill5}</w:t>
             </w:r>
           </w:p>
           <w:p>
             <w:r>
               <w:lastRenderedPageBreak/>
-              <w:t>{#skill</w:t>
-            </w:r>
-            <w:proofErr w:type="gramStart"/>
-            <w:r>
-              <w:t>6}•</w:t>
-            </w:r>
-            <w:proofErr w:type="gramEnd"/>
-            <w:r>
-              <w:t xml:space="preserve"> {skill</w:t>
-            </w:r>
-            <w:proofErr w:type="gramStart"/>
-            <w:r>
-              <w:t>6}{</w:t>
-            </w:r>
-            <w:proofErr w:type="gramEnd"/>
-            <w:r>
-              <w:t>/skill6}</w:t>
+              <w:t>{#skill6}• {skill6}{/skill6}</w:t>
             </w:r>
           </w:p>
           <w:p>
             <w:r>
-              <w:t>{#skill</w:t>
-            </w:r>
-            <w:proofErr w:type="gramStart"/>
-            <w:r>
-              <w:t>7}•</w:t>
-            </w:r>
-            <w:proofErr w:type="gramEnd"/>
-            <w:r>
-              <w:t xml:space="preserve"> {skill</w:t>
-            </w:r>
-            <w:proofErr w:type="gramStart"/>
-            <w:r>
-              <w:t>7}{</w:t>
-            </w:r>
-            <w:proofErr w:type="gramEnd"/>
-            <w:r>
-              <w:t>/skill7}</w:t>
+              <w:t>{#skill7}• {skill7}{/skill7}</w:t>
             </w:r>
           </w:p>
           <w:p>
             <w:r>
-              <w:t>{#skill</w:t>
-            </w:r>
-            <w:proofErr w:type="gramStart"/>
-            <w:r>
-              <w:t>8}•</w:t>
-            </w:r>
-            <w:proofErr w:type="gramEnd"/>
-            <w:r>
-              <w:t xml:space="preserve"> {skill</w:t>
-            </w:r>
-            <w:proofErr w:type="gramStart"/>
-            <w:r>
-              <w:t>8}{</w:t>
-            </w:r>
-            <w:proofErr w:type="gramEnd"/>
-            <w:r>
-              <w:t>/skill8}</w:t>
+              <w:t>{#skill8}• {skill8}{/skill8}</w:t>
             </w:r>
           </w:p>
           <w:p>
             <w:r>
-              <w:t>{#skill</w:t>
-            </w:r>
-            <w:proofErr w:type="gramStart"/>
-            <w:r>
-              <w:t>9}•</w:t>
-            </w:r>
-            <w:proofErr w:type="gramEnd"/>
-            <w:r>
-              <w:t xml:space="preserve"> {skill</w:t>
-            </w:r>
-            <w:proofErr w:type="gramStart"/>
-            <w:r>
-              <w:t>9}{</w:t>
-            </w:r>
-            <w:proofErr w:type="gramEnd"/>
-            <w:r>
-              <w:t>/skill9}</w:t>
+              <w:t>{#skill9}• {skill9}{/skill9}</w:t>
             </w:r>
           </w:p>
           <w:p>
             <w:r>
-              <w:t>{#skill</w:t>
-            </w:r>
-            <w:proofErr w:type="gramStart"/>
-            <w:r>
-              <w:t>10}•</w:t>
-            </w:r>
-            <w:proofErr w:type="gramEnd"/>
-            <w:r>
-              <w:t xml:space="preserve"> {skill</w:t>
-            </w:r>
-            <w:proofErr w:type="gramStart"/>
-            <w:r>
-              <w:t>10}{</w:t>
-            </w:r>
-            <w:proofErr w:type="gramEnd"/>
-            <w:r>
-              <w:t>/skill10}</w:t>
+              <w:t>{#skill10}• {skill10}{/skill10}</w:t>
             </w:r>
           </w:p>
           <w:p>
@@ -1801,10 +1350,11 @@
   <w:abstractNum w:abstractNumId="9" w15:restartNumberingAfterBreak="0">
     <w:nsid w:val="FFFFFF89"/>
     <w:multiLevelType w:val="singleLevel"/>
-    <w:tmpl w:val="454A9586"/>
+    <w:tmpl w:val="B028673A"/>
     <w:lvl w:ilvl="0">
       <w:start w:val="1"/>
       <w:numFmt w:val="bullet"/>
+      <w:pStyle w:val="ListBullet"/>
       <w:lvlText w:val="·"/>
       <w:lvlJc w:val="left"/>
       <w:pPr>
@@ -3281,7 +2831,6 @@
   <w:style w:type="character" w:default="1" w:styleId="DefaultParagraphFont">
     <w:name w:val="Default Paragraph Font"/>
     <w:uiPriority w:val="1"/>
-    <w:semiHidden/>
     <w:unhideWhenUsed/>
   </w:style>
   <w:style w:type="table" w:default="1" w:styleId="TableNormal">
@@ -28254,6 +27803,7 @@
   </w:compat>
   <w:rsids>
     <w:rsidRoot w:val="00A25C69"/>
+    <w:rsid w:val="00081A76"/>
     <w:rsid w:val="000E152C"/>
     <w:rsid w:val="001C714E"/>
     <w:rsid w:val="003A59D8"/>
@@ -28273,7 +27823,6 @@
     <w:rsid w:val="00BD5C00"/>
     <w:rsid w:val="00BE5A28"/>
     <w:rsid w:val="00D05506"/>
-    <w:rsid w:val="00EA48A8"/>
     <w:rsid w:val="00ED1120"/>
     <w:rsid w:val="00F2134A"/>
     <w:rsid w:val="00F50D06"/>

--- a/public/templates/TemplateC.docx
+++ b/public/templates/TemplateC.docx
@@ -4,84 +4,58 @@
   <w:body>
     <w:p>
       <w:pPr>
-        <w:pStyle w:val="Title"/>
+        <w:rPr>
+          <w:b/>
+          <w:bCs/>
+          <w:sz w:val="56"/>
+          <w:szCs w:val="56"/>
+        </w:rPr>
       </w:pPr>
       <w:r>
+        <w:rPr>
+          <w:b/>
+          <w:bCs/>
+          <w:sz w:val="56"/>
+          <w:szCs w:val="56"/>
+        </w:rPr>
         <w:t>{name}</w:t>
+      </w:r>
+      <w:r>
+        <w:rPr>
+          <w:b/>
+          <w:bCs/>
+          <w:sz w:val="56"/>
+          <w:szCs w:val="56"/>
+        </w:rPr>
+        <w:t xml:space="preserve"> </w:t>
+      </w:r>
+    </w:p>
+    <w:p>
+      <w:r>
+        <w:t>{address}</w:t>
       </w:r>
       <w:r>
         <w:t xml:space="preserve"> </w:t>
       </w:r>
-    </w:p>
-    <w:p>
-      <w:pPr>
-        <w:spacing w:after="0"/>
-        <w:rPr>
-          <w:rFonts w:asciiTheme="majorHAnsi" w:eastAsiaTheme="majorEastAsia" w:hAnsiTheme="majorHAnsi" w:cs="Times New Roman (Headings CS)"/>
-          <w:b/>
-          <w:spacing w:val="-10"/>
-          <w:sz w:val="24"/>
-          <w:szCs w:val="32"/>
-        </w:rPr>
-      </w:pPr>
       <w:r>
-        <w:rPr>
-          <w:rFonts w:asciiTheme="majorHAnsi" w:eastAsiaTheme="majorEastAsia" w:hAnsiTheme="majorHAnsi" w:cs="Times New Roman (Headings CS)"/>
-          <w:b/>
-          <w:spacing w:val="-10"/>
-          <w:sz w:val="24"/>
-          <w:szCs w:val="32"/>
-        </w:rPr>
-        <w:t>{address}</w:t>
-      </w:r>
-      <w:r>
-        <w:rPr>
-          <w:rFonts w:asciiTheme="majorHAnsi" w:eastAsiaTheme="majorEastAsia" w:hAnsiTheme="majorHAnsi" w:cs="Times New Roman (Headings CS)"/>
-          <w:b/>
-          <w:spacing w:val="-10"/>
-          <w:sz w:val="24"/>
-          <w:szCs w:val="32"/>
-        </w:rPr>
-        <w:t xml:space="preserve"> </w:t>
-      </w:r>
-      <w:r>
-        <w:rPr>
-          <w:rFonts w:asciiTheme="majorHAnsi" w:eastAsiaTheme="majorEastAsia" w:hAnsiTheme="majorHAnsi" w:cs="Times New Roman (Headings CS)"/>
-          <w:b/>
-          <w:spacing w:val="-10"/>
-          <w:sz w:val="24"/>
-          <w:szCs w:val="32"/>
-        </w:rPr>
         <w:t>{city}, {state} {zip}</w:t>
       </w:r>
     </w:p>
     <w:p>
-      <w:pPr>
-        <w:spacing w:after="0"/>
-        <w:rPr>
-          <w:rFonts w:asciiTheme="majorHAnsi" w:eastAsiaTheme="majorEastAsia" w:hAnsiTheme="majorHAnsi" w:cs="Times New Roman (Headings CS)"/>
-          <w:b/>
-          <w:spacing w:val="-10"/>
-          <w:sz w:val="24"/>
-          <w:szCs w:val="32"/>
-        </w:rPr>
-      </w:pPr>
       <w:r>
-        <w:rPr>
-          <w:rFonts w:asciiTheme="majorHAnsi" w:eastAsiaTheme="majorEastAsia" w:hAnsiTheme="majorHAnsi" w:cs="Times New Roman (Headings CS)"/>
-          <w:b/>
-          <w:spacing w:val="-10"/>
-          <w:sz w:val="24"/>
-          <w:szCs w:val="32"/>
-        </w:rPr>
-        <w:t>{phone}  |  {email}</w:t>
+        <w:t>{</w:t>
+      </w:r>
+      <w:proofErr w:type="gramStart"/>
+      <w:r>
+        <w:t>phone}  |</w:t>
+      </w:r>
+      <w:proofErr w:type="gramEnd"/>
+      <w:r>
+        <w:t xml:space="preserve">  {email}</w:t>
       </w:r>
     </w:p>
     <w:p/>
     <w:p>
-      <w:pPr>
-        <w:pStyle w:val="Heading1"/>
-      </w:pPr>
       <w:sdt>
         <w:sdtPr>
           <w:id w:val="-736782104"/>
@@ -94,25 +68,19 @@
         </w:sdtPr>
         <w:sdtContent>
           <w:r>
+            <w:rPr>
+              <w:b/>
+              <w:bCs/>
+              <w:sz w:val="48"/>
+              <w:szCs w:val="48"/>
+            </w:rPr>
             <w:t>Objective</w:t>
           </w:r>
         </w:sdtContent>
       </w:sdt>
     </w:p>
     <w:p>
-      <w:pPr>
-        <w:spacing w:line="168" w:lineRule="auto"/>
-        <w:rPr>
-          <w:sz w:val="10"/>
-          <w:szCs w:val="12"/>
-        </w:rPr>
-      </w:pPr>
       <w:r>
-        <w:rPr>
-          <w:noProof/>
-          <w:sz w:val="10"/>
-          <w:szCs w:val="12"/>
-        </w:rPr>
         <mc:AlternateContent>
           <mc:Choice Requires="wps">
             <w:drawing>
@@ -191,9 +159,6 @@
       </w:r>
     </w:p>
     <w:p>
-      <w:pPr>
-        <w:pStyle w:val="Heading1"/>
-      </w:pPr>
       <w:sdt>
         <w:sdtPr>
           <w:id w:val="1494989950"/>
@@ -206,25 +171,19 @@
         </w:sdtPr>
         <w:sdtContent>
           <w:r>
+            <w:rPr>
+              <w:b/>
+              <w:bCs/>
+              <w:sz w:val="48"/>
+              <w:szCs w:val="48"/>
+            </w:rPr>
             <w:t>Experience</w:t>
           </w:r>
         </w:sdtContent>
       </w:sdt>
     </w:p>
     <w:p>
-      <w:pPr>
-        <w:spacing w:line="168" w:lineRule="auto"/>
-        <w:rPr>
-          <w:sz w:val="10"/>
-          <w:szCs w:val="12"/>
-        </w:rPr>
-      </w:pPr>
       <w:r>
-        <w:rPr>
-          <w:noProof/>
-          <w:sz w:val="10"/>
-          <w:szCs w:val="12"/>
-        </w:rPr>
         <mc:AlternateContent>
           <mc:Choice Requires="wps">
             <w:drawing>
@@ -289,17 +248,7 @@
         </mc:AlternateContent>
       </w:r>
     </w:p>
-    <w:p>
-      <w:pPr>
-        <w:spacing w:after="0"/>
-        <w:rPr>
-          <w:rFonts w:eastAsiaTheme="majorEastAsia" w:cs="Times New Roman (Headings CS)"/>
-          <w:b/>
-          <w:color w:val="191919" w:themeColor="background2" w:themeShade="1A"/>
-          <w:szCs w:val="26"/>
-        </w:rPr>
-      </w:pPr>
-    </w:p>
+    <w:p/>
     <w:tbl>
       <w:tblPr>
         <w:tblStyle w:val="TableGrid"/>
@@ -324,98 +273,33 @@
             <w:tcW w:w="6745" w:type="dxa"/>
           </w:tcPr>
           <w:p>
-            <w:pPr>
-              <w:spacing w:after="0"/>
-              <w:rPr>
-                <w:rFonts w:eastAsiaTheme="majorEastAsia" w:cs="Times New Roman (Headings CS)"/>
-                <w:b/>
-                <w:color w:val="191919" w:themeColor="background2" w:themeShade="1A"/>
-                <w:szCs w:val="26"/>
-              </w:rPr>
-            </w:pPr>
             <w:r>
-              <w:rPr>
-                <w:rFonts w:eastAsiaTheme="majorEastAsia" w:cs="Times New Roman (Headings CS)"/>
-                <w:b/>
-                <w:color w:val="191919" w:themeColor="background2" w:themeShade="1A"/>
-                <w:szCs w:val="26"/>
-              </w:rPr>
-              <w:t>{title}</w:t>
+              <w:t>{title} | {</w:t>
             </w:r>
+            <w:proofErr w:type="gramStart"/>
             <w:r>
-              <w:rPr>
-                <w:rFonts w:eastAsiaTheme="majorEastAsia" w:cs="Times New Roman (Headings CS)"/>
-                <w:b/>
-                <w:color w:val="191919" w:themeColor="background2" w:themeShade="1A"/>
-                <w:szCs w:val="26"/>
-              </w:rPr>
-              <w:t xml:space="preserve"> |</w:t>
+              <w:t>employer}      (</w:t>
             </w:r>
+            <w:proofErr w:type="gramEnd"/>
             <w:r>
-              <w:rPr>
-                <w:rFonts w:eastAsiaTheme="majorEastAsia" w:cs="Times New Roman (Headings CS)"/>
-                <w:b/>
-                <w:color w:val="191919" w:themeColor="background2" w:themeShade="1A"/>
-                <w:szCs w:val="26"/>
-              </w:rPr>
-              <w:t xml:space="preserve"> {employer} </w:t>
-            </w:r>
-            <w:r>
-              <w:rPr>
-                <w:rFonts w:eastAsiaTheme="majorEastAsia" w:cs="Times New Roman (Headings CS)"/>
-                <w:b/>
-                <w:color w:val="191919" w:themeColor="background2" w:themeShade="1A"/>
-                <w:szCs w:val="26"/>
-              </w:rPr>
-              <w:t xml:space="preserve">     </w:t>
-            </w:r>
-            <w:r>
-              <w:rPr>
-                <w:rFonts w:eastAsiaTheme="majorEastAsia" w:cs="Times New Roman (Headings CS)"/>
-                <w:b/>
-                <w:color w:val="191919" w:themeColor="background2" w:themeShade="1A"/>
-                <w:szCs w:val="26"/>
-              </w:rPr>
-              <w:t>({</w:t>
+              <w:t>{</w:t>
             </w:r>
             <w:proofErr w:type="spellStart"/>
+            <w:proofErr w:type="gramStart"/>
             <w:r>
-              <w:rPr>
-                <w:rFonts w:eastAsiaTheme="majorEastAsia" w:cs="Times New Roman (Headings CS)"/>
-                <w:b/>
-                <w:color w:val="191919" w:themeColor="background2" w:themeShade="1A"/>
-                <w:szCs w:val="26"/>
-              </w:rPr>
               <w:t>employerCity</w:t>
             </w:r>
             <w:proofErr w:type="spellEnd"/>
             <w:r>
-              <w:rPr>
-                <w:rFonts w:eastAsiaTheme="majorEastAsia" w:cs="Times New Roman (Headings CS)"/>
-                <w:b/>
-                <w:color w:val="191919" w:themeColor="background2" w:themeShade="1A"/>
-                <w:szCs w:val="26"/>
-              </w:rPr>
               <w:t>}, {</w:t>
             </w:r>
             <w:proofErr w:type="spellStart"/>
+            <w:proofErr w:type="gramEnd"/>
             <w:r>
-              <w:rPr>
-                <w:rFonts w:eastAsiaTheme="majorEastAsia" w:cs="Times New Roman (Headings CS)"/>
-                <w:b/>
-                <w:color w:val="191919" w:themeColor="background2" w:themeShade="1A"/>
-                <w:szCs w:val="26"/>
-              </w:rPr>
               <w:t>employerState</w:t>
             </w:r>
             <w:proofErr w:type="spellEnd"/>
             <w:r>
-              <w:rPr>
-                <w:rFonts w:eastAsiaTheme="majorEastAsia" w:cs="Times New Roman (Headings CS)"/>
-                <w:b/>
-                <w:color w:val="191919" w:themeColor="background2" w:themeShade="1A"/>
-                <w:szCs w:val="26"/>
-              </w:rPr>
               <w:t>})</w:t>
             </w:r>
           </w:p>
@@ -425,23 +309,7 @@
             <w:tcW w:w="2605" w:type="dxa"/>
           </w:tcPr>
           <w:p>
-            <w:pPr>
-              <w:spacing w:after="0"/>
-              <w:jc w:val="right"/>
-              <w:rPr>
-                <w:rFonts w:eastAsiaTheme="majorEastAsia" w:cs="Times New Roman (Headings CS)"/>
-                <w:b/>
-                <w:color w:val="191919" w:themeColor="background2" w:themeShade="1A"/>
-                <w:szCs w:val="26"/>
-              </w:rPr>
-            </w:pPr>
             <w:r>
-              <w:rPr>
-                <w:rFonts w:eastAsiaTheme="majorEastAsia" w:cs="Times New Roman (Headings CS)"/>
-                <w:b/>
-                <w:color w:val="191919" w:themeColor="background2" w:themeShade="1A"/>
-                <w:szCs w:val="26"/>
-              </w:rPr>
               <w:t>{start} – {end}</w:t>
             </w:r>
           </w:p>
@@ -449,59 +317,111 @@
       </w:tr>
     </w:tbl>
     <w:p>
-      <w:pPr>
-        <w:pStyle w:val="ListBullet"/>
-        <w:ind w:left="288" w:firstLine="0"/>
-      </w:pPr>
       <w:r>
-        <w:t>{#task1}• {task1}{/task1}</w:t>
+        <w:t>{#task</w:t>
+      </w:r>
+      <w:proofErr w:type="gramStart"/>
+      <w:r>
+        <w:t>1}•</w:t>
+      </w:r>
+      <w:proofErr w:type="gramEnd"/>
+      <w:r>
+        <w:t xml:space="preserve"> {task</w:t>
+      </w:r>
+      <w:proofErr w:type="gramStart"/>
+      <w:r>
+        <w:t>1}{</w:t>
+      </w:r>
+      <w:proofErr w:type="gramEnd"/>
+      <w:r>
+        <w:t>/task1}</w:t>
       </w:r>
     </w:p>
     <w:p>
-      <w:pPr>
-        <w:pStyle w:val="ListBullet"/>
-        <w:ind w:left="288" w:firstLine="0"/>
-      </w:pPr>
       <w:r>
-        <w:t>{#task2}• {task2}{/task2}</w:t>
+        <w:t>{#task</w:t>
+      </w:r>
+      <w:proofErr w:type="gramStart"/>
+      <w:r>
+        <w:t>2}•</w:t>
+      </w:r>
+      <w:proofErr w:type="gramEnd"/>
+      <w:r>
+        <w:t xml:space="preserve"> {task</w:t>
+      </w:r>
+      <w:proofErr w:type="gramStart"/>
+      <w:r>
+        <w:t>2}{</w:t>
+      </w:r>
+      <w:proofErr w:type="gramEnd"/>
+      <w:r>
+        <w:t>/task2}</w:t>
       </w:r>
     </w:p>
     <w:p>
-      <w:pPr>
-        <w:pStyle w:val="ListBullet"/>
-        <w:ind w:left="288" w:firstLine="0"/>
-      </w:pPr>
       <w:r>
-        <w:t>{#task3}• {task3}{/task3}</w:t>
+        <w:t>{#task</w:t>
+      </w:r>
+      <w:proofErr w:type="gramStart"/>
+      <w:r>
+        <w:t>3}•</w:t>
+      </w:r>
+      <w:proofErr w:type="gramEnd"/>
+      <w:r>
+        <w:t xml:space="preserve"> {task</w:t>
+      </w:r>
+      <w:proofErr w:type="gramStart"/>
+      <w:r>
+        <w:t>3}{</w:t>
+      </w:r>
+      <w:proofErr w:type="gramEnd"/>
+      <w:r>
+        <w:t>/task3}</w:t>
       </w:r>
     </w:p>
     <w:p>
-      <w:pPr>
-        <w:pStyle w:val="ListBullet"/>
-        <w:ind w:left="288" w:firstLine="0"/>
-      </w:pPr>
       <w:r>
-        <w:t>{#task4}• {task4}{/task4}</w:t>
+        <w:t>{#task</w:t>
+      </w:r>
+      <w:proofErr w:type="gramStart"/>
+      <w:r>
+        <w:t>4}•</w:t>
+      </w:r>
+      <w:proofErr w:type="gramEnd"/>
+      <w:r>
+        <w:t xml:space="preserve"> {task</w:t>
+      </w:r>
+      <w:proofErr w:type="gramStart"/>
+      <w:r>
+        <w:t>4}{</w:t>
+      </w:r>
+      <w:proofErr w:type="gramEnd"/>
+      <w:r>
+        <w:t>/task4}</w:t>
       </w:r>
     </w:p>
     <w:p>
-      <w:pPr>
-        <w:pStyle w:val="ListBullet"/>
-        <w:ind w:left="288" w:firstLine="0"/>
-      </w:pPr>
       <w:r>
-        <w:t>{#task5}• {task5}{/task5}</w:t>
+        <w:t>{#task</w:t>
+      </w:r>
+      <w:proofErr w:type="gramStart"/>
+      <w:r>
+        <w:t>5}•</w:t>
+      </w:r>
+      <w:proofErr w:type="gramEnd"/>
+      <w:r>
+        <w:t xml:space="preserve"> {task</w:t>
+      </w:r>
+      <w:proofErr w:type="gramStart"/>
+      <w:r>
+        <w:t>5}{</w:t>
+      </w:r>
+      <w:proofErr w:type="gramEnd"/>
+      <w:r>
+        <w:t>/task5}</w:t>
       </w:r>
     </w:p>
     <w:p>
-      <w:pPr>
-        <w:pStyle w:val="ListBullet"/>
-        <w:numPr>
-          <w:ilvl w:val="0"/>
-          <w:numId w:val="0"/>
-        </w:numPr>
-        <w:ind w:left="288"/>
-      </w:pPr>
       <w:r>
         <w:t>{/</w:t>
       </w:r>
@@ -533,9 +453,6 @@
       </w:r>
     </w:p>
     <w:p>
-      <w:pPr>
-        <w:pStyle w:val="Heading1"/>
-      </w:pPr>
       <w:sdt>
         <w:sdtPr>
           <w:id w:val="1513793667"/>
@@ -548,21 +465,19 @@
         </w:sdtPr>
         <w:sdtContent>
           <w:r>
+            <w:rPr>
+              <w:b/>
+              <w:bCs/>
+              <w:sz w:val="48"/>
+              <w:szCs w:val="48"/>
+            </w:rPr>
             <w:t>Education</w:t>
           </w:r>
         </w:sdtContent>
       </w:sdt>
     </w:p>
     <w:p>
-      <w:pPr>
-        <w:spacing w:line="168" w:lineRule="auto"/>
-      </w:pPr>
       <w:r>
-        <w:rPr>
-          <w:noProof/>
-          <w:sz w:val="10"/>
-          <w:szCs w:val="12"/>
-        </w:rPr>
         <mc:AlternateContent>
           <mc:Choice Requires="wps">
             <w:drawing>
@@ -617,11 +532,7 @@
         </mc:AlternateContent>
       </w:r>
     </w:p>
-    <w:p>
-      <w:pPr>
-        <w:spacing w:line="168" w:lineRule="auto"/>
-      </w:pPr>
-    </w:p>
+    <w:p/>
     <w:tbl>
       <w:tblPr>
         <w:tblStyle w:val="TableGrid"/>
@@ -646,94 +557,39 @@
             <w:tcW w:w="4675" w:type="dxa"/>
           </w:tcPr>
           <w:p>
-            <w:pPr>
-              <w:rPr>
-                <w:b/>
-                <w:bCs/>
-              </w:rPr>
-            </w:pPr>
             <w:r>
-              <w:rPr>
-                <w:b/>
-                <w:bCs/>
-              </w:rPr>
               <w:t>{school} — {</w:t>
             </w:r>
             <w:proofErr w:type="spellStart"/>
             <w:r>
-              <w:rPr>
-                <w:b/>
-                <w:bCs/>
-              </w:rPr>
               <w:t>eduCity</w:t>
             </w:r>
             <w:proofErr w:type="spellEnd"/>
             <w:r>
-              <w:rPr>
-                <w:b/>
-                <w:bCs/>
-              </w:rPr>
               <w:t>}</w:t>
             </w:r>
             <w:r>
-              <w:rPr>
-                <w:b/>
-                <w:bCs/>
-              </w:rPr>
               <w:t xml:space="preserve"> |</w:t>
             </w:r>
             <w:r>
-              <w:rPr>
-                <w:b/>
-                <w:bCs/>
-              </w:rPr>
               <w:t xml:space="preserve"> {</w:t>
             </w:r>
             <w:proofErr w:type="spellStart"/>
             <w:r>
-              <w:rPr>
-                <w:b/>
-                <w:bCs/>
-              </w:rPr>
               <w:t>eduState</w:t>
             </w:r>
             <w:proofErr w:type="spellEnd"/>
             <w:r>
-              <w:rPr>
-                <w:b/>
-                <w:bCs/>
-              </w:rPr>
               <w:t>}</w:t>
             </w:r>
           </w:p>
           <w:p>
-            <w:pPr>
-              <w:spacing w:line="278" w:lineRule="auto"/>
-              <w:rPr>
-                <w:i/>
-                <w:iCs/>
-              </w:rPr>
-            </w:pPr>
             <w:r>
-              <w:rPr>
-                <w:i/>
-                <w:iCs/>
-              </w:rPr>
               <w:t xml:space="preserve">{program} </w:t>
             </w:r>
           </w:p>
           <w:p>
-            <w:pPr>
-              <w:rPr>
-                <w:i/>
-                <w:iCs/>
-              </w:rPr>
-            </w:pPr>
             <w:r>
-              <w:rPr>
-                <w:i/>
-                <w:iCs/>
-              </w:rPr>
               <w:t>{notes}</w:t>
             </w:r>
           </w:p>
@@ -744,9 +600,6 @@
             <w:tcW w:w="4675" w:type="dxa"/>
           </w:tcPr>
           <w:p>
-            <w:pPr>
-              <w:jc w:val="right"/>
-            </w:pPr>
             <w:r>
               <w:t>{</w:t>
             </w:r>
@@ -767,12 +620,7 @@
               <w:t>}</w:t>
             </w:r>
           </w:p>
-          <w:p>
-            <w:pPr>
-              <w:spacing w:line="168" w:lineRule="auto"/>
-              <w:jc w:val="right"/>
-            </w:pPr>
-          </w:p>
+          <w:p/>
         </w:tc>
       </w:tr>
     </w:tbl>
@@ -795,27 +643,42 @@
       </w:r>
     </w:p>
     <w:p>
-      <w:pPr>
-        <w:pStyle w:val="Heading1"/>
-      </w:pPr>
       <w:r>
-        <w:t>Skills and Certifications</w:t>
+        <w:rPr>
+          <w:b/>
+          <w:bCs/>
+          <w:sz w:val="48"/>
+          <w:szCs w:val="48"/>
+        </w:rPr>
+        <w:t>Skills</w:t>
+      </w:r>
+      <w:r>
+        <w:t xml:space="preserve"> </w:t>
+      </w:r>
+      <w:r>
+        <w:rPr>
+          <w:b/>
+          <w:bCs/>
+          <w:sz w:val="48"/>
+          <w:szCs w:val="48"/>
+        </w:rPr>
+        <w:t>and</w:t>
+      </w:r>
+      <w:r>
+        <w:t xml:space="preserve"> </w:t>
+      </w:r>
+      <w:r>
+        <w:rPr>
+          <w:b/>
+          <w:bCs/>
+          <w:sz w:val="48"/>
+          <w:szCs w:val="48"/>
+        </w:rPr>
+        <w:t>Certifications</w:t>
       </w:r>
     </w:p>
     <w:p>
-      <w:pPr>
-        <w:spacing w:line="168" w:lineRule="auto"/>
-        <w:rPr>
-          <w:sz w:val="10"/>
-          <w:szCs w:val="12"/>
-        </w:rPr>
-      </w:pPr>
       <w:r>
-        <w:rPr>
-          <w:noProof/>
-          <w:sz w:val="10"/>
-          <w:szCs w:val="12"/>
-        </w:rPr>
         <mc:AlternateContent>
           <mc:Choice Requires="wps">
             <w:drawing>
@@ -899,85 +762,219 @@
             </w:r>
           </w:p>
           <w:p>
-            <w:pPr>
-              <w:rPr>
-                <w:i/>
-                <w:iCs/>
-                <w:sz w:val="24"/>
-                <w:szCs w:val="24"/>
-                <w:u w:val="single"/>
-              </w:rPr>
-            </w:pPr>
             <w:r>
-              <w:rPr>
-                <w:i/>
-                <w:iCs/>
-                <w:sz w:val="24"/>
-                <w:szCs w:val="24"/>
-                <w:u w:val="single"/>
-              </w:rPr>
-              <w:t>C</w:t>
-            </w:r>
-            <w:r>
-              <w:rPr>
-                <w:i/>
-                <w:iCs/>
-                <w:sz w:val="24"/>
-                <w:szCs w:val="24"/>
-                <w:u w:val="single"/>
-              </w:rPr>
-              <w:t>ertifications</w:t>
+              <w:t>Certifications</w:t>
             </w:r>
           </w:p>
           <w:p>
             <w:r>
-              <w:t>{#cert1}• {cert1}{/cert1}</w:t>
+              <w:t>{#cert</w:t>
             </w:r>
-          </w:p>
-          <w:p>
+            <w:proofErr w:type="gramStart"/>
             <w:r>
-              <w:t>{#cert2}• {cert2}{/cert2}</w:t>
+              <w:t>1}•</w:t>
             </w:r>
-          </w:p>
-          <w:p>
+            <w:proofErr w:type="gramEnd"/>
             <w:r>
-              <w:t>{#cert3}• {cert3}{/cert3}</w:t>
+              <w:t xml:space="preserve"> {cert</w:t>
             </w:r>
-          </w:p>
-          <w:p>
+            <w:proofErr w:type="gramStart"/>
             <w:r>
-              <w:t>{#cert4}• {cert4}{/cert4}</w:t>
+              <w:t>1}{</w:t>
             </w:r>
-          </w:p>
-          <w:p>
+            <w:proofErr w:type="gramEnd"/>
             <w:r>
-              <w:t>{#cert5}• {cert5}{/cert5}</w:t>
+              <w:t>/cert1}</w:t>
             </w:r>
           </w:p>
           <w:p>
             <w:r>
               <w:lastRenderedPageBreak/>
-              <w:t>{#cert6}• {cert6}{/cert6}</w:t>
+              <w:t>{#cert</w:t>
+            </w:r>
+            <w:proofErr w:type="gramStart"/>
+            <w:r>
+              <w:t>2}•</w:t>
+            </w:r>
+            <w:proofErr w:type="gramEnd"/>
+            <w:r>
+              <w:t xml:space="preserve"> {cert</w:t>
+            </w:r>
+            <w:proofErr w:type="gramStart"/>
+            <w:r>
+              <w:t>2}{</w:t>
+            </w:r>
+            <w:proofErr w:type="gramEnd"/>
+            <w:r>
+              <w:t>/cert2}</w:t>
             </w:r>
           </w:p>
           <w:p>
             <w:r>
-              <w:t>{#cert7}• {cert7}{/cert7}</w:t>
+              <w:t>{#cert</w:t>
+            </w:r>
+            <w:proofErr w:type="gramStart"/>
+            <w:r>
+              <w:t>3}•</w:t>
+            </w:r>
+            <w:proofErr w:type="gramEnd"/>
+            <w:r>
+              <w:t xml:space="preserve"> {cert</w:t>
+            </w:r>
+            <w:proofErr w:type="gramStart"/>
+            <w:r>
+              <w:t>3}{</w:t>
+            </w:r>
+            <w:proofErr w:type="gramEnd"/>
+            <w:r>
+              <w:t>/cert3}</w:t>
             </w:r>
           </w:p>
           <w:p>
             <w:r>
-              <w:t>{#cert8}• {cert8}{/cert8}</w:t>
+              <w:t>{#cert</w:t>
+            </w:r>
+            <w:proofErr w:type="gramStart"/>
+            <w:r>
+              <w:t>4}•</w:t>
+            </w:r>
+            <w:proofErr w:type="gramEnd"/>
+            <w:r>
+              <w:t xml:space="preserve"> {cert</w:t>
+            </w:r>
+            <w:proofErr w:type="gramStart"/>
+            <w:r>
+              <w:t>4}{</w:t>
+            </w:r>
+            <w:proofErr w:type="gramEnd"/>
+            <w:r>
+              <w:t>/cert4}</w:t>
             </w:r>
           </w:p>
           <w:p>
             <w:r>
-              <w:t>{#cert9}• {cert9}{/cert9}</w:t>
+              <w:t>{#cert</w:t>
+            </w:r>
+            <w:proofErr w:type="gramStart"/>
+            <w:r>
+              <w:t>5}•</w:t>
+            </w:r>
+            <w:proofErr w:type="gramEnd"/>
+            <w:r>
+              <w:t xml:space="preserve"> {cert</w:t>
+            </w:r>
+            <w:proofErr w:type="gramStart"/>
+            <w:r>
+              <w:t>5}{</w:t>
+            </w:r>
+            <w:proofErr w:type="gramEnd"/>
+            <w:r>
+              <w:t>/cert5}</w:t>
             </w:r>
           </w:p>
           <w:p>
             <w:r>
-              <w:t>{#cert10}• {cert10}{/cert10}</w:t>
+              <w:t>{#cert</w:t>
+            </w:r>
+            <w:proofErr w:type="gramStart"/>
+            <w:r>
+              <w:t>6}•</w:t>
+            </w:r>
+            <w:proofErr w:type="gramEnd"/>
+            <w:r>
+              <w:t xml:space="preserve"> {cert</w:t>
+            </w:r>
+            <w:proofErr w:type="gramStart"/>
+            <w:r>
+              <w:t>6}{</w:t>
+            </w:r>
+            <w:proofErr w:type="gramEnd"/>
+            <w:r>
+              <w:t>/cert6}</w:t>
+            </w:r>
+          </w:p>
+          <w:p>
+            <w:r>
+              <w:t>{#cert</w:t>
+            </w:r>
+            <w:proofErr w:type="gramStart"/>
+            <w:r>
+              <w:t>7}•</w:t>
+            </w:r>
+            <w:proofErr w:type="gramEnd"/>
+            <w:r>
+              <w:t xml:space="preserve"> {cert</w:t>
+            </w:r>
+            <w:proofErr w:type="gramStart"/>
+            <w:r>
+              <w:t>7}{</w:t>
+            </w:r>
+            <w:proofErr w:type="gramEnd"/>
+            <w:r>
+              <w:t>/cert7}</w:t>
+            </w:r>
+          </w:p>
+          <w:p>
+            <w:r>
+              <w:t>{#cert</w:t>
+            </w:r>
+            <w:proofErr w:type="gramStart"/>
+            <w:r>
+              <w:t>8}•</w:t>
+            </w:r>
+            <w:proofErr w:type="gramEnd"/>
+            <w:r>
+              <w:t xml:space="preserve"> {cert</w:t>
+            </w:r>
+            <w:proofErr w:type="gramStart"/>
+            <w:r>
+              <w:t>8}{</w:t>
+            </w:r>
+            <w:proofErr w:type="gramEnd"/>
+            <w:r>
+              <w:t>/cert8}</w:t>
+            </w:r>
+          </w:p>
+          <w:p>
+            <w:r>
+              <w:t>{#cert</w:t>
+            </w:r>
+            <w:proofErr w:type="gramStart"/>
+            <w:r>
+              <w:t>9}•</w:t>
+            </w:r>
+            <w:proofErr w:type="gramEnd"/>
+            <w:r>
+              <w:t xml:space="preserve"> {cert</w:t>
+            </w:r>
+            <w:proofErr w:type="gramStart"/>
+            <w:r>
+              <w:t>9}{</w:t>
+            </w:r>
+            <w:proofErr w:type="gramEnd"/>
+            <w:r>
+              <w:t>/cert9}</w:t>
+            </w:r>
+          </w:p>
+          <w:p>
+            <w:r>
+              <w:t>{#cert</w:t>
+            </w:r>
+            <w:proofErr w:type="gramStart"/>
+            <w:r>
+              <w:t>10}•</w:t>
+            </w:r>
+            <w:proofErr w:type="gramEnd"/>
+            <w:r>
+              <w:t xml:space="preserve"> {cert</w:t>
+            </w:r>
+            <w:proofErr w:type="gramStart"/>
+            <w:r>
+              <w:t>10}{</w:t>
+            </w:r>
+            <w:proofErr w:type="gramEnd"/>
+            <w:r>
+              <w:t>/cert10}</w:t>
             </w:r>
           </w:p>
           <w:p>
@@ -1006,75 +1003,219 @@
             </w:r>
           </w:p>
           <w:p>
-            <w:pPr>
-              <w:rPr>
-                <w:i/>
-                <w:iCs/>
-                <w:sz w:val="24"/>
-                <w:szCs w:val="24"/>
-                <w:u w:val="single"/>
-              </w:rPr>
-            </w:pPr>
             <w:r>
-              <w:rPr>
-                <w:i/>
-                <w:iCs/>
-                <w:sz w:val="24"/>
-                <w:szCs w:val="24"/>
-                <w:u w:val="single"/>
-              </w:rPr>
               <w:t>Skills</w:t>
             </w:r>
           </w:p>
           <w:p>
             <w:r>
-              <w:t>{#skill1}• {skill1}{/skill1}</w:t>
+              <w:t>{#skill</w:t>
             </w:r>
-          </w:p>
-          <w:p>
+            <w:proofErr w:type="gramStart"/>
             <w:r>
-              <w:t>{#skill2}• {skill2}{/skill2}</w:t>
+              <w:t>1}•</w:t>
             </w:r>
-          </w:p>
-          <w:p>
+            <w:proofErr w:type="gramEnd"/>
             <w:r>
-              <w:t>{#skill3}• {skill3}{/skill3}</w:t>
+              <w:t xml:space="preserve"> {skill</w:t>
             </w:r>
-          </w:p>
-          <w:p>
+            <w:proofErr w:type="gramStart"/>
             <w:r>
-              <w:t>{#skill4}• {skill4}{/skill4}</w:t>
+              <w:t>1}{</w:t>
             </w:r>
-          </w:p>
-          <w:p>
+            <w:proofErr w:type="gramEnd"/>
             <w:r>
-              <w:t>{#skill5}• {skill5}{/skill5}</w:t>
+              <w:t>/skill1}</w:t>
             </w:r>
           </w:p>
           <w:p>
             <w:r>
               <w:lastRenderedPageBreak/>
-              <w:t>{#skill6}• {skill6}{/skill6}</w:t>
+              <w:t>{#skill</w:t>
+            </w:r>
+            <w:proofErr w:type="gramStart"/>
+            <w:r>
+              <w:t>2}•</w:t>
+            </w:r>
+            <w:proofErr w:type="gramEnd"/>
+            <w:r>
+              <w:t xml:space="preserve"> {skill</w:t>
+            </w:r>
+            <w:proofErr w:type="gramStart"/>
+            <w:r>
+              <w:t>2}{</w:t>
+            </w:r>
+            <w:proofErr w:type="gramEnd"/>
+            <w:r>
+              <w:t>/skill2}</w:t>
             </w:r>
           </w:p>
           <w:p>
             <w:r>
-              <w:t>{#skill7}• {skill7}{/skill7}</w:t>
+              <w:t>{#skill</w:t>
+            </w:r>
+            <w:proofErr w:type="gramStart"/>
+            <w:r>
+              <w:t>3}•</w:t>
+            </w:r>
+            <w:proofErr w:type="gramEnd"/>
+            <w:r>
+              <w:t xml:space="preserve"> {skill</w:t>
+            </w:r>
+            <w:proofErr w:type="gramStart"/>
+            <w:r>
+              <w:t>3}{</w:t>
+            </w:r>
+            <w:proofErr w:type="gramEnd"/>
+            <w:r>
+              <w:t>/skill3}</w:t>
             </w:r>
           </w:p>
           <w:p>
             <w:r>
-              <w:t>{#skill8}• {skill8}{/skill8}</w:t>
+              <w:t>{#skill</w:t>
+            </w:r>
+            <w:proofErr w:type="gramStart"/>
+            <w:r>
+              <w:t>4}•</w:t>
+            </w:r>
+            <w:proofErr w:type="gramEnd"/>
+            <w:r>
+              <w:t xml:space="preserve"> {skill</w:t>
+            </w:r>
+            <w:proofErr w:type="gramStart"/>
+            <w:r>
+              <w:t>4}{</w:t>
+            </w:r>
+            <w:proofErr w:type="gramEnd"/>
+            <w:r>
+              <w:t>/skill4}</w:t>
             </w:r>
           </w:p>
           <w:p>
             <w:r>
-              <w:t>{#skill9}• {skill9}{/skill9}</w:t>
+              <w:t>{#skill</w:t>
+            </w:r>
+            <w:proofErr w:type="gramStart"/>
+            <w:r>
+              <w:t>5}•</w:t>
+            </w:r>
+            <w:proofErr w:type="gramEnd"/>
+            <w:r>
+              <w:t xml:space="preserve"> {skill</w:t>
+            </w:r>
+            <w:proofErr w:type="gramStart"/>
+            <w:r>
+              <w:t>5}{</w:t>
+            </w:r>
+            <w:proofErr w:type="gramEnd"/>
+            <w:r>
+              <w:t>/skill5}</w:t>
             </w:r>
           </w:p>
           <w:p>
             <w:r>
-              <w:t>{#skill10}• {skill10}{/skill10}</w:t>
+              <w:t>{#skill</w:t>
+            </w:r>
+            <w:proofErr w:type="gramStart"/>
+            <w:r>
+              <w:t>6}•</w:t>
+            </w:r>
+            <w:proofErr w:type="gramEnd"/>
+            <w:r>
+              <w:t xml:space="preserve"> {skill</w:t>
+            </w:r>
+            <w:proofErr w:type="gramStart"/>
+            <w:r>
+              <w:t>6}{</w:t>
+            </w:r>
+            <w:proofErr w:type="gramEnd"/>
+            <w:r>
+              <w:t>/skill6}</w:t>
+            </w:r>
+          </w:p>
+          <w:p>
+            <w:r>
+              <w:t>{#skill</w:t>
+            </w:r>
+            <w:proofErr w:type="gramStart"/>
+            <w:r>
+              <w:t>7}•</w:t>
+            </w:r>
+            <w:proofErr w:type="gramEnd"/>
+            <w:r>
+              <w:t xml:space="preserve"> {skill</w:t>
+            </w:r>
+            <w:proofErr w:type="gramStart"/>
+            <w:r>
+              <w:t>7}{</w:t>
+            </w:r>
+            <w:proofErr w:type="gramEnd"/>
+            <w:r>
+              <w:t>/skill7}</w:t>
+            </w:r>
+          </w:p>
+          <w:p>
+            <w:r>
+              <w:t>{#skill</w:t>
+            </w:r>
+            <w:proofErr w:type="gramStart"/>
+            <w:r>
+              <w:t>8}•</w:t>
+            </w:r>
+            <w:proofErr w:type="gramEnd"/>
+            <w:r>
+              <w:t xml:space="preserve"> {skill</w:t>
+            </w:r>
+            <w:proofErr w:type="gramStart"/>
+            <w:r>
+              <w:t>8}{</w:t>
+            </w:r>
+            <w:proofErr w:type="gramEnd"/>
+            <w:r>
+              <w:t>/skill8}</w:t>
+            </w:r>
+          </w:p>
+          <w:p>
+            <w:r>
+              <w:t>{#skill</w:t>
+            </w:r>
+            <w:proofErr w:type="gramStart"/>
+            <w:r>
+              <w:t>9}•</w:t>
+            </w:r>
+            <w:proofErr w:type="gramEnd"/>
+            <w:r>
+              <w:t xml:space="preserve"> {skill</w:t>
+            </w:r>
+            <w:proofErr w:type="gramStart"/>
+            <w:r>
+              <w:t>9}{</w:t>
+            </w:r>
+            <w:proofErr w:type="gramEnd"/>
+            <w:r>
+              <w:t>/skill9}</w:t>
+            </w:r>
+          </w:p>
+          <w:p>
+            <w:r>
+              <w:t>{#skill</w:t>
+            </w:r>
+            <w:proofErr w:type="gramStart"/>
+            <w:r>
+              <w:t>10}•</w:t>
+            </w:r>
+            <w:proofErr w:type="gramEnd"/>
+            <w:r>
+              <w:t xml:space="preserve"> {skill</w:t>
+            </w:r>
+            <w:proofErr w:type="gramStart"/>
+            <w:r>
+              <w:t>10}{</w:t>
+            </w:r>
+            <w:proofErr w:type="gramEnd"/>
+            <w:r>
+              <w:t>/skill10}</w:t>
             </w:r>
           </w:p>
           <w:p>
@@ -27803,7 +27944,6 @@
   </w:compat>
   <w:rsids>
     <w:rsidRoot w:val="00A25C69"/>
-    <w:rsid w:val="00081A76"/>
     <w:rsid w:val="000E152C"/>
     <w:rsid w:val="001C714E"/>
     <w:rsid w:val="003A59D8"/>
@@ -27814,6 +27954,7 @@
     <w:rsid w:val="00513A6E"/>
     <w:rsid w:val="00545AEE"/>
     <w:rsid w:val="005C7CFF"/>
+    <w:rsid w:val="00780C3F"/>
     <w:rsid w:val="007B17CD"/>
     <w:rsid w:val="0088273D"/>
     <w:rsid w:val="009151D0"/>

--- a/public/templates/TemplateC.docx
+++ b/public/templates/TemplateC.docx
@@ -4,148 +4,137 @@
   <w:body>
     <w:p>
       <w:pPr>
+        <w:jc w:val="center"/>
         <w:rPr>
-          <w:b/>
-          <w:bCs/>
           <w:sz w:val="56"/>
           <w:szCs w:val="56"/>
         </w:rPr>
       </w:pPr>
       <w:r>
         <w:rPr>
-          <w:b/>
-          <w:bCs/>
           <w:sz w:val="56"/>
           <w:szCs w:val="56"/>
         </w:rPr>
         <w:t>{name}</w:t>
       </w:r>
+    </w:p>
+    <w:p>
+      <w:pPr>
+        <w:spacing w:after="0"/>
+        <w:jc w:val="center"/>
+        <w:rPr>
+          <w:sz w:val="28"/>
+          <w:szCs w:val="28"/>
+        </w:rPr>
+      </w:pPr>
       <w:r>
         <w:rPr>
-          <w:b/>
-          <w:bCs/>
-          <w:sz w:val="56"/>
-          <w:szCs w:val="56"/>
+          <w:sz w:val="28"/>
+          <w:szCs w:val="28"/>
         </w:rPr>
-        <w:t xml:space="preserve"> </w:t>
+        <w:t>{address}</w:t>
+      </w:r>
+    </w:p>
+    <w:p>
+      <w:pPr>
+        <w:spacing w:after="0"/>
+        <w:jc w:val="center"/>
+        <w:rPr>
+          <w:sz w:val="28"/>
+          <w:szCs w:val="28"/>
+        </w:rPr>
+      </w:pPr>
+      <w:r>
+        <w:rPr>
+          <w:sz w:val="28"/>
+          <w:szCs w:val="28"/>
+        </w:rPr>
+        <w:t>{city}, {state} {zip}</w:t>
+      </w:r>
+    </w:p>
+    <w:p>
+      <w:pPr>
+        <w:spacing w:after="0"/>
+        <w:jc w:val="center"/>
+        <w:rPr>
+          <w:sz w:val="28"/>
+          <w:szCs w:val="28"/>
+        </w:rPr>
+      </w:pPr>
+      <w:r>
+        <w:rPr>
+          <w:sz w:val="28"/>
+          <w:szCs w:val="28"/>
+        </w:rPr>
+        <w:t>{phone}  |  {email}</w:t>
+      </w:r>
+    </w:p>
+    <w:p>
+      <w:pPr>
+        <w:rPr>
+          <w:sz w:val="28"/>
+          <w:szCs w:val="28"/>
+        </w:rPr>
+      </w:pPr>
+    </w:p>
+    <w:p>
+      <w:pPr>
+        <w:rPr>
+          <w:sz w:val="48"/>
+          <w:szCs w:val="48"/>
+        </w:rPr>
+      </w:pPr>
+      <w:r>
+        <w:rPr>
+          <w:sz w:val="48"/>
+          <w:szCs w:val="48"/>
+        </w:rPr>
+        <w:t>PROFESSIONAL SUMMARY</w:t>
       </w:r>
     </w:p>
     <w:p>
       <w:r>
-        <w:t>{address}</w:t>
-      </w:r>
-      <w:r>
-        <w:t xml:space="preserve"> </w:t>
-      </w:r>
-      <w:r>
-        <w:t>{city}, {state} {zip}</w:t>
+        <w:t>{professionalSummary}</w:t>
       </w:r>
     </w:p>
     <w:p>
+      <w:pPr>
+        <w:spacing w:after="0"/>
+      </w:pPr>
       <w:r>
-        <w:t>{</w:t>
-      </w:r>
-      <w:proofErr w:type="gramStart"/>
-      <w:r>
-        <w:t>phone}  |</w:t>
-      </w:r>
-      <w:proofErr w:type="gramEnd"/>
-      <w:r>
-        <w:t xml:space="preserve">  {email}</w:t>
-      </w:r>
-    </w:p>
-    <w:p/>
-    <w:p>
-      <w:sdt>
-        <w:sdtPr>
-          <w:id w:val="-736782104"/>
-          <w:placeholder>
-            <w:docPart w:val="18450ADDC2A24C2BA862F6E14FB03997"/>
-          </w:placeholder>
-          <w:temporary/>
-          <w:showingPlcHdr/>
-          <w15:appearance w15:val="hidden"/>
-        </w:sdtPr>
-        <w:sdtContent>
-          <w:r>
-            <w:rPr>
-              <w:b/>
-              <w:bCs/>
-              <w:sz w:val="48"/>
-              <w:szCs w:val="48"/>
-            </w:rPr>
-            <w:t>Objective</w:t>
-          </w:r>
-        </w:sdtContent>
-      </w:sdt>
-    </w:p>
-    <w:p>
-      <w:r>
-        <mc:AlternateContent>
-          <mc:Choice Requires="wps">
-            <w:drawing>
-              <wp:inline distT="0" distB="0" distL="0" distR="0" wp14:anchorId="56A50478" wp14:editId="09F33BFD">
-                <wp:extent cx="5943600" cy="0"/>
-                <wp:effectExtent l="0" t="0" r="0" b="0"/>
-                <wp:docPr id="1871348183" name="Straight Connector 1">
-                  <a:extLst xmlns:a="http://schemas.openxmlformats.org/drawingml/2006/main">
-                    <a:ext uri="{C183D7F6-B498-43B3-948B-1728B52AA6E4}">
-                      <adec:decorative xmlns:adec="http://schemas.microsoft.com/office/drawing/2017/decorative" val="1"/>
-                    </a:ext>
-                  </a:extLst>
-                </wp:docPr>
-                <wp:cNvGraphicFramePr/>
-                <a:graphic xmlns:a="http://schemas.openxmlformats.org/drawingml/2006/main">
-                  <a:graphicData uri="http://schemas.microsoft.com/office/word/2010/wordprocessingShape">
-                    <wps:wsp>
-                      <wps:cNvCnPr/>
-                      <wps:spPr>
-                        <a:xfrm>
-                          <a:off x="0" y="0"/>
-                          <a:ext cx="5943600" cy="0"/>
-                        </a:xfrm>
-                        <a:prstGeom prst="line">
-                          <a:avLst/>
-                        </a:prstGeom>
-                        <a:noFill/>
-                        <a:ln w="12700" cap="flat" cmpd="sng" algn="ctr">
-                          <a:solidFill>
-                            <a:schemeClr val="tx1"/>
-                          </a:solidFill>
-                          <a:prstDash val="solid"/>
-                          <a:miter lim="800000"/>
-                        </a:ln>
-                        <a:effectLst/>
-                      </wps:spPr>
-                      <wps:bodyPr/>
-                    </wps:wsp>
-                  </a:graphicData>
-                </a:graphic>
-              </wp:inline>
-            </w:drawing>
-          </mc:Choice>
-          <mc:Fallback xmlns:adec="http://schemas.microsoft.com/office/drawing/2017/decorative" xmlns:a="http://schemas.openxmlformats.org/drawingml/2006/main">
-            <w:pict>
-              <v:line id="Straight Connector 1" style="visibility:visible;mso-wrap-style:square;mso-left-percent:-10001;mso-top-percent:-10001;mso-position-horizontal:absolute;mso-position-horizontal-relative:char;mso-position-vertical:absolute;mso-position-vertical-relative:line;mso-left-percent:-10001;mso-top-percent:-10001" alt="&quot;&quot;" o:spid="_x0000_s1026" strokecolor="black [3213]" strokeweight="1pt" from="0,0" to="468pt,0" w14:anchorId="19CE38B2" o:gfxdata="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">
-                <v:stroke joinstyle="miter"/>
-                <w10:anchorlock/>
-              </v:line>
-            </w:pict>
-          </mc:Fallback>
-        </mc:AlternateContent>
+        <w:t>{#summary1}• {summary1}{/summary1}</w:t>
       </w:r>
     </w:p>
     <w:p>
+      <w:pPr>
+        <w:spacing w:after="0"/>
+      </w:pPr>
       <w:r>
-        <w:t>{</w:t>
+        <w:t>{#summary2}• {summary2}{/summary2}</w:t>
       </w:r>
-      <w:proofErr w:type="spellStart"/>
+    </w:p>
+    <w:p>
+      <w:pPr>
+        <w:spacing w:after="0"/>
+      </w:pPr>
       <w:r>
-        <w:t>professionalSummary</w:t>
+        <w:t>{#summary3}• {summary3}{/summary3}</w:t>
       </w:r>
-      <w:proofErr w:type="spellEnd"/>
+    </w:p>
+    <w:p>
+      <w:pPr>
+        <w:spacing w:after="0"/>
+      </w:pPr>
       <w:r>
-        <w:t>}</w:t>
+        <w:t>{#summary4}• {summary4}{/summary4}</w:t>
+      </w:r>
+    </w:p>
+    <w:p>
+      <w:pPr>
+        <w:spacing w:after="0"/>
+      </w:pPr>
+      <w:r>
+        <w:t>{#summary5}• {summary5}{/summary5}</w:t>
       </w:r>
     </w:p>
     <w:p>
@@ -153,101 +142,171 @@
         <w:t>{#hasWorkExperience}</w:t>
       </w:r>
     </w:p>
+    <w:p/>
+    <w:p/>
     <w:p>
       <w:r>
         <w:t>{#workExperience}</w:t>
       </w:r>
     </w:p>
     <w:p>
-      <w:sdt>
-        <w:sdtPr>
-          <w:id w:val="1494989950"/>
-          <w:placeholder>
-            <w:docPart w:val="C09572674A1346D0A4CA40686364E89A"/>
-          </w:placeholder>
-          <w:temporary/>
-          <w:showingPlcHdr/>
-          <w15:appearance w15:val="hidden"/>
-        </w:sdtPr>
-        <w:sdtContent>
-          <w:r>
-            <w:rPr>
-              <w:b/>
-              <w:bCs/>
-              <w:sz w:val="48"/>
-              <w:szCs w:val="48"/>
-            </w:rPr>
-            <w:t>Experience</w:t>
-          </w:r>
-        </w:sdtContent>
-      </w:sdt>
+      <w:r>
+        <w:rPr>
+          <w:sz w:val="56"/>
+          <w:szCs w:val="56"/>
+        </w:rPr>
+        <w:t>WORK EXPERIENCE</w:t>
+      </w:r>
+    </w:p>
+    <w:p>
+      <w:pPr>
+        <w:spacing w:after="0"/>
+        <w:rPr>
+          <w:sz w:val="28"/>
+          <w:szCs w:val="28"/>
+        </w:rPr>
+      </w:pPr>
+      <w:r>
+        <w:rPr>
+          <w:sz w:val="28"/>
+          <w:szCs w:val="28"/>
+        </w:rPr>
+        <w:t>{title}, {employer} ({employerCity}, {employerState})</w:t>
+      </w:r>
+    </w:p>
+    <w:p>
+      <w:pPr>
+        <w:spacing w:after="0"/>
+      </w:pPr>
+      <w:r>
+        <w:t>{start} – {end}</w:t>
+      </w:r>
+    </w:p>
+    <w:p>
+      <w:pPr>
+        <w:spacing w:after="0"/>
+      </w:pPr>
+      <w:r>
+        <w:t>{#task1}• {task1}{/task1}</w:t>
+      </w:r>
+    </w:p>
+    <w:p>
+      <w:pPr>
+        <w:spacing w:after="0"/>
+      </w:pPr>
+      <w:r>
+        <w:t>{#task2}• {task2}{/task2}</w:t>
+      </w:r>
+    </w:p>
+    <w:p>
+      <w:pPr>
+        <w:spacing w:after="0"/>
+      </w:pPr>
+      <w:r>
+        <w:t>{#task3}• {task3}{/task3}</w:t>
+      </w:r>
+    </w:p>
+    <w:p>
+      <w:pPr>
+        <w:spacing w:after="0"/>
+      </w:pPr>
+      <w:r>
+        <w:t>{#task4}• {task4}{/task4}</w:t>
+      </w:r>
+    </w:p>
+    <w:p>
+      <w:pPr>
+        <w:spacing w:after="0"/>
+      </w:pPr>
+      <w:r>
+        <w:t>{#task5}• {task5}{/task5}</w:t>
+      </w:r>
     </w:p>
     <w:p>
       <w:r>
-        <mc:AlternateContent>
-          <mc:Choice Requires="wps">
-            <w:drawing>
-              <wp:inline distT="0" distB="0" distL="0" distR="0" wp14:anchorId="2B94BCE2" wp14:editId="4DC7ED9B">
-                <wp:extent cx="5943600" cy="0"/>
-                <wp:effectExtent l="0" t="0" r="0" b="0"/>
-                <wp:docPr id="2043802987" name="Straight Connector 1">
-                  <a:extLst xmlns:a="http://schemas.openxmlformats.org/drawingml/2006/main">
-                    <a:ext uri="{C183D7F6-B498-43B3-948B-1728B52AA6E4}">
-                      <adec:decorative xmlns:adec="http://schemas.microsoft.com/office/drawing/2017/decorative" val="1"/>
-                    </a:ext>
-                  </a:extLst>
-                </wp:docPr>
-                <wp:cNvGraphicFramePr/>
-                <a:graphic xmlns:a="http://schemas.openxmlformats.org/drawingml/2006/main">
-                  <a:graphicData uri="http://schemas.microsoft.com/office/word/2010/wordprocessingShape">
-                    <wps:wsp>
-                      <wps:cNvCnPr/>
-                      <wps:spPr>
-                        <a:xfrm>
-                          <a:off x="0" y="0"/>
-                          <a:ext cx="5943600" cy="0"/>
-                        </a:xfrm>
-                        <a:prstGeom prst="line">
-                          <a:avLst/>
-                        </a:prstGeom>
-                        <a:ln w="12700">
-                          <a:solidFill>
-                            <a:schemeClr val="tx1"/>
-                          </a:solidFill>
-                        </a:ln>
-                      </wps:spPr>
-                      <wps:style>
-                        <a:lnRef idx="1">
-                          <a:schemeClr val="accent1"/>
-                        </a:lnRef>
-                        <a:fillRef idx="0">
-                          <a:schemeClr val="accent1"/>
-                        </a:fillRef>
-                        <a:effectRef idx="0">
-                          <a:schemeClr val="accent1"/>
-                        </a:effectRef>
-                        <a:fontRef idx="minor">
-                          <a:schemeClr val="tx1"/>
-                        </a:fontRef>
-                      </wps:style>
-                      <wps:bodyPr/>
-                    </wps:wsp>
-                  </a:graphicData>
-                </a:graphic>
-              </wp:inline>
-            </w:drawing>
-          </mc:Choice>
-          <mc:Fallback xmlns:adec="http://schemas.microsoft.com/office/drawing/2017/decorative" xmlns:a="http://schemas.openxmlformats.org/drawingml/2006/main">
-            <w:pict>
-              <v:line id="Straight Connector 1" style="visibility:visible;mso-wrap-style:square;mso-left-percent:-10001;mso-top-percent:-10001;mso-position-horizontal:absolute;mso-position-horizontal-relative:char;mso-position-vertical:absolute;mso-position-vertical-relative:line;mso-left-percent:-10001;mso-top-percent:-10001" alt="&quot;&quot;" o:spid="_x0000_s1026" strokecolor="black [3213]" strokeweight="1pt" from="0,0" to="468pt,0" w14:anchorId="2B374EF3" o:gfxdata="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">
-                <v:stroke joinstyle="miter"/>
-                <w10:anchorlock/>
-              </v:line>
-            </w:pict>
-          </mc:Fallback>
-        </mc:AlternateContent>
+        <w:t>{/workExperience}</w:t>
       </w:r>
     </w:p>
+    <w:p>
+      <w:r>
+        <w:t>{/hasWorkExperience}</w:t>
+      </w:r>
+    </w:p>
+    <w:p>
+      <w:r>
+        <w:t>{#hasEducation}</w:t>
+      </w:r>
+    </w:p>
+    <w:p>
+      <w:pPr>
+        <w:rPr>
+          <w:sz w:val="56"/>
+          <w:szCs w:val="56"/>
+        </w:rPr>
+      </w:pPr>
+      <w:r>
+        <w:rPr>
+          <w:sz w:val="56"/>
+          <w:szCs w:val="56"/>
+        </w:rPr>
+        <w:t>EDUCATION</w:t>
+      </w:r>
+    </w:p>
+    <w:p>
+      <w:r>
+        <w:t>{#education}</w:t>
+      </w:r>
+    </w:p>
+    <w:p>
+      <w:r>
+        <w:t>{</w:t>
+      </w:r>
+      <w:r>
+        <w:t>school} — {</w:t>
+      </w:r>
+      <w:r>
+        <w:t>eduC</w:t>
+      </w:r>
+      <w:r>
+        <w:t>ity}, {</w:t>
+      </w:r>
+      <w:r>
+        <w:t>eduS</w:t>
+      </w:r>
+      <w:r>
+        <w:t>tate}</w:t>
+      </w:r>
+    </w:p>
+    <w:p>
+      <w:pPr>
+        <w:spacing w:line="278" w:lineRule="auto"/>
+      </w:pPr>
+      <w:r>
+        <w:t xml:space="preserve">{program} </w:t>
+      </w:r>
+    </w:p>
+    <w:p>
+      <w:r>
+        <w:t>{startDate} – {endDate}</w:t>
+      </w:r>
+    </w:p>
+    <w:p>
+      <w:r>
+        <w:t>{notes}</w:t>
+      </w:r>
+    </w:p>
+    <w:p/>
+    <w:p>
+      <w:r>
+        <w:t>{/education}</w:t>
+      </w:r>
+    </w:p>
+    <w:p>
+      <w:r>
+        <w:t>{/hasEducation}</w:t>
+      </w:r>
+    </w:p>
+    <w:p/>
     <w:p/>
     <w:tbl>
       <w:tblPr>
@@ -264,492 +323,8 @@
         <w:tblLook w:val="04A0" w:firstRow="1" w:lastRow="0" w:firstColumn="1" w:lastColumn="0" w:noHBand="0" w:noVBand="1"/>
       </w:tblPr>
       <w:tblGrid>
-        <w:gridCol w:w="6745"/>
-        <w:gridCol w:w="2605"/>
-      </w:tblGrid>
-      <w:tr>
-        <w:tc>
-          <w:tcPr>
-            <w:tcW w:w="6745" w:type="dxa"/>
-          </w:tcPr>
-          <w:p>
-            <w:r>
-              <w:t>{title} | {</w:t>
-            </w:r>
-            <w:proofErr w:type="gramStart"/>
-            <w:r>
-              <w:t>employer}      (</w:t>
-            </w:r>
-            <w:proofErr w:type="gramEnd"/>
-            <w:r>
-              <w:t>{</w:t>
-            </w:r>
-            <w:proofErr w:type="spellStart"/>
-            <w:proofErr w:type="gramStart"/>
-            <w:r>
-              <w:t>employerCity</w:t>
-            </w:r>
-            <w:proofErr w:type="spellEnd"/>
-            <w:r>
-              <w:t>}, {</w:t>
-            </w:r>
-            <w:proofErr w:type="spellStart"/>
-            <w:proofErr w:type="gramEnd"/>
-            <w:r>
-              <w:t>employerState</w:t>
-            </w:r>
-            <w:proofErr w:type="spellEnd"/>
-            <w:r>
-              <w:t>})</w:t>
-            </w:r>
-          </w:p>
-        </w:tc>
-        <w:tc>
-          <w:tcPr>
-            <w:tcW w:w="2605" w:type="dxa"/>
-          </w:tcPr>
-          <w:p>
-            <w:r>
-              <w:t>{start} – {end}</w:t>
-            </w:r>
-          </w:p>
-        </w:tc>
-      </w:tr>
-    </w:tbl>
-    <w:p>
-      <w:r>
-        <w:t>{#task</w:t>
-      </w:r>
-      <w:proofErr w:type="gramStart"/>
-      <w:r>
-        <w:t>1}•</w:t>
-      </w:r>
-      <w:proofErr w:type="gramEnd"/>
-      <w:r>
-        <w:t xml:space="preserve"> {task</w:t>
-      </w:r>
-      <w:proofErr w:type="gramStart"/>
-      <w:r>
-        <w:t>1}{</w:t>
-      </w:r>
-      <w:proofErr w:type="gramEnd"/>
-      <w:r>
-        <w:t>/task1}</w:t>
-      </w:r>
-    </w:p>
-    <w:p>
-      <w:r>
-        <w:t>{#task</w:t>
-      </w:r>
-      <w:proofErr w:type="gramStart"/>
-      <w:r>
-        <w:t>2}•</w:t>
-      </w:r>
-      <w:proofErr w:type="gramEnd"/>
-      <w:r>
-        <w:t xml:space="preserve"> {task</w:t>
-      </w:r>
-      <w:proofErr w:type="gramStart"/>
-      <w:r>
-        <w:t>2}{</w:t>
-      </w:r>
-      <w:proofErr w:type="gramEnd"/>
-      <w:r>
-        <w:t>/task2}</w:t>
-      </w:r>
-    </w:p>
-    <w:p>
-      <w:r>
-        <w:t>{#task</w:t>
-      </w:r>
-      <w:proofErr w:type="gramStart"/>
-      <w:r>
-        <w:t>3}•</w:t>
-      </w:r>
-      <w:proofErr w:type="gramEnd"/>
-      <w:r>
-        <w:t xml:space="preserve"> {task</w:t>
-      </w:r>
-      <w:proofErr w:type="gramStart"/>
-      <w:r>
-        <w:t>3}{</w:t>
-      </w:r>
-      <w:proofErr w:type="gramEnd"/>
-      <w:r>
-        <w:t>/task3}</w:t>
-      </w:r>
-    </w:p>
-    <w:p>
-      <w:r>
-        <w:t>{#task</w:t>
-      </w:r>
-      <w:proofErr w:type="gramStart"/>
-      <w:r>
-        <w:t>4}•</w:t>
-      </w:r>
-      <w:proofErr w:type="gramEnd"/>
-      <w:r>
-        <w:t xml:space="preserve"> {task</w:t>
-      </w:r>
-      <w:proofErr w:type="gramStart"/>
-      <w:r>
-        <w:t>4}{</w:t>
-      </w:r>
-      <w:proofErr w:type="gramEnd"/>
-      <w:r>
-        <w:t>/task4}</w:t>
-      </w:r>
-    </w:p>
-    <w:p>
-      <w:r>
-        <w:t>{#task</w:t>
-      </w:r>
-      <w:proofErr w:type="gramStart"/>
-      <w:r>
-        <w:t>5}•</w:t>
-      </w:r>
-      <w:proofErr w:type="gramEnd"/>
-      <w:r>
-        <w:t xml:space="preserve"> {task</w:t>
-      </w:r>
-      <w:proofErr w:type="gramStart"/>
-      <w:r>
-        <w:t>5}{</w:t>
-      </w:r>
-      <w:proofErr w:type="gramEnd"/>
-      <w:r>
-        <w:t>/task5}</w:t>
-      </w:r>
-    </w:p>
-    <w:p>
-      <w:r>
-        <w:t>{/</w:t>
-      </w:r>
-      <w:proofErr w:type="spellStart"/>
-      <w:r>
-        <w:t>workExperience</w:t>
-      </w:r>
-      <w:proofErr w:type="spellEnd"/>
-      <w:r>
-        <w:t>}</w:t>
-      </w:r>
-    </w:p>
-    <w:p>
-      <w:r>
-        <w:t>{/</w:t>
-      </w:r>
-      <w:proofErr w:type="spellStart"/>
-      <w:r>
-        <w:t>hasWorkExperience</w:t>
-      </w:r>
-      <w:proofErr w:type="spellEnd"/>
-      <w:r>
-        <w:t>}</w:t>
-      </w:r>
-    </w:p>
-    <w:p>
-      <w:r>
-        <w:t>{#hasEducation}</w:t>
-      </w:r>
-    </w:p>
-    <w:p>
-      <w:sdt>
-        <w:sdtPr>
-          <w:id w:val="1513793667"/>
-          <w:placeholder>
-            <w:docPart w:val="53371549B5784D9EA73FFEA0E231768C"/>
-          </w:placeholder>
-          <w:temporary/>
-          <w:showingPlcHdr/>
-          <w15:appearance w15:val="hidden"/>
-        </w:sdtPr>
-        <w:sdtContent>
-          <w:r>
-            <w:rPr>
-              <w:b/>
-              <w:bCs/>
-              <w:sz w:val="48"/>
-              <w:szCs w:val="48"/>
-            </w:rPr>
-            <w:t>Education</w:t>
-          </w:r>
-        </w:sdtContent>
-      </w:sdt>
-    </w:p>
-    <w:p>
-      <w:r>
-        <mc:AlternateContent>
-          <mc:Choice Requires="wps">
-            <w:drawing>
-              <wp:inline distT="0" distB="0" distL="0" distR="0" wp14:anchorId="33F225B6" wp14:editId="535102DF">
-                <wp:extent cx="5943600" cy="0"/>
-                <wp:effectExtent l="0" t="0" r="0" b="0"/>
-                <wp:docPr id="39234896" name="Straight Connector 1">
-                  <a:extLst xmlns:a="http://schemas.openxmlformats.org/drawingml/2006/main">
-                    <a:ext uri="{C183D7F6-B498-43B3-948B-1728B52AA6E4}">
-                      <adec:decorative xmlns:adec="http://schemas.microsoft.com/office/drawing/2017/decorative" val="1"/>
-                    </a:ext>
-                  </a:extLst>
-                </wp:docPr>
-                <wp:cNvGraphicFramePr/>
-                <a:graphic xmlns:a="http://schemas.openxmlformats.org/drawingml/2006/main">
-                  <a:graphicData uri="http://schemas.microsoft.com/office/word/2010/wordprocessingShape">
-                    <wps:wsp>
-                      <wps:cNvCnPr/>
-                      <wps:spPr>
-                        <a:xfrm>
-                          <a:off x="0" y="0"/>
-                          <a:ext cx="5943600" cy="0"/>
-                        </a:xfrm>
-                        <a:prstGeom prst="line">
-                          <a:avLst/>
-                        </a:prstGeom>
-                        <a:noFill/>
-                        <a:ln w="12700" cap="flat" cmpd="sng" algn="ctr">
-                          <a:solidFill>
-                            <a:schemeClr val="tx1"/>
-                          </a:solidFill>
-                          <a:prstDash val="solid"/>
-                          <a:miter lim="800000"/>
-                        </a:ln>
-                        <a:effectLst/>
-                      </wps:spPr>
-                      <wps:bodyPr/>
-                    </wps:wsp>
-                  </a:graphicData>
-                </a:graphic>
-              </wp:inline>
-            </w:drawing>
-          </mc:Choice>
-          <mc:Fallback xmlns:adec="http://schemas.microsoft.com/office/drawing/2017/decorative" xmlns:a="http://schemas.openxmlformats.org/drawingml/2006/main">
-            <w:pict>
-              <v:line id="Straight Connector 1" style="visibility:visible;mso-wrap-style:square;mso-left-percent:-10001;mso-top-percent:-10001;mso-position-horizontal:absolute;mso-position-horizontal-relative:char;mso-position-vertical:absolute;mso-position-vertical-relative:line;mso-left-percent:-10001;mso-top-percent:-10001" alt="&quot;&quot;" o:spid="_x0000_s1026" strokecolor="black [3213]" strokeweight="1pt" from="0,0" to="468pt,0" w14:anchorId="38C8C8A9" o:gfxdata="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">
-                <v:stroke joinstyle="miter"/>
-                <w10:anchorlock/>
-              </v:line>
-            </w:pict>
-          </mc:Fallback>
-        </mc:AlternateContent>
-      </w:r>
-    </w:p>
-    <w:p/>
-    <w:tbl>
-      <w:tblPr>
-        <w:tblStyle w:val="TableGrid"/>
-        <w:tblW w:w="0" w:type="auto"/>
-        <w:tblBorders>
-          <w:top w:val="none" w:sz="0" w:space="0" w:color="auto"/>
-          <w:left w:val="none" w:sz="0" w:space="0" w:color="auto"/>
-          <w:bottom w:val="none" w:sz="0" w:space="0" w:color="auto"/>
-          <w:right w:val="none" w:sz="0" w:space="0" w:color="auto"/>
-          <w:insideH w:val="none" w:sz="0" w:space="0" w:color="auto"/>
-          <w:insideV w:val="none" w:sz="0" w:space="0" w:color="auto"/>
-        </w:tblBorders>
-        <w:tblLook w:val="04A0" w:firstRow="1" w:lastRow="0" w:firstColumn="1" w:lastColumn="0" w:noHBand="0" w:noVBand="1"/>
-      </w:tblPr>
-      <w:tblGrid>
-        <w:gridCol w:w="4675"/>
-        <w:gridCol w:w="4675"/>
-      </w:tblGrid>
-      <w:tr>
-        <w:tc>
-          <w:tcPr>
-            <w:tcW w:w="4675" w:type="dxa"/>
-          </w:tcPr>
-          <w:p>
-            <w:r>
-              <w:t>{school} — {</w:t>
-            </w:r>
-            <w:proofErr w:type="spellStart"/>
-            <w:r>
-              <w:t>eduCity</w:t>
-            </w:r>
-            <w:proofErr w:type="spellEnd"/>
-            <w:r>
-              <w:t>}</w:t>
-            </w:r>
-            <w:r>
-              <w:t xml:space="preserve"> |</w:t>
-            </w:r>
-            <w:r>
-              <w:t xml:space="preserve"> {</w:t>
-            </w:r>
-            <w:proofErr w:type="spellStart"/>
-            <w:r>
-              <w:t>eduState</w:t>
-            </w:r>
-            <w:proofErr w:type="spellEnd"/>
-            <w:r>
-              <w:t>}</w:t>
-            </w:r>
-          </w:p>
-          <w:p>
-            <w:r>
-              <w:t xml:space="preserve">{program} </w:t>
-            </w:r>
-          </w:p>
-          <w:p>
-            <w:r>
-              <w:t>{notes}</w:t>
-            </w:r>
-          </w:p>
-          <w:p/>
-        </w:tc>
-        <w:tc>
-          <w:tcPr>
-            <w:tcW w:w="4675" w:type="dxa"/>
-          </w:tcPr>
-          <w:p>
-            <w:r>
-              <w:t>{</w:t>
-            </w:r>
-            <w:proofErr w:type="spellStart"/>
-            <w:r>
-              <w:t>startDate</w:t>
-            </w:r>
-            <w:proofErr w:type="spellEnd"/>
-            <w:r>
-              <w:t>} – {</w:t>
-            </w:r>
-            <w:proofErr w:type="spellStart"/>
-            <w:r>
-              <w:t>endDate</w:t>
-            </w:r>
-            <w:proofErr w:type="spellEnd"/>
-            <w:r>
-              <w:t>}</w:t>
-            </w:r>
-          </w:p>
-          <w:p/>
-        </w:tc>
-      </w:tr>
-    </w:tbl>
-    <w:p>
-      <w:r>
-        <w:t>{/education}</w:t>
-      </w:r>
-    </w:p>
-    <w:p>
-      <w:r>
-        <w:t>{/</w:t>
-      </w:r>
-      <w:proofErr w:type="spellStart"/>
-      <w:r>
-        <w:t>hasEducation</w:t>
-      </w:r>
-      <w:proofErr w:type="spellEnd"/>
-      <w:r>
-        <w:t>}</w:t>
-      </w:r>
-    </w:p>
-    <w:p>
-      <w:r>
-        <w:rPr>
-          <w:b/>
-          <w:bCs/>
-          <w:sz w:val="48"/>
-          <w:szCs w:val="48"/>
-        </w:rPr>
-        <w:t>Skills</w:t>
-      </w:r>
-      <w:r>
-        <w:t xml:space="preserve"> </w:t>
-      </w:r>
-      <w:r>
-        <w:rPr>
-          <w:b/>
-          <w:bCs/>
-          <w:sz w:val="48"/>
-          <w:szCs w:val="48"/>
-        </w:rPr>
-        <w:t>and</w:t>
-      </w:r>
-      <w:r>
-        <w:t xml:space="preserve"> </w:t>
-      </w:r>
-      <w:r>
-        <w:rPr>
-          <w:b/>
-          <w:bCs/>
-          <w:sz w:val="48"/>
-          <w:szCs w:val="48"/>
-        </w:rPr>
-        <w:t>Certifications</w:t>
-      </w:r>
-    </w:p>
-    <w:p>
-      <w:r>
-        <mc:AlternateContent>
-          <mc:Choice Requires="wps">
-            <w:drawing>
-              <wp:inline distT="0" distB="0" distL="0" distR="0" wp14:anchorId="63B1B63D" wp14:editId="65E7F40F">
-                <wp:extent cx="5943600" cy="0"/>
-                <wp:effectExtent l="0" t="0" r="0" b="0"/>
-                <wp:docPr id="1758216" name="Straight Connector 1">
-                  <a:extLst xmlns:a="http://schemas.openxmlformats.org/drawingml/2006/main">
-                    <a:ext uri="{C183D7F6-B498-43B3-948B-1728B52AA6E4}">
-                      <adec:decorative xmlns:adec="http://schemas.microsoft.com/office/drawing/2017/decorative" val="1"/>
-                    </a:ext>
-                  </a:extLst>
-                </wp:docPr>
-                <wp:cNvGraphicFramePr/>
-                <a:graphic xmlns:a="http://schemas.openxmlformats.org/drawingml/2006/main">
-                  <a:graphicData uri="http://schemas.microsoft.com/office/word/2010/wordprocessingShape">
-                    <wps:wsp>
-                      <wps:cNvCnPr/>
-                      <wps:spPr>
-                        <a:xfrm>
-                          <a:off x="0" y="0"/>
-                          <a:ext cx="5943600" cy="0"/>
-                        </a:xfrm>
-                        <a:prstGeom prst="line">
-                          <a:avLst/>
-                        </a:prstGeom>
-                        <a:noFill/>
-                        <a:ln w="12700" cap="flat" cmpd="sng" algn="ctr">
-                          <a:solidFill>
-                            <a:schemeClr val="tx1"/>
-                          </a:solidFill>
-                          <a:prstDash val="solid"/>
-                          <a:miter lim="800000"/>
-                        </a:ln>
-                        <a:effectLst/>
-                      </wps:spPr>
-                      <wps:bodyPr/>
-                    </wps:wsp>
-                  </a:graphicData>
-                </a:graphic>
-              </wp:inline>
-            </w:drawing>
-          </mc:Choice>
-          <mc:Fallback xmlns:adec="http://schemas.microsoft.com/office/drawing/2017/decorative" xmlns:a="http://schemas.openxmlformats.org/drawingml/2006/main">
-            <w:pict>
-              <v:line id="Straight Connector 1" style="visibility:visible;mso-wrap-style:square;mso-left-percent:-10001;mso-top-percent:-10001;mso-position-horizontal:absolute;mso-position-horizontal-relative:char;mso-position-vertical:absolute;mso-position-vertical-relative:line;mso-left-percent:-10001;mso-top-percent:-10001" alt="&quot;&quot;" o:spid="_x0000_s1026" strokecolor="black [3213]" strokeweight="1pt" from="0,0" to="468pt,0" w14:anchorId="12E86A28" o:gfxdata="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">
-                <v:stroke joinstyle="miter"/>
-                <w10:anchorlock/>
-              </v:line>
-            </w:pict>
-          </mc:Fallback>
-        </mc:AlternateContent>
-      </w:r>
-    </w:p>
-    <w:tbl>
-      <w:tblPr>
-        <w:tblStyle w:val="TableGrid"/>
-        <w:tblW w:w="0" w:type="auto"/>
-        <w:tblBorders>
-          <w:top w:val="none" w:sz="0" w:space="0" w:color="auto"/>
-          <w:left w:val="none" w:sz="0" w:space="0" w:color="auto"/>
-          <w:bottom w:val="none" w:sz="0" w:space="0" w:color="auto"/>
-          <w:right w:val="none" w:sz="0" w:space="0" w:color="auto"/>
-          <w:insideH w:val="none" w:sz="0" w:space="0" w:color="auto"/>
-          <w:insideV w:val="none" w:sz="0" w:space="0" w:color="auto"/>
-        </w:tblBorders>
-        <w:tblLook w:val="04A0" w:firstRow="1" w:lastRow="0" w:firstColumn="1" w:lastColumn="0" w:noHBand="0" w:noVBand="1"/>
-      </w:tblPr>
-      <w:tblGrid>
-        <w:gridCol w:w="4675"/>
-        <w:gridCol w:w="4675"/>
+        <w:gridCol w:w="4883"/>
+        <w:gridCol w:w="4477"/>
       </w:tblGrid>
       <w:tr>
         <w:tc>
@@ -762,232 +337,73 @@
             </w:r>
           </w:p>
           <w:p>
+            <w:pPr>
+              <w:rPr>
+                <w:sz w:val="56"/>
+                <w:szCs w:val="56"/>
+              </w:rPr>
+            </w:pPr>
             <w:r>
-              <w:t>Certifications</w:t>
+              <w:rPr>
+                <w:sz w:val="56"/>
+                <w:szCs w:val="56"/>
+              </w:rPr>
+              <w:t>CERTIFICATIONS</w:t>
             </w:r>
           </w:p>
           <w:p>
             <w:r>
-              <w:t>{#cert</w:t>
-            </w:r>
-            <w:proofErr w:type="gramStart"/>
-            <w:r>
-              <w:t>1}•</w:t>
-            </w:r>
-            <w:proofErr w:type="gramEnd"/>
-            <w:r>
-              <w:t xml:space="preserve"> {cert</w:t>
-            </w:r>
-            <w:proofErr w:type="gramStart"/>
-            <w:r>
-              <w:t>1}{</w:t>
-            </w:r>
-            <w:proofErr w:type="gramEnd"/>
-            <w:r>
-              <w:t>/cert1}</w:t>
+              <w:t>{#cert1}• {cert1}{/cert1}</w:t>
             </w:r>
           </w:p>
           <w:p>
             <w:r>
-              <w:lastRenderedPageBreak/>
-              <w:t>{#cert</w:t>
-            </w:r>
-            <w:proofErr w:type="gramStart"/>
-            <w:r>
-              <w:t>2}•</w:t>
-            </w:r>
-            <w:proofErr w:type="gramEnd"/>
-            <w:r>
-              <w:t xml:space="preserve"> {cert</w:t>
-            </w:r>
-            <w:proofErr w:type="gramStart"/>
-            <w:r>
-              <w:t>2}{</w:t>
-            </w:r>
-            <w:proofErr w:type="gramEnd"/>
-            <w:r>
-              <w:t>/cert2}</w:t>
+              <w:t>{#cert2}• {cert2}{/cert2}</w:t>
             </w:r>
           </w:p>
           <w:p>
             <w:r>
-              <w:t>{#cert</w:t>
-            </w:r>
-            <w:proofErr w:type="gramStart"/>
-            <w:r>
-              <w:t>3}•</w:t>
-            </w:r>
-            <w:proofErr w:type="gramEnd"/>
-            <w:r>
-              <w:t xml:space="preserve"> {cert</w:t>
-            </w:r>
-            <w:proofErr w:type="gramStart"/>
-            <w:r>
-              <w:t>3}{</w:t>
-            </w:r>
-            <w:proofErr w:type="gramEnd"/>
-            <w:r>
-              <w:t>/cert3}</w:t>
+              <w:t>{#cert3}• {cert3}{/cert3}</w:t>
             </w:r>
           </w:p>
           <w:p>
             <w:r>
-              <w:t>{#cert</w:t>
-            </w:r>
-            <w:proofErr w:type="gramStart"/>
-            <w:r>
-              <w:t>4}•</w:t>
-            </w:r>
-            <w:proofErr w:type="gramEnd"/>
-            <w:r>
-              <w:t xml:space="preserve"> {cert</w:t>
-            </w:r>
-            <w:proofErr w:type="gramStart"/>
-            <w:r>
-              <w:t>4}{</w:t>
-            </w:r>
-            <w:proofErr w:type="gramEnd"/>
-            <w:r>
-              <w:t>/cert4}</w:t>
+              <w:t>{#cert4}• {cert4}{/cert4}</w:t>
             </w:r>
           </w:p>
           <w:p>
             <w:r>
-              <w:t>{#cert</w:t>
-            </w:r>
-            <w:proofErr w:type="gramStart"/>
-            <w:r>
-              <w:t>5}•</w:t>
-            </w:r>
-            <w:proofErr w:type="gramEnd"/>
-            <w:r>
-              <w:t xml:space="preserve"> {cert</w:t>
-            </w:r>
-            <w:proofErr w:type="gramStart"/>
-            <w:r>
-              <w:t>5}{</w:t>
-            </w:r>
-            <w:proofErr w:type="gramEnd"/>
-            <w:r>
-              <w:t>/cert5}</w:t>
+              <w:t>{#cert5}• {cert5}{/cert5}</w:t>
             </w:r>
           </w:p>
           <w:p>
             <w:r>
-              <w:t>{#cert</w:t>
-            </w:r>
-            <w:proofErr w:type="gramStart"/>
-            <w:r>
-              <w:t>6}•</w:t>
-            </w:r>
-            <w:proofErr w:type="gramEnd"/>
-            <w:r>
-              <w:t xml:space="preserve"> {cert</w:t>
-            </w:r>
-            <w:proofErr w:type="gramStart"/>
-            <w:r>
-              <w:t>6}{</w:t>
-            </w:r>
-            <w:proofErr w:type="gramEnd"/>
-            <w:r>
-              <w:t>/cert6}</w:t>
+              <w:t>{#cert6}• {cert6}{/cert6}</w:t>
             </w:r>
           </w:p>
           <w:p>
             <w:r>
-              <w:t>{#cert</w:t>
-            </w:r>
-            <w:proofErr w:type="gramStart"/>
-            <w:r>
-              <w:t>7}•</w:t>
-            </w:r>
-            <w:proofErr w:type="gramEnd"/>
-            <w:r>
-              <w:t xml:space="preserve"> {cert</w:t>
-            </w:r>
-            <w:proofErr w:type="gramStart"/>
-            <w:r>
-              <w:t>7}{</w:t>
-            </w:r>
-            <w:proofErr w:type="gramEnd"/>
-            <w:r>
-              <w:t>/cert7}</w:t>
+              <w:t>{#cert7}• {cert7}{/cert7}</w:t>
             </w:r>
           </w:p>
           <w:p>
             <w:r>
-              <w:t>{#cert</w:t>
-            </w:r>
-            <w:proofErr w:type="gramStart"/>
-            <w:r>
-              <w:t>8}•</w:t>
-            </w:r>
-            <w:proofErr w:type="gramEnd"/>
-            <w:r>
-              <w:t xml:space="preserve"> {cert</w:t>
-            </w:r>
-            <w:proofErr w:type="gramStart"/>
-            <w:r>
-              <w:t>8}{</w:t>
-            </w:r>
-            <w:proofErr w:type="gramEnd"/>
-            <w:r>
-              <w:t>/cert8}</w:t>
+              <w:t>{#cert8}• {cert8}{/cert8}</w:t>
             </w:r>
           </w:p>
           <w:p>
             <w:r>
-              <w:t>{#cert</w:t>
-            </w:r>
-            <w:proofErr w:type="gramStart"/>
-            <w:r>
-              <w:t>9}•</w:t>
-            </w:r>
-            <w:proofErr w:type="gramEnd"/>
-            <w:r>
-              <w:t xml:space="preserve"> {cert</w:t>
-            </w:r>
-            <w:proofErr w:type="gramStart"/>
-            <w:r>
-              <w:t>9}{</w:t>
-            </w:r>
-            <w:proofErr w:type="gramEnd"/>
-            <w:r>
-              <w:t>/cert9}</w:t>
+              <w:t>{#cert9}• {cert9}{/cert9}</w:t>
             </w:r>
           </w:p>
           <w:p>
             <w:r>
-              <w:t>{#cert</w:t>
-            </w:r>
-            <w:proofErr w:type="gramStart"/>
-            <w:r>
-              <w:t>10}•</w:t>
-            </w:r>
-            <w:proofErr w:type="gramEnd"/>
-            <w:r>
-              <w:t xml:space="preserve"> {cert</w:t>
-            </w:r>
-            <w:proofErr w:type="gramStart"/>
-            <w:r>
-              <w:t>10}{</w:t>
-            </w:r>
-            <w:proofErr w:type="gramEnd"/>
-            <w:r>
-              <w:t>/cert10}</w:t>
+              <w:t>{#cert10}• {cert10}{/cert10}</w:t>
             </w:r>
           </w:p>
           <w:p>
             <w:r>
-              <w:t>{/</w:t>
-            </w:r>
-            <w:proofErr w:type="spellStart"/>
-            <w:r>
-              <w:t>hasProgramCerts</w:t>
-            </w:r>
-            <w:proofErr w:type="spellEnd"/>
-            <w:r>
-              <w:t>}</w:t>
+              <w:t>{/hasProgramCerts}</w:t>
             </w:r>
           </w:p>
           <w:p/>
@@ -998,237 +414,77 @@
           </w:tcPr>
           <w:p>
             <w:r>
-              <w:lastRenderedPageBreak/>
               <w:t>{#hasExtraSkills}</w:t>
             </w:r>
           </w:p>
           <w:p>
+            <w:pPr>
+              <w:rPr>
+                <w:sz w:val="56"/>
+                <w:szCs w:val="56"/>
+              </w:rPr>
+            </w:pPr>
             <w:r>
-              <w:t>Skills</w:t>
+              <w:rPr>
+                <w:sz w:val="56"/>
+                <w:szCs w:val="56"/>
+              </w:rPr>
+              <w:t>SKILLS</w:t>
             </w:r>
           </w:p>
           <w:p>
             <w:r>
-              <w:t>{#skill</w:t>
-            </w:r>
-            <w:proofErr w:type="gramStart"/>
-            <w:r>
-              <w:t>1}•</w:t>
-            </w:r>
-            <w:proofErr w:type="gramEnd"/>
-            <w:r>
-              <w:t xml:space="preserve"> {skill</w:t>
-            </w:r>
-            <w:proofErr w:type="gramStart"/>
-            <w:r>
-              <w:t>1}{</w:t>
-            </w:r>
-            <w:proofErr w:type="gramEnd"/>
-            <w:r>
-              <w:t>/skill1}</w:t>
+              <w:t>{#skill1}• {skill1}{/skill1}</w:t>
             </w:r>
           </w:p>
           <w:p>
             <w:r>
-              <w:lastRenderedPageBreak/>
-              <w:t>{#skill</w:t>
-            </w:r>
-            <w:proofErr w:type="gramStart"/>
-            <w:r>
-              <w:t>2}•</w:t>
-            </w:r>
-            <w:proofErr w:type="gramEnd"/>
-            <w:r>
-              <w:t xml:space="preserve"> {skill</w:t>
-            </w:r>
-            <w:proofErr w:type="gramStart"/>
-            <w:r>
-              <w:t>2}{</w:t>
-            </w:r>
-            <w:proofErr w:type="gramEnd"/>
-            <w:r>
-              <w:t>/skill2}</w:t>
+              <w:t>{#skill2}• {skill2}{/skill2}</w:t>
             </w:r>
           </w:p>
           <w:p>
             <w:r>
-              <w:t>{#skill</w:t>
-            </w:r>
-            <w:proofErr w:type="gramStart"/>
-            <w:r>
-              <w:t>3}•</w:t>
-            </w:r>
-            <w:proofErr w:type="gramEnd"/>
-            <w:r>
-              <w:t xml:space="preserve"> {skill</w:t>
-            </w:r>
-            <w:proofErr w:type="gramStart"/>
-            <w:r>
-              <w:t>3}{</w:t>
-            </w:r>
-            <w:proofErr w:type="gramEnd"/>
-            <w:r>
-              <w:t>/skill3}</w:t>
+              <w:t>{#skill3}• {skill3}{/skill3}</w:t>
             </w:r>
           </w:p>
           <w:p>
             <w:r>
-              <w:t>{#skill</w:t>
-            </w:r>
-            <w:proofErr w:type="gramStart"/>
-            <w:r>
-              <w:t>4}•</w:t>
-            </w:r>
-            <w:proofErr w:type="gramEnd"/>
-            <w:r>
-              <w:t xml:space="preserve"> {skill</w:t>
-            </w:r>
-            <w:proofErr w:type="gramStart"/>
-            <w:r>
-              <w:t>4}{</w:t>
-            </w:r>
-            <w:proofErr w:type="gramEnd"/>
-            <w:r>
-              <w:t>/skill4}</w:t>
+              <w:t>{#skill4}• {skill4}{/skill4}</w:t>
             </w:r>
           </w:p>
           <w:p>
             <w:r>
-              <w:t>{#skill</w:t>
-            </w:r>
-            <w:proofErr w:type="gramStart"/>
-            <w:r>
-              <w:t>5}•</w:t>
-            </w:r>
-            <w:proofErr w:type="gramEnd"/>
-            <w:r>
-              <w:t xml:space="preserve"> {skill</w:t>
-            </w:r>
-            <w:proofErr w:type="gramStart"/>
-            <w:r>
-              <w:t>5}{</w:t>
-            </w:r>
-            <w:proofErr w:type="gramEnd"/>
-            <w:r>
-              <w:t>/skill5}</w:t>
+              <w:t>{#skill5}• {skill5}{/skill5}</w:t>
             </w:r>
           </w:p>
           <w:p>
             <w:r>
-              <w:t>{#skill</w:t>
-            </w:r>
-            <w:proofErr w:type="gramStart"/>
-            <w:r>
-              <w:t>6}•</w:t>
-            </w:r>
-            <w:proofErr w:type="gramEnd"/>
-            <w:r>
-              <w:t xml:space="preserve"> {skill</w:t>
-            </w:r>
-            <w:proofErr w:type="gramStart"/>
-            <w:r>
-              <w:t>6}{</w:t>
-            </w:r>
-            <w:proofErr w:type="gramEnd"/>
-            <w:r>
-              <w:t>/skill6}</w:t>
+              <w:t>{#skill6}• {skill6}{/skill6}</w:t>
             </w:r>
           </w:p>
           <w:p>
             <w:r>
-              <w:t>{#skill</w:t>
-            </w:r>
-            <w:proofErr w:type="gramStart"/>
-            <w:r>
-              <w:t>7}•</w:t>
-            </w:r>
-            <w:proofErr w:type="gramEnd"/>
-            <w:r>
-              <w:t xml:space="preserve"> {skill</w:t>
-            </w:r>
-            <w:proofErr w:type="gramStart"/>
-            <w:r>
-              <w:t>7}{</w:t>
-            </w:r>
-            <w:proofErr w:type="gramEnd"/>
-            <w:r>
-              <w:t>/skill7}</w:t>
+              <w:t>{#skill7}• {skill7}{/skill7}</w:t>
             </w:r>
           </w:p>
           <w:p>
             <w:r>
-              <w:t>{#skill</w:t>
-            </w:r>
-            <w:proofErr w:type="gramStart"/>
-            <w:r>
-              <w:t>8}•</w:t>
-            </w:r>
-            <w:proofErr w:type="gramEnd"/>
-            <w:r>
-              <w:t xml:space="preserve"> {skill</w:t>
-            </w:r>
-            <w:proofErr w:type="gramStart"/>
-            <w:r>
-              <w:t>8}{</w:t>
-            </w:r>
-            <w:proofErr w:type="gramEnd"/>
-            <w:r>
-              <w:t>/skill8}</w:t>
+              <w:t>{#skill8}• {skill8}{/skill8}</w:t>
             </w:r>
           </w:p>
           <w:p>
             <w:r>
-              <w:t>{#skill</w:t>
-            </w:r>
-            <w:proofErr w:type="gramStart"/>
-            <w:r>
-              <w:t>9}•</w:t>
-            </w:r>
-            <w:proofErr w:type="gramEnd"/>
-            <w:r>
-              <w:t xml:space="preserve"> {skill</w:t>
-            </w:r>
-            <w:proofErr w:type="gramStart"/>
-            <w:r>
-              <w:t>9}{</w:t>
-            </w:r>
-            <w:proofErr w:type="gramEnd"/>
-            <w:r>
-              <w:t>/skill9}</w:t>
+              <w:t>{#skill9}• {skill9}{/skill9}</w:t>
             </w:r>
           </w:p>
           <w:p>
             <w:r>
-              <w:t>{#skill</w:t>
-            </w:r>
-            <w:proofErr w:type="gramStart"/>
-            <w:r>
-              <w:t>10}•</w:t>
-            </w:r>
-            <w:proofErr w:type="gramEnd"/>
-            <w:r>
-              <w:t xml:space="preserve"> {skill</w:t>
-            </w:r>
-            <w:proofErr w:type="gramStart"/>
-            <w:r>
-              <w:t>10}{</w:t>
-            </w:r>
-            <w:proofErr w:type="gramEnd"/>
-            <w:r>
-              <w:t>/skill10}</w:t>
+              <w:t>{#skill10}• {skill10}{/skill10}</w:t>
             </w:r>
           </w:p>
           <w:p>
             <w:r>
-              <w:t>{/</w:t>
-            </w:r>
-            <w:proofErr w:type="spellStart"/>
-            <w:r>
-              <w:t>hasExtraSkills</w:t>
-            </w:r>
-            <w:proofErr w:type="spellEnd"/>
-            <w:r>
-              <w:t>}</w:t>
+              <w:t>{/hasExtraSkills}</w:t>
             </w:r>
           </w:p>
           <w:p/>
@@ -1236,12 +492,14 @@
       </w:tr>
     </w:tbl>
     <w:p/>
+    <w:p/>
+    <w:p/>
+    <w:p/>
+    <w:p/>
     <w:sectPr>
       <w:pgSz w:w="12240" w:h="15840"/>
-      <w:pgMar w:top="907" w:right="1512" w:bottom="720" w:left="1368" w:header="576" w:footer="576" w:gutter="0"/>
-      <w:pgNumType w:start="1"/>
+      <w:pgMar w:top="1440" w:right="1440" w:bottom="1440" w:left="1440" w:header="720" w:footer="720" w:gutter="0"/>
       <w:cols w:space="720"/>
-      <w:titlePg/>
       <w:docGrid w:linePitch="360"/>
     </w:sectPr>
   </w:body>
@@ -1495,7 +753,6 @@
     <w:lvl w:ilvl="0">
       <w:start w:val="1"/>
       <w:numFmt w:val="bullet"/>
-      <w:pStyle w:val="ListBullet"/>
       <w:lvlText w:val="·"/>
       <w:lvlJc w:val="left"/>
       <w:pPr>
@@ -2972,6 +2229,7 @@
   <w:style w:type="character" w:default="1" w:styleId="DefaultParagraphFont">
     <w:name w:val="Default Paragraph Font"/>
     <w:uiPriority w:val="1"/>
+    <w:semiHidden/>
     <w:unhideWhenUsed/>
   </w:style>
   <w:style w:type="table" w:default="1" w:styleId="TableNormal">
@@ -27738,975 +26996,6 @@
     </w:rPr>
   </w:style>
 </w:styles>
-</file>
-
-<file path=word/glossary/document.xml><?xml version="1.0" encoding="utf-8"?>
-<w:glossaryDocument xmlns:wpc="http://schemas.microsoft.com/office/word/2010/wordprocessingCanvas" xmlns:cx="http://schemas.microsoft.com/office/drawing/2014/chartex" xmlns:cx1="http://schemas.microsoft.com/office/drawing/2015/9/8/chartex" xmlns:cx2="http://schemas.microsoft.com/office/drawing/2015/10/21/chartex" xmlns:cx3="http://schemas.microsoft.com/office/drawing/2016/5/9/chartex" xmlns:cx4="http://schemas.microsoft.com/office/drawing/2016/5/10/chartex" xmlns:cx5="http://schemas.microsoft.com/office/drawing/2016/5/11/chartex" xmlns:cx6="http://schemas.microsoft.com/office/drawing/2016/5/12/chartex" xmlns:cx7="http://schemas.microsoft.com/office/drawing/2016/5/13/chartex" xmlns:cx8="http://schemas.microsoft.com/office/drawing/2016/5/14/chartex" xmlns:mc="http://schemas.openxmlformats.org/markup-compatibility/2006" xmlns:aink="http://schemas.microsoft.com/office/drawing/2016/ink" xmlns:am3d="http://schemas.microsoft.com/office/drawing/2017/model3d" xmlns:o="urn:schemas-microsoft-com:office:office" xmlns:oel="http://schemas.microsoft.com/office/2019/extlst" xmlns:r="http://schemas.openxmlformats.org/officeDocument/2006/relationships" xmlns:m="http://schemas.openxmlformats.org/officeDocument/2006/math" xmlns:v="urn:schemas-microsoft-com:vml" xmlns:wp14="http://schemas.microsoft.com/office/word/2010/wordprocessingDrawing" xmlns:wp="http://schemas.openxmlformats.org/drawingml/2006/wordprocessingDrawing" xmlns:w10="urn:schemas-microsoft-com:office:word" xmlns:w="http://schemas.openxmlformats.org/wordprocessingml/2006/main" xmlns:w14="http://schemas.microsoft.com/office/word/2010/wordml" xmlns:w15="http://schemas.microsoft.com/office/word/2012/wordml" xmlns:w16cex="http://schemas.microsoft.com/office/word/2018/wordml/cex" xmlns:w16cid="http://schemas.microsoft.com/office/word/2016/wordml/cid" xmlns:w16="http://schemas.microsoft.com/office/word/2018/wordml" xmlns:w16du="http://schemas.microsoft.com/office/word/2023/wordml/word16du" xmlns:w16sdtdh="http://schemas.microsoft.com/office/word/2020/wordml/sdtdatahash" xmlns:w16sdtfl="http://schemas.microsoft.com/office/word/2024/wordml/sdtformatlock" xmlns:w16se="http://schemas.microsoft.com/office/word/2015/wordml/symex" xmlns:wpg="http://schemas.microsoft.com/office/word/2010/wordprocessingGroup" xmlns:wpi="http://schemas.microsoft.com/office/word/2010/wordprocessingInk" xmlns:wne="http://schemas.microsoft.com/office/word/2006/wordml" xmlns:wps="http://schemas.microsoft.com/office/word/2010/wordprocessingShape" mc:Ignorable="w14 w15 w16se w16cid w16 w16cex w16sdtdh w16sdtfl w16du wp14">
-  <w:docParts>
-    <w:docPart>
-      <w:docPartPr>
-        <w:name w:val="18450ADDC2A24C2BA862F6E14FB03997"/>
-        <w:category>
-          <w:name w:val="General"/>
-          <w:gallery w:val="placeholder"/>
-        </w:category>
-        <w:types>
-          <w:type w:val="bbPlcHdr"/>
-        </w:types>
-        <w:behaviors>
-          <w:behavior w:val="content"/>
-        </w:behaviors>
-        <w:guid w:val="{E864159F-9B86-47ED-965B-BF2D32357647}"/>
-      </w:docPartPr>
-      <w:docPartBody>
-        <w:p>
-          <w:pPr>
-            <w:pStyle w:val="18450ADDC2A24C2BA862F6E14FB03997"/>
-          </w:pPr>
-          <w:r>
-            <w:t>Objective</w:t>
-          </w:r>
-        </w:p>
-      </w:docPartBody>
-    </w:docPart>
-    <w:docPart>
-      <w:docPartPr>
-        <w:name w:val="C09572674A1346D0A4CA40686364E89A"/>
-        <w:category>
-          <w:name w:val="General"/>
-          <w:gallery w:val="placeholder"/>
-        </w:category>
-        <w:types>
-          <w:type w:val="bbPlcHdr"/>
-        </w:types>
-        <w:behaviors>
-          <w:behavior w:val="content"/>
-        </w:behaviors>
-        <w:guid w:val="{C0504925-6B3E-45EA-9475-008D7DAE3E36}"/>
-      </w:docPartPr>
-      <w:docPartBody>
-        <w:p>
-          <w:pPr>
-            <w:pStyle w:val="C09572674A1346D0A4CA40686364E89A"/>
-          </w:pPr>
-          <w:r>
-            <w:t>Experience</w:t>
-          </w:r>
-        </w:p>
-      </w:docPartBody>
-    </w:docPart>
-    <w:docPart>
-      <w:docPartPr>
-        <w:name w:val="53371549B5784D9EA73FFEA0E231768C"/>
-        <w:category>
-          <w:name w:val="General"/>
-          <w:gallery w:val="placeholder"/>
-        </w:category>
-        <w:types>
-          <w:type w:val="bbPlcHdr"/>
-        </w:types>
-        <w:behaviors>
-          <w:behavior w:val="content"/>
-        </w:behaviors>
-        <w:guid w:val="{1A29C772-73F2-470E-BB94-410F848D3A75}"/>
-      </w:docPartPr>
-      <w:docPartBody>
-        <w:p>
-          <w:pPr>
-            <w:pStyle w:val="53371549B5784D9EA73FFEA0E231768C"/>
-          </w:pPr>
-          <w:r>
-            <w:t>Education</w:t>
-          </w:r>
-        </w:p>
-      </w:docPartBody>
-    </w:docPart>
-  </w:docParts>
-</w:glossaryDocument>
-</file>
-
-<file path=word/glossary/fontTable.xml><?xml version="1.0" encoding="utf-8"?>
-<w:fonts xmlns:mc="http://schemas.openxmlformats.org/markup-compatibility/2006" xmlns:r="http://schemas.openxmlformats.org/officeDocument/2006/relationships" xmlns:w="http://schemas.openxmlformats.org/wordprocessingml/2006/main" xmlns:w14="http://schemas.microsoft.com/office/word/2010/wordml" xmlns:w15="http://schemas.microsoft.com/office/word/2012/wordml" xmlns:w16cex="http://schemas.microsoft.com/office/word/2018/wordml/cex" xmlns:w16cid="http://schemas.microsoft.com/office/word/2016/wordml/cid" xmlns:w16="http://schemas.microsoft.com/office/word/2018/wordml" xmlns:w16du="http://schemas.microsoft.com/office/word/2023/wordml/word16du" xmlns:w16sdtdh="http://schemas.microsoft.com/office/word/2020/wordml/sdtdatahash" xmlns:w16sdtfl="http://schemas.microsoft.com/office/word/2024/wordml/sdtformatlock" xmlns:w16se="http://schemas.microsoft.com/office/word/2015/wordml/symex" mc:Ignorable="w14 w15 w16se w16cid w16 w16cex w16sdtdh w16sdtfl w16du">
-  <w:font w:name="Symbol">
-    <w:panose1 w:val="05050102010706020507"/>
-    <w:charset w:val="02"/>
-    <w:family w:val="roman"/>
-    <w:pitch w:val="variable"/>
-    <w:sig w:usb0="00000000" w:usb1="10000000" w:usb2="00000000" w:usb3="00000000" w:csb0="80000000" w:csb1="00000000"/>
-  </w:font>
-  <w:font w:name="Times New Roman">
-    <w:panose1 w:val="02020603050405020304"/>
-    <w:charset w:val="00"/>
-    <w:family w:val="roman"/>
-    <w:pitch w:val="variable"/>
-    <w:sig w:usb0="E0002EFF" w:usb1="C000785B" w:usb2="00000009" w:usb3="00000000" w:csb0="000001FF" w:csb1="00000000"/>
-  </w:font>
-  <w:font w:name="Cambria">
-    <w:panose1 w:val="02040503050406030204"/>
-    <w:charset w:val="00"/>
-    <w:family w:val="roman"/>
-    <w:pitch w:val="variable"/>
-    <w:sig w:usb0="E00006FF" w:usb1="420024FF" w:usb2="02000000" w:usb3="00000000" w:csb0="0000019F" w:csb1="00000000"/>
-  </w:font>
-  <w:font w:name="Courier New">
-    <w:panose1 w:val="02070309020205020404"/>
-    <w:charset w:val="00"/>
-    <w:family w:val="modern"/>
-    <w:pitch w:val="fixed"/>
-    <w:sig w:usb0="E0002EFF" w:usb1="C0007843" w:usb2="00000009" w:usb3="00000000" w:csb0="000001FF" w:csb1="00000000"/>
-  </w:font>
-  <w:font w:name="Wingdings">
-    <w:panose1 w:val="05000000000000000000"/>
-    <w:charset w:val="02"/>
-    <w:family w:val="auto"/>
-    <w:pitch w:val="variable"/>
-    <w:sig w:usb0="00000000" w:usb1="10000000" w:usb2="00000000" w:usb3="00000000" w:csb0="80000000" w:csb1="00000000"/>
-  </w:font>
-  <w:font w:name="Arial">
-    <w:panose1 w:val="020B0604020202020204"/>
-    <w:charset w:val="00"/>
-    <w:family w:val="swiss"/>
-    <w:pitch w:val="variable"/>
-    <w:sig w:usb0="E0002EFF" w:usb1="C000785B" w:usb2="00000009" w:usb3="00000000" w:csb0="000001FF" w:csb1="00000000"/>
-  </w:font>
-  <w:font w:name="Arial Black">
-    <w:panose1 w:val="020B0A04020102020204"/>
-    <w:charset w:val="00"/>
-    <w:family w:val="swiss"/>
-    <w:pitch w:val="variable"/>
-    <w:sig w:usb0="A00002AF" w:usb1="400078FB" w:usb2="00000000" w:usb3="00000000" w:csb0="0000009F" w:csb1="00000000"/>
-  </w:font>
-  <w:font w:name="MS Gothic">
-    <w:altName w:val="ＭＳ ゴシック"/>
-    <w:panose1 w:val="020B0609070205080204"/>
-    <w:charset w:val="80"/>
-    <w:family w:val="modern"/>
-    <w:pitch w:val="fixed"/>
-    <w:sig w:usb0="E00002FF" w:usb1="6AC7FDFB" w:usb2="08000012" w:usb3="00000000" w:csb0="0002009F" w:csb1="00000000"/>
-  </w:font>
-  <w:font w:name="Times New Roman (Headings CS)">
-    <w:altName w:val="Times New Roman"/>
-    <w:panose1 w:val="00000000000000000000"/>
-    <w:charset w:val="00"/>
-    <w:family w:val="roman"/>
-    <w:notTrueType/>
-    <w:pitch w:val="default"/>
-  </w:font>
-  <w:font w:name="Segoe UI">
-    <w:panose1 w:val="020B0502040204020203"/>
-    <w:charset w:val="00"/>
-    <w:family w:val="swiss"/>
-    <w:pitch w:val="variable"/>
-    <w:sig w:usb0="E4002EFF" w:usb1="C000E47F" w:usb2="00000009" w:usb3="00000000" w:csb0="000001FF" w:csb1="00000000"/>
-  </w:font>
-  <w:font w:name="MS PGothic">
-    <w:panose1 w:val="020B0600070205080204"/>
-    <w:charset w:val="80"/>
-    <w:family w:val="swiss"/>
-    <w:pitch w:val="variable"/>
-    <w:sig w:usb0="E00002FF" w:usb1="6AC7FDFB" w:usb2="08000012" w:usb3="00000000" w:csb0="0002009F" w:csb1="00000000"/>
-  </w:font>
-  <w:font w:name="Consolas">
-    <w:panose1 w:val="020B0609020204030204"/>
-    <w:charset w:val="00"/>
-    <w:family w:val="modern"/>
-    <w:pitch w:val="fixed"/>
-    <w:sig w:usb0="E00006FF" w:usb1="0000FCFF" w:usb2="00000001" w:usb3="00000000" w:csb0="0000019F" w:csb1="00000000"/>
-  </w:font>
-  <w:font w:name="Aptos">
-    <w:charset w:val="00"/>
-    <w:family w:val="swiss"/>
-    <w:pitch w:val="variable"/>
-    <w:sig w:usb0="20000287" w:usb1="00000003" w:usb2="00000000" w:usb3="00000000" w:csb0="0000019F" w:csb1="00000000"/>
-  </w:font>
-  <w:font w:name="Aptos Display">
-    <w:charset w:val="00"/>
-    <w:family w:val="swiss"/>
-    <w:pitch w:val="variable"/>
-    <w:sig w:usb0="20000287" w:usb1="00000003" w:usb2="00000000" w:usb3="00000000" w:csb0="0000019F" w:csb1="00000000"/>
-  </w:font>
-</w:fonts>
-</file>
-
-<file path=word/glossary/settings.xml><?xml version="1.0" encoding="utf-8"?>
-<w:settings xmlns:mc="http://schemas.openxmlformats.org/markup-compatibility/2006" xmlns:o="urn:schemas-microsoft-com:office:office" xmlns:r="http://schemas.openxmlformats.org/officeDocument/2006/relationships" xmlns:m="http://schemas.openxmlformats.org/officeDocument/2006/math" xmlns:v="urn:schemas-microsoft-com:vml" xmlns:w10="urn:schemas-microsoft-com:office:word" xmlns:w="http://schemas.openxmlformats.org/wordprocessingml/2006/main" xmlns:w14="http://schemas.microsoft.com/office/word/2010/wordml" xmlns:w15="http://schemas.microsoft.com/office/word/2012/wordml" xmlns:w16cex="http://schemas.microsoft.com/office/word/2018/wordml/cex" xmlns:w16cid="http://schemas.microsoft.com/office/word/2016/wordml/cid" xmlns:w16="http://schemas.microsoft.com/office/word/2018/wordml" xmlns:w16du="http://schemas.microsoft.com/office/word/2023/wordml/word16du" xmlns:w16sdtdh="http://schemas.microsoft.com/office/word/2020/wordml/sdtdatahash" xmlns:w16sdtfl="http://schemas.microsoft.com/office/word/2024/wordml/sdtformatlock" xmlns:w16se="http://schemas.microsoft.com/office/word/2015/wordml/symex" xmlns:sl="http://schemas.openxmlformats.org/schemaLibrary/2006/main" mc:Ignorable="w14 w15 w16se w16cid w16 w16cex w16sdtdh w16sdtfl w16du">
-  <w:view w:val="normal"/>
-  <w:defaultTabStop w:val="720"/>
-  <w:characterSpacingControl w:val="doNotCompress"/>
-  <w:compat>
-    <w:useFELayout/>
-    <w:compatSetting w:name="compatibilityMode" w:uri="http://schemas.microsoft.com/office/word" w:val="15"/>
-    <w:compatSetting w:name="overrideTableStyleFontSizeAndJustification" w:uri="http://schemas.microsoft.com/office/word" w:val="1"/>
-    <w:compatSetting w:name="enableOpenTypeFeatures" w:uri="http://schemas.microsoft.com/office/word" w:val="1"/>
-    <w:compatSetting w:name="doNotFlipMirrorIndents" w:uri="http://schemas.microsoft.com/office/word" w:val="1"/>
-    <w:compatSetting w:name="differentiateMultirowTableHeaders" w:uri="http://schemas.microsoft.com/office/word" w:val="1"/>
-    <w:compatSetting w:name="useWord2013TrackBottomHyphenation" w:uri="http://schemas.microsoft.com/office/word" w:val="1"/>
-  </w:compat>
-  <w:rsids>
-    <w:rsidRoot w:val="00A25C69"/>
-    <w:rsid w:val="000E152C"/>
-    <w:rsid w:val="001C714E"/>
-    <w:rsid w:val="003A59D8"/>
-    <w:rsid w:val="003B2556"/>
-    <w:rsid w:val="003F7C4F"/>
-    <w:rsid w:val="004A306E"/>
-    <w:rsid w:val="004B6909"/>
-    <w:rsid w:val="00513A6E"/>
-    <w:rsid w:val="00545AEE"/>
-    <w:rsid w:val="005C7CFF"/>
-    <w:rsid w:val="00780C3F"/>
-    <w:rsid w:val="007B17CD"/>
-    <w:rsid w:val="0088273D"/>
-    <w:rsid w:val="009151D0"/>
-    <w:rsid w:val="009221D1"/>
-    <w:rsid w:val="00A25C69"/>
-    <w:rsid w:val="00AF5294"/>
-    <w:rsid w:val="00BD5C00"/>
-    <w:rsid w:val="00BE5A28"/>
-    <w:rsid w:val="00D05506"/>
-    <w:rsid w:val="00ED1120"/>
-    <w:rsid w:val="00F2134A"/>
-    <w:rsid w:val="00F50D06"/>
-    <w:rsid w:val="00F53ADF"/>
-    <w:rsid w:val="00FE0490"/>
-  </w:rsids>
-  <m:mathPr>
-    <m:mathFont m:val="Cambria Math"/>
-    <m:brkBin m:val="before"/>
-    <m:brkBinSub m:val="--"/>
-    <m:smallFrac m:val="0"/>
-    <m:dispDef/>
-    <m:lMargin m:val="0"/>
-    <m:rMargin m:val="0"/>
-    <m:defJc m:val="centerGroup"/>
-    <m:wrapIndent m:val="1440"/>
-    <m:intLim m:val="subSup"/>
-    <m:naryLim m:val="undOvr"/>
-  </m:mathPr>
-  <w:themeFontLang w:val="en-US"/>
-  <w:clrSchemeMapping w:bg1="light1" w:t1="dark1" w:bg2="light2" w:t2="dark2" w:accent1="accent1" w:accent2="accent2" w:accent3="accent3" w:accent4="accent4" w:accent5="accent5" w:accent6="accent6" w:hyperlink="hyperlink" w:followedHyperlink="followedHyperlink"/>
-  <w:decimalSymbol w:val="."/>
-  <w:listSeparator w:val=","/>
-  <w15:chartTrackingRefBased/>
-</w:settings>
-</file>
-
-<file path=word/glossary/styles.xml><?xml version="1.0" encoding="utf-8"?>
-<w:styles xmlns:mc="http://schemas.openxmlformats.org/markup-compatibility/2006" xmlns:r="http://schemas.openxmlformats.org/officeDocument/2006/relationships" xmlns:w="http://schemas.openxmlformats.org/wordprocessingml/2006/main" xmlns:w14="http://schemas.microsoft.com/office/word/2010/wordml" xmlns:w15="http://schemas.microsoft.com/office/word/2012/wordml" xmlns:w16cex="http://schemas.microsoft.com/office/word/2018/wordml/cex" xmlns:w16cid="http://schemas.microsoft.com/office/word/2016/wordml/cid" xmlns:w16="http://schemas.microsoft.com/office/word/2018/wordml" xmlns:w16du="http://schemas.microsoft.com/office/word/2023/wordml/word16du" xmlns:w16sdtdh="http://schemas.microsoft.com/office/word/2020/wordml/sdtdatahash" xmlns:w16sdtfl="http://schemas.microsoft.com/office/word/2024/wordml/sdtformatlock" xmlns:w16se="http://schemas.microsoft.com/office/word/2015/wordml/symex" mc:Ignorable="w14 w15 w16se w16cid w16 w16cex w16sdtdh w16sdtfl w16du">
-  <w:docDefaults>
-    <w:rPrDefault>
-      <w:rPr>
-        <w:rFonts w:asciiTheme="minorHAnsi" w:eastAsiaTheme="minorEastAsia" w:hAnsiTheme="minorHAnsi" w:cstheme="minorBidi"/>
-        <w:sz w:val="22"/>
-        <w:szCs w:val="22"/>
-        <w:lang w:val="en-US" w:eastAsia="en-US" w:bidi="ar-SA"/>
-      </w:rPr>
-    </w:rPrDefault>
-    <w:pPrDefault>
-      <w:pPr>
-        <w:spacing w:after="160" w:line="259" w:lineRule="auto"/>
-      </w:pPr>
-    </w:pPrDefault>
-  </w:docDefaults>
-  <w:latentStyles w:defLockedState="0" w:defUIPriority="99" w:defSemiHidden="0" w:defUnhideWhenUsed="0" w:defQFormat="0" w:count="376">
-    <w:lsdException w:name="Normal" w:uiPriority="0" w:qFormat="1"/>
-    <w:lsdException w:name="heading 1" w:uiPriority="9" w:qFormat="1"/>
-    <w:lsdException w:name="heading 2" w:semiHidden="1" w:uiPriority="9" w:unhideWhenUsed="1" w:qFormat="1"/>
-    <w:lsdException w:name="heading 3" w:semiHidden="1" w:uiPriority="9" w:unhideWhenUsed="1" w:qFormat="1"/>
-    <w:lsdException w:name="heading 4" w:semiHidden="1" w:uiPriority="9" w:unhideWhenUsed="1" w:qFormat="1"/>
-    <w:lsdException w:name="heading 5" w:semiHidden="1" w:uiPriority="9" w:unhideWhenUsed="1" w:qFormat="1"/>
-    <w:lsdException w:name="heading 6" w:semiHidden="1" w:uiPriority="9" w:unhideWhenUsed="1" w:qFormat="1"/>
-    <w:lsdException w:name="heading 7" w:semiHidden="1" w:uiPriority="9" w:unhideWhenUsed="1" w:qFormat="1"/>
-    <w:lsdException w:name="heading 8" w:semiHidden="1" w:uiPriority="9" w:unhideWhenUsed="1" w:qFormat="1"/>
-    <w:lsdException w:name="heading 9" w:semiHidden="1" w:uiPriority="9" w:unhideWhenUsed="1" w:qFormat="1"/>
-    <w:lsdException w:name="index 1" w:semiHidden="1" w:unhideWhenUsed="1"/>
-    <w:lsdException w:name="index 2" w:semiHidden="1" w:unhideWhenUsed="1"/>
-    <w:lsdException w:name="index 3" w:semiHidden="1" w:unhideWhenUsed="1"/>
-    <w:lsdException w:name="index 4" w:semiHidden="1" w:unhideWhenUsed="1"/>
-    <w:lsdException w:name="index 5" w:semiHidden="1" w:unhideWhenUsed="1"/>
-    <w:lsdException w:name="index 6" w:semiHidden="1" w:unhideWhenUsed="1"/>
-    <w:lsdException w:name="index 7" w:semiHidden="1" w:unhideWhenUsed="1"/>
-    <w:lsdException w:name="index 8" w:semiHidden="1" w:unhideWhenUsed="1"/>
-    <w:lsdException w:name="index 9" w:semiHidden="1" w:unhideWhenUsed="1"/>
-    <w:lsdException w:name="toc 1" w:semiHidden="1" w:uiPriority="39" w:unhideWhenUsed="1"/>
-    <w:lsdException w:name="toc 2" w:semiHidden="1" w:uiPriority="39" w:unhideWhenUsed="1"/>
-    <w:lsdException w:name="toc 3" w:semiHidden="1" w:uiPriority="39" w:unhideWhenUsed="1"/>
-    <w:lsdException w:name="toc 4" w:semiHidden="1" w:uiPriority="39" w:unhideWhenUsed="1"/>
-    <w:lsdException w:name="toc 5" w:semiHidden="1" w:uiPriority="39" w:unhideWhenUsed="1"/>
-    <w:lsdException w:name="toc 6" w:semiHidden="1" w:uiPriority="39" w:unhideWhenUsed="1"/>
-    <w:lsdException w:name="toc 7" w:semiHidden="1" w:uiPriority="39" w:unhideWhenUsed="1"/>
-    <w:lsdException w:name="toc 8" w:semiHidden="1" w:uiPriority="39" w:unhideWhenUsed="1"/>
-    <w:lsdException w:name="toc 9" w:semiHidden="1" w:uiPriority="39" w:unhideWhenUsed="1"/>
-    <w:lsdException w:name="Normal Indent" w:semiHidden="1" w:unhideWhenUsed="1"/>
-    <w:lsdException w:name="footnote text" w:semiHidden="1" w:unhideWhenUsed="1"/>
-    <w:lsdException w:name="annotation text" w:semiHidden="1" w:unhideWhenUsed="1"/>
-    <w:lsdException w:name="header" w:semiHidden="1" w:unhideWhenUsed="1"/>
-    <w:lsdException w:name="footer" w:semiHidden="1" w:unhideWhenUsed="1"/>
-    <w:lsdException w:name="index heading" w:semiHidden="1" w:unhideWhenUsed="1"/>
-    <w:lsdException w:name="caption" w:semiHidden="1" w:uiPriority="35" w:unhideWhenUsed="1" w:qFormat="1"/>
-    <w:lsdException w:name="table of figures" w:semiHidden="1" w:unhideWhenUsed="1"/>
-    <w:lsdException w:name="envelope address" w:semiHidden="1" w:unhideWhenUsed="1"/>
-    <w:lsdException w:name="envelope return" w:semiHidden="1" w:unhideWhenUsed="1"/>
-    <w:lsdException w:name="footnote reference" w:semiHidden="1" w:unhideWhenUsed="1"/>
-    <w:lsdException w:name="annotation reference" w:semiHidden="1" w:unhideWhenUsed="1"/>
-    <w:lsdException w:name="line number" w:semiHidden="1" w:unhideWhenUsed="1"/>
-    <w:lsdException w:name="page number" w:semiHidden="1" w:unhideWhenUsed="1"/>
-    <w:lsdException w:name="endnote reference" w:semiHidden="1" w:unhideWhenUsed="1"/>
-    <w:lsdException w:name="endnote text" w:semiHidden="1" w:unhideWhenUsed="1"/>
-    <w:lsdException w:name="table of authorities" w:semiHidden="1" w:unhideWhenUsed="1"/>
-    <w:lsdException w:name="macro" w:semiHidden="1" w:unhideWhenUsed="1"/>
-    <w:lsdException w:name="toa heading" w:semiHidden="1" w:unhideWhenUsed="1"/>
-    <w:lsdException w:name="List" w:semiHidden="1" w:unhideWhenUsed="1"/>
-    <w:lsdException w:name="List Bullet" w:semiHidden="1" w:unhideWhenUsed="1"/>
-    <w:lsdException w:name="List Number" w:semiHidden="1" w:unhideWhenUsed="1"/>
-    <w:lsdException w:name="List 2" w:semiHidden="1" w:unhideWhenUsed="1"/>
-    <w:lsdException w:name="List 3" w:semiHidden="1" w:unhideWhenUsed="1"/>
-    <w:lsdException w:name="List 4" w:semiHidden="1" w:unhideWhenUsed="1"/>
-    <w:lsdException w:name="List 5" w:semiHidden="1" w:unhideWhenUsed="1"/>
-    <w:lsdException w:name="List Bullet 2" w:semiHidden="1" w:unhideWhenUsed="1"/>
-    <w:lsdException w:name="List Bullet 3" w:semiHidden="1" w:unhideWhenUsed="1"/>
-    <w:lsdException w:name="List Bullet 4" w:semiHidden="1" w:unhideWhenUsed="1"/>
-    <w:lsdException w:name="List Bullet 5" w:semiHidden="1" w:unhideWhenUsed="1"/>
-    <w:lsdException w:name="List Number 2" w:semiHidden="1" w:unhideWhenUsed="1"/>
-    <w:lsdException w:name="List Number 3" w:semiHidden="1" w:unhideWhenUsed="1"/>
-    <w:lsdException w:name="List Number 4" w:semiHidden="1" w:unhideWhenUsed="1"/>
-    <w:lsdException w:name="List Number 5" w:semiHidden="1" w:unhideWhenUsed="1"/>
-    <w:lsdException w:name="Title" w:uiPriority="10" w:qFormat="1"/>
-    <w:lsdException w:name="Closing" w:semiHidden="1" w:unhideWhenUsed="1"/>
-    <w:lsdException w:name="Signature" w:semiHidden="1" w:unhideWhenUsed="1"/>
-    <w:lsdException w:name="Default Paragraph Font" w:semiHidden="1" w:uiPriority="1" w:unhideWhenUsed="1"/>
-    <w:lsdException w:name="Body Text" w:semiHidden="1" w:unhideWhenUsed="1"/>
-    <w:lsdException w:name="Body Text Indent" w:semiHidden="1" w:unhideWhenUsed="1"/>
-    <w:lsdException w:name="List Continue" w:semiHidden="1" w:unhideWhenUsed="1"/>
-    <w:lsdException w:name="List Continue 2" w:semiHidden="1" w:unhideWhenUsed="1"/>
-    <w:lsdException w:name="List Continue 3" w:semiHidden="1" w:unhideWhenUsed="1"/>
-    <w:lsdException w:name="List Continue 4" w:semiHidden="1" w:unhideWhenUsed="1"/>
-    <w:lsdException w:name="List Continue 5" w:semiHidden="1" w:unhideWhenUsed="1"/>
-    <w:lsdException w:name="Message Header" w:semiHidden="1" w:unhideWhenUsed="1"/>
-    <w:lsdException w:name="Subtitle" w:uiPriority="11" w:qFormat="1"/>
-    <w:lsdException w:name="Salutation" w:semiHidden="1" w:unhideWhenUsed="1"/>
-    <w:lsdException w:name="Date" w:semiHidden="1" w:unhideWhenUsed="1"/>
-    <w:lsdException w:name="Body Text First Indent" w:semiHidden="1" w:unhideWhenUsed="1"/>
-    <w:lsdException w:name="Body Text First Indent 2" w:semiHidden="1" w:unhideWhenUsed="1"/>
-    <w:lsdException w:name="Note Heading" w:semiHidden="1" w:unhideWhenUsed="1"/>
-    <w:lsdException w:name="Body Text 2" w:semiHidden="1" w:unhideWhenUsed="1"/>
-    <w:lsdException w:name="Body Text 3" w:semiHidden="1" w:unhideWhenUsed="1"/>
-    <w:lsdException w:name="Body Text Indent 2" w:semiHidden="1" w:unhideWhenUsed="1"/>
-    <w:lsdException w:name="Body Text Indent 3" w:semiHidden="1" w:unhideWhenUsed="1"/>
-    <w:lsdException w:name="Block Text" w:semiHidden="1" w:unhideWhenUsed="1"/>
-    <w:lsdException w:name="Hyperlink" w:semiHidden="1" w:unhideWhenUsed="1"/>
-    <w:lsdException w:name="FollowedHyperlink" w:semiHidden="1" w:unhideWhenUsed="1"/>
-    <w:lsdException w:name="Strong" w:uiPriority="22" w:qFormat="1"/>
-    <w:lsdException w:name="Emphasis" w:uiPriority="20" w:qFormat="1"/>
-    <w:lsdException w:name="Document Map" w:semiHidden="1" w:unhideWhenUsed="1"/>
-    <w:lsdException w:name="Plain Text" w:semiHidden="1" w:unhideWhenUsed="1"/>
-    <w:lsdException w:name="E-mail Signature" w:semiHidden="1" w:unhideWhenUsed="1"/>
-    <w:lsdException w:name="HTML Top of Form" w:semiHidden="1" w:unhideWhenUsed="1"/>
-    <w:lsdException w:name="HTML Bottom of Form" w:semiHidden="1" w:unhideWhenUsed="1"/>
-    <w:lsdException w:name="Normal (Web)" w:semiHidden="1" w:unhideWhenUsed="1"/>
-    <w:lsdException w:name="HTML Acronym" w:semiHidden="1" w:unhideWhenUsed="1"/>
-    <w:lsdException w:name="HTML Address" w:semiHidden="1" w:unhideWhenUsed="1"/>
-    <w:lsdException w:name="HTML Cite" w:semiHidden="1" w:unhideWhenUsed="1"/>
-    <w:lsdException w:name="HTML Code" w:semiHidden="1" w:unhideWhenUsed="1"/>
-    <w:lsdException w:name="HTML Definition" w:semiHidden="1" w:unhideWhenUsed="1"/>
-    <w:lsdException w:name="HTML Keyboard" w:semiHidden="1" w:unhideWhenUsed="1"/>
-    <w:lsdException w:name="HTML Preformatted" w:semiHidden="1" w:unhideWhenUsed="1"/>
-    <w:lsdException w:name="HTML Sample" w:semiHidden="1" w:unhideWhenUsed="1"/>
-    <w:lsdException w:name="HTML Typewriter" w:semiHidden="1" w:unhideWhenUsed="1"/>
-    <w:lsdException w:name="HTML Variable" w:semiHidden="1" w:unhideWhenUsed="1"/>
-    <w:lsdException w:name="Normal Table" w:semiHidden="1" w:unhideWhenUsed="1"/>
-    <w:lsdException w:name="annotation subject" w:semiHidden="1" w:unhideWhenUsed="1"/>
-    <w:lsdException w:name="No List" w:semiHidden="1" w:unhideWhenUsed="1"/>
-    <w:lsdException w:name="Outline List 1" w:semiHidden="1" w:unhideWhenUsed="1"/>
-    <w:lsdException w:name="Outline List 2" w:semiHidden="1" w:unhideWhenUsed="1"/>
-    <w:lsdException w:name="Outline List 3" w:semiHidden="1" w:unhideWhenUsed="1"/>
-    <w:lsdException w:name="Table Simple 1" w:semiHidden="1" w:unhideWhenUsed="1"/>
-    <w:lsdException w:name="Table Simple 2" w:semiHidden="1" w:unhideWhenUsed="1"/>
-    <w:lsdException w:name="Table Simple 3" w:semiHidden="1" w:unhideWhenUsed="1"/>
-    <w:lsdException w:name="Table Classic 1" w:semiHidden="1" w:unhideWhenUsed="1"/>
-    <w:lsdException w:name="Table Classic 2" w:semiHidden="1" w:unhideWhenUsed="1"/>
-    <w:lsdException w:name="Table Classic 3" w:semiHidden="1" w:unhideWhenUsed="1"/>
-    <w:lsdException w:name="Table Classic 4" w:semiHidden="1" w:unhideWhenUsed="1"/>
-    <w:lsdException w:name="Table Colorful 1" w:semiHidden="1" w:unhideWhenUsed="1"/>
-    <w:lsdException w:name="Table Colorful 2" w:semiHidden="1" w:unhideWhenUsed="1"/>
-    <w:lsdException w:name="Table Colorful 3" w:semiHidden="1" w:unhideWhenUsed="1"/>
-    <w:lsdException w:name="Table Columns 1" w:semiHidden="1" w:unhideWhenUsed="1"/>
-    <w:lsdException w:name="Table Columns 2" w:semiHidden="1" w:unhideWhenUsed="1"/>
-    <w:lsdException w:name="Table Columns 3" w:semiHidden="1" w:unhideWhenUsed="1"/>
-    <w:lsdException w:name="Table Columns 4" w:semiHidden="1" w:unhideWhenUsed="1"/>
-    <w:lsdException w:name="Table Columns 5" w:semiHidden="1" w:unhideWhenUsed="1"/>
-    <w:lsdException w:name="Table Grid 1" w:semiHidden="1" w:unhideWhenUsed="1"/>
-    <w:lsdException w:name="Table Grid 2" w:semiHidden="1" w:unhideWhenUsed="1"/>
-    <w:lsdException w:name="Table Grid 3" w:semiHidden="1" w:unhideWhenUsed="1"/>
-    <w:lsdException w:name="Table Grid 4" w:semiHidden="1" w:unhideWhenUsed="1"/>
-    <w:lsdException w:name="Table Grid 5" w:semiHidden="1" w:unhideWhenUsed="1"/>
-    <w:lsdException w:name="Table Grid 6" w:semiHidden="1" w:unhideWhenUsed="1"/>
-    <w:lsdException w:name="Table Grid 7" w:semiHidden="1" w:unhideWhenUsed="1"/>
-    <w:lsdException w:name="Table Grid 8" w:semiHidden="1" w:unhideWhenUsed="1"/>
-    <w:lsdException w:name="Table List 1" w:semiHidden="1" w:unhideWhenUsed="1"/>
-    <w:lsdException w:name="Table List 2" w:semiHidden="1" w:unhideWhenUsed="1"/>
-    <w:lsdException w:name="Table List 3" w:semiHidden="1" w:unhideWhenUsed="1"/>
-    <w:lsdException w:name="Table List 4" w:semiHidden="1" w:unhideWhenUsed="1"/>
-    <w:lsdException w:name="Table List 5" w:semiHidden="1" w:unhideWhenUsed="1"/>
-    <w:lsdException w:name="Table List 6" w:semiHidden="1" w:unhideWhenUsed="1"/>
-    <w:lsdException w:name="Table List 7" w:semiHidden="1" w:unhideWhenUsed="1"/>
-    <w:lsdException w:name="Table List 8" w:semiHidden="1" w:unhideWhenUsed="1"/>
-    <w:lsdException w:name="Table 3D effects 1" w:semiHidden="1" w:unhideWhenUsed="1"/>
-    <w:lsdException w:name="Table 3D effects 2" w:semiHidden="1" w:unhideWhenUsed="1"/>
-    <w:lsdException w:name="Table 3D effects 3" w:semiHidden="1" w:unhideWhenUsed="1"/>
-    <w:lsdException w:name="Table Contemporary" w:semiHidden="1" w:unhideWhenUsed="1"/>
-    <w:lsdException w:name="Table Elegant" w:semiHidden="1" w:unhideWhenUsed="1"/>
-    <w:lsdException w:name="Table Professional" w:semiHidden="1" w:unhideWhenUsed="1"/>
-    <w:lsdException w:name="Table Subtle 1" w:semiHidden="1" w:unhideWhenUsed="1"/>
-    <w:lsdException w:name="Table Subtle 2" w:semiHidden="1" w:unhideWhenUsed="1"/>
-    <w:lsdException w:name="Table Web 1" w:semiHidden="1" w:unhideWhenUsed="1"/>
-    <w:lsdException w:name="Table Web 2" w:semiHidden="1" w:unhideWhenUsed="1"/>
-    <w:lsdException w:name="Table Web 3" w:semiHidden="1" w:unhideWhenUsed="1"/>
-    <w:lsdException w:name="Balloon Text" w:semiHidden="1" w:unhideWhenUsed="1"/>
-    <w:lsdException w:name="Table Grid" w:uiPriority="39"/>
-    <w:lsdException w:name="Table Theme" w:semiHidden="1" w:unhideWhenUsed="1"/>
-    <w:lsdException w:name="Placeholder Text" w:semiHidden="1"/>
-    <w:lsdException w:name="No Spacing" w:uiPriority="1" w:qFormat="1"/>
-    <w:lsdException w:name="Light Shading" w:uiPriority="60"/>
-    <w:lsdException w:name="Light List" w:uiPriority="61"/>
-    <w:lsdException w:name="Light Grid" w:uiPriority="62"/>
-    <w:lsdException w:name="Medium Shading 1" w:uiPriority="63"/>
-    <w:lsdException w:name="Medium Shading 2" w:uiPriority="64"/>
-    <w:lsdException w:name="Medium List 1" w:uiPriority="65"/>
-    <w:lsdException w:name="Medium List 2" w:uiPriority="66"/>
-    <w:lsdException w:name="Medium Grid 1" w:uiPriority="67"/>
-    <w:lsdException w:name="Medium Grid 2" w:uiPriority="68"/>
-    <w:lsdException w:name="Medium Grid 3" w:uiPriority="69"/>
-    <w:lsdException w:name="Dark List" w:uiPriority="70"/>
-    <w:lsdException w:name="Colorful Shading" w:uiPriority="71"/>
-    <w:lsdException w:name="Colorful List" w:uiPriority="72"/>
-    <w:lsdException w:name="Colorful Grid" w:uiPriority="73"/>
-    <w:lsdException w:name="Light Shading Accent 1" w:uiPriority="60"/>
-    <w:lsdException w:name="Light List Accent 1" w:uiPriority="61"/>
-    <w:lsdException w:name="Light Grid Accent 1" w:uiPriority="62"/>
-    <w:lsdException w:name="Medium Shading 1 Accent 1" w:uiPriority="63"/>
-    <w:lsdException w:name="Medium Shading 2 Accent 1" w:uiPriority="64"/>
-    <w:lsdException w:name="Medium List 1 Accent 1" w:uiPriority="65"/>
-    <w:lsdException w:name="Revision" w:semiHidden="1"/>
-    <w:lsdException w:name="List Paragraph" w:uiPriority="34" w:qFormat="1"/>
-    <w:lsdException w:name="Quote" w:uiPriority="29" w:qFormat="1"/>
-    <w:lsdException w:name="Intense Quote" w:uiPriority="30" w:qFormat="1"/>
-    <w:lsdException w:name="Medium List 2 Accent 1" w:uiPriority="66"/>
-    <w:lsdException w:name="Medium Grid 1 Accent 1" w:uiPriority="67"/>
-    <w:lsdException w:name="Medium Grid 2 Accent 1" w:uiPriority="68"/>
-    <w:lsdException w:name="Medium Grid 3 Accent 1" w:uiPriority="69"/>
-    <w:lsdException w:name="Dark List Accent 1" w:uiPriority="70"/>
-    <w:lsdException w:name="Colorful Shading Accent 1" w:uiPriority="71"/>
-    <w:lsdException w:name="Colorful List Accent 1" w:uiPriority="72"/>
-    <w:lsdException w:name="Colorful Grid Accent 1" w:uiPriority="73"/>
-    <w:lsdException w:name="Light Shading Accent 2" w:uiPriority="60"/>
-    <w:lsdException w:name="Light List Accent 2" w:uiPriority="61"/>
-    <w:lsdException w:name="Light Grid Accent 2" w:uiPriority="62"/>
-    <w:lsdException w:name="Medium Shading 1 Accent 2" w:uiPriority="63"/>
-    <w:lsdException w:name="Medium Shading 2 Accent 2" w:uiPriority="64"/>
-    <w:lsdException w:name="Medium List 1 Accent 2" w:uiPriority="65"/>
-    <w:lsdException w:name="Medium List 2 Accent 2" w:uiPriority="66"/>
-    <w:lsdException w:name="Medium Grid 1 Accent 2" w:uiPriority="67"/>
-    <w:lsdException w:name="Medium Grid 2 Accent 2" w:uiPriority="68"/>
-    <w:lsdException w:name="Medium Grid 3 Accent 2" w:uiPriority="69"/>
-    <w:lsdException w:name="Dark List Accent 2" w:uiPriority="70"/>
-    <w:lsdException w:name="Colorful Shading Accent 2" w:uiPriority="71"/>
-    <w:lsdException w:name="Colorful List Accent 2" w:uiPriority="72"/>
-    <w:lsdException w:name="Colorful Grid Accent 2" w:uiPriority="73"/>
-    <w:lsdException w:name="Light Shading Accent 3" w:uiPriority="60"/>
-    <w:lsdException w:name="Light List Accent 3" w:uiPriority="61"/>
-    <w:lsdException w:name="Light Grid Accent 3" w:uiPriority="62"/>
-    <w:lsdException w:name="Medium Shading 1 Accent 3" w:uiPriority="63"/>
-    <w:lsdException w:name="Medium Shading 2 Accent 3" w:uiPriority="64"/>
-    <w:lsdException w:name="Medium List 1 Accent 3" w:uiPriority="65"/>
-    <w:lsdException w:name="Medium List 2 Accent 3" w:uiPriority="66"/>
-    <w:lsdException w:name="Medium Grid 1 Accent 3" w:uiPriority="67"/>
-    <w:lsdException w:name="Medium Grid 2 Accent 3" w:uiPriority="68"/>
-    <w:lsdException w:name="Medium Grid 3 Accent 3" w:uiPriority="69"/>
-    <w:lsdException w:name="Dark List Accent 3" w:uiPriority="70"/>
-    <w:lsdException w:name="Colorful Shading Accent 3" w:uiPriority="71"/>
-    <w:lsdException w:name="Colorful List Accent 3" w:uiPriority="72"/>
-    <w:lsdException w:name="Colorful Grid Accent 3" w:uiPriority="73"/>
-    <w:lsdException w:name="Light Shading Accent 4" w:uiPriority="60"/>
-    <w:lsdException w:name="Light List Accent 4" w:uiPriority="61"/>
-    <w:lsdException w:name="Light Grid Accent 4" w:uiPriority="62"/>
-    <w:lsdException w:name="Medium Shading 1 Accent 4" w:uiPriority="63"/>
-    <w:lsdException w:name="Medium Shading 2 Accent 4" w:uiPriority="64"/>
-    <w:lsdException w:name="Medium List 1 Accent 4" w:uiPriority="65"/>
-    <w:lsdException w:name="Medium List 2 Accent 4" w:uiPriority="66"/>
-    <w:lsdException w:name="Medium Grid 1 Accent 4" w:uiPriority="67"/>
-    <w:lsdException w:name="Medium Grid 2 Accent 4" w:uiPriority="68"/>
-    <w:lsdException w:name="Medium Grid 3 Accent 4" w:uiPriority="69"/>
-    <w:lsdException w:name="Dark List Accent 4" w:uiPriority="70"/>
-    <w:lsdException w:name="Colorful Shading Accent 4" w:uiPriority="71"/>
-    <w:lsdException w:name="Colorful List Accent 4" w:uiPriority="72"/>
-    <w:lsdException w:name="Colorful Grid Accent 4" w:uiPriority="73"/>
-    <w:lsdException w:name="Light Shading Accent 5" w:uiPriority="60"/>
-    <w:lsdException w:name="Light List Accent 5" w:uiPriority="61"/>
-    <w:lsdException w:name="Light Grid Accent 5" w:uiPriority="62"/>
-    <w:lsdException w:name="Medium Shading 1 Accent 5" w:uiPriority="63"/>
-    <w:lsdException w:name="Medium Shading 2 Accent 5" w:uiPriority="64"/>
-    <w:lsdException w:name="Medium List 1 Accent 5" w:uiPriority="65"/>
-    <w:lsdException w:name="Medium List 2 Accent 5" w:uiPriority="66"/>
-    <w:lsdException w:name="Medium Grid 1 Accent 5" w:uiPriority="67"/>
-    <w:lsdException w:name="Medium Grid 2 Accent 5" w:uiPriority="68"/>
-    <w:lsdException w:name="Medium Grid 3 Accent 5" w:uiPriority="69"/>
-    <w:lsdException w:name="Dark List Accent 5" w:uiPriority="70"/>
-    <w:lsdException w:name="Colorful Shading Accent 5" w:uiPriority="71"/>
-    <w:lsdException w:name="Colorful List Accent 5" w:uiPriority="72"/>
-    <w:lsdException w:name="Colorful Grid Accent 5" w:uiPriority="73"/>
-    <w:lsdException w:name="Light Shading Accent 6" w:uiPriority="60"/>
-    <w:lsdException w:name="Light List Accent 6" w:uiPriority="61"/>
-    <w:lsdException w:name="Light Grid Accent 6" w:uiPriority="62"/>
-    <w:lsdException w:name="Medium Shading 1 Accent 6" w:uiPriority="63"/>
-    <w:lsdException w:name="Medium Shading 2 Accent 6" w:uiPriority="64"/>
-    <w:lsdException w:name="Medium List 1 Accent 6" w:uiPriority="65"/>
-    <w:lsdException w:name="Medium List 2 Accent 6" w:uiPriority="66"/>
-    <w:lsdException w:name="Medium Grid 1 Accent 6" w:uiPriority="67"/>
-    <w:lsdException w:name="Medium Grid 2 Accent 6" w:uiPriority="68"/>
-    <w:lsdException w:name="Medium Grid 3 Accent 6" w:uiPriority="69"/>
-    <w:lsdException w:name="Dark List Accent 6" w:uiPriority="70"/>
-    <w:lsdException w:name="Colorful Shading Accent 6" w:uiPriority="71"/>
-    <w:lsdException w:name="Colorful List Accent 6" w:uiPriority="72"/>
-    <w:lsdException w:name="Colorful Grid Accent 6" w:uiPriority="73"/>
-    <w:lsdException w:name="Subtle Emphasis" w:uiPriority="19" w:qFormat="1"/>
-    <w:lsdException w:name="Intense Emphasis" w:uiPriority="21" w:qFormat="1"/>
-    <w:lsdException w:name="Subtle Reference" w:uiPriority="31" w:qFormat="1"/>
-    <w:lsdException w:name="Intense Reference" w:uiPriority="32" w:qFormat="1"/>
-    <w:lsdException w:name="Book Title" w:uiPriority="33" w:qFormat="1"/>
-    <w:lsdException w:name="Bibliography" w:semiHidden="1" w:uiPriority="37" w:unhideWhenUsed="1"/>
-    <w:lsdException w:name="TOC Heading" w:semiHidden="1" w:uiPriority="39" w:unhideWhenUsed="1" w:qFormat="1"/>
-    <w:lsdException w:name="Plain Table 1" w:uiPriority="41"/>
-    <w:lsdException w:name="Plain Table 2" w:uiPriority="42"/>
-    <w:lsdException w:name="Plain Table 3" w:uiPriority="43"/>
-    <w:lsdException w:name="Plain Table 4" w:uiPriority="44"/>
-    <w:lsdException w:name="Plain Table 5" w:uiPriority="45"/>
-    <w:lsdException w:name="Grid Table Light" w:uiPriority="40"/>
-    <w:lsdException w:name="Grid Table 1 Light" w:uiPriority="46"/>
-    <w:lsdException w:name="Grid Table 2" w:uiPriority="47"/>
-    <w:lsdException w:name="Grid Table 3" w:uiPriority="48"/>
-    <w:lsdException w:name="Grid Table 4" w:uiPriority="49"/>
-    <w:lsdException w:name="Grid Table 5 Dark" w:uiPriority="50"/>
-    <w:lsdException w:name="Grid Table 6 Colorful" w:uiPriority="51"/>
-    <w:lsdException w:name="Grid Table 7 Colorful" w:uiPriority="52"/>
-    <w:lsdException w:name="Grid Table 1 Light Accent 1" w:uiPriority="46"/>
-    <w:lsdException w:name="Grid Table 2 Accent 1" w:uiPriority="47"/>
-    <w:lsdException w:name="Grid Table 3 Accent 1" w:uiPriority="48"/>
-    <w:lsdException w:name="Grid Table 4 Accent 1" w:uiPriority="49"/>
-    <w:lsdException w:name="Grid Table 5 Dark Accent 1" w:uiPriority="50"/>
-    <w:lsdException w:name="Grid Table 6 Colorful Accent 1" w:uiPriority="51"/>
-    <w:lsdException w:name="Grid Table 7 Colorful Accent 1" w:uiPriority="52"/>
-    <w:lsdException w:name="Grid Table 1 Light Accent 2" w:uiPriority="46"/>
-    <w:lsdException w:name="Grid Table 2 Accent 2" w:uiPriority="47"/>
-    <w:lsdException w:name="Grid Table 3 Accent 2" w:uiPriority="48"/>
-    <w:lsdException w:name="Grid Table 4 Accent 2" w:uiPriority="49"/>
-    <w:lsdException w:name="Grid Table 5 Dark Accent 2" w:uiPriority="50"/>
-    <w:lsdException w:name="Grid Table 6 Colorful Accent 2" w:uiPriority="51"/>
-    <w:lsdException w:name="Grid Table 7 Colorful Accent 2" w:uiPriority="52"/>
-    <w:lsdException w:name="Grid Table 1 Light Accent 3" w:uiPriority="46"/>
-    <w:lsdException w:name="Grid Table 2 Accent 3" w:uiPriority="47"/>
-    <w:lsdException w:name="Grid Table 3 Accent 3" w:uiPriority="48"/>
-    <w:lsdException w:name="Grid Table 4 Accent 3" w:uiPriority="49"/>
-    <w:lsdException w:name="Grid Table 5 Dark Accent 3" w:uiPriority="50"/>
-    <w:lsdException w:name="Grid Table 6 Colorful Accent 3" w:uiPriority="51"/>
-    <w:lsdException w:name="Grid Table 7 Colorful Accent 3" w:uiPriority="52"/>
-    <w:lsdException w:name="Grid Table 1 Light Accent 4" w:uiPriority="46"/>
-    <w:lsdException w:name="Grid Table 2 Accent 4" w:uiPriority="47"/>
-    <w:lsdException w:name="Grid Table 3 Accent 4" w:uiPriority="48"/>
-    <w:lsdException w:name="Grid Table 4 Accent 4" w:uiPriority="49"/>
-    <w:lsdException w:name="Grid Table 5 Dark Accent 4" w:uiPriority="50"/>
-    <w:lsdException w:name="Grid Table 6 Colorful Accent 4" w:uiPriority="51"/>
-    <w:lsdException w:name="Grid Table 7 Colorful Accent 4" w:uiPriority="52"/>
-    <w:lsdException w:name="Grid Table 1 Light Accent 5" w:uiPriority="46"/>
-    <w:lsdException w:name="Grid Table 2 Accent 5" w:uiPriority="47"/>
-    <w:lsdException w:name="Grid Table 3 Accent 5" w:uiPriority="48"/>
-    <w:lsdException w:name="Grid Table 4 Accent 5" w:uiPriority="49"/>
-    <w:lsdException w:name="Grid Table 5 Dark Accent 5" w:uiPriority="50"/>
-    <w:lsdException w:name="Grid Table 6 Colorful Accent 5" w:uiPriority="51"/>
-    <w:lsdException w:name="Grid Table 7 Colorful Accent 5" w:uiPriority="52"/>
-    <w:lsdException w:name="Grid Table 1 Light Accent 6" w:uiPriority="46"/>
-    <w:lsdException w:name="Grid Table 2 Accent 6" w:uiPriority="47"/>
-    <w:lsdException w:name="Grid Table 3 Accent 6" w:uiPriority="48"/>
-    <w:lsdException w:name="Grid Table 4 Accent 6" w:uiPriority="49"/>
-    <w:lsdException w:name="Grid Table 5 Dark Accent 6" w:uiPriority="50"/>
-    <w:lsdException w:name="Grid Table 6 Colorful Accent 6" w:uiPriority="51"/>
-    <w:lsdException w:name="Grid Table 7 Colorful Accent 6" w:uiPriority="52"/>
-    <w:lsdException w:name="List Table 1 Light" w:uiPriority="46"/>
-    <w:lsdException w:name="List Table 2" w:uiPriority="47"/>
-    <w:lsdException w:name="List Table 3" w:uiPriority="48"/>
-    <w:lsdException w:name="List Table 4" w:uiPriority="49"/>
-    <w:lsdException w:name="List Table 5 Dark" w:uiPriority="50"/>
-    <w:lsdException w:name="List Table 6 Colorful" w:uiPriority="51"/>
-    <w:lsdException w:name="List Table 7 Colorful" w:uiPriority="52"/>
-    <w:lsdException w:name="List Table 1 Light Accent 1" w:uiPriority="46"/>
-    <w:lsdException w:name="List Table 2 Accent 1" w:uiPriority="47"/>
-    <w:lsdException w:name="List Table 3 Accent 1" w:uiPriority="48"/>
-    <w:lsdException w:name="List Table 4 Accent 1" w:uiPriority="49"/>
-    <w:lsdException w:name="List Table 5 Dark Accent 1" w:uiPriority="50"/>
-    <w:lsdException w:name="List Table 6 Colorful Accent 1" w:uiPriority="51"/>
-    <w:lsdException w:name="List Table 7 Colorful Accent 1" w:uiPriority="52"/>
-    <w:lsdException w:name="List Table 1 Light Accent 2" w:uiPriority="46"/>
-    <w:lsdException w:name="List Table 2 Accent 2" w:uiPriority="47"/>
-    <w:lsdException w:name="List Table 3 Accent 2" w:uiPriority="48"/>
-    <w:lsdException w:name="List Table 4 Accent 2" w:uiPriority="49"/>
-    <w:lsdException w:name="List Table 5 Dark Accent 2" w:uiPriority="50"/>
-    <w:lsdException w:name="List Table 6 Colorful Accent 2" w:uiPriority="51"/>
-    <w:lsdException w:name="List Table 7 Colorful Accent 2" w:uiPriority="52"/>
-    <w:lsdException w:name="List Table 1 Light Accent 3" w:uiPriority="46"/>
-    <w:lsdException w:name="List Table 2 Accent 3" w:uiPriority="47"/>
-    <w:lsdException w:name="List Table 3 Accent 3" w:uiPriority="48"/>
-    <w:lsdException w:name="List Table 4 Accent 3" w:uiPriority="49"/>
-    <w:lsdException w:name="List Table 5 Dark Accent 3" w:uiPriority="50"/>
-    <w:lsdException w:name="List Table 6 Colorful Accent 3" w:uiPriority="51"/>
-    <w:lsdException w:name="List Table 7 Colorful Accent 3" w:uiPriority="52"/>
-    <w:lsdException w:name="List Table 1 Light Accent 4" w:uiPriority="46"/>
-    <w:lsdException w:name="List Table 2 Accent 4" w:uiPriority="47"/>
-    <w:lsdException w:name="List Table 3 Accent 4" w:uiPriority="48"/>
-    <w:lsdException w:name="List Table 4 Accent 4" w:uiPriority="49"/>
-    <w:lsdException w:name="List Table 5 Dark Accent 4" w:uiPriority="50"/>
-    <w:lsdException w:name="List Table 6 Colorful Accent 4" w:uiPriority="51"/>
-    <w:lsdException w:name="List Table 7 Colorful Accent 4" w:uiPriority="52"/>
-    <w:lsdException w:name="List Table 1 Light Accent 5" w:uiPriority="46"/>
-    <w:lsdException w:name="List Table 2 Accent 5" w:uiPriority="47"/>
-    <w:lsdException w:name="List Table 3 Accent 5" w:uiPriority="48"/>
-    <w:lsdException w:name="List Table 4 Accent 5" w:uiPriority="49"/>
-    <w:lsdException w:name="List Table 5 Dark Accent 5" w:uiPriority="50"/>
-    <w:lsdException w:name="List Table 6 Colorful Accent 5" w:uiPriority="51"/>
-    <w:lsdException w:name="List Table 7 Colorful Accent 5" w:uiPriority="52"/>
-    <w:lsdException w:name="List Table 1 Light Accent 6" w:uiPriority="46"/>
-    <w:lsdException w:name="List Table 2 Accent 6" w:uiPriority="47"/>
-    <w:lsdException w:name="List Table 3 Accent 6" w:uiPriority="48"/>
-    <w:lsdException w:name="List Table 4 Accent 6" w:uiPriority="49"/>
-    <w:lsdException w:name="List Table 5 Dark Accent 6" w:uiPriority="50"/>
-    <w:lsdException w:name="List Table 6 Colorful Accent 6" w:uiPriority="51"/>
-    <w:lsdException w:name="List Table 7 Colorful Accent 6" w:uiPriority="52"/>
-    <w:lsdException w:name="Mention" w:semiHidden="1" w:unhideWhenUsed="1"/>
-    <w:lsdException w:name="Smart Hyperlink" w:semiHidden="1" w:unhideWhenUsed="1"/>
-    <w:lsdException w:name="Hashtag" w:semiHidden="1" w:unhideWhenUsed="1"/>
-    <w:lsdException w:name="Unresolved Mention" w:semiHidden="1" w:unhideWhenUsed="1"/>
-    <w:lsdException w:name="Smart Link" w:semiHidden="1" w:unhideWhenUsed="1"/>
-  </w:latentStyles>
-  <w:style w:type="paragraph" w:default="1" w:styleId="Normal">
-    <w:name w:val="Normal"/>
-    <w:qFormat/>
-  </w:style>
-  <w:style w:type="character" w:default="1" w:styleId="DefaultParagraphFont">
-    <w:name w:val="Default Paragraph Font"/>
-    <w:uiPriority w:val="1"/>
-    <w:semiHidden/>
-    <w:unhideWhenUsed/>
-  </w:style>
-  <w:style w:type="table" w:default="1" w:styleId="TableNormal">
-    <w:name w:val="Normal Table"/>
-    <w:uiPriority w:val="99"/>
-    <w:semiHidden/>
-    <w:unhideWhenUsed/>
-    <w:tblPr>
-      <w:tblInd w:w="0" w:type="dxa"/>
-      <w:tblCellMar>
-        <w:top w:w="0" w:type="dxa"/>
-        <w:left w:w="108" w:type="dxa"/>
-        <w:bottom w:w="0" w:type="dxa"/>
-        <w:right w:w="108" w:type="dxa"/>
-      </w:tblCellMar>
-    </w:tblPr>
-  </w:style>
-  <w:style w:type="numbering" w:default="1" w:styleId="NoList">
-    <w:name w:val="No List"/>
-    <w:uiPriority w:val="99"/>
-    <w:semiHidden/>
-    <w:unhideWhenUsed/>
-  </w:style>
-  <w:style w:type="character" w:styleId="PlaceholderText">
-    <w:name w:val="Placeholder Text"/>
-    <w:basedOn w:val="DefaultParagraphFont"/>
-    <w:uiPriority w:val="99"/>
-    <w:semiHidden/>
-    <w:rsid w:val="00545AEE"/>
-    <w:rPr>
-      <w:color w:val="124F1A" w:themeColor="accent3" w:themeShade="BF"/>
-    </w:rPr>
-  </w:style>
-  <w:style w:type="paragraph" w:customStyle="1" w:styleId="2A3D8C523C0A4BC2874724713B999BFD">
-    <w:name w:val="2A3D8C523C0A4BC2874724713B999BFD"/>
-    <w:rsid w:val="004B6909"/>
-    <w:rPr>
-      <w:kern w:val="2"/>
-      <w14:ligatures w14:val="standardContextual"/>
-    </w:rPr>
-  </w:style>
-  <w:style w:type="paragraph" w:customStyle="1" w:styleId="77FC8CEB2CE647E3817A1900EC3470FF">
-    <w:name w:val="77FC8CEB2CE647E3817A1900EC3470FF"/>
-    <w:rsid w:val="004B6909"/>
-    <w:rPr>
-      <w:kern w:val="2"/>
-      <w14:ligatures w14:val="standardContextual"/>
-    </w:rPr>
-  </w:style>
-  <w:style w:type="paragraph" w:customStyle="1" w:styleId="43EC965123CE404DB9AD8565D8205F71">
-    <w:name w:val="43EC965123CE404DB9AD8565D8205F71"/>
-    <w:rsid w:val="004B6909"/>
-    <w:rPr>
-      <w:kern w:val="2"/>
-      <w14:ligatures w14:val="standardContextual"/>
-    </w:rPr>
-  </w:style>
-  <w:style w:type="paragraph" w:customStyle="1" w:styleId="468B76B695284E0186C44AC09249EC50">
-    <w:name w:val="468B76B695284E0186C44AC09249EC50"/>
-    <w:rsid w:val="004B6909"/>
-    <w:rPr>
-      <w:kern w:val="2"/>
-      <w14:ligatures w14:val="standardContextual"/>
-    </w:rPr>
-  </w:style>
-  <w:style w:type="paragraph" w:customStyle="1" w:styleId="36DCCB2092A14B1B8E4181BE651B5971">
-    <w:name w:val="36DCCB2092A14B1B8E4181BE651B5971"/>
-    <w:rsid w:val="000E152C"/>
-    <w:rPr>
-      <w:kern w:val="2"/>
-      <w14:ligatures w14:val="standardContextual"/>
-    </w:rPr>
-  </w:style>
-  <w:style w:type="paragraph" w:customStyle="1" w:styleId="D4EE235F02164B9C8AEADC8B9AD5C675">
-    <w:name w:val="D4EE235F02164B9C8AEADC8B9AD5C675"/>
-    <w:rsid w:val="000E152C"/>
-    <w:rPr>
-      <w:kern w:val="2"/>
-      <w14:ligatures w14:val="standardContextual"/>
-    </w:rPr>
-  </w:style>
-  <w:style w:type="paragraph" w:customStyle="1" w:styleId="13C307CC3FD04DAAAB755EC5BCDD536B">
-    <w:name w:val="13C307CC3FD04DAAAB755EC5BCDD536B"/>
-    <w:rsid w:val="000E152C"/>
-    <w:rPr>
-      <w:kern w:val="2"/>
-      <w14:ligatures w14:val="standardContextual"/>
-    </w:rPr>
-  </w:style>
-  <w:style w:type="paragraph" w:customStyle="1" w:styleId="FD64A14993B3420C9569E6D8ABEC98D9">
-    <w:name w:val="FD64A14993B3420C9569E6D8ABEC98D9"/>
-    <w:rsid w:val="000E152C"/>
-    <w:rPr>
-      <w:kern w:val="2"/>
-      <w14:ligatures w14:val="standardContextual"/>
-    </w:rPr>
-  </w:style>
-  <w:style w:type="paragraph" w:customStyle="1" w:styleId="AB9E0B3B041C4962A8911B3D13974160">
-    <w:name w:val="AB9E0B3B041C4962A8911B3D13974160"/>
-    <w:rsid w:val="000E152C"/>
-    <w:rPr>
-      <w:kern w:val="2"/>
-      <w14:ligatures w14:val="standardContextual"/>
-    </w:rPr>
-  </w:style>
-  <w:style w:type="paragraph" w:customStyle="1" w:styleId="18450ADDC2A24C2BA862F6E14FB03997">
-    <w:name w:val="18450ADDC2A24C2BA862F6E14FB03997"/>
-    <w:rsid w:val="000E152C"/>
-    <w:rPr>
-      <w:kern w:val="2"/>
-      <w14:ligatures w14:val="standardContextual"/>
-    </w:rPr>
-  </w:style>
-  <w:style w:type="paragraph" w:customStyle="1" w:styleId="1F0A6422BA1149B3BBD638C625C4F8EC">
-    <w:name w:val="1F0A6422BA1149B3BBD638C625C4F8EC"/>
-    <w:rsid w:val="000E152C"/>
-    <w:rPr>
-      <w:kern w:val="2"/>
-      <w14:ligatures w14:val="standardContextual"/>
-    </w:rPr>
-  </w:style>
-  <w:style w:type="paragraph" w:customStyle="1" w:styleId="C09572674A1346D0A4CA40686364E89A">
-    <w:name w:val="C09572674A1346D0A4CA40686364E89A"/>
-    <w:rsid w:val="000E152C"/>
-    <w:rPr>
-      <w:kern w:val="2"/>
-      <w14:ligatures w14:val="standardContextual"/>
-    </w:rPr>
-  </w:style>
-  <w:style w:type="paragraph" w:customStyle="1" w:styleId="8C3C82615A664322A80090061C2BF0E8">
-    <w:name w:val="8C3C82615A664322A80090061C2BF0E8"/>
-    <w:rsid w:val="000E152C"/>
-    <w:rPr>
-      <w:kern w:val="2"/>
-      <w14:ligatures w14:val="standardContextual"/>
-    </w:rPr>
-  </w:style>
-  <w:style w:type="paragraph" w:customStyle="1" w:styleId="B3D6C31484394B17A010726792918F7B">
-    <w:name w:val="B3D6C31484394B17A010726792918F7B"/>
-    <w:rsid w:val="000E152C"/>
-    <w:rPr>
-      <w:kern w:val="2"/>
-      <w14:ligatures w14:val="standardContextual"/>
-    </w:rPr>
-  </w:style>
-  <w:style w:type="paragraph" w:customStyle="1" w:styleId="22BF40F72CF74C1CAAF42FDBD4C347BF">
-    <w:name w:val="22BF40F72CF74C1CAAF42FDBD4C347BF"/>
-    <w:rsid w:val="000E152C"/>
-    <w:rPr>
-      <w:kern w:val="2"/>
-      <w14:ligatures w14:val="standardContextual"/>
-    </w:rPr>
-  </w:style>
-  <w:style w:type="paragraph" w:customStyle="1" w:styleId="C4FB0F8521714261A71855E2A5A0B004">
-    <w:name w:val="C4FB0F8521714261A71855E2A5A0B004"/>
-    <w:rsid w:val="000E152C"/>
-    <w:rPr>
-      <w:kern w:val="2"/>
-      <w14:ligatures w14:val="standardContextual"/>
-    </w:rPr>
-  </w:style>
-  <w:style w:type="paragraph" w:customStyle="1" w:styleId="AD930DEC1E2448B98BFF3EE611BBC29B">
-    <w:name w:val="AD930DEC1E2448B98BFF3EE611BBC29B"/>
-    <w:rsid w:val="000E152C"/>
-    <w:rPr>
-      <w:kern w:val="2"/>
-      <w14:ligatures w14:val="standardContextual"/>
-    </w:rPr>
-  </w:style>
-  <w:style w:type="paragraph" w:customStyle="1" w:styleId="636ACE087FA4404ABF84EBE706ABE099">
-    <w:name w:val="636ACE087FA4404ABF84EBE706ABE099"/>
-    <w:rsid w:val="000E152C"/>
-    <w:rPr>
-      <w:kern w:val="2"/>
-      <w14:ligatures w14:val="standardContextual"/>
-    </w:rPr>
-  </w:style>
-  <w:style w:type="paragraph" w:customStyle="1" w:styleId="BBE4A7B771A24FA582479C7B2134459A">
-    <w:name w:val="BBE4A7B771A24FA582479C7B2134459A"/>
-    <w:rsid w:val="000E152C"/>
-    <w:rPr>
-      <w:kern w:val="2"/>
-      <w14:ligatures w14:val="standardContextual"/>
-    </w:rPr>
-  </w:style>
-  <w:style w:type="paragraph" w:customStyle="1" w:styleId="7E984352558B4383894C325AF2EB1ED2">
-    <w:name w:val="7E984352558B4383894C325AF2EB1ED2"/>
-    <w:rsid w:val="000E152C"/>
-    <w:rPr>
-      <w:kern w:val="2"/>
-      <w14:ligatures w14:val="standardContextual"/>
-    </w:rPr>
-  </w:style>
-  <w:style w:type="paragraph" w:customStyle="1" w:styleId="A09485FAA5F347499B081E420D876841">
-    <w:name w:val="A09485FAA5F347499B081E420D876841"/>
-    <w:rsid w:val="000E152C"/>
-    <w:rPr>
-      <w:kern w:val="2"/>
-      <w14:ligatures w14:val="standardContextual"/>
-    </w:rPr>
-  </w:style>
-  <w:style w:type="paragraph" w:customStyle="1" w:styleId="7F2CE5E4F13943E783B9868E471130E0">
-    <w:name w:val="7F2CE5E4F13943E783B9868E471130E0"/>
-    <w:rsid w:val="000E152C"/>
-    <w:rPr>
-      <w:kern w:val="2"/>
-      <w14:ligatures w14:val="standardContextual"/>
-    </w:rPr>
-  </w:style>
-  <w:style w:type="paragraph" w:customStyle="1" w:styleId="53371549B5784D9EA73FFEA0E231768C">
-    <w:name w:val="53371549B5784D9EA73FFEA0E231768C"/>
-    <w:rsid w:val="000E152C"/>
-    <w:rPr>
-      <w:kern w:val="2"/>
-      <w14:ligatures w14:val="standardContextual"/>
-    </w:rPr>
-  </w:style>
-  <w:style w:type="paragraph" w:customStyle="1" w:styleId="3C5EA84841884AB9B37CBA91A99C7158">
-    <w:name w:val="3C5EA84841884AB9B37CBA91A99C7158"/>
-    <w:rsid w:val="000E152C"/>
-    <w:rPr>
-      <w:kern w:val="2"/>
-      <w14:ligatures w14:val="standardContextual"/>
-    </w:rPr>
-  </w:style>
-  <w:style w:type="paragraph" w:customStyle="1" w:styleId="321DE46C2E6E46FE8AE249C7355D8359">
-    <w:name w:val="321DE46C2E6E46FE8AE249C7355D8359"/>
-    <w:rsid w:val="000E152C"/>
-    <w:rPr>
-      <w:kern w:val="2"/>
-      <w14:ligatures w14:val="standardContextual"/>
-    </w:rPr>
-  </w:style>
-  <w:style w:type="paragraph" w:customStyle="1" w:styleId="30A718AF4D2147A49B8738A5DF59A765">
-    <w:name w:val="30A718AF4D2147A49B8738A5DF59A765"/>
-    <w:rsid w:val="000E152C"/>
-    <w:rPr>
-      <w:kern w:val="2"/>
-      <w14:ligatures w14:val="standardContextual"/>
-    </w:rPr>
-  </w:style>
-  <w:style w:type="paragraph" w:customStyle="1" w:styleId="3463BA7EDA394B12BF94F16B02D21BD2">
-    <w:name w:val="3463BA7EDA394B12BF94F16B02D21BD2"/>
-    <w:rsid w:val="000E152C"/>
-    <w:rPr>
-      <w:kern w:val="2"/>
-      <w14:ligatures w14:val="standardContextual"/>
-    </w:rPr>
-  </w:style>
-  <w:style w:type="paragraph" w:customStyle="1" w:styleId="831D9F4A34B140D78F8EDB84DF80045E">
-    <w:name w:val="831D9F4A34B140D78F8EDB84DF80045E"/>
-    <w:rsid w:val="000E152C"/>
-    <w:rPr>
-      <w:kern w:val="2"/>
-      <w14:ligatures w14:val="standardContextual"/>
-    </w:rPr>
-  </w:style>
-  <w:style w:type="paragraph" w:customStyle="1" w:styleId="60FB91217D704E909604CE86E6B0332C">
-    <w:name w:val="60FB91217D704E909604CE86E6B0332C"/>
-    <w:rsid w:val="000E152C"/>
-    <w:rPr>
-      <w:kern w:val="2"/>
-      <w14:ligatures w14:val="standardContextual"/>
-    </w:rPr>
-  </w:style>
-  <w:style w:type="paragraph" w:customStyle="1" w:styleId="F5999E0DA36B4763BE08AE41EE2FEEDC">
-    <w:name w:val="F5999E0DA36B4763BE08AE41EE2FEEDC"/>
-    <w:rsid w:val="000E152C"/>
-    <w:rPr>
-      <w:kern w:val="2"/>
-      <w14:ligatures w14:val="standardContextual"/>
-    </w:rPr>
-  </w:style>
-  <w:style w:type="paragraph" w:customStyle="1" w:styleId="3ED32FFB2246429CB365A2BC6011A1D6">
-    <w:name w:val="3ED32FFB2246429CB365A2BC6011A1D6"/>
-    <w:rsid w:val="000E152C"/>
-    <w:rPr>
-      <w:kern w:val="2"/>
-      <w14:ligatures w14:val="standardContextual"/>
-    </w:rPr>
-  </w:style>
-  <w:style w:type="paragraph" w:customStyle="1" w:styleId="412B38D71B9D4F998F513048F9B6BBEC">
-    <w:name w:val="412B38D71B9D4F998F513048F9B6BBEC"/>
-    <w:rsid w:val="000E152C"/>
-    <w:rPr>
-      <w:kern w:val="2"/>
-      <w14:ligatures w14:val="standardContextual"/>
-    </w:rPr>
-  </w:style>
-  <w:style w:type="paragraph" w:customStyle="1" w:styleId="0AD67D50200444EDAA19E0A893A003F4">
-    <w:name w:val="0AD67D50200444EDAA19E0A893A003F4"/>
-    <w:rsid w:val="000E152C"/>
-    <w:rPr>
-      <w:kern w:val="2"/>
-      <w14:ligatures w14:val="standardContextual"/>
-    </w:rPr>
-  </w:style>
-  <w:style w:type="paragraph" w:customStyle="1" w:styleId="945DC29D206045F7AA06D4BA0F393C7A">
-    <w:name w:val="945DC29D206045F7AA06D4BA0F393C7A"/>
-    <w:rsid w:val="000E152C"/>
-    <w:rPr>
-      <w:kern w:val="2"/>
-      <w14:ligatures w14:val="standardContextual"/>
-    </w:rPr>
-  </w:style>
-</w:styles>
-</file>
-
-<file path=word/glossary/webSettings.xml><?xml version="1.0" encoding="utf-8"?>
-<w:webSettings xmlns:mc="http://schemas.openxmlformats.org/markup-compatibility/2006" xmlns:r="http://schemas.openxmlformats.org/officeDocument/2006/relationships" xmlns:w="http://schemas.openxmlformats.org/wordprocessingml/2006/main" xmlns:w14="http://schemas.microsoft.com/office/word/2010/wordml" xmlns:w15="http://schemas.microsoft.com/office/word/2012/wordml" xmlns:w16cex="http://schemas.microsoft.com/office/word/2018/wordml/cex" xmlns:w16cid="http://schemas.microsoft.com/office/word/2016/wordml/cid" xmlns:w16="http://schemas.microsoft.com/office/word/2018/wordml" xmlns:w16du="http://schemas.microsoft.com/office/word/2023/wordml/word16du" xmlns:w16sdtdh="http://schemas.microsoft.com/office/word/2020/wordml/sdtdatahash" xmlns:w16sdtfl="http://schemas.microsoft.com/office/word/2024/wordml/sdtformatlock" xmlns:w16se="http://schemas.microsoft.com/office/word/2015/wordml/symex" mc:Ignorable="w14 w15 w16se w16cid w16 w16cex w16sdtdh w16sdtfl w16du">
-  <w:optimizeForBrowser/>
-  <w:allowPNG/>
-</w:webSettings>
 </file>
 
 <file path=word/theme/theme1.xml><?xml version="1.0" encoding="utf-8"?>
@@ -28971,6 +27260,35 @@
 </file>
 
 <file path=customXml/item1.xml><?xml version="1.0" encoding="utf-8"?>
+<?mso-contentType ?>
+<FormTemplates xmlns="http://schemas.microsoft.com/sharepoint/v3/contenttype/forms">
+  <Display>DocumentLibraryForm</Display>
+  <Edit>DocumentLibraryForm</Edit>
+  <New>DocumentLibraryForm</New>
+</FormTemplates>
+</file>
+
+<file path=customXml/item2.xml><?xml version="1.0" encoding="utf-8"?>
+<p:properties xmlns:p="http://schemas.microsoft.com/office/2006/metadata/properties" xmlns:xsi="http://www.w3.org/2001/XMLSchema-instance" xmlns:pc="http://schemas.microsoft.com/office/infopath/2007/PartnerControls">
+  <documentManagement>
+    <_ip_UnifiedCompliancePolicyUIAction xmlns="http://schemas.microsoft.com/sharepoint/v3" xsi:nil="true"/>
+    <Image xmlns="71af3243-3dd4-4a8d-8c0d-dd76da1f02a5">
+      <Url xsi:nil="true"/>
+      <Description xsi:nil="true"/>
+    </Image>
+    <Status xmlns="71af3243-3dd4-4a8d-8c0d-dd76da1f02a5">Not started</Status>
+    <Background xmlns="71af3243-3dd4-4a8d-8c0d-dd76da1f02a5">false</Background>
+    <_ip_UnifiedCompliancePolicyProperties xmlns="http://schemas.microsoft.com/sharepoint/v3" xsi:nil="true"/>
+    <ImageTagsTaxHTField xmlns="71af3243-3dd4-4a8d-8c0d-dd76da1f02a5">
+      <Terms xmlns="http://schemas.microsoft.com/office/infopath/2007/PartnerControls"/>
+    </ImageTagsTaxHTField>
+    <TaxCatchAll xmlns="230e9df3-be65-4c73-a93b-d1236ebd677e" xsi:nil="true"/>
+    <MediaServiceKeyPoints xmlns="71af3243-3dd4-4a8d-8c0d-dd76da1f02a5" xsi:nil="true"/>
+  </documentManagement>
+</p:properties>
+</file>
+
+<file path=customXml/item3.xml><?xml version="1.0" encoding="utf-8"?>
 <ct:contentTypeSchema xmlns:ct="http://schemas.microsoft.com/office/2006/metadata/contentType" xmlns:ma="http://schemas.microsoft.com/office/2006/metadata/properties/metaAttributes" ct:_="" ma:_="" ma:contentTypeName="Document" ma:contentTypeID="0x01010079F111ED35F8CC479449609E8A0923A6" ma:contentTypeVersion="26" ma:contentTypeDescription="Create a new document." ma:contentTypeScope="" ma:versionID="ac37c1753acd5e330d2062ccec26ea66">
   <xsd:schema xmlns:xsd="http://www.w3.org/2001/XMLSchema" xmlns:xs="http://www.w3.org/2001/XMLSchema" xmlns:p="http://schemas.microsoft.com/office/2006/metadata/properties" xmlns:ns1="http://schemas.microsoft.com/sharepoint/v3" xmlns:ns2="71af3243-3dd4-4a8d-8c0d-dd76da1f02a5" xmlns:ns3="16c05727-aa75-4e4a-9b5f-8a80a1165891" xmlns:ns4="230e9df3-be65-4c73-a93b-d1236ebd677e" targetNamespace="http://schemas.microsoft.com/office/2006/metadata/properties" ma:root="true" ma:fieldsID="3b340c7101c92c5120abd06486f94548" ns1:_="" ns2:_="" ns3:_="" ns4:_="">
     <xsd:import namespace="http://schemas.microsoft.com/sharepoint/v3"/>
@@ -29270,36 +27588,27 @@
 </ct:contentTypeSchema>
 </file>
 
-<file path=customXml/item2.xml><?xml version="1.0" encoding="utf-8"?>
-<p:properties xmlns:p="http://schemas.microsoft.com/office/2006/metadata/properties" xmlns:xsi="http://www.w3.org/2001/XMLSchema-instance" xmlns:pc="http://schemas.microsoft.com/office/infopath/2007/PartnerControls">
-  <documentManagement>
-    <_ip_UnifiedCompliancePolicyUIAction xmlns="http://schemas.microsoft.com/sharepoint/v3" xsi:nil="true"/>
-    <Image xmlns="71af3243-3dd4-4a8d-8c0d-dd76da1f02a5">
-      <Url xsi:nil="true"/>
-      <Description xsi:nil="true"/>
-    </Image>
-    <Status xmlns="71af3243-3dd4-4a8d-8c0d-dd76da1f02a5">Not started</Status>
-    <Background xmlns="71af3243-3dd4-4a8d-8c0d-dd76da1f02a5">false</Background>
-    <_ip_UnifiedCompliancePolicyProperties xmlns="http://schemas.microsoft.com/sharepoint/v3" xsi:nil="true"/>
-    <ImageTagsTaxHTField xmlns="71af3243-3dd4-4a8d-8c0d-dd76da1f02a5">
-      <Terms xmlns="http://schemas.microsoft.com/office/infopath/2007/PartnerControls"/>
-    </ImageTagsTaxHTField>
-    <TaxCatchAll xmlns="230e9df3-be65-4c73-a93b-d1236ebd677e" xsi:nil="true"/>
-    <MediaServiceKeyPoints xmlns="71af3243-3dd4-4a8d-8c0d-dd76da1f02a5" xsi:nil="true"/>
-  </documentManagement>
-</p:properties>
+<file path=customXml/itemProps1.xml><?xml version="1.0" encoding="utf-8"?>
+<ds:datastoreItem xmlns:ds="http://schemas.openxmlformats.org/officeDocument/2006/customXml" ds:itemID="{D3D0AF68-AC2E-4F8B-9602-D8083AE7A50C}">
+  <ds:schemaRefs>
+    <ds:schemaRef ds:uri="http://schemas.microsoft.com/sharepoint/v3/contenttype/forms"/>
+  </ds:schemaRefs>
+</ds:datastoreItem>
 </file>
 
-<file path=customXml/item3.xml><?xml version="1.0" encoding="utf-8"?>
-<?mso-contentType ?>
-<FormTemplates xmlns="http://schemas.microsoft.com/sharepoint/v3/contenttype/forms">
-  <Display>DocumentLibraryForm</Display>
-  <Edit>DocumentLibraryForm</Edit>
-  <New>DocumentLibraryForm</New>
-</FormTemplates>
+<file path=customXml/itemProps2.xml><?xml version="1.0" encoding="utf-8"?>
+<ds:datastoreItem xmlns:ds="http://schemas.openxmlformats.org/officeDocument/2006/customXml" ds:itemID="{80D0490C-BDB1-4A9A-A49C-25CBFE2C5597}">
+  <ds:schemaRefs>
+    <ds:schemaRef ds:uri="http://schemas.microsoft.com/office/2006/metadata/properties"/>
+    <ds:schemaRef ds:uri="http://schemas.microsoft.com/office/infopath/2007/PartnerControls"/>
+    <ds:schemaRef ds:uri="http://schemas.microsoft.com/sharepoint/v3"/>
+    <ds:schemaRef ds:uri="71af3243-3dd4-4a8d-8c0d-dd76da1f02a5"/>
+    <ds:schemaRef ds:uri="230e9df3-be65-4c73-a93b-d1236ebd677e"/>
+  </ds:schemaRefs>
+</ds:datastoreItem>
 </file>
 
-<file path=customXml/itemProps1.xml><?xml version="1.0" encoding="utf-8"?>
+<file path=customXml/itemProps3.xml><?xml version="1.0" encoding="utf-8"?>
 <ds:datastoreItem xmlns:ds="http://schemas.openxmlformats.org/officeDocument/2006/customXml" ds:itemID="{B0570184-621B-494D-88AC-1C0C84E908FF}">
   <ds:schemaRefs>
     <ds:schemaRef ds:uri="http://schemas.microsoft.com/office/2006/metadata/contentType"/>
@@ -29320,26 +27629,6 @@
 </ds:datastoreItem>
 </file>
 
-<file path=customXml/itemProps2.xml><?xml version="1.0" encoding="utf-8"?>
-<ds:datastoreItem xmlns:ds="http://schemas.openxmlformats.org/officeDocument/2006/customXml" ds:itemID="{80D0490C-BDB1-4A9A-A49C-25CBFE2C5597}">
-  <ds:schemaRefs>
-    <ds:schemaRef ds:uri="http://schemas.microsoft.com/office/2006/metadata/properties"/>
-    <ds:schemaRef ds:uri="http://schemas.microsoft.com/office/infopath/2007/PartnerControls"/>
-    <ds:schemaRef ds:uri="http://schemas.microsoft.com/sharepoint/v3"/>
-    <ds:schemaRef ds:uri="71af3243-3dd4-4a8d-8c0d-dd76da1f02a5"/>
-    <ds:schemaRef ds:uri="230e9df3-be65-4c73-a93b-d1236ebd677e"/>
-  </ds:schemaRefs>
-</ds:datastoreItem>
-</file>
-
-<file path=customXml/itemProps3.xml><?xml version="1.0" encoding="utf-8"?>
-<ds:datastoreItem xmlns:ds="http://schemas.openxmlformats.org/officeDocument/2006/customXml" ds:itemID="{D3D0AF68-AC2E-4F8B-9602-D8083AE7A50C}">
-  <ds:schemaRefs>
-    <ds:schemaRef ds:uri="http://schemas.microsoft.com/sharepoint/v3/contenttype/forms"/>
-  </ds:schemaRefs>
-</ds:datastoreItem>
-</file>
-
 <file path=docMetadata/LabelInfo.xml><?xml version="1.0" encoding="utf-8"?>
 <clbl:labelList xmlns:clbl="http://schemas.microsoft.com/office/2020/mipLabelMetadata"/>
 </file>
--- a/public/templates/TemplateC.docx
+++ b/public/templates/TemplateC.docx
@@ -94,7 +94,15 @@
     </w:p>
     <w:p>
       <w:r>
-        <w:t>{professionalSummary}</w:t>
+        <w:t>{</w:t>
+      </w:r>
+      <w:proofErr w:type="spellStart"/>
+      <w:r>
+        <w:t>professionalSummary</w:t>
+      </w:r>
+      <w:proofErr w:type="spellEnd"/>
+      <w:r>
+        <w:t>}</w:t>
       </w:r>
     </w:p>
     <w:p>
@@ -149,6 +157,52 @@
         <w:t>{#workExperience}</w:t>
       </w:r>
     </w:p>
+    <w:p/>
+    <w:p>
+      <w:r>
+        <w:t>{^</w:t>
+      </w:r>
+      <w:proofErr w:type="spellStart"/>
+      <w:r>
+        <w:t>hasWorkExperience</w:t>
+      </w:r>
+      <w:proofErr w:type="spellEnd"/>
+      <w:r>
+        <w:t>}</w:t>
+      </w:r>
+    </w:p>
+    <w:p>
+      <w:r>
+        <w:t>PROGRAM STUDY DESCRIPTION</w:t>
+      </w:r>
+    </w:p>
+    <w:p>
+      <w:r>
+        <w:t>{</w:t>
+      </w:r>
+      <w:proofErr w:type="spellStart"/>
+      <w:r>
+        <w:t>programDescription</w:t>
+      </w:r>
+      <w:proofErr w:type="spellEnd"/>
+      <w:r>
+        <w:t>}</w:t>
+      </w:r>
+    </w:p>
+    <w:p>
+      <w:r>
+        <w:t>{/</w:t>
+      </w:r>
+      <w:proofErr w:type="spellStart"/>
+      <w:r>
+        <w:t>hasWorkExperience</w:t>
+      </w:r>
+      <w:proofErr w:type="spellEnd"/>
+      <w:r>
+        <w:t>}</w:t>
+      </w:r>
+    </w:p>
+    <w:p/>
     <w:p>
       <w:r>
         <w:rPr>
@@ -171,7 +225,39 @@
           <w:sz w:val="28"/>
           <w:szCs w:val="28"/>
         </w:rPr>
-        <w:t>{title}, {employer} ({employerCity}, {employerState})</w:t>
+        <w:t>{title}, {employer} ({</w:t>
+      </w:r>
+      <w:proofErr w:type="spellStart"/>
+      <w:r>
+        <w:rPr>
+          <w:sz w:val="28"/>
+          <w:szCs w:val="28"/>
+        </w:rPr>
+        <w:t>employerCity</w:t>
+      </w:r>
+      <w:proofErr w:type="spellEnd"/>
+      <w:r>
+        <w:rPr>
+          <w:sz w:val="28"/>
+          <w:szCs w:val="28"/>
+        </w:rPr>
+        <w:t>}, {</w:t>
+      </w:r>
+      <w:proofErr w:type="spellStart"/>
+      <w:r>
+        <w:rPr>
+          <w:sz w:val="28"/>
+          <w:szCs w:val="28"/>
+        </w:rPr>
+        <w:t>employerState</w:t>
+      </w:r>
+      <w:proofErr w:type="spellEnd"/>
+      <w:r>
+        <w:rPr>
+          <w:sz w:val="28"/>
+          <w:szCs w:val="28"/>
+        </w:rPr>
+        <w:t>})</w:t>
       </w:r>
     </w:p>
     <w:p>
@@ -224,12 +310,28 @@
     </w:p>
     <w:p>
       <w:r>
-        <w:t>{/workExperience}</w:t>
+        <w:t>{/</w:t>
+      </w:r>
+      <w:proofErr w:type="spellStart"/>
+      <w:r>
+        <w:t>workExperience</w:t>
+      </w:r>
+      <w:proofErr w:type="spellEnd"/>
+      <w:r>
+        <w:t>}</w:t>
       </w:r>
     </w:p>
     <w:p>
       <w:r>
-        <w:t>{/hasWorkExperience}</w:t>
+        <w:t>{/</w:t>
+      </w:r>
+      <w:proofErr w:type="spellStart"/>
+      <w:r>
+        <w:t>hasWorkExperience</w:t>
+      </w:r>
+      <w:proofErr w:type="spellEnd"/>
+      <w:r>
+        <w:t>}</w:t>
       </w:r>
     </w:p>
     <w:p>
@@ -264,17 +366,27 @@
       <w:r>
         <w:t>school} — {</w:t>
       </w:r>
+      <w:proofErr w:type="spellStart"/>
       <w:r>
         <w:t>eduC</w:t>
       </w:r>
       <w:r>
-        <w:t>ity}, {</w:t>
+        <w:t>ity</w:t>
       </w:r>
+      <w:proofErr w:type="spellEnd"/>
+      <w:r>
+        <w:t>}, {</w:t>
+      </w:r>
+      <w:proofErr w:type="spellStart"/>
       <w:r>
         <w:t>eduS</w:t>
       </w:r>
       <w:r>
-        <w:t>tate}</w:t>
+        <w:t>tate</w:t>
+      </w:r>
+      <w:proofErr w:type="spellEnd"/>
+      <w:r>
+        <w:t>}</w:t>
       </w:r>
     </w:p>
     <w:p>
@@ -282,12 +394,29 @@
         <w:spacing w:line="278" w:lineRule="auto"/>
       </w:pPr>
       <w:r>
+        <w:lastRenderedPageBreak/>
         <w:t xml:space="preserve">{program} </w:t>
       </w:r>
     </w:p>
     <w:p>
       <w:r>
-        <w:t>{startDate} – {endDate}</w:t>
+        <w:t>{</w:t>
+      </w:r>
+      <w:proofErr w:type="spellStart"/>
+      <w:r>
+        <w:t>startDate</w:t>
+      </w:r>
+      <w:proofErr w:type="spellEnd"/>
+      <w:r>
+        <w:t>} – {</w:t>
+      </w:r>
+      <w:proofErr w:type="spellStart"/>
+      <w:r>
+        <w:t>endDate</w:t>
+      </w:r>
+      <w:proofErr w:type="spellEnd"/>
+      <w:r>
+        <w:t>}</w:t>
       </w:r>
     </w:p>
     <w:p>
@@ -303,7 +432,15 @@
     </w:p>
     <w:p>
       <w:r>
-        <w:t>{/hasEducation}</w:t>
+        <w:t>{/</w:t>
+      </w:r>
+      <w:proofErr w:type="spellStart"/>
+      <w:r>
+        <w:t>hasEducation</w:t>
+      </w:r>
+      <w:proofErr w:type="spellEnd"/>
+      <w:r>
+        <w:t>}</w:t>
       </w:r>
     </w:p>
     <w:p/>
@@ -403,7 +540,15 @@
           </w:p>
           <w:p>
             <w:r>
-              <w:t>{/hasProgramCerts}</w:t>
+              <w:t>{/</w:t>
+            </w:r>
+            <w:proofErr w:type="spellStart"/>
+            <w:r>
+              <w:t>hasProgramCerts</w:t>
+            </w:r>
+            <w:proofErr w:type="spellEnd"/>
+            <w:r>
+              <w:t>}</w:t>
             </w:r>
           </w:p>
           <w:p/>
@@ -484,7 +629,15 @@
           </w:p>
           <w:p>
             <w:r>
-              <w:t>{/hasExtraSkills}</w:t>
+              <w:t>{/</w:t>
+            </w:r>
+            <w:proofErr w:type="spellStart"/>
+            <w:r>
+              <w:t>hasExtraSkills</w:t>
+            </w:r>
+            <w:proofErr w:type="spellEnd"/>
+            <w:r>
+              <w:t>}</w:t>
             </w:r>
           </w:p>
           <w:p/>
@@ -2229,7 +2382,6 @@
   <w:style w:type="character" w:default="1" w:styleId="DefaultParagraphFont">
     <w:name w:val="Default Paragraph Font"/>
     <w:uiPriority w:val="1"/>
-    <w:semiHidden/>
     <w:unhideWhenUsed/>
   </w:style>
   <w:style w:type="table" w:default="1" w:styleId="TableNormal">
@@ -27260,35 +27412,6 @@
 </file>
 
 <file path=customXml/item1.xml><?xml version="1.0" encoding="utf-8"?>
-<?mso-contentType ?>
-<FormTemplates xmlns="http://schemas.microsoft.com/sharepoint/v3/contenttype/forms">
-  <Display>DocumentLibraryForm</Display>
-  <Edit>DocumentLibraryForm</Edit>
-  <New>DocumentLibraryForm</New>
-</FormTemplates>
-</file>
-
-<file path=customXml/item2.xml><?xml version="1.0" encoding="utf-8"?>
-<p:properties xmlns:p="http://schemas.microsoft.com/office/2006/metadata/properties" xmlns:xsi="http://www.w3.org/2001/XMLSchema-instance" xmlns:pc="http://schemas.microsoft.com/office/infopath/2007/PartnerControls">
-  <documentManagement>
-    <_ip_UnifiedCompliancePolicyUIAction xmlns="http://schemas.microsoft.com/sharepoint/v3" xsi:nil="true"/>
-    <Image xmlns="71af3243-3dd4-4a8d-8c0d-dd76da1f02a5">
-      <Url xsi:nil="true"/>
-      <Description xsi:nil="true"/>
-    </Image>
-    <Status xmlns="71af3243-3dd4-4a8d-8c0d-dd76da1f02a5">Not started</Status>
-    <Background xmlns="71af3243-3dd4-4a8d-8c0d-dd76da1f02a5">false</Background>
-    <_ip_UnifiedCompliancePolicyProperties xmlns="http://schemas.microsoft.com/sharepoint/v3" xsi:nil="true"/>
-    <ImageTagsTaxHTField xmlns="71af3243-3dd4-4a8d-8c0d-dd76da1f02a5">
-      <Terms xmlns="http://schemas.microsoft.com/office/infopath/2007/PartnerControls"/>
-    </ImageTagsTaxHTField>
-    <TaxCatchAll xmlns="230e9df3-be65-4c73-a93b-d1236ebd677e" xsi:nil="true"/>
-    <MediaServiceKeyPoints xmlns="71af3243-3dd4-4a8d-8c0d-dd76da1f02a5" xsi:nil="true"/>
-  </documentManagement>
-</p:properties>
-</file>
-
-<file path=customXml/item3.xml><?xml version="1.0" encoding="utf-8"?>
 <ct:contentTypeSchema xmlns:ct="http://schemas.microsoft.com/office/2006/metadata/contentType" xmlns:ma="http://schemas.microsoft.com/office/2006/metadata/properties/metaAttributes" ct:_="" ma:_="" ma:contentTypeName="Document" ma:contentTypeID="0x01010079F111ED35F8CC479449609E8A0923A6" ma:contentTypeVersion="26" ma:contentTypeDescription="Create a new document." ma:contentTypeScope="" ma:versionID="ac37c1753acd5e330d2062ccec26ea66">
   <xsd:schema xmlns:xsd="http://www.w3.org/2001/XMLSchema" xmlns:xs="http://www.w3.org/2001/XMLSchema" xmlns:p="http://schemas.microsoft.com/office/2006/metadata/properties" xmlns:ns1="http://schemas.microsoft.com/sharepoint/v3" xmlns:ns2="71af3243-3dd4-4a8d-8c0d-dd76da1f02a5" xmlns:ns3="16c05727-aa75-4e4a-9b5f-8a80a1165891" xmlns:ns4="230e9df3-be65-4c73-a93b-d1236ebd677e" targetNamespace="http://schemas.microsoft.com/office/2006/metadata/properties" ma:root="true" ma:fieldsID="3b340c7101c92c5120abd06486f94548" ns1:_="" ns2:_="" ns3:_="" ns4:_="">
     <xsd:import namespace="http://schemas.microsoft.com/sharepoint/v3"/>
@@ -27588,27 +27711,36 @@
 </ct:contentTypeSchema>
 </file>
 
-<file path=customXml/itemProps1.xml><?xml version="1.0" encoding="utf-8"?>
-<ds:datastoreItem xmlns:ds="http://schemas.openxmlformats.org/officeDocument/2006/customXml" ds:itemID="{D3D0AF68-AC2E-4F8B-9602-D8083AE7A50C}">
-  <ds:schemaRefs>
-    <ds:schemaRef ds:uri="http://schemas.microsoft.com/sharepoint/v3/contenttype/forms"/>
-  </ds:schemaRefs>
-</ds:datastoreItem>
+<file path=customXml/item2.xml><?xml version="1.0" encoding="utf-8"?>
+<p:properties xmlns:p="http://schemas.microsoft.com/office/2006/metadata/properties" xmlns:xsi="http://www.w3.org/2001/XMLSchema-instance" xmlns:pc="http://schemas.microsoft.com/office/infopath/2007/PartnerControls">
+  <documentManagement>
+    <_ip_UnifiedCompliancePolicyUIAction xmlns="http://schemas.microsoft.com/sharepoint/v3" xsi:nil="true"/>
+    <Image xmlns="71af3243-3dd4-4a8d-8c0d-dd76da1f02a5">
+      <Url xsi:nil="true"/>
+      <Description xsi:nil="true"/>
+    </Image>
+    <Status xmlns="71af3243-3dd4-4a8d-8c0d-dd76da1f02a5">Not started</Status>
+    <Background xmlns="71af3243-3dd4-4a8d-8c0d-dd76da1f02a5">false</Background>
+    <_ip_UnifiedCompliancePolicyProperties xmlns="http://schemas.microsoft.com/sharepoint/v3" xsi:nil="true"/>
+    <ImageTagsTaxHTField xmlns="71af3243-3dd4-4a8d-8c0d-dd76da1f02a5">
+      <Terms xmlns="http://schemas.microsoft.com/office/infopath/2007/PartnerControls"/>
+    </ImageTagsTaxHTField>
+    <TaxCatchAll xmlns="230e9df3-be65-4c73-a93b-d1236ebd677e" xsi:nil="true"/>
+    <MediaServiceKeyPoints xmlns="71af3243-3dd4-4a8d-8c0d-dd76da1f02a5" xsi:nil="true"/>
+  </documentManagement>
+</p:properties>
 </file>
 
-<file path=customXml/itemProps2.xml><?xml version="1.0" encoding="utf-8"?>
-<ds:datastoreItem xmlns:ds="http://schemas.openxmlformats.org/officeDocument/2006/customXml" ds:itemID="{80D0490C-BDB1-4A9A-A49C-25CBFE2C5597}">
-  <ds:schemaRefs>
-    <ds:schemaRef ds:uri="http://schemas.microsoft.com/office/2006/metadata/properties"/>
-    <ds:schemaRef ds:uri="http://schemas.microsoft.com/office/infopath/2007/PartnerControls"/>
-    <ds:schemaRef ds:uri="http://schemas.microsoft.com/sharepoint/v3"/>
-    <ds:schemaRef ds:uri="71af3243-3dd4-4a8d-8c0d-dd76da1f02a5"/>
-    <ds:schemaRef ds:uri="230e9df3-be65-4c73-a93b-d1236ebd677e"/>
-  </ds:schemaRefs>
-</ds:datastoreItem>
+<file path=customXml/item3.xml><?xml version="1.0" encoding="utf-8"?>
+<?mso-contentType ?>
+<FormTemplates xmlns="http://schemas.microsoft.com/sharepoint/v3/contenttype/forms">
+  <Display>DocumentLibraryForm</Display>
+  <Edit>DocumentLibraryForm</Edit>
+  <New>DocumentLibraryForm</New>
+</FormTemplates>
 </file>
 
-<file path=customXml/itemProps3.xml><?xml version="1.0" encoding="utf-8"?>
+<file path=customXml/itemProps1.xml><?xml version="1.0" encoding="utf-8"?>
 <ds:datastoreItem xmlns:ds="http://schemas.openxmlformats.org/officeDocument/2006/customXml" ds:itemID="{B0570184-621B-494D-88AC-1C0C84E908FF}">
   <ds:schemaRefs>
     <ds:schemaRef ds:uri="http://schemas.microsoft.com/office/2006/metadata/contentType"/>
@@ -27629,6 +27761,26 @@
 </ds:datastoreItem>
 </file>
 
+<file path=customXml/itemProps2.xml><?xml version="1.0" encoding="utf-8"?>
+<ds:datastoreItem xmlns:ds="http://schemas.openxmlformats.org/officeDocument/2006/customXml" ds:itemID="{80D0490C-BDB1-4A9A-A49C-25CBFE2C5597}">
+  <ds:schemaRefs>
+    <ds:schemaRef ds:uri="http://schemas.microsoft.com/office/2006/metadata/properties"/>
+    <ds:schemaRef ds:uri="http://schemas.microsoft.com/office/infopath/2007/PartnerControls"/>
+    <ds:schemaRef ds:uri="http://schemas.microsoft.com/sharepoint/v3"/>
+    <ds:schemaRef ds:uri="71af3243-3dd4-4a8d-8c0d-dd76da1f02a5"/>
+    <ds:schemaRef ds:uri="230e9df3-be65-4c73-a93b-d1236ebd677e"/>
+  </ds:schemaRefs>
+</ds:datastoreItem>
+</file>
+
+<file path=customXml/itemProps3.xml><?xml version="1.0" encoding="utf-8"?>
+<ds:datastoreItem xmlns:ds="http://schemas.openxmlformats.org/officeDocument/2006/customXml" ds:itemID="{D3D0AF68-AC2E-4F8B-9602-D8083AE7A50C}">
+  <ds:schemaRefs>
+    <ds:schemaRef ds:uri="http://schemas.microsoft.com/sharepoint/v3/contenttype/forms"/>
+  </ds:schemaRefs>
+</ds:datastoreItem>
+</file>
+
 <file path=docMetadata/LabelInfo.xml><?xml version="1.0" encoding="utf-8"?>
 <clbl:labelList xmlns:clbl="http://schemas.microsoft.com/office/2020/mipLabelMetadata"/>
 </file>
--- a/public/templates/TemplateC.docx
+++ b/public/templates/TemplateC.docx
@@ -66,7 +66,23 @@
           <w:sz w:val="28"/>
           <w:szCs w:val="28"/>
         </w:rPr>
-        <w:t>{phone}  |  {email}</w:t>
+        <w:t>{</w:t>
+      </w:r>
+      <w:proofErr w:type="gramStart"/>
+      <w:r>
+        <w:rPr>
+          <w:sz w:val="28"/>
+          <w:szCs w:val="28"/>
+        </w:rPr>
+        <w:t>phone}  |</w:t>
+      </w:r>
+      <w:proofErr w:type="gramEnd"/>
+      <w:r>
+        <w:rPr>
+          <w:sz w:val="28"/>
+          <w:szCs w:val="28"/>
+        </w:rPr>
+        <w:t xml:space="preserve">  {email}</w:t>
       </w:r>
     </w:p>
     <w:p>
@@ -110,7 +126,23 @@
         <w:spacing w:after="0"/>
       </w:pPr>
       <w:r>
-        <w:t>{#summary1}• {summary1}{/summary1}</w:t>
+        <w:t>{#summary</w:t>
+      </w:r>
+      <w:proofErr w:type="gramStart"/>
+      <w:r>
+        <w:t>1}•</w:t>
+      </w:r>
+      <w:proofErr w:type="gramEnd"/>
+      <w:r>
+        <w:t xml:space="preserve"> {summary</w:t>
+      </w:r>
+      <w:proofErr w:type="gramStart"/>
+      <w:r>
+        <w:t>1}{</w:t>
+      </w:r>
+      <w:proofErr w:type="gramEnd"/>
+      <w:r>
+        <w:t>/summary1}</w:t>
       </w:r>
     </w:p>
     <w:p>
@@ -118,7 +150,23 @@
         <w:spacing w:after="0"/>
       </w:pPr>
       <w:r>
-        <w:t>{#summary2}• {summary2}{/summary2}</w:t>
+        <w:t>{#summary</w:t>
+      </w:r>
+      <w:proofErr w:type="gramStart"/>
+      <w:r>
+        <w:t>2}•</w:t>
+      </w:r>
+      <w:proofErr w:type="gramEnd"/>
+      <w:r>
+        <w:t xml:space="preserve"> {summary</w:t>
+      </w:r>
+      <w:proofErr w:type="gramStart"/>
+      <w:r>
+        <w:t>2}{</w:t>
+      </w:r>
+      <w:proofErr w:type="gramEnd"/>
+      <w:r>
+        <w:t>/summary2}</w:t>
       </w:r>
     </w:p>
     <w:p>
@@ -126,7 +174,23 @@
         <w:spacing w:after="0"/>
       </w:pPr>
       <w:r>
-        <w:t>{#summary3}• {summary3}{/summary3}</w:t>
+        <w:t>{#summary</w:t>
+      </w:r>
+      <w:proofErr w:type="gramStart"/>
+      <w:r>
+        <w:t>3}•</w:t>
+      </w:r>
+      <w:proofErr w:type="gramEnd"/>
+      <w:r>
+        <w:t xml:space="preserve"> {summary</w:t>
+      </w:r>
+      <w:proofErr w:type="gramStart"/>
+      <w:r>
+        <w:t>3}{</w:t>
+      </w:r>
+      <w:proofErr w:type="gramEnd"/>
+      <w:r>
+        <w:t>/summary3}</w:t>
       </w:r>
     </w:p>
     <w:p>
@@ -134,7 +198,23 @@
         <w:spacing w:after="0"/>
       </w:pPr>
       <w:r>
-        <w:t>{#summary4}• {summary4}{/summary4}</w:t>
+        <w:t>{#summary</w:t>
+      </w:r>
+      <w:proofErr w:type="gramStart"/>
+      <w:r>
+        <w:t>4}•</w:t>
+      </w:r>
+      <w:proofErr w:type="gramEnd"/>
+      <w:r>
+        <w:t xml:space="preserve"> {summary</w:t>
+      </w:r>
+      <w:proofErr w:type="gramStart"/>
+      <w:r>
+        <w:t>4}{</w:t>
+      </w:r>
+      <w:proofErr w:type="gramEnd"/>
+      <w:r>
+        <w:t>/summary4}</w:t>
       </w:r>
     </w:p>
     <w:p>
@@ -142,7 +222,23 @@
         <w:spacing w:after="0"/>
       </w:pPr>
       <w:r>
-        <w:t>{#summary5}• {summary5}{/summary5}</w:t>
+        <w:t>{#summary</w:t>
+      </w:r>
+      <w:proofErr w:type="gramStart"/>
+      <w:r>
+        <w:t>5}•</w:t>
+      </w:r>
+      <w:proofErr w:type="gramEnd"/>
+      <w:r>
+        <w:t xml:space="preserve"> {summary</w:t>
+      </w:r>
+      <w:proofErr w:type="gramStart"/>
+      <w:r>
+        <w:t>5}{</w:t>
+      </w:r>
+      <w:proofErr w:type="gramEnd"/>
+      <w:r>
+        <w:t>/summary5}</w:t>
       </w:r>
     </w:p>
     <w:p>
@@ -220,6 +316,7 @@
           <w:szCs w:val="28"/>
         </w:rPr>
       </w:pPr>
+      <w:proofErr w:type="gramStart"/>
       <w:r>
         <w:rPr>
           <w:sz w:val="28"/>
@@ -259,6 +356,7 @@
         </w:rPr>
         <w:t>})</w:t>
       </w:r>
+      <w:proofErr w:type="gramEnd"/>
     </w:p>
     <w:p>
       <w:pPr>
@@ -273,7 +371,23 @@
         <w:spacing w:after="0"/>
       </w:pPr>
       <w:r>
-        <w:t>{#task1}• {task1}{/task1}</w:t>
+        <w:t>{#task</w:t>
+      </w:r>
+      <w:proofErr w:type="gramStart"/>
+      <w:r>
+        <w:t>1}•</w:t>
+      </w:r>
+      <w:proofErr w:type="gramEnd"/>
+      <w:r>
+        <w:t xml:space="preserve"> {task</w:t>
+      </w:r>
+      <w:proofErr w:type="gramStart"/>
+      <w:r>
+        <w:t>1}{</w:t>
+      </w:r>
+      <w:proofErr w:type="gramEnd"/>
+      <w:r>
+        <w:t>/task1}</w:t>
       </w:r>
     </w:p>
     <w:p>
@@ -281,7 +395,23 @@
         <w:spacing w:after="0"/>
       </w:pPr>
       <w:r>
-        <w:t>{#task2}• {task2}{/task2}</w:t>
+        <w:t>{#task</w:t>
+      </w:r>
+      <w:proofErr w:type="gramStart"/>
+      <w:r>
+        <w:t>2}•</w:t>
+      </w:r>
+      <w:proofErr w:type="gramEnd"/>
+      <w:r>
+        <w:t xml:space="preserve"> {task</w:t>
+      </w:r>
+      <w:proofErr w:type="gramStart"/>
+      <w:r>
+        <w:t>2}{</w:t>
+      </w:r>
+      <w:proofErr w:type="gramEnd"/>
+      <w:r>
+        <w:t>/task2}</w:t>
       </w:r>
     </w:p>
     <w:p>
@@ -289,7 +419,23 @@
         <w:spacing w:after="0"/>
       </w:pPr>
       <w:r>
-        <w:t>{#task3}• {task3}{/task3}</w:t>
+        <w:t>{#task</w:t>
+      </w:r>
+      <w:proofErr w:type="gramStart"/>
+      <w:r>
+        <w:t>3}•</w:t>
+      </w:r>
+      <w:proofErr w:type="gramEnd"/>
+      <w:r>
+        <w:t xml:space="preserve"> {task</w:t>
+      </w:r>
+      <w:proofErr w:type="gramStart"/>
+      <w:r>
+        <w:t>3}{</w:t>
+      </w:r>
+      <w:proofErr w:type="gramEnd"/>
+      <w:r>
+        <w:t>/task3}</w:t>
       </w:r>
     </w:p>
     <w:p>
@@ -297,7 +443,23 @@
         <w:spacing w:after="0"/>
       </w:pPr>
       <w:r>
-        <w:t>{#task4}• {task4}{/task4}</w:t>
+        <w:t>{#task</w:t>
+      </w:r>
+      <w:proofErr w:type="gramStart"/>
+      <w:r>
+        <w:t>4}•</w:t>
+      </w:r>
+      <w:proofErr w:type="gramEnd"/>
+      <w:r>
+        <w:t xml:space="preserve"> {task</w:t>
+      </w:r>
+      <w:proofErr w:type="gramStart"/>
+      <w:r>
+        <w:t>4}{</w:t>
+      </w:r>
+      <w:proofErr w:type="gramEnd"/>
+      <w:r>
+        <w:t>/task4}</w:t>
       </w:r>
     </w:p>
     <w:p>
@@ -305,7 +467,23 @@
         <w:spacing w:after="0"/>
       </w:pPr>
       <w:r>
-        <w:t>{#task5}• {task5}{/task5}</w:t>
+        <w:t>{#task</w:t>
+      </w:r>
+      <w:proofErr w:type="gramStart"/>
+      <w:r>
+        <w:t>5}•</w:t>
+      </w:r>
+      <w:proofErr w:type="gramEnd"/>
+      <w:r>
+        <w:t xml:space="preserve"> {task</w:t>
+      </w:r>
+      <w:proofErr w:type="gramStart"/>
+      <w:r>
+        <w:t>5}{</w:t>
+      </w:r>
+      <w:proofErr w:type="gramEnd"/>
+      <w:r>
+        <w:t>/task5}</w:t>
       </w:r>
     </w:p>
     <w:p>
@@ -490,52 +668,212 @@
           </w:p>
           <w:p>
             <w:r>
-              <w:t>{#cert1}• {cert1}{/cert1}</w:t>
+              <w:t>{#cert</w:t>
+            </w:r>
+            <w:proofErr w:type="gramStart"/>
+            <w:r>
+              <w:t>1}•</w:t>
+            </w:r>
+            <w:proofErr w:type="gramEnd"/>
+            <w:r>
+              <w:t xml:space="preserve"> {cert</w:t>
+            </w:r>
+            <w:proofErr w:type="gramStart"/>
+            <w:r>
+              <w:t>1}{</w:t>
+            </w:r>
+            <w:proofErr w:type="gramEnd"/>
+            <w:r>
+              <w:t>/cert1}</w:t>
             </w:r>
           </w:p>
           <w:p>
             <w:r>
-              <w:t>{#cert2}• {cert2}{/cert2}</w:t>
+              <w:t>{#cert</w:t>
+            </w:r>
+            <w:proofErr w:type="gramStart"/>
+            <w:r>
+              <w:t>2}•</w:t>
+            </w:r>
+            <w:proofErr w:type="gramEnd"/>
+            <w:r>
+              <w:t xml:space="preserve"> {cert</w:t>
+            </w:r>
+            <w:proofErr w:type="gramStart"/>
+            <w:r>
+              <w:t>2}{</w:t>
+            </w:r>
+            <w:proofErr w:type="gramEnd"/>
+            <w:r>
+              <w:t>/cert2}</w:t>
             </w:r>
           </w:p>
           <w:p>
             <w:r>
-              <w:t>{#cert3}• {cert3}{/cert3}</w:t>
+              <w:t>{#cert</w:t>
+            </w:r>
+            <w:proofErr w:type="gramStart"/>
+            <w:r>
+              <w:t>3}•</w:t>
+            </w:r>
+            <w:proofErr w:type="gramEnd"/>
+            <w:r>
+              <w:t xml:space="preserve"> {cert</w:t>
+            </w:r>
+            <w:proofErr w:type="gramStart"/>
+            <w:r>
+              <w:t>3}{</w:t>
+            </w:r>
+            <w:proofErr w:type="gramEnd"/>
+            <w:r>
+              <w:t>/cert3}</w:t>
             </w:r>
           </w:p>
           <w:p>
             <w:r>
-              <w:t>{#cert4}• {cert4}{/cert4}</w:t>
+              <w:t>{#cert</w:t>
+            </w:r>
+            <w:proofErr w:type="gramStart"/>
+            <w:r>
+              <w:t>4}•</w:t>
+            </w:r>
+            <w:proofErr w:type="gramEnd"/>
+            <w:r>
+              <w:t xml:space="preserve"> {cert</w:t>
+            </w:r>
+            <w:proofErr w:type="gramStart"/>
+            <w:r>
+              <w:t>4}{</w:t>
+            </w:r>
+            <w:proofErr w:type="gramEnd"/>
+            <w:r>
+              <w:t>/cert4}</w:t>
             </w:r>
           </w:p>
           <w:p>
             <w:r>
-              <w:t>{#cert5}• {cert5}{/cert5}</w:t>
+              <w:t>{#cert</w:t>
+            </w:r>
+            <w:proofErr w:type="gramStart"/>
+            <w:r>
+              <w:t>5}•</w:t>
+            </w:r>
+            <w:proofErr w:type="gramEnd"/>
+            <w:r>
+              <w:t xml:space="preserve"> {cert</w:t>
+            </w:r>
+            <w:proofErr w:type="gramStart"/>
+            <w:r>
+              <w:t>5}{</w:t>
+            </w:r>
+            <w:proofErr w:type="gramEnd"/>
+            <w:r>
+              <w:t>/cert5}</w:t>
             </w:r>
           </w:p>
           <w:p>
             <w:r>
-              <w:t>{#cert6}• {cert6}{/cert6}</w:t>
+              <w:t>{#cert</w:t>
+            </w:r>
+            <w:proofErr w:type="gramStart"/>
+            <w:r>
+              <w:t>6}•</w:t>
+            </w:r>
+            <w:proofErr w:type="gramEnd"/>
+            <w:r>
+              <w:t xml:space="preserve"> {cert</w:t>
+            </w:r>
+            <w:proofErr w:type="gramStart"/>
+            <w:r>
+              <w:t>6}{</w:t>
+            </w:r>
+            <w:proofErr w:type="gramEnd"/>
+            <w:r>
+              <w:t>/cert6}</w:t>
             </w:r>
           </w:p>
           <w:p>
             <w:r>
-              <w:t>{#cert7}• {cert7}{/cert7}</w:t>
+              <w:t>{#cert</w:t>
+            </w:r>
+            <w:proofErr w:type="gramStart"/>
+            <w:r>
+              <w:t>7}•</w:t>
+            </w:r>
+            <w:proofErr w:type="gramEnd"/>
+            <w:r>
+              <w:t xml:space="preserve"> {cert</w:t>
+            </w:r>
+            <w:proofErr w:type="gramStart"/>
+            <w:r>
+              <w:t>7}{</w:t>
+            </w:r>
+            <w:proofErr w:type="gramEnd"/>
+            <w:r>
+              <w:t>/cert7}</w:t>
             </w:r>
           </w:p>
           <w:p>
             <w:r>
-              <w:t>{#cert8}• {cert8}{/cert8}</w:t>
+              <w:t>{#cert</w:t>
+            </w:r>
+            <w:proofErr w:type="gramStart"/>
+            <w:r>
+              <w:t>8}•</w:t>
+            </w:r>
+            <w:proofErr w:type="gramEnd"/>
+            <w:r>
+              <w:t xml:space="preserve"> {cert</w:t>
+            </w:r>
+            <w:proofErr w:type="gramStart"/>
+            <w:r>
+              <w:t>8}{</w:t>
+            </w:r>
+            <w:proofErr w:type="gramEnd"/>
+            <w:r>
+              <w:t>/cert8}</w:t>
             </w:r>
           </w:p>
           <w:p>
             <w:r>
-              <w:t>{#cert9}• {cert9}{/cert9}</w:t>
+              <w:t>{#cert</w:t>
+            </w:r>
+            <w:proofErr w:type="gramStart"/>
+            <w:r>
+              <w:t>9}•</w:t>
+            </w:r>
+            <w:proofErr w:type="gramEnd"/>
+            <w:r>
+              <w:t xml:space="preserve"> {cert</w:t>
+            </w:r>
+            <w:proofErr w:type="gramStart"/>
+            <w:r>
+              <w:t>9}{</w:t>
+            </w:r>
+            <w:proofErr w:type="gramEnd"/>
+            <w:r>
+              <w:t>/cert9}</w:t>
             </w:r>
           </w:p>
           <w:p>
             <w:r>
-              <w:t>{#cert10}• {cert10}{/cert10}</w:t>
+              <w:t>{#cert</w:t>
+            </w:r>
+            <w:proofErr w:type="gramStart"/>
+            <w:r>
+              <w:t>10}•</w:t>
+            </w:r>
+            <w:proofErr w:type="gramEnd"/>
+            <w:r>
+              <w:t xml:space="preserve"> {cert</w:t>
+            </w:r>
+            <w:proofErr w:type="gramStart"/>
+            <w:r>
+              <w:t>10}{</w:t>
+            </w:r>
+            <w:proofErr w:type="gramEnd"/>
+            <w:r>
+              <w:t>/cert10}</w:t>
             </w:r>
           </w:p>
           <w:p>
@@ -579,52 +917,212 @@
           </w:p>
           <w:p>
             <w:r>
-              <w:t>{#skill1}• {skill1}{/skill1}</w:t>
+              <w:t>{#skill</w:t>
+            </w:r>
+            <w:proofErr w:type="gramStart"/>
+            <w:r>
+              <w:t>1}•</w:t>
+            </w:r>
+            <w:proofErr w:type="gramEnd"/>
+            <w:r>
+              <w:t xml:space="preserve"> {skill</w:t>
+            </w:r>
+            <w:proofErr w:type="gramStart"/>
+            <w:r>
+              <w:t>1}{</w:t>
+            </w:r>
+            <w:proofErr w:type="gramEnd"/>
+            <w:r>
+              <w:t>/skill1}</w:t>
             </w:r>
           </w:p>
           <w:p>
             <w:r>
-              <w:t>{#skill2}• {skill2}{/skill2}</w:t>
+              <w:t>{#skill</w:t>
+            </w:r>
+            <w:proofErr w:type="gramStart"/>
+            <w:r>
+              <w:t>2}•</w:t>
+            </w:r>
+            <w:proofErr w:type="gramEnd"/>
+            <w:r>
+              <w:t xml:space="preserve"> {skill</w:t>
+            </w:r>
+            <w:proofErr w:type="gramStart"/>
+            <w:r>
+              <w:t>2}{</w:t>
+            </w:r>
+            <w:proofErr w:type="gramEnd"/>
+            <w:r>
+              <w:t>/skill2}</w:t>
             </w:r>
           </w:p>
           <w:p>
             <w:r>
-              <w:t>{#skill3}• {skill3}{/skill3}</w:t>
+              <w:t>{#skill</w:t>
+            </w:r>
+            <w:proofErr w:type="gramStart"/>
+            <w:r>
+              <w:t>3}•</w:t>
+            </w:r>
+            <w:proofErr w:type="gramEnd"/>
+            <w:r>
+              <w:t xml:space="preserve"> {skill</w:t>
+            </w:r>
+            <w:proofErr w:type="gramStart"/>
+            <w:r>
+              <w:t>3}{</w:t>
+            </w:r>
+            <w:proofErr w:type="gramEnd"/>
+            <w:r>
+              <w:t>/skill3}</w:t>
             </w:r>
           </w:p>
           <w:p>
             <w:r>
-              <w:t>{#skill4}• {skill4}{/skill4}</w:t>
+              <w:t>{#skill</w:t>
+            </w:r>
+            <w:proofErr w:type="gramStart"/>
+            <w:r>
+              <w:t>4}•</w:t>
+            </w:r>
+            <w:proofErr w:type="gramEnd"/>
+            <w:r>
+              <w:t xml:space="preserve"> {skill</w:t>
+            </w:r>
+            <w:proofErr w:type="gramStart"/>
+            <w:r>
+              <w:t>4}{</w:t>
+            </w:r>
+            <w:proofErr w:type="gramEnd"/>
+            <w:r>
+              <w:t>/skill4}</w:t>
             </w:r>
           </w:p>
           <w:p>
             <w:r>
-              <w:t>{#skill5}• {skill5}{/skill5}</w:t>
+              <w:t>{#skill</w:t>
+            </w:r>
+            <w:proofErr w:type="gramStart"/>
+            <w:r>
+              <w:t>5}•</w:t>
+            </w:r>
+            <w:proofErr w:type="gramEnd"/>
+            <w:r>
+              <w:t xml:space="preserve"> {skill</w:t>
+            </w:r>
+            <w:proofErr w:type="gramStart"/>
+            <w:r>
+              <w:t>5}{</w:t>
+            </w:r>
+            <w:proofErr w:type="gramEnd"/>
+            <w:r>
+              <w:t>/skill5}</w:t>
             </w:r>
           </w:p>
           <w:p>
             <w:r>
-              <w:t>{#skill6}• {skill6}{/skill6}</w:t>
+              <w:t>{#skill</w:t>
+            </w:r>
+            <w:proofErr w:type="gramStart"/>
+            <w:r>
+              <w:t>6}•</w:t>
+            </w:r>
+            <w:proofErr w:type="gramEnd"/>
+            <w:r>
+              <w:t xml:space="preserve"> {skill</w:t>
+            </w:r>
+            <w:proofErr w:type="gramStart"/>
+            <w:r>
+              <w:t>6}{</w:t>
+            </w:r>
+            <w:proofErr w:type="gramEnd"/>
+            <w:r>
+              <w:t>/skill6}</w:t>
             </w:r>
           </w:p>
           <w:p>
             <w:r>
-              <w:t>{#skill7}• {skill7}{/skill7}</w:t>
+              <w:t>{#skill</w:t>
+            </w:r>
+            <w:proofErr w:type="gramStart"/>
+            <w:r>
+              <w:t>7}•</w:t>
+            </w:r>
+            <w:proofErr w:type="gramEnd"/>
+            <w:r>
+              <w:t xml:space="preserve"> {skill</w:t>
+            </w:r>
+            <w:proofErr w:type="gramStart"/>
+            <w:r>
+              <w:t>7}{</w:t>
+            </w:r>
+            <w:proofErr w:type="gramEnd"/>
+            <w:r>
+              <w:t>/skill7}</w:t>
             </w:r>
           </w:p>
           <w:p>
             <w:r>
-              <w:t>{#skill8}• {skill8}{/skill8}</w:t>
+              <w:t>{#skill</w:t>
+            </w:r>
+            <w:proofErr w:type="gramStart"/>
+            <w:r>
+              <w:t>8}•</w:t>
+            </w:r>
+            <w:proofErr w:type="gramEnd"/>
+            <w:r>
+              <w:t xml:space="preserve"> {skill</w:t>
+            </w:r>
+            <w:proofErr w:type="gramStart"/>
+            <w:r>
+              <w:t>8}{</w:t>
+            </w:r>
+            <w:proofErr w:type="gramEnd"/>
+            <w:r>
+              <w:t>/skill8}</w:t>
             </w:r>
           </w:p>
           <w:p>
             <w:r>
-              <w:t>{#skill9}• {skill9}{/skill9}</w:t>
+              <w:t>{#skill</w:t>
+            </w:r>
+            <w:proofErr w:type="gramStart"/>
+            <w:r>
+              <w:t>9}•</w:t>
+            </w:r>
+            <w:proofErr w:type="gramEnd"/>
+            <w:r>
+              <w:t xml:space="preserve"> {skill</w:t>
+            </w:r>
+            <w:proofErr w:type="gramStart"/>
+            <w:r>
+              <w:t>9}{</w:t>
+            </w:r>
+            <w:proofErr w:type="gramEnd"/>
+            <w:r>
+              <w:t>/skill9}</w:t>
             </w:r>
           </w:p>
           <w:p>
             <w:r>
-              <w:t>{#skill10}• {skill10}{/skill10}</w:t>
+              <w:t>{#skill</w:t>
+            </w:r>
+            <w:proofErr w:type="gramStart"/>
+            <w:r>
+              <w:t>10}•</w:t>
+            </w:r>
+            <w:proofErr w:type="gramEnd"/>
+            <w:r>
+              <w:t xml:space="preserve"> {skill</w:t>
+            </w:r>
+            <w:proofErr w:type="gramStart"/>
+            <w:r>
+              <w:t>10}{</w:t>
+            </w:r>
+            <w:proofErr w:type="gramEnd"/>
+            <w:r>
+              <w:t>/skill10}</w:t>
             </w:r>
           </w:p>
           <w:p>

--- a/public/templates/TemplateC.docx
+++ b/public/templates/TemplateC.docx
@@ -2,257 +2,6 @@
 <file path=word/document.xml><?xml version="1.0" encoding="utf-8"?>
 <w:document xmlns:wpc="http://schemas.microsoft.com/office/word/2010/wordprocessingCanvas" xmlns:cx="http://schemas.microsoft.com/office/drawing/2014/chartex" xmlns:cx1="http://schemas.microsoft.com/office/drawing/2015/9/8/chartex" xmlns:cx2="http://schemas.microsoft.com/office/drawing/2015/10/21/chartex" xmlns:cx3="http://schemas.microsoft.com/office/drawing/2016/5/9/chartex" xmlns:cx4="http://schemas.microsoft.com/office/drawing/2016/5/10/chartex" xmlns:cx5="http://schemas.microsoft.com/office/drawing/2016/5/11/chartex" xmlns:cx6="http://schemas.microsoft.com/office/drawing/2016/5/12/chartex" xmlns:cx7="http://schemas.microsoft.com/office/drawing/2016/5/13/chartex" xmlns:cx8="http://schemas.microsoft.com/office/drawing/2016/5/14/chartex" xmlns:mc="http://schemas.openxmlformats.org/markup-compatibility/2006" xmlns:aink="http://schemas.microsoft.com/office/drawing/2016/ink" xmlns:am3d="http://schemas.microsoft.com/office/drawing/2017/model3d" xmlns:o="urn:schemas-microsoft-com:office:office" xmlns:oel="http://schemas.microsoft.com/office/2019/extlst" xmlns:r="http://schemas.openxmlformats.org/officeDocument/2006/relationships" xmlns:m="http://schemas.openxmlformats.org/officeDocument/2006/math" xmlns:v="urn:schemas-microsoft-com:vml" xmlns:wp14="http://schemas.microsoft.com/office/word/2010/wordprocessingDrawing" xmlns:wp="http://schemas.openxmlformats.org/drawingml/2006/wordprocessingDrawing" xmlns:w10="urn:schemas-microsoft-com:office:word" xmlns:w="http://schemas.openxmlformats.org/wordprocessingml/2006/main" xmlns:w14="http://schemas.microsoft.com/office/word/2010/wordml" xmlns:w15="http://schemas.microsoft.com/office/word/2012/wordml" xmlns:w16cex="http://schemas.microsoft.com/office/word/2018/wordml/cex" xmlns:w16cid="http://schemas.microsoft.com/office/word/2016/wordml/cid" xmlns:w16="http://schemas.microsoft.com/office/word/2018/wordml" xmlns:w16du="http://schemas.microsoft.com/office/word/2023/wordml/word16du" xmlns:w16sdtdh="http://schemas.microsoft.com/office/word/2020/wordml/sdtdatahash" xmlns:w16sdtfl="http://schemas.microsoft.com/office/word/2024/wordml/sdtformatlock" xmlns:w16se="http://schemas.microsoft.com/office/word/2015/wordml/symex" xmlns:wpg="http://schemas.microsoft.com/office/word/2010/wordprocessingGroup" xmlns:wpi="http://schemas.microsoft.com/office/word/2010/wordprocessingInk" xmlns:wne="http://schemas.microsoft.com/office/word/2006/wordml" xmlns:wps="http://schemas.microsoft.com/office/word/2010/wordprocessingShape" mc:Ignorable="w14 w15 w16se w16cid w16 w16cex w16sdtdh w16sdtfl w16du wp14">
   <w:body>
-    <w:p>
-      <w:pPr>
-        <w:jc w:val="center"/>
-        <w:rPr>
-          <w:sz w:val="56"/>
-          <w:szCs w:val="56"/>
-        </w:rPr>
-      </w:pPr>
-      <w:r>
-        <w:rPr>
-          <w:sz w:val="56"/>
-          <w:szCs w:val="56"/>
-        </w:rPr>
-        <w:t>{name}</w:t>
-      </w:r>
-    </w:p>
-    <w:p>
-      <w:pPr>
-        <w:spacing w:after="0"/>
-        <w:jc w:val="center"/>
-        <w:rPr>
-          <w:sz w:val="28"/>
-          <w:szCs w:val="28"/>
-        </w:rPr>
-      </w:pPr>
-      <w:r>
-        <w:rPr>
-          <w:sz w:val="28"/>
-          <w:szCs w:val="28"/>
-        </w:rPr>
-        <w:t>{address}</w:t>
-      </w:r>
-    </w:p>
-    <w:p>
-      <w:pPr>
-        <w:spacing w:after="0"/>
-        <w:jc w:val="center"/>
-        <w:rPr>
-          <w:sz w:val="28"/>
-          <w:szCs w:val="28"/>
-        </w:rPr>
-      </w:pPr>
-      <w:r>
-        <w:rPr>
-          <w:sz w:val="28"/>
-          <w:szCs w:val="28"/>
-        </w:rPr>
-        <w:t>{city}, {state} {zip}</w:t>
-      </w:r>
-    </w:p>
-    <w:p>
-      <w:pPr>
-        <w:spacing w:after="0"/>
-        <w:jc w:val="center"/>
-        <w:rPr>
-          <w:sz w:val="28"/>
-          <w:szCs w:val="28"/>
-        </w:rPr>
-      </w:pPr>
-      <w:r>
-        <w:rPr>
-          <w:sz w:val="28"/>
-          <w:szCs w:val="28"/>
-        </w:rPr>
-        <w:t>{</w:t>
-      </w:r>
-      <w:proofErr w:type="gramStart"/>
-      <w:r>
-        <w:rPr>
-          <w:sz w:val="28"/>
-          <w:szCs w:val="28"/>
-        </w:rPr>
-        <w:t>phone}  |</w:t>
-      </w:r>
-      <w:proofErr w:type="gramEnd"/>
-      <w:r>
-        <w:rPr>
-          <w:sz w:val="28"/>
-          <w:szCs w:val="28"/>
-        </w:rPr>
-        <w:t xml:space="preserve">  {email}</w:t>
-      </w:r>
-    </w:p>
-    <w:p>
-      <w:pPr>
-        <w:rPr>
-          <w:sz w:val="28"/>
-          <w:szCs w:val="28"/>
-        </w:rPr>
-      </w:pPr>
-    </w:p>
-    <w:p>
-      <w:pPr>
-        <w:rPr>
-          <w:sz w:val="48"/>
-          <w:szCs w:val="48"/>
-        </w:rPr>
-      </w:pPr>
-      <w:r>
-        <w:rPr>
-          <w:sz w:val="48"/>
-          <w:szCs w:val="48"/>
-        </w:rPr>
-        <w:t>PROFESSIONAL SUMMARY</w:t>
-      </w:r>
-    </w:p>
-    <w:p>
-      <w:r>
-        <w:t>{</w:t>
-      </w:r>
-      <w:proofErr w:type="spellStart"/>
-      <w:r>
-        <w:t>professionalSummary</w:t>
-      </w:r>
-      <w:proofErr w:type="spellEnd"/>
-      <w:r>
-        <w:t>}</w:t>
-      </w:r>
-    </w:p>
-    <w:p>
-      <w:pPr>
-        <w:spacing w:after="0"/>
-      </w:pPr>
-      <w:r>
-        <w:t>{#summary</w:t>
-      </w:r>
-      <w:proofErr w:type="gramStart"/>
-      <w:r>
-        <w:t>1}•</w:t>
-      </w:r>
-      <w:proofErr w:type="gramEnd"/>
-      <w:r>
-        <w:t xml:space="preserve"> {summary</w:t>
-      </w:r>
-      <w:proofErr w:type="gramStart"/>
-      <w:r>
-        <w:t>1}{</w:t>
-      </w:r>
-      <w:proofErr w:type="gramEnd"/>
-      <w:r>
-        <w:t>/summary1}</w:t>
-      </w:r>
-    </w:p>
-    <w:p>
-      <w:pPr>
-        <w:spacing w:after="0"/>
-      </w:pPr>
-      <w:r>
-        <w:t>{#summary</w:t>
-      </w:r>
-      <w:proofErr w:type="gramStart"/>
-      <w:r>
-        <w:t>2}•</w:t>
-      </w:r>
-      <w:proofErr w:type="gramEnd"/>
-      <w:r>
-        <w:t xml:space="preserve"> {summary</w:t>
-      </w:r>
-      <w:proofErr w:type="gramStart"/>
-      <w:r>
-        <w:t>2}{</w:t>
-      </w:r>
-      <w:proofErr w:type="gramEnd"/>
-      <w:r>
-        <w:t>/summary2}</w:t>
-      </w:r>
-    </w:p>
-    <w:p>
-      <w:pPr>
-        <w:spacing w:after="0"/>
-      </w:pPr>
-      <w:r>
-        <w:t>{#summary</w:t>
-      </w:r>
-      <w:proofErr w:type="gramStart"/>
-      <w:r>
-        <w:t>3}•</w:t>
-      </w:r>
-      <w:proofErr w:type="gramEnd"/>
-      <w:r>
-        <w:t xml:space="preserve"> {summary</w:t>
-      </w:r>
-      <w:proofErr w:type="gramStart"/>
-      <w:r>
-        <w:t>3}{</w:t>
-      </w:r>
-      <w:proofErr w:type="gramEnd"/>
-      <w:r>
-        <w:t>/summary3}</w:t>
-      </w:r>
-    </w:p>
-    <w:p>
-      <w:pPr>
-        <w:spacing w:after="0"/>
-      </w:pPr>
-      <w:r>
-        <w:t>{#summary</w:t>
-      </w:r>
-      <w:proofErr w:type="gramStart"/>
-      <w:r>
-        <w:t>4}•</w:t>
-      </w:r>
-      <w:proofErr w:type="gramEnd"/>
-      <w:r>
-        <w:t xml:space="preserve"> {summary</w:t>
-      </w:r>
-      <w:proofErr w:type="gramStart"/>
-      <w:r>
-        <w:t>4}{</w:t>
-      </w:r>
-      <w:proofErr w:type="gramEnd"/>
-      <w:r>
-        <w:t>/summary4}</w:t>
-      </w:r>
-    </w:p>
-    <w:p>
-      <w:pPr>
-        <w:spacing w:after="0"/>
-      </w:pPr>
-      <w:r>
-        <w:t>{#summary</w:t>
-      </w:r>
-      <w:proofErr w:type="gramStart"/>
-      <w:r>
-        <w:t>5}•</w:t>
-      </w:r>
-      <w:proofErr w:type="gramEnd"/>
-      <w:r>
-        <w:t xml:space="preserve"> {summary</w:t>
-      </w:r>
-      <w:proofErr w:type="gramStart"/>
-      <w:r>
-        <w:t>5}{</w:t>
-      </w:r>
-      <w:proofErr w:type="gramEnd"/>
-      <w:r>
-        <w:t>/summary5}</w:t>
-      </w:r>
-    </w:p>
-    <w:p>
-      <w:r>
-        <w:t>{#hasWorkExperience}</w:t>
-      </w:r>
-    </w:p>
-    <w:p/>
-    <w:p/>
-    <w:p>
-      <w:r>
-        <w:t>{#workExperience}</w:t>
-      </w:r>
-    </w:p>
     <w:p/>
     <w:p>
       <w:r>
@@ -298,854 +47,6 @@
         <w:t>}</w:t>
       </w:r>
     </w:p>
-    <w:p/>
-    <w:p>
-      <w:r>
-        <w:rPr>
-          <w:sz w:val="56"/>
-          <w:szCs w:val="56"/>
-        </w:rPr>
-        <w:t>WORK EXPERIENCE</w:t>
-      </w:r>
-    </w:p>
-    <w:p>
-      <w:pPr>
-        <w:spacing w:after="0"/>
-        <w:rPr>
-          <w:sz w:val="28"/>
-          <w:szCs w:val="28"/>
-        </w:rPr>
-      </w:pPr>
-      <w:proofErr w:type="gramStart"/>
-      <w:r>
-        <w:rPr>
-          <w:sz w:val="28"/>
-          <w:szCs w:val="28"/>
-        </w:rPr>
-        <w:t>{title}, {employer} ({</w:t>
-      </w:r>
-      <w:proofErr w:type="spellStart"/>
-      <w:r>
-        <w:rPr>
-          <w:sz w:val="28"/>
-          <w:szCs w:val="28"/>
-        </w:rPr>
-        <w:t>employerCity</w:t>
-      </w:r>
-      <w:proofErr w:type="spellEnd"/>
-      <w:r>
-        <w:rPr>
-          <w:sz w:val="28"/>
-          <w:szCs w:val="28"/>
-        </w:rPr>
-        <w:t>}, {</w:t>
-      </w:r>
-      <w:proofErr w:type="spellStart"/>
-      <w:r>
-        <w:rPr>
-          <w:sz w:val="28"/>
-          <w:szCs w:val="28"/>
-        </w:rPr>
-        <w:t>employerState</w:t>
-      </w:r>
-      <w:proofErr w:type="spellEnd"/>
-      <w:r>
-        <w:rPr>
-          <w:sz w:val="28"/>
-          <w:szCs w:val="28"/>
-        </w:rPr>
-        <w:t>})</w:t>
-      </w:r>
-      <w:proofErr w:type="gramEnd"/>
-    </w:p>
-    <w:p>
-      <w:pPr>
-        <w:spacing w:after="0"/>
-      </w:pPr>
-      <w:r>
-        <w:t>{start} – {end}</w:t>
-      </w:r>
-    </w:p>
-    <w:p>
-      <w:pPr>
-        <w:spacing w:after="0"/>
-      </w:pPr>
-      <w:r>
-        <w:t>{#task</w:t>
-      </w:r>
-      <w:proofErr w:type="gramStart"/>
-      <w:r>
-        <w:t>1}•</w:t>
-      </w:r>
-      <w:proofErr w:type="gramEnd"/>
-      <w:r>
-        <w:t xml:space="preserve"> {task</w:t>
-      </w:r>
-      <w:proofErr w:type="gramStart"/>
-      <w:r>
-        <w:t>1}{</w:t>
-      </w:r>
-      <w:proofErr w:type="gramEnd"/>
-      <w:r>
-        <w:t>/task1}</w:t>
-      </w:r>
-    </w:p>
-    <w:p>
-      <w:pPr>
-        <w:spacing w:after="0"/>
-      </w:pPr>
-      <w:r>
-        <w:t>{#task</w:t>
-      </w:r>
-      <w:proofErr w:type="gramStart"/>
-      <w:r>
-        <w:t>2}•</w:t>
-      </w:r>
-      <w:proofErr w:type="gramEnd"/>
-      <w:r>
-        <w:t xml:space="preserve"> {task</w:t>
-      </w:r>
-      <w:proofErr w:type="gramStart"/>
-      <w:r>
-        <w:t>2}{</w:t>
-      </w:r>
-      <w:proofErr w:type="gramEnd"/>
-      <w:r>
-        <w:t>/task2}</w:t>
-      </w:r>
-    </w:p>
-    <w:p>
-      <w:pPr>
-        <w:spacing w:after="0"/>
-      </w:pPr>
-      <w:r>
-        <w:t>{#task</w:t>
-      </w:r>
-      <w:proofErr w:type="gramStart"/>
-      <w:r>
-        <w:t>3}•</w:t>
-      </w:r>
-      <w:proofErr w:type="gramEnd"/>
-      <w:r>
-        <w:t xml:space="preserve"> {task</w:t>
-      </w:r>
-      <w:proofErr w:type="gramStart"/>
-      <w:r>
-        <w:t>3}{</w:t>
-      </w:r>
-      <w:proofErr w:type="gramEnd"/>
-      <w:r>
-        <w:t>/task3}</w:t>
-      </w:r>
-    </w:p>
-    <w:p>
-      <w:pPr>
-        <w:spacing w:after="0"/>
-      </w:pPr>
-      <w:r>
-        <w:t>{#task</w:t>
-      </w:r>
-      <w:proofErr w:type="gramStart"/>
-      <w:r>
-        <w:t>4}•</w:t>
-      </w:r>
-      <w:proofErr w:type="gramEnd"/>
-      <w:r>
-        <w:t xml:space="preserve"> {task</w:t>
-      </w:r>
-      <w:proofErr w:type="gramStart"/>
-      <w:r>
-        <w:t>4}{</w:t>
-      </w:r>
-      <w:proofErr w:type="gramEnd"/>
-      <w:r>
-        <w:t>/task4}</w:t>
-      </w:r>
-    </w:p>
-    <w:p>
-      <w:pPr>
-        <w:spacing w:after="0"/>
-      </w:pPr>
-      <w:r>
-        <w:t>{#task</w:t>
-      </w:r>
-      <w:proofErr w:type="gramStart"/>
-      <w:r>
-        <w:t>5}•</w:t>
-      </w:r>
-      <w:proofErr w:type="gramEnd"/>
-      <w:r>
-        <w:t xml:space="preserve"> {task</w:t>
-      </w:r>
-      <w:proofErr w:type="gramStart"/>
-      <w:r>
-        <w:t>5}{</w:t>
-      </w:r>
-      <w:proofErr w:type="gramEnd"/>
-      <w:r>
-        <w:t>/task5}</w:t>
-      </w:r>
-    </w:p>
-    <w:p>
-      <w:r>
-        <w:t>{/</w:t>
-      </w:r>
-      <w:proofErr w:type="spellStart"/>
-      <w:r>
-        <w:t>workExperience</w:t>
-      </w:r>
-      <w:proofErr w:type="spellEnd"/>
-      <w:r>
-        <w:t>}</w:t>
-      </w:r>
-    </w:p>
-    <w:p>
-      <w:r>
-        <w:t>{/</w:t>
-      </w:r>
-      <w:proofErr w:type="spellStart"/>
-      <w:r>
-        <w:t>hasWorkExperience</w:t>
-      </w:r>
-      <w:proofErr w:type="spellEnd"/>
-      <w:r>
-        <w:t>}</w:t>
-      </w:r>
-    </w:p>
-    <w:p>
-      <w:r>
-        <w:t>{#hasEducation}</w:t>
-      </w:r>
-    </w:p>
-    <w:p>
-      <w:pPr>
-        <w:rPr>
-          <w:sz w:val="56"/>
-          <w:szCs w:val="56"/>
-        </w:rPr>
-      </w:pPr>
-      <w:r>
-        <w:rPr>
-          <w:sz w:val="56"/>
-          <w:szCs w:val="56"/>
-        </w:rPr>
-        <w:t>EDUCATION</w:t>
-      </w:r>
-    </w:p>
-    <w:p>
-      <w:r>
-        <w:t>{#education}</w:t>
-      </w:r>
-    </w:p>
-    <w:p>
-      <w:r>
-        <w:t>{</w:t>
-      </w:r>
-      <w:r>
-        <w:t>school} — {</w:t>
-      </w:r>
-      <w:proofErr w:type="spellStart"/>
-      <w:r>
-        <w:t>eduC</w:t>
-      </w:r>
-      <w:r>
-        <w:t>ity</w:t>
-      </w:r>
-      <w:proofErr w:type="spellEnd"/>
-      <w:r>
-        <w:t>}, {</w:t>
-      </w:r>
-      <w:proofErr w:type="spellStart"/>
-      <w:r>
-        <w:t>eduS</w:t>
-      </w:r>
-      <w:r>
-        <w:t>tate</w:t>
-      </w:r>
-      <w:proofErr w:type="spellEnd"/>
-      <w:r>
-        <w:t>}</w:t>
-      </w:r>
-    </w:p>
-    <w:p>
-      <w:pPr>
-        <w:spacing w:line="278" w:lineRule="auto"/>
-      </w:pPr>
-      <w:r>
-        <w:lastRenderedPageBreak/>
-        <w:t xml:space="preserve">{program} </w:t>
-      </w:r>
-    </w:p>
-    <w:p>
-      <w:r>
-        <w:t>{</w:t>
-      </w:r>
-      <w:proofErr w:type="spellStart"/>
-      <w:r>
-        <w:t>startDate</w:t>
-      </w:r>
-      <w:proofErr w:type="spellEnd"/>
-      <w:r>
-        <w:t>} – {</w:t>
-      </w:r>
-      <w:proofErr w:type="spellStart"/>
-      <w:r>
-        <w:t>endDate</w:t>
-      </w:r>
-      <w:proofErr w:type="spellEnd"/>
-      <w:r>
-        <w:t>}</w:t>
-      </w:r>
-    </w:p>
-    <w:p>
-      <w:r>
-        <w:t>{notes}</w:t>
-      </w:r>
-    </w:p>
-    <w:p/>
-    <w:p>
-      <w:r>
-        <w:t>{/education}</w:t>
-      </w:r>
-    </w:p>
-    <w:p>
-      <w:r>
-        <w:t>{/</w:t>
-      </w:r>
-      <w:proofErr w:type="spellStart"/>
-      <w:r>
-        <w:t>hasEducation</w:t>
-      </w:r>
-      <w:proofErr w:type="spellEnd"/>
-      <w:r>
-        <w:t>}</w:t>
-      </w:r>
-    </w:p>
-    <w:p/>
-    <w:p/>
-    <w:tbl>
-      <w:tblPr>
-        <w:tblStyle w:val="TableGrid"/>
-        <w:tblW w:w="0" w:type="auto"/>
-        <w:tblBorders>
-          <w:top w:val="none" w:sz="0" w:space="0" w:color="auto"/>
-          <w:left w:val="none" w:sz="0" w:space="0" w:color="auto"/>
-          <w:bottom w:val="none" w:sz="0" w:space="0" w:color="auto"/>
-          <w:right w:val="none" w:sz="0" w:space="0" w:color="auto"/>
-          <w:insideH w:val="none" w:sz="0" w:space="0" w:color="auto"/>
-          <w:insideV w:val="none" w:sz="0" w:space="0" w:color="auto"/>
-        </w:tblBorders>
-        <w:tblLook w:val="04A0" w:firstRow="1" w:lastRow="0" w:firstColumn="1" w:lastColumn="0" w:noHBand="0" w:noVBand="1"/>
-      </w:tblPr>
-      <w:tblGrid>
-        <w:gridCol w:w="4883"/>
-        <w:gridCol w:w="4477"/>
-      </w:tblGrid>
-      <w:tr>
-        <w:tc>
-          <w:tcPr>
-            <w:tcW w:w="4675" w:type="dxa"/>
-          </w:tcPr>
-          <w:p>
-            <w:r>
-              <w:t>{#hasProgramCerts}</w:t>
-            </w:r>
-          </w:p>
-          <w:p>
-            <w:pPr>
-              <w:rPr>
-                <w:sz w:val="56"/>
-                <w:szCs w:val="56"/>
-              </w:rPr>
-            </w:pPr>
-            <w:r>
-              <w:rPr>
-                <w:sz w:val="56"/>
-                <w:szCs w:val="56"/>
-              </w:rPr>
-              <w:t>CERTIFICATIONS</w:t>
-            </w:r>
-          </w:p>
-          <w:p>
-            <w:r>
-              <w:t>{#cert</w:t>
-            </w:r>
-            <w:proofErr w:type="gramStart"/>
-            <w:r>
-              <w:t>1}•</w:t>
-            </w:r>
-            <w:proofErr w:type="gramEnd"/>
-            <w:r>
-              <w:t xml:space="preserve"> {cert</w:t>
-            </w:r>
-            <w:proofErr w:type="gramStart"/>
-            <w:r>
-              <w:t>1}{</w:t>
-            </w:r>
-            <w:proofErr w:type="gramEnd"/>
-            <w:r>
-              <w:t>/cert1}</w:t>
-            </w:r>
-          </w:p>
-          <w:p>
-            <w:r>
-              <w:t>{#cert</w:t>
-            </w:r>
-            <w:proofErr w:type="gramStart"/>
-            <w:r>
-              <w:t>2}•</w:t>
-            </w:r>
-            <w:proofErr w:type="gramEnd"/>
-            <w:r>
-              <w:t xml:space="preserve"> {cert</w:t>
-            </w:r>
-            <w:proofErr w:type="gramStart"/>
-            <w:r>
-              <w:t>2}{</w:t>
-            </w:r>
-            <w:proofErr w:type="gramEnd"/>
-            <w:r>
-              <w:t>/cert2}</w:t>
-            </w:r>
-          </w:p>
-          <w:p>
-            <w:r>
-              <w:t>{#cert</w:t>
-            </w:r>
-            <w:proofErr w:type="gramStart"/>
-            <w:r>
-              <w:t>3}•</w:t>
-            </w:r>
-            <w:proofErr w:type="gramEnd"/>
-            <w:r>
-              <w:t xml:space="preserve"> {cert</w:t>
-            </w:r>
-            <w:proofErr w:type="gramStart"/>
-            <w:r>
-              <w:t>3}{</w:t>
-            </w:r>
-            <w:proofErr w:type="gramEnd"/>
-            <w:r>
-              <w:t>/cert3}</w:t>
-            </w:r>
-          </w:p>
-          <w:p>
-            <w:r>
-              <w:t>{#cert</w:t>
-            </w:r>
-            <w:proofErr w:type="gramStart"/>
-            <w:r>
-              <w:t>4}•</w:t>
-            </w:r>
-            <w:proofErr w:type="gramEnd"/>
-            <w:r>
-              <w:t xml:space="preserve"> {cert</w:t>
-            </w:r>
-            <w:proofErr w:type="gramStart"/>
-            <w:r>
-              <w:t>4}{</w:t>
-            </w:r>
-            <w:proofErr w:type="gramEnd"/>
-            <w:r>
-              <w:t>/cert4}</w:t>
-            </w:r>
-          </w:p>
-          <w:p>
-            <w:r>
-              <w:t>{#cert</w:t>
-            </w:r>
-            <w:proofErr w:type="gramStart"/>
-            <w:r>
-              <w:t>5}•</w:t>
-            </w:r>
-            <w:proofErr w:type="gramEnd"/>
-            <w:r>
-              <w:t xml:space="preserve"> {cert</w:t>
-            </w:r>
-            <w:proofErr w:type="gramStart"/>
-            <w:r>
-              <w:t>5}{</w:t>
-            </w:r>
-            <w:proofErr w:type="gramEnd"/>
-            <w:r>
-              <w:t>/cert5}</w:t>
-            </w:r>
-          </w:p>
-          <w:p>
-            <w:r>
-              <w:t>{#cert</w:t>
-            </w:r>
-            <w:proofErr w:type="gramStart"/>
-            <w:r>
-              <w:t>6}•</w:t>
-            </w:r>
-            <w:proofErr w:type="gramEnd"/>
-            <w:r>
-              <w:t xml:space="preserve"> {cert</w:t>
-            </w:r>
-            <w:proofErr w:type="gramStart"/>
-            <w:r>
-              <w:t>6}{</w:t>
-            </w:r>
-            <w:proofErr w:type="gramEnd"/>
-            <w:r>
-              <w:t>/cert6}</w:t>
-            </w:r>
-          </w:p>
-          <w:p>
-            <w:r>
-              <w:t>{#cert</w:t>
-            </w:r>
-            <w:proofErr w:type="gramStart"/>
-            <w:r>
-              <w:t>7}•</w:t>
-            </w:r>
-            <w:proofErr w:type="gramEnd"/>
-            <w:r>
-              <w:t xml:space="preserve"> {cert</w:t>
-            </w:r>
-            <w:proofErr w:type="gramStart"/>
-            <w:r>
-              <w:t>7}{</w:t>
-            </w:r>
-            <w:proofErr w:type="gramEnd"/>
-            <w:r>
-              <w:t>/cert7}</w:t>
-            </w:r>
-          </w:p>
-          <w:p>
-            <w:r>
-              <w:t>{#cert</w:t>
-            </w:r>
-            <w:proofErr w:type="gramStart"/>
-            <w:r>
-              <w:t>8}•</w:t>
-            </w:r>
-            <w:proofErr w:type="gramEnd"/>
-            <w:r>
-              <w:t xml:space="preserve"> {cert</w:t>
-            </w:r>
-            <w:proofErr w:type="gramStart"/>
-            <w:r>
-              <w:t>8}{</w:t>
-            </w:r>
-            <w:proofErr w:type="gramEnd"/>
-            <w:r>
-              <w:t>/cert8}</w:t>
-            </w:r>
-          </w:p>
-          <w:p>
-            <w:r>
-              <w:t>{#cert</w:t>
-            </w:r>
-            <w:proofErr w:type="gramStart"/>
-            <w:r>
-              <w:t>9}•</w:t>
-            </w:r>
-            <w:proofErr w:type="gramEnd"/>
-            <w:r>
-              <w:t xml:space="preserve"> {cert</w:t>
-            </w:r>
-            <w:proofErr w:type="gramStart"/>
-            <w:r>
-              <w:t>9}{</w:t>
-            </w:r>
-            <w:proofErr w:type="gramEnd"/>
-            <w:r>
-              <w:t>/cert9}</w:t>
-            </w:r>
-          </w:p>
-          <w:p>
-            <w:r>
-              <w:t>{#cert</w:t>
-            </w:r>
-            <w:proofErr w:type="gramStart"/>
-            <w:r>
-              <w:t>10}•</w:t>
-            </w:r>
-            <w:proofErr w:type="gramEnd"/>
-            <w:r>
-              <w:t xml:space="preserve"> {cert</w:t>
-            </w:r>
-            <w:proofErr w:type="gramStart"/>
-            <w:r>
-              <w:t>10}{</w:t>
-            </w:r>
-            <w:proofErr w:type="gramEnd"/>
-            <w:r>
-              <w:t>/cert10}</w:t>
-            </w:r>
-          </w:p>
-          <w:p>
-            <w:r>
-              <w:t>{/</w:t>
-            </w:r>
-            <w:proofErr w:type="spellStart"/>
-            <w:r>
-              <w:t>hasProgramCerts</w:t>
-            </w:r>
-            <w:proofErr w:type="spellEnd"/>
-            <w:r>
-              <w:t>}</w:t>
-            </w:r>
-          </w:p>
-          <w:p/>
-        </w:tc>
-        <w:tc>
-          <w:tcPr>
-            <w:tcW w:w="4675" w:type="dxa"/>
-          </w:tcPr>
-          <w:p>
-            <w:r>
-              <w:t>{#hasExtraSkills}</w:t>
-            </w:r>
-          </w:p>
-          <w:p>
-            <w:pPr>
-              <w:rPr>
-                <w:sz w:val="56"/>
-                <w:szCs w:val="56"/>
-              </w:rPr>
-            </w:pPr>
-            <w:r>
-              <w:rPr>
-                <w:sz w:val="56"/>
-                <w:szCs w:val="56"/>
-              </w:rPr>
-              <w:t>SKILLS</w:t>
-            </w:r>
-          </w:p>
-          <w:p>
-            <w:r>
-              <w:t>{#skill</w:t>
-            </w:r>
-            <w:proofErr w:type="gramStart"/>
-            <w:r>
-              <w:t>1}•</w:t>
-            </w:r>
-            <w:proofErr w:type="gramEnd"/>
-            <w:r>
-              <w:t xml:space="preserve"> {skill</w:t>
-            </w:r>
-            <w:proofErr w:type="gramStart"/>
-            <w:r>
-              <w:t>1}{</w:t>
-            </w:r>
-            <w:proofErr w:type="gramEnd"/>
-            <w:r>
-              <w:t>/skill1}</w:t>
-            </w:r>
-          </w:p>
-          <w:p>
-            <w:r>
-              <w:t>{#skill</w:t>
-            </w:r>
-            <w:proofErr w:type="gramStart"/>
-            <w:r>
-              <w:t>2}•</w:t>
-            </w:r>
-            <w:proofErr w:type="gramEnd"/>
-            <w:r>
-              <w:t xml:space="preserve"> {skill</w:t>
-            </w:r>
-            <w:proofErr w:type="gramStart"/>
-            <w:r>
-              <w:t>2}{</w:t>
-            </w:r>
-            <w:proofErr w:type="gramEnd"/>
-            <w:r>
-              <w:t>/skill2}</w:t>
-            </w:r>
-          </w:p>
-          <w:p>
-            <w:r>
-              <w:t>{#skill</w:t>
-            </w:r>
-            <w:proofErr w:type="gramStart"/>
-            <w:r>
-              <w:t>3}•</w:t>
-            </w:r>
-            <w:proofErr w:type="gramEnd"/>
-            <w:r>
-              <w:t xml:space="preserve"> {skill</w:t>
-            </w:r>
-            <w:proofErr w:type="gramStart"/>
-            <w:r>
-              <w:t>3}{</w:t>
-            </w:r>
-            <w:proofErr w:type="gramEnd"/>
-            <w:r>
-              <w:t>/skill3}</w:t>
-            </w:r>
-          </w:p>
-          <w:p>
-            <w:r>
-              <w:t>{#skill</w:t>
-            </w:r>
-            <w:proofErr w:type="gramStart"/>
-            <w:r>
-              <w:t>4}•</w:t>
-            </w:r>
-            <w:proofErr w:type="gramEnd"/>
-            <w:r>
-              <w:t xml:space="preserve"> {skill</w:t>
-            </w:r>
-            <w:proofErr w:type="gramStart"/>
-            <w:r>
-              <w:t>4}{</w:t>
-            </w:r>
-            <w:proofErr w:type="gramEnd"/>
-            <w:r>
-              <w:t>/skill4}</w:t>
-            </w:r>
-          </w:p>
-          <w:p>
-            <w:r>
-              <w:t>{#skill</w:t>
-            </w:r>
-            <w:proofErr w:type="gramStart"/>
-            <w:r>
-              <w:t>5}•</w:t>
-            </w:r>
-            <w:proofErr w:type="gramEnd"/>
-            <w:r>
-              <w:t xml:space="preserve"> {skill</w:t>
-            </w:r>
-            <w:proofErr w:type="gramStart"/>
-            <w:r>
-              <w:t>5}{</w:t>
-            </w:r>
-            <w:proofErr w:type="gramEnd"/>
-            <w:r>
-              <w:t>/skill5}</w:t>
-            </w:r>
-          </w:p>
-          <w:p>
-            <w:r>
-              <w:t>{#skill</w:t>
-            </w:r>
-            <w:proofErr w:type="gramStart"/>
-            <w:r>
-              <w:t>6}•</w:t>
-            </w:r>
-            <w:proofErr w:type="gramEnd"/>
-            <w:r>
-              <w:t xml:space="preserve"> {skill</w:t>
-            </w:r>
-            <w:proofErr w:type="gramStart"/>
-            <w:r>
-              <w:t>6}{</w:t>
-            </w:r>
-            <w:proofErr w:type="gramEnd"/>
-            <w:r>
-              <w:t>/skill6}</w:t>
-            </w:r>
-          </w:p>
-          <w:p>
-            <w:r>
-              <w:t>{#skill</w:t>
-            </w:r>
-            <w:proofErr w:type="gramStart"/>
-            <w:r>
-              <w:t>7}•</w:t>
-            </w:r>
-            <w:proofErr w:type="gramEnd"/>
-            <w:r>
-              <w:t xml:space="preserve"> {skill</w:t>
-            </w:r>
-            <w:proofErr w:type="gramStart"/>
-            <w:r>
-              <w:t>7}{</w:t>
-            </w:r>
-            <w:proofErr w:type="gramEnd"/>
-            <w:r>
-              <w:t>/skill7}</w:t>
-            </w:r>
-          </w:p>
-          <w:p>
-            <w:r>
-              <w:t>{#skill</w:t>
-            </w:r>
-            <w:proofErr w:type="gramStart"/>
-            <w:r>
-              <w:t>8}•</w:t>
-            </w:r>
-            <w:proofErr w:type="gramEnd"/>
-            <w:r>
-              <w:t xml:space="preserve"> {skill</w:t>
-            </w:r>
-            <w:proofErr w:type="gramStart"/>
-            <w:r>
-              <w:t>8}{</w:t>
-            </w:r>
-            <w:proofErr w:type="gramEnd"/>
-            <w:r>
-              <w:t>/skill8}</w:t>
-            </w:r>
-          </w:p>
-          <w:p>
-            <w:r>
-              <w:t>{#skill</w:t>
-            </w:r>
-            <w:proofErr w:type="gramStart"/>
-            <w:r>
-              <w:t>9}•</w:t>
-            </w:r>
-            <w:proofErr w:type="gramEnd"/>
-            <w:r>
-              <w:t xml:space="preserve"> {skill</w:t>
-            </w:r>
-            <w:proofErr w:type="gramStart"/>
-            <w:r>
-              <w:t>9}{</w:t>
-            </w:r>
-            <w:proofErr w:type="gramEnd"/>
-            <w:r>
-              <w:t>/skill9}</w:t>
-            </w:r>
-          </w:p>
-          <w:p>
-            <w:r>
-              <w:t>{#skill</w:t>
-            </w:r>
-            <w:proofErr w:type="gramStart"/>
-            <w:r>
-              <w:t>10}•</w:t>
-            </w:r>
-            <w:proofErr w:type="gramEnd"/>
-            <w:r>
-              <w:t xml:space="preserve"> {skill</w:t>
-            </w:r>
-            <w:proofErr w:type="gramStart"/>
-            <w:r>
-              <w:t>10}{</w:t>
-            </w:r>
-            <w:proofErr w:type="gramEnd"/>
-            <w:r>
-              <w:t>/skill10}</w:t>
-            </w:r>
-          </w:p>
-          <w:p>
-            <w:r>
-              <w:t>{/</w:t>
-            </w:r>
-            <w:proofErr w:type="spellStart"/>
-            <w:r>
-              <w:t>hasExtraSkills</w:t>
-            </w:r>
-            <w:proofErr w:type="spellEnd"/>
-            <w:r>
-              <w:t>}</w:t>
-            </w:r>
-          </w:p>
-          <w:p/>
-        </w:tc>
-      </w:tr>
-    </w:tbl>
-    <w:p/>
-    <w:p/>
-    <w:p/>
-    <w:p/>
     <w:p/>
     <w:sectPr>
       <w:pgSz w:w="12240" w:h="15840"/>
@@ -2880,6 +1781,7 @@
   <w:style w:type="character" w:default="1" w:styleId="DefaultParagraphFont">
     <w:name w:val="Default Paragraph Font"/>
     <w:uiPriority w:val="1"/>
+    <w:semiHidden/>
     <w:unhideWhenUsed/>
   </w:style>
   <w:style w:type="table" w:default="1" w:styleId="TableNormal">
@@ -27910,6 +26812,35 @@
 </file>
 
 <file path=customXml/item1.xml><?xml version="1.0" encoding="utf-8"?>
+<?mso-contentType ?>
+<FormTemplates xmlns="http://schemas.microsoft.com/sharepoint/v3/contenttype/forms">
+  <Display>DocumentLibraryForm</Display>
+  <Edit>DocumentLibraryForm</Edit>
+  <New>DocumentLibraryForm</New>
+</FormTemplates>
+</file>
+
+<file path=customXml/item2.xml><?xml version="1.0" encoding="utf-8"?>
+<p:properties xmlns:p="http://schemas.microsoft.com/office/2006/metadata/properties" xmlns:xsi="http://www.w3.org/2001/XMLSchema-instance" xmlns:pc="http://schemas.microsoft.com/office/infopath/2007/PartnerControls">
+  <documentManagement>
+    <_ip_UnifiedCompliancePolicyUIAction xmlns="http://schemas.microsoft.com/sharepoint/v3" xsi:nil="true"/>
+    <Image xmlns="71af3243-3dd4-4a8d-8c0d-dd76da1f02a5">
+      <Url xsi:nil="true"/>
+      <Description xsi:nil="true"/>
+    </Image>
+    <Status xmlns="71af3243-3dd4-4a8d-8c0d-dd76da1f02a5">Not started</Status>
+    <Background xmlns="71af3243-3dd4-4a8d-8c0d-dd76da1f02a5">false</Background>
+    <_ip_UnifiedCompliancePolicyProperties xmlns="http://schemas.microsoft.com/sharepoint/v3" xsi:nil="true"/>
+    <ImageTagsTaxHTField xmlns="71af3243-3dd4-4a8d-8c0d-dd76da1f02a5">
+      <Terms xmlns="http://schemas.microsoft.com/office/infopath/2007/PartnerControls"/>
+    </ImageTagsTaxHTField>
+    <TaxCatchAll xmlns="230e9df3-be65-4c73-a93b-d1236ebd677e" xsi:nil="true"/>
+    <MediaServiceKeyPoints xmlns="71af3243-3dd4-4a8d-8c0d-dd76da1f02a5" xsi:nil="true"/>
+  </documentManagement>
+</p:properties>
+</file>
+
+<file path=customXml/item3.xml><?xml version="1.0" encoding="utf-8"?>
 <ct:contentTypeSchema xmlns:ct="http://schemas.microsoft.com/office/2006/metadata/contentType" xmlns:ma="http://schemas.microsoft.com/office/2006/metadata/properties/metaAttributes" ct:_="" ma:_="" ma:contentTypeName="Document" ma:contentTypeID="0x01010079F111ED35F8CC479449609E8A0923A6" ma:contentTypeVersion="26" ma:contentTypeDescription="Create a new document." ma:contentTypeScope="" ma:versionID="ac37c1753acd5e330d2062ccec26ea66">
   <xsd:schema xmlns:xsd="http://www.w3.org/2001/XMLSchema" xmlns:xs="http://www.w3.org/2001/XMLSchema" xmlns:p="http://schemas.microsoft.com/office/2006/metadata/properties" xmlns:ns1="http://schemas.microsoft.com/sharepoint/v3" xmlns:ns2="71af3243-3dd4-4a8d-8c0d-dd76da1f02a5" xmlns:ns3="16c05727-aa75-4e4a-9b5f-8a80a1165891" xmlns:ns4="230e9df3-be65-4c73-a93b-d1236ebd677e" targetNamespace="http://schemas.microsoft.com/office/2006/metadata/properties" ma:root="true" ma:fieldsID="3b340c7101c92c5120abd06486f94548" ns1:_="" ns2:_="" ns3:_="" ns4:_="">
     <xsd:import namespace="http://schemas.microsoft.com/sharepoint/v3"/>
@@ -28209,36 +27140,27 @@
 </ct:contentTypeSchema>
 </file>
 
-<file path=customXml/item2.xml><?xml version="1.0" encoding="utf-8"?>
-<p:properties xmlns:p="http://schemas.microsoft.com/office/2006/metadata/properties" xmlns:xsi="http://www.w3.org/2001/XMLSchema-instance" xmlns:pc="http://schemas.microsoft.com/office/infopath/2007/PartnerControls">
-  <documentManagement>
-    <_ip_UnifiedCompliancePolicyUIAction xmlns="http://schemas.microsoft.com/sharepoint/v3" xsi:nil="true"/>
-    <Image xmlns="71af3243-3dd4-4a8d-8c0d-dd76da1f02a5">
-      <Url xsi:nil="true"/>
-      <Description xsi:nil="true"/>
-    </Image>
-    <Status xmlns="71af3243-3dd4-4a8d-8c0d-dd76da1f02a5">Not started</Status>
-    <Background xmlns="71af3243-3dd4-4a8d-8c0d-dd76da1f02a5">false</Background>
-    <_ip_UnifiedCompliancePolicyProperties xmlns="http://schemas.microsoft.com/sharepoint/v3" xsi:nil="true"/>
-    <ImageTagsTaxHTField xmlns="71af3243-3dd4-4a8d-8c0d-dd76da1f02a5">
-      <Terms xmlns="http://schemas.microsoft.com/office/infopath/2007/PartnerControls"/>
-    </ImageTagsTaxHTField>
-    <TaxCatchAll xmlns="230e9df3-be65-4c73-a93b-d1236ebd677e" xsi:nil="true"/>
-    <MediaServiceKeyPoints xmlns="71af3243-3dd4-4a8d-8c0d-dd76da1f02a5" xsi:nil="true"/>
-  </documentManagement>
-</p:properties>
+<file path=customXml/itemProps1.xml><?xml version="1.0" encoding="utf-8"?>
+<ds:datastoreItem xmlns:ds="http://schemas.openxmlformats.org/officeDocument/2006/customXml" ds:itemID="{D3D0AF68-AC2E-4F8B-9602-D8083AE7A50C}">
+  <ds:schemaRefs>
+    <ds:schemaRef ds:uri="http://schemas.microsoft.com/sharepoint/v3/contenttype/forms"/>
+  </ds:schemaRefs>
+</ds:datastoreItem>
 </file>
 
-<file path=customXml/item3.xml><?xml version="1.0" encoding="utf-8"?>
-<?mso-contentType ?>
-<FormTemplates xmlns="http://schemas.microsoft.com/sharepoint/v3/contenttype/forms">
-  <Display>DocumentLibraryForm</Display>
-  <Edit>DocumentLibraryForm</Edit>
-  <New>DocumentLibraryForm</New>
-</FormTemplates>
+<file path=customXml/itemProps2.xml><?xml version="1.0" encoding="utf-8"?>
+<ds:datastoreItem xmlns:ds="http://schemas.openxmlformats.org/officeDocument/2006/customXml" ds:itemID="{80D0490C-BDB1-4A9A-A49C-25CBFE2C5597}">
+  <ds:schemaRefs>
+    <ds:schemaRef ds:uri="http://schemas.microsoft.com/office/2006/metadata/properties"/>
+    <ds:schemaRef ds:uri="http://schemas.microsoft.com/office/infopath/2007/PartnerControls"/>
+    <ds:schemaRef ds:uri="http://schemas.microsoft.com/sharepoint/v3"/>
+    <ds:schemaRef ds:uri="71af3243-3dd4-4a8d-8c0d-dd76da1f02a5"/>
+    <ds:schemaRef ds:uri="230e9df3-be65-4c73-a93b-d1236ebd677e"/>
+  </ds:schemaRefs>
+</ds:datastoreItem>
 </file>
 
-<file path=customXml/itemProps1.xml><?xml version="1.0" encoding="utf-8"?>
+<file path=customXml/itemProps3.xml><?xml version="1.0" encoding="utf-8"?>
 <ds:datastoreItem xmlns:ds="http://schemas.openxmlformats.org/officeDocument/2006/customXml" ds:itemID="{B0570184-621B-494D-88AC-1C0C84E908FF}">
   <ds:schemaRefs>
     <ds:schemaRef ds:uri="http://schemas.microsoft.com/office/2006/metadata/contentType"/>
@@ -28259,26 +27181,6 @@
 </ds:datastoreItem>
 </file>
 
-<file path=customXml/itemProps2.xml><?xml version="1.0" encoding="utf-8"?>
-<ds:datastoreItem xmlns:ds="http://schemas.openxmlformats.org/officeDocument/2006/customXml" ds:itemID="{80D0490C-BDB1-4A9A-A49C-25CBFE2C5597}">
-  <ds:schemaRefs>
-    <ds:schemaRef ds:uri="http://schemas.microsoft.com/office/2006/metadata/properties"/>
-    <ds:schemaRef ds:uri="http://schemas.microsoft.com/office/infopath/2007/PartnerControls"/>
-    <ds:schemaRef ds:uri="http://schemas.microsoft.com/sharepoint/v3"/>
-    <ds:schemaRef ds:uri="71af3243-3dd4-4a8d-8c0d-dd76da1f02a5"/>
-    <ds:schemaRef ds:uri="230e9df3-be65-4c73-a93b-d1236ebd677e"/>
-  </ds:schemaRefs>
-</ds:datastoreItem>
-</file>
-
-<file path=customXml/itemProps3.xml><?xml version="1.0" encoding="utf-8"?>
-<ds:datastoreItem xmlns:ds="http://schemas.openxmlformats.org/officeDocument/2006/customXml" ds:itemID="{D3D0AF68-AC2E-4F8B-9602-D8083AE7A50C}">
-  <ds:schemaRefs>
-    <ds:schemaRef ds:uri="http://schemas.microsoft.com/sharepoint/v3/contenttype/forms"/>
-  </ds:schemaRefs>
-</ds:datastoreItem>
-</file>
-
 <file path=docMetadata/LabelInfo.xml><?xml version="1.0" encoding="utf-8"?>
 <clbl:labelList xmlns:clbl="http://schemas.microsoft.com/office/2020/mipLabelMetadata"/>
 </file>
--- a/public/templates/TemplateC.docx
+++ b/public/templates/TemplateC.docx
@@ -47,7 +47,37 @@
         <w:t>}</w:t>
       </w:r>
     </w:p>
+    <w:p>
+      <w:pPr>
+        <w:tabs>
+          <w:tab w:val="left" w:pos="4050"/>
+        </w:tabs>
+      </w:pPr>
+      <w:r>
+        <w:tab/>
+      </w:r>
+    </w:p>
+    <w:p>
+      <w:pPr>
+        <w:tabs>
+          <w:tab w:val="left" w:pos="4050"/>
+        </w:tabs>
+      </w:pPr>
+    </w:p>
     <w:p/>
+    <w:p>
+      <w:r>
+        <w:t>{</w:t>
+      </w:r>
+      <w:proofErr w:type="spellStart"/>
+      <w:r>
+        <w:t>programTools</w:t>
+      </w:r>
+      <w:proofErr w:type="spellEnd"/>
+      <w:r>
+        <w:t>}</w:t>
+      </w:r>
+    </w:p>
     <w:sectPr>
       <w:pgSz w:w="12240" w:h="15840"/>
       <w:pgMar w:top="1440" w:right="1440" w:bottom="1440" w:left="1440" w:header="720" w:footer="720" w:gutter="0"/>
@@ -1781,7 +1811,6 @@
   <w:style w:type="character" w:default="1" w:styleId="DefaultParagraphFont">
     <w:name w:val="Default Paragraph Font"/>
     <w:uiPriority w:val="1"/>
-    <w:semiHidden/>
     <w:unhideWhenUsed/>
   </w:style>
   <w:style w:type="table" w:default="1" w:styleId="TableNormal">
@@ -26812,35 +26841,6 @@
 </file>
 
 <file path=customXml/item1.xml><?xml version="1.0" encoding="utf-8"?>
-<?mso-contentType ?>
-<FormTemplates xmlns="http://schemas.microsoft.com/sharepoint/v3/contenttype/forms">
-  <Display>DocumentLibraryForm</Display>
-  <Edit>DocumentLibraryForm</Edit>
-  <New>DocumentLibraryForm</New>
-</FormTemplates>
-</file>
-
-<file path=customXml/item2.xml><?xml version="1.0" encoding="utf-8"?>
-<p:properties xmlns:p="http://schemas.microsoft.com/office/2006/metadata/properties" xmlns:xsi="http://www.w3.org/2001/XMLSchema-instance" xmlns:pc="http://schemas.microsoft.com/office/infopath/2007/PartnerControls">
-  <documentManagement>
-    <_ip_UnifiedCompliancePolicyUIAction xmlns="http://schemas.microsoft.com/sharepoint/v3" xsi:nil="true"/>
-    <Image xmlns="71af3243-3dd4-4a8d-8c0d-dd76da1f02a5">
-      <Url xsi:nil="true"/>
-      <Description xsi:nil="true"/>
-    </Image>
-    <Status xmlns="71af3243-3dd4-4a8d-8c0d-dd76da1f02a5">Not started</Status>
-    <Background xmlns="71af3243-3dd4-4a8d-8c0d-dd76da1f02a5">false</Background>
-    <_ip_UnifiedCompliancePolicyProperties xmlns="http://schemas.microsoft.com/sharepoint/v3" xsi:nil="true"/>
-    <ImageTagsTaxHTField xmlns="71af3243-3dd4-4a8d-8c0d-dd76da1f02a5">
-      <Terms xmlns="http://schemas.microsoft.com/office/infopath/2007/PartnerControls"/>
-    </ImageTagsTaxHTField>
-    <TaxCatchAll xmlns="230e9df3-be65-4c73-a93b-d1236ebd677e" xsi:nil="true"/>
-    <MediaServiceKeyPoints xmlns="71af3243-3dd4-4a8d-8c0d-dd76da1f02a5" xsi:nil="true"/>
-  </documentManagement>
-</p:properties>
-</file>
-
-<file path=customXml/item3.xml><?xml version="1.0" encoding="utf-8"?>
 <ct:contentTypeSchema xmlns:ct="http://schemas.microsoft.com/office/2006/metadata/contentType" xmlns:ma="http://schemas.microsoft.com/office/2006/metadata/properties/metaAttributes" ct:_="" ma:_="" ma:contentTypeName="Document" ma:contentTypeID="0x01010079F111ED35F8CC479449609E8A0923A6" ma:contentTypeVersion="26" ma:contentTypeDescription="Create a new document." ma:contentTypeScope="" ma:versionID="ac37c1753acd5e330d2062ccec26ea66">
   <xsd:schema xmlns:xsd="http://www.w3.org/2001/XMLSchema" xmlns:xs="http://www.w3.org/2001/XMLSchema" xmlns:p="http://schemas.microsoft.com/office/2006/metadata/properties" xmlns:ns1="http://schemas.microsoft.com/sharepoint/v3" xmlns:ns2="71af3243-3dd4-4a8d-8c0d-dd76da1f02a5" xmlns:ns3="16c05727-aa75-4e4a-9b5f-8a80a1165891" xmlns:ns4="230e9df3-be65-4c73-a93b-d1236ebd677e" targetNamespace="http://schemas.microsoft.com/office/2006/metadata/properties" ma:root="true" ma:fieldsID="3b340c7101c92c5120abd06486f94548" ns1:_="" ns2:_="" ns3:_="" ns4:_="">
     <xsd:import namespace="http://schemas.microsoft.com/sharepoint/v3"/>
@@ -27140,27 +27140,36 @@
 </ct:contentTypeSchema>
 </file>
 
-<file path=customXml/itemProps1.xml><?xml version="1.0" encoding="utf-8"?>
-<ds:datastoreItem xmlns:ds="http://schemas.openxmlformats.org/officeDocument/2006/customXml" ds:itemID="{D3D0AF68-AC2E-4F8B-9602-D8083AE7A50C}">
-  <ds:schemaRefs>
-    <ds:schemaRef ds:uri="http://schemas.microsoft.com/sharepoint/v3/contenttype/forms"/>
-  </ds:schemaRefs>
-</ds:datastoreItem>
+<file path=customXml/item2.xml><?xml version="1.0" encoding="utf-8"?>
+<p:properties xmlns:p="http://schemas.microsoft.com/office/2006/metadata/properties" xmlns:xsi="http://www.w3.org/2001/XMLSchema-instance" xmlns:pc="http://schemas.microsoft.com/office/infopath/2007/PartnerControls">
+  <documentManagement>
+    <_ip_UnifiedCompliancePolicyUIAction xmlns="http://schemas.microsoft.com/sharepoint/v3" xsi:nil="true"/>
+    <Image xmlns="71af3243-3dd4-4a8d-8c0d-dd76da1f02a5">
+      <Url xsi:nil="true"/>
+      <Description xsi:nil="true"/>
+    </Image>
+    <Status xmlns="71af3243-3dd4-4a8d-8c0d-dd76da1f02a5">Not started</Status>
+    <Background xmlns="71af3243-3dd4-4a8d-8c0d-dd76da1f02a5">false</Background>
+    <_ip_UnifiedCompliancePolicyProperties xmlns="http://schemas.microsoft.com/sharepoint/v3" xsi:nil="true"/>
+    <ImageTagsTaxHTField xmlns="71af3243-3dd4-4a8d-8c0d-dd76da1f02a5">
+      <Terms xmlns="http://schemas.microsoft.com/office/infopath/2007/PartnerControls"/>
+    </ImageTagsTaxHTField>
+    <TaxCatchAll xmlns="230e9df3-be65-4c73-a93b-d1236ebd677e" xsi:nil="true"/>
+    <MediaServiceKeyPoints xmlns="71af3243-3dd4-4a8d-8c0d-dd76da1f02a5" xsi:nil="true"/>
+  </documentManagement>
+</p:properties>
 </file>
 
-<file path=customXml/itemProps2.xml><?xml version="1.0" encoding="utf-8"?>
-<ds:datastoreItem xmlns:ds="http://schemas.openxmlformats.org/officeDocument/2006/customXml" ds:itemID="{80D0490C-BDB1-4A9A-A49C-25CBFE2C5597}">
-  <ds:schemaRefs>
-    <ds:schemaRef ds:uri="http://schemas.microsoft.com/office/2006/metadata/properties"/>
-    <ds:schemaRef ds:uri="http://schemas.microsoft.com/office/infopath/2007/PartnerControls"/>
-    <ds:schemaRef ds:uri="http://schemas.microsoft.com/sharepoint/v3"/>
-    <ds:schemaRef ds:uri="71af3243-3dd4-4a8d-8c0d-dd76da1f02a5"/>
-    <ds:schemaRef ds:uri="230e9df3-be65-4c73-a93b-d1236ebd677e"/>
-  </ds:schemaRefs>
-</ds:datastoreItem>
+<file path=customXml/item3.xml><?xml version="1.0" encoding="utf-8"?>
+<?mso-contentType ?>
+<FormTemplates xmlns="http://schemas.microsoft.com/sharepoint/v3/contenttype/forms">
+  <Display>DocumentLibraryForm</Display>
+  <Edit>DocumentLibraryForm</Edit>
+  <New>DocumentLibraryForm</New>
+</FormTemplates>
 </file>
 
-<file path=customXml/itemProps3.xml><?xml version="1.0" encoding="utf-8"?>
+<file path=customXml/itemProps1.xml><?xml version="1.0" encoding="utf-8"?>
 <ds:datastoreItem xmlns:ds="http://schemas.openxmlformats.org/officeDocument/2006/customXml" ds:itemID="{B0570184-621B-494D-88AC-1C0C84E908FF}">
   <ds:schemaRefs>
     <ds:schemaRef ds:uri="http://schemas.microsoft.com/office/2006/metadata/contentType"/>
@@ -27181,6 +27190,26 @@
 </ds:datastoreItem>
 </file>
 
+<file path=customXml/itemProps2.xml><?xml version="1.0" encoding="utf-8"?>
+<ds:datastoreItem xmlns:ds="http://schemas.openxmlformats.org/officeDocument/2006/customXml" ds:itemID="{80D0490C-BDB1-4A9A-A49C-25CBFE2C5597}">
+  <ds:schemaRefs>
+    <ds:schemaRef ds:uri="http://schemas.microsoft.com/office/2006/metadata/properties"/>
+    <ds:schemaRef ds:uri="http://schemas.microsoft.com/office/infopath/2007/PartnerControls"/>
+    <ds:schemaRef ds:uri="http://schemas.microsoft.com/sharepoint/v3"/>
+    <ds:schemaRef ds:uri="71af3243-3dd4-4a8d-8c0d-dd76da1f02a5"/>
+    <ds:schemaRef ds:uri="230e9df3-be65-4c73-a93b-d1236ebd677e"/>
+  </ds:schemaRefs>
+</ds:datastoreItem>
+</file>
+
+<file path=customXml/itemProps3.xml><?xml version="1.0" encoding="utf-8"?>
+<ds:datastoreItem xmlns:ds="http://schemas.openxmlformats.org/officeDocument/2006/customXml" ds:itemID="{D3D0AF68-AC2E-4F8B-9602-D8083AE7A50C}">
+  <ds:schemaRefs>
+    <ds:schemaRef ds:uri="http://schemas.microsoft.com/sharepoint/v3/contenttype/forms"/>
+  </ds:schemaRefs>
+</ds:datastoreItem>
+</file>
+
 <file path=docMetadata/LabelInfo.xml><?xml version="1.0" encoding="utf-8"?>
 <clbl:labelList xmlns:clbl="http://schemas.microsoft.com/office/2020/mipLabelMetadata"/>
 </file>
--- a/public/templates/TemplateC.docx
+++ b/public/templates/TemplateC.docx
@@ -3,19 +3,6 @@
 <w:document xmlns:wpc="http://schemas.microsoft.com/office/word/2010/wordprocessingCanvas" xmlns:cx="http://schemas.microsoft.com/office/drawing/2014/chartex" xmlns:cx1="http://schemas.microsoft.com/office/drawing/2015/9/8/chartex" xmlns:cx2="http://schemas.microsoft.com/office/drawing/2015/10/21/chartex" xmlns:cx3="http://schemas.microsoft.com/office/drawing/2016/5/9/chartex" xmlns:cx4="http://schemas.microsoft.com/office/drawing/2016/5/10/chartex" xmlns:cx5="http://schemas.microsoft.com/office/drawing/2016/5/11/chartex" xmlns:cx6="http://schemas.microsoft.com/office/drawing/2016/5/12/chartex" xmlns:cx7="http://schemas.microsoft.com/office/drawing/2016/5/13/chartex" xmlns:cx8="http://schemas.microsoft.com/office/drawing/2016/5/14/chartex" xmlns:mc="http://schemas.openxmlformats.org/markup-compatibility/2006" xmlns:aink="http://schemas.microsoft.com/office/drawing/2016/ink" xmlns:am3d="http://schemas.microsoft.com/office/drawing/2017/model3d" xmlns:o="urn:schemas-microsoft-com:office:office" xmlns:oel="http://schemas.microsoft.com/office/2019/extlst" xmlns:r="http://schemas.openxmlformats.org/officeDocument/2006/relationships" xmlns:m="http://schemas.openxmlformats.org/officeDocument/2006/math" xmlns:v="urn:schemas-microsoft-com:vml" xmlns:wp14="http://schemas.microsoft.com/office/word/2010/wordprocessingDrawing" xmlns:wp="http://schemas.openxmlformats.org/drawingml/2006/wordprocessingDrawing" xmlns:w10="urn:schemas-microsoft-com:office:word" xmlns:w="http://schemas.openxmlformats.org/wordprocessingml/2006/main" xmlns:w14="http://schemas.microsoft.com/office/word/2010/wordml" xmlns:w15="http://schemas.microsoft.com/office/word/2012/wordml" xmlns:w16cex="http://schemas.microsoft.com/office/word/2018/wordml/cex" xmlns:w16cid="http://schemas.microsoft.com/office/word/2016/wordml/cid" xmlns:w16="http://schemas.microsoft.com/office/word/2018/wordml" xmlns:w16du="http://schemas.microsoft.com/office/word/2023/wordml/word16du" xmlns:w16sdtdh="http://schemas.microsoft.com/office/word/2020/wordml/sdtdatahash" xmlns:w16sdtfl="http://schemas.microsoft.com/office/word/2024/wordml/sdtformatlock" xmlns:w16se="http://schemas.microsoft.com/office/word/2015/wordml/symex" xmlns:wpg="http://schemas.microsoft.com/office/word/2010/wordprocessingGroup" xmlns:wpi="http://schemas.microsoft.com/office/word/2010/wordprocessingInk" xmlns:wne="http://schemas.microsoft.com/office/word/2006/wordml" xmlns:wps="http://schemas.microsoft.com/office/word/2010/wordprocessingShape" mc:Ignorable="w14 w15 w16se w16cid w16 w16cex w16sdtdh w16sdtfl w16du wp14">
   <w:body>
     <w:p/>
-    <w:p>
-      <w:r>
-        <w:t>{^</w:t>
-      </w:r>
-      <w:proofErr w:type="spellStart"/>
-      <w:r>
-        <w:t>hasWorkExperience</w:t>
-      </w:r>
-      <w:proofErr w:type="spellEnd"/>
-      <w:r>
-        <w:t>}</w:t>
-      </w:r>
-    </w:p>
     <w:p>
       <w:r>
         <w:t>PROGRAM STUDY DESCRIPTION</w:t>
@@ -35,19 +22,6 @@
       </w:r>
     </w:p>
     <w:p>
-      <w:r>
-        <w:t>{/</w:t>
-      </w:r>
-      <w:proofErr w:type="spellStart"/>
-      <w:r>
-        <w:t>hasWorkExperience</w:t>
-      </w:r>
-      <w:proofErr w:type="spellEnd"/>
-      <w:r>
-        <w:t>}</w:t>
-      </w:r>
-    </w:p>
-    <w:p>
       <w:pPr>
         <w:tabs>
           <w:tab w:val="left" w:pos="4050"/>
@@ -58,13 +32,10 @@
       </w:r>
     </w:p>
     <w:p>
-      <w:pPr>
-        <w:tabs>
-          <w:tab w:val="left" w:pos="4050"/>
-        </w:tabs>
-      </w:pPr>
+      <w:r>
+        <w:t xml:space="preserve">TOOLS </w:t>
+      </w:r>
     </w:p>
-    <w:p/>
     <w:p>
       <w:r>
         <w:t>{</w:t>
@@ -1811,6 +1782,7 @@
   <w:style w:type="character" w:default="1" w:styleId="DefaultParagraphFont">
     <w:name w:val="Default Paragraph Font"/>
     <w:uiPriority w:val="1"/>
+    <w:semiHidden/>
     <w:unhideWhenUsed/>
   </w:style>
   <w:style w:type="table" w:default="1" w:styleId="TableNormal">
@@ -26841,6 +26813,26 @@
 </file>
 
 <file path=customXml/item1.xml><?xml version="1.0" encoding="utf-8"?>
+<p:properties xmlns:p="http://schemas.microsoft.com/office/2006/metadata/properties" xmlns:xsi="http://www.w3.org/2001/XMLSchema-instance" xmlns:pc="http://schemas.microsoft.com/office/infopath/2007/PartnerControls">
+  <documentManagement>
+    <_ip_UnifiedCompliancePolicyUIAction xmlns="http://schemas.microsoft.com/sharepoint/v3" xsi:nil="true"/>
+    <Image xmlns="71af3243-3dd4-4a8d-8c0d-dd76da1f02a5">
+      <Url xsi:nil="true"/>
+      <Description xsi:nil="true"/>
+    </Image>
+    <Status xmlns="71af3243-3dd4-4a8d-8c0d-dd76da1f02a5">Not started</Status>
+    <Background xmlns="71af3243-3dd4-4a8d-8c0d-dd76da1f02a5">false</Background>
+    <_ip_UnifiedCompliancePolicyProperties xmlns="http://schemas.microsoft.com/sharepoint/v3" xsi:nil="true"/>
+    <ImageTagsTaxHTField xmlns="71af3243-3dd4-4a8d-8c0d-dd76da1f02a5">
+      <Terms xmlns="http://schemas.microsoft.com/office/infopath/2007/PartnerControls"/>
+    </ImageTagsTaxHTField>
+    <TaxCatchAll xmlns="230e9df3-be65-4c73-a93b-d1236ebd677e" xsi:nil="true"/>
+    <MediaServiceKeyPoints xmlns="71af3243-3dd4-4a8d-8c0d-dd76da1f02a5" xsi:nil="true"/>
+  </documentManagement>
+</p:properties>
+</file>
+
+<file path=customXml/item2.xml><?xml version="1.0" encoding="utf-8"?>
 <ct:contentTypeSchema xmlns:ct="http://schemas.microsoft.com/office/2006/metadata/contentType" xmlns:ma="http://schemas.microsoft.com/office/2006/metadata/properties/metaAttributes" ct:_="" ma:_="" ma:contentTypeName="Document" ma:contentTypeID="0x01010079F111ED35F8CC479449609E8A0923A6" ma:contentTypeVersion="26" ma:contentTypeDescription="Create a new document." ma:contentTypeScope="" ma:versionID="ac37c1753acd5e330d2062ccec26ea66">
   <xsd:schema xmlns:xsd="http://www.w3.org/2001/XMLSchema" xmlns:xs="http://www.w3.org/2001/XMLSchema" xmlns:p="http://schemas.microsoft.com/office/2006/metadata/properties" xmlns:ns1="http://schemas.microsoft.com/sharepoint/v3" xmlns:ns2="71af3243-3dd4-4a8d-8c0d-dd76da1f02a5" xmlns:ns3="16c05727-aa75-4e4a-9b5f-8a80a1165891" xmlns:ns4="230e9df3-be65-4c73-a93b-d1236ebd677e" targetNamespace="http://schemas.microsoft.com/office/2006/metadata/properties" ma:root="true" ma:fieldsID="3b340c7101c92c5120abd06486f94548" ns1:_="" ns2:_="" ns3:_="" ns4:_="">
     <xsd:import namespace="http://schemas.microsoft.com/sharepoint/v3"/>
@@ -27140,26 +27132,6 @@
 </ct:contentTypeSchema>
 </file>
 
-<file path=customXml/item2.xml><?xml version="1.0" encoding="utf-8"?>
-<p:properties xmlns:p="http://schemas.microsoft.com/office/2006/metadata/properties" xmlns:xsi="http://www.w3.org/2001/XMLSchema-instance" xmlns:pc="http://schemas.microsoft.com/office/infopath/2007/PartnerControls">
-  <documentManagement>
-    <_ip_UnifiedCompliancePolicyUIAction xmlns="http://schemas.microsoft.com/sharepoint/v3" xsi:nil="true"/>
-    <Image xmlns="71af3243-3dd4-4a8d-8c0d-dd76da1f02a5">
-      <Url xsi:nil="true"/>
-      <Description xsi:nil="true"/>
-    </Image>
-    <Status xmlns="71af3243-3dd4-4a8d-8c0d-dd76da1f02a5">Not started</Status>
-    <Background xmlns="71af3243-3dd4-4a8d-8c0d-dd76da1f02a5">false</Background>
-    <_ip_UnifiedCompliancePolicyProperties xmlns="http://schemas.microsoft.com/sharepoint/v3" xsi:nil="true"/>
-    <ImageTagsTaxHTField xmlns="71af3243-3dd4-4a8d-8c0d-dd76da1f02a5">
-      <Terms xmlns="http://schemas.microsoft.com/office/infopath/2007/PartnerControls"/>
-    </ImageTagsTaxHTField>
-    <TaxCatchAll xmlns="230e9df3-be65-4c73-a93b-d1236ebd677e" xsi:nil="true"/>
-    <MediaServiceKeyPoints xmlns="71af3243-3dd4-4a8d-8c0d-dd76da1f02a5" xsi:nil="true"/>
-  </documentManagement>
-</p:properties>
-</file>
-
 <file path=customXml/item3.xml><?xml version="1.0" encoding="utf-8"?>
 <?mso-contentType ?>
 <FormTemplates xmlns="http://schemas.microsoft.com/sharepoint/v3/contenttype/forms">
@@ -27170,6 +27142,18 @@
 </file>
 
 <file path=customXml/itemProps1.xml><?xml version="1.0" encoding="utf-8"?>
+<ds:datastoreItem xmlns:ds="http://schemas.openxmlformats.org/officeDocument/2006/customXml" ds:itemID="{80D0490C-BDB1-4A9A-A49C-25CBFE2C5597}">
+  <ds:schemaRefs>
+    <ds:schemaRef ds:uri="http://schemas.microsoft.com/office/2006/metadata/properties"/>
+    <ds:schemaRef ds:uri="http://schemas.microsoft.com/office/infopath/2007/PartnerControls"/>
+    <ds:schemaRef ds:uri="http://schemas.microsoft.com/sharepoint/v3"/>
+    <ds:schemaRef ds:uri="71af3243-3dd4-4a8d-8c0d-dd76da1f02a5"/>
+    <ds:schemaRef ds:uri="230e9df3-be65-4c73-a93b-d1236ebd677e"/>
+  </ds:schemaRefs>
+</ds:datastoreItem>
+</file>
+
+<file path=customXml/itemProps2.xml><?xml version="1.0" encoding="utf-8"?>
 <ds:datastoreItem xmlns:ds="http://schemas.openxmlformats.org/officeDocument/2006/customXml" ds:itemID="{B0570184-621B-494D-88AC-1C0C84E908FF}">
   <ds:schemaRefs>
     <ds:schemaRef ds:uri="http://schemas.microsoft.com/office/2006/metadata/contentType"/>
@@ -27190,18 +27174,6 @@
 </ds:datastoreItem>
 </file>
 
-<file path=customXml/itemProps2.xml><?xml version="1.0" encoding="utf-8"?>
-<ds:datastoreItem xmlns:ds="http://schemas.openxmlformats.org/officeDocument/2006/customXml" ds:itemID="{80D0490C-BDB1-4A9A-A49C-25CBFE2C5597}">
-  <ds:schemaRefs>
-    <ds:schemaRef ds:uri="http://schemas.microsoft.com/office/2006/metadata/properties"/>
-    <ds:schemaRef ds:uri="http://schemas.microsoft.com/office/infopath/2007/PartnerControls"/>
-    <ds:schemaRef ds:uri="http://schemas.microsoft.com/sharepoint/v3"/>
-    <ds:schemaRef ds:uri="71af3243-3dd4-4a8d-8c0d-dd76da1f02a5"/>
-    <ds:schemaRef ds:uri="230e9df3-be65-4c73-a93b-d1236ebd677e"/>
-  </ds:schemaRefs>
-</ds:datastoreItem>
-</file>
-
 <file path=customXml/itemProps3.xml><?xml version="1.0" encoding="utf-8"?>
 <ds:datastoreItem xmlns:ds="http://schemas.openxmlformats.org/officeDocument/2006/customXml" ds:itemID="{D3D0AF68-AC2E-4F8B-9602-D8083AE7A50C}">
   <ds:schemaRefs>

--- a/public/templates/TemplateC.docx
+++ b/public/templates/TemplateC.docx
@@ -2,56 +2,2341 @@
 <file path=word/document.xml><?xml version="1.0" encoding="utf-8"?>
 <w:document xmlns:wpc="http://schemas.microsoft.com/office/word/2010/wordprocessingCanvas" xmlns:cx="http://schemas.microsoft.com/office/drawing/2014/chartex" xmlns:cx1="http://schemas.microsoft.com/office/drawing/2015/9/8/chartex" xmlns:cx2="http://schemas.microsoft.com/office/drawing/2015/10/21/chartex" xmlns:cx3="http://schemas.microsoft.com/office/drawing/2016/5/9/chartex" xmlns:cx4="http://schemas.microsoft.com/office/drawing/2016/5/10/chartex" xmlns:cx5="http://schemas.microsoft.com/office/drawing/2016/5/11/chartex" xmlns:cx6="http://schemas.microsoft.com/office/drawing/2016/5/12/chartex" xmlns:cx7="http://schemas.microsoft.com/office/drawing/2016/5/13/chartex" xmlns:cx8="http://schemas.microsoft.com/office/drawing/2016/5/14/chartex" xmlns:mc="http://schemas.openxmlformats.org/markup-compatibility/2006" xmlns:aink="http://schemas.microsoft.com/office/drawing/2016/ink" xmlns:am3d="http://schemas.microsoft.com/office/drawing/2017/model3d" xmlns:o="urn:schemas-microsoft-com:office:office" xmlns:oel="http://schemas.microsoft.com/office/2019/extlst" xmlns:r="http://schemas.openxmlformats.org/officeDocument/2006/relationships" xmlns:m="http://schemas.openxmlformats.org/officeDocument/2006/math" xmlns:v="urn:schemas-microsoft-com:vml" xmlns:wp14="http://schemas.microsoft.com/office/word/2010/wordprocessingDrawing" xmlns:wp="http://schemas.openxmlformats.org/drawingml/2006/wordprocessingDrawing" xmlns:w10="urn:schemas-microsoft-com:office:word" xmlns:w="http://schemas.openxmlformats.org/wordprocessingml/2006/main" xmlns:w14="http://schemas.microsoft.com/office/word/2010/wordml" xmlns:w15="http://schemas.microsoft.com/office/word/2012/wordml" xmlns:w16cex="http://schemas.microsoft.com/office/word/2018/wordml/cex" xmlns:w16cid="http://schemas.microsoft.com/office/word/2016/wordml/cid" xmlns:w16="http://schemas.microsoft.com/office/word/2018/wordml" xmlns:w16du="http://schemas.microsoft.com/office/word/2023/wordml/word16du" xmlns:w16sdtdh="http://schemas.microsoft.com/office/word/2020/wordml/sdtdatahash" xmlns:w16sdtfl="http://schemas.microsoft.com/office/word/2024/wordml/sdtformatlock" xmlns:w16se="http://schemas.microsoft.com/office/word/2015/wordml/symex" xmlns:wpg="http://schemas.microsoft.com/office/word/2010/wordprocessingGroup" xmlns:wpi="http://schemas.microsoft.com/office/word/2010/wordprocessingInk" xmlns:wne="http://schemas.microsoft.com/office/word/2006/wordml" xmlns:wps="http://schemas.microsoft.com/office/word/2010/wordprocessingShape" mc:Ignorable="w14 w15 w16se w16cid w16 w16cex w16sdtdh w16sdtfl w16du wp14">
   <w:body>
+    <w:tbl>
+      <w:tblPr>
+        <w:tblStyle w:val="TableGrid"/>
+        <w:tblW w:w="0" w:type="auto"/>
+        <w:tblLook w:val="04A0" w:firstRow="1" w:lastRow="0" w:firstColumn="1" w:lastColumn="0" w:noHBand="0" w:noVBand="1"/>
+      </w:tblPr>
+      <w:tblGrid>
+        <w:gridCol w:w="679"/>
+        <w:gridCol w:w="10111"/>
+      </w:tblGrid>
+      <w:tr>
+        <w:tc>
+          <w:tcPr>
+            <w:tcW w:w="1345" w:type="dxa"/>
+            <w:shd w:val="clear" w:color="auto" w:fill="002060"/>
+          </w:tcPr>
+          <w:p>
+            <w:r>
+              <w:t xml:space="preserve"> </w:t>
+            </w:r>
+          </w:p>
+        </w:tc>
+        <w:tc>
+          <w:tcPr>
+            <w:tcW w:w="9002" w:type="dxa"/>
+          </w:tcPr>
+          <w:tbl>
+            <w:tblPr>
+              <w:tblStyle w:val="TableGrid"/>
+              <w:tblW w:w="9895" w:type="dxa"/>
+              <w:tblBorders>
+                <w:top w:val="none" w:sz="0" w:space="0" w:color="auto"/>
+                <w:left w:val="none" w:sz="0" w:space="0" w:color="auto"/>
+                <w:bottom w:val="none" w:sz="0" w:space="0" w:color="auto"/>
+                <w:right w:val="none" w:sz="0" w:space="0" w:color="auto"/>
+                <w:insideH w:val="none" w:sz="0" w:space="0" w:color="auto"/>
+                <w:insideV w:val="none" w:sz="0" w:space="0" w:color="auto"/>
+              </w:tblBorders>
+              <w:tblLook w:val="04A0" w:firstRow="1" w:lastRow="0" w:firstColumn="1" w:lastColumn="0" w:noHBand="0" w:noVBand="1"/>
+            </w:tblPr>
+            <w:tblGrid>
+              <w:gridCol w:w="9895"/>
+            </w:tblGrid>
+            <w:tr>
+              <w:tc>
+                <w:tcPr>
+                  <w:tcW w:w="9895" w:type="dxa"/>
+                </w:tcPr>
+                <w:p>
+                  <w:pPr>
+                    <w:keepNext/>
+                    <w:keepLines/>
+                    <w:spacing w:before="240"/>
+                    <w:rPr>
+                      <w:rFonts w:ascii="Georgia Pro Black" w:hAnsi="Georgia Pro Black"/>
+                      <w:b/>
+                      <w:bCs/>
+                      <w:sz w:val="56"/>
+                      <w:szCs w:val="56"/>
+                    </w:rPr>
+                  </w:pPr>
+                  <w:r>
+                    <w:rPr>
+                      <w:rFonts w:ascii="Georgia Pro Black" w:hAnsi="Georgia Pro Black"/>
+                      <w:b/>
+                      <w:bCs/>
+                      <w:sz w:val="56"/>
+                      <w:szCs w:val="56"/>
+                    </w:rPr>
+                    <w:t>{name}</w:t>
+                  </w:r>
+                </w:p>
+                <w:p>
+                  <w:pPr>
+                    <w:keepNext/>
+                    <w:keepLines/>
+                    <w:rPr>
+                      <w:sz w:val="28"/>
+                      <w:szCs w:val="28"/>
+                    </w:rPr>
+                  </w:pPr>
+                  <w:r>
+                    <w:rPr>
+                      <w:sz w:val="28"/>
+                      <w:szCs w:val="28"/>
+                    </w:rPr>
+                    <w:t>{address}</w:t>
+                  </w:r>
+                </w:p>
+                <w:p>
+                  <w:pPr>
+                    <w:keepNext/>
+                    <w:keepLines/>
+                    <w:rPr>
+                      <w:sz w:val="28"/>
+                      <w:szCs w:val="28"/>
+                    </w:rPr>
+                  </w:pPr>
+                  <w:r>
+                    <w:rPr>
+                      <w:sz w:val="28"/>
+                      <w:szCs w:val="28"/>
+                    </w:rPr>
+                    <w:t>{city}, {state} {zip}</w:t>
+                  </w:r>
+                </w:p>
+                <w:p>
+                  <w:pPr>
+                    <w:keepNext/>
+                    <w:keepLines/>
+                    <w:rPr>
+                      <w:sz w:val="28"/>
+                      <w:szCs w:val="28"/>
+                    </w:rPr>
+                  </w:pPr>
+                  <w:r>
+                    <w:rPr>
+                      <w:sz w:val="28"/>
+                      <w:szCs w:val="28"/>
+                    </w:rPr>
+                    <w:t>{</w:t>
+                  </w:r>
+                  <w:proofErr w:type="gramStart"/>
+                  <w:r>
+                    <w:rPr>
+                      <w:sz w:val="28"/>
+                      <w:szCs w:val="28"/>
+                    </w:rPr>
+                    <w:t>phone}  |</w:t>
+                  </w:r>
+                  <w:proofErr w:type="gramEnd"/>
+                  <w:r>
+                    <w:rPr>
+                      <w:sz w:val="28"/>
+                      <w:szCs w:val="28"/>
+                    </w:rPr>
+                    <w:t xml:space="preserve">  {email}</w:t>
+                  </w:r>
+                </w:p>
+                <w:p>
+                  <w:pPr>
+                    <w:keepNext/>
+                    <w:keepLines/>
+                    <w:rPr>
+                      <w:sz w:val="28"/>
+                      <w:szCs w:val="28"/>
+                    </w:rPr>
+                  </w:pPr>
+                </w:p>
+                <w:p>
+                  <w:pPr>
+                    <w:keepNext/>
+                    <w:keepLines/>
+                    <w:rPr>
+                      <w:sz w:val="28"/>
+                      <w:szCs w:val="28"/>
+                    </w:rPr>
+                  </w:pPr>
+                </w:p>
+                <w:p>
+                  <w:pPr>
+                    <w:keepNext/>
+                    <w:keepLines/>
+                    <w:pBdr>
+                      <w:bottom w:val="single" w:sz="12" w:space="1" w:color="auto"/>
+                    </w:pBdr>
+                    <w:rPr>
+                      <w:sz w:val="48"/>
+                      <w:szCs w:val="48"/>
+                    </w:rPr>
+                  </w:pPr>
+                  <w:r>
+                    <w:rPr>
+                      <w:sz w:val="48"/>
+                      <w:szCs w:val="48"/>
+                    </w:rPr>
+                    <w:t>PROFESSIONAL SUMMARY</w:t>
+                  </w:r>
+                </w:p>
+                <w:p>
+                  <w:pPr>
+                    <w:keepNext/>
+                    <w:keepLines/>
+                    <w:ind w:left="180"/>
+                  </w:pPr>
+                  <w:r>
+                    <w:t>{#summary</w:t>
+                  </w:r>
+                  <w:proofErr w:type="gramStart"/>
+                  <w:r>
+                    <w:t>1}•</w:t>
+                  </w:r>
+                  <w:proofErr w:type="gramEnd"/>
+                  <w:r>
+                    <w:t xml:space="preserve"> {summary</w:t>
+                  </w:r>
+                  <w:proofErr w:type="gramStart"/>
+                  <w:r>
+                    <w:t>1}{</w:t>
+                  </w:r>
+                  <w:proofErr w:type="gramEnd"/>
+                  <w:r>
+                    <w:t>/summary1}</w:t>
+                  </w:r>
+                </w:p>
+                <w:p>
+                  <w:pPr>
+                    <w:keepNext/>
+                    <w:keepLines/>
+                    <w:ind w:left="180"/>
+                  </w:pPr>
+                  <w:r>
+                    <w:t>{#summary</w:t>
+                  </w:r>
+                  <w:proofErr w:type="gramStart"/>
+                  <w:r>
+                    <w:t>2}•</w:t>
+                  </w:r>
+                  <w:proofErr w:type="gramEnd"/>
+                  <w:r>
+                    <w:t xml:space="preserve"> {summary</w:t>
+                  </w:r>
+                  <w:proofErr w:type="gramStart"/>
+                  <w:r>
+                    <w:t>2}{</w:t>
+                  </w:r>
+                  <w:proofErr w:type="gramEnd"/>
+                  <w:r>
+                    <w:t>/summary2}</w:t>
+                  </w:r>
+                </w:p>
+                <w:p>
+                  <w:pPr>
+                    <w:keepNext/>
+                    <w:keepLines/>
+                    <w:ind w:left="180"/>
+                  </w:pPr>
+                  <w:r>
+                    <w:t>{#summary</w:t>
+                  </w:r>
+                  <w:proofErr w:type="gramStart"/>
+                  <w:r>
+                    <w:t>3}•</w:t>
+                  </w:r>
+                  <w:proofErr w:type="gramEnd"/>
+                  <w:r>
+                    <w:t xml:space="preserve"> {summary</w:t>
+                  </w:r>
+                  <w:proofErr w:type="gramStart"/>
+                  <w:r>
+                    <w:t>3}{</w:t>
+                  </w:r>
+                  <w:proofErr w:type="gramEnd"/>
+                  <w:r>
+                    <w:t>/summary3}</w:t>
+                  </w:r>
+                </w:p>
+                <w:p>
+                  <w:pPr>
+                    <w:keepNext/>
+                    <w:keepLines/>
+                    <w:ind w:left="180"/>
+                  </w:pPr>
+                  <w:r>
+                    <w:t>{#summary</w:t>
+                  </w:r>
+                  <w:proofErr w:type="gramStart"/>
+                  <w:r>
+                    <w:t>4}•</w:t>
+                  </w:r>
+                  <w:proofErr w:type="gramEnd"/>
+                  <w:r>
+                    <w:t xml:space="preserve"> {summary</w:t>
+                  </w:r>
+                  <w:proofErr w:type="gramStart"/>
+                  <w:r>
+                    <w:t>4}{</w:t>
+                  </w:r>
+                  <w:proofErr w:type="gramEnd"/>
+                  <w:r>
+                    <w:t>/summary4}</w:t>
+                  </w:r>
+                </w:p>
+                <w:p>
+                  <w:pPr>
+                    <w:keepNext/>
+                    <w:keepLines/>
+                    <w:ind w:left="180"/>
+                  </w:pPr>
+                  <w:r>
+                    <w:t>{#summary</w:t>
+                  </w:r>
+                  <w:proofErr w:type="gramStart"/>
+                  <w:r>
+                    <w:t>5}•</w:t>
+                  </w:r>
+                  <w:proofErr w:type="gramEnd"/>
+                  <w:r>
+                    <w:t xml:space="preserve"> {summary</w:t>
+                  </w:r>
+                  <w:proofErr w:type="gramStart"/>
+                  <w:r>
+                    <w:t>5}{</w:t>
+                  </w:r>
+                  <w:proofErr w:type="gramEnd"/>
+                  <w:r>
+                    <w:t>/summary5}</w:t>
+                  </w:r>
+                </w:p>
+              </w:tc>
+            </w:tr>
+          </w:tbl>
+          <w:p>
+            <w:pPr>
+              <w:keepNext/>
+              <w:keepLines/>
+              <w:rPr>
+                <w:rFonts w:ascii="Georgia Pro Black" w:hAnsi="Georgia Pro Black"/>
+                <w:b/>
+                <w:bCs/>
+                <w:sz w:val="56"/>
+                <w:szCs w:val="56"/>
+              </w:rPr>
+            </w:pPr>
+          </w:p>
+          <w:tbl>
+            <w:tblPr>
+              <w:tblStyle w:val="TableGrid"/>
+              <w:tblW w:w="0" w:type="auto"/>
+              <w:tblLook w:val="04A0" w:firstRow="1" w:lastRow="0" w:firstColumn="1" w:lastColumn="0" w:noHBand="0" w:noVBand="1"/>
+            </w:tblPr>
+            <w:tblGrid>
+              <w:gridCol w:w="9327"/>
+            </w:tblGrid>
+            <w:tr>
+              <w:tc>
+                <w:tcPr>
+                  <w:tcW w:w="9926" w:type="dxa"/>
+                  <w:tcBorders>
+                    <w:top w:val="nil"/>
+                    <w:left w:val="nil"/>
+                    <w:bottom w:val="nil"/>
+                    <w:right w:val="nil"/>
+                  </w:tcBorders>
+                </w:tcPr>
+                <w:p>
+                  <w:pPr>
+                    <w:keepNext/>
+                    <w:keepLines/>
+                    <w:pBdr>
+                      <w:bottom w:val="single" w:sz="12" w:space="1" w:color="auto"/>
+                    </w:pBdr>
+                  </w:pPr>
+                  <w:r>
+                    <w:t>{#hasWorkExperience}</w:t>
+                  </w:r>
+                </w:p>
+                <w:p>
+                  <w:pPr>
+                    <w:keepNext/>
+                    <w:keepLines/>
+                    <w:pBdr>
+                      <w:bottom w:val="single" w:sz="12" w:space="1" w:color="auto"/>
+                    </w:pBdr>
+                    <w:rPr>
+                      <w:sz w:val="48"/>
+                      <w:szCs w:val="48"/>
+                    </w:rPr>
+                  </w:pPr>
+                  <w:r>
+                    <w:rPr>
+                      <w:sz w:val="48"/>
+                      <w:szCs w:val="48"/>
+                    </w:rPr>
+                    <w:t>WORK EXPERIENCE</w:t>
+                  </w:r>
+                </w:p>
+                <w:p>
+                  <w:pPr>
+                    <w:keepNext/>
+                    <w:keepLines/>
+                  </w:pPr>
+                  <w:r>
+                    <w:t>{#workExperience}</w:t>
+                  </w:r>
+                </w:p>
+                <w:tbl>
+                  <w:tblPr>
+                    <w:tblStyle w:val="TableGrid"/>
+                    <w:tblW w:w="9310" w:type="dxa"/>
+                    <w:tblBorders>
+                      <w:top w:val="none" w:sz="0" w:space="0" w:color="auto"/>
+                      <w:left w:val="none" w:sz="0" w:space="0" w:color="auto"/>
+                      <w:bottom w:val="none" w:sz="0" w:space="0" w:color="auto"/>
+                      <w:right w:val="none" w:sz="0" w:space="0" w:color="auto"/>
+                      <w:insideH w:val="none" w:sz="0" w:space="0" w:color="auto"/>
+                      <w:insideV w:val="none" w:sz="0" w:space="0" w:color="auto"/>
+                    </w:tblBorders>
+                    <w:tblLook w:val="04A0" w:firstRow="1" w:lastRow="0" w:firstColumn="1" w:lastColumn="0" w:noHBand="0" w:noVBand="1"/>
+                  </w:tblPr>
+                  <w:tblGrid>
+                    <w:gridCol w:w="5881"/>
+                    <w:gridCol w:w="3429"/>
+                  </w:tblGrid>
+                  <w:tr>
+                    <w:trPr>
+                      <w:trHeight w:val="426"/>
+                    </w:trPr>
+                    <w:tc>
+                      <w:tcPr>
+                        <w:tcW w:w="5881" w:type="dxa"/>
+                      </w:tcPr>
+                      <w:p>
+                        <w:pPr>
+                          <w:keepNext/>
+                          <w:keepLines/>
+                          <w:rPr>
+                            <w:sz w:val="24"/>
+                            <w:szCs w:val="24"/>
+                          </w:rPr>
+                        </w:pPr>
+                        <w:proofErr w:type="gramStart"/>
+                        <w:r>
+                          <w:rPr>
+                            <w:sz w:val="24"/>
+                            <w:szCs w:val="24"/>
+                          </w:rPr>
+                          <w:t>{title}, {</w:t>
+                        </w:r>
+                        <w:proofErr w:type="gramEnd"/>
+                        <w:r>
+                          <w:rPr>
+                            <w:sz w:val="24"/>
+                            <w:szCs w:val="24"/>
+                          </w:rPr>
+                          <w:t xml:space="preserve">employer} </w:t>
+                        </w:r>
+                      </w:p>
+                      <w:p>
+                        <w:pPr>
+                          <w:keepNext/>
+                          <w:keepLines/>
+                          <w:rPr>
+                            <w:i/>
+                            <w:iCs/>
+                          </w:rPr>
+                        </w:pPr>
+                        <w:r>
+                          <w:rPr>
+                            <w:i/>
+                            <w:iCs/>
+                          </w:rPr>
+                          <w:t>({</w:t>
+                        </w:r>
+                        <w:proofErr w:type="spellStart"/>
+                        <w:r>
+                          <w:rPr>
+                            <w:i/>
+                            <w:iCs/>
+                            <w:sz w:val="24"/>
+                            <w:szCs w:val="24"/>
+                          </w:rPr>
+                          <w:t>employerCity</w:t>
+                        </w:r>
+                        <w:proofErr w:type="spellEnd"/>
+                        <w:r>
+                          <w:rPr>
+                            <w:i/>
+                            <w:iCs/>
+                            <w:sz w:val="24"/>
+                            <w:szCs w:val="24"/>
+                          </w:rPr>
+                          <w:t>}, {</w:t>
+                        </w:r>
+                        <w:proofErr w:type="spellStart"/>
+                        <w:r>
+                          <w:rPr>
+                            <w:i/>
+                            <w:iCs/>
+                            <w:sz w:val="24"/>
+                            <w:szCs w:val="24"/>
+                          </w:rPr>
+                          <w:t>employerState</w:t>
+                        </w:r>
+                        <w:proofErr w:type="spellEnd"/>
+                        <w:r>
+                          <w:rPr>
+                            <w:i/>
+                            <w:iCs/>
+                            <w:sz w:val="24"/>
+                            <w:szCs w:val="24"/>
+                          </w:rPr>
+                          <w:t>})</w:t>
+                        </w:r>
+                      </w:p>
+                    </w:tc>
+                    <w:tc>
+                      <w:tcPr>
+                        <w:tcW w:w="3429" w:type="dxa"/>
+                      </w:tcPr>
+                      <w:p>
+                        <w:pPr>
+                          <w:keepNext/>
+                          <w:keepLines/>
+                          <w:jc w:val="right"/>
+                          <w:rPr>
+                            <w:sz w:val="24"/>
+                            <w:szCs w:val="24"/>
+                          </w:rPr>
+                        </w:pPr>
+                        <w:r>
+                          <w:rPr>
+                            <w:sz w:val="24"/>
+                            <w:szCs w:val="24"/>
+                          </w:rPr>
+                          <w:t>{start} – {end}</w:t>
+                        </w:r>
+                      </w:p>
+                    </w:tc>
+                  </w:tr>
+                </w:tbl>
+                <w:p>
+                  <w:pPr>
+                    <w:keepNext/>
+                    <w:keepLines/>
+                    <w:ind w:left="180"/>
+                  </w:pPr>
+                  <w:r>
+                    <w:t>{#task</w:t>
+                  </w:r>
+                  <w:proofErr w:type="gramStart"/>
+                  <w:r>
+                    <w:t>1}•</w:t>
+                  </w:r>
+                  <w:proofErr w:type="gramEnd"/>
+                  <w:r>
+                    <w:t xml:space="preserve"> {task</w:t>
+                  </w:r>
+                  <w:proofErr w:type="gramStart"/>
+                  <w:r>
+                    <w:t>1}{</w:t>
+                  </w:r>
+                  <w:proofErr w:type="gramEnd"/>
+                  <w:r>
+                    <w:t>/task1}</w:t>
+                  </w:r>
+                </w:p>
+                <w:p>
+                  <w:pPr>
+                    <w:keepNext/>
+                    <w:keepLines/>
+                    <w:ind w:left="180"/>
+                  </w:pPr>
+                  <w:r>
+                    <w:t>{#task</w:t>
+                  </w:r>
+                  <w:proofErr w:type="gramStart"/>
+                  <w:r>
+                    <w:t>2}•</w:t>
+                  </w:r>
+                  <w:proofErr w:type="gramEnd"/>
+                  <w:r>
+                    <w:t xml:space="preserve"> {task</w:t>
+                  </w:r>
+                  <w:proofErr w:type="gramStart"/>
+                  <w:r>
+                    <w:t>2}{</w:t>
+                  </w:r>
+                  <w:proofErr w:type="gramEnd"/>
+                  <w:r>
+                    <w:t>/task2}</w:t>
+                  </w:r>
+                </w:p>
+                <w:p>
+                  <w:pPr>
+                    <w:keepNext/>
+                    <w:keepLines/>
+                    <w:ind w:left="180"/>
+                  </w:pPr>
+                  <w:r>
+                    <w:t>{#task</w:t>
+                  </w:r>
+                  <w:proofErr w:type="gramStart"/>
+                  <w:r>
+                    <w:t>3}•</w:t>
+                  </w:r>
+                  <w:proofErr w:type="gramEnd"/>
+                  <w:r>
+                    <w:t xml:space="preserve"> {task</w:t>
+                  </w:r>
+                  <w:proofErr w:type="gramStart"/>
+                  <w:r>
+                    <w:t>3}{</w:t>
+                  </w:r>
+                  <w:proofErr w:type="gramEnd"/>
+                  <w:r>
+                    <w:t>/task3}</w:t>
+                  </w:r>
+                </w:p>
+                <w:p>
+                  <w:pPr>
+                    <w:keepNext/>
+                    <w:keepLines/>
+                    <w:ind w:left="180"/>
+                  </w:pPr>
+                  <w:r>
+                    <w:t>{#task</w:t>
+                  </w:r>
+                  <w:proofErr w:type="gramStart"/>
+                  <w:r>
+                    <w:t>4}•</w:t>
+                  </w:r>
+                  <w:proofErr w:type="gramEnd"/>
+                  <w:r>
+                    <w:t xml:space="preserve"> {task</w:t>
+                  </w:r>
+                  <w:proofErr w:type="gramStart"/>
+                  <w:r>
+                    <w:t>4}{</w:t>
+                  </w:r>
+                  <w:proofErr w:type="gramEnd"/>
+                  <w:r>
+                    <w:t>/task4}</w:t>
+                  </w:r>
+                </w:p>
+                <w:p>
+                  <w:pPr>
+                    <w:keepNext/>
+                    <w:keepLines/>
+                    <w:ind w:left="180"/>
+                  </w:pPr>
+                  <w:r>
+                    <w:t>{#task</w:t>
+                  </w:r>
+                  <w:proofErr w:type="gramStart"/>
+                  <w:r>
+                    <w:t>5}•</w:t>
+                  </w:r>
+                  <w:proofErr w:type="gramEnd"/>
+                  <w:r>
+                    <w:t xml:space="preserve"> {task</w:t>
+                  </w:r>
+                  <w:proofErr w:type="gramStart"/>
+                  <w:r>
+                    <w:t>5}{</w:t>
+                  </w:r>
+                  <w:proofErr w:type="gramEnd"/>
+                  <w:r>
+                    <w:t>/task5}</w:t>
+                  </w:r>
+                </w:p>
+                <w:p>
+                  <w:pPr>
+                    <w:keepNext/>
+                    <w:keepLines/>
+                    <w:rPr>
+                      <w:i/>
+                      <w:iCs/>
+                      <w:sz w:val="28"/>
+                      <w:szCs w:val="28"/>
+                    </w:rPr>
+                  </w:pPr>
+                  <w:r>
+                    <w:rPr>
+                      <w:i/>
+                      <w:iCs/>
+                      <w:sz w:val="28"/>
+                      <w:szCs w:val="28"/>
+                    </w:rPr>
+                    <w:t>{/</w:t>
+                  </w:r>
+                  <w:proofErr w:type="spellStart"/>
+                  <w:r>
+                    <w:rPr>
+                      <w:i/>
+                      <w:iCs/>
+                      <w:sz w:val="28"/>
+                      <w:szCs w:val="28"/>
+                    </w:rPr>
+                    <w:t>workExperience</w:t>
+                  </w:r>
+                  <w:proofErr w:type="spellEnd"/>
+                  <w:r>
+                    <w:rPr>
+                      <w:i/>
+                      <w:iCs/>
+                      <w:sz w:val="28"/>
+                      <w:szCs w:val="28"/>
+                    </w:rPr>
+                    <w:t>}</w:t>
+                  </w:r>
+                </w:p>
+                <w:p>
+                  <w:pPr>
+                    <w:keepNext/>
+                    <w:keepLines/>
+                    <w:rPr>
+                      <w:rFonts w:ascii="Georgia Pro Black" w:hAnsi="Georgia Pro Black"/>
+                      <w:b/>
+                      <w:bCs/>
+                      <w:sz w:val="56"/>
+                      <w:szCs w:val="56"/>
+                    </w:rPr>
+                  </w:pPr>
+                  <w:r>
+                    <w:t>{/</w:t>
+                  </w:r>
+                  <w:proofErr w:type="spellStart"/>
+                  <w:r>
+                    <w:t>hasWorkExperience</w:t>
+                  </w:r>
+                  <w:proofErr w:type="spellEnd"/>
+                  <w:r>
+                    <w:t>}</w:t>
+                  </w:r>
+                </w:p>
+              </w:tc>
+            </w:tr>
+          </w:tbl>
+          <w:tbl>
+            <w:tblPr>
+              <w:tblStyle w:val="TableGrid"/>
+              <w:tblpPr w:leftFromText="180" w:rightFromText="180" w:vertAnchor="text" w:horzAnchor="margin" w:tblpY="138"/>
+              <w:tblOverlap w:val="never"/>
+              <w:tblW w:w="9895" w:type="dxa"/>
+              <w:tblLook w:val="04A0" w:firstRow="1" w:lastRow="0" w:firstColumn="1" w:lastColumn="0" w:noHBand="0" w:noVBand="1"/>
+            </w:tblPr>
+            <w:tblGrid>
+              <w:gridCol w:w="9895"/>
+            </w:tblGrid>
+            <w:tr>
+              <w:tc>
+                <w:tcPr>
+                  <w:tcW w:w="9895" w:type="dxa"/>
+                  <w:tcBorders>
+                    <w:top w:val="nil"/>
+                    <w:left w:val="nil"/>
+                    <w:bottom w:val="nil"/>
+                    <w:right w:val="nil"/>
+                  </w:tcBorders>
+                </w:tcPr>
+                <w:p>
+                  <w:pPr>
+                    <w:keepNext/>
+                    <w:keepLines/>
+                    <w:pBdr>
+                      <w:bottom w:val="single" w:sz="12" w:space="1" w:color="auto"/>
+                    </w:pBdr>
+                    <w:rPr>
+                      <w:sz w:val="48"/>
+                      <w:szCs w:val="48"/>
+                    </w:rPr>
+                  </w:pPr>
+                  <w:r>
+                    <w:rPr>
+                      <w:sz w:val="48"/>
+                      <w:szCs w:val="48"/>
+                    </w:rPr>
+                    <w:t>SPECIALIZED TRAINING</w:t>
+                  </w:r>
+                </w:p>
+                <w:p>
+                  <w:pPr>
+                    <w:keepNext/>
+                    <w:keepLines/>
+                    <w:rPr>
+                      <w:i/>
+                      <w:iCs/>
+                      <w:sz w:val="28"/>
+                      <w:szCs w:val="28"/>
+                    </w:rPr>
+                  </w:pPr>
+                  <w:r>
+                    <w:rPr>
+                      <w:i/>
+                      <w:iCs/>
+                      <w:sz w:val="28"/>
+                      <w:szCs w:val="28"/>
+                    </w:rPr>
+                    <w:br/>
+                  </w:r>
+                  <w:r>
+                    <w:rPr>
+                      <w:i/>
+                      <w:iCs/>
+                      <w:sz w:val="28"/>
+                      <w:szCs w:val="28"/>
+                    </w:rPr>
+                    <w:t>PROGRAM STUDY DESCRIPTION</w:t>
+                  </w:r>
+                </w:p>
+                <w:p>
+                  <w:pPr>
+                    <w:keepNext/>
+                    <w:keepLines/>
+                  </w:pPr>
+                  <w:r>
+                    <w:t>{</w:t>
+                  </w:r>
+                  <w:proofErr w:type="spellStart"/>
+                  <w:r>
+                    <w:t>programDescription</w:t>
+                  </w:r>
+                  <w:proofErr w:type="spellEnd"/>
+                  <w:r>
+                    <w:t>}</w:t>
+                  </w:r>
+                </w:p>
+                <w:p>
+                  <w:pPr>
+                    <w:keepNext/>
+                    <w:keepLines/>
+                    <w:rPr>
+                      <w:i/>
+                      <w:iCs/>
+                      <w:sz w:val="28"/>
+                      <w:szCs w:val="28"/>
+                    </w:rPr>
+                  </w:pPr>
+                  <w:r>
+                    <w:rPr>
+                      <w:i/>
+                      <w:iCs/>
+                      <w:sz w:val="28"/>
+                      <w:szCs w:val="28"/>
+                    </w:rPr>
+                    <w:br/>
+                  </w:r>
+                  <w:r>
+                    <w:rPr>
+                      <w:i/>
+                      <w:iCs/>
+                      <w:sz w:val="28"/>
+                      <w:szCs w:val="28"/>
+                    </w:rPr>
+                    <w:t xml:space="preserve">TOOLS </w:t>
+                  </w:r>
+                </w:p>
+                <w:p>
+                  <w:pPr>
+                    <w:keepNext/>
+                    <w:keepLines/>
+                  </w:pPr>
+                  <w:r>
+                    <w:t>{</w:t>
+                  </w:r>
+                  <w:proofErr w:type="spellStart"/>
+                  <w:r>
+                    <w:t>programTools</w:t>
+                  </w:r>
+                  <w:proofErr w:type="spellEnd"/>
+                  <w:r>
+                    <w:t>}</w:t>
+                  </w:r>
+                </w:p>
+                <w:p>
+                  <w:pPr>
+                    <w:keepNext/>
+                    <w:keepLines/>
+                  </w:pPr>
+                </w:p>
+              </w:tc>
+            </w:tr>
+          </w:tbl>
+          <w:tbl>
+            <w:tblPr>
+              <w:tblStyle w:val="TableGrid"/>
+              <w:tblpPr w:leftFromText="180" w:rightFromText="180" w:vertAnchor="text" w:horzAnchor="margin" w:tblpY="628"/>
+              <w:tblW w:w="0" w:type="auto"/>
+              <w:tblLook w:val="04A0" w:firstRow="1" w:lastRow="0" w:firstColumn="1" w:lastColumn="0" w:noHBand="0" w:noVBand="1"/>
+            </w:tblPr>
+            <w:tblGrid>
+              <w:gridCol w:w="9327"/>
+            </w:tblGrid>
+            <w:tr>
+              <w:trPr>
+                <w:cantSplit/>
+              </w:trPr>
+              <w:tc>
+                <w:tcPr>
+                  <w:tcW w:w="9926" w:type="dxa"/>
+                  <w:tcBorders>
+                    <w:top w:val="nil"/>
+                    <w:left w:val="nil"/>
+                    <w:bottom w:val="nil"/>
+                    <w:right w:val="nil"/>
+                  </w:tcBorders>
+                </w:tcPr>
+                <w:p>
+                  <w:pPr>
+                    <w:keepNext/>
+                    <w:keepLines/>
+                  </w:pPr>
+                  <w:r>
+                    <w:lastRenderedPageBreak/>
+                    <w:t>{#hasEducation}</w:t>
+                  </w:r>
+                </w:p>
+                <w:p>
+                  <w:pPr>
+                    <w:keepNext/>
+                    <w:keepLines/>
+                    <w:pBdr>
+                      <w:bottom w:val="single" w:sz="12" w:space="1" w:color="auto"/>
+                    </w:pBdr>
+                    <w:rPr>
+                      <w:sz w:val="48"/>
+                      <w:szCs w:val="48"/>
+                    </w:rPr>
+                  </w:pPr>
+                  <w:r>
+                    <w:rPr>
+                      <w:sz w:val="48"/>
+                      <w:szCs w:val="48"/>
+                    </w:rPr>
+                    <w:t>EDUCATION</w:t>
+                  </w:r>
+                </w:p>
+                <w:p>
+                  <w:pPr>
+                    <w:keepNext/>
+                    <w:keepLines/>
+                  </w:pPr>
+                  <w:r>
+                    <w:t>{#education}</w:t>
+                  </w:r>
+                </w:p>
+                <w:tbl>
+                  <w:tblPr>
+                    <w:tblStyle w:val="TableGrid"/>
+                    <w:tblW w:w="0" w:type="auto"/>
+                    <w:tblBorders>
+                      <w:top w:val="none" w:sz="0" w:space="0" w:color="auto"/>
+                      <w:left w:val="none" w:sz="0" w:space="0" w:color="auto"/>
+                      <w:bottom w:val="none" w:sz="0" w:space="0" w:color="auto"/>
+                      <w:right w:val="none" w:sz="0" w:space="0" w:color="auto"/>
+                      <w:insideH w:val="none" w:sz="0" w:space="0" w:color="auto"/>
+                      <w:insideV w:val="none" w:sz="0" w:space="0" w:color="auto"/>
+                    </w:tblBorders>
+                    <w:tblLook w:val="04A0" w:firstRow="1" w:lastRow="0" w:firstColumn="1" w:lastColumn="0" w:noHBand="0" w:noVBand="1"/>
+                  </w:tblPr>
+                  <w:tblGrid>
+                    <w:gridCol w:w="4907"/>
+                    <w:gridCol w:w="4204"/>
+                  </w:tblGrid>
+                  <w:tr>
+                    <w:tc>
+                      <w:tcPr>
+                        <w:tcW w:w="5040" w:type="dxa"/>
+                      </w:tcPr>
+                      <w:p>
+                        <w:pPr>
+                          <w:keepNext/>
+                          <w:keepLines/>
+                          <w:rPr>
+                            <w:sz w:val="24"/>
+                            <w:szCs w:val="24"/>
+                          </w:rPr>
+                        </w:pPr>
+                        <w:r>
+                          <w:rPr>
+                            <w:sz w:val="24"/>
+                            <w:szCs w:val="24"/>
+                          </w:rPr>
+                          <w:t>{school} | {</w:t>
+                        </w:r>
+                        <w:proofErr w:type="spellStart"/>
+                        <w:r>
+                          <w:rPr>
+                            <w:sz w:val="24"/>
+                            <w:szCs w:val="24"/>
+                          </w:rPr>
+                          <w:t>eduCity</w:t>
+                        </w:r>
+                        <w:proofErr w:type="spellEnd"/>
+                        <w:r>
+                          <w:rPr>
+                            <w:sz w:val="24"/>
+                            <w:szCs w:val="24"/>
+                          </w:rPr>
+                          <w:t>}, {</w:t>
+                        </w:r>
+                        <w:proofErr w:type="spellStart"/>
+                        <w:r>
+                          <w:rPr>
+                            <w:sz w:val="24"/>
+                            <w:szCs w:val="24"/>
+                          </w:rPr>
+                          <w:t>eduState</w:t>
+                        </w:r>
+                        <w:proofErr w:type="spellEnd"/>
+                        <w:r>
+                          <w:rPr>
+                            <w:sz w:val="24"/>
+                            <w:szCs w:val="24"/>
+                          </w:rPr>
+                          <w:t>}</w:t>
+                        </w:r>
+                      </w:p>
+                      <w:p>
+                        <w:pPr>
+                          <w:keepNext/>
+                          <w:keepLines/>
+                          <w:spacing w:line="278" w:lineRule="auto"/>
+                          <w:rPr>
+                            <w:i/>
+                            <w:iCs/>
+                          </w:rPr>
+                        </w:pPr>
+                        <w:r>
+                          <w:rPr>
+                            <w:i/>
+                            <w:iCs/>
+                          </w:rPr>
+                          <w:t xml:space="preserve">{program} </w:t>
+                        </w:r>
+                      </w:p>
+                      <w:p>
+                        <w:pPr>
+                          <w:keepNext/>
+                          <w:keepLines/>
+                        </w:pPr>
+                        <w:r>
+                          <w:t>{notes}</w:t>
+                        </w:r>
+                      </w:p>
+                    </w:tc>
+                    <w:tc>
+                      <w:tcPr>
+                        <w:tcW w:w="4310" w:type="dxa"/>
+                      </w:tcPr>
+                      <w:p>
+                        <w:pPr>
+                          <w:keepNext/>
+                          <w:keepLines/>
+                          <w:jc w:val="right"/>
+                          <w:rPr>
+                            <w:sz w:val="24"/>
+                            <w:szCs w:val="24"/>
+                          </w:rPr>
+                        </w:pPr>
+                        <w:r>
+                          <w:rPr>
+                            <w:sz w:val="24"/>
+                            <w:szCs w:val="24"/>
+                          </w:rPr>
+                          <w:t>{</w:t>
+                        </w:r>
+                        <w:proofErr w:type="spellStart"/>
+                        <w:r>
+                          <w:rPr>
+                            <w:sz w:val="24"/>
+                            <w:szCs w:val="24"/>
+                          </w:rPr>
+                          <w:t>startDate</w:t>
+                        </w:r>
+                        <w:proofErr w:type="spellEnd"/>
+                        <w:r>
+                          <w:rPr>
+                            <w:sz w:val="24"/>
+                            <w:szCs w:val="24"/>
+                          </w:rPr>
+                          <w:t>} – {</w:t>
+                        </w:r>
+                        <w:proofErr w:type="spellStart"/>
+                        <w:r>
+                          <w:rPr>
+                            <w:sz w:val="24"/>
+                            <w:szCs w:val="24"/>
+                          </w:rPr>
+                          <w:t>endDate</w:t>
+                        </w:r>
+                        <w:proofErr w:type="spellEnd"/>
+                        <w:r>
+                          <w:rPr>
+                            <w:sz w:val="24"/>
+                            <w:szCs w:val="24"/>
+                          </w:rPr>
+                          <w:t>}</w:t>
+                        </w:r>
+                      </w:p>
+                      <w:p>
+                        <w:pPr>
+                          <w:keepNext/>
+                          <w:keepLines/>
+                          <w:rPr>
+                            <w:sz w:val="28"/>
+                            <w:szCs w:val="28"/>
+                          </w:rPr>
+                        </w:pPr>
+                      </w:p>
+                    </w:tc>
+                  </w:tr>
+                </w:tbl>
+                <w:p>
+                  <w:pPr>
+                    <w:keepNext/>
+                    <w:keepLines/>
+                  </w:pPr>
+                  <w:r>
+                    <w:t>{/education}</w:t>
+                  </w:r>
+                </w:p>
+                <w:p>
+                  <w:pPr>
+                    <w:keepNext/>
+                    <w:keepLines/>
+                  </w:pPr>
+                  <w:r>
+                    <w:t>{/hasEducation}</w:t>
+                  </w:r>
+                </w:p>
+                <w:p>
+                  <w:pPr>
+                    <w:keepNext/>
+                    <w:keepLines/>
+                  </w:pPr>
+                </w:p>
+                <w:p>
+                  <w:pPr>
+                    <w:keepNext/>
+                    <w:keepLines/>
+                  </w:pPr>
+                </w:p>
+                <w:p>
+                  <w:pPr>
+                    <w:keepNext/>
+                    <w:keepLines/>
+                  </w:pPr>
+                </w:p>
+              </w:tc>
+            </w:tr>
+            <w:tr>
+              <w:tblPrEx>
+                <w:tblBorders>
+                  <w:top w:val="none" w:sz="0" w:space="0" w:color="auto"/>
+                  <w:left w:val="none" w:sz="0" w:space="0" w:color="auto"/>
+                  <w:bottom w:val="none" w:sz="0" w:space="0" w:color="auto"/>
+                  <w:right w:val="none" w:sz="0" w:space="0" w:color="auto"/>
+                  <w:insideH w:val="none" w:sz="0" w:space="0" w:color="auto"/>
+                  <w:insideV w:val="none" w:sz="0" w:space="0" w:color="auto"/>
+                </w:tblBorders>
+              </w:tblPrEx>
+              <w:tc>
+                <w:tcPr>
+                  <w:tcW w:w="9926" w:type="dxa"/>
+                </w:tcPr>
+                <w:p>
+                  <w:pPr>
+                    <w:keepNext/>
+                    <w:keepLines/>
+                    <w:pBdr>
+                      <w:bottom w:val="single" w:sz="12" w:space="1" w:color="auto"/>
+                    </w:pBdr>
+                    <w:rPr>
+                      <w:sz w:val="48"/>
+                      <w:szCs w:val="48"/>
+                    </w:rPr>
+                  </w:pPr>
+                  <w:r>
+                    <w:rPr>
+                      <w:sz w:val="48"/>
+                      <w:szCs w:val="48"/>
+                    </w:rPr>
+                    <w:t xml:space="preserve">CERTIFICATIONS </w:t>
+                  </w:r>
+                  <w:r>
+                    <w:rPr>
+                      <w:sz w:val="48"/>
+                      <w:szCs w:val="48"/>
+                    </w:rPr>
+                    <w:t>AND SKILLS</w:t>
+                  </w:r>
+                </w:p>
+                <w:tbl>
+                  <w:tblPr>
+                    <w:tblStyle w:val="TableGrid"/>
+                    <w:tblW w:w="0" w:type="auto"/>
+                    <w:tblBorders>
+                      <w:top w:val="none" w:sz="0" w:space="0" w:color="auto"/>
+                      <w:left w:val="none" w:sz="0" w:space="0" w:color="auto"/>
+                      <w:bottom w:val="none" w:sz="0" w:space="0" w:color="auto"/>
+                      <w:right w:val="none" w:sz="0" w:space="0" w:color="auto"/>
+                      <w:insideH w:val="none" w:sz="0" w:space="0" w:color="auto"/>
+                      <w:insideV w:val="none" w:sz="0" w:space="0" w:color="auto"/>
+                    </w:tblBorders>
+                    <w:tblLook w:val="04A0" w:firstRow="1" w:lastRow="0" w:firstColumn="1" w:lastColumn="0" w:noHBand="0" w:noVBand="1"/>
+                  </w:tblPr>
+                  <w:tblGrid>
+                    <w:gridCol w:w="4571"/>
+                    <w:gridCol w:w="4540"/>
+                  </w:tblGrid>
+                  <w:tr>
+                    <w:trPr>
+                      <w:cantSplit/>
+                    </w:trPr>
+                    <w:tc>
+                      <w:tcPr>
+                        <w:tcW w:w="4675" w:type="dxa"/>
+                      </w:tcPr>
+                      <w:p>
+                        <w:pPr>
+                          <w:keepNext/>
+                          <w:keepLines/>
+                        </w:pPr>
+                        <w:r>
+                          <w:t>{#hasProgramCerts}</w:t>
+                        </w:r>
+                      </w:p>
+                      <w:p>
+                        <w:pPr>
+                          <w:keepNext/>
+                          <w:keepLines/>
+                          <w:rPr>
+                            <w:i/>
+                            <w:iCs/>
+                            <w:sz w:val="28"/>
+                            <w:szCs w:val="28"/>
+                          </w:rPr>
+                        </w:pPr>
+                        <w:r>
+                          <w:rPr>
+                            <w:i/>
+                            <w:iCs/>
+                            <w:sz w:val="28"/>
+                            <w:szCs w:val="28"/>
+                          </w:rPr>
+                          <w:t>CERTIFICATIONS</w:t>
+                        </w:r>
+                      </w:p>
+                      <w:p>
+                        <w:pPr>
+                          <w:keepNext/>
+                          <w:keepLines/>
+                          <w:rPr>
+                            <w:sz w:val="24"/>
+                            <w:szCs w:val="24"/>
+                          </w:rPr>
+                        </w:pPr>
+                        <w:r>
+                          <w:rPr>
+                            <w:sz w:val="24"/>
+                            <w:szCs w:val="24"/>
+                          </w:rPr>
+                          <w:t>{#cert</w:t>
+                        </w:r>
+                        <w:proofErr w:type="gramStart"/>
+                        <w:r>
+                          <w:rPr>
+                            <w:sz w:val="24"/>
+                            <w:szCs w:val="24"/>
+                          </w:rPr>
+                          <w:t>1}•</w:t>
+                        </w:r>
+                        <w:proofErr w:type="gramEnd"/>
+                        <w:r>
+                          <w:rPr>
+                            <w:sz w:val="24"/>
+                            <w:szCs w:val="24"/>
+                          </w:rPr>
+                          <w:t xml:space="preserve"> {cert</w:t>
+                        </w:r>
+                        <w:proofErr w:type="gramStart"/>
+                        <w:r>
+                          <w:rPr>
+                            <w:sz w:val="24"/>
+                            <w:szCs w:val="24"/>
+                          </w:rPr>
+                          <w:t>1}{</w:t>
+                        </w:r>
+                        <w:proofErr w:type="gramEnd"/>
+                        <w:r>
+                          <w:rPr>
+                            <w:sz w:val="24"/>
+                            <w:szCs w:val="24"/>
+                          </w:rPr>
+                          <w:t>/cert1}</w:t>
+                        </w:r>
+                      </w:p>
+                      <w:p>
+                        <w:pPr>
+                          <w:keepNext/>
+                          <w:keepLines/>
+                          <w:rPr>
+                            <w:sz w:val="24"/>
+                            <w:szCs w:val="24"/>
+                          </w:rPr>
+                        </w:pPr>
+                        <w:r>
+                          <w:rPr>
+                            <w:sz w:val="24"/>
+                            <w:szCs w:val="24"/>
+                          </w:rPr>
+                          <w:t>{#cert</w:t>
+                        </w:r>
+                        <w:proofErr w:type="gramStart"/>
+                        <w:r>
+                          <w:rPr>
+                            <w:sz w:val="24"/>
+                            <w:szCs w:val="24"/>
+                          </w:rPr>
+                          <w:t>2}•</w:t>
+                        </w:r>
+                        <w:proofErr w:type="gramEnd"/>
+                        <w:r>
+                          <w:rPr>
+                            <w:sz w:val="24"/>
+                            <w:szCs w:val="24"/>
+                          </w:rPr>
+                          <w:t xml:space="preserve"> {cert</w:t>
+                        </w:r>
+                        <w:proofErr w:type="gramStart"/>
+                        <w:r>
+                          <w:rPr>
+                            <w:sz w:val="24"/>
+                            <w:szCs w:val="24"/>
+                          </w:rPr>
+                          <w:t>2}{</w:t>
+                        </w:r>
+                        <w:proofErr w:type="gramEnd"/>
+                        <w:r>
+                          <w:rPr>
+                            <w:sz w:val="24"/>
+                            <w:szCs w:val="24"/>
+                          </w:rPr>
+                          <w:t>/cert2}</w:t>
+                        </w:r>
+                      </w:p>
+                      <w:p>
+                        <w:pPr>
+                          <w:keepNext/>
+                          <w:keepLines/>
+                          <w:rPr>
+                            <w:sz w:val="24"/>
+                            <w:szCs w:val="24"/>
+                          </w:rPr>
+                        </w:pPr>
+                        <w:r>
+                          <w:rPr>
+                            <w:sz w:val="24"/>
+                            <w:szCs w:val="24"/>
+                          </w:rPr>
+                          <w:t>{#cert</w:t>
+                        </w:r>
+                        <w:proofErr w:type="gramStart"/>
+                        <w:r>
+                          <w:rPr>
+                            <w:sz w:val="24"/>
+                            <w:szCs w:val="24"/>
+                          </w:rPr>
+                          <w:t>3}•</w:t>
+                        </w:r>
+                        <w:proofErr w:type="gramEnd"/>
+                        <w:r>
+                          <w:rPr>
+                            <w:sz w:val="24"/>
+                            <w:szCs w:val="24"/>
+                          </w:rPr>
+                          <w:t xml:space="preserve"> {cert</w:t>
+                        </w:r>
+                        <w:proofErr w:type="gramStart"/>
+                        <w:r>
+                          <w:rPr>
+                            <w:sz w:val="24"/>
+                            <w:szCs w:val="24"/>
+                          </w:rPr>
+                          <w:t>3}{</w:t>
+                        </w:r>
+                        <w:proofErr w:type="gramEnd"/>
+                        <w:r>
+                          <w:rPr>
+                            <w:sz w:val="24"/>
+                            <w:szCs w:val="24"/>
+                          </w:rPr>
+                          <w:t>/cert3}</w:t>
+                        </w:r>
+                      </w:p>
+                      <w:p>
+                        <w:pPr>
+                          <w:keepNext/>
+                          <w:keepLines/>
+                          <w:rPr>
+                            <w:sz w:val="24"/>
+                            <w:szCs w:val="24"/>
+                          </w:rPr>
+                        </w:pPr>
+                        <w:r>
+                          <w:rPr>
+                            <w:sz w:val="24"/>
+                            <w:szCs w:val="24"/>
+                          </w:rPr>
+                          <w:t>{#cert</w:t>
+                        </w:r>
+                        <w:proofErr w:type="gramStart"/>
+                        <w:r>
+                          <w:rPr>
+                            <w:sz w:val="24"/>
+                            <w:szCs w:val="24"/>
+                          </w:rPr>
+                          <w:t>4}•</w:t>
+                        </w:r>
+                        <w:proofErr w:type="gramEnd"/>
+                        <w:r>
+                          <w:rPr>
+                            <w:sz w:val="24"/>
+                            <w:szCs w:val="24"/>
+                          </w:rPr>
+                          <w:t xml:space="preserve"> {cert</w:t>
+                        </w:r>
+                        <w:proofErr w:type="gramStart"/>
+                        <w:r>
+                          <w:rPr>
+                            <w:sz w:val="24"/>
+                            <w:szCs w:val="24"/>
+                          </w:rPr>
+                          <w:t>4}{</w:t>
+                        </w:r>
+                        <w:proofErr w:type="gramEnd"/>
+                        <w:r>
+                          <w:rPr>
+                            <w:sz w:val="24"/>
+                            <w:szCs w:val="24"/>
+                          </w:rPr>
+                          <w:t>/cert4}</w:t>
+                        </w:r>
+                      </w:p>
+                      <w:p>
+                        <w:pPr>
+                          <w:keepNext/>
+                          <w:keepLines/>
+                          <w:rPr>
+                            <w:sz w:val="24"/>
+                            <w:szCs w:val="24"/>
+                          </w:rPr>
+                        </w:pPr>
+                        <w:r>
+                          <w:rPr>
+                            <w:sz w:val="24"/>
+                            <w:szCs w:val="24"/>
+                          </w:rPr>
+                          <w:t>{#cert</w:t>
+                        </w:r>
+                        <w:proofErr w:type="gramStart"/>
+                        <w:r>
+                          <w:rPr>
+                            <w:sz w:val="24"/>
+                            <w:szCs w:val="24"/>
+                          </w:rPr>
+                          <w:t>5}•</w:t>
+                        </w:r>
+                        <w:proofErr w:type="gramEnd"/>
+                        <w:r>
+                          <w:rPr>
+                            <w:sz w:val="24"/>
+                            <w:szCs w:val="24"/>
+                          </w:rPr>
+                          <w:t xml:space="preserve"> {cert</w:t>
+                        </w:r>
+                        <w:proofErr w:type="gramStart"/>
+                        <w:r>
+                          <w:rPr>
+                            <w:sz w:val="24"/>
+                            <w:szCs w:val="24"/>
+                          </w:rPr>
+                          <w:t>5}{</w:t>
+                        </w:r>
+                        <w:proofErr w:type="gramEnd"/>
+                        <w:r>
+                          <w:rPr>
+                            <w:sz w:val="24"/>
+                            <w:szCs w:val="24"/>
+                          </w:rPr>
+                          <w:t>/cert5}</w:t>
+                        </w:r>
+                      </w:p>
+                      <w:p>
+                        <w:pPr>
+                          <w:keepNext/>
+                          <w:keepLines/>
+                          <w:rPr>
+                            <w:sz w:val="24"/>
+                            <w:szCs w:val="24"/>
+                          </w:rPr>
+                        </w:pPr>
+                        <w:r>
+                          <w:rPr>
+                            <w:sz w:val="24"/>
+                            <w:szCs w:val="24"/>
+                          </w:rPr>
+                          <w:t>{#cert</w:t>
+                        </w:r>
+                        <w:proofErr w:type="gramStart"/>
+                        <w:r>
+                          <w:rPr>
+                            <w:sz w:val="24"/>
+                            <w:szCs w:val="24"/>
+                          </w:rPr>
+                          <w:t>6}•</w:t>
+                        </w:r>
+                        <w:proofErr w:type="gramEnd"/>
+                        <w:r>
+                          <w:rPr>
+                            <w:sz w:val="24"/>
+                            <w:szCs w:val="24"/>
+                          </w:rPr>
+                          <w:t xml:space="preserve"> {cert</w:t>
+                        </w:r>
+                        <w:proofErr w:type="gramStart"/>
+                        <w:r>
+                          <w:rPr>
+                            <w:sz w:val="24"/>
+                            <w:szCs w:val="24"/>
+                          </w:rPr>
+                          <w:t>6}{</w:t>
+                        </w:r>
+                        <w:proofErr w:type="gramEnd"/>
+                        <w:r>
+                          <w:rPr>
+                            <w:sz w:val="24"/>
+                            <w:szCs w:val="24"/>
+                          </w:rPr>
+                          <w:t>/cert6}</w:t>
+                        </w:r>
+                      </w:p>
+                      <w:p>
+                        <w:pPr>
+                          <w:keepNext/>
+                          <w:keepLines/>
+                          <w:rPr>
+                            <w:sz w:val="24"/>
+                            <w:szCs w:val="24"/>
+                          </w:rPr>
+                        </w:pPr>
+                        <w:r>
+                          <w:rPr>
+                            <w:sz w:val="24"/>
+                            <w:szCs w:val="24"/>
+                          </w:rPr>
+                          <w:t>{#cert</w:t>
+                        </w:r>
+                        <w:proofErr w:type="gramStart"/>
+                        <w:r>
+                          <w:rPr>
+                            <w:sz w:val="24"/>
+                            <w:szCs w:val="24"/>
+                          </w:rPr>
+                          <w:t>7}•</w:t>
+                        </w:r>
+                        <w:proofErr w:type="gramEnd"/>
+                        <w:r>
+                          <w:rPr>
+                            <w:sz w:val="24"/>
+                            <w:szCs w:val="24"/>
+                          </w:rPr>
+                          <w:t xml:space="preserve"> {cert</w:t>
+                        </w:r>
+                        <w:proofErr w:type="gramStart"/>
+                        <w:r>
+                          <w:rPr>
+                            <w:sz w:val="24"/>
+                            <w:szCs w:val="24"/>
+                          </w:rPr>
+                          <w:t>7}{</w:t>
+                        </w:r>
+                        <w:proofErr w:type="gramEnd"/>
+                        <w:r>
+                          <w:rPr>
+                            <w:sz w:val="24"/>
+                            <w:szCs w:val="24"/>
+                          </w:rPr>
+                          <w:t>/cert7}</w:t>
+                        </w:r>
+                      </w:p>
+                      <w:p>
+                        <w:pPr>
+                          <w:keepNext/>
+                          <w:keepLines/>
+                          <w:rPr>
+                            <w:sz w:val="24"/>
+                            <w:szCs w:val="24"/>
+                          </w:rPr>
+                        </w:pPr>
+                        <w:r>
+                          <w:rPr>
+                            <w:sz w:val="24"/>
+                            <w:szCs w:val="24"/>
+                          </w:rPr>
+                          <w:t>{#cert</w:t>
+                        </w:r>
+                        <w:proofErr w:type="gramStart"/>
+                        <w:r>
+                          <w:rPr>
+                            <w:sz w:val="24"/>
+                            <w:szCs w:val="24"/>
+                          </w:rPr>
+                          <w:t>8}•</w:t>
+                        </w:r>
+                        <w:proofErr w:type="gramEnd"/>
+                        <w:r>
+                          <w:rPr>
+                            <w:sz w:val="24"/>
+                            <w:szCs w:val="24"/>
+                          </w:rPr>
+                          <w:t xml:space="preserve"> {cert</w:t>
+                        </w:r>
+                        <w:proofErr w:type="gramStart"/>
+                        <w:r>
+                          <w:rPr>
+                            <w:sz w:val="24"/>
+                            <w:szCs w:val="24"/>
+                          </w:rPr>
+                          <w:t>8}{</w:t>
+                        </w:r>
+                        <w:proofErr w:type="gramEnd"/>
+                        <w:r>
+                          <w:rPr>
+                            <w:sz w:val="24"/>
+                            <w:szCs w:val="24"/>
+                          </w:rPr>
+                          <w:t>/cert8}</w:t>
+                        </w:r>
+                      </w:p>
+                      <w:p>
+                        <w:pPr>
+                          <w:keepNext/>
+                          <w:keepLines/>
+                          <w:rPr>
+                            <w:sz w:val="24"/>
+                            <w:szCs w:val="24"/>
+                          </w:rPr>
+                        </w:pPr>
+                        <w:r>
+                          <w:rPr>
+                            <w:sz w:val="24"/>
+                            <w:szCs w:val="24"/>
+                          </w:rPr>
+                          <w:t>{#cert</w:t>
+                        </w:r>
+                        <w:proofErr w:type="gramStart"/>
+                        <w:r>
+                          <w:rPr>
+                            <w:sz w:val="24"/>
+                            <w:szCs w:val="24"/>
+                          </w:rPr>
+                          <w:t>9}•</w:t>
+                        </w:r>
+                        <w:proofErr w:type="gramEnd"/>
+                        <w:r>
+                          <w:rPr>
+                            <w:sz w:val="24"/>
+                            <w:szCs w:val="24"/>
+                          </w:rPr>
+                          <w:t xml:space="preserve"> {cert</w:t>
+                        </w:r>
+                        <w:proofErr w:type="gramStart"/>
+                        <w:r>
+                          <w:rPr>
+                            <w:sz w:val="24"/>
+                            <w:szCs w:val="24"/>
+                          </w:rPr>
+                          <w:t>9}{</w:t>
+                        </w:r>
+                        <w:proofErr w:type="gramEnd"/>
+                        <w:r>
+                          <w:rPr>
+                            <w:sz w:val="24"/>
+                            <w:szCs w:val="24"/>
+                          </w:rPr>
+                          <w:t>/cert9}</w:t>
+                        </w:r>
+                      </w:p>
+                      <w:p>
+                        <w:pPr>
+                          <w:keepNext/>
+                          <w:keepLines/>
+                          <w:rPr>
+                            <w:sz w:val="24"/>
+                            <w:szCs w:val="24"/>
+                          </w:rPr>
+                        </w:pPr>
+                        <w:r>
+                          <w:rPr>
+                            <w:sz w:val="24"/>
+                            <w:szCs w:val="24"/>
+                          </w:rPr>
+                          <w:t>{#cert</w:t>
+                        </w:r>
+                        <w:proofErr w:type="gramStart"/>
+                        <w:r>
+                          <w:rPr>
+                            <w:sz w:val="24"/>
+                            <w:szCs w:val="24"/>
+                          </w:rPr>
+                          <w:t>10}•</w:t>
+                        </w:r>
+                        <w:proofErr w:type="gramEnd"/>
+                        <w:r>
+                          <w:rPr>
+                            <w:sz w:val="24"/>
+                            <w:szCs w:val="24"/>
+                          </w:rPr>
+                          <w:t xml:space="preserve"> {cert</w:t>
+                        </w:r>
+                        <w:proofErr w:type="gramStart"/>
+                        <w:r>
+                          <w:rPr>
+                            <w:sz w:val="24"/>
+                            <w:szCs w:val="24"/>
+                          </w:rPr>
+                          <w:t>10}{</w:t>
+                        </w:r>
+                        <w:proofErr w:type="gramEnd"/>
+                        <w:r>
+                          <w:rPr>
+                            <w:sz w:val="24"/>
+                            <w:szCs w:val="24"/>
+                          </w:rPr>
+                          <w:t>/cert10}</w:t>
+                        </w:r>
+                      </w:p>
+                      <w:p>
+                        <w:pPr>
+                          <w:keepNext/>
+                          <w:keepLines/>
+                        </w:pPr>
+                        <w:r>
+                          <w:t>{/</w:t>
+                        </w:r>
+                        <w:proofErr w:type="spellStart"/>
+                        <w:r>
+                          <w:t>hasProgramCerts</w:t>
+                        </w:r>
+                        <w:proofErr w:type="spellEnd"/>
+                        <w:r>
+                          <w:t>}</w:t>
+                        </w:r>
+                      </w:p>
+                      <w:p>
+                        <w:pPr>
+                          <w:keepNext/>
+                          <w:keepLines/>
+                        </w:pPr>
+                      </w:p>
+                    </w:tc>
+                    <w:tc>
+                      <w:tcPr>
+                        <w:tcW w:w="4675" w:type="dxa"/>
+                      </w:tcPr>
+                      <w:p>
+                        <w:pPr>
+                          <w:keepNext/>
+                          <w:keepLines/>
+                        </w:pPr>
+                        <w:r>
+                          <w:t>{#hasExtraSkills}</w:t>
+                        </w:r>
+                      </w:p>
+                      <w:p>
+                        <w:pPr>
+                          <w:keepNext/>
+                          <w:keepLines/>
+                          <w:rPr>
+                            <w:i/>
+                            <w:iCs/>
+                            <w:sz w:val="28"/>
+                            <w:szCs w:val="28"/>
+                          </w:rPr>
+                        </w:pPr>
+                        <w:r>
+                          <w:rPr>
+                            <w:i/>
+                            <w:iCs/>
+                            <w:sz w:val="28"/>
+                            <w:szCs w:val="28"/>
+                          </w:rPr>
+                          <w:t>SKILLS</w:t>
+                        </w:r>
+                      </w:p>
+                      <w:p>
+                        <w:pPr>
+                          <w:keepNext/>
+                          <w:keepLines/>
+                          <w:rPr>
+                            <w:sz w:val="24"/>
+                            <w:szCs w:val="24"/>
+                          </w:rPr>
+                        </w:pPr>
+                        <w:r>
+                          <w:rPr>
+                            <w:sz w:val="24"/>
+                            <w:szCs w:val="24"/>
+                          </w:rPr>
+                          <w:t>{#skill</w:t>
+                        </w:r>
+                        <w:proofErr w:type="gramStart"/>
+                        <w:r>
+                          <w:rPr>
+                            <w:sz w:val="24"/>
+                            <w:szCs w:val="24"/>
+                          </w:rPr>
+                          <w:t>1}•</w:t>
+                        </w:r>
+                        <w:proofErr w:type="gramEnd"/>
+                        <w:r>
+                          <w:rPr>
+                            <w:sz w:val="24"/>
+                            <w:szCs w:val="24"/>
+                          </w:rPr>
+                          <w:t xml:space="preserve"> {skill</w:t>
+                        </w:r>
+                        <w:proofErr w:type="gramStart"/>
+                        <w:r>
+                          <w:rPr>
+                            <w:sz w:val="24"/>
+                            <w:szCs w:val="24"/>
+                          </w:rPr>
+                          <w:t>1}{</w:t>
+                        </w:r>
+                        <w:proofErr w:type="gramEnd"/>
+                        <w:r>
+                          <w:rPr>
+                            <w:sz w:val="24"/>
+                            <w:szCs w:val="24"/>
+                          </w:rPr>
+                          <w:t>/skill1}</w:t>
+                        </w:r>
+                      </w:p>
+                      <w:p>
+                        <w:pPr>
+                          <w:keepNext/>
+                          <w:keepLines/>
+                          <w:rPr>
+                            <w:sz w:val="24"/>
+                            <w:szCs w:val="24"/>
+                          </w:rPr>
+                        </w:pPr>
+                        <w:r>
+                          <w:rPr>
+                            <w:sz w:val="24"/>
+                            <w:szCs w:val="24"/>
+                          </w:rPr>
+                          <w:t>{#skill</w:t>
+                        </w:r>
+                        <w:proofErr w:type="gramStart"/>
+                        <w:r>
+                          <w:rPr>
+                            <w:sz w:val="24"/>
+                            <w:szCs w:val="24"/>
+                          </w:rPr>
+                          <w:t>2}•</w:t>
+                        </w:r>
+                        <w:proofErr w:type="gramEnd"/>
+                        <w:r>
+                          <w:rPr>
+                            <w:sz w:val="24"/>
+                            <w:szCs w:val="24"/>
+                          </w:rPr>
+                          <w:t xml:space="preserve"> {skill</w:t>
+                        </w:r>
+                        <w:proofErr w:type="gramStart"/>
+                        <w:r>
+                          <w:rPr>
+                            <w:sz w:val="24"/>
+                            <w:szCs w:val="24"/>
+                          </w:rPr>
+                          <w:t>2}{</w:t>
+                        </w:r>
+                        <w:proofErr w:type="gramEnd"/>
+                        <w:r>
+                          <w:rPr>
+                            <w:sz w:val="24"/>
+                            <w:szCs w:val="24"/>
+                          </w:rPr>
+                          <w:t>/skill2}</w:t>
+                        </w:r>
+                      </w:p>
+                      <w:p>
+                        <w:pPr>
+                          <w:keepNext/>
+                          <w:keepLines/>
+                          <w:rPr>
+                            <w:sz w:val="24"/>
+                            <w:szCs w:val="24"/>
+                          </w:rPr>
+                        </w:pPr>
+                        <w:r>
+                          <w:rPr>
+                            <w:sz w:val="24"/>
+                            <w:szCs w:val="24"/>
+                          </w:rPr>
+                          <w:t>{#skill</w:t>
+                        </w:r>
+                        <w:proofErr w:type="gramStart"/>
+                        <w:r>
+                          <w:rPr>
+                            <w:sz w:val="24"/>
+                            <w:szCs w:val="24"/>
+                          </w:rPr>
+                          <w:t>3}•</w:t>
+                        </w:r>
+                        <w:proofErr w:type="gramEnd"/>
+                        <w:r>
+                          <w:rPr>
+                            <w:sz w:val="24"/>
+                            <w:szCs w:val="24"/>
+                          </w:rPr>
+                          <w:t xml:space="preserve"> {skill</w:t>
+                        </w:r>
+                        <w:proofErr w:type="gramStart"/>
+                        <w:r>
+                          <w:rPr>
+                            <w:sz w:val="24"/>
+                            <w:szCs w:val="24"/>
+                          </w:rPr>
+                          <w:t>3}{</w:t>
+                        </w:r>
+                        <w:proofErr w:type="gramEnd"/>
+                        <w:r>
+                          <w:rPr>
+                            <w:sz w:val="24"/>
+                            <w:szCs w:val="24"/>
+                          </w:rPr>
+                          <w:t>/skill3}</w:t>
+                        </w:r>
+                      </w:p>
+                      <w:p>
+                        <w:pPr>
+                          <w:keepNext/>
+                          <w:keepLines/>
+                          <w:rPr>
+                            <w:sz w:val="24"/>
+                            <w:szCs w:val="24"/>
+                          </w:rPr>
+                        </w:pPr>
+                        <w:r>
+                          <w:rPr>
+                            <w:sz w:val="24"/>
+                            <w:szCs w:val="24"/>
+                          </w:rPr>
+                          <w:t>{#skill</w:t>
+                        </w:r>
+                        <w:proofErr w:type="gramStart"/>
+                        <w:r>
+                          <w:rPr>
+                            <w:sz w:val="24"/>
+                            <w:szCs w:val="24"/>
+                          </w:rPr>
+                          <w:t>4}•</w:t>
+                        </w:r>
+                        <w:proofErr w:type="gramEnd"/>
+                        <w:r>
+                          <w:rPr>
+                            <w:sz w:val="24"/>
+                            <w:szCs w:val="24"/>
+                          </w:rPr>
+                          <w:t xml:space="preserve"> {skill</w:t>
+                        </w:r>
+                        <w:proofErr w:type="gramStart"/>
+                        <w:r>
+                          <w:rPr>
+                            <w:sz w:val="24"/>
+                            <w:szCs w:val="24"/>
+                          </w:rPr>
+                          <w:t>4}{</w:t>
+                        </w:r>
+                        <w:proofErr w:type="gramEnd"/>
+                        <w:r>
+                          <w:rPr>
+                            <w:sz w:val="24"/>
+                            <w:szCs w:val="24"/>
+                          </w:rPr>
+                          <w:t>/skill4}</w:t>
+                        </w:r>
+                      </w:p>
+                      <w:p>
+                        <w:pPr>
+                          <w:keepNext/>
+                          <w:keepLines/>
+                          <w:rPr>
+                            <w:sz w:val="24"/>
+                            <w:szCs w:val="24"/>
+                          </w:rPr>
+                        </w:pPr>
+                        <w:r>
+                          <w:rPr>
+                            <w:sz w:val="24"/>
+                            <w:szCs w:val="24"/>
+                          </w:rPr>
+                          <w:t>{#skill</w:t>
+                        </w:r>
+                        <w:proofErr w:type="gramStart"/>
+                        <w:r>
+                          <w:rPr>
+                            <w:sz w:val="24"/>
+                            <w:szCs w:val="24"/>
+                          </w:rPr>
+                          <w:t>5}•</w:t>
+                        </w:r>
+                        <w:proofErr w:type="gramEnd"/>
+                        <w:r>
+                          <w:rPr>
+                            <w:sz w:val="24"/>
+                            <w:szCs w:val="24"/>
+                          </w:rPr>
+                          <w:t xml:space="preserve"> {skill</w:t>
+                        </w:r>
+                        <w:proofErr w:type="gramStart"/>
+                        <w:r>
+                          <w:rPr>
+                            <w:sz w:val="24"/>
+                            <w:szCs w:val="24"/>
+                          </w:rPr>
+                          <w:t>5}{</w:t>
+                        </w:r>
+                        <w:proofErr w:type="gramEnd"/>
+                        <w:r>
+                          <w:rPr>
+                            <w:sz w:val="24"/>
+                            <w:szCs w:val="24"/>
+                          </w:rPr>
+                          <w:t>/skill5}</w:t>
+                        </w:r>
+                      </w:p>
+                      <w:p>
+                        <w:pPr>
+                          <w:keepNext/>
+                          <w:keepLines/>
+                          <w:rPr>
+                            <w:sz w:val="24"/>
+                            <w:szCs w:val="24"/>
+                          </w:rPr>
+                        </w:pPr>
+                        <w:r>
+                          <w:rPr>
+                            <w:sz w:val="24"/>
+                            <w:szCs w:val="24"/>
+                          </w:rPr>
+                          <w:t>{#skill</w:t>
+                        </w:r>
+                        <w:proofErr w:type="gramStart"/>
+                        <w:r>
+                          <w:rPr>
+                            <w:sz w:val="24"/>
+                            <w:szCs w:val="24"/>
+                          </w:rPr>
+                          <w:t>6}•</w:t>
+                        </w:r>
+                        <w:proofErr w:type="gramEnd"/>
+                        <w:r>
+                          <w:rPr>
+                            <w:sz w:val="24"/>
+                            <w:szCs w:val="24"/>
+                          </w:rPr>
+                          <w:t xml:space="preserve"> {skill</w:t>
+                        </w:r>
+                        <w:proofErr w:type="gramStart"/>
+                        <w:r>
+                          <w:rPr>
+                            <w:sz w:val="24"/>
+                            <w:szCs w:val="24"/>
+                          </w:rPr>
+                          <w:t>6}{</w:t>
+                        </w:r>
+                        <w:proofErr w:type="gramEnd"/>
+                        <w:r>
+                          <w:rPr>
+                            <w:sz w:val="24"/>
+                            <w:szCs w:val="24"/>
+                          </w:rPr>
+                          <w:t>/skill6}</w:t>
+                        </w:r>
+                      </w:p>
+                      <w:p>
+                        <w:pPr>
+                          <w:keepNext/>
+                          <w:keepLines/>
+                          <w:rPr>
+                            <w:sz w:val="24"/>
+                            <w:szCs w:val="24"/>
+                          </w:rPr>
+                        </w:pPr>
+                        <w:r>
+                          <w:rPr>
+                            <w:sz w:val="24"/>
+                            <w:szCs w:val="24"/>
+                          </w:rPr>
+                          <w:t>{#skill</w:t>
+                        </w:r>
+                        <w:proofErr w:type="gramStart"/>
+                        <w:r>
+                          <w:rPr>
+                            <w:sz w:val="24"/>
+                            <w:szCs w:val="24"/>
+                          </w:rPr>
+                          <w:t>7}•</w:t>
+                        </w:r>
+                        <w:proofErr w:type="gramEnd"/>
+                        <w:r>
+                          <w:rPr>
+                            <w:sz w:val="24"/>
+                            <w:szCs w:val="24"/>
+                          </w:rPr>
+                          <w:t xml:space="preserve"> {skill</w:t>
+                        </w:r>
+                        <w:proofErr w:type="gramStart"/>
+                        <w:r>
+                          <w:rPr>
+                            <w:sz w:val="24"/>
+                            <w:szCs w:val="24"/>
+                          </w:rPr>
+                          <w:t>7}{</w:t>
+                        </w:r>
+                        <w:proofErr w:type="gramEnd"/>
+                        <w:r>
+                          <w:rPr>
+                            <w:sz w:val="24"/>
+                            <w:szCs w:val="24"/>
+                          </w:rPr>
+                          <w:t>/skill7}</w:t>
+                        </w:r>
+                      </w:p>
+                      <w:p>
+                        <w:pPr>
+                          <w:keepNext/>
+                          <w:keepLines/>
+                          <w:rPr>
+                            <w:sz w:val="24"/>
+                            <w:szCs w:val="24"/>
+                          </w:rPr>
+                        </w:pPr>
+                        <w:r>
+                          <w:rPr>
+                            <w:sz w:val="24"/>
+                            <w:szCs w:val="24"/>
+                          </w:rPr>
+                          <w:t>{#skill</w:t>
+                        </w:r>
+                        <w:proofErr w:type="gramStart"/>
+                        <w:r>
+                          <w:rPr>
+                            <w:sz w:val="24"/>
+                            <w:szCs w:val="24"/>
+                          </w:rPr>
+                          <w:t>8}•</w:t>
+                        </w:r>
+                        <w:proofErr w:type="gramEnd"/>
+                        <w:r>
+                          <w:rPr>
+                            <w:sz w:val="24"/>
+                            <w:szCs w:val="24"/>
+                          </w:rPr>
+                          <w:t xml:space="preserve"> {skill</w:t>
+                        </w:r>
+                        <w:proofErr w:type="gramStart"/>
+                        <w:r>
+                          <w:rPr>
+                            <w:sz w:val="24"/>
+                            <w:szCs w:val="24"/>
+                          </w:rPr>
+                          <w:t>8}{</w:t>
+                        </w:r>
+                        <w:proofErr w:type="gramEnd"/>
+                        <w:r>
+                          <w:rPr>
+                            <w:sz w:val="24"/>
+                            <w:szCs w:val="24"/>
+                          </w:rPr>
+                          <w:t>/skill8}</w:t>
+                        </w:r>
+                      </w:p>
+                      <w:p>
+                        <w:pPr>
+                          <w:keepNext/>
+                          <w:keepLines/>
+                          <w:rPr>
+                            <w:sz w:val="24"/>
+                            <w:szCs w:val="24"/>
+                          </w:rPr>
+                        </w:pPr>
+                        <w:r>
+                          <w:rPr>
+                            <w:sz w:val="24"/>
+                            <w:szCs w:val="24"/>
+                          </w:rPr>
+                          <w:t>{#skill</w:t>
+                        </w:r>
+                        <w:proofErr w:type="gramStart"/>
+                        <w:r>
+                          <w:rPr>
+                            <w:sz w:val="24"/>
+                            <w:szCs w:val="24"/>
+                          </w:rPr>
+                          <w:t>9}•</w:t>
+                        </w:r>
+                        <w:proofErr w:type="gramEnd"/>
+                        <w:r>
+                          <w:rPr>
+                            <w:sz w:val="24"/>
+                            <w:szCs w:val="24"/>
+                          </w:rPr>
+                          <w:t xml:space="preserve"> {skill</w:t>
+                        </w:r>
+                        <w:proofErr w:type="gramStart"/>
+                        <w:r>
+                          <w:rPr>
+                            <w:sz w:val="24"/>
+                            <w:szCs w:val="24"/>
+                          </w:rPr>
+                          <w:t>9}{</w:t>
+                        </w:r>
+                        <w:proofErr w:type="gramEnd"/>
+                        <w:r>
+                          <w:rPr>
+                            <w:sz w:val="24"/>
+                            <w:szCs w:val="24"/>
+                          </w:rPr>
+                          <w:t>/skill9}</w:t>
+                        </w:r>
+                      </w:p>
+                      <w:p>
+                        <w:pPr>
+                          <w:keepNext/>
+                          <w:keepLines/>
+                          <w:rPr>
+                            <w:sz w:val="24"/>
+                            <w:szCs w:val="24"/>
+                          </w:rPr>
+                        </w:pPr>
+                        <w:r>
+                          <w:rPr>
+                            <w:sz w:val="24"/>
+                            <w:szCs w:val="24"/>
+                          </w:rPr>
+                          <w:t>{#skill</w:t>
+                        </w:r>
+                        <w:proofErr w:type="gramStart"/>
+                        <w:r>
+                          <w:rPr>
+                            <w:sz w:val="24"/>
+                            <w:szCs w:val="24"/>
+                          </w:rPr>
+                          <w:t>10}•</w:t>
+                        </w:r>
+                        <w:proofErr w:type="gramEnd"/>
+                        <w:r>
+                          <w:rPr>
+                            <w:sz w:val="24"/>
+                            <w:szCs w:val="24"/>
+                          </w:rPr>
+                          <w:t xml:space="preserve"> {skill</w:t>
+                        </w:r>
+                        <w:proofErr w:type="gramStart"/>
+                        <w:r>
+                          <w:rPr>
+                            <w:sz w:val="24"/>
+                            <w:szCs w:val="24"/>
+                          </w:rPr>
+                          <w:t>10}{</w:t>
+                        </w:r>
+                        <w:proofErr w:type="gramEnd"/>
+                        <w:r>
+                          <w:rPr>
+                            <w:sz w:val="24"/>
+                            <w:szCs w:val="24"/>
+                          </w:rPr>
+                          <w:t>/skill10}</w:t>
+                        </w:r>
+                      </w:p>
+                      <w:p>
+                        <w:pPr>
+                          <w:keepNext/>
+                          <w:keepLines/>
+                        </w:pPr>
+                        <w:r>
+                          <w:t>{/</w:t>
+                        </w:r>
+                        <w:proofErr w:type="spellStart"/>
+                        <w:r>
+                          <w:t>hasExtraSkills</w:t>
+                        </w:r>
+                        <w:proofErr w:type="spellEnd"/>
+                        <w:r>
+                          <w:t>}</w:t>
+                        </w:r>
+                      </w:p>
+                      <w:p>
+                        <w:pPr>
+                          <w:keepNext/>
+                          <w:keepLines/>
+                        </w:pPr>
+                      </w:p>
+                    </w:tc>
+                  </w:tr>
+                </w:tbl>
+                <w:p>
+                  <w:pPr>
+                    <w:keepNext/>
+                  </w:pPr>
+                </w:p>
+              </w:tc>
+            </w:tr>
+          </w:tbl>
+          <w:p>
+            <w:pPr>
+              <w:keepNext/>
+              <w:keepLines/>
+              <w:rPr>
+                <w:rFonts w:ascii="Georgia Pro Black" w:hAnsi="Georgia Pro Black"/>
+                <w:b/>
+                <w:bCs/>
+                <w:sz w:val="56"/>
+                <w:szCs w:val="56"/>
+              </w:rPr>
+            </w:pPr>
+          </w:p>
+          <w:p>
+            <w:pPr>
+              <w:keepNext/>
+              <w:keepLines/>
+            </w:pPr>
+          </w:p>
+          <w:p>
+            <w:pPr>
+              <w:keepNext/>
+            </w:pPr>
+          </w:p>
+          <w:p/>
+          <w:p/>
+        </w:tc>
+      </w:tr>
+    </w:tbl>
     <w:p/>
-    <w:p>
-      <w:r>
-        <w:t>PROGRAM STUDY DESCRIPTION</w:t>
-      </w:r>
-    </w:p>
-    <w:p>
-      <w:r>
-        <w:t>{</w:t>
-      </w:r>
-      <w:proofErr w:type="spellStart"/>
-      <w:r>
-        <w:t>programDescription</w:t>
-      </w:r>
-      <w:proofErr w:type="spellEnd"/>
-      <w:r>
-        <w:t>}</w:t>
-      </w:r>
-    </w:p>
-    <w:p>
-      <w:pPr>
-        <w:tabs>
-          <w:tab w:val="left" w:pos="4050"/>
-        </w:tabs>
-      </w:pPr>
-      <w:r>
-        <w:tab/>
-      </w:r>
-    </w:p>
-    <w:p>
-      <w:r>
-        <w:t xml:space="preserve">TOOLS </w:t>
-      </w:r>
-    </w:p>
-    <w:p>
-      <w:r>
-        <w:t>{</w:t>
-      </w:r>
-      <w:proofErr w:type="spellStart"/>
-      <w:r>
-        <w:t>programTools</w:t>
-      </w:r>
-      <w:proofErr w:type="spellEnd"/>
-      <w:r>
-        <w:t>}</w:t>
-      </w:r>
-    </w:p>
     <w:sectPr>
       <w:pgSz w:w="12240" w:h="15840"/>
-      <w:pgMar w:top="1440" w:right="1440" w:bottom="1440" w:left="1440" w:header="720" w:footer="720" w:gutter="0"/>
+      <w:pgMar w:top="720" w:right="720" w:bottom="720" w:left="720" w:header="720" w:footer="720" w:gutter="0"/>
       <w:cols w:space="720"/>
       <w:docGrid w:linePitch="360"/>
     </w:sectPr>
@@ -26813,23 +29098,12 @@
 </file>
 
 <file path=customXml/item1.xml><?xml version="1.0" encoding="utf-8"?>
-<p:properties xmlns:p="http://schemas.microsoft.com/office/2006/metadata/properties" xmlns:xsi="http://www.w3.org/2001/XMLSchema-instance" xmlns:pc="http://schemas.microsoft.com/office/infopath/2007/PartnerControls">
-  <documentManagement>
-    <_ip_UnifiedCompliancePolicyUIAction xmlns="http://schemas.microsoft.com/sharepoint/v3" xsi:nil="true"/>
-    <Image xmlns="71af3243-3dd4-4a8d-8c0d-dd76da1f02a5">
-      <Url xsi:nil="true"/>
-      <Description xsi:nil="true"/>
-    </Image>
-    <Status xmlns="71af3243-3dd4-4a8d-8c0d-dd76da1f02a5">Not started</Status>
-    <Background xmlns="71af3243-3dd4-4a8d-8c0d-dd76da1f02a5">false</Background>
-    <_ip_UnifiedCompliancePolicyProperties xmlns="http://schemas.microsoft.com/sharepoint/v3" xsi:nil="true"/>
-    <ImageTagsTaxHTField xmlns="71af3243-3dd4-4a8d-8c0d-dd76da1f02a5">
-      <Terms xmlns="http://schemas.microsoft.com/office/infopath/2007/PartnerControls"/>
-    </ImageTagsTaxHTField>
-    <TaxCatchAll xmlns="230e9df3-be65-4c73-a93b-d1236ebd677e" xsi:nil="true"/>
-    <MediaServiceKeyPoints xmlns="71af3243-3dd4-4a8d-8c0d-dd76da1f02a5" xsi:nil="true"/>
-  </documentManagement>
-</p:properties>
+<?mso-contentType ?>
+<FormTemplates xmlns="http://schemas.microsoft.com/sharepoint/v3/contenttype/forms">
+  <Display>DocumentLibraryForm</Display>
+  <Edit>DocumentLibraryForm</Edit>
+  <New>DocumentLibraryForm</New>
+</FormTemplates>
 </file>
 
 <file path=customXml/item2.xml><?xml version="1.0" encoding="utf-8"?>
@@ -27133,22 +29407,29 @@
 </file>
 
 <file path=customXml/item3.xml><?xml version="1.0" encoding="utf-8"?>
-<?mso-contentType ?>
-<FormTemplates xmlns="http://schemas.microsoft.com/sharepoint/v3/contenttype/forms">
-  <Display>DocumentLibraryForm</Display>
-  <Edit>DocumentLibraryForm</Edit>
-  <New>DocumentLibraryForm</New>
-</FormTemplates>
+<p:properties xmlns:p="http://schemas.microsoft.com/office/2006/metadata/properties" xmlns:xsi="http://www.w3.org/2001/XMLSchema-instance" xmlns:pc="http://schemas.microsoft.com/office/infopath/2007/PartnerControls">
+  <documentManagement>
+    <_ip_UnifiedCompliancePolicyUIAction xmlns="http://schemas.microsoft.com/sharepoint/v3" xsi:nil="true"/>
+    <Image xmlns="71af3243-3dd4-4a8d-8c0d-dd76da1f02a5">
+      <Url xsi:nil="true"/>
+      <Description xsi:nil="true"/>
+    </Image>
+    <Status xmlns="71af3243-3dd4-4a8d-8c0d-dd76da1f02a5">Not started</Status>
+    <Background xmlns="71af3243-3dd4-4a8d-8c0d-dd76da1f02a5">false</Background>
+    <_ip_UnifiedCompliancePolicyProperties xmlns="http://schemas.microsoft.com/sharepoint/v3" xsi:nil="true"/>
+    <ImageTagsTaxHTField xmlns="71af3243-3dd4-4a8d-8c0d-dd76da1f02a5">
+      <Terms xmlns="http://schemas.microsoft.com/office/infopath/2007/PartnerControls"/>
+    </ImageTagsTaxHTField>
+    <TaxCatchAll xmlns="230e9df3-be65-4c73-a93b-d1236ebd677e" xsi:nil="true"/>
+    <MediaServiceKeyPoints xmlns="71af3243-3dd4-4a8d-8c0d-dd76da1f02a5" xsi:nil="true"/>
+  </documentManagement>
+</p:properties>
 </file>
 
 <file path=customXml/itemProps1.xml><?xml version="1.0" encoding="utf-8"?>
-<ds:datastoreItem xmlns:ds="http://schemas.openxmlformats.org/officeDocument/2006/customXml" ds:itemID="{80D0490C-BDB1-4A9A-A49C-25CBFE2C5597}">
+<ds:datastoreItem xmlns:ds="http://schemas.openxmlformats.org/officeDocument/2006/customXml" ds:itemID="{D3D0AF68-AC2E-4F8B-9602-D8083AE7A50C}">
   <ds:schemaRefs>
-    <ds:schemaRef ds:uri="http://schemas.microsoft.com/office/2006/metadata/properties"/>
-    <ds:schemaRef ds:uri="http://schemas.microsoft.com/office/infopath/2007/PartnerControls"/>
-    <ds:schemaRef ds:uri="http://schemas.microsoft.com/sharepoint/v3"/>
-    <ds:schemaRef ds:uri="71af3243-3dd4-4a8d-8c0d-dd76da1f02a5"/>
-    <ds:schemaRef ds:uri="230e9df3-be65-4c73-a93b-d1236ebd677e"/>
+    <ds:schemaRef ds:uri="http://schemas.microsoft.com/sharepoint/v3/contenttype/forms"/>
   </ds:schemaRefs>
 </ds:datastoreItem>
 </file>
@@ -27175,9 +29456,13 @@
 </file>
 
 <file path=customXml/itemProps3.xml><?xml version="1.0" encoding="utf-8"?>
-<ds:datastoreItem xmlns:ds="http://schemas.openxmlformats.org/officeDocument/2006/customXml" ds:itemID="{D3D0AF68-AC2E-4F8B-9602-D8083AE7A50C}">
+<ds:datastoreItem xmlns:ds="http://schemas.openxmlformats.org/officeDocument/2006/customXml" ds:itemID="{80D0490C-BDB1-4A9A-A49C-25CBFE2C5597}">
   <ds:schemaRefs>
-    <ds:schemaRef ds:uri="http://schemas.microsoft.com/sharepoint/v3/contenttype/forms"/>
+    <ds:schemaRef ds:uri="http://schemas.microsoft.com/office/2006/metadata/properties"/>
+    <ds:schemaRef ds:uri="http://schemas.microsoft.com/office/infopath/2007/PartnerControls"/>
+    <ds:schemaRef ds:uri="http://schemas.microsoft.com/sharepoint/v3"/>
+    <ds:schemaRef ds:uri="71af3243-3dd4-4a8d-8c0d-dd76da1f02a5"/>
+    <ds:schemaRef ds:uri="230e9df3-be65-4c73-a93b-d1236ebd677e"/>
   </ds:schemaRefs>
 </ds:datastoreItem>
 </file>

--- a/public/templates/TemplateC.docx
+++ b/public/templates/TemplateC.docx
@@ -9,8 +9,8 @@
         <w:tblLook w:val="04A0" w:firstRow="1" w:lastRow="0" w:firstColumn="1" w:lastColumn="0" w:noHBand="0" w:noVBand="1"/>
       </w:tblPr>
       <w:tblGrid>
-        <w:gridCol w:w="679"/>
-        <w:gridCol w:w="10111"/>
+        <w:gridCol w:w="1048"/>
+        <w:gridCol w:w="9742"/>
       </w:tblGrid>
       <w:tr>
         <w:tc>
@@ -31,7 +31,7 @@
           <w:tbl>
             <w:tblPr>
               <w:tblStyle w:val="TableGrid"/>
-              <w:tblW w:w="9895" w:type="dxa"/>
+              <w:tblW w:w="9519" w:type="dxa"/>
               <w:tblBorders>
                 <w:top w:val="none" w:sz="0" w:space="0" w:color="auto"/>
                 <w:left w:val="none" w:sz="0" w:space="0" w:color="auto"/>
@@ -43,12 +43,15 @@
               <w:tblLook w:val="04A0" w:firstRow="1" w:lastRow="0" w:firstColumn="1" w:lastColumn="0" w:noHBand="0" w:noVBand="1"/>
             </w:tblPr>
             <w:tblGrid>
-              <w:gridCol w:w="9895"/>
+              <w:gridCol w:w="9519"/>
             </w:tblGrid>
             <w:tr>
+              <w:trPr>
+                <w:trHeight w:val="5205"/>
+              </w:trPr>
               <w:tc>
                 <w:tcPr>
-                  <w:tcW w:w="9895" w:type="dxa"/>
+                  <w:tcW w:w="9519" w:type="dxa"/>
                 </w:tcPr>
                 <w:p>
                   <w:pPr>
@@ -79,8 +82,8 @@
                     <w:keepNext/>
                     <w:keepLines/>
                     <w:rPr>
-                      <w:sz w:val="28"/>
-                      <w:szCs w:val="28"/>
+                      <w:sz w:val="26"/>
+                      <w:szCs w:val="26"/>
                     </w:rPr>
                   </w:pPr>
                   <w:r>
@@ -88,7 +91,14 @@
                       <w:sz w:val="28"/>
                       <w:szCs w:val="28"/>
                     </w:rPr>
-                    <w:t>{address}</w:t>
+                    <w:t>{</w:t>
+                  </w:r>
+                  <w:r>
+                    <w:rPr>
+                      <w:sz w:val="26"/>
+                      <w:szCs w:val="26"/>
+                    </w:rPr>
+                    <w:t>address}</w:t>
                   </w:r>
                 </w:p>
                 <w:p>
@@ -96,14 +106,14 @@
                     <w:keepNext/>
                     <w:keepLines/>
                     <w:rPr>
-                      <w:sz w:val="28"/>
-                      <w:szCs w:val="28"/>
+                      <w:sz w:val="26"/>
+                      <w:szCs w:val="26"/>
                     </w:rPr>
                   </w:pPr>
                   <w:r>
                     <w:rPr>
-                      <w:sz w:val="28"/>
-                      <w:szCs w:val="28"/>
+                      <w:sz w:val="26"/>
+                      <w:szCs w:val="26"/>
                     </w:rPr>
                     <w:t>{city}, {state} {zip}</w:t>
                   </w:r>
@@ -113,43 +123,33 @@
                     <w:keepNext/>
                     <w:keepLines/>
                     <w:rPr>
-                      <w:sz w:val="28"/>
-                      <w:szCs w:val="28"/>
+                      <w:sz w:val="26"/>
+                      <w:szCs w:val="26"/>
                     </w:rPr>
                   </w:pPr>
                   <w:r>
                     <w:rPr>
-                      <w:sz w:val="28"/>
-                      <w:szCs w:val="28"/>
+                      <w:sz w:val="26"/>
+                      <w:szCs w:val="26"/>
                     </w:rPr>
                     <w:t>{</w:t>
                   </w:r>
                   <w:proofErr w:type="gramStart"/>
                   <w:r>
                     <w:rPr>
-                      <w:sz w:val="28"/>
-                      <w:szCs w:val="28"/>
+                      <w:sz w:val="26"/>
+                      <w:szCs w:val="26"/>
                     </w:rPr>
                     <w:t>phone}  |</w:t>
                   </w:r>
                   <w:proofErr w:type="gramEnd"/>
                   <w:r>
                     <w:rPr>
-                      <w:sz w:val="28"/>
-                      <w:szCs w:val="28"/>
+                      <w:sz w:val="26"/>
+                      <w:szCs w:val="26"/>
                     </w:rPr>
                     <w:t xml:space="preserve">  {email}</w:t>
                   </w:r>
-                </w:p>
-                <w:p>
-                  <w:pPr>
-                    <w:keepNext/>
-                    <w:keepLines/>
-                    <w:rPr>
-                      <w:sz w:val="28"/>
-                      <w:szCs w:val="28"/>
-                    </w:rPr>
-                  </w:pPr>
                 </w:p>
                 <w:p>
                   <w:pPr>
@@ -169,14 +169,14 @@
                       <w:bottom w:val="single" w:sz="12" w:space="1" w:color="auto"/>
                     </w:pBdr>
                     <w:rPr>
-                      <w:sz w:val="48"/>
-                      <w:szCs w:val="48"/>
+                      <w:sz w:val="44"/>
+                      <w:szCs w:val="44"/>
                     </w:rPr>
                   </w:pPr>
                   <w:r>
                     <w:rPr>
-                      <w:sz w:val="48"/>
-                      <w:szCs w:val="48"/>
+                      <w:sz w:val="44"/>
+                      <w:szCs w:val="44"/>
                     </w:rPr>
                     <w:t>PROFESSIONAL SUMMARY</w:t>
                   </w:r>
@@ -337,6 +337,9 @@
               <w:gridCol w:w="9327"/>
             </w:tblGrid>
             <w:tr>
+              <w:trPr>
+                <w:cantSplit/>
+              </w:trPr>
               <w:tc>
                 <w:tcPr>
                   <w:tcW w:w="9926" w:type="dxa"/>
@@ -367,14 +370,14 @@
                       <w:bottom w:val="single" w:sz="12" w:space="1" w:color="auto"/>
                     </w:pBdr>
                     <w:rPr>
-                      <w:sz w:val="48"/>
-                      <w:szCs w:val="48"/>
+                      <w:sz w:val="44"/>
+                      <w:szCs w:val="44"/>
                     </w:rPr>
                   </w:pPr>
                   <w:r>
                     <w:rPr>
-                      <w:sz w:val="48"/>
-                      <w:szCs w:val="48"/>
+                      <w:sz w:val="44"/>
+                      <w:szCs w:val="44"/>
                     </w:rPr>
                     <w:t>WORK EXPERIENCE</w:t>
                   </w:r>
@@ -726,16 +729,20 @@
               <w:tblStyle w:val="TableGrid"/>
               <w:tblpPr w:leftFromText="180" w:rightFromText="180" w:vertAnchor="text" w:horzAnchor="margin" w:tblpY="138"/>
               <w:tblOverlap w:val="never"/>
-              <w:tblW w:w="9895" w:type="dxa"/>
+              <w:tblW w:w="9450" w:type="dxa"/>
               <w:tblLook w:val="04A0" w:firstRow="1" w:lastRow="0" w:firstColumn="1" w:lastColumn="0" w:noHBand="0" w:noVBand="1"/>
             </w:tblPr>
             <w:tblGrid>
-              <w:gridCol w:w="9895"/>
+              <w:gridCol w:w="9450"/>
             </w:tblGrid>
             <w:tr>
+              <w:trPr>
+                <w:cantSplit/>
+                <w:trHeight w:val="3390"/>
+              </w:trPr>
               <w:tc>
                 <w:tcPr>
-                  <w:tcW w:w="9895" w:type="dxa"/>
+                  <w:tcW w:w="9450" w:type="dxa"/>
                   <w:tcBorders>
                     <w:top w:val="nil"/>
                     <w:left w:val="nil"/>
@@ -751,14 +758,14 @@
                       <w:bottom w:val="single" w:sz="12" w:space="1" w:color="auto"/>
                     </w:pBdr>
                     <w:rPr>
-                      <w:sz w:val="48"/>
-                      <w:szCs w:val="48"/>
+                      <w:sz w:val="44"/>
+                      <w:szCs w:val="44"/>
                     </w:rPr>
                   </w:pPr>
                   <w:r>
                     <w:rPr>
-                      <w:sz w:val="48"/>
-                      <w:szCs w:val="48"/>
+                      <w:sz w:val="44"/>
+                      <w:szCs w:val="44"/>
                     </w:rPr>
                     <w:t>SPECIALIZED TRAINING</w:t>
                   </w:r>
@@ -908,14 +915,14 @@
                       <w:bottom w:val="single" w:sz="12" w:space="1" w:color="auto"/>
                     </w:pBdr>
                     <w:rPr>
-                      <w:sz w:val="48"/>
-                      <w:szCs w:val="48"/>
+                      <w:sz w:val="44"/>
+                      <w:szCs w:val="44"/>
                     </w:rPr>
                   </w:pPr>
                   <w:r>
                     <w:rPr>
-                      <w:sz w:val="48"/>
-                      <w:szCs w:val="48"/>
+                      <w:sz w:val="44"/>
+                      <w:szCs w:val="44"/>
                     </w:rPr>
                     <w:t>EDUCATION</w:t>
                   </w:r>
@@ -1114,24 +1121,6 @@
                     <w:t>{/hasEducation}</w:t>
                   </w:r>
                 </w:p>
-                <w:p>
-                  <w:pPr>
-                    <w:keepNext/>
-                    <w:keepLines/>
-                  </w:pPr>
-                </w:p>
-                <w:p>
-                  <w:pPr>
-                    <w:keepNext/>
-                    <w:keepLines/>
-                  </w:pPr>
-                </w:p>
-                <w:p>
-                  <w:pPr>
-                    <w:keepNext/>
-                    <w:keepLines/>
-                  </w:pPr>
-                </w:p>
               </w:tc>
             </w:tr>
             <w:tr>
@@ -1148,6 +1137,46 @@
               <w:tc>
                 <w:tcPr>
                   <w:tcW w:w="9926" w:type="dxa"/>
+                </w:tcPr>
+                <w:p>
+                  <w:pPr>
+                    <w:keepNext/>
+                  </w:pPr>
+                </w:p>
+                <w:p>
+                  <w:pPr>
+                    <w:keepNext/>
+                  </w:pPr>
+                </w:p>
+              </w:tc>
+            </w:tr>
+          </w:tbl>
+          <w:p/>
+          <w:p/>
+          <w:tbl>
+            <w:tblPr>
+              <w:tblStyle w:val="TableGrid"/>
+              <w:tblW w:w="0" w:type="auto"/>
+              <w:tblBorders>
+                <w:top w:val="none" w:sz="0" w:space="0" w:color="auto"/>
+                <w:left w:val="none" w:sz="0" w:space="0" w:color="auto"/>
+                <w:bottom w:val="none" w:sz="0" w:space="0" w:color="auto"/>
+                <w:right w:val="none" w:sz="0" w:space="0" w:color="auto"/>
+                <w:insideH w:val="none" w:sz="0" w:space="0" w:color="auto"/>
+                <w:insideV w:val="none" w:sz="0" w:space="0" w:color="auto"/>
+              </w:tblBorders>
+              <w:tblLook w:val="04A0" w:firstRow="1" w:lastRow="0" w:firstColumn="1" w:lastColumn="0" w:noHBand="0" w:noVBand="1"/>
+            </w:tblPr>
+            <w:tblGrid>
+              <w:gridCol w:w="9268"/>
+            </w:tblGrid>
+            <w:tr>
+              <w:trPr>
+                <w:trHeight w:val="6465"/>
+              </w:trPr>
+              <w:tc>
+                <w:tcPr>
+                  <w:tcW w:w="9268" w:type="dxa"/>
                 </w:tcPr>
                 <w:p>
                   <w:pPr>
@@ -1191,16 +1220,17 @@
                     <w:tblLook w:val="04A0" w:firstRow="1" w:lastRow="0" w:firstColumn="1" w:lastColumn="0" w:noHBand="0" w:noVBand="1"/>
                   </w:tblPr>
                   <w:tblGrid>
-                    <w:gridCol w:w="4571"/>
-                    <w:gridCol w:w="4540"/>
+                    <w:gridCol w:w="4366"/>
+                    <w:gridCol w:w="4360"/>
                   </w:tblGrid>
                   <w:tr>
                     <w:trPr>
                       <w:cantSplit/>
+                      <w:trHeight w:val="5696"/>
                     </w:trPr>
                     <w:tc>
                       <w:tcPr>
-                        <w:tcW w:w="4675" w:type="dxa"/>
+                        <w:tcW w:w="4366" w:type="dxa"/>
                       </w:tcPr>
                       <w:p>
                         <w:pPr>
@@ -1748,7 +1778,7 @@
                     </w:tc>
                     <w:tc>
                       <w:tcPr>
-                        <w:tcW w:w="4675" w:type="dxa"/>
+                        <w:tcW w:w="4360" w:type="dxa"/>
                       </w:tcPr>
                       <w:p>
                         <w:pPr>
@@ -2296,39 +2326,20 @@
                     </w:tc>
                   </w:tr>
                 </w:tbl>
+                <w:p/>
+                <w:p/>
                 <w:p>
                   <w:pPr>
-                    <w:keepNext/>
+                    <w:jc w:val="center"/>
                   </w:pPr>
+                  <w:r>
+                    <w:t>References Available Upon Request</w:t>
+                  </w:r>
                 </w:p>
+                <w:p/>
               </w:tc>
             </w:tr>
           </w:tbl>
-          <w:p>
-            <w:pPr>
-              <w:keepNext/>
-              <w:keepLines/>
-              <w:rPr>
-                <w:rFonts w:ascii="Georgia Pro Black" w:hAnsi="Georgia Pro Black"/>
-                <w:b/>
-                <w:bCs/>
-                <w:sz w:val="56"/>
-                <w:szCs w:val="56"/>
-              </w:rPr>
-            </w:pPr>
-          </w:p>
-          <w:p>
-            <w:pPr>
-              <w:keepNext/>
-              <w:keepLines/>
-            </w:pPr>
-          </w:p>
-          <w:p>
-            <w:pPr>
-              <w:keepNext/>
-            </w:pPr>
-          </w:p>
-          <w:p/>
           <w:p/>
         </w:tc>
       </w:tr>

--- a/public/templates/TemplateC.docx
+++ b/public/templates/TemplateC.docx
@@ -6,10 +6,18 @@
       <w:tblPr>
         <w:tblStyle w:val="TableGrid"/>
         <w:tblW w:w="0" w:type="auto"/>
+        <w:tblBorders>
+          <w:top w:val="none" w:sz="0" w:space="0" w:color="auto"/>
+          <w:left w:val="none" w:sz="0" w:space="0" w:color="auto"/>
+          <w:bottom w:val="none" w:sz="0" w:space="0" w:color="auto"/>
+          <w:right w:val="none" w:sz="0" w:space="0" w:color="auto"/>
+          <w:insideH w:val="none" w:sz="0" w:space="0" w:color="auto"/>
+          <w:insideV w:val="none" w:sz="0" w:space="0" w:color="auto"/>
+        </w:tblBorders>
         <w:tblLook w:val="04A0" w:firstRow="1" w:lastRow="0" w:firstColumn="1" w:lastColumn="0" w:noHBand="0" w:noVBand="1"/>
       </w:tblPr>
       <w:tblGrid>
-        <w:gridCol w:w="1048"/>
+        <w:gridCol w:w="1058"/>
         <w:gridCol w:w="9742"/>
       </w:tblGrid>
       <w:tr>
@@ -43,7 +51,7 @@
               <w:tblLook w:val="04A0" w:firstRow="1" w:lastRow="0" w:firstColumn="1" w:lastColumn="0" w:noHBand="0" w:noVBand="1"/>
             </w:tblPr>
             <w:tblGrid>
-              <w:gridCol w:w="9519"/>
+              <w:gridCol w:w="9327"/>
             </w:tblGrid>
             <w:tr>
               <w:trPr>
@@ -313,36 +321,23 @@
                 </w:p>
               </w:tc>
             </w:tr>
-          </w:tbl>
-          <w:p>
-            <w:pPr>
-              <w:keepNext/>
-              <w:keepLines/>
-              <w:rPr>
-                <w:rFonts w:ascii="Georgia Pro Black" w:hAnsi="Georgia Pro Black"/>
-                <w:b/>
-                <w:bCs/>
-                <w:sz w:val="56"/>
-                <w:szCs w:val="56"/>
-              </w:rPr>
-            </w:pPr>
-          </w:p>
-          <w:tbl>
-            <w:tblPr>
-              <w:tblStyle w:val="TableGrid"/>
-              <w:tblW w:w="0" w:type="auto"/>
-              <w:tblLook w:val="04A0" w:firstRow="1" w:lastRow="0" w:firstColumn="1" w:lastColumn="0" w:noHBand="0" w:noVBand="1"/>
-            </w:tblPr>
-            <w:tblGrid>
-              <w:gridCol w:w="9327"/>
-            </w:tblGrid>
             <w:tr>
+              <w:tblPrEx>
+                <w:tblBorders>
+                  <w:top w:val="single" w:sz="4" w:space="0" w:color="auto"/>
+                  <w:left w:val="single" w:sz="4" w:space="0" w:color="auto"/>
+                  <w:bottom w:val="single" w:sz="4" w:space="0" w:color="auto"/>
+                  <w:right w:val="single" w:sz="4" w:space="0" w:color="auto"/>
+                  <w:insideH w:val="single" w:sz="4" w:space="0" w:color="auto"/>
+                  <w:insideV w:val="single" w:sz="4" w:space="0" w:color="auto"/>
+                </w:tblBorders>
+              </w:tblPrEx>
               <w:trPr>
                 <w:cantSplit/>
               </w:trPr>
               <w:tc>
                 <w:tcPr>
-                  <w:tcW w:w="9926" w:type="dxa"/>
+                  <w:tcW w:w="9327" w:type="dxa"/>
                   <w:tcBorders>
                     <w:top w:val="nil"/>
                     <w:left w:val="nil"/>
@@ -1134,15 +1129,13 @@
                   <w:insideV w:val="none" w:sz="0" w:space="0" w:color="auto"/>
                 </w:tblBorders>
               </w:tblPrEx>
+              <w:trPr>
+                <w:cantSplit/>
+              </w:trPr>
               <w:tc>
                 <w:tcPr>
                   <w:tcW w:w="9926" w:type="dxa"/>
                 </w:tcPr>
-                <w:p>
-                  <w:pPr>
-                    <w:keepNext/>
-                  </w:pPr>
-                </w:p>
                 <w:p>
                   <w:pPr>
                     <w:keepNext/>
@@ -1172,6 +1165,7 @@
             </w:tblGrid>
             <w:tr>
               <w:trPr>
+                <w:cantSplit/>
                 <w:trHeight w:val="6465"/>
               </w:trPr>
               <w:tc>
@@ -1236,8 +1230,14 @@
                         <w:pPr>
                           <w:keepNext/>
                           <w:keepLines/>
+                          <w:rPr>
+                            <w:szCs w:val="20"/>
+                          </w:rPr>
                         </w:pPr>
                         <w:r>
+                          <w:rPr>
+                            <w:szCs w:val="20"/>
+                          </w:rPr>
                           <w:t>{#hasProgramCerts}</w:t>
                         </w:r>
                       </w:p>
@@ -1248,16 +1248,14 @@
                           <w:rPr>
                             <w:i/>
                             <w:iCs/>
-                            <w:sz w:val="28"/>
-                            <w:szCs w:val="28"/>
+                            <w:szCs w:val="20"/>
                           </w:rPr>
                         </w:pPr>
                         <w:r>
                           <w:rPr>
                             <w:i/>
                             <w:iCs/>
-                            <w:sz w:val="28"/>
-                            <w:szCs w:val="28"/>
+                            <w:szCs w:val="20"/>
                           </w:rPr>
                           <w:t>CERTIFICATIONS</w:t>
                         </w:r>
@@ -1267,46 +1265,40 @@
                           <w:keepNext/>
                           <w:keepLines/>
                           <w:rPr>
-                            <w:sz w:val="24"/>
-                            <w:szCs w:val="24"/>
+                            <w:szCs w:val="20"/>
                           </w:rPr>
                         </w:pPr>
                         <w:r>
                           <w:rPr>
-                            <w:sz w:val="24"/>
-                            <w:szCs w:val="24"/>
+                            <w:szCs w:val="20"/>
                           </w:rPr>
                           <w:t>{#cert</w:t>
                         </w:r>
                         <w:proofErr w:type="gramStart"/>
                         <w:r>
                           <w:rPr>
-                            <w:sz w:val="24"/>
-                            <w:szCs w:val="24"/>
+                            <w:szCs w:val="20"/>
                           </w:rPr>
                           <w:t>1}•</w:t>
                         </w:r>
                         <w:proofErr w:type="gramEnd"/>
                         <w:r>
                           <w:rPr>
-                            <w:sz w:val="24"/>
-                            <w:szCs w:val="24"/>
+                            <w:szCs w:val="20"/>
                           </w:rPr>
                           <w:t xml:space="preserve"> {cert</w:t>
                         </w:r>
                         <w:proofErr w:type="gramStart"/>
                         <w:r>
                           <w:rPr>
-                            <w:sz w:val="24"/>
-                            <w:szCs w:val="24"/>
+                            <w:szCs w:val="20"/>
                           </w:rPr>
                           <w:t>1}{</w:t>
                         </w:r>
                         <w:proofErr w:type="gramEnd"/>
                         <w:r>
                           <w:rPr>
-                            <w:sz w:val="24"/>
-                            <w:szCs w:val="24"/>
+                            <w:szCs w:val="20"/>
                           </w:rPr>
                           <w:t>/cert1}</w:t>
                         </w:r>
@@ -1316,46 +1308,40 @@
                           <w:keepNext/>
                           <w:keepLines/>
                           <w:rPr>
-                            <w:sz w:val="24"/>
-                            <w:szCs w:val="24"/>
+                            <w:szCs w:val="20"/>
                           </w:rPr>
                         </w:pPr>
                         <w:r>
                           <w:rPr>
-                            <w:sz w:val="24"/>
-                            <w:szCs w:val="24"/>
+                            <w:szCs w:val="20"/>
                           </w:rPr>
                           <w:t>{#cert</w:t>
                         </w:r>
                         <w:proofErr w:type="gramStart"/>
                         <w:r>
                           <w:rPr>
-                            <w:sz w:val="24"/>
-                            <w:szCs w:val="24"/>
+                            <w:szCs w:val="20"/>
                           </w:rPr>
                           <w:t>2}•</w:t>
                         </w:r>
                         <w:proofErr w:type="gramEnd"/>
                         <w:r>
                           <w:rPr>
-                            <w:sz w:val="24"/>
-                            <w:szCs w:val="24"/>
+                            <w:szCs w:val="20"/>
                           </w:rPr>
                           <w:t xml:space="preserve"> {cert</w:t>
                         </w:r>
                         <w:proofErr w:type="gramStart"/>
                         <w:r>
                           <w:rPr>
-                            <w:sz w:val="24"/>
-                            <w:szCs w:val="24"/>
+                            <w:szCs w:val="20"/>
                           </w:rPr>
                           <w:t>2}{</w:t>
                         </w:r>
                         <w:proofErr w:type="gramEnd"/>
                         <w:r>
                           <w:rPr>
-                            <w:sz w:val="24"/>
-                            <w:szCs w:val="24"/>
+                            <w:szCs w:val="20"/>
                           </w:rPr>
                           <w:t>/cert2}</w:t>
                         </w:r>
@@ -1365,46 +1351,40 @@
                           <w:keepNext/>
                           <w:keepLines/>
                           <w:rPr>
-                            <w:sz w:val="24"/>
-                            <w:szCs w:val="24"/>
+                            <w:szCs w:val="20"/>
                           </w:rPr>
                         </w:pPr>
                         <w:r>
                           <w:rPr>
-                            <w:sz w:val="24"/>
-                            <w:szCs w:val="24"/>
+                            <w:szCs w:val="20"/>
                           </w:rPr>
                           <w:t>{#cert</w:t>
                         </w:r>
                         <w:proofErr w:type="gramStart"/>
                         <w:r>
                           <w:rPr>
-                            <w:sz w:val="24"/>
-                            <w:szCs w:val="24"/>
+                            <w:szCs w:val="20"/>
                           </w:rPr>
                           <w:t>3}•</w:t>
                         </w:r>
                         <w:proofErr w:type="gramEnd"/>
                         <w:r>
                           <w:rPr>
-                            <w:sz w:val="24"/>
-                            <w:szCs w:val="24"/>
+                            <w:szCs w:val="20"/>
                           </w:rPr>
                           <w:t xml:space="preserve"> {cert</w:t>
                         </w:r>
                         <w:proofErr w:type="gramStart"/>
                         <w:r>
                           <w:rPr>
-                            <w:sz w:val="24"/>
-                            <w:szCs w:val="24"/>
+                            <w:szCs w:val="20"/>
                           </w:rPr>
                           <w:t>3}{</w:t>
                         </w:r>
                         <w:proofErr w:type="gramEnd"/>
                         <w:r>
                           <w:rPr>
-                            <w:sz w:val="24"/>
-                            <w:szCs w:val="24"/>
+                            <w:szCs w:val="20"/>
                           </w:rPr>
                           <w:t>/cert3}</w:t>
                         </w:r>
@@ -1414,46 +1394,40 @@
                           <w:keepNext/>
                           <w:keepLines/>
                           <w:rPr>
-                            <w:sz w:val="24"/>
-                            <w:szCs w:val="24"/>
+                            <w:szCs w:val="20"/>
                           </w:rPr>
                         </w:pPr>
                         <w:r>
                           <w:rPr>
-                            <w:sz w:val="24"/>
-                            <w:szCs w:val="24"/>
+                            <w:szCs w:val="20"/>
                           </w:rPr>
                           <w:t>{#cert</w:t>
                         </w:r>
                         <w:proofErr w:type="gramStart"/>
                         <w:r>
                           <w:rPr>
-                            <w:sz w:val="24"/>
-                            <w:szCs w:val="24"/>
+                            <w:szCs w:val="20"/>
                           </w:rPr>
                           <w:t>4}•</w:t>
                         </w:r>
                         <w:proofErr w:type="gramEnd"/>
                         <w:r>
                           <w:rPr>
-                            <w:sz w:val="24"/>
-                            <w:szCs w:val="24"/>
+                            <w:szCs w:val="20"/>
                           </w:rPr>
                           <w:t xml:space="preserve"> {cert</w:t>
                         </w:r>
                         <w:proofErr w:type="gramStart"/>
                         <w:r>
                           <w:rPr>
-                            <w:sz w:val="24"/>
-                            <w:szCs w:val="24"/>
+                            <w:szCs w:val="20"/>
                           </w:rPr>
                           <w:t>4}{</w:t>
                         </w:r>
                         <w:proofErr w:type="gramEnd"/>
                         <w:r>
                           <w:rPr>
-                            <w:sz w:val="24"/>
-                            <w:szCs w:val="24"/>
+                            <w:szCs w:val="20"/>
                           </w:rPr>
                           <w:t>/cert4}</w:t>
                         </w:r>
@@ -1463,46 +1437,40 @@
                           <w:keepNext/>
                           <w:keepLines/>
                           <w:rPr>
-                            <w:sz w:val="24"/>
-                            <w:szCs w:val="24"/>
+                            <w:szCs w:val="20"/>
                           </w:rPr>
                         </w:pPr>
                         <w:r>
                           <w:rPr>
-                            <w:sz w:val="24"/>
-                            <w:szCs w:val="24"/>
+                            <w:szCs w:val="20"/>
                           </w:rPr>
                           <w:t>{#cert</w:t>
                         </w:r>
                         <w:proofErr w:type="gramStart"/>
                         <w:r>
                           <w:rPr>
-                            <w:sz w:val="24"/>
-                            <w:szCs w:val="24"/>
+                            <w:szCs w:val="20"/>
                           </w:rPr>
                           <w:t>5}•</w:t>
                         </w:r>
                         <w:proofErr w:type="gramEnd"/>
                         <w:r>
                           <w:rPr>
-                            <w:sz w:val="24"/>
-                            <w:szCs w:val="24"/>
+                            <w:szCs w:val="20"/>
                           </w:rPr>
                           <w:t xml:space="preserve"> {cert</w:t>
                         </w:r>
                         <w:proofErr w:type="gramStart"/>
                         <w:r>
                           <w:rPr>
-                            <w:sz w:val="24"/>
-                            <w:szCs w:val="24"/>
+                            <w:szCs w:val="20"/>
                           </w:rPr>
                           <w:t>5}{</w:t>
                         </w:r>
                         <w:proofErr w:type="gramEnd"/>
                         <w:r>
                           <w:rPr>
-                            <w:sz w:val="24"/>
-                            <w:szCs w:val="24"/>
+                            <w:szCs w:val="20"/>
                           </w:rPr>
                           <w:t>/cert5}</w:t>
                         </w:r>
@@ -1512,46 +1480,40 @@
                           <w:keepNext/>
                           <w:keepLines/>
                           <w:rPr>
-                            <w:sz w:val="24"/>
-                            <w:szCs w:val="24"/>
+                            <w:szCs w:val="20"/>
                           </w:rPr>
                         </w:pPr>
                         <w:r>
                           <w:rPr>
-                            <w:sz w:val="24"/>
-                            <w:szCs w:val="24"/>
+                            <w:szCs w:val="20"/>
                           </w:rPr>
                           <w:t>{#cert</w:t>
                         </w:r>
                         <w:proofErr w:type="gramStart"/>
                         <w:r>
                           <w:rPr>
-                            <w:sz w:val="24"/>
-                            <w:szCs w:val="24"/>
+                            <w:szCs w:val="20"/>
                           </w:rPr>
                           <w:t>6}•</w:t>
                         </w:r>
                         <w:proofErr w:type="gramEnd"/>
                         <w:r>
                           <w:rPr>
-                            <w:sz w:val="24"/>
-                            <w:szCs w:val="24"/>
+                            <w:szCs w:val="20"/>
                           </w:rPr>
                           <w:t xml:space="preserve"> {cert</w:t>
                         </w:r>
                         <w:proofErr w:type="gramStart"/>
                         <w:r>
                           <w:rPr>
-                            <w:sz w:val="24"/>
-                            <w:szCs w:val="24"/>
+                            <w:szCs w:val="20"/>
                           </w:rPr>
                           <w:t>6}{</w:t>
                         </w:r>
                         <w:proofErr w:type="gramEnd"/>
                         <w:r>
                           <w:rPr>
-                            <w:sz w:val="24"/>
-                            <w:szCs w:val="24"/>
+                            <w:szCs w:val="20"/>
                           </w:rPr>
                           <w:t>/cert6}</w:t>
                         </w:r>
@@ -1561,46 +1523,40 @@
                           <w:keepNext/>
                           <w:keepLines/>
                           <w:rPr>
-                            <w:sz w:val="24"/>
-                            <w:szCs w:val="24"/>
+                            <w:szCs w:val="20"/>
                           </w:rPr>
                         </w:pPr>
                         <w:r>
                           <w:rPr>
-                            <w:sz w:val="24"/>
-                            <w:szCs w:val="24"/>
+                            <w:szCs w:val="20"/>
                           </w:rPr>
                           <w:t>{#cert</w:t>
                         </w:r>
                         <w:proofErr w:type="gramStart"/>
                         <w:r>
                           <w:rPr>
-                            <w:sz w:val="24"/>
-                            <w:szCs w:val="24"/>
+                            <w:szCs w:val="20"/>
                           </w:rPr>
                           <w:t>7}•</w:t>
                         </w:r>
                         <w:proofErr w:type="gramEnd"/>
                         <w:r>
                           <w:rPr>
-                            <w:sz w:val="24"/>
-                            <w:szCs w:val="24"/>
+                            <w:szCs w:val="20"/>
                           </w:rPr>
                           <w:t xml:space="preserve"> {cert</w:t>
                         </w:r>
                         <w:proofErr w:type="gramStart"/>
                         <w:r>
                           <w:rPr>
-                            <w:sz w:val="24"/>
-                            <w:szCs w:val="24"/>
+                            <w:szCs w:val="20"/>
                           </w:rPr>
                           <w:t>7}{</w:t>
                         </w:r>
                         <w:proofErr w:type="gramEnd"/>
                         <w:r>
                           <w:rPr>
-                            <w:sz w:val="24"/>
-                            <w:szCs w:val="24"/>
+                            <w:szCs w:val="20"/>
                           </w:rPr>
                           <w:t>/cert7}</w:t>
                         </w:r>
@@ -1610,46 +1566,40 @@
                           <w:keepNext/>
                           <w:keepLines/>
                           <w:rPr>
-                            <w:sz w:val="24"/>
-                            <w:szCs w:val="24"/>
+                            <w:szCs w:val="20"/>
                           </w:rPr>
                         </w:pPr>
                         <w:r>
                           <w:rPr>
-                            <w:sz w:val="24"/>
-                            <w:szCs w:val="24"/>
+                            <w:szCs w:val="20"/>
                           </w:rPr>
                           <w:t>{#cert</w:t>
                         </w:r>
                         <w:proofErr w:type="gramStart"/>
                         <w:r>
                           <w:rPr>
-                            <w:sz w:val="24"/>
-                            <w:szCs w:val="24"/>
+                            <w:szCs w:val="20"/>
                           </w:rPr>
                           <w:t>8}•</w:t>
                         </w:r>
                         <w:proofErr w:type="gramEnd"/>
                         <w:r>
                           <w:rPr>
-                            <w:sz w:val="24"/>
-                            <w:szCs w:val="24"/>
+                            <w:szCs w:val="20"/>
                           </w:rPr>
                           <w:t xml:space="preserve"> {cert</w:t>
                         </w:r>
                         <w:proofErr w:type="gramStart"/>
                         <w:r>
                           <w:rPr>
-                            <w:sz w:val="24"/>
-                            <w:szCs w:val="24"/>
+                            <w:szCs w:val="20"/>
                           </w:rPr>
                           <w:t>8}{</w:t>
                         </w:r>
                         <w:proofErr w:type="gramEnd"/>
                         <w:r>
                           <w:rPr>
-                            <w:sz w:val="24"/>
-                            <w:szCs w:val="24"/>
+                            <w:szCs w:val="20"/>
                           </w:rPr>
                           <w:t>/cert8}</w:t>
                         </w:r>
@@ -1659,46 +1609,40 @@
                           <w:keepNext/>
                           <w:keepLines/>
                           <w:rPr>
-                            <w:sz w:val="24"/>
-                            <w:szCs w:val="24"/>
+                            <w:szCs w:val="20"/>
                           </w:rPr>
                         </w:pPr>
                         <w:r>
                           <w:rPr>
-                            <w:sz w:val="24"/>
-                            <w:szCs w:val="24"/>
+                            <w:szCs w:val="20"/>
                           </w:rPr>
                           <w:t>{#cert</w:t>
                         </w:r>
                         <w:proofErr w:type="gramStart"/>
                         <w:r>
                           <w:rPr>
-                            <w:sz w:val="24"/>
-                            <w:szCs w:val="24"/>
+                            <w:szCs w:val="20"/>
                           </w:rPr>
                           <w:t>9}•</w:t>
                         </w:r>
                         <w:proofErr w:type="gramEnd"/>
                         <w:r>
                           <w:rPr>
-                            <w:sz w:val="24"/>
-                            <w:szCs w:val="24"/>
+                            <w:szCs w:val="20"/>
                           </w:rPr>
                           <w:t xml:space="preserve"> {cert</w:t>
                         </w:r>
                         <w:proofErr w:type="gramStart"/>
                         <w:r>
                           <w:rPr>
-                            <w:sz w:val="24"/>
-                            <w:szCs w:val="24"/>
+                            <w:szCs w:val="20"/>
                           </w:rPr>
                           <w:t>9}{</w:t>
                         </w:r>
                         <w:proofErr w:type="gramEnd"/>
                         <w:r>
                           <w:rPr>
-                            <w:sz w:val="24"/>
-                            <w:szCs w:val="24"/>
+                            <w:szCs w:val="20"/>
                           </w:rPr>
                           <w:t>/cert9}</w:t>
                         </w:r>
@@ -1708,46 +1652,40 @@
                           <w:keepNext/>
                           <w:keepLines/>
                           <w:rPr>
-                            <w:sz w:val="24"/>
-                            <w:szCs w:val="24"/>
+                            <w:szCs w:val="20"/>
                           </w:rPr>
                         </w:pPr>
                         <w:r>
                           <w:rPr>
-                            <w:sz w:val="24"/>
-                            <w:szCs w:val="24"/>
+                            <w:szCs w:val="20"/>
                           </w:rPr>
                           <w:t>{#cert</w:t>
                         </w:r>
                         <w:proofErr w:type="gramStart"/>
                         <w:r>
                           <w:rPr>
-                            <w:sz w:val="24"/>
-                            <w:szCs w:val="24"/>
+                            <w:szCs w:val="20"/>
                           </w:rPr>
                           <w:t>10}•</w:t>
                         </w:r>
                         <w:proofErr w:type="gramEnd"/>
                         <w:r>
                           <w:rPr>
-                            <w:sz w:val="24"/>
-                            <w:szCs w:val="24"/>
+                            <w:szCs w:val="20"/>
                           </w:rPr>
                           <w:t xml:space="preserve"> {cert</w:t>
                         </w:r>
                         <w:proofErr w:type="gramStart"/>
                         <w:r>
                           <w:rPr>
-                            <w:sz w:val="24"/>
-                            <w:szCs w:val="24"/>
+                            <w:szCs w:val="20"/>
                           </w:rPr>
                           <w:t>10}{</w:t>
                         </w:r>
                         <w:proofErr w:type="gramEnd"/>
                         <w:r>
                           <w:rPr>
-                            <w:sz w:val="24"/>
-                            <w:szCs w:val="24"/>
+                            <w:szCs w:val="20"/>
                           </w:rPr>
                           <w:t>/cert10}</w:t>
                         </w:r>
@@ -1756,16 +1694,28 @@
                         <w:pPr>
                           <w:keepNext/>
                           <w:keepLines/>
+                          <w:rPr>
+                            <w:szCs w:val="20"/>
+                          </w:rPr>
                         </w:pPr>
                         <w:r>
+                          <w:rPr>
+                            <w:szCs w:val="20"/>
+                          </w:rPr>
                           <w:t>{/</w:t>
                         </w:r>
                         <w:proofErr w:type="spellStart"/>
                         <w:r>
+                          <w:rPr>
+                            <w:szCs w:val="20"/>
+                          </w:rPr>
                           <w:t>hasProgramCerts</w:t>
                         </w:r>
                         <w:proofErr w:type="spellEnd"/>
                         <w:r>
+                          <w:rPr>
+                            <w:szCs w:val="20"/>
+                          </w:rPr>
                           <w:t>}</w:t>
                         </w:r>
                       </w:p>
@@ -1773,6 +1723,9 @@
                         <w:pPr>
                           <w:keepNext/>
                           <w:keepLines/>
+                          <w:rPr>
+                            <w:szCs w:val="20"/>
+                          </w:rPr>
                         </w:pPr>
                       </w:p>
                     </w:tc>
@@ -1784,8 +1737,14 @@
                         <w:pPr>
                           <w:keepNext/>
                           <w:keepLines/>
+                          <w:rPr>
+                            <w:szCs w:val="20"/>
+                          </w:rPr>
                         </w:pPr>
                         <w:r>
+                          <w:rPr>
+                            <w:szCs w:val="20"/>
+                          </w:rPr>
                           <w:t>{#hasExtraSkills}</w:t>
                         </w:r>
                       </w:p>
@@ -1796,16 +1755,14 @@
                           <w:rPr>
                             <w:i/>
                             <w:iCs/>
-                            <w:sz w:val="28"/>
-                            <w:szCs w:val="28"/>
+                            <w:szCs w:val="20"/>
                           </w:rPr>
                         </w:pPr>
                         <w:r>
                           <w:rPr>
                             <w:i/>
                             <w:iCs/>
-                            <w:sz w:val="28"/>
-                            <w:szCs w:val="28"/>
+                            <w:szCs w:val="20"/>
                           </w:rPr>
                           <w:t>SKILLS</w:t>
                         </w:r>
@@ -1815,46 +1772,40 @@
                           <w:keepNext/>
                           <w:keepLines/>
                           <w:rPr>
-                            <w:sz w:val="24"/>
-                            <w:szCs w:val="24"/>
+                            <w:szCs w:val="20"/>
                           </w:rPr>
                         </w:pPr>
                         <w:r>
                           <w:rPr>
-                            <w:sz w:val="24"/>
-                            <w:szCs w:val="24"/>
+                            <w:szCs w:val="20"/>
                           </w:rPr>
                           <w:t>{#skill</w:t>
                         </w:r>
                         <w:proofErr w:type="gramStart"/>
                         <w:r>
                           <w:rPr>
-                            <w:sz w:val="24"/>
-                            <w:szCs w:val="24"/>
+                            <w:szCs w:val="20"/>
                           </w:rPr>
                           <w:t>1}•</w:t>
                         </w:r>
                         <w:proofErr w:type="gramEnd"/>
                         <w:r>
                           <w:rPr>
-                            <w:sz w:val="24"/>
-                            <w:szCs w:val="24"/>
+                            <w:szCs w:val="20"/>
                           </w:rPr>
                           <w:t xml:space="preserve"> {skill</w:t>
                         </w:r>
                         <w:proofErr w:type="gramStart"/>
                         <w:r>
                           <w:rPr>
-                            <w:sz w:val="24"/>
-                            <w:szCs w:val="24"/>
+                            <w:szCs w:val="20"/>
                           </w:rPr>
                           <w:t>1}{</w:t>
                         </w:r>
                         <w:proofErr w:type="gramEnd"/>
                         <w:r>
                           <w:rPr>
-                            <w:sz w:val="24"/>
-                            <w:szCs w:val="24"/>
+                            <w:szCs w:val="20"/>
                           </w:rPr>
                           <w:t>/skill1}</w:t>
                         </w:r>
@@ -1864,46 +1815,40 @@
                           <w:keepNext/>
                           <w:keepLines/>
                           <w:rPr>
-                            <w:sz w:val="24"/>
-                            <w:szCs w:val="24"/>
+                            <w:szCs w:val="20"/>
                           </w:rPr>
                         </w:pPr>
                         <w:r>
                           <w:rPr>
-                            <w:sz w:val="24"/>
-                            <w:szCs w:val="24"/>
+                            <w:szCs w:val="20"/>
                           </w:rPr>
                           <w:t>{#skill</w:t>
                         </w:r>
                         <w:proofErr w:type="gramStart"/>
                         <w:r>
                           <w:rPr>
-                            <w:sz w:val="24"/>
-                            <w:szCs w:val="24"/>
+                            <w:szCs w:val="20"/>
                           </w:rPr>
                           <w:t>2}•</w:t>
                         </w:r>
                         <w:proofErr w:type="gramEnd"/>
                         <w:r>
                           <w:rPr>
-                            <w:sz w:val="24"/>
-                            <w:szCs w:val="24"/>
+                            <w:szCs w:val="20"/>
                           </w:rPr>
                           <w:t xml:space="preserve"> {skill</w:t>
                         </w:r>
                         <w:proofErr w:type="gramStart"/>
                         <w:r>
                           <w:rPr>
-                            <w:sz w:val="24"/>
-                            <w:szCs w:val="24"/>
+                            <w:szCs w:val="20"/>
                           </w:rPr>
                           <w:t>2}{</w:t>
                         </w:r>
                         <w:proofErr w:type="gramEnd"/>
                         <w:r>
                           <w:rPr>
-                            <w:sz w:val="24"/>
-                            <w:szCs w:val="24"/>
+                            <w:szCs w:val="20"/>
                           </w:rPr>
                           <w:t>/skill2}</w:t>
                         </w:r>
@@ -1913,46 +1858,40 @@
                           <w:keepNext/>
                           <w:keepLines/>
                           <w:rPr>
-                            <w:sz w:val="24"/>
-                            <w:szCs w:val="24"/>
+                            <w:szCs w:val="20"/>
                           </w:rPr>
                         </w:pPr>
                         <w:r>
                           <w:rPr>
-                            <w:sz w:val="24"/>
-                            <w:szCs w:val="24"/>
+                            <w:szCs w:val="20"/>
                           </w:rPr>
                           <w:t>{#skill</w:t>
                         </w:r>
                         <w:proofErr w:type="gramStart"/>
                         <w:r>
                           <w:rPr>
-                            <w:sz w:val="24"/>
-                            <w:szCs w:val="24"/>
+                            <w:szCs w:val="20"/>
                           </w:rPr>
                           <w:t>3}•</w:t>
                         </w:r>
                         <w:proofErr w:type="gramEnd"/>
                         <w:r>
                           <w:rPr>
-                            <w:sz w:val="24"/>
-                            <w:szCs w:val="24"/>
+                            <w:szCs w:val="20"/>
                           </w:rPr>
                           <w:t xml:space="preserve"> {skill</w:t>
                         </w:r>
                         <w:proofErr w:type="gramStart"/>
                         <w:r>
                           <w:rPr>
-                            <w:sz w:val="24"/>
-                            <w:szCs w:val="24"/>
+                            <w:szCs w:val="20"/>
                           </w:rPr>
                           <w:t>3}{</w:t>
                         </w:r>
                         <w:proofErr w:type="gramEnd"/>
                         <w:r>
                           <w:rPr>
-                            <w:sz w:val="24"/>
-                            <w:szCs w:val="24"/>
+                            <w:szCs w:val="20"/>
                           </w:rPr>
                           <w:t>/skill3}</w:t>
                         </w:r>
@@ -1962,46 +1901,40 @@
                           <w:keepNext/>
                           <w:keepLines/>
                           <w:rPr>
-                            <w:sz w:val="24"/>
-                            <w:szCs w:val="24"/>
+                            <w:szCs w:val="20"/>
                           </w:rPr>
                         </w:pPr>
                         <w:r>
                           <w:rPr>
-                            <w:sz w:val="24"/>
-                            <w:szCs w:val="24"/>
+                            <w:szCs w:val="20"/>
                           </w:rPr>
                           <w:t>{#skill</w:t>
                         </w:r>
                         <w:proofErr w:type="gramStart"/>
                         <w:r>
                           <w:rPr>
-                            <w:sz w:val="24"/>
-                            <w:szCs w:val="24"/>
+                            <w:szCs w:val="20"/>
                           </w:rPr>
                           <w:t>4}•</w:t>
                         </w:r>
                         <w:proofErr w:type="gramEnd"/>
                         <w:r>
                           <w:rPr>
-                            <w:sz w:val="24"/>
-                            <w:szCs w:val="24"/>
+                            <w:szCs w:val="20"/>
                           </w:rPr>
                           <w:t xml:space="preserve"> {skill</w:t>
                         </w:r>
                         <w:proofErr w:type="gramStart"/>
                         <w:r>
                           <w:rPr>
-                            <w:sz w:val="24"/>
-                            <w:szCs w:val="24"/>
+                            <w:szCs w:val="20"/>
                           </w:rPr>
                           <w:t>4}{</w:t>
                         </w:r>
                         <w:proofErr w:type="gramEnd"/>
                         <w:r>
                           <w:rPr>
-                            <w:sz w:val="24"/>
-                            <w:szCs w:val="24"/>
+                            <w:szCs w:val="20"/>
                           </w:rPr>
                           <w:t>/skill4}</w:t>
                         </w:r>
@@ -2011,46 +1944,40 @@
                           <w:keepNext/>
                           <w:keepLines/>
                           <w:rPr>
-                            <w:sz w:val="24"/>
-                            <w:szCs w:val="24"/>
+                            <w:szCs w:val="20"/>
                           </w:rPr>
                         </w:pPr>
                         <w:r>
                           <w:rPr>
-                            <w:sz w:val="24"/>
-                            <w:szCs w:val="24"/>
+                            <w:szCs w:val="20"/>
                           </w:rPr>
                           <w:t>{#skill</w:t>
                         </w:r>
                         <w:proofErr w:type="gramStart"/>
                         <w:r>
                           <w:rPr>
-                            <w:sz w:val="24"/>
-                            <w:szCs w:val="24"/>
+                            <w:szCs w:val="20"/>
                           </w:rPr>
                           <w:t>5}•</w:t>
                         </w:r>
                         <w:proofErr w:type="gramEnd"/>
                         <w:r>
                           <w:rPr>
-                            <w:sz w:val="24"/>
-                            <w:szCs w:val="24"/>
+                            <w:szCs w:val="20"/>
                           </w:rPr>
                           <w:t xml:space="preserve"> {skill</w:t>
                         </w:r>
                         <w:proofErr w:type="gramStart"/>
                         <w:r>
                           <w:rPr>
-                            <w:sz w:val="24"/>
-                            <w:szCs w:val="24"/>
+                            <w:szCs w:val="20"/>
                           </w:rPr>
                           <w:t>5}{</w:t>
                         </w:r>
                         <w:proofErr w:type="gramEnd"/>
                         <w:r>
                           <w:rPr>
-                            <w:sz w:val="24"/>
-                            <w:szCs w:val="24"/>
+                            <w:szCs w:val="20"/>
                           </w:rPr>
                           <w:t>/skill5}</w:t>
                         </w:r>
@@ -2060,46 +1987,40 @@
                           <w:keepNext/>
                           <w:keepLines/>
                           <w:rPr>
-                            <w:sz w:val="24"/>
-                            <w:szCs w:val="24"/>
+                            <w:szCs w:val="20"/>
                           </w:rPr>
                         </w:pPr>
                         <w:r>
                           <w:rPr>
-                            <w:sz w:val="24"/>
-                            <w:szCs w:val="24"/>
+                            <w:szCs w:val="20"/>
                           </w:rPr>
                           <w:t>{#skill</w:t>
                         </w:r>
                         <w:proofErr w:type="gramStart"/>
                         <w:r>
                           <w:rPr>
-                            <w:sz w:val="24"/>
-                            <w:szCs w:val="24"/>
+                            <w:szCs w:val="20"/>
                           </w:rPr>
                           <w:t>6}•</w:t>
                         </w:r>
                         <w:proofErr w:type="gramEnd"/>
                         <w:r>
                           <w:rPr>
-                            <w:sz w:val="24"/>
-                            <w:szCs w:val="24"/>
+                            <w:szCs w:val="20"/>
                           </w:rPr>
                           <w:t xml:space="preserve"> {skill</w:t>
                         </w:r>
                         <w:proofErr w:type="gramStart"/>
                         <w:r>
                           <w:rPr>
-                            <w:sz w:val="24"/>
-                            <w:szCs w:val="24"/>
+                            <w:szCs w:val="20"/>
                           </w:rPr>
                           <w:t>6}{</w:t>
                         </w:r>
                         <w:proofErr w:type="gramEnd"/>
                         <w:r>
                           <w:rPr>
-                            <w:sz w:val="24"/>
-                            <w:szCs w:val="24"/>
+                            <w:szCs w:val="20"/>
                           </w:rPr>
                           <w:t>/skill6}</w:t>
                         </w:r>
@@ -2109,46 +2030,40 @@
                           <w:keepNext/>
                           <w:keepLines/>
                           <w:rPr>
-                            <w:sz w:val="24"/>
-                            <w:szCs w:val="24"/>
+                            <w:szCs w:val="20"/>
                           </w:rPr>
                         </w:pPr>
                         <w:r>
                           <w:rPr>
-                            <w:sz w:val="24"/>
-                            <w:szCs w:val="24"/>
+                            <w:szCs w:val="20"/>
                           </w:rPr>
                           <w:t>{#skill</w:t>
                         </w:r>
                         <w:proofErr w:type="gramStart"/>
                         <w:r>
                           <w:rPr>
-                            <w:sz w:val="24"/>
-                            <w:szCs w:val="24"/>
+                            <w:szCs w:val="20"/>
                           </w:rPr>
                           <w:t>7}•</w:t>
                         </w:r>
                         <w:proofErr w:type="gramEnd"/>
                         <w:r>
                           <w:rPr>
-                            <w:sz w:val="24"/>
-                            <w:szCs w:val="24"/>
+                            <w:szCs w:val="20"/>
                           </w:rPr>
                           <w:t xml:space="preserve"> {skill</w:t>
                         </w:r>
                         <w:proofErr w:type="gramStart"/>
                         <w:r>
                           <w:rPr>
-                            <w:sz w:val="24"/>
-                            <w:szCs w:val="24"/>
+                            <w:szCs w:val="20"/>
                           </w:rPr>
                           <w:t>7}{</w:t>
                         </w:r>
                         <w:proofErr w:type="gramEnd"/>
                         <w:r>
                           <w:rPr>
-                            <w:sz w:val="24"/>
-                            <w:szCs w:val="24"/>
+                            <w:szCs w:val="20"/>
                           </w:rPr>
                           <w:t>/skill7}</w:t>
                         </w:r>
@@ -2158,46 +2073,40 @@
                           <w:keepNext/>
                           <w:keepLines/>
                           <w:rPr>
-                            <w:sz w:val="24"/>
-                            <w:szCs w:val="24"/>
+                            <w:szCs w:val="20"/>
                           </w:rPr>
                         </w:pPr>
                         <w:r>
                           <w:rPr>
-                            <w:sz w:val="24"/>
-                            <w:szCs w:val="24"/>
+                            <w:szCs w:val="20"/>
                           </w:rPr>
                           <w:t>{#skill</w:t>
                         </w:r>
                         <w:proofErr w:type="gramStart"/>
                         <w:r>
                           <w:rPr>
-                            <w:sz w:val="24"/>
-                            <w:szCs w:val="24"/>
+                            <w:szCs w:val="20"/>
                           </w:rPr>
                           <w:t>8}•</w:t>
                         </w:r>
                         <w:proofErr w:type="gramEnd"/>
                         <w:r>
                           <w:rPr>
-                            <w:sz w:val="24"/>
-                            <w:szCs w:val="24"/>
+                            <w:szCs w:val="20"/>
                           </w:rPr>
                           <w:t xml:space="preserve"> {skill</w:t>
                         </w:r>
                         <w:proofErr w:type="gramStart"/>
                         <w:r>
                           <w:rPr>
-                            <w:sz w:val="24"/>
-                            <w:szCs w:val="24"/>
+                            <w:szCs w:val="20"/>
                           </w:rPr>
                           <w:t>8}{</w:t>
                         </w:r>
                         <w:proofErr w:type="gramEnd"/>
                         <w:r>
                           <w:rPr>
-                            <w:sz w:val="24"/>
-                            <w:szCs w:val="24"/>
+                            <w:szCs w:val="20"/>
                           </w:rPr>
                           <w:t>/skill8}</w:t>
                         </w:r>
@@ -2207,46 +2116,40 @@
                           <w:keepNext/>
                           <w:keepLines/>
                           <w:rPr>
-                            <w:sz w:val="24"/>
-                            <w:szCs w:val="24"/>
+                            <w:szCs w:val="20"/>
                           </w:rPr>
                         </w:pPr>
                         <w:r>
                           <w:rPr>
-                            <w:sz w:val="24"/>
-                            <w:szCs w:val="24"/>
+                            <w:szCs w:val="20"/>
                           </w:rPr>
                           <w:t>{#skill</w:t>
                         </w:r>
                         <w:proofErr w:type="gramStart"/>
                         <w:r>
                           <w:rPr>
-                            <w:sz w:val="24"/>
-                            <w:szCs w:val="24"/>
+                            <w:szCs w:val="20"/>
                           </w:rPr>
                           <w:t>9}•</w:t>
                         </w:r>
                         <w:proofErr w:type="gramEnd"/>
                         <w:r>
                           <w:rPr>
-                            <w:sz w:val="24"/>
-                            <w:szCs w:val="24"/>
+                            <w:szCs w:val="20"/>
                           </w:rPr>
                           <w:t xml:space="preserve"> {skill</w:t>
                         </w:r>
                         <w:proofErr w:type="gramStart"/>
                         <w:r>
                           <w:rPr>
-                            <w:sz w:val="24"/>
-                            <w:szCs w:val="24"/>
+                            <w:szCs w:val="20"/>
                           </w:rPr>
                           <w:t>9}{</w:t>
                         </w:r>
                         <w:proofErr w:type="gramEnd"/>
                         <w:r>
                           <w:rPr>
-                            <w:sz w:val="24"/>
-                            <w:szCs w:val="24"/>
+                            <w:szCs w:val="20"/>
                           </w:rPr>
                           <w:t>/skill9}</w:t>
                         </w:r>
@@ -2256,46 +2159,40 @@
                           <w:keepNext/>
                           <w:keepLines/>
                           <w:rPr>
-                            <w:sz w:val="24"/>
-                            <w:szCs w:val="24"/>
+                            <w:szCs w:val="20"/>
                           </w:rPr>
                         </w:pPr>
                         <w:r>
                           <w:rPr>
-                            <w:sz w:val="24"/>
-                            <w:szCs w:val="24"/>
+                            <w:szCs w:val="20"/>
                           </w:rPr>
                           <w:t>{#skill</w:t>
                         </w:r>
                         <w:proofErr w:type="gramStart"/>
                         <w:r>
                           <w:rPr>
-                            <w:sz w:val="24"/>
-                            <w:szCs w:val="24"/>
+                            <w:szCs w:val="20"/>
                           </w:rPr>
                           <w:t>10}•</w:t>
                         </w:r>
                         <w:proofErr w:type="gramEnd"/>
                         <w:r>
                           <w:rPr>
-                            <w:sz w:val="24"/>
-                            <w:szCs w:val="24"/>
+                            <w:szCs w:val="20"/>
                           </w:rPr>
                           <w:t xml:space="preserve"> {skill</w:t>
                         </w:r>
                         <w:proofErr w:type="gramStart"/>
                         <w:r>
                           <w:rPr>
-                            <w:sz w:val="24"/>
-                            <w:szCs w:val="24"/>
+                            <w:szCs w:val="20"/>
                           </w:rPr>
                           <w:t>10}{</w:t>
                         </w:r>
                         <w:proofErr w:type="gramEnd"/>
                         <w:r>
                           <w:rPr>
-                            <w:sz w:val="24"/>
-                            <w:szCs w:val="24"/>
+                            <w:szCs w:val="20"/>
                           </w:rPr>
                           <w:t>/skill10}</w:t>
                         </w:r>
@@ -2304,16 +2201,28 @@
                         <w:pPr>
                           <w:keepNext/>
                           <w:keepLines/>
+                          <w:rPr>
+                            <w:szCs w:val="20"/>
+                          </w:rPr>
                         </w:pPr>
                         <w:r>
+                          <w:rPr>
+                            <w:szCs w:val="20"/>
+                          </w:rPr>
                           <w:t>{/</w:t>
                         </w:r>
                         <w:proofErr w:type="spellStart"/>
                         <w:r>
+                          <w:rPr>
+                            <w:szCs w:val="20"/>
+                          </w:rPr>
                           <w:t>hasExtraSkills</w:t>
                         </w:r>
                         <w:proofErr w:type="spellEnd"/>
                         <w:r>
+                          <w:rPr>
+                            <w:szCs w:val="20"/>
+                          </w:rPr>
                           <w:t>}</w:t>
                         </w:r>
                       </w:p>
@@ -2321,12 +2230,14 @@
                         <w:pPr>
                           <w:keepNext/>
                           <w:keepLines/>
+                          <w:rPr>
+                            <w:szCs w:val="20"/>
+                          </w:rPr>
                         </w:pPr>
                       </w:p>
                     </w:tc>
                   </w:tr>
                 </w:tbl>
-                <w:p/>
                 <w:p/>
                 <w:p>
                   <w:pPr>

--- a/public/templates/TemplateC.docx
+++ b/public/templates/TemplateC.docx
@@ -1144,8 +1144,6 @@
               </w:tc>
             </w:tr>
           </w:tbl>
-          <w:p/>
-          <w:p/>
           <w:tbl>
             <w:tblPr>
               <w:tblStyle w:val="TableGrid"/>
@@ -2235,10 +2233,54 @@
                           </w:rPr>
                         </w:pPr>
                       </w:p>
+                      <w:p>
+                        <w:pPr>
+                          <w:keepNext/>
+                          <w:keepLines/>
+                          <w:rPr>
+                            <w:szCs w:val="20"/>
+                          </w:rPr>
+                        </w:pPr>
+                      </w:p>
                     </w:tc>
                   </w:tr>
                 </w:tbl>
                 <w:p/>
+                <w:p>
+                  <w:pPr>
+                    <w:jc w:val="center"/>
+                  </w:pPr>
+                </w:p>
+                <w:p>
+                  <w:pPr>
+                    <w:jc w:val="center"/>
+                  </w:pPr>
+                </w:p>
+                <w:p>
+                  <w:pPr>
+                    <w:jc w:val="center"/>
+                  </w:pPr>
+                </w:p>
+                <w:p>
+                  <w:pPr>
+                    <w:jc w:val="center"/>
+                  </w:pPr>
+                </w:p>
+                <w:p>
+                  <w:pPr>
+                    <w:jc w:val="center"/>
+                  </w:pPr>
+                </w:p>
+                <w:p>
+                  <w:pPr>
+                    <w:jc w:val="center"/>
+                  </w:pPr>
+                </w:p>
+                <w:p>
+                  <w:pPr>
+                    <w:jc w:val="center"/>
+                  </w:pPr>
+                </w:p>
                 <w:p>
                   <w:pPr>
                     <w:jc w:val="center"/>

--- a/public/templates/TemplateC.docx
+++ b/public/templates/TemplateC.docx
@@ -21,6 +21,9 @@
         <w:gridCol w:w="9742"/>
       </w:tblGrid>
       <w:tr>
+        <w:trPr>
+          <w:cantSplit/>
+        </w:trPr>
         <w:tc>
           <w:tcPr>
             <w:tcW w:w="1345" w:type="dxa"/>
@@ -51,7 +54,7 @@
               <w:tblLook w:val="04A0" w:firstRow="1" w:lastRow="0" w:firstColumn="1" w:lastColumn="0" w:noHBand="0" w:noVBand="1"/>
             </w:tblPr>
             <w:tblGrid>
-              <w:gridCol w:w="9327"/>
+              <w:gridCol w:w="9526"/>
             </w:tblGrid>
             <w:tr>
               <w:trPr>
@@ -876,7 +879,7 @@
               <w:tblLook w:val="04A0" w:firstRow="1" w:lastRow="0" w:firstColumn="1" w:lastColumn="0" w:noHBand="0" w:noVBand="1"/>
             </w:tblPr>
             <w:tblGrid>
-              <w:gridCol w:w="9327"/>
+              <w:gridCol w:w="9526"/>
             </w:tblGrid>
             <w:tr>
               <w:trPr>
@@ -946,8 +949,8 @@
                     <w:tblLook w:val="04A0" w:firstRow="1" w:lastRow="0" w:firstColumn="1" w:lastColumn="0" w:noHBand="0" w:noVBand="1"/>
                   </w:tblPr>
                   <w:tblGrid>
-                    <w:gridCol w:w="4907"/>
-                    <w:gridCol w:w="4204"/>
+                    <w:gridCol w:w="5018"/>
+                    <w:gridCol w:w="4292"/>
                   </w:tblGrid>
                   <w:tr>
                     <w:tc>
@@ -1178,23 +1181,16 @@
                       <w:bottom w:val="single" w:sz="12" w:space="1" w:color="auto"/>
                     </w:pBdr>
                     <w:rPr>
-                      <w:sz w:val="48"/>
-                      <w:szCs w:val="48"/>
+                      <w:sz w:val="44"/>
+                      <w:szCs w:val="44"/>
                     </w:rPr>
                   </w:pPr>
                   <w:r>
                     <w:rPr>
-                      <w:sz w:val="48"/>
-                      <w:szCs w:val="48"/>
+                      <w:sz w:val="44"/>
+                      <w:szCs w:val="44"/>
                     </w:rPr>
-                    <w:t xml:space="preserve">CERTIFICATIONS </w:t>
-                  </w:r>
-                  <w:r>
-                    <w:rPr>
-                      <w:sz w:val="48"/>
-                      <w:szCs w:val="48"/>
-                    </w:rPr>
-                    <w:t>AND SKILLS</w:t>
+                    <w:t>CERTIFICATIONS AND SKILLS</w:t>
                   </w:r>
                 </w:p>
                 <w:tbl>
@@ -2255,36 +2251,6 @@
                   <w:pPr>
                     <w:jc w:val="center"/>
                   </w:pPr>
-                </w:p>
-                <w:p>
-                  <w:pPr>
-                    <w:jc w:val="center"/>
-                  </w:pPr>
-                </w:p>
-                <w:p>
-                  <w:pPr>
-                    <w:jc w:val="center"/>
-                  </w:pPr>
-                </w:p>
-                <w:p>
-                  <w:pPr>
-                    <w:jc w:val="center"/>
-                  </w:pPr>
-                </w:p>
-                <w:p>
-                  <w:pPr>
-                    <w:jc w:val="center"/>
-                  </w:pPr>
-                </w:p>
-                <w:p>
-                  <w:pPr>
-                    <w:jc w:val="center"/>
-                  </w:pPr>
-                </w:p>
-                <w:p>
-                  <w:pPr>
-                    <w:jc w:val="center"/>
-                  </w:pPr>
                   <w:r>
                     <w:t>References Available Upon Request</w:t>
                   </w:r>

--- a/public/templates/TemplateC.docx
+++ b/public/templates/TemplateC.docx
@@ -196,8 +196,12 @@
                   <w:pPr>
                     <w:keepNext/>
                     <w:keepLines/>
-                    <w:ind w:left="180"/>
+                    <w:spacing w:before="120"/>
+                    <w:ind w:left="187"/>
                   </w:pPr>
+                  <w:r>
+                    <w:br/>
+                  </w:r>
                   <w:r>
                     <w:t>{#summary</w:t>
                   </w:r>
@@ -384,6 +388,7 @@
                   <w:pPr>
                     <w:keepNext/>
                     <w:keepLines/>
+                    <w:spacing w:before="120"/>
                   </w:pPr>
                   <w:r>
                     <w:t>{#workExperience}</w:t>
@@ -419,6 +424,7 @@
                         <w:pPr>
                           <w:keepNext/>
                           <w:keepLines/>
+                          <w:spacing w:before="120"/>
                           <w:rPr>
                             <w:sz w:val="24"/>
                             <w:szCs w:val="24"/>
@@ -445,6 +451,7 @@
                         <w:pPr>
                           <w:keepNext/>
                           <w:keepLines/>
+                          <w:spacing w:before="120"/>
                           <w:rPr>
                             <w:i/>
                             <w:iCs/>
@@ -507,6 +514,7 @@
                         <w:pPr>
                           <w:keepNext/>
                           <w:keepLines/>
+                          <w:spacing w:before="120"/>
                           <w:jc w:val="right"/>
                           <w:rPr>
                             <w:sz w:val="24"/>
@@ -528,6 +536,7 @@
                   <w:pPr>
                     <w:keepNext/>
                     <w:keepLines/>
+                    <w:spacing w:before="120"/>
                     <w:ind w:left="180"/>
                   </w:pPr>
                   <w:r>
@@ -554,6 +563,7 @@
                   <w:pPr>
                     <w:keepNext/>
                     <w:keepLines/>
+                    <w:spacing w:before="120"/>
                     <w:ind w:left="180"/>
                   </w:pPr>
                   <w:r>
@@ -580,6 +590,7 @@
                   <w:pPr>
                     <w:keepNext/>
                     <w:keepLines/>
+                    <w:spacing w:before="120"/>
                     <w:ind w:left="180"/>
                   </w:pPr>
                   <w:r>
@@ -606,6 +617,7 @@
                   <w:pPr>
                     <w:keepNext/>
                     <w:keepLines/>
+                    <w:spacing w:before="120"/>
                     <w:ind w:left="180"/>
                   </w:pPr>
                   <w:r>
@@ -632,6 +644,7 @@
                   <w:pPr>
                     <w:keepNext/>
                     <w:keepLines/>
+                    <w:spacing w:before="120"/>
                     <w:ind w:left="180"/>
                   </w:pPr>
                   <w:r>
@@ -658,6 +671,7 @@
                   <w:pPr>
                     <w:keepNext/>
                     <w:keepLines/>
+                    <w:spacing w:before="120"/>
                     <w:rPr>
                       <w:i/>
                       <w:iCs/>
@@ -699,6 +713,7 @@
                   <w:pPr>
                     <w:keepNext/>
                     <w:keepLines/>
+                    <w:spacing w:before="120"/>
                     <w:rPr>
                       <w:rFonts w:ascii="Georgia Pro Black" w:hAnsi="Georgia Pro Black"/>
                       <w:b/>
@@ -929,6 +944,7 @@
                   <w:pPr>
                     <w:keepNext/>
                     <w:keepLines/>
+                    <w:spacing w:before="120"/>
                   </w:pPr>
                   <w:r>
                     <w:t>{#education}</w:t>
@@ -961,6 +977,7 @@
                         <w:pPr>
                           <w:keepNext/>
                           <w:keepLines/>
+                          <w:spacing w:before="120"/>
                           <w:rPr>
                             <w:sz w:val="24"/>
                             <w:szCs w:val="24"/>
@@ -1010,7 +1027,7 @@
                         <w:pPr>
                           <w:keepNext/>
                           <w:keepLines/>
-                          <w:spacing w:line="278" w:lineRule="auto"/>
+                          <w:spacing w:before="120" w:line="278" w:lineRule="auto"/>
                           <w:rPr>
                             <w:i/>
                             <w:iCs/>
@@ -1028,6 +1045,7 @@
                         <w:pPr>
                           <w:keepNext/>
                           <w:keepLines/>
+                          <w:spacing w:before="120"/>
                         </w:pPr>
                         <w:r>
                           <w:t>{notes}</w:t>
@@ -1042,6 +1060,7 @@
                         <w:pPr>
                           <w:keepNext/>
                           <w:keepLines/>
+                          <w:spacing w:before="120"/>
                           <w:jc w:val="right"/>
                           <w:rPr>
                             <w:sz w:val="24"/>
@@ -1092,6 +1111,7 @@
                         <w:pPr>
                           <w:keepNext/>
                           <w:keepLines/>
+                          <w:spacing w:before="120"/>
                           <w:rPr>
                             <w:sz w:val="28"/>
                             <w:szCs w:val="28"/>
@@ -1105,6 +1125,7 @@
                   <w:pPr>
                     <w:keepNext/>
                     <w:keepLines/>
+                    <w:spacing w:before="120"/>
                   </w:pPr>
                   <w:r>
                     <w:t>{/education}</w:t>
@@ -1114,6 +1135,7 @@
                   <w:pPr>
                     <w:keepNext/>
                     <w:keepLines/>
+                    <w:spacing w:before="120"/>
                   </w:pPr>
                   <w:r>
                     <w:t>{/hasEducation}</w:t>
@@ -1208,17 +1230,17 @@
                     <w:tblLook w:val="04A0" w:firstRow="1" w:lastRow="0" w:firstColumn="1" w:lastColumn="0" w:noHBand="0" w:noVBand="1"/>
                   </w:tblPr>
                   <w:tblGrid>
-                    <w:gridCol w:w="4366"/>
-                    <w:gridCol w:w="4360"/>
+                    <w:gridCol w:w="4418"/>
+                    <w:gridCol w:w="4412"/>
                   </w:tblGrid>
                   <w:tr>
                     <w:trPr>
                       <w:cantSplit/>
-                      <w:trHeight w:val="5696"/>
+                      <w:trHeight w:val="4719"/>
                     </w:trPr>
                     <w:tc>
                       <w:tcPr>
-                        <w:tcW w:w="4366" w:type="dxa"/>
+                        <w:tcW w:w="4418" w:type="dxa"/>
                       </w:tcPr>
                       <w:p>
                         <w:pPr>
@@ -1725,7 +1747,7 @@
                     </w:tc>
                     <w:tc>
                       <w:tcPr>
-                        <w:tcW w:w="4360" w:type="dxa"/>
+                        <w:tcW w:w="4412" w:type="dxa"/>
                       </w:tcPr>
                       <w:p>
                         <w:pPr>
@@ -2220,33 +2242,9 @@
                           <w:t>}</w:t>
                         </w:r>
                       </w:p>
-                      <w:p>
-                        <w:pPr>
-                          <w:keepNext/>
-                          <w:keepLines/>
-                          <w:rPr>
-                            <w:szCs w:val="20"/>
-                          </w:rPr>
-                        </w:pPr>
-                      </w:p>
-                      <w:p>
-                        <w:pPr>
-                          <w:keepNext/>
-                          <w:keepLines/>
-                          <w:rPr>
-                            <w:szCs w:val="20"/>
-                          </w:rPr>
-                        </w:pPr>
-                      </w:p>
                     </w:tc>
                   </w:tr>
                 </w:tbl>
-                <w:p/>
-                <w:p>
-                  <w:pPr>
-                    <w:jc w:val="center"/>
-                  </w:pPr>
-                </w:p>
                 <w:p>
                   <w:pPr>
                     <w:jc w:val="center"/>

--- a/public/templates/TemplateC.docx
+++ b/public/templates/TemplateC.docx
@@ -26,7 +26,7 @@
         </w:trPr>
         <w:tc>
           <w:tcPr>
-            <w:tcW w:w="1345" w:type="dxa"/>
+            <w:tcW w:w="1058" w:type="dxa"/>
             <w:shd w:val="clear" w:color="auto" w:fill="002060"/>
           </w:tcPr>
           <w:p>
@@ -37,7 +37,7 @@
         </w:tc>
         <w:tc>
           <w:tcPr>
-            <w:tcW w:w="9002" w:type="dxa"/>
+            <w:tcW w:w="9742" w:type="dxa"/>
           </w:tcPr>
           <w:tbl>
             <w:tblPr>
@@ -58,6 +58,7 @@
             </w:tblGrid>
             <w:tr>
               <w:trPr>
+                <w:cantSplit/>
                 <w:trHeight w:val="5205"/>
               </w:trPr>
               <w:tc>
@@ -143,23 +144,7 @@
                       <w:sz w:val="26"/>
                       <w:szCs w:val="26"/>
                     </w:rPr>
-                    <w:t>{</w:t>
-                  </w:r>
-                  <w:proofErr w:type="gramStart"/>
-                  <w:r>
-                    <w:rPr>
-                      <w:sz w:val="26"/>
-                      <w:szCs w:val="26"/>
-                    </w:rPr>
-                    <w:t>phone}  |</w:t>
-                  </w:r>
-                  <w:proofErr w:type="gramEnd"/>
-                  <w:r>
-                    <w:rPr>
-                      <w:sz w:val="26"/>
-                      <w:szCs w:val="26"/>
-                    </w:rPr>
-                    <w:t xml:space="preserve">  {email}</w:t>
+                    <w:t>{phone}  |  {email}</w:t>
                   </w:r>
                 </w:p>
                 <w:p>
@@ -203,23 +188,7 @@
                     <w:br/>
                   </w:r>
                   <w:r>
-                    <w:t>{#summary</w:t>
-                  </w:r>
-                  <w:proofErr w:type="gramStart"/>
-                  <w:r>
-                    <w:t>1}•</w:t>
-                  </w:r>
-                  <w:proofErr w:type="gramEnd"/>
-                  <w:r>
-                    <w:t xml:space="preserve"> {summary</w:t>
-                  </w:r>
-                  <w:proofErr w:type="gramStart"/>
-                  <w:r>
-                    <w:t>1}{</w:t>
-                  </w:r>
-                  <w:proofErr w:type="gramEnd"/>
-                  <w:r>
-                    <w:t>/summary1}</w:t>
+                    <w:t>{#summary1}• {summary1}{/summary1}</w:t>
                   </w:r>
                 </w:p>
                 <w:p>
@@ -229,23 +198,7 @@
                     <w:ind w:left="180"/>
                   </w:pPr>
                   <w:r>
-                    <w:t>{#summary</w:t>
-                  </w:r>
-                  <w:proofErr w:type="gramStart"/>
-                  <w:r>
-                    <w:t>2}•</w:t>
-                  </w:r>
-                  <w:proofErr w:type="gramEnd"/>
-                  <w:r>
-                    <w:t xml:space="preserve"> {summary</w:t>
-                  </w:r>
-                  <w:proofErr w:type="gramStart"/>
-                  <w:r>
-                    <w:t>2}{</w:t>
-                  </w:r>
-                  <w:proofErr w:type="gramEnd"/>
-                  <w:r>
-                    <w:t>/summary2}</w:t>
+                    <w:t>{#summary2}• {summary2}{/summary2}</w:t>
                   </w:r>
                 </w:p>
                 <w:p>
@@ -255,23 +208,7 @@
                     <w:ind w:left="180"/>
                   </w:pPr>
                   <w:r>
-                    <w:t>{#summary</w:t>
-                  </w:r>
-                  <w:proofErr w:type="gramStart"/>
-                  <w:r>
-                    <w:t>3}•</w:t>
-                  </w:r>
-                  <w:proofErr w:type="gramEnd"/>
-                  <w:r>
-                    <w:t xml:space="preserve"> {summary</w:t>
-                  </w:r>
-                  <w:proofErr w:type="gramStart"/>
-                  <w:r>
-                    <w:t>3}{</w:t>
-                  </w:r>
-                  <w:proofErr w:type="gramEnd"/>
-                  <w:r>
-                    <w:t>/summary3}</w:t>
+                    <w:t>{#summary3}• {summary3}{/summary3}</w:t>
                   </w:r>
                 </w:p>
                 <w:p>
@@ -281,23 +218,7 @@
                     <w:ind w:left="180"/>
                   </w:pPr>
                   <w:r>
-                    <w:t>{#summary</w:t>
-                  </w:r>
-                  <w:proofErr w:type="gramStart"/>
-                  <w:r>
-                    <w:t>4}•</w:t>
-                  </w:r>
-                  <w:proofErr w:type="gramEnd"/>
-                  <w:r>
-                    <w:t xml:space="preserve"> {summary</w:t>
-                  </w:r>
-                  <w:proofErr w:type="gramStart"/>
-                  <w:r>
-                    <w:t>4}{</w:t>
-                  </w:r>
-                  <w:proofErr w:type="gramEnd"/>
-                  <w:r>
-                    <w:t>/summary4}</w:t>
+                    <w:t>{#summary4}• {summary4}{/summary4}</w:t>
                   </w:r>
                 </w:p>
                 <w:p>
@@ -307,23 +228,7 @@
                     <w:ind w:left="180"/>
                   </w:pPr>
                   <w:r>
-                    <w:t>{#summary</w:t>
-                  </w:r>
-                  <w:proofErr w:type="gramStart"/>
-                  <w:r>
-                    <w:t>5}•</w:t>
-                  </w:r>
-                  <w:proofErr w:type="gramEnd"/>
-                  <w:r>
-                    <w:t xml:space="preserve"> {summary</w:t>
-                  </w:r>
-                  <w:proofErr w:type="gramStart"/>
-                  <w:r>
-                    <w:t>5}{</w:t>
-                  </w:r>
-                  <w:proofErr w:type="gramEnd"/>
-                  <w:r>
-                    <w:t>/summary5}</w:t>
+                    <w:t>{#summary5}• {summary5}{/summary5}</w:t>
                   </w:r>
                 </w:p>
               </w:tc>
@@ -430,21 +335,12 @@
                             <w:szCs w:val="24"/>
                           </w:rPr>
                         </w:pPr>
-                        <w:proofErr w:type="gramStart"/>
                         <w:r>
                           <w:rPr>
                             <w:sz w:val="24"/>
                             <w:szCs w:val="24"/>
                           </w:rPr>
-                          <w:t>{title}, {</w:t>
-                        </w:r>
-                        <w:proofErr w:type="gramEnd"/>
-                        <w:r>
-                          <w:rPr>
-                            <w:sz w:val="24"/>
-                            <w:szCs w:val="24"/>
-                          </w:rPr>
-                          <w:t xml:space="preserve">employer} </w:t>
+                          <w:t xml:space="preserve">{title}, {employer} </w:t>
                         </w:r>
                       </w:p>
                       <w:p>
@@ -540,23 +436,7 @@
                     <w:ind w:left="180"/>
                   </w:pPr>
                   <w:r>
-                    <w:t>{#task</w:t>
-                  </w:r>
-                  <w:proofErr w:type="gramStart"/>
-                  <w:r>
-                    <w:t>1}•</w:t>
-                  </w:r>
-                  <w:proofErr w:type="gramEnd"/>
-                  <w:r>
-                    <w:t xml:space="preserve"> {task</w:t>
-                  </w:r>
-                  <w:proofErr w:type="gramStart"/>
-                  <w:r>
-                    <w:t>1}{</w:t>
-                  </w:r>
-                  <w:proofErr w:type="gramEnd"/>
-                  <w:r>
-                    <w:t>/task1}</w:t>
+                    <w:t>{#task1}• {task1}{/task1}</w:t>
                   </w:r>
                 </w:p>
                 <w:p>
@@ -567,23 +447,7 @@
                     <w:ind w:left="180"/>
                   </w:pPr>
                   <w:r>
-                    <w:t>{#task</w:t>
-                  </w:r>
-                  <w:proofErr w:type="gramStart"/>
-                  <w:r>
-                    <w:t>2}•</w:t>
-                  </w:r>
-                  <w:proofErr w:type="gramEnd"/>
-                  <w:r>
-                    <w:t xml:space="preserve"> {task</w:t>
-                  </w:r>
-                  <w:proofErr w:type="gramStart"/>
-                  <w:r>
-                    <w:t>2}{</w:t>
-                  </w:r>
-                  <w:proofErr w:type="gramEnd"/>
-                  <w:r>
-                    <w:t>/task2}</w:t>
+                    <w:t>{#task2}• {task2}{/task2}</w:t>
                   </w:r>
                 </w:p>
                 <w:p>
@@ -594,23 +458,7 @@
                     <w:ind w:left="180"/>
                   </w:pPr>
                   <w:r>
-                    <w:t>{#task</w:t>
-                  </w:r>
-                  <w:proofErr w:type="gramStart"/>
-                  <w:r>
-                    <w:t>3}•</w:t>
-                  </w:r>
-                  <w:proofErr w:type="gramEnd"/>
-                  <w:r>
-                    <w:t xml:space="preserve"> {task</w:t>
-                  </w:r>
-                  <w:proofErr w:type="gramStart"/>
-                  <w:r>
-                    <w:t>3}{</w:t>
-                  </w:r>
-                  <w:proofErr w:type="gramEnd"/>
-                  <w:r>
-                    <w:t>/task3}</w:t>
+                    <w:t>{#task3}• {task3}{/task3}</w:t>
                   </w:r>
                 </w:p>
                 <w:p>
@@ -621,23 +469,7 @@
                     <w:ind w:left="180"/>
                   </w:pPr>
                   <w:r>
-                    <w:t>{#task</w:t>
-                  </w:r>
-                  <w:proofErr w:type="gramStart"/>
-                  <w:r>
-                    <w:t>4}•</w:t>
-                  </w:r>
-                  <w:proofErr w:type="gramEnd"/>
-                  <w:r>
-                    <w:t xml:space="preserve"> {task</w:t>
-                  </w:r>
-                  <w:proofErr w:type="gramStart"/>
-                  <w:r>
-                    <w:t>4}{</w:t>
-                  </w:r>
-                  <w:proofErr w:type="gramEnd"/>
-                  <w:r>
-                    <w:t>/task4}</w:t>
+                    <w:t>{#task4}• {task4}{/task4}</w:t>
                   </w:r>
                 </w:p>
                 <w:p>
@@ -648,23 +480,7 @@
                     <w:ind w:left="180"/>
                   </w:pPr>
                   <w:r>
-                    <w:t>{#task</w:t>
-                  </w:r>
-                  <w:proofErr w:type="gramStart"/>
-                  <w:r>
-                    <w:t>5}•</w:t>
-                  </w:r>
-                  <w:proofErr w:type="gramEnd"/>
-                  <w:r>
-                    <w:t xml:space="preserve"> {task</w:t>
-                  </w:r>
-                  <w:proofErr w:type="gramStart"/>
-                  <w:r>
-                    <w:t>5}{</w:t>
-                  </w:r>
-                  <w:proofErr w:type="gramEnd"/>
-                  <w:r>
-                    <w:t>/task5}</w:t>
+                    <w:t>{#task5}• {task5}{/task5}</w:t>
                   </w:r>
                 </w:p>
                 <w:p>
@@ -877,15 +693,47 @@
                     <w:t>}</w:t>
                   </w:r>
                 </w:p>
-                <w:p>
-                  <w:pPr>
-                    <w:keepNext/>
-                    <w:keepLines/>
-                  </w:pPr>
-                </w:p>
               </w:tc>
             </w:tr>
           </w:tbl>
+          <w:p/>
+        </w:tc>
+      </w:tr>
+    </w:tbl>
+    <w:p/>
+    <w:tbl>
+      <w:tblPr>
+        <w:tblStyle w:val="TableGrid"/>
+        <w:tblW w:w="0" w:type="auto"/>
+        <w:tblBorders>
+          <w:top w:val="none" w:sz="0" w:space="0" w:color="auto"/>
+          <w:left w:val="none" w:sz="0" w:space="0" w:color="auto"/>
+          <w:bottom w:val="none" w:sz="0" w:space="0" w:color="auto"/>
+          <w:right w:val="none" w:sz="0" w:space="0" w:color="auto"/>
+          <w:insideH w:val="none" w:sz="0" w:space="0" w:color="auto"/>
+          <w:insideV w:val="none" w:sz="0" w:space="0" w:color="auto"/>
+        </w:tblBorders>
+        <w:tblLook w:val="04A0" w:firstRow="1" w:lastRow="0" w:firstColumn="1" w:lastColumn="0" w:noHBand="0" w:noVBand="1"/>
+      </w:tblPr>
+      <w:tblGrid>
+        <w:gridCol w:w="1058"/>
+        <w:gridCol w:w="9742"/>
+      </w:tblGrid>
+      <w:tr>
+        <w:trPr>
+          <w:cantSplit/>
+        </w:trPr>
+        <w:tc>
+          <w:tcPr>
+            <w:tcW w:w="1058" w:type="dxa"/>
+            <w:shd w:val="clear" w:color="auto" w:fill="002060"/>
+          </w:tcPr>
+          <w:p/>
+        </w:tc>
+        <w:tc>
+          <w:tcPr>
+            <w:tcW w:w="9742" w:type="dxa"/>
+          </w:tcPr>
           <w:tbl>
             <w:tblPr>
               <w:tblStyle w:val="TableGrid"/>
@@ -902,7 +750,7 @@
               </w:trPr>
               <w:tc>
                 <w:tcPr>
-                  <w:tcW w:w="9926" w:type="dxa"/>
+                  <w:tcW w:w="9526" w:type="dxa"/>
                   <w:tcBorders>
                     <w:top w:val="nil"/>
                     <w:left w:val="nil"/>
@@ -916,7 +764,6 @@
                     <w:keepLines/>
                   </w:pPr>
                   <w:r>
-                    <w:lastRenderedPageBreak/>
                     <w:t>{#hasEducation}</w:t>
                   </w:r>
                 </w:p>
@@ -1159,7 +1006,7 @@
               </w:trPr>
               <w:tc>
                 <w:tcPr>
-                  <w:tcW w:w="9926" w:type="dxa"/>
+                  <w:tcW w:w="9526" w:type="dxa"/>
                 </w:tcPr>
                 <w:p>
                   <w:pPr>
@@ -1288,35 +1135,7 @@
                           <w:rPr>
                             <w:szCs w:val="20"/>
                           </w:rPr>
-                          <w:t>{#cert</w:t>
-                        </w:r>
-                        <w:proofErr w:type="gramStart"/>
-                        <w:r>
-                          <w:rPr>
-                            <w:szCs w:val="20"/>
-                          </w:rPr>
-                          <w:t>1}•</w:t>
-                        </w:r>
-                        <w:proofErr w:type="gramEnd"/>
-                        <w:r>
-                          <w:rPr>
-                            <w:szCs w:val="20"/>
-                          </w:rPr>
-                          <w:t xml:space="preserve"> {cert</w:t>
-                        </w:r>
-                        <w:proofErr w:type="gramStart"/>
-                        <w:r>
-                          <w:rPr>
-                            <w:szCs w:val="20"/>
-                          </w:rPr>
-                          <w:t>1}{</w:t>
-                        </w:r>
-                        <w:proofErr w:type="gramEnd"/>
-                        <w:r>
-                          <w:rPr>
-                            <w:szCs w:val="20"/>
-                          </w:rPr>
-                          <w:t>/cert1}</w:t>
+                          <w:t>{#cert1}• {cert1}{/cert1}</w:t>
                         </w:r>
                       </w:p>
                       <w:p>
@@ -1331,35 +1150,7 @@
                           <w:rPr>
                             <w:szCs w:val="20"/>
                           </w:rPr>
-                          <w:t>{#cert</w:t>
-                        </w:r>
-                        <w:proofErr w:type="gramStart"/>
-                        <w:r>
-                          <w:rPr>
-                            <w:szCs w:val="20"/>
-                          </w:rPr>
-                          <w:t>2}•</w:t>
-                        </w:r>
-                        <w:proofErr w:type="gramEnd"/>
-                        <w:r>
-                          <w:rPr>
-                            <w:szCs w:val="20"/>
-                          </w:rPr>
-                          <w:t xml:space="preserve"> {cert</w:t>
-                        </w:r>
-                        <w:proofErr w:type="gramStart"/>
-                        <w:r>
-                          <w:rPr>
-                            <w:szCs w:val="20"/>
-                          </w:rPr>
-                          <w:t>2}{</w:t>
-                        </w:r>
-                        <w:proofErr w:type="gramEnd"/>
-                        <w:r>
-                          <w:rPr>
-                            <w:szCs w:val="20"/>
-                          </w:rPr>
-                          <w:t>/cert2}</w:t>
+                          <w:t>{#cert2}• {cert2}{/cert2}</w:t>
                         </w:r>
                       </w:p>
                       <w:p>
@@ -1374,35 +1165,7 @@
                           <w:rPr>
                             <w:szCs w:val="20"/>
                           </w:rPr>
-                          <w:t>{#cert</w:t>
-                        </w:r>
-                        <w:proofErr w:type="gramStart"/>
-                        <w:r>
-                          <w:rPr>
-                            <w:szCs w:val="20"/>
-                          </w:rPr>
-                          <w:t>3}•</w:t>
-                        </w:r>
-                        <w:proofErr w:type="gramEnd"/>
-                        <w:r>
-                          <w:rPr>
-                            <w:szCs w:val="20"/>
-                          </w:rPr>
-                          <w:t xml:space="preserve"> {cert</w:t>
-                        </w:r>
-                        <w:proofErr w:type="gramStart"/>
-                        <w:r>
-                          <w:rPr>
-                            <w:szCs w:val="20"/>
-                          </w:rPr>
-                          <w:t>3}{</w:t>
-                        </w:r>
-                        <w:proofErr w:type="gramEnd"/>
-                        <w:r>
-                          <w:rPr>
-                            <w:szCs w:val="20"/>
-                          </w:rPr>
-                          <w:t>/cert3}</w:t>
+                          <w:t>{#cert3}• {cert3}{/cert3}</w:t>
                         </w:r>
                       </w:p>
                       <w:p>
@@ -1417,35 +1180,7 @@
                           <w:rPr>
                             <w:szCs w:val="20"/>
                           </w:rPr>
-                          <w:t>{#cert</w:t>
-                        </w:r>
-                        <w:proofErr w:type="gramStart"/>
-                        <w:r>
-                          <w:rPr>
-                            <w:szCs w:val="20"/>
-                          </w:rPr>
-                          <w:t>4}•</w:t>
-                        </w:r>
-                        <w:proofErr w:type="gramEnd"/>
-                        <w:r>
-                          <w:rPr>
-                            <w:szCs w:val="20"/>
-                          </w:rPr>
-                          <w:t xml:space="preserve"> {cert</w:t>
-                        </w:r>
-                        <w:proofErr w:type="gramStart"/>
-                        <w:r>
-                          <w:rPr>
-                            <w:szCs w:val="20"/>
-                          </w:rPr>
-                          <w:t>4}{</w:t>
-                        </w:r>
-                        <w:proofErr w:type="gramEnd"/>
-                        <w:r>
-                          <w:rPr>
-                            <w:szCs w:val="20"/>
-                          </w:rPr>
-                          <w:t>/cert4}</w:t>
+                          <w:t>{#cert4}• {cert4}{/cert4}</w:t>
                         </w:r>
                       </w:p>
                       <w:p>
@@ -1460,35 +1195,7 @@
                           <w:rPr>
                             <w:szCs w:val="20"/>
                           </w:rPr>
-                          <w:t>{#cert</w:t>
-                        </w:r>
-                        <w:proofErr w:type="gramStart"/>
-                        <w:r>
-                          <w:rPr>
-                            <w:szCs w:val="20"/>
-                          </w:rPr>
-                          <w:t>5}•</w:t>
-                        </w:r>
-                        <w:proofErr w:type="gramEnd"/>
-                        <w:r>
-                          <w:rPr>
-                            <w:szCs w:val="20"/>
-                          </w:rPr>
-                          <w:t xml:space="preserve"> {cert</w:t>
-                        </w:r>
-                        <w:proofErr w:type="gramStart"/>
-                        <w:r>
-                          <w:rPr>
-                            <w:szCs w:val="20"/>
-                          </w:rPr>
-                          <w:t>5}{</w:t>
-                        </w:r>
-                        <w:proofErr w:type="gramEnd"/>
-                        <w:r>
-                          <w:rPr>
-                            <w:szCs w:val="20"/>
-                          </w:rPr>
-                          <w:t>/cert5}</w:t>
+                          <w:t>{#cert5}• {cert5}{/cert5}</w:t>
                         </w:r>
                       </w:p>
                       <w:p>
@@ -1503,35 +1210,7 @@
                           <w:rPr>
                             <w:szCs w:val="20"/>
                           </w:rPr>
-                          <w:t>{#cert</w:t>
-                        </w:r>
-                        <w:proofErr w:type="gramStart"/>
-                        <w:r>
-                          <w:rPr>
-                            <w:szCs w:val="20"/>
-                          </w:rPr>
-                          <w:t>6}•</w:t>
-                        </w:r>
-                        <w:proofErr w:type="gramEnd"/>
-                        <w:r>
-                          <w:rPr>
-                            <w:szCs w:val="20"/>
-                          </w:rPr>
-                          <w:t xml:space="preserve"> {cert</w:t>
-                        </w:r>
-                        <w:proofErr w:type="gramStart"/>
-                        <w:r>
-                          <w:rPr>
-                            <w:szCs w:val="20"/>
-                          </w:rPr>
-                          <w:t>6}{</w:t>
-                        </w:r>
-                        <w:proofErr w:type="gramEnd"/>
-                        <w:r>
-                          <w:rPr>
-                            <w:szCs w:val="20"/>
-                          </w:rPr>
-                          <w:t>/cert6}</w:t>
+                          <w:t>{#cert6}• {cert6}{/cert6}</w:t>
                         </w:r>
                       </w:p>
                       <w:p>
@@ -1546,35 +1225,7 @@
                           <w:rPr>
                             <w:szCs w:val="20"/>
                           </w:rPr>
-                          <w:t>{#cert</w:t>
-                        </w:r>
-                        <w:proofErr w:type="gramStart"/>
-                        <w:r>
-                          <w:rPr>
-                            <w:szCs w:val="20"/>
-                          </w:rPr>
-                          <w:t>7}•</w:t>
-                        </w:r>
-                        <w:proofErr w:type="gramEnd"/>
-                        <w:r>
-                          <w:rPr>
-                            <w:szCs w:val="20"/>
-                          </w:rPr>
-                          <w:t xml:space="preserve"> {cert</w:t>
-                        </w:r>
-                        <w:proofErr w:type="gramStart"/>
-                        <w:r>
-                          <w:rPr>
-                            <w:szCs w:val="20"/>
-                          </w:rPr>
-                          <w:t>7}{</w:t>
-                        </w:r>
-                        <w:proofErr w:type="gramEnd"/>
-                        <w:r>
-                          <w:rPr>
-                            <w:szCs w:val="20"/>
-                          </w:rPr>
-                          <w:t>/cert7}</w:t>
+                          <w:t>{#cert7}• {cert7}{/cert7}</w:t>
                         </w:r>
                       </w:p>
                       <w:p>
@@ -1589,35 +1240,7 @@
                           <w:rPr>
                             <w:szCs w:val="20"/>
                           </w:rPr>
-                          <w:t>{#cert</w:t>
-                        </w:r>
-                        <w:proofErr w:type="gramStart"/>
-                        <w:r>
-                          <w:rPr>
-                            <w:szCs w:val="20"/>
-                          </w:rPr>
-                          <w:t>8}•</w:t>
-                        </w:r>
-                        <w:proofErr w:type="gramEnd"/>
-                        <w:r>
-                          <w:rPr>
-                            <w:szCs w:val="20"/>
-                          </w:rPr>
-                          <w:t xml:space="preserve"> {cert</w:t>
-                        </w:r>
-                        <w:proofErr w:type="gramStart"/>
-                        <w:r>
-                          <w:rPr>
-                            <w:szCs w:val="20"/>
-                          </w:rPr>
-                          <w:t>8}{</w:t>
-                        </w:r>
-                        <w:proofErr w:type="gramEnd"/>
-                        <w:r>
-                          <w:rPr>
-                            <w:szCs w:val="20"/>
-                          </w:rPr>
-                          <w:t>/cert8}</w:t>
+                          <w:t>{#cert8}• {cert8}{/cert8}</w:t>
                         </w:r>
                       </w:p>
                       <w:p>
@@ -1632,35 +1255,7 @@
                           <w:rPr>
                             <w:szCs w:val="20"/>
                           </w:rPr>
-                          <w:t>{#cert</w:t>
-                        </w:r>
-                        <w:proofErr w:type="gramStart"/>
-                        <w:r>
-                          <w:rPr>
-                            <w:szCs w:val="20"/>
-                          </w:rPr>
-                          <w:t>9}•</w:t>
-                        </w:r>
-                        <w:proofErr w:type="gramEnd"/>
-                        <w:r>
-                          <w:rPr>
-                            <w:szCs w:val="20"/>
-                          </w:rPr>
-                          <w:t xml:space="preserve"> {cert</w:t>
-                        </w:r>
-                        <w:proofErr w:type="gramStart"/>
-                        <w:r>
-                          <w:rPr>
-                            <w:szCs w:val="20"/>
-                          </w:rPr>
-                          <w:t>9}{</w:t>
-                        </w:r>
-                        <w:proofErr w:type="gramEnd"/>
-                        <w:r>
-                          <w:rPr>
-                            <w:szCs w:val="20"/>
-                          </w:rPr>
-                          <w:t>/cert9}</w:t>
+                          <w:t>{#cert9}• {cert9}{/cert9}</w:t>
                         </w:r>
                       </w:p>
                       <w:p>
@@ -1675,35 +1270,7 @@
                           <w:rPr>
                             <w:szCs w:val="20"/>
                           </w:rPr>
-                          <w:t>{#cert</w:t>
-                        </w:r>
-                        <w:proofErr w:type="gramStart"/>
-                        <w:r>
-                          <w:rPr>
-                            <w:szCs w:val="20"/>
-                          </w:rPr>
-                          <w:t>10}•</w:t>
-                        </w:r>
-                        <w:proofErr w:type="gramEnd"/>
-                        <w:r>
-                          <w:rPr>
-                            <w:szCs w:val="20"/>
-                          </w:rPr>
-                          <w:t xml:space="preserve"> {cert</w:t>
-                        </w:r>
-                        <w:proofErr w:type="gramStart"/>
-                        <w:r>
-                          <w:rPr>
-                            <w:szCs w:val="20"/>
-                          </w:rPr>
-                          <w:t>10}{</w:t>
-                        </w:r>
-                        <w:proofErr w:type="gramEnd"/>
-                        <w:r>
-                          <w:rPr>
-                            <w:szCs w:val="20"/>
-                          </w:rPr>
-                          <w:t>/cert10}</w:t>
+                          <w:t>{#cert10}• {cert10}{/cert10}</w:t>
                         </w:r>
                       </w:p>
                       <w:p>
@@ -1795,35 +1362,7 @@
                           <w:rPr>
                             <w:szCs w:val="20"/>
                           </w:rPr>
-                          <w:t>{#skill</w:t>
-                        </w:r>
-                        <w:proofErr w:type="gramStart"/>
-                        <w:r>
-                          <w:rPr>
-                            <w:szCs w:val="20"/>
-                          </w:rPr>
-                          <w:t>1}•</w:t>
-                        </w:r>
-                        <w:proofErr w:type="gramEnd"/>
-                        <w:r>
-                          <w:rPr>
-                            <w:szCs w:val="20"/>
-                          </w:rPr>
-                          <w:t xml:space="preserve"> {skill</w:t>
-                        </w:r>
-                        <w:proofErr w:type="gramStart"/>
-                        <w:r>
-                          <w:rPr>
-                            <w:szCs w:val="20"/>
-                          </w:rPr>
-                          <w:t>1}{</w:t>
-                        </w:r>
-                        <w:proofErr w:type="gramEnd"/>
-                        <w:r>
-                          <w:rPr>
-                            <w:szCs w:val="20"/>
-                          </w:rPr>
-                          <w:t>/skill1}</w:t>
+                          <w:t>{#skill1}• {skill1}{/skill1}</w:t>
                         </w:r>
                       </w:p>
                       <w:p>
@@ -1838,35 +1377,7 @@
                           <w:rPr>
                             <w:szCs w:val="20"/>
                           </w:rPr>
-                          <w:t>{#skill</w:t>
-                        </w:r>
-                        <w:proofErr w:type="gramStart"/>
-                        <w:r>
-                          <w:rPr>
-                            <w:szCs w:val="20"/>
-                          </w:rPr>
-                          <w:t>2}•</w:t>
-                        </w:r>
-                        <w:proofErr w:type="gramEnd"/>
-                        <w:r>
-                          <w:rPr>
-                            <w:szCs w:val="20"/>
-                          </w:rPr>
-                          <w:t xml:space="preserve"> {skill</w:t>
-                        </w:r>
-                        <w:proofErr w:type="gramStart"/>
-                        <w:r>
-                          <w:rPr>
-                            <w:szCs w:val="20"/>
-                          </w:rPr>
-                          <w:t>2}{</w:t>
-                        </w:r>
-                        <w:proofErr w:type="gramEnd"/>
-                        <w:r>
-                          <w:rPr>
-                            <w:szCs w:val="20"/>
-                          </w:rPr>
-                          <w:t>/skill2}</w:t>
+                          <w:t>{#skill2}• {skill2}{/skill2}</w:t>
                         </w:r>
                       </w:p>
                       <w:p>
@@ -1881,35 +1392,7 @@
                           <w:rPr>
                             <w:szCs w:val="20"/>
                           </w:rPr>
-                          <w:t>{#skill</w:t>
-                        </w:r>
-                        <w:proofErr w:type="gramStart"/>
-                        <w:r>
-                          <w:rPr>
-                            <w:szCs w:val="20"/>
-                          </w:rPr>
-                          <w:t>3}•</w:t>
-                        </w:r>
-                        <w:proofErr w:type="gramEnd"/>
-                        <w:r>
-                          <w:rPr>
-                            <w:szCs w:val="20"/>
-                          </w:rPr>
-                          <w:t xml:space="preserve"> {skill</w:t>
-                        </w:r>
-                        <w:proofErr w:type="gramStart"/>
-                        <w:r>
-                          <w:rPr>
-                            <w:szCs w:val="20"/>
-                          </w:rPr>
-                          <w:t>3}{</w:t>
-                        </w:r>
-                        <w:proofErr w:type="gramEnd"/>
-                        <w:r>
-                          <w:rPr>
-                            <w:szCs w:val="20"/>
-                          </w:rPr>
-                          <w:t>/skill3}</w:t>
+                          <w:t>{#skill3}• {skill3}{/skill3}</w:t>
                         </w:r>
                       </w:p>
                       <w:p>
@@ -1924,35 +1407,7 @@
                           <w:rPr>
                             <w:szCs w:val="20"/>
                           </w:rPr>
-                          <w:t>{#skill</w:t>
-                        </w:r>
-                        <w:proofErr w:type="gramStart"/>
-                        <w:r>
-                          <w:rPr>
-                            <w:szCs w:val="20"/>
-                          </w:rPr>
-                          <w:t>4}•</w:t>
-                        </w:r>
-                        <w:proofErr w:type="gramEnd"/>
-                        <w:r>
-                          <w:rPr>
-                            <w:szCs w:val="20"/>
-                          </w:rPr>
-                          <w:t xml:space="preserve"> {skill</w:t>
-                        </w:r>
-                        <w:proofErr w:type="gramStart"/>
-                        <w:r>
-                          <w:rPr>
-                            <w:szCs w:val="20"/>
-                          </w:rPr>
-                          <w:t>4}{</w:t>
-                        </w:r>
-                        <w:proofErr w:type="gramEnd"/>
-                        <w:r>
-                          <w:rPr>
-                            <w:szCs w:val="20"/>
-                          </w:rPr>
-                          <w:t>/skill4}</w:t>
+                          <w:t>{#skill4}• {skill4}{/skill4}</w:t>
                         </w:r>
                       </w:p>
                       <w:p>
@@ -1967,35 +1422,7 @@
                           <w:rPr>
                             <w:szCs w:val="20"/>
                           </w:rPr>
-                          <w:t>{#skill</w:t>
-                        </w:r>
-                        <w:proofErr w:type="gramStart"/>
-                        <w:r>
-                          <w:rPr>
-                            <w:szCs w:val="20"/>
-                          </w:rPr>
-                          <w:t>5}•</w:t>
-                        </w:r>
-                        <w:proofErr w:type="gramEnd"/>
-                        <w:r>
-                          <w:rPr>
-                            <w:szCs w:val="20"/>
-                          </w:rPr>
-                          <w:t xml:space="preserve"> {skill</w:t>
-                        </w:r>
-                        <w:proofErr w:type="gramStart"/>
-                        <w:r>
-                          <w:rPr>
-                            <w:szCs w:val="20"/>
-                          </w:rPr>
-                          <w:t>5}{</w:t>
-                        </w:r>
-                        <w:proofErr w:type="gramEnd"/>
-                        <w:r>
-                          <w:rPr>
-                            <w:szCs w:val="20"/>
-                          </w:rPr>
-                          <w:t>/skill5}</w:t>
+                          <w:t>{#skill5}• {skill5}{/skill5}</w:t>
                         </w:r>
                       </w:p>
                       <w:p>
@@ -2010,35 +1437,7 @@
                           <w:rPr>
                             <w:szCs w:val="20"/>
                           </w:rPr>
-                          <w:t>{#skill</w:t>
-                        </w:r>
-                        <w:proofErr w:type="gramStart"/>
-                        <w:r>
-                          <w:rPr>
-                            <w:szCs w:val="20"/>
-                          </w:rPr>
-                          <w:t>6}•</w:t>
-                        </w:r>
-                        <w:proofErr w:type="gramEnd"/>
-                        <w:r>
-                          <w:rPr>
-                            <w:szCs w:val="20"/>
-                          </w:rPr>
-                          <w:t xml:space="preserve"> {skill</w:t>
-                        </w:r>
-                        <w:proofErr w:type="gramStart"/>
-                        <w:r>
-                          <w:rPr>
-                            <w:szCs w:val="20"/>
-                          </w:rPr>
-                          <w:t>6}{</w:t>
-                        </w:r>
-                        <w:proofErr w:type="gramEnd"/>
-                        <w:r>
-                          <w:rPr>
-                            <w:szCs w:val="20"/>
-                          </w:rPr>
-                          <w:t>/skill6}</w:t>
+                          <w:t>{#skill6}• {skill6}{/skill6}</w:t>
                         </w:r>
                       </w:p>
                       <w:p>
@@ -2053,35 +1452,7 @@
                           <w:rPr>
                             <w:szCs w:val="20"/>
                           </w:rPr>
-                          <w:t>{#skill</w:t>
-                        </w:r>
-                        <w:proofErr w:type="gramStart"/>
-                        <w:r>
-                          <w:rPr>
-                            <w:szCs w:val="20"/>
-                          </w:rPr>
-                          <w:t>7}•</w:t>
-                        </w:r>
-                        <w:proofErr w:type="gramEnd"/>
-                        <w:r>
-                          <w:rPr>
-                            <w:szCs w:val="20"/>
-                          </w:rPr>
-                          <w:t xml:space="preserve"> {skill</w:t>
-                        </w:r>
-                        <w:proofErr w:type="gramStart"/>
-                        <w:r>
-                          <w:rPr>
-                            <w:szCs w:val="20"/>
-                          </w:rPr>
-                          <w:t>7}{</w:t>
-                        </w:r>
-                        <w:proofErr w:type="gramEnd"/>
-                        <w:r>
-                          <w:rPr>
-                            <w:szCs w:val="20"/>
-                          </w:rPr>
-                          <w:t>/skill7}</w:t>
+                          <w:t>{#skill7}• {skill7}{/skill7}</w:t>
                         </w:r>
                       </w:p>
                       <w:p>
@@ -2096,35 +1467,7 @@
                           <w:rPr>
                             <w:szCs w:val="20"/>
                           </w:rPr>
-                          <w:t>{#skill</w:t>
-                        </w:r>
-                        <w:proofErr w:type="gramStart"/>
-                        <w:r>
-                          <w:rPr>
-                            <w:szCs w:val="20"/>
-                          </w:rPr>
-                          <w:t>8}•</w:t>
-                        </w:r>
-                        <w:proofErr w:type="gramEnd"/>
-                        <w:r>
-                          <w:rPr>
-                            <w:szCs w:val="20"/>
-                          </w:rPr>
-                          <w:t xml:space="preserve"> {skill</w:t>
-                        </w:r>
-                        <w:proofErr w:type="gramStart"/>
-                        <w:r>
-                          <w:rPr>
-                            <w:szCs w:val="20"/>
-                          </w:rPr>
-                          <w:t>8}{</w:t>
-                        </w:r>
-                        <w:proofErr w:type="gramEnd"/>
-                        <w:r>
-                          <w:rPr>
-                            <w:szCs w:val="20"/>
-                          </w:rPr>
-                          <w:t>/skill8}</w:t>
+                          <w:t>{#skill8}• {skill8}{/skill8}</w:t>
                         </w:r>
                       </w:p>
                       <w:p>
@@ -2139,35 +1482,7 @@
                           <w:rPr>
                             <w:szCs w:val="20"/>
                           </w:rPr>
-                          <w:t>{#skill</w:t>
-                        </w:r>
-                        <w:proofErr w:type="gramStart"/>
-                        <w:r>
-                          <w:rPr>
-                            <w:szCs w:val="20"/>
-                          </w:rPr>
-                          <w:t>9}•</w:t>
-                        </w:r>
-                        <w:proofErr w:type="gramEnd"/>
-                        <w:r>
-                          <w:rPr>
-                            <w:szCs w:val="20"/>
-                          </w:rPr>
-                          <w:t xml:space="preserve"> {skill</w:t>
-                        </w:r>
-                        <w:proofErr w:type="gramStart"/>
-                        <w:r>
-                          <w:rPr>
-                            <w:szCs w:val="20"/>
-                          </w:rPr>
-                          <w:t>9}{</w:t>
-                        </w:r>
-                        <w:proofErr w:type="gramEnd"/>
-                        <w:r>
-                          <w:rPr>
-                            <w:szCs w:val="20"/>
-                          </w:rPr>
-                          <w:t>/skill9}</w:t>
+                          <w:t>{#skill9}• {skill9}{/skill9}</w:t>
                         </w:r>
                       </w:p>
                       <w:p>
@@ -2182,35 +1497,7 @@
                           <w:rPr>
                             <w:szCs w:val="20"/>
                           </w:rPr>
-                          <w:t>{#skill</w:t>
-                        </w:r>
-                        <w:proofErr w:type="gramStart"/>
-                        <w:r>
-                          <w:rPr>
-                            <w:szCs w:val="20"/>
-                          </w:rPr>
-                          <w:t>10}•</w:t>
-                        </w:r>
-                        <w:proofErr w:type="gramEnd"/>
-                        <w:r>
-                          <w:rPr>
-                            <w:szCs w:val="20"/>
-                          </w:rPr>
-                          <w:t xml:space="preserve"> {skill</w:t>
-                        </w:r>
-                        <w:proofErr w:type="gramStart"/>
-                        <w:r>
-                          <w:rPr>
-                            <w:szCs w:val="20"/>
-                          </w:rPr>
-                          <w:t>10}{</w:t>
-                        </w:r>
-                        <w:proofErr w:type="gramEnd"/>
-                        <w:r>
-                          <w:rPr>
-                            <w:szCs w:val="20"/>
-                          </w:rPr>
-                          <w:t>/skill10}</w:t>
+                          <w:t>{#skill10}• {skill10}{/skill10}</w:t>
                         </w:r>
                       </w:p>
                       <w:p>
@@ -2249,11 +1536,24 @@
                   <w:pPr>
                     <w:jc w:val="center"/>
                   </w:pPr>
+                </w:p>
+                <w:p/>
+                <w:p/>
+                <w:p/>
+                <w:p/>
+                <w:p/>
+                <w:p/>
+                <w:p/>
+                <w:p/>
+                <w:p/>
+                <w:p>
+                  <w:pPr>
+                    <w:jc w:val="center"/>
+                  </w:pPr>
                   <w:r>
                     <w:t>References Available Upon Request</w:t>
                   </w:r>
                 </w:p>
-                <w:p/>
               </w:tc>
             </w:tr>
           </w:tbl>

--- a/public/templates/TemplateC.docx
+++ b/public/templates/TemplateC.docx
@@ -35,6 +35,7 @@
           <w:tcPr>
             <w:tcW w:w="1615" w:type="dxa"/>
             <w:vMerge w:val="restart"/>
+            <w:shd w:val="clear" w:color="auto" w:fill="E7E6E6" w:themeFill="background2"/>
           </w:tcPr>
           <w:p>
             <w:pPr>
@@ -44,6 +45,42 @@
             <w:r>
               <w:t>{#hasProgramCerts}</w:t>
             </w:r>
+          </w:p>
+          <w:p>
+            <w:pPr>
+              <w:keepNext/>
+              <w:keepLines/>
+              <w:rPr>
+                <w:i/>
+                <w:iCs/>
+                <w:sz w:val="40"/>
+                <w:szCs w:val="40"/>
+              </w:rPr>
+            </w:pPr>
+          </w:p>
+          <w:p>
+            <w:pPr>
+              <w:keepNext/>
+              <w:keepLines/>
+              <w:rPr>
+                <w:i/>
+                <w:iCs/>
+                <w:sz w:val="40"/>
+                <w:szCs w:val="40"/>
+              </w:rPr>
+            </w:pPr>
+          </w:p>
+          <w:p>
+            <w:pPr>
+              <w:keepNext/>
+              <w:keepLines/>
+              <w:rPr>
+                <w:i/>
+                <w:iCs/>
+                <w:sz w:val="40"/>
+                <w:szCs w:val="40"/>
+              </w:rPr>
+            </w:pPr>
           </w:p>
           <w:p>
             <w:pPr>
@@ -79,24 +116,48 @@
             <w:pPr>
               <w:keepNext/>
               <w:keepLines/>
-            </w:pPr>
-            <w:r>
+              <w:rPr>
+                <w:sz w:val="20"/>
+                <w:szCs w:val="20"/>
+              </w:rPr>
+            </w:pPr>
+            <w:r>
+              <w:rPr>
+                <w:sz w:val="20"/>
+                <w:szCs w:val="20"/>
+              </w:rPr>
               <w:t>{#cert</w:t>
             </w:r>
             <w:proofErr w:type="gramStart"/>
             <w:r>
+              <w:rPr>
+                <w:sz w:val="20"/>
+                <w:szCs w:val="20"/>
+              </w:rPr>
               <w:t>1}•</w:t>
             </w:r>
             <w:proofErr w:type="gramEnd"/>
             <w:r>
+              <w:rPr>
+                <w:sz w:val="20"/>
+                <w:szCs w:val="20"/>
+              </w:rPr>
               <w:t xml:space="preserve"> {cert</w:t>
             </w:r>
             <w:proofErr w:type="gramStart"/>
             <w:r>
+              <w:rPr>
+                <w:sz w:val="20"/>
+                <w:szCs w:val="20"/>
+              </w:rPr>
               <w:t>1}{</w:t>
             </w:r>
             <w:proofErr w:type="gramEnd"/>
             <w:r>
+              <w:rPr>
+                <w:sz w:val="20"/>
+                <w:szCs w:val="20"/>
+              </w:rPr>
               <w:t>/cert1}</w:t>
             </w:r>
           </w:p>
@@ -104,24 +165,48 @@
             <w:pPr>
               <w:keepNext/>
               <w:keepLines/>
-            </w:pPr>
-            <w:r>
+              <w:rPr>
+                <w:sz w:val="20"/>
+                <w:szCs w:val="20"/>
+              </w:rPr>
+            </w:pPr>
+            <w:r>
+              <w:rPr>
+                <w:sz w:val="20"/>
+                <w:szCs w:val="20"/>
+              </w:rPr>
               <w:t>{#cert</w:t>
             </w:r>
             <w:proofErr w:type="gramStart"/>
             <w:r>
+              <w:rPr>
+                <w:sz w:val="20"/>
+                <w:szCs w:val="20"/>
+              </w:rPr>
               <w:t>2}•</w:t>
             </w:r>
             <w:proofErr w:type="gramEnd"/>
             <w:r>
+              <w:rPr>
+                <w:sz w:val="20"/>
+                <w:szCs w:val="20"/>
+              </w:rPr>
               <w:t xml:space="preserve"> {cert</w:t>
             </w:r>
             <w:proofErr w:type="gramStart"/>
             <w:r>
+              <w:rPr>
+                <w:sz w:val="20"/>
+                <w:szCs w:val="20"/>
+              </w:rPr>
               <w:t>2}{</w:t>
             </w:r>
             <w:proofErr w:type="gramEnd"/>
             <w:r>
+              <w:rPr>
+                <w:sz w:val="20"/>
+                <w:szCs w:val="20"/>
+              </w:rPr>
               <w:t>/cert2}</w:t>
             </w:r>
           </w:p>
@@ -129,24 +214,48 @@
             <w:pPr>
               <w:keepNext/>
               <w:keepLines/>
-            </w:pPr>
-            <w:r>
+              <w:rPr>
+                <w:sz w:val="20"/>
+                <w:szCs w:val="20"/>
+              </w:rPr>
+            </w:pPr>
+            <w:r>
+              <w:rPr>
+                <w:sz w:val="20"/>
+                <w:szCs w:val="20"/>
+              </w:rPr>
               <w:t>{#cert</w:t>
             </w:r>
             <w:proofErr w:type="gramStart"/>
             <w:r>
+              <w:rPr>
+                <w:sz w:val="20"/>
+                <w:szCs w:val="20"/>
+              </w:rPr>
               <w:t>3}•</w:t>
             </w:r>
             <w:proofErr w:type="gramEnd"/>
             <w:r>
+              <w:rPr>
+                <w:sz w:val="20"/>
+                <w:szCs w:val="20"/>
+              </w:rPr>
               <w:t xml:space="preserve"> {cert</w:t>
             </w:r>
             <w:proofErr w:type="gramStart"/>
             <w:r>
+              <w:rPr>
+                <w:sz w:val="20"/>
+                <w:szCs w:val="20"/>
+              </w:rPr>
               <w:t>3}{</w:t>
             </w:r>
             <w:proofErr w:type="gramEnd"/>
             <w:r>
+              <w:rPr>
+                <w:sz w:val="20"/>
+                <w:szCs w:val="20"/>
+              </w:rPr>
               <w:t>/cert3}</w:t>
             </w:r>
           </w:p>
@@ -154,24 +263,48 @@
             <w:pPr>
               <w:keepNext/>
               <w:keepLines/>
-            </w:pPr>
-            <w:r>
+              <w:rPr>
+                <w:sz w:val="20"/>
+                <w:szCs w:val="20"/>
+              </w:rPr>
+            </w:pPr>
+            <w:r>
+              <w:rPr>
+                <w:sz w:val="20"/>
+                <w:szCs w:val="20"/>
+              </w:rPr>
               <w:t>{#cert</w:t>
             </w:r>
             <w:proofErr w:type="gramStart"/>
             <w:r>
+              <w:rPr>
+                <w:sz w:val="20"/>
+                <w:szCs w:val="20"/>
+              </w:rPr>
               <w:t>4}•</w:t>
             </w:r>
             <w:proofErr w:type="gramEnd"/>
             <w:r>
+              <w:rPr>
+                <w:sz w:val="20"/>
+                <w:szCs w:val="20"/>
+              </w:rPr>
               <w:t xml:space="preserve"> {cert</w:t>
             </w:r>
             <w:proofErr w:type="gramStart"/>
             <w:r>
+              <w:rPr>
+                <w:sz w:val="20"/>
+                <w:szCs w:val="20"/>
+              </w:rPr>
               <w:t>4}{</w:t>
             </w:r>
             <w:proofErr w:type="gramEnd"/>
             <w:r>
+              <w:rPr>
+                <w:sz w:val="20"/>
+                <w:szCs w:val="20"/>
+              </w:rPr>
               <w:t>/cert4}</w:t>
             </w:r>
           </w:p>
@@ -179,24 +312,48 @@
             <w:pPr>
               <w:keepNext/>
               <w:keepLines/>
-            </w:pPr>
-            <w:r>
+              <w:rPr>
+                <w:sz w:val="20"/>
+                <w:szCs w:val="20"/>
+              </w:rPr>
+            </w:pPr>
+            <w:r>
+              <w:rPr>
+                <w:sz w:val="20"/>
+                <w:szCs w:val="20"/>
+              </w:rPr>
               <w:t>{#cert</w:t>
             </w:r>
             <w:proofErr w:type="gramStart"/>
             <w:r>
+              <w:rPr>
+                <w:sz w:val="20"/>
+                <w:szCs w:val="20"/>
+              </w:rPr>
               <w:t>5}•</w:t>
             </w:r>
             <w:proofErr w:type="gramEnd"/>
             <w:r>
+              <w:rPr>
+                <w:sz w:val="20"/>
+                <w:szCs w:val="20"/>
+              </w:rPr>
               <w:t xml:space="preserve"> {cert</w:t>
             </w:r>
             <w:proofErr w:type="gramStart"/>
             <w:r>
+              <w:rPr>
+                <w:sz w:val="20"/>
+                <w:szCs w:val="20"/>
+              </w:rPr>
               <w:t>5}{</w:t>
             </w:r>
             <w:proofErr w:type="gramEnd"/>
             <w:r>
+              <w:rPr>
+                <w:sz w:val="20"/>
+                <w:szCs w:val="20"/>
+              </w:rPr>
               <w:t>/cert5}</w:t>
             </w:r>
           </w:p>
@@ -204,24 +361,48 @@
             <w:pPr>
               <w:keepNext/>
               <w:keepLines/>
-            </w:pPr>
-            <w:r>
+              <w:rPr>
+                <w:sz w:val="20"/>
+                <w:szCs w:val="20"/>
+              </w:rPr>
+            </w:pPr>
+            <w:r>
+              <w:rPr>
+                <w:sz w:val="20"/>
+                <w:szCs w:val="20"/>
+              </w:rPr>
               <w:t>{#cert</w:t>
             </w:r>
             <w:proofErr w:type="gramStart"/>
             <w:r>
+              <w:rPr>
+                <w:sz w:val="20"/>
+                <w:szCs w:val="20"/>
+              </w:rPr>
               <w:t>6}•</w:t>
             </w:r>
             <w:proofErr w:type="gramEnd"/>
             <w:r>
+              <w:rPr>
+                <w:sz w:val="20"/>
+                <w:szCs w:val="20"/>
+              </w:rPr>
               <w:t xml:space="preserve"> {cert</w:t>
             </w:r>
             <w:proofErr w:type="gramStart"/>
             <w:r>
+              <w:rPr>
+                <w:sz w:val="20"/>
+                <w:szCs w:val="20"/>
+              </w:rPr>
               <w:t>6}{</w:t>
             </w:r>
             <w:proofErr w:type="gramEnd"/>
             <w:r>
+              <w:rPr>
+                <w:sz w:val="20"/>
+                <w:szCs w:val="20"/>
+              </w:rPr>
               <w:t>/cert6}</w:t>
             </w:r>
           </w:p>
@@ -229,24 +410,48 @@
             <w:pPr>
               <w:keepNext/>
               <w:keepLines/>
-            </w:pPr>
-            <w:r>
+              <w:rPr>
+                <w:sz w:val="20"/>
+                <w:szCs w:val="20"/>
+              </w:rPr>
+            </w:pPr>
+            <w:r>
+              <w:rPr>
+                <w:sz w:val="20"/>
+                <w:szCs w:val="20"/>
+              </w:rPr>
               <w:t>{#cert</w:t>
             </w:r>
             <w:proofErr w:type="gramStart"/>
             <w:r>
+              <w:rPr>
+                <w:sz w:val="20"/>
+                <w:szCs w:val="20"/>
+              </w:rPr>
               <w:t>7}•</w:t>
             </w:r>
             <w:proofErr w:type="gramEnd"/>
             <w:r>
+              <w:rPr>
+                <w:sz w:val="20"/>
+                <w:szCs w:val="20"/>
+              </w:rPr>
               <w:t xml:space="preserve"> {cert</w:t>
             </w:r>
             <w:proofErr w:type="gramStart"/>
             <w:r>
+              <w:rPr>
+                <w:sz w:val="20"/>
+                <w:szCs w:val="20"/>
+              </w:rPr>
               <w:t>7}{</w:t>
             </w:r>
             <w:proofErr w:type="gramEnd"/>
             <w:r>
+              <w:rPr>
+                <w:sz w:val="20"/>
+                <w:szCs w:val="20"/>
+              </w:rPr>
               <w:t>/cert7}</w:t>
             </w:r>
           </w:p>
@@ -254,24 +459,48 @@
             <w:pPr>
               <w:keepNext/>
               <w:keepLines/>
-            </w:pPr>
-            <w:r>
+              <w:rPr>
+                <w:sz w:val="20"/>
+                <w:szCs w:val="20"/>
+              </w:rPr>
+            </w:pPr>
+            <w:r>
+              <w:rPr>
+                <w:sz w:val="20"/>
+                <w:szCs w:val="20"/>
+              </w:rPr>
               <w:t>{#cert</w:t>
             </w:r>
             <w:proofErr w:type="gramStart"/>
             <w:r>
+              <w:rPr>
+                <w:sz w:val="20"/>
+                <w:szCs w:val="20"/>
+              </w:rPr>
               <w:t>8}•</w:t>
             </w:r>
             <w:proofErr w:type="gramEnd"/>
             <w:r>
+              <w:rPr>
+                <w:sz w:val="20"/>
+                <w:szCs w:val="20"/>
+              </w:rPr>
               <w:t xml:space="preserve"> {cert</w:t>
             </w:r>
             <w:proofErr w:type="gramStart"/>
             <w:r>
+              <w:rPr>
+                <w:sz w:val="20"/>
+                <w:szCs w:val="20"/>
+              </w:rPr>
               <w:t>8}{</w:t>
             </w:r>
             <w:proofErr w:type="gramEnd"/>
             <w:r>
+              <w:rPr>
+                <w:sz w:val="20"/>
+                <w:szCs w:val="20"/>
+              </w:rPr>
               <w:t>/cert8}</w:t>
             </w:r>
           </w:p>
@@ -279,24 +508,48 @@
             <w:pPr>
               <w:keepNext/>
               <w:keepLines/>
-            </w:pPr>
-            <w:r>
+              <w:rPr>
+                <w:sz w:val="20"/>
+                <w:szCs w:val="20"/>
+              </w:rPr>
+            </w:pPr>
+            <w:r>
+              <w:rPr>
+                <w:sz w:val="20"/>
+                <w:szCs w:val="20"/>
+              </w:rPr>
               <w:t>{#cert</w:t>
             </w:r>
             <w:proofErr w:type="gramStart"/>
             <w:r>
+              <w:rPr>
+                <w:sz w:val="20"/>
+                <w:szCs w:val="20"/>
+              </w:rPr>
               <w:t>9}•</w:t>
             </w:r>
             <w:proofErr w:type="gramEnd"/>
             <w:r>
+              <w:rPr>
+                <w:sz w:val="20"/>
+                <w:szCs w:val="20"/>
+              </w:rPr>
               <w:t xml:space="preserve"> {cert</w:t>
             </w:r>
             <w:proofErr w:type="gramStart"/>
             <w:r>
+              <w:rPr>
+                <w:sz w:val="20"/>
+                <w:szCs w:val="20"/>
+              </w:rPr>
               <w:t>9}{</w:t>
             </w:r>
             <w:proofErr w:type="gramEnd"/>
             <w:r>
+              <w:rPr>
+                <w:sz w:val="20"/>
+                <w:szCs w:val="20"/>
+              </w:rPr>
               <w:t>/cert9}</w:t>
             </w:r>
           </w:p>
@@ -304,24 +557,48 @@
             <w:pPr>
               <w:keepNext/>
               <w:keepLines/>
-            </w:pPr>
-            <w:r>
+              <w:rPr>
+                <w:sz w:val="20"/>
+                <w:szCs w:val="20"/>
+              </w:rPr>
+            </w:pPr>
+            <w:r>
+              <w:rPr>
+                <w:sz w:val="20"/>
+                <w:szCs w:val="20"/>
+              </w:rPr>
               <w:t>{#cert</w:t>
             </w:r>
             <w:proofErr w:type="gramStart"/>
             <w:r>
+              <w:rPr>
+                <w:sz w:val="20"/>
+                <w:szCs w:val="20"/>
+              </w:rPr>
               <w:t>10}•</w:t>
             </w:r>
             <w:proofErr w:type="gramEnd"/>
             <w:r>
+              <w:rPr>
+                <w:sz w:val="20"/>
+                <w:szCs w:val="20"/>
+              </w:rPr>
               <w:t xml:space="preserve"> {cert</w:t>
             </w:r>
             <w:proofErr w:type="gramStart"/>
             <w:r>
+              <w:rPr>
+                <w:sz w:val="20"/>
+                <w:szCs w:val="20"/>
+              </w:rPr>
               <w:t>10}{</w:t>
             </w:r>
             <w:proofErr w:type="gramEnd"/>
             <w:r>
+              <w:rPr>
+                <w:sz w:val="20"/>
+                <w:szCs w:val="20"/>
+              </w:rPr>
               <w:t>/cert10}</w:t>
             </w:r>
           </w:p>
@@ -329,16 +606,32 @@
             <w:pPr>
               <w:keepNext/>
               <w:keepLines/>
-            </w:pPr>
-            <w:r>
+              <w:rPr>
+                <w:sz w:val="20"/>
+                <w:szCs w:val="20"/>
+              </w:rPr>
+            </w:pPr>
+            <w:r>
+              <w:rPr>
+                <w:sz w:val="20"/>
+                <w:szCs w:val="20"/>
+              </w:rPr>
               <w:t>{/</w:t>
             </w:r>
             <w:proofErr w:type="spellStart"/>
             <w:r>
+              <w:rPr>
+                <w:sz w:val="20"/>
+                <w:szCs w:val="20"/>
+              </w:rPr>
               <w:t>hasProgramCerts</w:t>
             </w:r>
             <w:proofErr w:type="spellEnd"/>
             <w:r>
+              <w:rPr>
+                <w:sz w:val="20"/>
+                <w:szCs w:val="20"/>
+              </w:rPr>
               <w:t>}</w:t>
             </w:r>
           </w:p>
@@ -455,6 +748,7 @@
           <w:tcPr>
             <w:tcW w:w="1615" w:type="dxa"/>
             <w:vMerge/>
+            <w:shd w:val="clear" w:color="auto" w:fill="E7E6E6" w:themeFill="background2"/>
           </w:tcPr>
           <w:p/>
         </w:tc>
@@ -667,13 +961,22 @@
           <w:tcPr>
             <w:tcW w:w="1615" w:type="dxa"/>
             <w:vMerge w:val="restart"/>
+            <w:shd w:val="clear" w:color="auto" w:fill="E7E6E6" w:themeFill="background2"/>
           </w:tcPr>
           <w:p>
             <w:pPr>
               <w:keepNext/>
               <w:keepLines/>
-            </w:pPr>
-            <w:r>
+              <w:rPr>
+                <w:sz w:val="20"/>
+                <w:szCs w:val="20"/>
+              </w:rPr>
+            </w:pPr>
+            <w:r>
+              <w:rPr>
+                <w:sz w:val="20"/>
+                <w:szCs w:val="20"/>
+              </w:rPr>
               <w:lastRenderedPageBreak/>
               <w:t>{#hasExtraSkills}</w:t>
             </w:r>
@@ -685,51 +988,66 @@
               <w:rPr>
                 <w:i/>
                 <w:iCs/>
-                <w:sz w:val="28"/>
-                <w:szCs w:val="28"/>
+                <w:sz w:val="20"/>
+                <w:szCs w:val="20"/>
               </w:rPr>
             </w:pPr>
             <w:r>
               <w:rPr>
                 <w:i/>
                 <w:iCs/>
-                <w:sz w:val="48"/>
-                <w:szCs w:val="48"/>
-              </w:rPr>
-              <w:t>S</w:t>
-            </w:r>
-            <w:r>
-              <w:rPr>
-                <w:i/>
-                <w:iCs/>
-                <w:sz w:val="28"/>
-                <w:szCs w:val="28"/>
-              </w:rPr>
-              <w:t>KILLS</w:t>
-            </w:r>
-          </w:p>
-          <w:p>
-            <w:pPr>
-              <w:keepNext/>
-              <w:keepLines/>
-            </w:pPr>
-            <w:r>
+                <w:sz w:val="20"/>
+                <w:szCs w:val="20"/>
+              </w:rPr>
+              <w:t>SKILLS</w:t>
+            </w:r>
+          </w:p>
+          <w:p>
+            <w:pPr>
+              <w:keepNext/>
+              <w:keepLines/>
+              <w:rPr>
+                <w:sz w:val="20"/>
+                <w:szCs w:val="20"/>
+              </w:rPr>
+            </w:pPr>
+            <w:r>
+              <w:rPr>
+                <w:sz w:val="20"/>
+                <w:szCs w:val="20"/>
+              </w:rPr>
               <w:t>{#skill</w:t>
             </w:r>
             <w:proofErr w:type="gramStart"/>
             <w:r>
+              <w:rPr>
+                <w:sz w:val="20"/>
+                <w:szCs w:val="20"/>
+              </w:rPr>
               <w:t>1}•</w:t>
             </w:r>
             <w:proofErr w:type="gramEnd"/>
             <w:r>
+              <w:rPr>
+                <w:sz w:val="20"/>
+                <w:szCs w:val="20"/>
+              </w:rPr>
               <w:t xml:space="preserve"> {skill</w:t>
             </w:r>
             <w:proofErr w:type="gramStart"/>
             <w:r>
+              <w:rPr>
+                <w:sz w:val="20"/>
+                <w:szCs w:val="20"/>
+              </w:rPr>
               <w:t>1}{</w:t>
             </w:r>
             <w:proofErr w:type="gramEnd"/>
             <w:r>
+              <w:rPr>
+                <w:sz w:val="20"/>
+                <w:szCs w:val="20"/>
+              </w:rPr>
               <w:t>/skill1}</w:t>
             </w:r>
           </w:p>
@@ -737,24 +1055,48 @@
             <w:pPr>
               <w:keepNext/>
               <w:keepLines/>
-            </w:pPr>
-            <w:r>
+              <w:rPr>
+                <w:sz w:val="20"/>
+                <w:szCs w:val="20"/>
+              </w:rPr>
+            </w:pPr>
+            <w:r>
+              <w:rPr>
+                <w:sz w:val="20"/>
+                <w:szCs w:val="20"/>
+              </w:rPr>
               <w:t>{#skill</w:t>
             </w:r>
             <w:proofErr w:type="gramStart"/>
             <w:r>
+              <w:rPr>
+                <w:sz w:val="20"/>
+                <w:szCs w:val="20"/>
+              </w:rPr>
               <w:t>2}•</w:t>
             </w:r>
             <w:proofErr w:type="gramEnd"/>
             <w:r>
+              <w:rPr>
+                <w:sz w:val="20"/>
+                <w:szCs w:val="20"/>
+              </w:rPr>
               <w:t xml:space="preserve"> {skill</w:t>
             </w:r>
             <w:proofErr w:type="gramStart"/>
             <w:r>
+              <w:rPr>
+                <w:sz w:val="20"/>
+                <w:szCs w:val="20"/>
+              </w:rPr>
               <w:t>2}{</w:t>
             </w:r>
             <w:proofErr w:type="gramEnd"/>
             <w:r>
+              <w:rPr>
+                <w:sz w:val="20"/>
+                <w:szCs w:val="20"/>
+              </w:rPr>
               <w:t>/skill2}</w:t>
             </w:r>
           </w:p>
@@ -762,24 +1104,48 @@
             <w:pPr>
               <w:keepNext/>
               <w:keepLines/>
-            </w:pPr>
-            <w:r>
+              <w:rPr>
+                <w:sz w:val="20"/>
+                <w:szCs w:val="20"/>
+              </w:rPr>
+            </w:pPr>
+            <w:r>
+              <w:rPr>
+                <w:sz w:val="20"/>
+                <w:szCs w:val="20"/>
+              </w:rPr>
               <w:t>{#skill</w:t>
             </w:r>
             <w:proofErr w:type="gramStart"/>
             <w:r>
+              <w:rPr>
+                <w:sz w:val="20"/>
+                <w:szCs w:val="20"/>
+              </w:rPr>
               <w:t>3}•</w:t>
             </w:r>
             <w:proofErr w:type="gramEnd"/>
             <w:r>
+              <w:rPr>
+                <w:sz w:val="20"/>
+                <w:szCs w:val="20"/>
+              </w:rPr>
               <w:t xml:space="preserve"> {skill</w:t>
             </w:r>
             <w:proofErr w:type="gramStart"/>
             <w:r>
+              <w:rPr>
+                <w:sz w:val="20"/>
+                <w:szCs w:val="20"/>
+              </w:rPr>
               <w:t>3}{</w:t>
             </w:r>
             <w:proofErr w:type="gramEnd"/>
             <w:r>
+              <w:rPr>
+                <w:sz w:val="20"/>
+                <w:szCs w:val="20"/>
+              </w:rPr>
               <w:t>/skill3}</w:t>
             </w:r>
           </w:p>
@@ -787,24 +1153,48 @@
             <w:pPr>
               <w:keepNext/>
               <w:keepLines/>
-            </w:pPr>
-            <w:r>
+              <w:rPr>
+                <w:sz w:val="20"/>
+                <w:szCs w:val="20"/>
+              </w:rPr>
+            </w:pPr>
+            <w:r>
+              <w:rPr>
+                <w:sz w:val="20"/>
+                <w:szCs w:val="20"/>
+              </w:rPr>
               <w:t>{#skill</w:t>
             </w:r>
             <w:proofErr w:type="gramStart"/>
             <w:r>
+              <w:rPr>
+                <w:sz w:val="20"/>
+                <w:szCs w:val="20"/>
+              </w:rPr>
               <w:t>4}•</w:t>
             </w:r>
             <w:proofErr w:type="gramEnd"/>
             <w:r>
+              <w:rPr>
+                <w:sz w:val="20"/>
+                <w:szCs w:val="20"/>
+              </w:rPr>
               <w:t xml:space="preserve"> {skill</w:t>
             </w:r>
             <w:proofErr w:type="gramStart"/>
             <w:r>
+              <w:rPr>
+                <w:sz w:val="20"/>
+                <w:szCs w:val="20"/>
+              </w:rPr>
               <w:t>4}{</w:t>
             </w:r>
             <w:proofErr w:type="gramEnd"/>
             <w:r>
+              <w:rPr>
+                <w:sz w:val="20"/>
+                <w:szCs w:val="20"/>
+              </w:rPr>
               <w:t>/skill4}</w:t>
             </w:r>
           </w:p>
@@ -812,24 +1202,48 @@
             <w:pPr>
               <w:keepNext/>
               <w:keepLines/>
-            </w:pPr>
-            <w:r>
+              <w:rPr>
+                <w:sz w:val="20"/>
+                <w:szCs w:val="20"/>
+              </w:rPr>
+            </w:pPr>
+            <w:r>
+              <w:rPr>
+                <w:sz w:val="20"/>
+                <w:szCs w:val="20"/>
+              </w:rPr>
               <w:t>{#skill</w:t>
             </w:r>
             <w:proofErr w:type="gramStart"/>
             <w:r>
+              <w:rPr>
+                <w:sz w:val="20"/>
+                <w:szCs w:val="20"/>
+              </w:rPr>
               <w:t>5}•</w:t>
             </w:r>
             <w:proofErr w:type="gramEnd"/>
             <w:r>
+              <w:rPr>
+                <w:sz w:val="20"/>
+                <w:szCs w:val="20"/>
+              </w:rPr>
               <w:t xml:space="preserve"> {skill</w:t>
             </w:r>
             <w:proofErr w:type="gramStart"/>
             <w:r>
+              <w:rPr>
+                <w:sz w:val="20"/>
+                <w:szCs w:val="20"/>
+              </w:rPr>
               <w:t>5}{</w:t>
             </w:r>
             <w:proofErr w:type="gramEnd"/>
             <w:r>
+              <w:rPr>
+                <w:sz w:val="20"/>
+                <w:szCs w:val="20"/>
+              </w:rPr>
               <w:t>/skill5}</w:t>
             </w:r>
           </w:p>
@@ -837,24 +1251,48 @@
             <w:pPr>
               <w:keepNext/>
               <w:keepLines/>
-            </w:pPr>
-            <w:r>
+              <w:rPr>
+                <w:sz w:val="20"/>
+                <w:szCs w:val="20"/>
+              </w:rPr>
+            </w:pPr>
+            <w:r>
+              <w:rPr>
+                <w:sz w:val="20"/>
+                <w:szCs w:val="20"/>
+              </w:rPr>
               <w:t>{#skill</w:t>
             </w:r>
             <w:proofErr w:type="gramStart"/>
             <w:r>
+              <w:rPr>
+                <w:sz w:val="20"/>
+                <w:szCs w:val="20"/>
+              </w:rPr>
               <w:t>6}•</w:t>
             </w:r>
             <w:proofErr w:type="gramEnd"/>
             <w:r>
+              <w:rPr>
+                <w:sz w:val="20"/>
+                <w:szCs w:val="20"/>
+              </w:rPr>
               <w:t xml:space="preserve"> {skill</w:t>
             </w:r>
             <w:proofErr w:type="gramStart"/>
             <w:r>
+              <w:rPr>
+                <w:sz w:val="20"/>
+                <w:szCs w:val="20"/>
+              </w:rPr>
               <w:t>6}{</w:t>
             </w:r>
             <w:proofErr w:type="gramEnd"/>
             <w:r>
+              <w:rPr>
+                <w:sz w:val="20"/>
+                <w:szCs w:val="20"/>
+              </w:rPr>
               <w:t>/skill6}</w:t>
             </w:r>
           </w:p>
@@ -862,24 +1300,48 @@
             <w:pPr>
               <w:keepNext/>
               <w:keepLines/>
-            </w:pPr>
-            <w:r>
+              <w:rPr>
+                <w:sz w:val="20"/>
+                <w:szCs w:val="20"/>
+              </w:rPr>
+            </w:pPr>
+            <w:r>
+              <w:rPr>
+                <w:sz w:val="20"/>
+                <w:szCs w:val="20"/>
+              </w:rPr>
               <w:t>{#skill</w:t>
             </w:r>
             <w:proofErr w:type="gramStart"/>
             <w:r>
+              <w:rPr>
+                <w:sz w:val="20"/>
+                <w:szCs w:val="20"/>
+              </w:rPr>
               <w:t>7}•</w:t>
             </w:r>
             <w:proofErr w:type="gramEnd"/>
             <w:r>
+              <w:rPr>
+                <w:sz w:val="20"/>
+                <w:szCs w:val="20"/>
+              </w:rPr>
               <w:t xml:space="preserve"> {skill</w:t>
             </w:r>
             <w:proofErr w:type="gramStart"/>
             <w:r>
+              <w:rPr>
+                <w:sz w:val="20"/>
+                <w:szCs w:val="20"/>
+              </w:rPr>
               <w:t>7}{</w:t>
             </w:r>
             <w:proofErr w:type="gramEnd"/>
             <w:r>
+              <w:rPr>
+                <w:sz w:val="20"/>
+                <w:szCs w:val="20"/>
+              </w:rPr>
               <w:t>/skill7}</w:t>
             </w:r>
           </w:p>
@@ -887,24 +1349,48 @@
             <w:pPr>
               <w:keepNext/>
               <w:keepLines/>
-            </w:pPr>
-            <w:r>
+              <w:rPr>
+                <w:sz w:val="20"/>
+                <w:szCs w:val="20"/>
+              </w:rPr>
+            </w:pPr>
+            <w:r>
+              <w:rPr>
+                <w:sz w:val="20"/>
+                <w:szCs w:val="20"/>
+              </w:rPr>
               <w:t>{#skill</w:t>
             </w:r>
             <w:proofErr w:type="gramStart"/>
             <w:r>
+              <w:rPr>
+                <w:sz w:val="20"/>
+                <w:szCs w:val="20"/>
+              </w:rPr>
               <w:t>8}•</w:t>
             </w:r>
             <w:proofErr w:type="gramEnd"/>
             <w:r>
+              <w:rPr>
+                <w:sz w:val="20"/>
+                <w:szCs w:val="20"/>
+              </w:rPr>
               <w:t xml:space="preserve"> {skill</w:t>
             </w:r>
             <w:proofErr w:type="gramStart"/>
             <w:r>
+              <w:rPr>
+                <w:sz w:val="20"/>
+                <w:szCs w:val="20"/>
+              </w:rPr>
               <w:t>8}{</w:t>
             </w:r>
             <w:proofErr w:type="gramEnd"/>
             <w:r>
+              <w:rPr>
+                <w:sz w:val="20"/>
+                <w:szCs w:val="20"/>
+              </w:rPr>
               <w:t>/skill8}</w:t>
             </w:r>
           </w:p>
@@ -912,24 +1398,48 @@
             <w:pPr>
               <w:keepNext/>
               <w:keepLines/>
-            </w:pPr>
-            <w:r>
+              <w:rPr>
+                <w:sz w:val="20"/>
+                <w:szCs w:val="20"/>
+              </w:rPr>
+            </w:pPr>
+            <w:r>
+              <w:rPr>
+                <w:sz w:val="20"/>
+                <w:szCs w:val="20"/>
+              </w:rPr>
               <w:t>{#skill</w:t>
             </w:r>
             <w:proofErr w:type="gramStart"/>
             <w:r>
+              <w:rPr>
+                <w:sz w:val="20"/>
+                <w:szCs w:val="20"/>
+              </w:rPr>
               <w:t>9}•</w:t>
             </w:r>
             <w:proofErr w:type="gramEnd"/>
             <w:r>
+              <w:rPr>
+                <w:sz w:val="20"/>
+                <w:szCs w:val="20"/>
+              </w:rPr>
               <w:t xml:space="preserve"> {skill</w:t>
             </w:r>
             <w:proofErr w:type="gramStart"/>
             <w:r>
+              <w:rPr>
+                <w:sz w:val="20"/>
+                <w:szCs w:val="20"/>
+              </w:rPr>
               <w:t>9}{</w:t>
             </w:r>
             <w:proofErr w:type="gramEnd"/>
             <w:r>
+              <w:rPr>
+                <w:sz w:val="20"/>
+                <w:szCs w:val="20"/>
+              </w:rPr>
               <w:t>/skill9}</w:t>
             </w:r>
           </w:p>
@@ -937,24 +1447,48 @@
             <w:pPr>
               <w:keepNext/>
               <w:keepLines/>
-            </w:pPr>
-            <w:r>
+              <w:rPr>
+                <w:sz w:val="20"/>
+                <w:szCs w:val="20"/>
+              </w:rPr>
+            </w:pPr>
+            <w:r>
+              <w:rPr>
+                <w:sz w:val="20"/>
+                <w:szCs w:val="20"/>
+              </w:rPr>
               <w:t>{#skill</w:t>
             </w:r>
             <w:proofErr w:type="gramStart"/>
             <w:r>
+              <w:rPr>
+                <w:sz w:val="20"/>
+                <w:szCs w:val="20"/>
+              </w:rPr>
               <w:t>10}•</w:t>
             </w:r>
             <w:proofErr w:type="gramEnd"/>
             <w:r>
+              <w:rPr>
+                <w:sz w:val="20"/>
+                <w:szCs w:val="20"/>
+              </w:rPr>
               <w:t xml:space="preserve"> {skill</w:t>
             </w:r>
             <w:proofErr w:type="gramStart"/>
             <w:r>
+              <w:rPr>
+                <w:sz w:val="20"/>
+                <w:szCs w:val="20"/>
+              </w:rPr>
               <w:t>10}{</w:t>
             </w:r>
             <w:proofErr w:type="gramEnd"/>
             <w:r>
+              <w:rPr>
+                <w:sz w:val="20"/>
+                <w:szCs w:val="20"/>
+              </w:rPr>
               <w:t>/skill10}</w:t>
             </w:r>
           </w:p>
@@ -962,20 +1496,43 @@
             <w:pPr>
               <w:keepNext/>
               <w:keepLines/>
-            </w:pPr>
-            <w:r>
+              <w:rPr>
+                <w:sz w:val="20"/>
+                <w:szCs w:val="20"/>
+              </w:rPr>
+            </w:pPr>
+            <w:r>
+              <w:rPr>
+                <w:sz w:val="20"/>
+                <w:szCs w:val="20"/>
+              </w:rPr>
               <w:t>{/</w:t>
             </w:r>
             <w:proofErr w:type="spellStart"/>
             <w:r>
+              <w:rPr>
+                <w:sz w:val="20"/>
+                <w:szCs w:val="20"/>
+              </w:rPr>
               <w:t>hasExtraSkills</w:t>
             </w:r>
             <w:proofErr w:type="spellEnd"/>
             <w:r>
+              <w:rPr>
+                <w:sz w:val="20"/>
+                <w:szCs w:val="20"/>
+              </w:rPr>
               <w:t>}</w:t>
             </w:r>
           </w:p>
-          <w:p/>
+          <w:p>
+            <w:pPr>
+              <w:rPr>
+                <w:sz w:val="20"/>
+                <w:szCs w:val="20"/>
+              </w:rPr>
+            </w:pPr>
+          </w:p>
         </w:tc>
         <w:tc>
           <w:tcPr>
@@ -1387,6 +1944,7 @@
           <w:tcPr>
             <w:tcW w:w="1615" w:type="dxa"/>
             <w:vMerge/>
+            <w:shd w:val="clear" w:color="auto" w:fill="E7E6E6" w:themeFill="background2"/>
           </w:tcPr>
           <w:p/>
         </w:tc>

--- a/public/templates/TemplateC.docx
+++ b/public/templates/TemplateC.docx
@@ -2,11 +2,11 @@
 <file path=word/document.xml><?xml version="1.0" encoding="utf-8"?>
 <w:document xmlns:wpc="http://schemas.microsoft.com/office/word/2010/wordprocessingCanvas" xmlns:cx="http://schemas.microsoft.com/office/drawing/2014/chartex" xmlns:cx1="http://schemas.microsoft.com/office/drawing/2015/9/8/chartex" xmlns:cx2="http://schemas.microsoft.com/office/drawing/2015/10/21/chartex" xmlns:cx3="http://schemas.microsoft.com/office/drawing/2016/5/9/chartex" xmlns:cx4="http://schemas.microsoft.com/office/drawing/2016/5/10/chartex" xmlns:cx5="http://schemas.microsoft.com/office/drawing/2016/5/11/chartex" xmlns:cx6="http://schemas.microsoft.com/office/drawing/2016/5/12/chartex" xmlns:cx7="http://schemas.microsoft.com/office/drawing/2016/5/13/chartex" xmlns:cx8="http://schemas.microsoft.com/office/drawing/2016/5/14/chartex" xmlns:mc="http://schemas.openxmlformats.org/markup-compatibility/2006" xmlns:aink="http://schemas.microsoft.com/office/drawing/2016/ink" xmlns:am3d="http://schemas.microsoft.com/office/drawing/2017/model3d" xmlns:o="urn:schemas-microsoft-com:office:office" xmlns:oel="http://schemas.microsoft.com/office/2019/extlst" xmlns:r="http://schemas.openxmlformats.org/officeDocument/2006/relationships" xmlns:m="http://schemas.openxmlformats.org/officeDocument/2006/math" xmlns:v="urn:schemas-microsoft-com:vml" xmlns:wp14="http://schemas.microsoft.com/office/word/2010/wordprocessingDrawing" xmlns:wp="http://schemas.openxmlformats.org/drawingml/2006/wordprocessingDrawing" xmlns:w10="urn:schemas-microsoft-com:office:word" xmlns:w="http://schemas.openxmlformats.org/wordprocessingml/2006/main" xmlns:w14="http://schemas.microsoft.com/office/word/2010/wordml" xmlns:w15="http://schemas.microsoft.com/office/word/2012/wordml" xmlns:w16cex="http://schemas.microsoft.com/office/word/2018/wordml/cex" xmlns:w16cid="http://schemas.microsoft.com/office/word/2016/wordml/cid" xmlns:w16="http://schemas.microsoft.com/office/word/2018/wordml" xmlns:w16du="http://schemas.microsoft.com/office/word/2023/wordml/word16du" xmlns:w16sdtdh="http://schemas.microsoft.com/office/word/2020/wordml/sdtdatahash" xmlns:w16sdtfl="http://schemas.microsoft.com/office/word/2024/wordml/sdtformatlock" xmlns:w16se="http://schemas.microsoft.com/office/word/2015/wordml/symex" xmlns:wpg="http://schemas.microsoft.com/office/word/2010/wordprocessingGroup" xmlns:wpi="http://schemas.microsoft.com/office/word/2010/wordprocessingInk" xmlns:wne="http://schemas.microsoft.com/office/word/2006/wordml" xmlns:wps="http://schemas.microsoft.com/office/word/2010/wordprocessingShape" mc:Ignorable="w14 w15 w16se w16cid w16 w16cex w16sdtdh w16sdtfl w16du wp14">
   <w:body>
-    <w:p/>
     <w:tbl>
       <w:tblPr>
         <w:tblStyle w:val="TableGrid"/>
-        <w:tblW w:w="12174" w:type="dxa"/>
+        <w:tblpPr w:leftFromText="180" w:rightFromText="180" w:vertAnchor="page" w:horzAnchor="margin" w:tblpY="601"/>
+        <w:tblW w:w="10800" w:type="dxa"/>
         <w:tblBorders>
           <w:top w:val="none" w:sz="0" w:space="0" w:color="auto"/>
           <w:left w:val="none" w:sz="0" w:space="0" w:color="auto"/>
@@ -24,16 +24,16 @@
         <w:tblLook w:val="04A0" w:firstRow="1" w:lastRow="0" w:firstColumn="1" w:lastColumn="0" w:noHBand="0" w:noVBand="1"/>
       </w:tblPr>
       <w:tblGrid>
-        <w:gridCol w:w="2342"/>
-        <w:gridCol w:w="9832"/>
+        <w:gridCol w:w="2314"/>
+        <w:gridCol w:w="8486"/>
       </w:tblGrid>
       <w:tr>
         <w:trPr>
-          <w:trHeight w:val="2294"/>
+          <w:trHeight w:val="1836"/>
         </w:trPr>
         <w:tc>
           <w:tcPr>
-            <w:tcW w:w="1615" w:type="dxa"/>
+            <w:tcW w:w="2314" w:type="dxa"/>
             <w:vMerge w:val="restart"/>
             <w:shd w:val="clear" w:color="auto" w:fill="E7E6E6" w:themeFill="background2"/>
           </w:tcPr>
@@ -65,68 +65,615 @@
               <w:rPr>
                 <w:i/>
                 <w:iCs/>
-                <w:sz w:val="40"/>
-                <w:szCs w:val="40"/>
-              </w:rPr>
-            </w:pPr>
-          </w:p>
-          <w:p>
-            <w:pPr>
-              <w:keepNext/>
-              <w:keepLines/>
+                <w:sz w:val="28"/>
+                <w:szCs w:val="28"/>
+              </w:rPr>
+            </w:pPr>
+            <w:r>
               <w:rPr>
                 <w:i/>
                 <w:iCs/>
                 <w:sz w:val="40"/>
                 <w:szCs w:val="40"/>
               </w:rPr>
-            </w:pPr>
-          </w:p>
-          <w:p>
-            <w:pPr>
-              <w:keepNext/>
-              <w:keepLines/>
+              <w:t>C</w:t>
+            </w:r>
+            <w:r>
               <w:rPr>
                 <w:i/>
                 <w:iCs/>
                 <w:sz w:val="28"/>
                 <w:szCs w:val="28"/>
               </w:rPr>
-            </w:pPr>
-            <w:r>
+              <w:t>ERTIFICATIONS</w:t>
+            </w:r>
+          </w:p>
+          <w:p>
+            <w:pPr>
+              <w:keepNext/>
+              <w:keepLines/>
+              <w:rPr>
+                <w:sz w:val="20"/>
+                <w:szCs w:val="20"/>
+              </w:rPr>
+            </w:pPr>
+            <w:r>
+              <w:rPr>
+                <w:sz w:val="20"/>
+                <w:szCs w:val="20"/>
+              </w:rPr>
+              <w:t>{#cert</w:t>
+            </w:r>
+            <w:proofErr w:type="gramStart"/>
+            <w:r>
+              <w:rPr>
+                <w:sz w:val="20"/>
+                <w:szCs w:val="20"/>
+              </w:rPr>
+              <w:t>1}•</w:t>
+            </w:r>
+            <w:proofErr w:type="gramEnd"/>
+            <w:r>
+              <w:rPr>
+                <w:sz w:val="20"/>
+                <w:szCs w:val="20"/>
+              </w:rPr>
+              <w:t xml:space="preserve"> {cert</w:t>
+            </w:r>
+            <w:proofErr w:type="gramStart"/>
+            <w:r>
+              <w:rPr>
+                <w:sz w:val="20"/>
+                <w:szCs w:val="20"/>
+              </w:rPr>
+              <w:t>1}{</w:t>
+            </w:r>
+            <w:proofErr w:type="gramEnd"/>
+            <w:r>
+              <w:rPr>
+                <w:sz w:val="20"/>
+                <w:szCs w:val="20"/>
+              </w:rPr>
+              <w:t>/cert1}</w:t>
+            </w:r>
+          </w:p>
+          <w:p>
+            <w:pPr>
+              <w:keepNext/>
+              <w:keepLines/>
+              <w:rPr>
+                <w:sz w:val="20"/>
+                <w:szCs w:val="20"/>
+              </w:rPr>
+            </w:pPr>
+            <w:r>
+              <w:rPr>
+                <w:sz w:val="20"/>
+                <w:szCs w:val="20"/>
+              </w:rPr>
+              <w:t>{#cert</w:t>
+            </w:r>
+            <w:proofErr w:type="gramStart"/>
+            <w:r>
+              <w:rPr>
+                <w:sz w:val="20"/>
+                <w:szCs w:val="20"/>
+              </w:rPr>
+              <w:t>2}•</w:t>
+            </w:r>
+            <w:proofErr w:type="gramEnd"/>
+            <w:r>
+              <w:rPr>
+                <w:sz w:val="20"/>
+                <w:szCs w:val="20"/>
+              </w:rPr>
+              <w:t xml:space="preserve"> {cert</w:t>
+            </w:r>
+            <w:proofErr w:type="gramStart"/>
+            <w:r>
+              <w:rPr>
+                <w:sz w:val="20"/>
+                <w:szCs w:val="20"/>
+              </w:rPr>
+              <w:t>2}{</w:t>
+            </w:r>
+            <w:proofErr w:type="gramEnd"/>
+            <w:r>
+              <w:rPr>
+                <w:sz w:val="20"/>
+                <w:szCs w:val="20"/>
+              </w:rPr>
+              <w:t>/cert2}</w:t>
+            </w:r>
+          </w:p>
+          <w:p>
+            <w:pPr>
+              <w:keepNext/>
+              <w:keepLines/>
+              <w:rPr>
+                <w:sz w:val="20"/>
+                <w:szCs w:val="20"/>
+              </w:rPr>
+            </w:pPr>
+            <w:r>
+              <w:rPr>
+                <w:sz w:val="20"/>
+                <w:szCs w:val="20"/>
+              </w:rPr>
+              <w:t>{#cert</w:t>
+            </w:r>
+            <w:proofErr w:type="gramStart"/>
+            <w:r>
+              <w:rPr>
+                <w:sz w:val="20"/>
+                <w:szCs w:val="20"/>
+              </w:rPr>
+              <w:t>3}•</w:t>
+            </w:r>
+            <w:proofErr w:type="gramEnd"/>
+            <w:r>
+              <w:rPr>
+                <w:sz w:val="20"/>
+                <w:szCs w:val="20"/>
+              </w:rPr>
+              <w:t xml:space="preserve"> {cert</w:t>
+            </w:r>
+            <w:proofErr w:type="gramStart"/>
+            <w:r>
+              <w:rPr>
+                <w:sz w:val="20"/>
+                <w:szCs w:val="20"/>
+              </w:rPr>
+              <w:t>3}{</w:t>
+            </w:r>
+            <w:proofErr w:type="gramEnd"/>
+            <w:r>
+              <w:rPr>
+                <w:sz w:val="20"/>
+                <w:szCs w:val="20"/>
+              </w:rPr>
+              <w:t>/cert3}</w:t>
+            </w:r>
+          </w:p>
+          <w:p>
+            <w:pPr>
+              <w:keepNext/>
+              <w:keepLines/>
+              <w:rPr>
+                <w:sz w:val="20"/>
+                <w:szCs w:val="20"/>
+              </w:rPr>
+            </w:pPr>
+            <w:r>
+              <w:rPr>
+                <w:sz w:val="20"/>
+                <w:szCs w:val="20"/>
+              </w:rPr>
+              <w:t>{#cert</w:t>
+            </w:r>
+            <w:proofErr w:type="gramStart"/>
+            <w:r>
+              <w:rPr>
+                <w:sz w:val="20"/>
+                <w:szCs w:val="20"/>
+              </w:rPr>
+              <w:t>4}•</w:t>
+            </w:r>
+            <w:proofErr w:type="gramEnd"/>
+            <w:r>
+              <w:rPr>
+                <w:sz w:val="20"/>
+                <w:szCs w:val="20"/>
+              </w:rPr>
+              <w:t xml:space="preserve"> {cert</w:t>
+            </w:r>
+            <w:proofErr w:type="gramStart"/>
+            <w:r>
+              <w:rPr>
+                <w:sz w:val="20"/>
+                <w:szCs w:val="20"/>
+              </w:rPr>
+              <w:t>4}{</w:t>
+            </w:r>
+            <w:proofErr w:type="gramEnd"/>
+            <w:r>
+              <w:rPr>
+                <w:sz w:val="20"/>
+                <w:szCs w:val="20"/>
+              </w:rPr>
+              <w:t>/cert4}</w:t>
+            </w:r>
+          </w:p>
+          <w:p>
+            <w:pPr>
+              <w:keepNext/>
+              <w:keepLines/>
+              <w:rPr>
+                <w:sz w:val="20"/>
+                <w:szCs w:val="20"/>
+              </w:rPr>
+            </w:pPr>
+            <w:r>
+              <w:rPr>
+                <w:sz w:val="20"/>
+                <w:szCs w:val="20"/>
+              </w:rPr>
+              <w:t>{#cert</w:t>
+            </w:r>
+            <w:proofErr w:type="gramStart"/>
+            <w:r>
+              <w:rPr>
+                <w:sz w:val="20"/>
+                <w:szCs w:val="20"/>
+              </w:rPr>
+              <w:t>5}•</w:t>
+            </w:r>
+            <w:proofErr w:type="gramEnd"/>
+            <w:r>
+              <w:rPr>
+                <w:sz w:val="20"/>
+                <w:szCs w:val="20"/>
+              </w:rPr>
+              <w:t xml:space="preserve"> {cert</w:t>
+            </w:r>
+            <w:proofErr w:type="gramStart"/>
+            <w:r>
+              <w:rPr>
+                <w:sz w:val="20"/>
+                <w:szCs w:val="20"/>
+              </w:rPr>
+              <w:t>5}{</w:t>
+            </w:r>
+            <w:proofErr w:type="gramEnd"/>
+            <w:r>
+              <w:rPr>
+                <w:sz w:val="20"/>
+                <w:szCs w:val="20"/>
+              </w:rPr>
+              <w:t>/cert5}</w:t>
+            </w:r>
+          </w:p>
+          <w:p>
+            <w:pPr>
+              <w:keepNext/>
+              <w:keepLines/>
+              <w:rPr>
+                <w:sz w:val="20"/>
+                <w:szCs w:val="20"/>
+              </w:rPr>
+            </w:pPr>
+            <w:r>
+              <w:rPr>
+                <w:sz w:val="20"/>
+                <w:szCs w:val="20"/>
+              </w:rPr>
+              <w:t>{#cert</w:t>
+            </w:r>
+            <w:proofErr w:type="gramStart"/>
+            <w:r>
+              <w:rPr>
+                <w:sz w:val="20"/>
+                <w:szCs w:val="20"/>
+              </w:rPr>
+              <w:t>6}•</w:t>
+            </w:r>
+            <w:proofErr w:type="gramEnd"/>
+            <w:r>
+              <w:rPr>
+                <w:sz w:val="20"/>
+                <w:szCs w:val="20"/>
+              </w:rPr>
+              <w:t xml:space="preserve"> {cert</w:t>
+            </w:r>
+            <w:proofErr w:type="gramStart"/>
+            <w:r>
+              <w:rPr>
+                <w:sz w:val="20"/>
+                <w:szCs w:val="20"/>
+              </w:rPr>
+              <w:t>6}{</w:t>
+            </w:r>
+            <w:proofErr w:type="gramEnd"/>
+            <w:r>
+              <w:rPr>
+                <w:sz w:val="20"/>
+                <w:szCs w:val="20"/>
+              </w:rPr>
+              <w:t>/cert6}</w:t>
+            </w:r>
+          </w:p>
+          <w:p>
+            <w:pPr>
+              <w:keepNext/>
+              <w:keepLines/>
+              <w:rPr>
+                <w:sz w:val="20"/>
+                <w:szCs w:val="20"/>
+              </w:rPr>
+            </w:pPr>
+            <w:r>
+              <w:rPr>
+                <w:sz w:val="20"/>
+                <w:szCs w:val="20"/>
+              </w:rPr>
+              <w:t>{#cert</w:t>
+            </w:r>
+            <w:proofErr w:type="gramStart"/>
+            <w:r>
+              <w:rPr>
+                <w:sz w:val="20"/>
+                <w:szCs w:val="20"/>
+              </w:rPr>
+              <w:t>7}•</w:t>
+            </w:r>
+            <w:proofErr w:type="gramEnd"/>
+            <w:r>
+              <w:rPr>
+                <w:sz w:val="20"/>
+                <w:szCs w:val="20"/>
+              </w:rPr>
+              <w:t xml:space="preserve"> {cert</w:t>
+            </w:r>
+            <w:proofErr w:type="gramStart"/>
+            <w:r>
+              <w:rPr>
+                <w:sz w:val="20"/>
+                <w:szCs w:val="20"/>
+              </w:rPr>
+              <w:t>7}{</w:t>
+            </w:r>
+            <w:proofErr w:type="gramEnd"/>
+            <w:r>
+              <w:rPr>
+                <w:sz w:val="20"/>
+                <w:szCs w:val="20"/>
+              </w:rPr>
+              <w:t>/cert7}</w:t>
+            </w:r>
+          </w:p>
+          <w:p>
+            <w:pPr>
+              <w:keepNext/>
+              <w:keepLines/>
+              <w:rPr>
+                <w:sz w:val="20"/>
+                <w:szCs w:val="20"/>
+              </w:rPr>
+            </w:pPr>
+            <w:r>
+              <w:rPr>
+                <w:sz w:val="20"/>
+                <w:szCs w:val="20"/>
+              </w:rPr>
+              <w:t>{#cert</w:t>
+            </w:r>
+            <w:proofErr w:type="gramStart"/>
+            <w:r>
+              <w:rPr>
+                <w:sz w:val="20"/>
+                <w:szCs w:val="20"/>
+              </w:rPr>
+              <w:t>8}•</w:t>
+            </w:r>
+            <w:proofErr w:type="gramEnd"/>
+            <w:r>
+              <w:rPr>
+                <w:sz w:val="20"/>
+                <w:szCs w:val="20"/>
+              </w:rPr>
+              <w:t xml:space="preserve"> {cert</w:t>
+            </w:r>
+            <w:proofErr w:type="gramStart"/>
+            <w:r>
+              <w:rPr>
+                <w:sz w:val="20"/>
+                <w:szCs w:val="20"/>
+              </w:rPr>
+              <w:t>8}{</w:t>
+            </w:r>
+            <w:proofErr w:type="gramEnd"/>
+            <w:r>
+              <w:rPr>
+                <w:sz w:val="20"/>
+                <w:szCs w:val="20"/>
+              </w:rPr>
+              <w:t>/cert8}</w:t>
+            </w:r>
+          </w:p>
+          <w:p>
+            <w:pPr>
+              <w:keepNext/>
+              <w:keepLines/>
+              <w:rPr>
+                <w:sz w:val="20"/>
+                <w:szCs w:val="20"/>
+              </w:rPr>
+            </w:pPr>
+            <w:r>
+              <w:rPr>
+                <w:sz w:val="20"/>
+                <w:szCs w:val="20"/>
+              </w:rPr>
+              <w:t>{#cert</w:t>
+            </w:r>
+            <w:proofErr w:type="gramStart"/>
+            <w:r>
+              <w:rPr>
+                <w:sz w:val="20"/>
+                <w:szCs w:val="20"/>
+              </w:rPr>
+              <w:t>9}•</w:t>
+            </w:r>
+            <w:proofErr w:type="gramEnd"/>
+            <w:r>
+              <w:rPr>
+                <w:sz w:val="20"/>
+                <w:szCs w:val="20"/>
+              </w:rPr>
+              <w:t xml:space="preserve"> {cert</w:t>
+            </w:r>
+            <w:proofErr w:type="gramStart"/>
+            <w:r>
+              <w:rPr>
+                <w:sz w:val="20"/>
+                <w:szCs w:val="20"/>
+              </w:rPr>
+              <w:t>9}{</w:t>
+            </w:r>
+            <w:proofErr w:type="gramEnd"/>
+            <w:r>
+              <w:rPr>
+                <w:sz w:val="20"/>
+                <w:szCs w:val="20"/>
+              </w:rPr>
+              <w:t>/cert9}</w:t>
+            </w:r>
+          </w:p>
+          <w:p>
+            <w:pPr>
+              <w:keepNext/>
+              <w:keepLines/>
+              <w:rPr>
+                <w:sz w:val="20"/>
+                <w:szCs w:val="20"/>
+              </w:rPr>
+            </w:pPr>
+            <w:r>
+              <w:rPr>
+                <w:sz w:val="20"/>
+                <w:szCs w:val="20"/>
+              </w:rPr>
+              <w:t>{#cert</w:t>
+            </w:r>
+            <w:proofErr w:type="gramStart"/>
+            <w:r>
+              <w:rPr>
+                <w:sz w:val="20"/>
+                <w:szCs w:val="20"/>
+              </w:rPr>
+              <w:t>10}•</w:t>
+            </w:r>
+            <w:proofErr w:type="gramEnd"/>
+            <w:r>
+              <w:rPr>
+                <w:sz w:val="20"/>
+                <w:szCs w:val="20"/>
+              </w:rPr>
+              <w:t xml:space="preserve"> {cert</w:t>
+            </w:r>
+            <w:proofErr w:type="gramStart"/>
+            <w:r>
+              <w:rPr>
+                <w:sz w:val="20"/>
+                <w:szCs w:val="20"/>
+              </w:rPr>
+              <w:t>10}{</w:t>
+            </w:r>
+            <w:proofErr w:type="gramEnd"/>
+            <w:r>
+              <w:rPr>
+                <w:sz w:val="20"/>
+                <w:szCs w:val="20"/>
+              </w:rPr>
+              <w:t>/cert10}</w:t>
+            </w:r>
+          </w:p>
+          <w:p>
+            <w:pPr>
+              <w:keepNext/>
+              <w:keepLines/>
+              <w:rPr>
+                <w:sz w:val="20"/>
+                <w:szCs w:val="20"/>
+              </w:rPr>
+            </w:pPr>
+            <w:r>
+              <w:rPr>
+                <w:sz w:val="20"/>
+                <w:szCs w:val="20"/>
+              </w:rPr>
+              <w:t>{/</w:t>
+            </w:r>
+            <w:proofErr w:type="spellStart"/>
+            <w:r>
+              <w:rPr>
+                <w:sz w:val="20"/>
+                <w:szCs w:val="20"/>
+              </w:rPr>
+              <w:t>hasProgramCerts</w:t>
+            </w:r>
+            <w:proofErr w:type="spellEnd"/>
+            <w:r>
+              <w:rPr>
+                <w:sz w:val="20"/>
+                <w:szCs w:val="20"/>
+              </w:rPr>
+              <w:t>}</w:t>
+            </w:r>
+          </w:p>
+          <w:p>
+            <w:pPr>
+              <w:keepNext/>
+              <w:keepLines/>
+              <w:rPr>
+                <w:sz w:val="20"/>
+                <w:szCs w:val="20"/>
+              </w:rPr>
+            </w:pPr>
+          </w:p>
+          <w:p>
+            <w:pPr>
+              <w:keepNext/>
+              <w:keepLines/>
+              <w:rPr>
+                <w:sz w:val="20"/>
+                <w:szCs w:val="20"/>
+              </w:rPr>
+            </w:pPr>
+            <w:r>
+              <w:rPr>
+                <w:sz w:val="20"/>
+                <w:szCs w:val="20"/>
+              </w:rPr>
+              <w:t>{#hasExtraSkills}</w:t>
+            </w:r>
+          </w:p>
+          <w:p>
+            <w:pPr>
+              <w:keepNext/>
+              <w:keepLines/>
               <w:rPr>
                 <w:i/>
                 <w:iCs/>
-                <w:sz w:val="40"/>
-                <w:szCs w:val="40"/>
-              </w:rPr>
-              <w:t>C</w:t>
-            </w:r>
+                <w:sz w:val="20"/>
+                <w:szCs w:val="20"/>
+              </w:rPr>
+            </w:pPr>
             <w:r>
               <w:rPr>
                 <w:i/>
                 <w:iCs/>
-                <w:sz w:val="28"/>
-                <w:szCs w:val="28"/>
-              </w:rPr>
-              <w:t>ERTIFICATIONS</w:t>
-            </w:r>
-          </w:p>
-          <w:p>
-            <w:pPr>
-              <w:keepNext/>
-              <w:keepLines/>
-              <w:rPr>
-                <w:sz w:val="20"/>
-                <w:szCs w:val="20"/>
-              </w:rPr>
-            </w:pPr>
-            <w:r>
-              <w:rPr>
-                <w:sz w:val="20"/>
-                <w:szCs w:val="20"/>
-              </w:rPr>
-              <w:t>{#cert</w:t>
+                <w:sz w:val="20"/>
+                <w:szCs w:val="20"/>
+              </w:rPr>
+              <w:t>SKILLS</w:t>
+            </w:r>
+          </w:p>
+          <w:p>
+            <w:pPr>
+              <w:keepNext/>
+              <w:keepLines/>
+              <w:rPr>
+                <w:sz w:val="20"/>
+                <w:szCs w:val="20"/>
+              </w:rPr>
+            </w:pPr>
+            <w:r>
+              <w:rPr>
+                <w:sz w:val="20"/>
+                <w:szCs w:val="20"/>
+              </w:rPr>
+              <w:t>{#skill</w:t>
             </w:r>
             <w:proofErr w:type="gramStart"/>
             <w:r>
@@ -142,7 +689,7 @@
                 <w:sz w:val="20"/>
                 <w:szCs w:val="20"/>
               </w:rPr>
-              <w:t xml:space="preserve"> {cert</w:t>
+              <w:t xml:space="preserve"> {skill</w:t>
             </w:r>
             <w:proofErr w:type="gramStart"/>
             <w:r>
@@ -158,24 +705,24 @@
                 <w:sz w:val="20"/>
                 <w:szCs w:val="20"/>
               </w:rPr>
-              <w:t>/cert1}</w:t>
-            </w:r>
-          </w:p>
-          <w:p>
-            <w:pPr>
-              <w:keepNext/>
-              <w:keepLines/>
-              <w:rPr>
-                <w:sz w:val="20"/>
-                <w:szCs w:val="20"/>
-              </w:rPr>
-            </w:pPr>
-            <w:r>
-              <w:rPr>
-                <w:sz w:val="20"/>
-                <w:szCs w:val="20"/>
-              </w:rPr>
-              <w:t>{#cert</w:t>
+              <w:t>/skill1}</w:t>
+            </w:r>
+          </w:p>
+          <w:p>
+            <w:pPr>
+              <w:keepNext/>
+              <w:keepLines/>
+              <w:rPr>
+                <w:sz w:val="20"/>
+                <w:szCs w:val="20"/>
+              </w:rPr>
+            </w:pPr>
+            <w:r>
+              <w:rPr>
+                <w:sz w:val="20"/>
+                <w:szCs w:val="20"/>
+              </w:rPr>
+              <w:t>{#skill</w:t>
             </w:r>
             <w:proofErr w:type="gramStart"/>
             <w:r>
@@ -191,7 +738,7 @@
                 <w:sz w:val="20"/>
                 <w:szCs w:val="20"/>
               </w:rPr>
-              <w:t xml:space="preserve"> {cert</w:t>
+              <w:t xml:space="preserve"> {skill</w:t>
             </w:r>
             <w:proofErr w:type="gramStart"/>
             <w:r>
@@ -207,24 +754,24 @@
                 <w:sz w:val="20"/>
                 <w:szCs w:val="20"/>
               </w:rPr>
-              <w:t>/cert2}</w:t>
-            </w:r>
-          </w:p>
-          <w:p>
-            <w:pPr>
-              <w:keepNext/>
-              <w:keepLines/>
-              <w:rPr>
-                <w:sz w:val="20"/>
-                <w:szCs w:val="20"/>
-              </w:rPr>
-            </w:pPr>
-            <w:r>
-              <w:rPr>
-                <w:sz w:val="20"/>
-                <w:szCs w:val="20"/>
-              </w:rPr>
-              <w:t>{#cert</w:t>
+              <w:t>/skill2}</w:t>
+            </w:r>
+          </w:p>
+          <w:p>
+            <w:pPr>
+              <w:keepNext/>
+              <w:keepLines/>
+              <w:rPr>
+                <w:sz w:val="20"/>
+                <w:szCs w:val="20"/>
+              </w:rPr>
+            </w:pPr>
+            <w:r>
+              <w:rPr>
+                <w:sz w:val="20"/>
+                <w:szCs w:val="20"/>
+              </w:rPr>
+              <w:t>{#skill</w:t>
             </w:r>
             <w:proofErr w:type="gramStart"/>
             <w:r>
@@ -240,7 +787,7 @@
                 <w:sz w:val="20"/>
                 <w:szCs w:val="20"/>
               </w:rPr>
-              <w:t xml:space="preserve"> {cert</w:t>
+              <w:t xml:space="preserve"> {skill</w:t>
             </w:r>
             <w:proofErr w:type="gramStart"/>
             <w:r>
@@ -256,24 +803,24 @@
                 <w:sz w:val="20"/>
                 <w:szCs w:val="20"/>
               </w:rPr>
-              <w:t>/cert3}</w:t>
-            </w:r>
-          </w:p>
-          <w:p>
-            <w:pPr>
-              <w:keepNext/>
-              <w:keepLines/>
-              <w:rPr>
-                <w:sz w:val="20"/>
-                <w:szCs w:val="20"/>
-              </w:rPr>
-            </w:pPr>
-            <w:r>
-              <w:rPr>
-                <w:sz w:val="20"/>
-                <w:szCs w:val="20"/>
-              </w:rPr>
-              <w:t>{#cert</w:t>
+              <w:t>/skill3}</w:t>
+            </w:r>
+          </w:p>
+          <w:p>
+            <w:pPr>
+              <w:keepNext/>
+              <w:keepLines/>
+              <w:rPr>
+                <w:sz w:val="20"/>
+                <w:szCs w:val="20"/>
+              </w:rPr>
+            </w:pPr>
+            <w:r>
+              <w:rPr>
+                <w:sz w:val="20"/>
+                <w:szCs w:val="20"/>
+              </w:rPr>
+              <w:t>{#skill</w:t>
             </w:r>
             <w:proofErr w:type="gramStart"/>
             <w:r>
@@ -289,7 +836,7 @@
                 <w:sz w:val="20"/>
                 <w:szCs w:val="20"/>
               </w:rPr>
-              <w:t xml:space="preserve"> {cert</w:t>
+              <w:t xml:space="preserve"> {skill</w:t>
             </w:r>
             <w:proofErr w:type="gramStart"/>
             <w:r>
@@ -305,24 +852,24 @@
                 <w:sz w:val="20"/>
                 <w:szCs w:val="20"/>
               </w:rPr>
-              <w:t>/cert4}</w:t>
-            </w:r>
-          </w:p>
-          <w:p>
-            <w:pPr>
-              <w:keepNext/>
-              <w:keepLines/>
-              <w:rPr>
-                <w:sz w:val="20"/>
-                <w:szCs w:val="20"/>
-              </w:rPr>
-            </w:pPr>
-            <w:r>
-              <w:rPr>
-                <w:sz w:val="20"/>
-                <w:szCs w:val="20"/>
-              </w:rPr>
-              <w:t>{#cert</w:t>
+              <w:t>/skill4}</w:t>
+            </w:r>
+          </w:p>
+          <w:p>
+            <w:pPr>
+              <w:keepNext/>
+              <w:keepLines/>
+              <w:rPr>
+                <w:sz w:val="20"/>
+                <w:szCs w:val="20"/>
+              </w:rPr>
+            </w:pPr>
+            <w:r>
+              <w:rPr>
+                <w:sz w:val="20"/>
+                <w:szCs w:val="20"/>
+              </w:rPr>
+              <w:t>{#skill</w:t>
             </w:r>
             <w:proofErr w:type="gramStart"/>
             <w:r>
@@ -338,7 +885,7 @@
                 <w:sz w:val="20"/>
                 <w:szCs w:val="20"/>
               </w:rPr>
-              <w:t xml:space="preserve"> {cert</w:t>
+              <w:t xml:space="preserve"> {skill</w:t>
             </w:r>
             <w:proofErr w:type="gramStart"/>
             <w:r>
@@ -354,24 +901,24 @@
                 <w:sz w:val="20"/>
                 <w:szCs w:val="20"/>
               </w:rPr>
-              <w:t>/cert5}</w:t>
-            </w:r>
-          </w:p>
-          <w:p>
-            <w:pPr>
-              <w:keepNext/>
-              <w:keepLines/>
-              <w:rPr>
-                <w:sz w:val="20"/>
-                <w:szCs w:val="20"/>
-              </w:rPr>
-            </w:pPr>
-            <w:r>
-              <w:rPr>
-                <w:sz w:val="20"/>
-                <w:szCs w:val="20"/>
-              </w:rPr>
-              <w:t>{#cert</w:t>
+              <w:t>/skill5}</w:t>
+            </w:r>
+          </w:p>
+          <w:p>
+            <w:pPr>
+              <w:keepNext/>
+              <w:keepLines/>
+              <w:rPr>
+                <w:sz w:val="20"/>
+                <w:szCs w:val="20"/>
+              </w:rPr>
+            </w:pPr>
+            <w:r>
+              <w:rPr>
+                <w:sz w:val="20"/>
+                <w:szCs w:val="20"/>
+              </w:rPr>
+              <w:t>{#skill</w:t>
             </w:r>
             <w:proofErr w:type="gramStart"/>
             <w:r>
@@ -387,7 +934,7 @@
                 <w:sz w:val="20"/>
                 <w:szCs w:val="20"/>
               </w:rPr>
-              <w:t xml:space="preserve"> {cert</w:t>
+              <w:t xml:space="preserve"> {skill</w:t>
             </w:r>
             <w:proofErr w:type="gramStart"/>
             <w:r>
@@ -403,24 +950,24 @@
                 <w:sz w:val="20"/>
                 <w:szCs w:val="20"/>
               </w:rPr>
-              <w:t>/cert6}</w:t>
-            </w:r>
-          </w:p>
-          <w:p>
-            <w:pPr>
-              <w:keepNext/>
-              <w:keepLines/>
-              <w:rPr>
-                <w:sz w:val="20"/>
-                <w:szCs w:val="20"/>
-              </w:rPr>
-            </w:pPr>
-            <w:r>
-              <w:rPr>
-                <w:sz w:val="20"/>
-                <w:szCs w:val="20"/>
-              </w:rPr>
-              <w:t>{#cert</w:t>
+              <w:t>/skill6}</w:t>
+            </w:r>
+          </w:p>
+          <w:p>
+            <w:pPr>
+              <w:keepNext/>
+              <w:keepLines/>
+              <w:rPr>
+                <w:sz w:val="20"/>
+                <w:szCs w:val="20"/>
+              </w:rPr>
+            </w:pPr>
+            <w:r>
+              <w:rPr>
+                <w:sz w:val="20"/>
+                <w:szCs w:val="20"/>
+              </w:rPr>
+              <w:t>{#skill</w:t>
             </w:r>
             <w:proofErr w:type="gramStart"/>
             <w:r>
@@ -436,7 +983,7 @@
                 <w:sz w:val="20"/>
                 <w:szCs w:val="20"/>
               </w:rPr>
-              <w:t xml:space="preserve"> {cert</w:t>
+              <w:t xml:space="preserve"> {skill</w:t>
             </w:r>
             <w:proofErr w:type="gramStart"/>
             <w:r>
@@ -452,24 +999,24 @@
                 <w:sz w:val="20"/>
                 <w:szCs w:val="20"/>
               </w:rPr>
-              <w:t>/cert7}</w:t>
-            </w:r>
-          </w:p>
-          <w:p>
-            <w:pPr>
-              <w:keepNext/>
-              <w:keepLines/>
-              <w:rPr>
-                <w:sz w:val="20"/>
-                <w:szCs w:val="20"/>
-              </w:rPr>
-            </w:pPr>
-            <w:r>
-              <w:rPr>
-                <w:sz w:val="20"/>
-                <w:szCs w:val="20"/>
-              </w:rPr>
-              <w:t>{#cert</w:t>
+              <w:t>/skill7}</w:t>
+            </w:r>
+          </w:p>
+          <w:p>
+            <w:pPr>
+              <w:keepNext/>
+              <w:keepLines/>
+              <w:rPr>
+                <w:sz w:val="20"/>
+                <w:szCs w:val="20"/>
+              </w:rPr>
+            </w:pPr>
+            <w:r>
+              <w:rPr>
+                <w:sz w:val="20"/>
+                <w:szCs w:val="20"/>
+              </w:rPr>
+              <w:t>{#skill</w:t>
             </w:r>
             <w:proofErr w:type="gramStart"/>
             <w:r>
@@ -485,7 +1032,7 @@
                 <w:sz w:val="20"/>
                 <w:szCs w:val="20"/>
               </w:rPr>
-              <w:t xml:space="preserve"> {cert</w:t>
+              <w:t xml:space="preserve"> {skill</w:t>
             </w:r>
             <w:proofErr w:type="gramStart"/>
             <w:r>
@@ -501,24 +1048,24 @@
                 <w:sz w:val="20"/>
                 <w:szCs w:val="20"/>
               </w:rPr>
-              <w:t>/cert8}</w:t>
-            </w:r>
-          </w:p>
-          <w:p>
-            <w:pPr>
-              <w:keepNext/>
-              <w:keepLines/>
-              <w:rPr>
-                <w:sz w:val="20"/>
-                <w:szCs w:val="20"/>
-              </w:rPr>
-            </w:pPr>
-            <w:r>
-              <w:rPr>
-                <w:sz w:val="20"/>
-                <w:szCs w:val="20"/>
-              </w:rPr>
-              <w:t>{#cert</w:t>
+              <w:t>/skill8}</w:t>
+            </w:r>
+          </w:p>
+          <w:p>
+            <w:pPr>
+              <w:keepNext/>
+              <w:keepLines/>
+              <w:rPr>
+                <w:sz w:val="20"/>
+                <w:szCs w:val="20"/>
+              </w:rPr>
+            </w:pPr>
+            <w:r>
+              <w:rPr>
+                <w:sz w:val="20"/>
+                <w:szCs w:val="20"/>
+              </w:rPr>
+              <w:t>{#skill</w:t>
             </w:r>
             <w:proofErr w:type="gramStart"/>
             <w:r>
@@ -534,7 +1081,7 @@
                 <w:sz w:val="20"/>
                 <w:szCs w:val="20"/>
               </w:rPr>
-              <w:t xml:space="preserve"> {cert</w:t>
+              <w:t xml:space="preserve"> {skill</w:t>
             </w:r>
             <w:proofErr w:type="gramStart"/>
             <w:r>
@@ -550,24 +1097,24 @@
                 <w:sz w:val="20"/>
                 <w:szCs w:val="20"/>
               </w:rPr>
-              <w:t>/cert9}</w:t>
-            </w:r>
-          </w:p>
-          <w:p>
-            <w:pPr>
-              <w:keepNext/>
-              <w:keepLines/>
-              <w:rPr>
-                <w:sz w:val="20"/>
-                <w:szCs w:val="20"/>
-              </w:rPr>
-            </w:pPr>
-            <w:r>
-              <w:rPr>
-                <w:sz w:val="20"/>
-                <w:szCs w:val="20"/>
-              </w:rPr>
-              <w:t>{#cert</w:t>
+              <w:t>/skill9}</w:t>
+            </w:r>
+          </w:p>
+          <w:p>
+            <w:pPr>
+              <w:keepNext/>
+              <w:keepLines/>
+              <w:rPr>
+                <w:sz w:val="20"/>
+                <w:szCs w:val="20"/>
+              </w:rPr>
+            </w:pPr>
+            <w:r>
+              <w:rPr>
+                <w:sz w:val="20"/>
+                <w:szCs w:val="20"/>
+              </w:rPr>
+              <w:t>{#skill</w:t>
             </w:r>
             <w:proofErr w:type="gramStart"/>
             <w:r>
@@ -583,7 +1130,7 @@
                 <w:sz w:val="20"/>
                 <w:szCs w:val="20"/>
               </w:rPr>
-              <w:t xml:space="preserve"> {cert</w:t>
+              <w:t xml:space="preserve"> {skill</w:t>
             </w:r>
             <w:proofErr w:type="gramStart"/>
             <w:r>
@@ -599,7 +1146,7 @@
                 <w:sz w:val="20"/>
                 <w:szCs w:val="20"/>
               </w:rPr>
-              <w:t>/cert10}</w:t>
+              <w:t>/skill10}</w:t>
             </w:r>
           </w:p>
           <w:p>
@@ -624,7 +1171,7 @@
                 <w:sz w:val="20"/>
                 <w:szCs w:val="20"/>
               </w:rPr>
-              <w:t>hasProgramCerts</w:t>
+              <w:t>hasExtraSkills</w:t>
             </w:r>
             <w:proofErr w:type="spellEnd"/>
             <w:r>
@@ -634,6 +1181,16 @@
               </w:rPr>
               <w:t>}</w:t>
             </w:r>
+          </w:p>
+          <w:p>
+            <w:pPr>
+              <w:keepNext/>
+              <w:keepLines/>
+              <w:rPr>
+                <w:sz w:val="20"/>
+                <w:szCs w:val="20"/>
+              </w:rPr>
+            </w:pPr>
           </w:p>
           <w:p>
             <w:pPr>
@@ -644,7 +1201,7 @@
         </w:tc>
         <w:tc>
           <w:tcPr>
-            <w:tcW w:w="10559" w:type="dxa"/>
+            <w:tcW w:w="8486" w:type="dxa"/>
           </w:tcPr>
           <w:p>
             <w:pPr>
@@ -655,8 +1212,8 @@
                 <w:rFonts w:ascii="Georgia Pro Black" w:hAnsi="Georgia Pro Black"/>
                 <w:b/>
                 <w:bCs/>
-                <w:sz w:val="56"/>
-                <w:szCs w:val="56"/>
+                <w:sz w:val="44"/>
+                <w:szCs w:val="44"/>
               </w:rPr>
             </w:pPr>
             <w:r>
@@ -664,10 +1221,45 @@
                 <w:rFonts w:ascii="Georgia Pro Black" w:hAnsi="Georgia Pro Black"/>
                 <w:b/>
                 <w:bCs/>
-                <w:sz w:val="56"/>
-                <w:szCs w:val="56"/>
-              </w:rPr>
+                <w:sz w:val="44"/>
+                <w:szCs w:val="44"/>
+              </w:rPr>
+              <w:lastRenderedPageBreak/>
               <w:t>{name}</w:t>
+            </w:r>
+          </w:p>
+          <w:p>
+            <w:pPr>
+              <w:keepNext/>
+              <w:keepLines/>
+              <w:rPr>
+                <w:sz w:val="24"/>
+                <w:szCs w:val="24"/>
+              </w:rPr>
+            </w:pPr>
+            <w:r>
+              <w:rPr>
+                <w:sz w:val="24"/>
+                <w:szCs w:val="24"/>
+              </w:rPr>
+              <w:t>{address}</w:t>
+            </w:r>
+          </w:p>
+          <w:p>
+            <w:pPr>
+              <w:keepNext/>
+              <w:keepLines/>
+              <w:rPr>
+                <w:sz w:val="24"/>
+                <w:szCs w:val="24"/>
+              </w:rPr>
+            </w:pPr>
+            <w:r>
+              <w:rPr>
+                <w:sz w:val="24"/>
+                <w:szCs w:val="24"/>
+              </w:rPr>
+              <w:t>{city}, {state} {zip}</w:t>
             </w:r>
           </w:p>
           <w:p>
@@ -681,63 +1273,28 @@
             </w:pPr>
             <w:r>
               <w:rPr>
-                <w:sz w:val="28"/>
-                <w:szCs w:val="28"/>
-              </w:rPr>
-              <w:t>{address}</w:t>
-            </w:r>
-          </w:p>
-          <w:p>
-            <w:pPr>
-              <w:keepNext/>
-              <w:keepLines/>
-              <w:rPr>
-                <w:sz w:val="28"/>
-                <w:szCs w:val="28"/>
-              </w:rPr>
-            </w:pPr>
-            <w:r>
-              <w:rPr>
-                <w:sz w:val="28"/>
-                <w:szCs w:val="28"/>
-              </w:rPr>
-              <w:t>{city}, {state} {zip}</w:t>
-            </w:r>
-          </w:p>
-          <w:p>
-            <w:pPr>
-              <w:keepNext/>
-              <w:keepLines/>
-              <w:rPr>
-                <w:sz w:val="28"/>
-                <w:szCs w:val="28"/>
-              </w:rPr>
-            </w:pPr>
-            <w:r>
-              <w:rPr>
-                <w:sz w:val="28"/>
-                <w:szCs w:val="28"/>
+                <w:sz w:val="24"/>
+                <w:szCs w:val="24"/>
               </w:rPr>
               <w:t>{</w:t>
             </w:r>
             <w:proofErr w:type="gramStart"/>
             <w:r>
               <w:rPr>
-                <w:sz w:val="28"/>
-                <w:szCs w:val="28"/>
+                <w:sz w:val="24"/>
+                <w:szCs w:val="24"/>
               </w:rPr>
               <w:t>phone}  |</w:t>
             </w:r>
             <w:proofErr w:type="gramEnd"/>
             <w:r>
               <w:rPr>
-                <w:sz w:val="28"/>
-                <w:szCs w:val="28"/>
+                <w:sz w:val="24"/>
+                <w:szCs w:val="24"/>
               </w:rPr>
               <w:t xml:space="preserve">  {email}</w:t>
             </w:r>
           </w:p>
-          <w:p/>
         </w:tc>
       </w:tr>
       <w:tr>
@@ -746,7 +1303,7 @@
         </w:trPr>
         <w:tc>
           <w:tcPr>
-            <w:tcW w:w="1615" w:type="dxa"/>
+            <w:tcW w:w="2314" w:type="dxa"/>
             <w:vMerge/>
             <w:shd w:val="clear" w:color="auto" w:fill="E7E6E6" w:themeFill="background2"/>
           </w:tcPr>
@@ -754,7 +1311,7 @@
         </w:tc>
         <w:tc>
           <w:tcPr>
-            <w:tcW w:w="10559" w:type="dxa"/>
+            <w:tcW w:w="8486" w:type="dxa"/>
           </w:tcPr>
           <w:p>
             <w:pPr>
@@ -818,27 +1375,48 @@
             <w:pPr>
               <w:keepNext/>
               <w:keepLines/>
-            </w:pPr>
-            <w:r>
-              <w:t xml:space="preserve">  </w:t>
-            </w:r>
-            <w:r>
-              <w:t>{#summary</w:t>
-            </w:r>
-            <w:proofErr w:type="gramStart"/>
-            <w:r>
+              <w:rPr>
+                <w:sz w:val="21"/>
+                <w:szCs w:val="21"/>
+              </w:rPr>
+            </w:pPr>
+            <w:r>
+              <w:rPr>
+                <w:sz w:val="21"/>
+                <w:szCs w:val="21"/>
+              </w:rPr>
+              <w:t xml:space="preserve">  {#summary</w:t>
+            </w:r>
+            <w:proofErr w:type="gramStart"/>
+            <w:r>
+              <w:rPr>
+                <w:sz w:val="21"/>
+                <w:szCs w:val="21"/>
+              </w:rPr>
               <w:t>1}•</w:t>
             </w:r>
             <w:proofErr w:type="gramEnd"/>
             <w:r>
+              <w:rPr>
+                <w:sz w:val="21"/>
+                <w:szCs w:val="21"/>
+              </w:rPr>
               <w:t xml:space="preserve"> {summary</w:t>
             </w:r>
             <w:proofErr w:type="gramStart"/>
             <w:r>
+              <w:rPr>
+                <w:sz w:val="21"/>
+                <w:szCs w:val="21"/>
+              </w:rPr>
               <w:t>1}{</w:t>
             </w:r>
             <w:proofErr w:type="gramEnd"/>
             <w:r>
+              <w:rPr>
+                <w:sz w:val="21"/>
+                <w:szCs w:val="21"/>
+              </w:rPr>
               <w:t>/summary1}</w:t>
             </w:r>
           </w:p>
@@ -846,27 +1424,48 @@
             <w:pPr>
               <w:keepNext/>
               <w:keepLines/>
-            </w:pPr>
-            <w:r>
-              <w:t xml:space="preserve">  </w:t>
-            </w:r>
-            <w:r>
-              <w:t>{#summary</w:t>
-            </w:r>
-            <w:proofErr w:type="gramStart"/>
-            <w:r>
+              <w:rPr>
+                <w:sz w:val="21"/>
+                <w:szCs w:val="21"/>
+              </w:rPr>
+            </w:pPr>
+            <w:r>
+              <w:rPr>
+                <w:sz w:val="21"/>
+                <w:szCs w:val="21"/>
+              </w:rPr>
+              <w:t xml:space="preserve">  {#summary</w:t>
+            </w:r>
+            <w:proofErr w:type="gramStart"/>
+            <w:r>
+              <w:rPr>
+                <w:sz w:val="21"/>
+                <w:szCs w:val="21"/>
+              </w:rPr>
               <w:t>2}•</w:t>
             </w:r>
             <w:proofErr w:type="gramEnd"/>
             <w:r>
+              <w:rPr>
+                <w:sz w:val="21"/>
+                <w:szCs w:val="21"/>
+              </w:rPr>
               <w:t xml:space="preserve"> {summary</w:t>
             </w:r>
             <w:proofErr w:type="gramStart"/>
             <w:r>
+              <w:rPr>
+                <w:sz w:val="21"/>
+                <w:szCs w:val="21"/>
+              </w:rPr>
               <w:t>2}{</w:t>
             </w:r>
             <w:proofErr w:type="gramEnd"/>
             <w:r>
+              <w:rPr>
+                <w:sz w:val="21"/>
+                <w:szCs w:val="21"/>
+              </w:rPr>
               <w:t>/summary2}</w:t>
             </w:r>
           </w:p>
@@ -874,27 +1473,48 @@
             <w:pPr>
               <w:keepNext/>
               <w:keepLines/>
-            </w:pPr>
-            <w:r>
-              <w:t xml:space="preserve">  </w:t>
-            </w:r>
-            <w:r>
-              <w:t>{#summary</w:t>
-            </w:r>
-            <w:proofErr w:type="gramStart"/>
-            <w:r>
+              <w:rPr>
+                <w:sz w:val="21"/>
+                <w:szCs w:val="21"/>
+              </w:rPr>
+            </w:pPr>
+            <w:r>
+              <w:rPr>
+                <w:sz w:val="21"/>
+                <w:szCs w:val="21"/>
+              </w:rPr>
+              <w:t xml:space="preserve">  {#summary</w:t>
+            </w:r>
+            <w:proofErr w:type="gramStart"/>
+            <w:r>
+              <w:rPr>
+                <w:sz w:val="21"/>
+                <w:szCs w:val="21"/>
+              </w:rPr>
               <w:t>3}•</w:t>
             </w:r>
             <w:proofErr w:type="gramEnd"/>
             <w:r>
+              <w:rPr>
+                <w:sz w:val="21"/>
+                <w:szCs w:val="21"/>
+              </w:rPr>
               <w:t xml:space="preserve"> {summary</w:t>
             </w:r>
             <w:proofErr w:type="gramStart"/>
             <w:r>
+              <w:rPr>
+                <w:sz w:val="21"/>
+                <w:szCs w:val="21"/>
+              </w:rPr>
               <w:t>3}{</w:t>
             </w:r>
             <w:proofErr w:type="gramEnd"/>
             <w:r>
+              <w:rPr>
+                <w:sz w:val="21"/>
+                <w:szCs w:val="21"/>
+              </w:rPr>
               <w:t>/summary3}</w:t>
             </w:r>
           </w:p>
@@ -902,642 +1522,99 @@
             <w:pPr>
               <w:keepNext/>
               <w:keepLines/>
-            </w:pPr>
-            <w:r>
-              <w:t xml:space="preserve">  </w:t>
-            </w:r>
-            <w:r>
-              <w:t>{#summary</w:t>
-            </w:r>
-            <w:proofErr w:type="gramStart"/>
-            <w:r>
+              <w:rPr>
+                <w:sz w:val="21"/>
+                <w:szCs w:val="21"/>
+              </w:rPr>
+            </w:pPr>
+            <w:r>
+              <w:rPr>
+                <w:sz w:val="21"/>
+                <w:szCs w:val="21"/>
+              </w:rPr>
+              <w:t xml:space="preserve">  {#summary</w:t>
+            </w:r>
+            <w:proofErr w:type="gramStart"/>
+            <w:r>
+              <w:rPr>
+                <w:sz w:val="21"/>
+                <w:szCs w:val="21"/>
+              </w:rPr>
               <w:t>4}•</w:t>
             </w:r>
             <w:proofErr w:type="gramEnd"/>
             <w:r>
+              <w:rPr>
+                <w:sz w:val="21"/>
+                <w:szCs w:val="21"/>
+              </w:rPr>
               <w:t xml:space="preserve"> {summary</w:t>
             </w:r>
             <w:proofErr w:type="gramStart"/>
             <w:r>
+              <w:rPr>
+                <w:sz w:val="21"/>
+                <w:szCs w:val="21"/>
+              </w:rPr>
               <w:t>4}{</w:t>
             </w:r>
             <w:proofErr w:type="gramEnd"/>
             <w:r>
+              <w:rPr>
+                <w:sz w:val="21"/>
+                <w:szCs w:val="21"/>
+              </w:rPr>
               <w:t>/summary4}</w:t>
             </w:r>
           </w:p>
           <w:p>
-            <w:r>
-              <w:t xml:space="preserve">  </w:t>
-            </w:r>
-            <w:r>
-              <w:t>{#summary</w:t>
-            </w:r>
-            <w:proofErr w:type="gramStart"/>
-            <w:r>
+            <w:pPr>
+              <w:rPr>
+                <w:sz w:val="21"/>
+                <w:szCs w:val="21"/>
+              </w:rPr>
+            </w:pPr>
+            <w:r>
+              <w:rPr>
+                <w:sz w:val="21"/>
+                <w:szCs w:val="21"/>
+              </w:rPr>
+              <w:t xml:space="preserve">  {#summary</w:t>
+            </w:r>
+            <w:proofErr w:type="gramStart"/>
+            <w:r>
+              <w:rPr>
+                <w:sz w:val="21"/>
+                <w:szCs w:val="21"/>
+              </w:rPr>
               <w:t>5}•</w:t>
             </w:r>
             <w:proofErr w:type="gramEnd"/>
             <w:r>
+              <w:rPr>
+                <w:sz w:val="21"/>
+                <w:szCs w:val="21"/>
+              </w:rPr>
               <w:t xml:space="preserve"> {summary</w:t>
             </w:r>
             <w:proofErr w:type="gramStart"/>
             <w:r>
+              <w:rPr>
+                <w:sz w:val="21"/>
+                <w:szCs w:val="21"/>
+              </w:rPr>
               <w:t>5}{</w:t>
             </w:r>
             <w:proofErr w:type="gramEnd"/>
             <w:r>
+              <w:rPr>
+                <w:sz w:val="21"/>
+                <w:szCs w:val="21"/>
+              </w:rPr>
               <w:t>/summary5}</w:t>
             </w:r>
           </w:p>
-        </w:tc>
-      </w:tr>
-      <w:tr>
-        <w:trPr>
-          <w:cantSplit/>
-          <w:trHeight w:val="294"/>
-        </w:trPr>
-        <w:tc>
-          <w:tcPr>
-            <w:tcW w:w="1615" w:type="dxa"/>
-            <w:vMerge w:val="restart"/>
-            <w:shd w:val="clear" w:color="auto" w:fill="E7E6E6" w:themeFill="background2"/>
-          </w:tcPr>
-          <w:p>
-            <w:pPr>
-              <w:keepNext/>
-              <w:keepLines/>
-              <w:rPr>
-                <w:sz w:val="20"/>
-                <w:szCs w:val="20"/>
-              </w:rPr>
-            </w:pPr>
-            <w:r>
-              <w:rPr>
-                <w:sz w:val="20"/>
-                <w:szCs w:val="20"/>
-              </w:rPr>
-              <w:lastRenderedPageBreak/>
-              <w:t>{#hasExtraSkills}</w:t>
-            </w:r>
-          </w:p>
-          <w:p>
-            <w:pPr>
-              <w:keepNext/>
-              <w:keepLines/>
-              <w:rPr>
-                <w:i/>
-                <w:iCs/>
-                <w:sz w:val="20"/>
-                <w:szCs w:val="20"/>
-              </w:rPr>
-            </w:pPr>
-            <w:r>
-              <w:rPr>
-                <w:i/>
-                <w:iCs/>
-                <w:sz w:val="20"/>
-                <w:szCs w:val="20"/>
-              </w:rPr>
-              <w:t>SKILLS</w:t>
-            </w:r>
-          </w:p>
-          <w:p>
-            <w:pPr>
-              <w:keepNext/>
-              <w:keepLines/>
-              <w:rPr>
-                <w:sz w:val="20"/>
-                <w:szCs w:val="20"/>
-              </w:rPr>
-            </w:pPr>
-            <w:r>
-              <w:rPr>
-                <w:sz w:val="20"/>
-                <w:szCs w:val="20"/>
-              </w:rPr>
-              <w:t>{#skill</w:t>
-            </w:r>
-            <w:proofErr w:type="gramStart"/>
-            <w:r>
-              <w:rPr>
-                <w:sz w:val="20"/>
-                <w:szCs w:val="20"/>
-              </w:rPr>
-              <w:t>1}•</w:t>
-            </w:r>
-            <w:proofErr w:type="gramEnd"/>
-            <w:r>
-              <w:rPr>
-                <w:sz w:val="20"/>
-                <w:szCs w:val="20"/>
-              </w:rPr>
-              <w:t xml:space="preserve"> {skill</w:t>
-            </w:r>
-            <w:proofErr w:type="gramStart"/>
-            <w:r>
-              <w:rPr>
-                <w:sz w:val="20"/>
-                <w:szCs w:val="20"/>
-              </w:rPr>
-              <w:t>1}{</w:t>
-            </w:r>
-            <w:proofErr w:type="gramEnd"/>
-            <w:r>
-              <w:rPr>
-                <w:sz w:val="20"/>
-                <w:szCs w:val="20"/>
-              </w:rPr>
-              <w:t>/skill1}</w:t>
-            </w:r>
-          </w:p>
-          <w:p>
-            <w:pPr>
-              <w:keepNext/>
-              <w:keepLines/>
-              <w:rPr>
-                <w:sz w:val="20"/>
-                <w:szCs w:val="20"/>
-              </w:rPr>
-            </w:pPr>
-            <w:r>
-              <w:rPr>
-                <w:sz w:val="20"/>
-                <w:szCs w:val="20"/>
-              </w:rPr>
-              <w:t>{#skill</w:t>
-            </w:r>
-            <w:proofErr w:type="gramStart"/>
-            <w:r>
-              <w:rPr>
-                <w:sz w:val="20"/>
-                <w:szCs w:val="20"/>
-              </w:rPr>
-              <w:t>2}•</w:t>
-            </w:r>
-            <w:proofErr w:type="gramEnd"/>
-            <w:r>
-              <w:rPr>
-                <w:sz w:val="20"/>
-                <w:szCs w:val="20"/>
-              </w:rPr>
-              <w:t xml:space="preserve"> {skill</w:t>
-            </w:r>
-            <w:proofErr w:type="gramStart"/>
-            <w:r>
-              <w:rPr>
-                <w:sz w:val="20"/>
-                <w:szCs w:val="20"/>
-              </w:rPr>
-              <w:t>2}{</w:t>
-            </w:r>
-            <w:proofErr w:type="gramEnd"/>
-            <w:r>
-              <w:rPr>
-                <w:sz w:val="20"/>
-                <w:szCs w:val="20"/>
-              </w:rPr>
-              <w:t>/skill2}</w:t>
-            </w:r>
-          </w:p>
-          <w:p>
-            <w:pPr>
-              <w:keepNext/>
-              <w:keepLines/>
-              <w:rPr>
-                <w:sz w:val="20"/>
-                <w:szCs w:val="20"/>
-              </w:rPr>
-            </w:pPr>
-            <w:r>
-              <w:rPr>
-                <w:sz w:val="20"/>
-                <w:szCs w:val="20"/>
-              </w:rPr>
-              <w:t>{#skill</w:t>
-            </w:r>
-            <w:proofErr w:type="gramStart"/>
-            <w:r>
-              <w:rPr>
-                <w:sz w:val="20"/>
-                <w:szCs w:val="20"/>
-              </w:rPr>
-              <w:t>3}•</w:t>
-            </w:r>
-            <w:proofErr w:type="gramEnd"/>
-            <w:r>
-              <w:rPr>
-                <w:sz w:val="20"/>
-                <w:szCs w:val="20"/>
-              </w:rPr>
-              <w:t xml:space="preserve"> {skill</w:t>
-            </w:r>
-            <w:proofErr w:type="gramStart"/>
-            <w:r>
-              <w:rPr>
-                <w:sz w:val="20"/>
-                <w:szCs w:val="20"/>
-              </w:rPr>
-              <w:t>3}{</w:t>
-            </w:r>
-            <w:proofErr w:type="gramEnd"/>
-            <w:r>
-              <w:rPr>
-                <w:sz w:val="20"/>
-                <w:szCs w:val="20"/>
-              </w:rPr>
-              <w:t>/skill3}</w:t>
-            </w:r>
-          </w:p>
-          <w:p>
-            <w:pPr>
-              <w:keepNext/>
-              <w:keepLines/>
-              <w:rPr>
-                <w:sz w:val="20"/>
-                <w:szCs w:val="20"/>
-              </w:rPr>
-            </w:pPr>
-            <w:r>
-              <w:rPr>
-                <w:sz w:val="20"/>
-                <w:szCs w:val="20"/>
-              </w:rPr>
-              <w:t>{#skill</w:t>
-            </w:r>
-            <w:proofErr w:type="gramStart"/>
-            <w:r>
-              <w:rPr>
-                <w:sz w:val="20"/>
-                <w:szCs w:val="20"/>
-              </w:rPr>
-              <w:t>4}•</w:t>
-            </w:r>
-            <w:proofErr w:type="gramEnd"/>
-            <w:r>
-              <w:rPr>
-                <w:sz w:val="20"/>
-                <w:szCs w:val="20"/>
-              </w:rPr>
-              <w:t xml:space="preserve"> {skill</w:t>
-            </w:r>
-            <w:proofErr w:type="gramStart"/>
-            <w:r>
-              <w:rPr>
-                <w:sz w:val="20"/>
-                <w:szCs w:val="20"/>
-              </w:rPr>
-              <w:t>4}{</w:t>
-            </w:r>
-            <w:proofErr w:type="gramEnd"/>
-            <w:r>
-              <w:rPr>
-                <w:sz w:val="20"/>
-                <w:szCs w:val="20"/>
-              </w:rPr>
-              <w:t>/skill4}</w:t>
-            </w:r>
-          </w:p>
-          <w:p>
-            <w:pPr>
-              <w:keepNext/>
-              <w:keepLines/>
-              <w:rPr>
-                <w:sz w:val="20"/>
-                <w:szCs w:val="20"/>
-              </w:rPr>
-            </w:pPr>
-            <w:r>
-              <w:rPr>
-                <w:sz w:val="20"/>
-                <w:szCs w:val="20"/>
-              </w:rPr>
-              <w:t>{#skill</w:t>
-            </w:r>
-            <w:proofErr w:type="gramStart"/>
-            <w:r>
-              <w:rPr>
-                <w:sz w:val="20"/>
-                <w:szCs w:val="20"/>
-              </w:rPr>
-              <w:t>5}•</w:t>
-            </w:r>
-            <w:proofErr w:type="gramEnd"/>
-            <w:r>
-              <w:rPr>
-                <w:sz w:val="20"/>
-                <w:szCs w:val="20"/>
-              </w:rPr>
-              <w:t xml:space="preserve"> {skill</w:t>
-            </w:r>
-            <w:proofErr w:type="gramStart"/>
-            <w:r>
-              <w:rPr>
-                <w:sz w:val="20"/>
-                <w:szCs w:val="20"/>
-              </w:rPr>
-              <w:t>5}{</w:t>
-            </w:r>
-            <w:proofErr w:type="gramEnd"/>
-            <w:r>
-              <w:rPr>
-                <w:sz w:val="20"/>
-                <w:szCs w:val="20"/>
-              </w:rPr>
-              <w:t>/skill5}</w:t>
-            </w:r>
-          </w:p>
-          <w:p>
-            <w:pPr>
-              <w:keepNext/>
-              <w:keepLines/>
-              <w:rPr>
-                <w:sz w:val="20"/>
-                <w:szCs w:val="20"/>
-              </w:rPr>
-            </w:pPr>
-            <w:r>
-              <w:rPr>
-                <w:sz w:val="20"/>
-                <w:szCs w:val="20"/>
-              </w:rPr>
-              <w:t>{#skill</w:t>
-            </w:r>
-            <w:proofErr w:type="gramStart"/>
-            <w:r>
-              <w:rPr>
-                <w:sz w:val="20"/>
-                <w:szCs w:val="20"/>
-              </w:rPr>
-              <w:t>6}•</w:t>
-            </w:r>
-            <w:proofErr w:type="gramEnd"/>
-            <w:r>
-              <w:rPr>
-                <w:sz w:val="20"/>
-                <w:szCs w:val="20"/>
-              </w:rPr>
-              <w:t xml:space="preserve"> {skill</w:t>
-            </w:r>
-            <w:proofErr w:type="gramStart"/>
-            <w:r>
-              <w:rPr>
-                <w:sz w:val="20"/>
-                <w:szCs w:val="20"/>
-              </w:rPr>
-              <w:t>6}{</w:t>
-            </w:r>
-            <w:proofErr w:type="gramEnd"/>
-            <w:r>
-              <w:rPr>
-                <w:sz w:val="20"/>
-                <w:szCs w:val="20"/>
-              </w:rPr>
-              <w:t>/skill6}</w:t>
-            </w:r>
-          </w:p>
-          <w:p>
-            <w:pPr>
-              <w:keepNext/>
-              <w:keepLines/>
-              <w:rPr>
-                <w:sz w:val="20"/>
-                <w:szCs w:val="20"/>
-              </w:rPr>
-            </w:pPr>
-            <w:r>
-              <w:rPr>
-                <w:sz w:val="20"/>
-                <w:szCs w:val="20"/>
-              </w:rPr>
-              <w:t>{#skill</w:t>
-            </w:r>
-            <w:proofErr w:type="gramStart"/>
-            <w:r>
-              <w:rPr>
-                <w:sz w:val="20"/>
-                <w:szCs w:val="20"/>
-              </w:rPr>
-              <w:t>7}•</w:t>
-            </w:r>
-            <w:proofErr w:type="gramEnd"/>
-            <w:r>
-              <w:rPr>
-                <w:sz w:val="20"/>
-                <w:szCs w:val="20"/>
-              </w:rPr>
-              <w:t xml:space="preserve"> {skill</w:t>
-            </w:r>
-            <w:proofErr w:type="gramStart"/>
-            <w:r>
-              <w:rPr>
-                <w:sz w:val="20"/>
-                <w:szCs w:val="20"/>
-              </w:rPr>
-              <w:t>7}{</w:t>
-            </w:r>
-            <w:proofErr w:type="gramEnd"/>
-            <w:r>
-              <w:rPr>
-                <w:sz w:val="20"/>
-                <w:szCs w:val="20"/>
-              </w:rPr>
-              <w:t>/skill7}</w:t>
-            </w:r>
-          </w:p>
-          <w:p>
-            <w:pPr>
-              <w:keepNext/>
-              <w:keepLines/>
-              <w:rPr>
-                <w:sz w:val="20"/>
-                <w:szCs w:val="20"/>
-              </w:rPr>
-            </w:pPr>
-            <w:r>
-              <w:rPr>
-                <w:sz w:val="20"/>
-                <w:szCs w:val="20"/>
-              </w:rPr>
-              <w:t>{#skill</w:t>
-            </w:r>
-            <w:proofErr w:type="gramStart"/>
-            <w:r>
-              <w:rPr>
-                <w:sz w:val="20"/>
-                <w:szCs w:val="20"/>
-              </w:rPr>
-              <w:t>8}•</w:t>
-            </w:r>
-            <w:proofErr w:type="gramEnd"/>
-            <w:r>
-              <w:rPr>
-                <w:sz w:val="20"/>
-                <w:szCs w:val="20"/>
-              </w:rPr>
-              <w:t xml:space="preserve"> {skill</w:t>
-            </w:r>
-            <w:proofErr w:type="gramStart"/>
-            <w:r>
-              <w:rPr>
-                <w:sz w:val="20"/>
-                <w:szCs w:val="20"/>
-              </w:rPr>
-              <w:t>8}{</w:t>
-            </w:r>
-            <w:proofErr w:type="gramEnd"/>
-            <w:r>
-              <w:rPr>
-                <w:sz w:val="20"/>
-                <w:szCs w:val="20"/>
-              </w:rPr>
-              <w:t>/skill8}</w:t>
-            </w:r>
-          </w:p>
-          <w:p>
-            <w:pPr>
-              <w:keepNext/>
-              <w:keepLines/>
-              <w:rPr>
-                <w:sz w:val="20"/>
-                <w:szCs w:val="20"/>
-              </w:rPr>
-            </w:pPr>
-            <w:r>
-              <w:rPr>
-                <w:sz w:val="20"/>
-                <w:szCs w:val="20"/>
-              </w:rPr>
-              <w:t>{#skill</w:t>
-            </w:r>
-            <w:proofErr w:type="gramStart"/>
-            <w:r>
-              <w:rPr>
-                <w:sz w:val="20"/>
-                <w:szCs w:val="20"/>
-              </w:rPr>
-              <w:t>9}•</w:t>
-            </w:r>
-            <w:proofErr w:type="gramEnd"/>
-            <w:r>
-              <w:rPr>
-                <w:sz w:val="20"/>
-                <w:szCs w:val="20"/>
-              </w:rPr>
-              <w:t xml:space="preserve"> {skill</w:t>
-            </w:r>
-            <w:proofErr w:type="gramStart"/>
-            <w:r>
-              <w:rPr>
-                <w:sz w:val="20"/>
-                <w:szCs w:val="20"/>
-              </w:rPr>
-              <w:t>9}{</w:t>
-            </w:r>
-            <w:proofErr w:type="gramEnd"/>
-            <w:r>
-              <w:rPr>
-                <w:sz w:val="20"/>
-                <w:szCs w:val="20"/>
-              </w:rPr>
-              <w:t>/skill9}</w:t>
-            </w:r>
-          </w:p>
-          <w:p>
-            <w:pPr>
-              <w:keepNext/>
-              <w:keepLines/>
-              <w:rPr>
-                <w:sz w:val="20"/>
-                <w:szCs w:val="20"/>
-              </w:rPr>
-            </w:pPr>
-            <w:r>
-              <w:rPr>
-                <w:sz w:val="20"/>
-                <w:szCs w:val="20"/>
-              </w:rPr>
-              <w:t>{#skill</w:t>
-            </w:r>
-            <w:proofErr w:type="gramStart"/>
-            <w:r>
-              <w:rPr>
-                <w:sz w:val="20"/>
-                <w:szCs w:val="20"/>
-              </w:rPr>
-              <w:t>10}•</w:t>
-            </w:r>
-            <w:proofErr w:type="gramEnd"/>
-            <w:r>
-              <w:rPr>
-                <w:sz w:val="20"/>
-                <w:szCs w:val="20"/>
-              </w:rPr>
-              <w:t xml:space="preserve"> {skill</w:t>
-            </w:r>
-            <w:proofErr w:type="gramStart"/>
-            <w:r>
-              <w:rPr>
-                <w:sz w:val="20"/>
-                <w:szCs w:val="20"/>
-              </w:rPr>
-              <w:t>10}{</w:t>
-            </w:r>
-            <w:proofErr w:type="gramEnd"/>
-            <w:r>
-              <w:rPr>
-                <w:sz w:val="20"/>
-                <w:szCs w:val="20"/>
-              </w:rPr>
-              <w:t>/skill10}</w:t>
-            </w:r>
-          </w:p>
-          <w:p>
-            <w:pPr>
-              <w:keepNext/>
-              <w:keepLines/>
-              <w:rPr>
-                <w:sz w:val="20"/>
-                <w:szCs w:val="20"/>
-              </w:rPr>
-            </w:pPr>
-            <w:r>
-              <w:rPr>
-                <w:sz w:val="20"/>
-                <w:szCs w:val="20"/>
-              </w:rPr>
-              <w:t>{/</w:t>
-            </w:r>
-            <w:proofErr w:type="spellStart"/>
-            <w:r>
-              <w:rPr>
-                <w:sz w:val="20"/>
-                <w:szCs w:val="20"/>
-              </w:rPr>
-              <w:t>hasExtraSkills</w:t>
-            </w:r>
-            <w:proofErr w:type="spellEnd"/>
-            <w:r>
-              <w:rPr>
-                <w:sz w:val="20"/>
-                <w:szCs w:val="20"/>
-              </w:rPr>
-              <w:t>}</w:t>
-            </w:r>
-          </w:p>
-          <w:p>
-            <w:pPr>
-              <w:rPr>
-                <w:sz w:val="20"/>
-                <w:szCs w:val="20"/>
-              </w:rPr>
-            </w:pPr>
-          </w:p>
-        </w:tc>
-        <w:tc>
-          <w:tcPr>
-            <w:tcW w:w="10559" w:type="dxa"/>
-          </w:tcPr>
+          <w:p/>
           <w:p>
             <w:pPr>
               <w:keepNext/>
@@ -1609,15 +1686,23 @@
             <w:pPr>
               <w:keepNext/>
               <w:keepLines/>
-            </w:pPr>
-            <w:r>
+              <w:rPr>
+                <w:sz w:val="21"/>
+                <w:szCs w:val="21"/>
+              </w:rPr>
+            </w:pPr>
+            <w:r>
+              <w:rPr>
+                <w:sz w:val="21"/>
+                <w:szCs w:val="21"/>
+              </w:rPr>
               <w:t>{#workExperience}</w:t>
             </w:r>
           </w:p>
           <w:tbl>
             <w:tblPr>
               <w:tblStyle w:val="TableGrid"/>
-              <w:tblW w:w="8483" w:type="dxa"/>
+              <w:tblW w:w="8166" w:type="dxa"/>
               <w:tblBorders>
                 <w:top w:val="none" w:sz="0" w:space="0" w:color="auto"/>
                 <w:left w:val="none" w:sz="0" w:space="0" w:color="auto"/>
@@ -1629,40 +1714,41 @@
               <w:tblLook w:val="04A0" w:firstRow="1" w:lastRow="0" w:firstColumn="1" w:lastColumn="0" w:noHBand="0" w:noVBand="1"/>
             </w:tblPr>
             <w:tblGrid>
-              <w:gridCol w:w="5359"/>
-              <w:gridCol w:w="3124"/>
+              <w:gridCol w:w="5159"/>
+              <w:gridCol w:w="3007"/>
             </w:tblGrid>
             <w:tr>
               <w:trPr>
-                <w:trHeight w:val="614"/>
+                <w:trHeight w:val="683"/>
               </w:trPr>
               <w:tc>
                 <w:tcPr>
-                  <w:tcW w:w="5359" w:type="dxa"/>
+                  <w:tcW w:w="5159" w:type="dxa"/>
                 </w:tcPr>
                 <w:p>
                   <w:pPr>
                     <w:keepNext/>
                     <w:keepLines/>
+                    <w:framePr w:hSpace="180" w:wrap="around" w:vAnchor="page" w:hAnchor="margin" w:y="601"/>
                     <w:spacing w:before="120"/>
                     <w:rPr>
-                      <w:sz w:val="24"/>
-                      <w:szCs w:val="24"/>
+                      <w:sz w:val="21"/>
+                      <w:szCs w:val="21"/>
                     </w:rPr>
                   </w:pPr>
                   <w:proofErr w:type="gramStart"/>
                   <w:r>
                     <w:rPr>
-                      <w:sz w:val="24"/>
-                      <w:szCs w:val="24"/>
+                      <w:sz w:val="21"/>
+                      <w:szCs w:val="21"/>
                     </w:rPr>
                     <w:t>{title}, {</w:t>
                   </w:r>
                   <w:proofErr w:type="gramEnd"/>
                   <w:r>
                     <w:rPr>
-                      <w:sz w:val="24"/>
-                      <w:szCs w:val="24"/>
+                      <w:sz w:val="21"/>
+                      <w:szCs w:val="21"/>
                     </w:rPr>
                     <w:t xml:space="preserve">employer} </w:t>
                   </w:r>
@@ -1671,15 +1757,20 @@
                   <w:pPr>
                     <w:keepNext/>
                     <w:keepLines/>
+                    <w:framePr w:hSpace="180" w:wrap="around" w:vAnchor="page" w:hAnchor="margin" w:y="601"/>
                     <w:rPr>
                       <w:i/>
                       <w:iCs/>
+                      <w:sz w:val="21"/>
+                      <w:szCs w:val="21"/>
                     </w:rPr>
                   </w:pPr>
                   <w:r>
                     <w:rPr>
                       <w:i/>
                       <w:iCs/>
+                      <w:sz w:val="21"/>
+                      <w:szCs w:val="21"/>
                     </w:rPr>
                     <w:t>({</w:t>
                   </w:r>
@@ -1688,8 +1779,8 @@
                     <w:rPr>
                       <w:i/>
                       <w:iCs/>
-                      <w:sz w:val="24"/>
-                      <w:szCs w:val="24"/>
+                      <w:sz w:val="21"/>
+                      <w:szCs w:val="21"/>
                     </w:rPr>
                     <w:t>employerCity</w:t>
                   </w:r>
@@ -1698,8 +1789,8 @@
                     <w:rPr>
                       <w:i/>
                       <w:iCs/>
-                      <w:sz w:val="24"/>
-                      <w:szCs w:val="24"/>
+                      <w:sz w:val="21"/>
+                      <w:szCs w:val="21"/>
                     </w:rPr>
                     <w:t>}, {</w:t>
                   </w:r>
@@ -1708,8 +1799,8 @@
                     <w:rPr>
                       <w:i/>
                       <w:iCs/>
-                      <w:sz w:val="24"/>
-                      <w:szCs w:val="24"/>
+                      <w:sz w:val="21"/>
+                      <w:szCs w:val="21"/>
                     </w:rPr>
                     <w:t>employerState</w:t>
                   </w:r>
@@ -1718,8 +1809,8 @@
                     <w:rPr>
                       <w:i/>
                       <w:iCs/>
-                      <w:sz w:val="24"/>
-                      <w:szCs w:val="24"/>
+                      <w:sz w:val="21"/>
+                      <w:szCs w:val="21"/>
                     </w:rPr>
                     <w:t>})</w:t>
                   </w:r>
@@ -1727,22 +1818,23 @@
               </w:tc>
               <w:tc>
                 <w:tcPr>
-                  <w:tcW w:w="3124" w:type="dxa"/>
+                  <w:tcW w:w="3007" w:type="dxa"/>
                 </w:tcPr>
                 <w:p>
                   <w:pPr>
                     <w:keepNext/>
                     <w:keepLines/>
+                    <w:framePr w:hSpace="180" w:wrap="around" w:vAnchor="page" w:hAnchor="margin" w:y="601"/>
                     <w:jc w:val="right"/>
                     <w:rPr>
-                      <w:sz w:val="24"/>
-                      <w:szCs w:val="24"/>
+                      <w:sz w:val="21"/>
+                      <w:szCs w:val="21"/>
                     </w:rPr>
                   </w:pPr>
                   <w:r>
                     <w:rPr>
-                      <w:sz w:val="24"/>
-                      <w:szCs w:val="24"/>
+                      <w:sz w:val="21"/>
+                      <w:szCs w:val="21"/>
                     </w:rPr>
                     <w:t>{start} – {end}</w:t>
                   </w:r>
@@ -1755,24 +1847,48 @@
               <w:keepNext/>
               <w:keepLines/>
               <w:ind w:left="180"/>
-            </w:pPr>
-            <w:r>
+              <w:rPr>
+                <w:sz w:val="21"/>
+                <w:szCs w:val="21"/>
+              </w:rPr>
+            </w:pPr>
+            <w:r>
+              <w:rPr>
+                <w:sz w:val="21"/>
+                <w:szCs w:val="21"/>
+              </w:rPr>
               <w:t>{#task</w:t>
             </w:r>
             <w:proofErr w:type="gramStart"/>
             <w:r>
+              <w:rPr>
+                <w:sz w:val="21"/>
+                <w:szCs w:val="21"/>
+              </w:rPr>
               <w:t>1}•</w:t>
             </w:r>
             <w:proofErr w:type="gramEnd"/>
             <w:r>
+              <w:rPr>
+                <w:sz w:val="21"/>
+                <w:szCs w:val="21"/>
+              </w:rPr>
               <w:t xml:space="preserve"> {task</w:t>
             </w:r>
             <w:proofErr w:type="gramStart"/>
             <w:r>
+              <w:rPr>
+                <w:sz w:val="21"/>
+                <w:szCs w:val="21"/>
+              </w:rPr>
               <w:t>1}{</w:t>
             </w:r>
             <w:proofErr w:type="gramEnd"/>
             <w:r>
+              <w:rPr>
+                <w:sz w:val="21"/>
+                <w:szCs w:val="21"/>
+              </w:rPr>
               <w:t>/task1}</w:t>
             </w:r>
           </w:p>
@@ -1781,24 +1897,48 @@
               <w:keepNext/>
               <w:keepLines/>
               <w:ind w:left="180"/>
-            </w:pPr>
-            <w:r>
+              <w:rPr>
+                <w:sz w:val="21"/>
+                <w:szCs w:val="21"/>
+              </w:rPr>
+            </w:pPr>
+            <w:r>
+              <w:rPr>
+                <w:sz w:val="21"/>
+                <w:szCs w:val="21"/>
+              </w:rPr>
               <w:t>{#task</w:t>
             </w:r>
             <w:proofErr w:type="gramStart"/>
             <w:r>
+              <w:rPr>
+                <w:sz w:val="21"/>
+                <w:szCs w:val="21"/>
+              </w:rPr>
               <w:t>2}•</w:t>
             </w:r>
             <w:proofErr w:type="gramEnd"/>
             <w:r>
+              <w:rPr>
+                <w:sz w:val="21"/>
+                <w:szCs w:val="21"/>
+              </w:rPr>
               <w:t xml:space="preserve"> {task</w:t>
             </w:r>
             <w:proofErr w:type="gramStart"/>
             <w:r>
+              <w:rPr>
+                <w:sz w:val="21"/>
+                <w:szCs w:val="21"/>
+              </w:rPr>
               <w:t>2}{</w:t>
             </w:r>
             <w:proofErr w:type="gramEnd"/>
             <w:r>
+              <w:rPr>
+                <w:sz w:val="21"/>
+                <w:szCs w:val="21"/>
+              </w:rPr>
               <w:t>/task2}</w:t>
             </w:r>
           </w:p>
@@ -1807,24 +1947,48 @@
               <w:keepNext/>
               <w:keepLines/>
               <w:ind w:left="180"/>
-            </w:pPr>
-            <w:r>
+              <w:rPr>
+                <w:sz w:val="21"/>
+                <w:szCs w:val="21"/>
+              </w:rPr>
+            </w:pPr>
+            <w:r>
+              <w:rPr>
+                <w:sz w:val="21"/>
+                <w:szCs w:val="21"/>
+              </w:rPr>
               <w:t>{#task</w:t>
             </w:r>
             <w:proofErr w:type="gramStart"/>
             <w:r>
+              <w:rPr>
+                <w:sz w:val="21"/>
+                <w:szCs w:val="21"/>
+              </w:rPr>
               <w:t>3}•</w:t>
             </w:r>
             <w:proofErr w:type="gramEnd"/>
             <w:r>
+              <w:rPr>
+                <w:sz w:val="21"/>
+                <w:szCs w:val="21"/>
+              </w:rPr>
               <w:t xml:space="preserve"> {task</w:t>
             </w:r>
             <w:proofErr w:type="gramStart"/>
             <w:r>
+              <w:rPr>
+                <w:sz w:val="21"/>
+                <w:szCs w:val="21"/>
+              </w:rPr>
               <w:t>3}{</w:t>
             </w:r>
             <w:proofErr w:type="gramEnd"/>
             <w:r>
+              <w:rPr>
+                <w:sz w:val="21"/>
+                <w:szCs w:val="21"/>
+              </w:rPr>
               <w:t>/task3}</w:t>
             </w:r>
           </w:p>
@@ -1833,24 +1997,48 @@
               <w:keepNext/>
               <w:keepLines/>
               <w:ind w:left="180"/>
-            </w:pPr>
-            <w:r>
+              <w:rPr>
+                <w:sz w:val="21"/>
+                <w:szCs w:val="21"/>
+              </w:rPr>
+            </w:pPr>
+            <w:r>
+              <w:rPr>
+                <w:sz w:val="21"/>
+                <w:szCs w:val="21"/>
+              </w:rPr>
               <w:t>{#task</w:t>
             </w:r>
             <w:proofErr w:type="gramStart"/>
             <w:r>
+              <w:rPr>
+                <w:sz w:val="21"/>
+                <w:szCs w:val="21"/>
+              </w:rPr>
               <w:t>4}•</w:t>
             </w:r>
             <w:proofErr w:type="gramEnd"/>
             <w:r>
+              <w:rPr>
+                <w:sz w:val="21"/>
+                <w:szCs w:val="21"/>
+              </w:rPr>
               <w:t xml:space="preserve"> {task</w:t>
             </w:r>
             <w:proofErr w:type="gramStart"/>
             <w:r>
+              <w:rPr>
+                <w:sz w:val="21"/>
+                <w:szCs w:val="21"/>
+              </w:rPr>
               <w:t>4}{</w:t>
             </w:r>
             <w:proofErr w:type="gramEnd"/>
             <w:r>
+              <w:rPr>
+                <w:sz w:val="21"/>
+                <w:szCs w:val="21"/>
+              </w:rPr>
               <w:t>/task4}</w:t>
             </w:r>
           </w:p>
@@ -1859,24 +2047,48 @@
               <w:keepNext/>
               <w:keepLines/>
               <w:ind w:left="180"/>
-            </w:pPr>
-            <w:r>
+              <w:rPr>
+                <w:sz w:val="21"/>
+                <w:szCs w:val="21"/>
+              </w:rPr>
+            </w:pPr>
+            <w:r>
+              <w:rPr>
+                <w:sz w:val="21"/>
+                <w:szCs w:val="21"/>
+              </w:rPr>
               <w:t>{#task</w:t>
             </w:r>
             <w:proofErr w:type="gramStart"/>
             <w:r>
+              <w:rPr>
+                <w:sz w:val="21"/>
+                <w:szCs w:val="21"/>
+              </w:rPr>
               <w:t>5}•</w:t>
             </w:r>
             <w:proofErr w:type="gramEnd"/>
             <w:r>
+              <w:rPr>
+                <w:sz w:val="21"/>
+                <w:szCs w:val="21"/>
+              </w:rPr>
               <w:t xml:space="preserve"> {task</w:t>
             </w:r>
             <w:proofErr w:type="gramStart"/>
             <w:r>
+              <w:rPr>
+                <w:sz w:val="21"/>
+                <w:szCs w:val="21"/>
+              </w:rPr>
               <w:t>5}{</w:t>
             </w:r>
             <w:proofErr w:type="gramEnd"/>
             <w:r>
+              <w:rPr>
+                <w:sz w:val="21"/>
+                <w:szCs w:val="21"/>
+              </w:rPr>
               <w:t>/task5}</w:t>
             </w:r>
           </w:p>
@@ -1887,16 +2099,16 @@
               <w:rPr>
                 <w:i/>
                 <w:iCs/>
-                <w:sz w:val="28"/>
-                <w:szCs w:val="28"/>
+                <w:sz w:val="21"/>
+                <w:szCs w:val="21"/>
               </w:rPr>
             </w:pPr>
             <w:r>
               <w:rPr>
                 <w:i/>
                 <w:iCs/>
-                <w:sz w:val="28"/>
-                <w:szCs w:val="28"/>
+                <w:sz w:val="21"/>
+                <w:szCs w:val="21"/>
               </w:rPr>
               <w:t>{/</w:t>
             </w:r>
@@ -1905,8 +2117,8 @@
               <w:rPr>
                 <w:i/>
                 <w:iCs/>
-                <w:sz w:val="28"/>
-                <w:szCs w:val="28"/>
+                <w:sz w:val="21"/>
+                <w:szCs w:val="21"/>
               </w:rPr>
               <w:t>workExperience</w:t>
             </w:r>
@@ -1915,22 +2127,40 @@
               <w:rPr>
                 <w:i/>
                 <w:iCs/>
-                <w:sz w:val="28"/>
-                <w:szCs w:val="28"/>
+                <w:sz w:val="21"/>
+                <w:szCs w:val="21"/>
               </w:rPr>
               <w:t>}</w:t>
             </w:r>
           </w:p>
           <w:p>
-            <w:r>
+            <w:pPr>
+              <w:rPr>
+                <w:sz w:val="21"/>
+                <w:szCs w:val="21"/>
+              </w:rPr>
+            </w:pPr>
+            <w:r>
+              <w:rPr>
+                <w:sz w:val="21"/>
+                <w:szCs w:val="21"/>
+              </w:rPr>
               <w:t>{/</w:t>
             </w:r>
             <w:proofErr w:type="spellStart"/>
             <w:r>
+              <w:rPr>
+                <w:sz w:val="21"/>
+                <w:szCs w:val="21"/>
+              </w:rPr>
               <w:t>hasWorkExperience</w:t>
             </w:r>
             <w:proofErr w:type="spellEnd"/>
             <w:r>
+              <w:rPr>
+                <w:sz w:val="21"/>
+                <w:szCs w:val="21"/>
+              </w:rPr>
               <w:t>}</w:t>
             </w:r>
           </w:p>
@@ -1938,11 +2168,12 @@
       </w:tr>
       <w:tr>
         <w:trPr>
+          <w:cantSplit/>
           <w:trHeight w:val="148"/>
         </w:trPr>
         <w:tc>
           <w:tcPr>
-            <w:tcW w:w="1615" w:type="dxa"/>
+            <w:tcW w:w="2314" w:type="dxa"/>
             <w:vMerge/>
             <w:shd w:val="clear" w:color="auto" w:fill="E7E6E6" w:themeFill="background2"/>
           </w:tcPr>
@@ -1950,7 +2181,7 @@
         </w:tc>
         <w:tc>
           <w:tcPr>
-            <w:tcW w:w="10559" w:type="dxa"/>
+            <w:tcW w:w="8486" w:type="dxa"/>
           </w:tcPr>
           <w:p>
             <w:pPr>
@@ -2045,16 +2276,32 @@
             <w:pPr>
               <w:keepNext/>
               <w:keepLines/>
-            </w:pPr>
-            <w:r>
+              <w:rPr>
+                <w:sz w:val="21"/>
+                <w:szCs w:val="21"/>
+              </w:rPr>
+            </w:pPr>
+            <w:r>
+              <w:rPr>
+                <w:sz w:val="21"/>
+                <w:szCs w:val="21"/>
+              </w:rPr>
               <w:t>{</w:t>
             </w:r>
             <w:proofErr w:type="spellStart"/>
             <w:r>
+              <w:rPr>
+                <w:sz w:val="21"/>
+                <w:szCs w:val="21"/>
+              </w:rPr>
               <w:t>programDescription</w:t>
             </w:r>
             <w:proofErr w:type="spellEnd"/>
             <w:r>
+              <w:rPr>
+                <w:sz w:val="21"/>
+                <w:szCs w:val="21"/>
+              </w:rPr>
               <w:t>}</w:t>
             </w:r>
           </w:p>
@@ -2115,23 +2362,6 @@
               </w:rPr>
             </w:pPr>
           </w:p>
-          <w:p/>
-        </w:tc>
-      </w:tr>
-      <w:tr>
-        <w:trPr>
-          <w:trHeight w:val="148"/>
-        </w:trPr>
-        <w:tc>
-          <w:tcPr>
-            <w:tcW w:w="1615" w:type="dxa"/>
-          </w:tcPr>
-          <w:p/>
-        </w:tc>
-        <w:tc>
-          <w:tcPr>
-            <w:tcW w:w="10559" w:type="dxa"/>
-          </w:tcPr>
           <w:p>
             <w:pPr>
               <w:keepNext/>
@@ -2201,8 +2431,8 @@
               <w:tblLook w:val="04A0" w:firstRow="1" w:lastRow="0" w:firstColumn="1" w:lastColumn="0" w:noHBand="0" w:noVBand="1"/>
             </w:tblPr>
             <w:tblGrid>
-              <w:gridCol w:w="4569"/>
-              <w:gridCol w:w="3907"/>
+              <w:gridCol w:w="4643"/>
+              <w:gridCol w:w="3407"/>
             </w:tblGrid>
             <w:tr>
               <w:trPr>
@@ -2210,12 +2440,13 @@
               </w:trPr>
               <w:tc>
                 <w:tcPr>
-                  <w:tcW w:w="4569" w:type="dxa"/>
+                  <w:tcW w:w="4905" w:type="dxa"/>
                 </w:tcPr>
                 <w:p>
                   <w:pPr>
                     <w:keepNext/>
                     <w:keepLines/>
+                    <w:framePr w:hSpace="180" w:wrap="around" w:vAnchor="page" w:hAnchor="margin" w:y="601"/>
                     <w:spacing w:before="120"/>
                     <w:rPr>
                       <w:sz w:val="24"/>
@@ -2227,6 +2458,7 @@
                       <w:sz w:val="24"/>
                       <w:szCs w:val="24"/>
                     </w:rPr>
+                    <w:lastRenderedPageBreak/>
                     <w:t>{school} | {</w:t>
                   </w:r>
                   <w:proofErr w:type="spellStart"/>
@@ -2266,6 +2498,7 @@
                   <w:pPr>
                     <w:keepNext/>
                     <w:keepLines/>
+                    <w:framePr w:hSpace="180" w:wrap="around" w:vAnchor="page" w:hAnchor="margin" w:y="601"/>
                     <w:spacing w:before="120" w:line="278" w:lineRule="auto"/>
                     <w:rPr>
                       <w:i/>
@@ -2284,6 +2517,7 @@
                   <w:pPr>
                     <w:keepNext/>
                     <w:keepLines/>
+                    <w:framePr w:hSpace="180" w:wrap="around" w:vAnchor="page" w:hAnchor="margin" w:y="601"/>
                     <w:spacing w:before="120"/>
                   </w:pPr>
                   <w:r>
@@ -2293,12 +2527,13 @@
               </w:tc>
               <w:tc>
                 <w:tcPr>
-                  <w:tcW w:w="3907" w:type="dxa"/>
+                  <w:tcW w:w="3571" w:type="dxa"/>
                 </w:tcPr>
                 <w:p>
                   <w:pPr>
                     <w:keepNext/>
                     <w:keepLines/>
+                    <w:framePr w:hSpace="180" w:wrap="around" w:vAnchor="page" w:hAnchor="margin" w:y="601"/>
                     <w:jc w:val="right"/>
                     <w:rPr>
                       <w:sz w:val="24"/>
@@ -2349,6 +2584,7 @@
                   <w:pPr>
                     <w:keepNext/>
                     <w:keepLines/>
+                    <w:framePr w:hSpace="180" w:wrap="around" w:vAnchor="page" w:hAnchor="margin" w:y="601"/>
                     <w:rPr>
                       <w:sz w:val="28"/>
                       <w:szCs w:val="28"/>
@@ -2368,10 +2604,6 @@
             </w:r>
           </w:p>
           <w:p>
-            <w:pPr>
-              <w:keepNext/>
-              <w:keepLines/>
-            </w:pPr>
             <w:r>
               <w:t>{/hasEducation}</w:t>
             </w:r>

--- a/public/templates/TemplateC.docx
+++ b/public/templates/TemplateC.docx
@@ -24,8 +24,8 @@
         <w:tblLook w:val="04A0" w:firstRow="1" w:lastRow="0" w:firstColumn="1" w:lastColumn="0" w:noHBand="0" w:noVBand="1"/>
       </w:tblPr>
       <w:tblGrid>
-        <w:gridCol w:w="2314"/>
-        <w:gridCol w:w="8486"/>
+        <w:gridCol w:w="2215"/>
+        <w:gridCol w:w="8585"/>
       </w:tblGrid>
       <w:tr>
         <w:trPr>
@@ -33,7 +33,7 @@
         </w:trPr>
         <w:tc>
           <w:tcPr>
-            <w:tcW w:w="2314" w:type="dxa"/>
+            <w:tcW w:w="2215" w:type="dxa"/>
             <w:vMerge w:val="restart"/>
             <w:shd w:val="clear" w:color="auto" w:fill="E7E6E6" w:themeFill="background2"/>
           </w:tcPr>
@@ -65,8 +65,8 @@
               <w:rPr>
                 <w:i/>
                 <w:iCs/>
-                <w:sz w:val="28"/>
-                <w:szCs w:val="28"/>
+                <w:sz w:val="24"/>
+                <w:szCs w:val="24"/>
               </w:rPr>
             </w:pPr>
             <w:r>
@@ -82,8 +82,8 @@
               <w:rPr>
                 <w:i/>
                 <w:iCs/>
-                <w:sz w:val="28"/>
-                <w:szCs w:val="28"/>
+                <w:sz w:val="24"/>
+                <w:szCs w:val="24"/>
               </w:rPr>
               <w:t>ERTIFICATIONS</w:t>
             </w:r>
@@ -645,18 +645,27 @@
               <w:rPr>
                 <w:i/>
                 <w:iCs/>
-                <w:sz w:val="20"/>
-                <w:szCs w:val="20"/>
+                <w:sz w:val="24"/>
+                <w:szCs w:val="24"/>
               </w:rPr>
             </w:pPr>
             <w:r>
               <w:rPr>
                 <w:i/>
                 <w:iCs/>
-                <w:sz w:val="20"/>
-                <w:szCs w:val="20"/>
-              </w:rPr>
-              <w:t>SKILLS</w:t>
+                <w:sz w:val="44"/>
+                <w:szCs w:val="44"/>
+              </w:rPr>
+              <w:t>S</w:t>
+            </w:r>
+            <w:r>
+              <w:rPr>
+                <w:i/>
+                <w:iCs/>
+                <w:sz w:val="24"/>
+                <w:szCs w:val="24"/>
+              </w:rPr>
+              <w:t>KILLS</w:t>
             </w:r>
           </w:p>
           <w:p>
@@ -1201,7 +1210,7 @@
         </w:tc>
         <w:tc>
           <w:tcPr>
-            <w:tcW w:w="8486" w:type="dxa"/>
+            <w:tcW w:w="8585" w:type="dxa"/>
           </w:tcPr>
           <w:p>
             <w:pPr>
@@ -1303,7 +1312,7 @@
         </w:trPr>
         <w:tc>
           <w:tcPr>
-            <w:tcW w:w="2314" w:type="dxa"/>
+            <w:tcW w:w="2215" w:type="dxa"/>
             <w:vMerge/>
             <w:shd w:val="clear" w:color="auto" w:fill="E7E6E6" w:themeFill="background2"/>
           </w:tcPr>
@@ -1311,7 +1320,7 @@
         </w:tc>
         <w:tc>
           <w:tcPr>
-            <w:tcW w:w="8486" w:type="dxa"/>
+            <w:tcW w:w="8585" w:type="dxa"/>
           </w:tcPr>
           <w:p>
             <w:pPr>
@@ -2173,7 +2182,7 @@
         </w:trPr>
         <w:tc>
           <w:tcPr>
-            <w:tcW w:w="2314" w:type="dxa"/>
+            <w:tcW w:w="2215" w:type="dxa"/>
             <w:vMerge/>
             <w:shd w:val="clear" w:color="auto" w:fill="E7E6E6" w:themeFill="background2"/>
           </w:tcPr>
@@ -2181,7 +2190,7 @@
         </w:tc>
         <w:tc>
           <w:tcPr>
-            <w:tcW w:w="8486" w:type="dxa"/>
+            <w:tcW w:w="8585" w:type="dxa"/>
           </w:tcPr>
           <w:p>
             <w:pPr>
@@ -2352,6 +2361,24 @@
               <w:t>}</w:t>
             </w:r>
           </w:p>
+        </w:tc>
+      </w:tr>
+      <w:tr>
+        <w:trPr>
+          <w:cantSplit/>
+          <w:trHeight w:val="148"/>
+        </w:trPr>
+        <w:tc>
+          <w:tcPr>
+            <w:tcW w:w="2215" w:type="dxa"/>
+            <w:shd w:val="clear" w:color="auto" w:fill="E7E6E6" w:themeFill="background2"/>
+          </w:tcPr>
+          <w:p/>
+        </w:tc>
+        <w:tc>
+          <w:tcPr>
+            <w:tcW w:w="8585" w:type="dxa"/>
+          </w:tcPr>
           <w:p>
             <w:pPr>
               <w:keepNext/>
@@ -2431,8 +2458,8 @@
               <w:tblLook w:val="04A0" w:firstRow="1" w:lastRow="0" w:firstColumn="1" w:lastColumn="0" w:noHBand="0" w:noVBand="1"/>
             </w:tblPr>
             <w:tblGrid>
-              <w:gridCol w:w="4643"/>
-              <w:gridCol w:w="3407"/>
+              <w:gridCol w:w="4706"/>
+              <w:gridCol w:w="3447"/>
             </w:tblGrid>
             <w:tr>
               <w:trPr>
@@ -2458,7 +2485,6 @@
                       <w:sz w:val="24"/>
                       <w:szCs w:val="24"/>
                     </w:rPr>
-                    <w:lastRenderedPageBreak/>
                     <w:t>{school} | {</w:t>
                   </w:r>
                   <w:proofErr w:type="spellStart"/>
@@ -2604,6 +2630,14 @@
             </w:r>
           </w:p>
           <w:p>
+            <w:pPr>
+              <w:keepNext/>
+              <w:keepLines/>
+              <w:rPr>
+                <w:sz w:val="48"/>
+                <w:szCs w:val="48"/>
+              </w:rPr>
+            </w:pPr>
             <w:r>
               <w:t>{/hasEducation}</w:t>
             </w:r>

--- a/public/templates/TemplateC.docx
+++ b/public/templates/TemplateC.docx
@@ -2173,6 +2173,14 @@
               <w:t>}</w:t>
             </w:r>
           </w:p>
+          <w:p>
+            <w:pPr>
+              <w:rPr>
+                <w:sz w:val="21"/>
+                <w:szCs w:val="21"/>
+              </w:rPr>
+            </w:pPr>
+          </w:p>
         </w:tc>
       </w:tr>
       <w:tr>
@@ -2197,6 +2205,86 @@
               <w:keepNext/>
               <w:keepLines/>
               <w:rPr>
+                <w:sz w:val="48"/>
+                <w:szCs w:val="48"/>
+              </w:rPr>
+            </w:pPr>
+          </w:p>
+          <w:p>
+            <w:pPr>
+              <w:keepNext/>
+              <w:keepLines/>
+              <w:rPr>
+                <w:sz w:val="48"/>
+                <w:szCs w:val="48"/>
+              </w:rPr>
+            </w:pPr>
+          </w:p>
+          <w:p>
+            <w:pPr>
+              <w:keepNext/>
+              <w:keepLines/>
+              <w:rPr>
+                <w:sz w:val="48"/>
+                <w:szCs w:val="48"/>
+              </w:rPr>
+            </w:pPr>
+          </w:p>
+          <w:p>
+            <w:pPr>
+              <w:keepNext/>
+              <w:keepLines/>
+              <w:rPr>
+                <w:sz w:val="48"/>
+                <w:szCs w:val="48"/>
+              </w:rPr>
+            </w:pPr>
+          </w:p>
+          <w:p>
+            <w:pPr>
+              <w:keepNext/>
+              <w:keepLines/>
+              <w:rPr>
+                <w:sz w:val="48"/>
+                <w:szCs w:val="48"/>
+              </w:rPr>
+            </w:pPr>
+          </w:p>
+          <w:p>
+            <w:pPr>
+              <w:keepNext/>
+              <w:keepLines/>
+              <w:rPr>
+                <w:sz w:val="48"/>
+                <w:szCs w:val="48"/>
+              </w:rPr>
+            </w:pPr>
+          </w:p>
+          <w:p>
+            <w:pPr>
+              <w:keepNext/>
+              <w:keepLines/>
+              <w:rPr>
+                <w:sz w:val="48"/>
+                <w:szCs w:val="48"/>
+              </w:rPr>
+            </w:pPr>
+          </w:p>
+          <w:p>
+            <w:pPr>
+              <w:keepNext/>
+              <w:keepLines/>
+              <w:rPr>
+                <w:sz w:val="48"/>
+                <w:szCs w:val="48"/>
+              </w:rPr>
+            </w:pPr>
+          </w:p>
+          <w:p>
+            <w:pPr>
+              <w:keepNext/>
+              <w:keepLines/>
+              <w:rPr>
                 <w:b/>
                 <w:bCs/>
                 <w:i/>
@@ -2210,6 +2298,7 @@
                 <w:sz w:val="48"/>
                 <w:szCs w:val="48"/>
               </w:rPr>
+              <w:lastRenderedPageBreak/>
               <w:t>S</w:t>
             </w:r>
             <w:r>

--- a/public/templates/TemplateC.docx
+++ b/public/templates/TemplateC.docx
@@ -7,14 +7,6 @@
         <w:tblStyle w:val="TableGrid"/>
         <w:tblpPr w:leftFromText="180" w:rightFromText="180" w:vertAnchor="page" w:horzAnchor="margin" w:tblpY="601"/>
         <w:tblW w:w="10800" w:type="dxa"/>
-        <w:tblBorders>
-          <w:top w:val="none" w:sz="0" w:space="0" w:color="auto"/>
-          <w:left w:val="none" w:sz="0" w:space="0" w:color="auto"/>
-          <w:bottom w:val="none" w:sz="0" w:space="0" w:color="auto"/>
-          <w:right w:val="none" w:sz="0" w:space="0" w:color="auto"/>
-          <w:insideH w:val="none" w:sz="0" w:space="0" w:color="auto"/>
-          <w:insideV w:val="none" w:sz="0" w:space="0" w:color="auto"/>
-        </w:tblBorders>
         <w:tblCellMar>
           <w:top w:w="144" w:type="dxa"/>
           <w:left w:w="216" w:type="dxa"/>
@@ -24,8 +16,8 @@
         <w:tblLook w:val="04A0" w:firstRow="1" w:lastRow="0" w:firstColumn="1" w:lastColumn="0" w:noHBand="0" w:noVBand="1"/>
       </w:tblPr>
       <w:tblGrid>
-        <w:gridCol w:w="2215"/>
-        <w:gridCol w:w="8585"/>
+        <w:gridCol w:w="2218"/>
+        <w:gridCol w:w="8598"/>
       </w:tblGrid>
       <w:tr>
         <w:trPr>
@@ -611,602 +603,6 @@
               <w:t>}</w:t>
             </w:r>
           </w:p>
-          <w:p>
-            <w:pPr>
-              <w:keepNext/>
-              <w:keepLines/>
-              <w:rPr>
-                <w:sz w:val="20"/>
-                <w:szCs w:val="20"/>
-              </w:rPr>
-            </w:pPr>
-          </w:p>
-          <w:p>
-            <w:pPr>
-              <w:keepNext/>
-              <w:keepLines/>
-              <w:rPr>
-                <w:sz w:val="20"/>
-                <w:szCs w:val="20"/>
-              </w:rPr>
-            </w:pPr>
-            <w:r>
-              <w:rPr>
-                <w:sz w:val="20"/>
-                <w:szCs w:val="20"/>
-              </w:rPr>
-              <w:t>{#hasExtraSkills}</w:t>
-            </w:r>
-          </w:p>
-          <w:p>
-            <w:pPr>
-              <w:keepNext/>
-              <w:keepLines/>
-              <w:rPr>
-                <w:i/>
-                <w:iCs/>
-                <w:sz w:val="24"/>
-                <w:szCs w:val="24"/>
-              </w:rPr>
-            </w:pPr>
-            <w:r>
-              <w:rPr>
-                <w:i/>
-                <w:iCs/>
-                <w:sz w:val="44"/>
-                <w:szCs w:val="44"/>
-              </w:rPr>
-              <w:t>S</w:t>
-            </w:r>
-            <w:r>
-              <w:rPr>
-                <w:i/>
-                <w:iCs/>
-                <w:sz w:val="24"/>
-                <w:szCs w:val="24"/>
-              </w:rPr>
-              <w:t>KILLS</w:t>
-            </w:r>
-          </w:p>
-          <w:p>
-            <w:pPr>
-              <w:keepNext/>
-              <w:keepLines/>
-              <w:rPr>
-                <w:sz w:val="20"/>
-                <w:szCs w:val="20"/>
-              </w:rPr>
-            </w:pPr>
-            <w:r>
-              <w:rPr>
-                <w:sz w:val="20"/>
-                <w:szCs w:val="20"/>
-              </w:rPr>
-              <w:t>{#skill</w:t>
-            </w:r>
-            <w:proofErr w:type="gramStart"/>
-            <w:r>
-              <w:rPr>
-                <w:sz w:val="20"/>
-                <w:szCs w:val="20"/>
-              </w:rPr>
-              <w:t>1}•</w:t>
-            </w:r>
-            <w:proofErr w:type="gramEnd"/>
-            <w:r>
-              <w:rPr>
-                <w:sz w:val="20"/>
-                <w:szCs w:val="20"/>
-              </w:rPr>
-              <w:t xml:space="preserve"> {skill</w:t>
-            </w:r>
-            <w:proofErr w:type="gramStart"/>
-            <w:r>
-              <w:rPr>
-                <w:sz w:val="20"/>
-                <w:szCs w:val="20"/>
-              </w:rPr>
-              <w:t>1}{</w:t>
-            </w:r>
-            <w:proofErr w:type="gramEnd"/>
-            <w:r>
-              <w:rPr>
-                <w:sz w:val="20"/>
-                <w:szCs w:val="20"/>
-              </w:rPr>
-              <w:t>/skill1}</w:t>
-            </w:r>
-          </w:p>
-          <w:p>
-            <w:pPr>
-              <w:keepNext/>
-              <w:keepLines/>
-              <w:rPr>
-                <w:sz w:val="20"/>
-                <w:szCs w:val="20"/>
-              </w:rPr>
-            </w:pPr>
-            <w:r>
-              <w:rPr>
-                <w:sz w:val="20"/>
-                <w:szCs w:val="20"/>
-              </w:rPr>
-              <w:t>{#skill</w:t>
-            </w:r>
-            <w:proofErr w:type="gramStart"/>
-            <w:r>
-              <w:rPr>
-                <w:sz w:val="20"/>
-                <w:szCs w:val="20"/>
-              </w:rPr>
-              <w:t>2}•</w:t>
-            </w:r>
-            <w:proofErr w:type="gramEnd"/>
-            <w:r>
-              <w:rPr>
-                <w:sz w:val="20"/>
-                <w:szCs w:val="20"/>
-              </w:rPr>
-              <w:t xml:space="preserve"> {skill</w:t>
-            </w:r>
-            <w:proofErr w:type="gramStart"/>
-            <w:r>
-              <w:rPr>
-                <w:sz w:val="20"/>
-                <w:szCs w:val="20"/>
-              </w:rPr>
-              <w:t>2}{</w:t>
-            </w:r>
-            <w:proofErr w:type="gramEnd"/>
-            <w:r>
-              <w:rPr>
-                <w:sz w:val="20"/>
-                <w:szCs w:val="20"/>
-              </w:rPr>
-              <w:t>/skill2}</w:t>
-            </w:r>
-          </w:p>
-          <w:p>
-            <w:pPr>
-              <w:keepNext/>
-              <w:keepLines/>
-              <w:rPr>
-                <w:sz w:val="20"/>
-                <w:szCs w:val="20"/>
-              </w:rPr>
-            </w:pPr>
-            <w:r>
-              <w:rPr>
-                <w:sz w:val="20"/>
-                <w:szCs w:val="20"/>
-              </w:rPr>
-              <w:t>{#skill</w:t>
-            </w:r>
-            <w:proofErr w:type="gramStart"/>
-            <w:r>
-              <w:rPr>
-                <w:sz w:val="20"/>
-                <w:szCs w:val="20"/>
-              </w:rPr>
-              <w:t>3}•</w:t>
-            </w:r>
-            <w:proofErr w:type="gramEnd"/>
-            <w:r>
-              <w:rPr>
-                <w:sz w:val="20"/>
-                <w:szCs w:val="20"/>
-              </w:rPr>
-              <w:t xml:space="preserve"> {skill</w:t>
-            </w:r>
-            <w:proofErr w:type="gramStart"/>
-            <w:r>
-              <w:rPr>
-                <w:sz w:val="20"/>
-                <w:szCs w:val="20"/>
-              </w:rPr>
-              <w:t>3}{</w:t>
-            </w:r>
-            <w:proofErr w:type="gramEnd"/>
-            <w:r>
-              <w:rPr>
-                <w:sz w:val="20"/>
-                <w:szCs w:val="20"/>
-              </w:rPr>
-              <w:t>/skill3}</w:t>
-            </w:r>
-          </w:p>
-          <w:p>
-            <w:pPr>
-              <w:keepNext/>
-              <w:keepLines/>
-              <w:rPr>
-                <w:sz w:val="20"/>
-                <w:szCs w:val="20"/>
-              </w:rPr>
-            </w:pPr>
-            <w:r>
-              <w:rPr>
-                <w:sz w:val="20"/>
-                <w:szCs w:val="20"/>
-              </w:rPr>
-              <w:t>{#skill</w:t>
-            </w:r>
-            <w:proofErr w:type="gramStart"/>
-            <w:r>
-              <w:rPr>
-                <w:sz w:val="20"/>
-                <w:szCs w:val="20"/>
-              </w:rPr>
-              <w:t>4}•</w:t>
-            </w:r>
-            <w:proofErr w:type="gramEnd"/>
-            <w:r>
-              <w:rPr>
-                <w:sz w:val="20"/>
-                <w:szCs w:val="20"/>
-              </w:rPr>
-              <w:t xml:space="preserve"> {skill</w:t>
-            </w:r>
-            <w:proofErr w:type="gramStart"/>
-            <w:r>
-              <w:rPr>
-                <w:sz w:val="20"/>
-                <w:szCs w:val="20"/>
-              </w:rPr>
-              <w:t>4}{</w:t>
-            </w:r>
-            <w:proofErr w:type="gramEnd"/>
-            <w:r>
-              <w:rPr>
-                <w:sz w:val="20"/>
-                <w:szCs w:val="20"/>
-              </w:rPr>
-              <w:t>/skill4}</w:t>
-            </w:r>
-          </w:p>
-          <w:p>
-            <w:pPr>
-              <w:keepNext/>
-              <w:keepLines/>
-              <w:rPr>
-                <w:sz w:val="20"/>
-                <w:szCs w:val="20"/>
-              </w:rPr>
-            </w:pPr>
-            <w:r>
-              <w:rPr>
-                <w:sz w:val="20"/>
-                <w:szCs w:val="20"/>
-              </w:rPr>
-              <w:t>{#skill</w:t>
-            </w:r>
-            <w:proofErr w:type="gramStart"/>
-            <w:r>
-              <w:rPr>
-                <w:sz w:val="20"/>
-                <w:szCs w:val="20"/>
-              </w:rPr>
-              <w:t>5}•</w:t>
-            </w:r>
-            <w:proofErr w:type="gramEnd"/>
-            <w:r>
-              <w:rPr>
-                <w:sz w:val="20"/>
-                <w:szCs w:val="20"/>
-              </w:rPr>
-              <w:t xml:space="preserve"> {skill</w:t>
-            </w:r>
-            <w:proofErr w:type="gramStart"/>
-            <w:r>
-              <w:rPr>
-                <w:sz w:val="20"/>
-                <w:szCs w:val="20"/>
-              </w:rPr>
-              <w:t>5}{</w:t>
-            </w:r>
-            <w:proofErr w:type="gramEnd"/>
-            <w:r>
-              <w:rPr>
-                <w:sz w:val="20"/>
-                <w:szCs w:val="20"/>
-              </w:rPr>
-              <w:t>/skill5}</w:t>
-            </w:r>
-          </w:p>
-          <w:p>
-            <w:pPr>
-              <w:keepNext/>
-              <w:keepLines/>
-              <w:rPr>
-                <w:sz w:val="20"/>
-                <w:szCs w:val="20"/>
-              </w:rPr>
-            </w:pPr>
-            <w:r>
-              <w:rPr>
-                <w:sz w:val="20"/>
-                <w:szCs w:val="20"/>
-              </w:rPr>
-              <w:t>{#skill</w:t>
-            </w:r>
-            <w:proofErr w:type="gramStart"/>
-            <w:r>
-              <w:rPr>
-                <w:sz w:val="20"/>
-                <w:szCs w:val="20"/>
-              </w:rPr>
-              <w:t>6}•</w:t>
-            </w:r>
-            <w:proofErr w:type="gramEnd"/>
-            <w:r>
-              <w:rPr>
-                <w:sz w:val="20"/>
-                <w:szCs w:val="20"/>
-              </w:rPr>
-              <w:t xml:space="preserve"> {skill</w:t>
-            </w:r>
-            <w:proofErr w:type="gramStart"/>
-            <w:r>
-              <w:rPr>
-                <w:sz w:val="20"/>
-                <w:szCs w:val="20"/>
-              </w:rPr>
-              <w:t>6}{</w:t>
-            </w:r>
-            <w:proofErr w:type="gramEnd"/>
-            <w:r>
-              <w:rPr>
-                <w:sz w:val="20"/>
-                <w:szCs w:val="20"/>
-              </w:rPr>
-              <w:t>/skill6}</w:t>
-            </w:r>
-          </w:p>
-          <w:p>
-            <w:pPr>
-              <w:keepNext/>
-              <w:keepLines/>
-              <w:rPr>
-                <w:sz w:val="20"/>
-                <w:szCs w:val="20"/>
-              </w:rPr>
-            </w:pPr>
-            <w:r>
-              <w:rPr>
-                <w:sz w:val="20"/>
-                <w:szCs w:val="20"/>
-              </w:rPr>
-              <w:t>{#skill</w:t>
-            </w:r>
-            <w:proofErr w:type="gramStart"/>
-            <w:r>
-              <w:rPr>
-                <w:sz w:val="20"/>
-                <w:szCs w:val="20"/>
-              </w:rPr>
-              <w:t>7}•</w:t>
-            </w:r>
-            <w:proofErr w:type="gramEnd"/>
-            <w:r>
-              <w:rPr>
-                <w:sz w:val="20"/>
-                <w:szCs w:val="20"/>
-              </w:rPr>
-              <w:t xml:space="preserve"> {skill</w:t>
-            </w:r>
-            <w:proofErr w:type="gramStart"/>
-            <w:r>
-              <w:rPr>
-                <w:sz w:val="20"/>
-                <w:szCs w:val="20"/>
-              </w:rPr>
-              <w:t>7}{</w:t>
-            </w:r>
-            <w:proofErr w:type="gramEnd"/>
-            <w:r>
-              <w:rPr>
-                <w:sz w:val="20"/>
-                <w:szCs w:val="20"/>
-              </w:rPr>
-              <w:t>/skill7}</w:t>
-            </w:r>
-          </w:p>
-          <w:p>
-            <w:pPr>
-              <w:keepNext/>
-              <w:keepLines/>
-              <w:rPr>
-                <w:sz w:val="20"/>
-                <w:szCs w:val="20"/>
-              </w:rPr>
-            </w:pPr>
-            <w:r>
-              <w:rPr>
-                <w:sz w:val="20"/>
-                <w:szCs w:val="20"/>
-              </w:rPr>
-              <w:t>{#skill</w:t>
-            </w:r>
-            <w:proofErr w:type="gramStart"/>
-            <w:r>
-              <w:rPr>
-                <w:sz w:val="20"/>
-                <w:szCs w:val="20"/>
-              </w:rPr>
-              <w:t>8}•</w:t>
-            </w:r>
-            <w:proofErr w:type="gramEnd"/>
-            <w:r>
-              <w:rPr>
-                <w:sz w:val="20"/>
-                <w:szCs w:val="20"/>
-              </w:rPr>
-              <w:t xml:space="preserve"> {skill</w:t>
-            </w:r>
-            <w:proofErr w:type="gramStart"/>
-            <w:r>
-              <w:rPr>
-                <w:sz w:val="20"/>
-                <w:szCs w:val="20"/>
-              </w:rPr>
-              <w:t>8}{</w:t>
-            </w:r>
-            <w:proofErr w:type="gramEnd"/>
-            <w:r>
-              <w:rPr>
-                <w:sz w:val="20"/>
-                <w:szCs w:val="20"/>
-              </w:rPr>
-              <w:t>/skill8}</w:t>
-            </w:r>
-          </w:p>
-          <w:p>
-            <w:pPr>
-              <w:keepNext/>
-              <w:keepLines/>
-              <w:rPr>
-                <w:sz w:val="20"/>
-                <w:szCs w:val="20"/>
-              </w:rPr>
-            </w:pPr>
-            <w:r>
-              <w:rPr>
-                <w:sz w:val="20"/>
-                <w:szCs w:val="20"/>
-              </w:rPr>
-              <w:t>{#skill</w:t>
-            </w:r>
-            <w:proofErr w:type="gramStart"/>
-            <w:r>
-              <w:rPr>
-                <w:sz w:val="20"/>
-                <w:szCs w:val="20"/>
-              </w:rPr>
-              <w:t>9}•</w:t>
-            </w:r>
-            <w:proofErr w:type="gramEnd"/>
-            <w:r>
-              <w:rPr>
-                <w:sz w:val="20"/>
-                <w:szCs w:val="20"/>
-              </w:rPr>
-              <w:t xml:space="preserve"> {skill</w:t>
-            </w:r>
-            <w:proofErr w:type="gramStart"/>
-            <w:r>
-              <w:rPr>
-                <w:sz w:val="20"/>
-                <w:szCs w:val="20"/>
-              </w:rPr>
-              <w:t>9}{</w:t>
-            </w:r>
-            <w:proofErr w:type="gramEnd"/>
-            <w:r>
-              <w:rPr>
-                <w:sz w:val="20"/>
-                <w:szCs w:val="20"/>
-              </w:rPr>
-              <w:t>/skill9}</w:t>
-            </w:r>
-          </w:p>
-          <w:p>
-            <w:pPr>
-              <w:keepNext/>
-              <w:keepLines/>
-              <w:rPr>
-                <w:sz w:val="20"/>
-                <w:szCs w:val="20"/>
-              </w:rPr>
-            </w:pPr>
-            <w:r>
-              <w:rPr>
-                <w:sz w:val="20"/>
-                <w:szCs w:val="20"/>
-              </w:rPr>
-              <w:t>{#skill</w:t>
-            </w:r>
-            <w:proofErr w:type="gramStart"/>
-            <w:r>
-              <w:rPr>
-                <w:sz w:val="20"/>
-                <w:szCs w:val="20"/>
-              </w:rPr>
-              <w:t>10}•</w:t>
-            </w:r>
-            <w:proofErr w:type="gramEnd"/>
-            <w:r>
-              <w:rPr>
-                <w:sz w:val="20"/>
-                <w:szCs w:val="20"/>
-              </w:rPr>
-              <w:t xml:space="preserve"> {skill</w:t>
-            </w:r>
-            <w:proofErr w:type="gramStart"/>
-            <w:r>
-              <w:rPr>
-                <w:sz w:val="20"/>
-                <w:szCs w:val="20"/>
-              </w:rPr>
-              <w:t>10}{</w:t>
-            </w:r>
-            <w:proofErr w:type="gramEnd"/>
-            <w:r>
-              <w:rPr>
-                <w:sz w:val="20"/>
-                <w:szCs w:val="20"/>
-              </w:rPr>
-              <w:t>/skill10}</w:t>
-            </w:r>
-          </w:p>
-          <w:p>
-            <w:pPr>
-              <w:keepNext/>
-              <w:keepLines/>
-              <w:rPr>
-                <w:sz w:val="20"/>
-                <w:szCs w:val="20"/>
-              </w:rPr>
-            </w:pPr>
-            <w:r>
-              <w:rPr>
-                <w:sz w:val="20"/>
-                <w:szCs w:val="20"/>
-              </w:rPr>
-              <w:t>{/</w:t>
-            </w:r>
-            <w:proofErr w:type="spellStart"/>
-            <w:r>
-              <w:rPr>
-                <w:sz w:val="20"/>
-                <w:szCs w:val="20"/>
-              </w:rPr>
-              <w:t>hasExtraSkills</w:t>
-            </w:r>
-            <w:proofErr w:type="spellEnd"/>
-            <w:r>
-              <w:rPr>
-                <w:sz w:val="20"/>
-                <w:szCs w:val="20"/>
-              </w:rPr>
-              <w:t>}</w:t>
-            </w:r>
-          </w:p>
-          <w:p>
-            <w:pPr>
-              <w:keepNext/>
-              <w:keepLines/>
-              <w:rPr>
-                <w:sz w:val="20"/>
-                <w:szCs w:val="20"/>
-              </w:rPr>
-            </w:pPr>
-          </w:p>
-          <w:p>
-            <w:pPr>
-              <w:keepNext/>
-              <w:keepLines/>
-            </w:pPr>
-          </w:p>
         </w:tc>
         <w:tc>
           <w:tcPr>
@@ -1233,7 +629,6 @@
                 <w:sz w:val="44"/>
                 <w:szCs w:val="44"/>
               </w:rPr>
-              <w:lastRenderedPageBreak/>
               <w:t>{name}</w:t>
             </w:r>
           </w:p>
@@ -2205,86 +1600,6 @@
               <w:keepNext/>
               <w:keepLines/>
               <w:rPr>
-                <w:sz w:val="48"/>
-                <w:szCs w:val="48"/>
-              </w:rPr>
-            </w:pPr>
-          </w:p>
-          <w:p>
-            <w:pPr>
-              <w:keepNext/>
-              <w:keepLines/>
-              <w:rPr>
-                <w:sz w:val="48"/>
-                <w:szCs w:val="48"/>
-              </w:rPr>
-            </w:pPr>
-          </w:p>
-          <w:p>
-            <w:pPr>
-              <w:keepNext/>
-              <w:keepLines/>
-              <w:rPr>
-                <w:sz w:val="48"/>
-                <w:szCs w:val="48"/>
-              </w:rPr>
-            </w:pPr>
-          </w:p>
-          <w:p>
-            <w:pPr>
-              <w:keepNext/>
-              <w:keepLines/>
-              <w:rPr>
-                <w:sz w:val="48"/>
-                <w:szCs w:val="48"/>
-              </w:rPr>
-            </w:pPr>
-          </w:p>
-          <w:p>
-            <w:pPr>
-              <w:keepNext/>
-              <w:keepLines/>
-              <w:rPr>
-                <w:sz w:val="48"/>
-                <w:szCs w:val="48"/>
-              </w:rPr>
-            </w:pPr>
-          </w:p>
-          <w:p>
-            <w:pPr>
-              <w:keepNext/>
-              <w:keepLines/>
-              <w:rPr>
-                <w:sz w:val="48"/>
-                <w:szCs w:val="48"/>
-              </w:rPr>
-            </w:pPr>
-          </w:p>
-          <w:p>
-            <w:pPr>
-              <w:keepNext/>
-              <w:keepLines/>
-              <w:rPr>
-                <w:sz w:val="48"/>
-                <w:szCs w:val="48"/>
-              </w:rPr>
-            </w:pPr>
-          </w:p>
-          <w:p>
-            <w:pPr>
-              <w:keepNext/>
-              <w:keepLines/>
-              <w:rPr>
-                <w:sz w:val="48"/>
-                <w:szCs w:val="48"/>
-              </w:rPr>
-            </w:pPr>
-          </w:p>
-          <w:p>
-            <w:pPr>
-              <w:keepNext/>
-              <w:keepLines/>
-              <w:rPr>
                 <w:b/>
                 <w:bCs/>
                 <w:i/>
@@ -2298,7 +1613,6 @@
                 <w:sz w:val="48"/>
                 <w:szCs w:val="48"/>
               </w:rPr>
-              <w:lastRenderedPageBreak/>
               <w:t>S</w:t>
             </w:r>
             <w:r>
@@ -2462,6 +1776,577 @@
             <w:tcW w:w="2215" w:type="dxa"/>
             <w:shd w:val="clear" w:color="auto" w:fill="E7E6E6" w:themeFill="background2"/>
           </w:tcPr>
+          <w:p>
+            <w:pPr>
+              <w:keepNext/>
+              <w:keepLines/>
+              <w:rPr>
+                <w:sz w:val="20"/>
+                <w:szCs w:val="20"/>
+              </w:rPr>
+            </w:pPr>
+            <w:r>
+              <w:rPr>
+                <w:sz w:val="20"/>
+                <w:szCs w:val="20"/>
+              </w:rPr>
+              <w:t>{#hasExtraSkills}</w:t>
+            </w:r>
+          </w:p>
+          <w:p>
+            <w:pPr>
+              <w:keepNext/>
+              <w:keepLines/>
+              <w:rPr>
+                <w:i/>
+                <w:iCs/>
+                <w:sz w:val="24"/>
+                <w:szCs w:val="24"/>
+              </w:rPr>
+            </w:pPr>
+            <w:r>
+              <w:rPr>
+                <w:i/>
+                <w:iCs/>
+                <w:sz w:val="44"/>
+                <w:szCs w:val="44"/>
+              </w:rPr>
+              <w:t>S</w:t>
+            </w:r>
+            <w:r>
+              <w:rPr>
+                <w:i/>
+                <w:iCs/>
+                <w:sz w:val="24"/>
+                <w:szCs w:val="24"/>
+              </w:rPr>
+              <w:t>KILLS</w:t>
+            </w:r>
+          </w:p>
+          <w:p>
+            <w:pPr>
+              <w:keepNext/>
+              <w:keepLines/>
+              <w:rPr>
+                <w:sz w:val="20"/>
+                <w:szCs w:val="20"/>
+              </w:rPr>
+            </w:pPr>
+            <w:r>
+              <w:rPr>
+                <w:sz w:val="20"/>
+                <w:szCs w:val="20"/>
+              </w:rPr>
+              <w:t>{#skill</w:t>
+            </w:r>
+            <w:proofErr w:type="gramStart"/>
+            <w:r>
+              <w:rPr>
+                <w:sz w:val="20"/>
+                <w:szCs w:val="20"/>
+              </w:rPr>
+              <w:t>1}•</w:t>
+            </w:r>
+            <w:proofErr w:type="gramEnd"/>
+            <w:r>
+              <w:rPr>
+                <w:sz w:val="20"/>
+                <w:szCs w:val="20"/>
+              </w:rPr>
+              <w:t xml:space="preserve"> {skill</w:t>
+            </w:r>
+            <w:proofErr w:type="gramStart"/>
+            <w:r>
+              <w:rPr>
+                <w:sz w:val="20"/>
+                <w:szCs w:val="20"/>
+              </w:rPr>
+              <w:t>1}{</w:t>
+            </w:r>
+            <w:proofErr w:type="gramEnd"/>
+            <w:r>
+              <w:rPr>
+                <w:sz w:val="20"/>
+                <w:szCs w:val="20"/>
+              </w:rPr>
+              <w:t>/skill1}</w:t>
+            </w:r>
+          </w:p>
+          <w:p>
+            <w:pPr>
+              <w:keepNext/>
+              <w:keepLines/>
+              <w:rPr>
+                <w:sz w:val="20"/>
+                <w:szCs w:val="20"/>
+              </w:rPr>
+            </w:pPr>
+            <w:r>
+              <w:rPr>
+                <w:sz w:val="20"/>
+                <w:szCs w:val="20"/>
+              </w:rPr>
+              <w:t>{#skill</w:t>
+            </w:r>
+            <w:proofErr w:type="gramStart"/>
+            <w:r>
+              <w:rPr>
+                <w:sz w:val="20"/>
+                <w:szCs w:val="20"/>
+              </w:rPr>
+              <w:t>2}•</w:t>
+            </w:r>
+            <w:proofErr w:type="gramEnd"/>
+            <w:r>
+              <w:rPr>
+                <w:sz w:val="20"/>
+                <w:szCs w:val="20"/>
+              </w:rPr>
+              <w:t xml:space="preserve"> {skill</w:t>
+            </w:r>
+            <w:proofErr w:type="gramStart"/>
+            <w:r>
+              <w:rPr>
+                <w:sz w:val="20"/>
+                <w:szCs w:val="20"/>
+              </w:rPr>
+              <w:t>2}{</w:t>
+            </w:r>
+            <w:proofErr w:type="gramEnd"/>
+            <w:r>
+              <w:rPr>
+                <w:sz w:val="20"/>
+                <w:szCs w:val="20"/>
+              </w:rPr>
+              <w:t>/skill2}</w:t>
+            </w:r>
+          </w:p>
+          <w:p>
+            <w:pPr>
+              <w:keepNext/>
+              <w:keepLines/>
+              <w:rPr>
+                <w:sz w:val="20"/>
+                <w:szCs w:val="20"/>
+              </w:rPr>
+            </w:pPr>
+            <w:r>
+              <w:rPr>
+                <w:sz w:val="20"/>
+                <w:szCs w:val="20"/>
+              </w:rPr>
+              <w:lastRenderedPageBreak/>
+              <w:t>{#skill</w:t>
+            </w:r>
+            <w:proofErr w:type="gramStart"/>
+            <w:r>
+              <w:rPr>
+                <w:sz w:val="20"/>
+                <w:szCs w:val="20"/>
+              </w:rPr>
+              <w:t>3}•</w:t>
+            </w:r>
+            <w:proofErr w:type="gramEnd"/>
+            <w:r>
+              <w:rPr>
+                <w:sz w:val="20"/>
+                <w:szCs w:val="20"/>
+              </w:rPr>
+              <w:t xml:space="preserve"> {skill</w:t>
+            </w:r>
+            <w:proofErr w:type="gramStart"/>
+            <w:r>
+              <w:rPr>
+                <w:sz w:val="20"/>
+                <w:szCs w:val="20"/>
+              </w:rPr>
+              <w:t>3}{</w:t>
+            </w:r>
+            <w:proofErr w:type="gramEnd"/>
+            <w:r>
+              <w:rPr>
+                <w:sz w:val="20"/>
+                <w:szCs w:val="20"/>
+              </w:rPr>
+              <w:t>/skill3}</w:t>
+            </w:r>
+          </w:p>
+          <w:p>
+            <w:pPr>
+              <w:keepNext/>
+              <w:keepLines/>
+              <w:rPr>
+                <w:sz w:val="20"/>
+                <w:szCs w:val="20"/>
+              </w:rPr>
+            </w:pPr>
+            <w:r>
+              <w:rPr>
+                <w:sz w:val="20"/>
+                <w:szCs w:val="20"/>
+              </w:rPr>
+              <w:t>{#skill</w:t>
+            </w:r>
+            <w:proofErr w:type="gramStart"/>
+            <w:r>
+              <w:rPr>
+                <w:sz w:val="20"/>
+                <w:szCs w:val="20"/>
+              </w:rPr>
+              <w:t>4}•</w:t>
+            </w:r>
+            <w:proofErr w:type="gramEnd"/>
+            <w:r>
+              <w:rPr>
+                <w:sz w:val="20"/>
+                <w:szCs w:val="20"/>
+              </w:rPr>
+              <w:t xml:space="preserve"> {skill</w:t>
+            </w:r>
+            <w:proofErr w:type="gramStart"/>
+            <w:r>
+              <w:rPr>
+                <w:sz w:val="20"/>
+                <w:szCs w:val="20"/>
+              </w:rPr>
+              <w:t>4}{</w:t>
+            </w:r>
+            <w:proofErr w:type="gramEnd"/>
+            <w:r>
+              <w:rPr>
+                <w:sz w:val="20"/>
+                <w:szCs w:val="20"/>
+              </w:rPr>
+              <w:t>/skill4}</w:t>
+            </w:r>
+          </w:p>
+          <w:p>
+            <w:pPr>
+              <w:keepNext/>
+              <w:keepLines/>
+              <w:rPr>
+                <w:sz w:val="20"/>
+                <w:szCs w:val="20"/>
+              </w:rPr>
+            </w:pPr>
+            <w:r>
+              <w:rPr>
+                <w:sz w:val="20"/>
+                <w:szCs w:val="20"/>
+              </w:rPr>
+              <w:t>{#skill</w:t>
+            </w:r>
+            <w:proofErr w:type="gramStart"/>
+            <w:r>
+              <w:rPr>
+                <w:sz w:val="20"/>
+                <w:szCs w:val="20"/>
+              </w:rPr>
+              <w:t>5}•</w:t>
+            </w:r>
+            <w:proofErr w:type="gramEnd"/>
+            <w:r>
+              <w:rPr>
+                <w:sz w:val="20"/>
+                <w:szCs w:val="20"/>
+              </w:rPr>
+              <w:t xml:space="preserve"> {skill</w:t>
+            </w:r>
+            <w:proofErr w:type="gramStart"/>
+            <w:r>
+              <w:rPr>
+                <w:sz w:val="20"/>
+                <w:szCs w:val="20"/>
+              </w:rPr>
+              <w:t>5}{</w:t>
+            </w:r>
+            <w:proofErr w:type="gramEnd"/>
+            <w:r>
+              <w:rPr>
+                <w:sz w:val="20"/>
+                <w:szCs w:val="20"/>
+              </w:rPr>
+              <w:t>/skill5}</w:t>
+            </w:r>
+          </w:p>
+          <w:p>
+            <w:pPr>
+              <w:keepNext/>
+              <w:keepLines/>
+              <w:rPr>
+                <w:sz w:val="20"/>
+                <w:szCs w:val="20"/>
+              </w:rPr>
+            </w:pPr>
+            <w:r>
+              <w:rPr>
+                <w:sz w:val="20"/>
+                <w:szCs w:val="20"/>
+              </w:rPr>
+              <w:t>{#skill</w:t>
+            </w:r>
+            <w:proofErr w:type="gramStart"/>
+            <w:r>
+              <w:rPr>
+                <w:sz w:val="20"/>
+                <w:szCs w:val="20"/>
+              </w:rPr>
+              <w:t>6}•</w:t>
+            </w:r>
+            <w:proofErr w:type="gramEnd"/>
+            <w:r>
+              <w:rPr>
+                <w:sz w:val="20"/>
+                <w:szCs w:val="20"/>
+              </w:rPr>
+              <w:t xml:space="preserve"> {skill</w:t>
+            </w:r>
+            <w:proofErr w:type="gramStart"/>
+            <w:r>
+              <w:rPr>
+                <w:sz w:val="20"/>
+                <w:szCs w:val="20"/>
+              </w:rPr>
+              <w:t>6}{</w:t>
+            </w:r>
+            <w:proofErr w:type="gramEnd"/>
+            <w:r>
+              <w:rPr>
+                <w:sz w:val="20"/>
+                <w:szCs w:val="20"/>
+              </w:rPr>
+              <w:t>/skill6}</w:t>
+            </w:r>
+          </w:p>
+          <w:p>
+            <w:pPr>
+              <w:keepNext/>
+              <w:keepLines/>
+              <w:rPr>
+                <w:sz w:val="20"/>
+                <w:szCs w:val="20"/>
+              </w:rPr>
+            </w:pPr>
+            <w:r>
+              <w:rPr>
+                <w:sz w:val="20"/>
+                <w:szCs w:val="20"/>
+              </w:rPr>
+              <w:t>{#skill</w:t>
+            </w:r>
+            <w:proofErr w:type="gramStart"/>
+            <w:r>
+              <w:rPr>
+                <w:sz w:val="20"/>
+                <w:szCs w:val="20"/>
+              </w:rPr>
+              <w:t>7}•</w:t>
+            </w:r>
+            <w:proofErr w:type="gramEnd"/>
+            <w:r>
+              <w:rPr>
+                <w:sz w:val="20"/>
+                <w:szCs w:val="20"/>
+              </w:rPr>
+              <w:t xml:space="preserve"> {skill</w:t>
+            </w:r>
+            <w:proofErr w:type="gramStart"/>
+            <w:r>
+              <w:rPr>
+                <w:sz w:val="20"/>
+                <w:szCs w:val="20"/>
+              </w:rPr>
+              <w:t>7}{</w:t>
+            </w:r>
+            <w:proofErr w:type="gramEnd"/>
+            <w:r>
+              <w:rPr>
+                <w:sz w:val="20"/>
+                <w:szCs w:val="20"/>
+              </w:rPr>
+              <w:t>/skill7}</w:t>
+            </w:r>
+          </w:p>
+          <w:p>
+            <w:pPr>
+              <w:keepNext/>
+              <w:keepLines/>
+              <w:rPr>
+                <w:sz w:val="20"/>
+                <w:szCs w:val="20"/>
+              </w:rPr>
+            </w:pPr>
+            <w:r>
+              <w:rPr>
+                <w:sz w:val="20"/>
+                <w:szCs w:val="20"/>
+              </w:rPr>
+              <w:t>{#skill</w:t>
+            </w:r>
+            <w:proofErr w:type="gramStart"/>
+            <w:r>
+              <w:rPr>
+                <w:sz w:val="20"/>
+                <w:szCs w:val="20"/>
+              </w:rPr>
+              <w:t>8}•</w:t>
+            </w:r>
+            <w:proofErr w:type="gramEnd"/>
+            <w:r>
+              <w:rPr>
+                <w:sz w:val="20"/>
+                <w:szCs w:val="20"/>
+              </w:rPr>
+              <w:t xml:space="preserve"> {skill</w:t>
+            </w:r>
+            <w:proofErr w:type="gramStart"/>
+            <w:r>
+              <w:rPr>
+                <w:sz w:val="20"/>
+                <w:szCs w:val="20"/>
+              </w:rPr>
+              <w:t>8}{</w:t>
+            </w:r>
+            <w:proofErr w:type="gramEnd"/>
+            <w:r>
+              <w:rPr>
+                <w:sz w:val="20"/>
+                <w:szCs w:val="20"/>
+              </w:rPr>
+              <w:t>/skill8}</w:t>
+            </w:r>
+          </w:p>
+          <w:p>
+            <w:pPr>
+              <w:keepNext/>
+              <w:keepLines/>
+              <w:rPr>
+                <w:sz w:val="20"/>
+                <w:szCs w:val="20"/>
+              </w:rPr>
+            </w:pPr>
+            <w:r>
+              <w:rPr>
+                <w:sz w:val="20"/>
+                <w:szCs w:val="20"/>
+              </w:rPr>
+              <w:t>{#skill</w:t>
+            </w:r>
+            <w:proofErr w:type="gramStart"/>
+            <w:r>
+              <w:rPr>
+                <w:sz w:val="20"/>
+                <w:szCs w:val="20"/>
+              </w:rPr>
+              <w:t>9}•</w:t>
+            </w:r>
+            <w:proofErr w:type="gramEnd"/>
+            <w:r>
+              <w:rPr>
+                <w:sz w:val="20"/>
+                <w:szCs w:val="20"/>
+              </w:rPr>
+              <w:t xml:space="preserve"> {skill</w:t>
+            </w:r>
+            <w:proofErr w:type="gramStart"/>
+            <w:r>
+              <w:rPr>
+                <w:sz w:val="20"/>
+                <w:szCs w:val="20"/>
+              </w:rPr>
+              <w:t>9}{</w:t>
+            </w:r>
+            <w:proofErr w:type="gramEnd"/>
+            <w:r>
+              <w:rPr>
+                <w:sz w:val="20"/>
+                <w:szCs w:val="20"/>
+              </w:rPr>
+              <w:t>/skill9}</w:t>
+            </w:r>
+          </w:p>
+          <w:p>
+            <w:pPr>
+              <w:keepNext/>
+              <w:keepLines/>
+              <w:rPr>
+                <w:sz w:val="20"/>
+                <w:szCs w:val="20"/>
+              </w:rPr>
+            </w:pPr>
+            <w:r>
+              <w:rPr>
+                <w:sz w:val="20"/>
+                <w:szCs w:val="20"/>
+              </w:rPr>
+              <w:t>{#skill</w:t>
+            </w:r>
+            <w:proofErr w:type="gramStart"/>
+            <w:r>
+              <w:rPr>
+                <w:sz w:val="20"/>
+                <w:szCs w:val="20"/>
+              </w:rPr>
+              <w:t>10}•</w:t>
+            </w:r>
+            <w:proofErr w:type="gramEnd"/>
+            <w:r>
+              <w:rPr>
+                <w:sz w:val="20"/>
+                <w:szCs w:val="20"/>
+              </w:rPr>
+              <w:t xml:space="preserve"> {skill</w:t>
+            </w:r>
+            <w:proofErr w:type="gramStart"/>
+            <w:r>
+              <w:rPr>
+                <w:sz w:val="20"/>
+                <w:szCs w:val="20"/>
+              </w:rPr>
+              <w:t>10}{</w:t>
+            </w:r>
+            <w:proofErr w:type="gramEnd"/>
+            <w:r>
+              <w:rPr>
+                <w:sz w:val="20"/>
+                <w:szCs w:val="20"/>
+              </w:rPr>
+              <w:t>/skill10}</w:t>
+            </w:r>
+          </w:p>
+          <w:p>
+            <w:pPr>
+              <w:keepNext/>
+              <w:keepLines/>
+              <w:rPr>
+                <w:sz w:val="20"/>
+                <w:szCs w:val="20"/>
+              </w:rPr>
+            </w:pPr>
+            <w:r>
+              <w:rPr>
+                <w:sz w:val="20"/>
+                <w:szCs w:val="20"/>
+              </w:rPr>
+              <w:t>{/</w:t>
+            </w:r>
+            <w:proofErr w:type="spellStart"/>
+            <w:r>
+              <w:rPr>
+                <w:sz w:val="20"/>
+                <w:szCs w:val="20"/>
+              </w:rPr>
+              <w:t>hasExtraSkills</w:t>
+            </w:r>
+            <w:proofErr w:type="spellEnd"/>
+            <w:r>
+              <w:rPr>
+                <w:sz w:val="20"/>
+                <w:szCs w:val="20"/>
+              </w:rPr>
+              <w:t>}</w:t>
+            </w:r>
+          </w:p>
           <w:p/>
         </w:tc>
         <w:tc>
@@ -2574,6 +2459,7 @@
                       <w:sz w:val="24"/>
                       <w:szCs w:val="24"/>
                     </w:rPr>
+                    <w:lastRenderedPageBreak/>
                     <w:t>{school} | {</w:t>
                   </w:r>
                   <w:proofErr w:type="spellStart"/>

--- a/public/templates/TemplateC.docx
+++ b/public/templates/TemplateC.docx
@@ -6,7 +6,7 @@
       <w:tblPr>
         <w:tblStyle w:val="TableGrid"/>
         <w:tblpPr w:leftFromText="180" w:rightFromText="180" w:vertAnchor="page" w:horzAnchor="margin" w:tblpY="601"/>
-        <w:tblW w:w="10800" w:type="dxa"/>
+        <w:tblW w:w="10816" w:type="dxa"/>
         <w:tblCellMar>
           <w:top w:w="144" w:type="dxa"/>
           <w:left w:w="216" w:type="dxa"/>
@@ -25,7 +25,7 @@
         </w:trPr>
         <w:tc>
           <w:tcPr>
-            <w:tcW w:w="2215" w:type="dxa"/>
+            <w:tcW w:w="2218" w:type="dxa"/>
             <w:vMerge w:val="restart"/>
             <w:shd w:val="clear" w:color="auto" w:fill="E7E6E6" w:themeFill="background2"/>
           </w:tcPr>
@@ -42,59 +42,629 @@
             <w:pPr>
               <w:keepNext/>
               <w:keepLines/>
+              <w:rPr>
+                <w:i/>
+                <w:iCs/>
+                <w:sz w:val="24"/>
+                <w:szCs w:val="24"/>
+              </w:rPr>
+            </w:pPr>
+            <w:r>
               <w:rPr>
                 <w:i/>
                 <w:iCs/>
                 <w:sz w:val="40"/>
                 <w:szCs w:val="40"/>
               </w:rPr>
-            </w:pPr>
-          </w:p>
-          <w:p>
-            <w:pPr>
-              <w:keepNext/>
-              <w:keepLines/>
+              <w:t>C</w:t>
+            </w:r>
+            <w:r>
               <w:rPr>
                 <w:i/>
                 <w:iCs/>
                 <w:sz w:val="24"/>
                 <w:szCs w:val="24"/>
               </w:rPr>
-            </w:pPr>
-            <w:r>
+              <w:t>ERTIFICATIONS</w:t>
+            </w:r>
+          </w:p>
+          <w:p>
+            <w:pPr>
+              <w:keepNext/>
+              <w:keepLines/>
+              <w:rPr>
+                <w:sz w:val="20"/>
+                <w:szCs w:val="20"/>
+              </w:rPr>
+            </w:pPr>
+            <w:r>
+              <w:rPr>
+                <w:sz w:val="20"/>
+                <w:szCs w:val="20"/>
+              </w:rPr>
+              <w:t>{#cert</w:t>
+            </w:r>
+            <w:proofErr w:type="gramStart"/>
+            <w:r>
+              <w:rPr>
+                <w:sz w:val="20"/>
+                <w:szCs w:val="20"/>
+              </w:rPr>
+              <w:t>1}•</w:t>
+            </w:r>
+            <w:proofErr w:type="gramEnd"/>
+            <w:r>
+              <w:rPr>
+                <w:sz w:val="20"/>
+                <w:szCs w:val="20"/>
+              </w:rPr>
+              <w:t xml:space="preserve"> {cert</w:t>
+            </w:r>
+            <w:proofErr w:type="gramStart"/>
+            <w:r>
+              <w:rPr>
+                <w:sz w:val="20"/>
+                <w:szCs w:val="20"/>
+              </w:rPr>
+              <w:t>1}{</w:t>
+            </w:r>
+            <w:proofErr w:type="gramEnd"/>
+            <w:r>
+              <w:rPr>
+                <w:sz w:val="20"/>
+                <w:szCs w:val="20"/>
+              </w:rPr>
+              <w:t>/cert1}</w:t>
+            </w:r>
+          </w:p>
+          <w:p>
+            <w:pPr>
+              <w:keepNext/>
+              <w:keepLines/>
+              <w:rPr>
+                <w:sz w:val="20"/>
+                <w:szCs w:val="20"/>
+              </w:rPr>
+            </w:pPr>
+            <w:r>
+              <w:rPr>
+                <w:sz w:val="20"/>
+                <w:szCs w:val="20"/>
+              </w:rPr>
+              <w:t>{#cert</w:t>
+            </w:r>
+            <w:proofErr w:type="gramStart"/>
+            <w:r>
+              <w:rPr>
+                <w:sz w:val="20"/>
+                <w:szCs w:val="20"/>
+              </w:rPr>
+              <w:t>2}•</w:t>
+            </w:r>
+            <w:proofErr w:type="gramEnd"/>
+            <w:r>
+              <w:rPr>
+                <w:sz w:val="20"/>
+                <w:szCs w:val="20"/>
+              </w:rPr>
+              <w:t xml:space="preserve"> {cert</w:t>
+            </w:r>
+            <w:proofErr w:type="gramStart"/>
+            <w:r>
+              <w:rPr>
+                <w:sz w:val="20"/>
+                <w:szCs w:val="20"/>
+              </w:rPr>
+              <w:t>2}{</w:t>
+            </w:r>
+            <w:proofErr w:type="gramEnd"/>
+            <w:r>
+              <w:rPr>
+                <w:sz w:val="20"/>
+                <w:szCs w:val="20"/>
+              </w:rPr>
+              <w:t>/cert2}</w:t>
+            </w:r>
+          </w:p>
+          <w:p>
+            <w:pPr>
+              <w:keepNext/>
+              <w:keepLines/>
+              <w:rPr>
+                <w:sz w:val="20"/>
+                <w:szCs w:val="20"/>
+              </w:rPr>
+            </w:pPr>
+            <w:r>
+              <w:rPr>
+                <w:sz w:val="20"/>
+                <w:szCs w:val="20"/>
+              </w:rPr>
+              <w:t>{#cert</w:t>
+            </w:r>
+            <w:proofErr w:type="gramStart"/>
+            <w:r>
+              <w:rPr>
+                <w:sz w:val="20"/>
+                <w:szCs w:val="20"/>
+              </w:rPr>
+              <w:t>3}•</w:t>
+            </w:r>
+            <w:proofErr w:type="gramEnd"/>
+            <w:r>
+              <w:rPr>
+                <w:sz w:val="20"/>
+                <w:szCs w:val="20"/>
+              </w:rPr>
+              <w:t xml:space="preserve"> {cert</w:t>
+            </w:r>
+            <w:proofErr w:type="gramStart"/>
+            <w:r>
+              <w:rPr>
+                <w:sz w:val="20"/>
+                <w:szCs w:val="20"/>
+              </w:rPr>
+              <w:t>3}{</w:t>
+            </w:r>
+            <w:proofErr w:type="gramEnd"/>
+            <w:r>
+              <w:rPr>
+                <w:sz w:val="20"/>
+                <w:szCs w:val="20"/>
+              </w:rPr>
+              <w:t>/cert3}</w:t>
+            </w:r>
+          </w:p>
+          <w:p>
+            <w:pPr>
+              <w:keepNext/>
+              <w:keepLines/>
+              <w:rPr>
+                <w:sz w:val="20"/>
+                <w:szCs w:val="20"/>
+              </w:rPr>
+            </w:pPr>
+            <w:r>
+              <w:rPr>
+                <w:sz w:val="20"/>
+                <w:szCs w:val="20"/>
+              </w:rPr>
+              <w:t>{#cert</w:t>
+            </w:r>
+            <w:proofErr w:type="gramStart"/>
+            <w:r>
+              <w:rPr>
+                <w:sz w:val="20"/>
+                <w:szCs w:val="20"/>
+              </w:rPr>
+              <w:t>4}•</w:t>
+            </w:r>
+            <w:proofErr w:type="gramEnd"/>
+            <w:r>
+              <w:rPr>
+                <w:sz w:val="20"/>
+                <w:szCs w:val="20"/>
+              </w:rPr>
+              <w:t xml:space="preserve"> {cert</w:t>
+            </w:r>
+            <w:proofErr w:type="gramStart"/>
+            <w:r>
+              <w:rPr>
+                <w:sz w:val="20"/>
+                <w:szCs w:val="20"/>
+              </w:rPr>
+              <w:t>4}{</w:t>
+            </w:r>
+            <w:proofErr w:type="gramEnd"/>
+            <w:r>
+              <w:rPr>
+                <w:sz w:val="20"/>
+                <w:szCs w:val="20"/>
+              </w:rPr>
+              <w:t>/cert4}</w:t>
+            </w:r>
+          </w:p>
+          <w:p>
+            <w:pPr>
+              <w:keepNext/>
+              <w:keepLines/>
+              <w:rPr>
+                <w:sz w:val="20"/>
+                <w:szCs w:val="20"/>
+              </w:rPr>
+            </w:pPr>
+            <w:r>
+              <w:rPr>
+                <w:sz w:val="20"/>
+                <w:szCs w:val="20"/>
+              </w:rPr>
+              <w:t>{#cert</w:t>
+            </w:r>
+            <w:proofErr w:type="gramStart"/>
+            <w:r>
+              <w:rPr>
+                <w:sz w:val="20"/>
+                <w:szCs w:val="20"/>
+              </w:rPr>
+              <w:t>5}•</w:t>
+            </w:r>
+            <w:proofErr w:type="gramEnd"/>
+            <w:r>
+              <w:rPr>
+                <w:sz w:val="20"/>
+                <w:szCs w:val="20"/>
+              </w:rPr>
+              <w:t xml:space="preserve"> {cert</w:t>
+            </w:r>
+            <w:proofErr w:type="gramStart"/>
+            <w:r>
+              <w:rPr>
+                <w:sz w:val="20"/>
+                <w:szCs w:val="20"/>
+              </w:rPr>
+              <w:t>5}{</w:t>
+            </w:r>
+            <w:proofErr w:type="gramEnd"/>
+            <w:r>
+              <w:rPr>
+                <w:sz w:val="20"/>
+                <w:szCs w:val="20"/>
+              </w:rPr>
+              <w:t>/cert5}</w:t>
+            </w:r>
+          </w:p>
+          <w:p>
+            <w:pPr>
+              <w:keepNext/>
+              <w:keepLines/>
+              <w:rPr>
+                <w:sz w:val="20"/>
+                <w:szCs w:val="20"/>
+              </w:rPr>
+            </w:pPr>
+            <w:r>
+              <w:rPr>
+                <w:sz w:val="20"/>
+                <w:szCs w:val="20"/>
+              </w:rPr>
+              <w:t>{#cert</w:t>
+            </w:r>
+            <w:proofErr w:type="gramStart"/>
+            <w:r>
+              <w:rPr>
+                <w:sz w:val="20"/>
+                <w:szCs w:val="20"/>
+              </w:rPr>
+              <w:t>6}•</w:t>
+            </w:r>
+            <w:proofErr w:type="gramEnd"/>
+            <w:r>
+              <w:rPr>
+                <w:sz w:val="20"/>
+                <w:szCs w:val="20"/>
+              </w:rPr>
+              <w:t xml:space="preserve"> {cert</w:t>
+            </w:r>
+            <w:proofErr w:type="gramStart"/>
+            <w:r>
+              <w:rPr>
+                <w:sz w:val="20"/>
+                <w:szCs w:val="20"/>
+              </w:rPr>
+              <w:t>6}{</w:t>
+            </w:r>
+            <w:proofErr w:type="gramEnd"/>
+            <w:r>
+              <w:rPr>
+                <w:sz w:val="20"/>
+                <w:szCs w:val="20"/>
+              </w:rPr>
+              <w:t>/cert6}</w:t>
+            </w:r>
+          </w:p>
+          <w:p>
+            <w:pPr>
+              <w:keepNext/>
+              <w:keepLines/>
+              <w:rPr>
+                <w:sz w:val="20"/>
+                <w:szCs w:val="20"/>
+              </w:rPr>
+            </w:pPr>
+            <w:r>
+              <w:rPr>
+                <w:sz w:val="20"/>
+                <w:szCs w:val="20"/>
+              </w:rPr>
+              <w:t>{#cert</w:t>
+            </w:r>
+            <w:proofErr w:type="gramStart"/>
+            <w:r>
+              <w:rPr>
+                <w:sz w:val="20"/>
+                <w:szCs w:val="20"/>
+              </w:rPr>
+              <w:t>7}•</w:t>
+            </w:r>
+            <w:proofErr w:type="gramEnd"/>
+            <w:r>
+              <w:rPr>
+                <w:sz w:val="20"/>
+                <w:szCs w:val="20"/>
+              </w:rPr>
+              <w:t xml:space="preserve"> {cert</w:t>
+            </w:r>
+            <w:proofErr w:type="gramStart"/>
+            <w:r>
+              <w:rPr>
+                <w:sz w:val="20"/>
+                <w:szCs w:val="20"/>
+              </w:rPr>
+              <w:t>7}{</w:t>
+            </w:r>
+            <w:proofErr w:type="gramEnd"/>
+            <w:r>
+              <w:rPr>
+                <w:sz w:val="20"/>
+                <w:szCs w:val="20"/>
+              </w:rPr>
+              <w:t>/cert7}</w:t>
+            </w:r>
+          </w:p>
+          <w:p>
+            <w:pPr>
+              <w:keepNext/>
+              <w:keepLines/>
+              <w:rPr>
+                <w:sz w:val="20"/>
+                <w:szCs w:val="20"/>
+              </w:rPr>
+            </w:pPr>
+            <w:r>
+              <w:rPr>
+                <w:sz w:val="20"/>
+                <w:szCs w:val="20"/>
+              </w:rPr>
+              <w:t>{#cert</w:t>
+            </w:r>
+            <w:proofErr w:type="gramStart"/>
+            <w:r>
+              <w:rPr>
+                <w:sz w:val="20"/>
+                <w:szCs w:val="20"/>
+              </w:rPr>
+              <w:t>8}•</w:t>
+            </w:r>
+            <w:proofErr w:type="gramEnd"/>
+            <w:r>
+              <w:rPr>
+                <w:sz w:val="20"/>
+                <w:szCs w:val="20"/>
+              </w:rPr>
+              <w:t xml:space="preserve"> {cert</w:t>
+            </w:r>
+            <w:proofErr w:type="gramStart"/>
+            <w:r>
+              <w:rPr>
+                <w:sz w:val="20"/>
+                <w:szCs w:val="20"/>
+              </w:rPr>
+              <w:t>8}{</w:t>
+            </w:r>
+            <w:proofErr w:type="gramEnd"/>
+            <w:r>
+              <w:rPr>
+                <w:sz w:val="20"/>
+                <w:szCs w:val="20"/>
+              </w:rPr>
+              <w:t>/cert8}</w:t>
+            </w:r>
+          </w:p>
+          <w:p>
+            <w:pPr>
+              <w:keepNext/>
+              <w:keepLines/>
+              <w:rPr>
+                <w:sz w:val="20"/>
+                <w:szCs w:val="20"/>
+              </w:rPr>
+            </w:pPr>
+            <w:r>
+              <w:rPr>
+                <w:sz w:val="20"/>
+                <w:szCs w:val="20"/>
+              </w:rPr>
+              <w:t>{#cert</w:t>
+            </w:r>
+            <w:proofErr w:type="gramStart"/>
+            <w:r>
+              <w:rPr>
+                <w:sz w:val="20"/>
+                <w:szCs w:val="20"/>
+              </w:rPr>
+              <w:t>9}•</w:t>
+            </w:r>
+            <w:proofErr w:type="gramEnd"/>
+            <w:r>
+              <w:rPr>
+                <w:sz w:val="20"/>
+                <w:szCs w:val="20"/>
+              </w:rPr>
+              <w:t xml:space="preserve"> {cert</w:t>
+            </w:r>
+            <w:proofErr w:type="gramStart"/>
+            <w:r>
+              <w:rPr>
+                <w:sz w:val="20"/>
+                <w:szCs w:val="20"/>
+              </w:rPr>
+              <w:t>9}{</w:t>
+            </w:r>
+            <w:proofErr w:type="gramEnd"/>
+            <w:r>
+              <w:rPr>
+                <w:sz w:val="20"/>
+                <w:szCs w:val="20"/>
+              </w:rPr>
+              <w:t>/cert9}</w:t>
+            </w:r>
+          </w:p>
+          <w:p>
+            <w:pPr>
+              <w:keepNext/>
+              <w:keepLines/>
+              <w:rPr>
+                <w:sz w:val="20"/>
+                <w:szCs w:val="20"/>
+              </w:rPr>
+            </w:pPr>
+            <w:r>
+              <w:rPr>
+                <w:sz w:val="20"/>
+                <w:szCs w:val="20"/>
+              </w:rPr>
+              <w:t>{#cert</w:t>
+            </w:r>
+            <w:proofErr w:type="gramStart"/>
+            <w:r>
+              <w:rPr>
+                <w:sz w:val="20"/>
+                <w:szCs w:val="20"/>
+              </w:rPr>
+              <w:t>10}•</w:t>
+            </w:r>
+            <w:proofErr w:type="gramEnd"/>
+            <w:r>
+              <w:rPr>
+                <w:sz w:val="20"/>
+                <w:szCs w:val="20"/>
+              </w:rPr>
+              <w:t xml:space="preserve"> {cert</w:t>
+            </w:r>
+            <w:proofErr w:type="gramStart"/>
+            <w:r>
+              <w:rPr>
+                <w:sz w:val="20"/>
+                <w:szCs w:val="20"/>
+              </w:rPr>
+              <w:t>10}{</w:t>
+            </w:r>
+            <w:proofErr w:type="gramEnd"/>
+            <w:r>
+              <w:rPr>
+                <w:sz w:val="20"/>
+                <w:szCs w:val="20"/>
+              </w:rPr>
+              <w:t>/cert10}</w:t>
+            </w:r>
+          </w:p>
+          <w:p>
+            <w:pPr>
+              <w:keepNext/>
+              <w:keepLines/>
+              <w:rPr>
+                <w:sz w:val="20"/>
+                <w:szCs w:val="20"/>
+              </w:rPr>
+            </w:pPr>
+            <w:r>
+              <w:rPr>
+                <w:sz w:val="20"/>
+                <w:szCs w:val="20"/>
+              </w:rPr>
+              <w:t>{/</w:t>
+            </w:r>
+            <w:proofErr w:type="spellStart"/>
+            <w:r>
+              <w:rPr>
+                <w:sz w:val="20"/>
+                <w:szCs w:val="20"/>
+              </w:rPr>
+              <w:t>hasProgramCerts</w:t>
+            </w:r>
+            <w:proofErr w:type="spellEnd"/>
+            <w:r>
+              <w:rPr>
+                <w:sz w:val="20"/>
+                <w:szCs w:val="20"/>
+              </w:rPr>
+              <w:t>}</w:t>
+            </w:r>
+          </w:p>
+          <w:p>
+            <w:pPr>
+              <w:keepNext/>
+              <w:keepLines/>
+              <w:rPr>
+                <w:sz w:val="20"/>
+                <w:szCs w:val="20"/>
+              </w:rPr>
+            </w:pPr>
+            <w:r>
+              <w:rPr>
+                <w:sz w:val="20"/>
+                <w:szCs w:val="20"/>
+              </w:rPr>
+              <w:t>{#hasExtraSkills}</w:t>
+            </w:r>
+          </w:p>
+          <w:p>
+            <w:pPr>
+              <w:keepNext/>
+              <w:keepLines/>
               <w:rPr>
                 <w:i/>
                 <w:iCs/>
-                <w:sz w:val="40"/>
-                <w:szCs w:val="40"/>
-              </w:rPr>
-              <w:t>C</w:t>
-            </w:r>
-            <w:r>
+                <w:sz w:val="44"/>
+                <w:szCs w:val="44"/>
+              </w:rPr>
+            </w:pPr>
+          </w:p>
+          <w:p>
+            <w:pPr>
+              <w:keepNext/>
+              <w:keepLines/>
               <w:rPr>
                 <w:i/>
                 <w:iCs/>
                 <w:sz w:val="24"/>
                 <w:szCs w:val="24"/>
               </w:rPr>
-              <w:t>ERTIFICATIONS</w:t>
-            </w:r>
-          </w:p>
-          <w:p>
-            <w:pPr>
-              <w:keepNext/>
-              <w:keepLines/>
-              <w:rPr>
-                <w:sz w:val="20"/>
-                <w:szCs w:val="20"/>
-              </w:rPr>
-            </w:pPr>
-            <w:r>
-              <w:rPr>
-                <w:sz w:val="20"/>
-                <w:szCs w:val="20"/>
-              </w:rPr>
-              <w:t>{#cert</w:t>
+            </w:pPr>
+            <w:r>
+              <w:rPr>
+                <w:i/>
+                <w:iCs/>
+                <w:sz w:val="44"/>
+                <w:szCs w:val="44"/>
+              </w:rPr>
+              <w:t>S</w:t>
+            </w:r>
+            <w:r>
+              <w:rPr>
+                <w:i/>
+                <w:iCs/>
+                <w:sz w:val="24"/>
+                <w:szCs w:val="24"/>
+              </w:rPr>
+              <w:t>KILLS</w:t>
+            </w:r>
+          </w:p>
+          <w:p>
+            <w:pPr>
+              <w:keepNext/>
+              <w:keepLines/>
+              <w:rPr>
+                <w:sz w:val="20"/>
+                <w:szCs w:val="20"/>
+              </w:rPr>
+            </w:pPr>
+            <w:r>
+              <w:rPr>
+                <w:sz w:val="20"/>
+                <w:szCs w:val="20"/>
+              </w:rPr>
+              <w:t>{#skill</w:t>
             </w:r>
             <w:proofErr w:type="gramStart"/>
             <w:r>
@@ -110,7 +680,7 @@
                 <w:sz w:val="20"/>
                 <w:szCs w:val="20"/>
               </w:rPr>
-              <w:t xml:space="preserve"> {cert</w:t>
+              <w:t xml:space="preserve"> {skill</w:t>
             </w:r>
             <w:proofErr w:type="gramStart"/>
             <w:r>
@@ -126,24 +696,24 @@
                 <w:sz w:val="20"/>
                 <w:szCs w:val="20"/>
               </w:rPr>
-              <w:t>/cert1}</w:t>
-            </w:r>
-          </w:p>
-          <w:p>
-            <w:pPr>
-              <w:keepNext/>
-              <w:keepLines/>
-              <w:rPr>
-                <w:sz w:val="20"/>
-                <w:szCs w:val="20"/>
-              </w:rPr>
-            </w:pPr>
-            <w:r>
-              <w:rPr>
-                <w:sz w:val="20"/>
-                <w:szCs w:val="20"/>
-              </w:rPr>
-              <w:t>{#cert</w:t>
+              <w:t>/skill1}</w:t>
+            </w:r>
+          </w:p>
+          <w:p>
+            <w:pPr>
+              <w:keepNext/>
+              <w:keepLines/>
+              <w:rPr>
+                <w:sz w:val="20"/>
+                <w:szCs w:val="20"/>
+              </w:rPr>
+            </w:pPr>
+            <w:r>
+              <w:rPr>
+                <w:sz w:val="20"/>
+                <w:szCs w:val="20"/>
+              </w:rPr>
+              <w:t>{#skill</w:t>
             </w:r>
             <w:proofErr w:type="gramStart"/>
             <w:r>
@@ -159,7 +729,7 @@
                 <w:sz w:val="20"/>
                 <w:szCs w:val="20"/>
               </w:rPr>
-              <w:t xml:space="preserve"> {cert</w:t>
+              <w:t xml:space="preserve"> {skill</w:t>
             </w:r>
             <w:proofErr w:type="gramStart"/>
             <w:r>
@@ -175,24 +745,24 @@
                 <w:sz w:val="20"/>
                 <w:szCs w:val="20"/>
               </w:rPr>
-              <w:t>/cert2}</w:t>
-            </w:r>
-          </w:p>
-          <w:p>
-            <w:pPr>
-              <w:keepNext/>
-              <w:keepLines/>
-              <w:rPr>
-                <w:sz w:val="20"/>
-                <w:szCs w:val="20"/>
-              </w:rPr>
-            </w:pPr>
-            <w:r>
-              <w:rPr>
-                <w:sz w:val="20"/>
-                <w:szCs w:val="20"/>
-              </w:rPr>
-              <w:t>{#cert</w:t>
+              <w:t>/skill2}</w:t>
+            </w:r>
+          </w:p>
+          <w:p>
+            <w:pPr>
+              <w:keepNext/>
+              <w:keepLines/>
+              <w:rPr>
+                <w:sz w:val="20"/>
+                <w:szCs w:val="20"/>
+              </w:rPr>
+            </w:pPr>
+            <w:r>
+              <w:rPr>
+                <w:sz w:val="20"/>
+                <w:szCs w:val="20"/>
+              </w:rPr>
+              <w:t>{#skill</w:t>
             </w:r>
             <w:proofErr w:type="gramStart"/>
             <w:r>
@@ -208,7 +778,7 @@
                 <w:sz w:val="20"/>
                 <w:szCs w:val="20"/>
               </w:rPr>
-              <w:t xml:space="preserve"> {cert</w:t>
+              <w:t xml:space="preserve"> {skill</w:t>
             </w:r>
             <w:proofErr w:type="gramStart"/>
             <w:r>
@@ -224,24 +794,24 @@
                 <w:sz w:val="20"/>
                 <w:szCs w:val="20"/>
               </w:rPr>
-              <w:t>/cert3}</w:t>
-            </w:r>
-          </w:p>
-          <w:p>
-            <w:pPr>
-              <w:keepNext/>
-              <w:keepLines/>
-              <w:rPr>
-                <w:sz w:val="20"/>
-                <w:szCs w:val="20"/>
-              </w:rPr>
-            </w:pPr>
-            <w:r>
-              <w:rPr>
-                <w:sz w:val="20"/>
-                <w:szCs w:val="20"/>
-              </w:rPr>
-              <w:t>{#cert</w:t>
+              <w:t>/skill3}</w:t>
+            </w:r>
+          </w:p>
+          <w:p>
+            <w:pPr>
+              <w:keepNext/>
+              <w:keepLines/>
+              <w:rPr>
+                <w:sz w:val="20"/>
+                <w:szCs w:val="20"/>
+              </w:rPr>
+            </w:pPr>
+            <w:r>
+              <w:rPr>
+                <w:sz w:val="20"/>
+                <w:szCs w:val="20"/>
+              </w:rPr>
+              <w:t>{#skill</w:t>
             </w:r>
             <w:proofErr w:type="gramStart"/>
             <w:r>
@@ -257,7 +827,7 @@
                 <w:sz w:val="20"/>
                 <w:szCs w:val="20"/>
               </w:rPr>
-              <w:t xml:space="preserve"> {cert</w:t>
+              <w:t xml:space="preserve"> {skill</w:t>
             </w:r>
             <w:proofErr w:type="gramStart"/>
             <w:r>
@@ -273,24 +843,24 @@
                 <w:sz w:val="20"/>
                 <w:szCs w:val="20"/>
               </w:rPr>
-              <w:t>/cert4}</w:t>
-            </w:r>
-          </w:p>
-          <w:p>
-            <w:pPr>
-              <w:keepNext/>
-              <w:keepLines/>
-              <w:rPr>
-                <w:sz w:val="20"/>
-                <w:szCs w:val="20"/>
-              </w:rPr>
-            </w:pPr>
-            <w:r>
-              <w:rPr>
-                <w:sz w:val="20"/>
-                <w:szCs w:val="20"/>
-              </w:rPr>
-              <w:t>{#cert</w:t>
+              <w:t>/skill4}</w:t>
+            </w:r>
+          </w:p>
+          <w:p>
+            <w:pPr>
+              <w:keepNext/>
+              <w:keepLines/>
+              <w:rPr>
+                <w:sz w:val="20"/>
+                <w:szCs w:val="20"/>
+              </w:rPr>
+            </w:pPr>
+            <w:r>
+              <w:rPr>
+                <w:sz w:val="20"/>
+                <w:szCs w:val="20"/>
+              </w:rPr>
+              <w:t>{#skill</w:t>
             </w:r>
             <w:proofErr w:type="gramStart"/>
             <w:r>
@@ -306,7 +876,7 @@
                 <w:sz w:val="20"/>
                 <w:szCs w:val="20"/>
               </w:rPr>
-              <w:t xml:space="preserve"> {cert</w:t>
+              <w:t xml:space="preserve"> {skill</w:t>
             </w:r>
             <w:proofErr w:type="gramStart"/>
             <w:r>
@@ -322,24 +892,24 @@
                 <w:sz w:val="20"/>
                 <w:szCs w:val="20"/>
               </w:rPr>
-              <w:t>/cert5}</w:t>
-            </w:r>
-          </w:p>
-          <w:p>
-            <w:pPr>
-              <w:keepNext/>
-              <w:keepLines/>
-              <w:rPr>
-                <w:sz w:val="20"/>
-                <w:szCs w:val="20"/>
-              </w:rPr>
-            </w:pPr>
-            <w:r>
-              <w:rPr>
-                <w:sz w:val="20"/>
-                <w:szCs w:val="20"/>
-              </w:rPr>
-              <w:t>{#cert</w:t>
+              <w:t>/skill5}</w:t>
+            </w:r>
+          </w:p>
+          <w:p>
+            <w:pPr>
+              <w:keepNext/>
+              <w:keepLines/>
+              <w:rPr>
+                <w:sz w:val="20"/>
+                <w:szCs w:val="20"/>
+              </w:rPr>
+            </w:pPr>
+            <w:r>
+              <w:rPr>
+                <w:sz w:val="20"/>
+                <w:szCs w:val="20"/>
+              </w:rPr>
+              <w:t>{#skill</w:t>
             </w:r>
             <w:proofErr w:type="gramStart"/>
             <w:r>
@@ -355,7 +925,7 @@
                 <w:sz w:val="20"/>
                 <w:szCs w:val="20"/>
               </w:rPr>
-              <w:t xml:space="preserve"> {cert</w:t>
+              <w:t xml:space="preserve"> {skill</w:t>
             </w:r>
             <w:proofErr w:type="gramStart"/>
             <w:r>
@@ -371,24 +941,24 @@
                 <w:sz w:val="20"/>
                 <w:szCs w:val="20"/>
               </w:rPr>
-              <w:t>/cert6}</w:t>
-            </w:r>
-          </w:p>
-          <w:p>
-            <w:pPr>
-              <w:keepNext/>
-              <w:keepLines/>
-              <w:rPr>
-                <w:sz w:val="20"/>
-                <w:szCs w:val="20"/>
-              </w:rPr>
-            </w:pPr>
-            <w:r>
-              <w:rPr>
-                <w:sz w:val="20"/>
-                <w:szCs w:val="20"/>
-              </w:rPr>
-              <w:t>{#cert</w:t>
+              <w:t>/skill6}</w:t>
+            </w:r>
+          </w:p>
+          <w:p>
+            <w:pPr>
+              <w:keepNext/>
+              <w:keepLines/>
+              <w:rPr>
+                <w:sz w:val="20"/>
+                <w:szCs w:val="20"/>
+              </w:rPr>
+            </w:pPr>
+            <w:r>
+              <w:rPr>
+                <w:sz w:val="20"/>
+                <w:szCs w:val="20"/>
+              </w:rPr>
+              <w:t>{#skill</w:t>
             </w:r>
             <w:proofErr w:type="gramStart"/>
             <w:r>
@@ -404,7 +974,7 @@
                 <w:sz w:val="20"/>
                 <w:szCs w:val="20"/>
               </w:rPr>
-              <w:t xml:space="preserve"> {cert</w:t>
+              <w:t xml:space="preserve"> {skill</w:t>
             </w:r>
             <w:proofErr w:type="gramStart"/>
             <w:r>
@@ -420,24 +990,24 @@
                 <w:sz w:val="20"/>
                 <w:szCs w:val="20"/>
               </w:rPr>
-              <w:t>/cert7}</w:t>
-            </w:r>
-          </w:p>
-          <w:p>
-            <w:pPr>
-              <w:keepNext/>
-              <w:keepLines/>
-              <w:rPr>
-                <w:sz w:val="20"/>
-                <w:szCs w:val="20"/>
-              </w:rPr>
-            </w:pPr>
-            <w:r>
-              <w:rPr>
-                <w:sz w:val="20"/>
-                <w:szCs w:val="20"/>
-              </w:rPr>
-              <w:t>{#cert</w:t>
+              <w:t>/skill7}</w:t>
+            </w:r>
+          </w:p>
+          <w:p>
+            <w:pPr>
+              <w:keepNext/>
+              <w:keepLines/>
+              <w:rPr>
+                <w:sz w:val="20"/>
+                <w:szCs w:val="20"/>
+              </w:rPr>
+            </w:pPr>
+            <w:r>
+              <w:rPr>
+                <w:sz w:val="20"/>
+                <w:szCs w:val="20"/>
+              </w:rPr>
+              <w:t>{#skill</w:t>
             </w:r>
             <w:proofErr w:type="gramStart"/>
             <w:r>
@@ -453,7 +1023,7 @@
                 <w:sz w:val="20"/>
                 <w:szCs w:val="20"/>
               </w:rPr>
-              <w:t xml:space="preserve"> {cert</w:t>
+              <w:t xml:space="preserve"> {skill</w:t>
             </w:r>
             <w:proofErr w:type="gramStart"/>
             <w:r>
@@ -469,24 +1039,24 @@
                 <w:sz w:val="20"/>
                 <w:szCs w:val="20"/>
               </w:rPr>
-              <w:t>/cert8}</w:t>
-            </w:r>
-          </w:p>
-          <w:p>
-            <w:pPr>
-              <w:keepNext/>
-              <w:keepLines/>
-              <w:rPr>
-                <w:sz w:val="20"/>
-                <w:szCs w:val="20"/>
-              </w:rPr>
-            </w:pPr>
-            <w:r>
-              <w:rPr>
-                <w:sz w:val="20"/>
-                <w:szCs w:val="20"/>
-              </w:rPr>
-              <w:t>{#cert</w:t>
+              <w:t>/skill8}</w:t>
+            </w:r>
+          </w:p>
+          <w:p>
+            <w:pPr>
+              <w:keepNext/>
+              <w:keepLines/>
+              <w:rPr>
+                <w:sz w:val="20"/>
+                <w:szCs w:val="20"/>
+              </w:rPr>
+            </w:pPr>
+            <w:r>
+              <w:rPr>
+                <w:sz w:val="20"/>
+                <w:szCs w:val="20"/>
+              </w:rPr>
+              <w:t>{#skill</w:t>
             </w:r>
             <w:proofErr w:type="gramStart"/>
             <w:r>
@@ -502,7 +1072,7 @@
                 <w:sz w:val="20"/>
                 <w:szCs w:val="20"/>
               </w:rPr>
-              <w:t xml:space="preserve"> {cert</w:t>
+              <w:t xml:space="preserve"> {skill</w:t>
             </w:r>
             <w:proofErr w:type="gramStart"/>
             <w:r>
@@ -518,24 +1088,24 @@
                 <w:sz w:val="20"/>
                 <w:szCs w:val="20"/>
               </w:rPr>
-              <w:t>/cert9}</w:t>
-            </w:r>
-          </w:p>
-          <w:p>
-            <w:pPr>
-              <w:keepNext/>
-              <w:keepLines/>
-              <w:rPr>
-                <w:sz w:val="20"/>
-                <w:szCs w:val="20"/>
-              </w:rPr>
-            </w:pPr>
-            <w:r>
-              <w:rPr>
-                <w:sz w:val="20"/>
-                <w:szCs w:val="20"/>
-              </w:rPr>
-              <w:t>{#cert</w:t>
+              <w:t>/skill9}</w:t>
+            </w:r>
+          </w:p>
+          <w:p>
+            <w:pPr>
+              <w:keepNext/>
+              <w:keepLines/>
+              <w:rPr>
+                <w:sz w:val="20"/>
+                <w:szCs w:val="20"/>
+              </w:rPr>
+            </w:pPr>
+            <w:r>
+              <w:rPr>
+                <w:sz w:val="20"/>
+                <w:szCs w:val="20"/>
+              </w:rPr>
+              <w:t>{#skill</w:t>
             </w:r>
             <w:proofErr w:type="gramStart"/>
             <w:r>
@@ -551,7 +1121,7 @@
                 <w:sz w:val="20"/>
                 <w:szCs w:val="20"/>
               </w:rPr>
-              <w:t xml:space="preserve"> {cert</w:t>
+              <w:t xml:space="preserve"> {skill</w:t>
             </w:r>
             <w:proofErr w:type="gramStart"/>
             <w:r>
@@ -567,7 +1137,7 @@
                 <w:sz w:val="20"/>
                 <w:szCs w:val="20"/>
               </w:rPr>
-              <w:t>/cert10}</w:t>
+              <w:t>/skill10}</w:t>
             </w:r>
           </w:p>
           <w:p>
@@ -592,7 +1162,7 @@
                 <w:sz w:val="20"/>
                 <w:szCs w:val="20"/>
               </w:rPr>
-              <w:t>hasProgramCerts</w:t>
+              <w:t>hasExtraSkills</w:t>
             </w:r>
             <w:proofErr w:type="spellEnd"/>
             <w:r>
@@ -602,11 +1172,19 @@
               </w:rPr>
               <w:t>}</w:t>
             </w:r>
+          </w:p>
+          <w:p>
+            <w:pPr>
+              <w:rPr>
+                <w:sz w:val="20"/>
+                <w:szCs w:val="20"/>
+              </w:rPr>
+            </w:pPr>
           </w:p>
         </w:tc>
         <w:tc>
           <w:tcPr>
-            <w:tcW w:w="8585" w:type="dxa"/>
+            <w:tcW w:w="8598" w:type="dxa"/>
           </w:tcPr>
           <w:p>
             <w:pPr>
@@ -707,7 +1285,7 @@
         </w:trPr>
         <w:tc>
           <w:tcPr>
-            <w:tcW w:w="2215" w:type="dxa"/>
+            <w:tcW w:w="2218" w:type="dxa"/>
             <w:vMerge/>
             <w:shd w:val="clear" w:color="auto" w:fill="E7E6E6" w:themeFill="background2"/>
           </w:tcPr>
@@ -715,8 +1293,22 @@
         </w:tc>
         <w:tc>
           <w:tcPr>
-            <w:tcW w:w="8585" w:type="dxa"/>
+            <w:tcW w:w="8598" w:type="dxa"/>
           </w:tcPr>
+          <w:p>
+            <w:pPr>
+              <w:keepNext/>
+              <w:keepLines/>
+              <w:rPr>
+                <w:b/>
+                <w:bCs/>
+                <w:i/>
+                <w:iCs/>
+                <w:sz w:val="48"/>
+                <w:szCs w:val="48"/>
+              </w:rPr>
+            </w:pPr>
+          </w:p>
           <w:p>
             <w:pPr>
               <w:keepNext/>
@@ -779,48 +1371,25 @@
             <w:pPr>
               <w:keepNext/>
               <w:keepLines/>
-              <w:rPr>
-                <w:sz w:val="21"/>
-                <w:szCs w:val="21"/>
-              </w:rPr>
-            </w:pPr>
-            <w:r>
-              <w:rPr>
-                <w:sz w:val="21"/>
-                <w:szCs w:val="21"/>
-              </w:rPr>
+              <w:spacing w:before="120"/>
+            </w:pPr>
+            <w:r>
               <w:t xml:space="preserve">  {#summary</w:t>
             </w:r>
             <w:proofErr w:type="gramStart"/>
             <w:r>
-              <w:rPr>
-                <w:sz w:val="21"/>
-                <w:szCs w:val="21"/>
-              </w:rPr>
               <w:t>1}•</w:t>
             </w:r>
             <w:proofErr w:type="gramEnd"/>
             <w:r>
-              <w:rPr>
-                <w:sz w:val="21"/>
-                <w:szCs w:val="21"/>
-              </w:rPr>
               <w:t xml:space="preserve"> {summary</w:t>
             </w:r>
             <w:proofErr w:type="gramStart"/>
             <w:r>
-              <w:rPr>
-                <w:sz w:val="21"/>
-                <w:szCs w:val="21"/>
-              </w:rPr>
               <w:t>1}{</w:t>
             </w:r>
             <w:proofErr w:type="gramEnd"/>
             <w:r>
-              <w:rPr>
-                <w:sz w:val="21"/>
-                <w:szCs w:val="21"/>
-              </w:rPr>
               <w:t>/summary1}</w:t>
             </w:r>
           </w:p>
@@ -828,48 +1397,25 @@
             <w:pPr>
               <w:keepNext/>
               <w:keepLines/>
-              <w:rPr>
-                <w:sz w:val="21"/>
-                <w:szCs w:val="21"/>
-              </w:rPr>
-            </w:pPr>
-            <w:r>
-              <w:rPr>
-                <w:sz w:val="21"/>
-                <w:szCs w:val="21"/>
-              </w:rPr>
+              <w:spacing w:before="120"/>
+            </w:pPr>
+            <w:r>
               <w:t xml:space="preserve">  {#summary</w:t>
             </w:r>
             <w:proofErr w:type="gramStart"/>
             <w:r>
-              <w:rPr>
-                <w:sz w:val="21"/>
-                <w:szCs w:val="21"/>
-              </w:rPr>
               <w:t>2}•</w:t>
             </w:r>
             <w:proofErr w:type="gramEnd"/>
             <w:r>
-              <w:rPr>
-                <w:sz w:val="21"/>
-                <w:szCs w:val="21"/>
-              </w:rPr>
               <w:t xml:space="preserve"> {summary</w:t>
             </w:r>
             <w:proofErr w:type="gramStart"/>
             <w:r>
-              <w:rPr>
-                <w:sz w:val="21"/>
-                <w:szCs w:val="21"/>
-              </w:rPr>
               <w:t>2}{</w:t>
             </w:r>
             <w:proofErr w:type="gramEnd"/>
             <w:r>
-              <w:rPr>
-                <w:sz w:val="21"/>
-                <w:szCs w:val="21"/>
-              </w:rPr>
               <w:t>/summary2}</w:t>
             </w:r>
           </w:p>
@@ -877,48 +1423,25 @@
             <w:pPr>
               <w:keepNext/>
               <w:keepLines/>
-              <w:rPr>
-                <w:sz w:val="21"/>
-                <w:szCs w:val="21"/>
-              </w:rPr>
-            </w:pPr>
-            <w:r>
-              <w:rPr>
-                <w:sz w:val="21"/>
-                <w:szCs w:val="21"/>
-              </w:rPr>
+              <w:spacing w:before="120"/>
+            </w:pPr>
+            <w:r>
               <w:t xml:space="preserve">  {#summary</w:t>
             </w:r>
             <w:proofErr w:type="gramStart"/>
             <w:r>
-              <w:rPr>
-                <w:sz w:val="21"/>
-                <w:szCs w:val="21"/>
-              </w:rPr>
               <w:t>3}•</w:t>
             </w:r>
             <w:proofErr w:type="gramEnd"/>
             <w:r>
-              <w:rPr>
-                <w:sz w:val="21"/>
-                <w:szCs w:val="21"/>
-              </w:rPr>
               <w:t xml:space="preserve"> {summary</w:t>
             </w:r>
             <w:proofErr w:type="gramStart"/>
             <w:r>
-              <w:rPr>
-                <w:sz w:val="21"/>
-                <w:szCs w:val="21"/>
-              </w:rPr>
               <w:t>3}{</w:t>
             </w:r>
             <w:proofErr w:type="gramEnd"/>
             <w:r>
-              <w:rPr>
-                <w:sz w:val="21"/>
-                <w:szCs w:val="21"/>
-              </w:rPr>
               <w:t>/summary3}</w:t>
             </w:r>
           </w:p>
@@ -926,99 +1449,379 @@
             <w:pPr>
               <w:keepNext/>
               <w:keepLines/>
-              <w:rPr>
-                <w:sz w:val="21"/>
-                <w:szCs w:val="21"/>
-              </w:rPr>
-            </w:pPr>
-            <w:r>
-              <w:rPr>
-                <w:sz w:val="21"/>
-                <w:szCs w:val="21"/>
-              </w:rPr>
+              <w:spacing w:before="120"/>
+            </w:pPr>
+            <w:r>
               <w:t xml:space="preserve">  {#summary</w:t>
             </w:r>
             <w:proofErr w:type="gramStart"/>
             <w:r>
-              <w:rPr>
-                <w:sz w:val="21"/>
-                <w:szCs w:val="21"/>
-              </w:rPr>
               <w:t>4}•</w:t>
             </w:r>
             <w:proofErr w:type="gramEnd"/>
             <w:r>
-              <w:rPr>
-                <w:sz w:val="21"/>
-                <w:szCs w:val="21"/>
-              </w:rPr>
               <w:t xml:space="preserve"> {summary</w:t>
             </w:r>
             <w:proofErr w:type="gramStart"/>
             <w:r>
-              <w:rPr>
-                <w:sz w:val="21"/>
-                <w:szCs w:val="21"/>
-              </w:rPr>
               <w:t>4}{</w:t>
             </w:r>
             <w:proofErr w:type="gramEnd"/>
             <w:r>
-              <w:rPr>
-                <w:sz w:val="21"/>
-                <w:szCs w:val="21"/>
-              </w:rPr>
               <w:t>/summary4}</w:t>
             </w:r>
           </w:p>
           <w:p>
             <w:pPr>
-              <w:rPr>
-                <w:sz w:val="21"/>
-                <w:szCs w:val="21"/>
-              </w:rPr>
-            </w:pPr>
-            <w:r>
-              <w:rPr>
-                <w:sz w:val="21"/>
-                <w:szCs w:val="21"/>
-              </w:rPr>
+              <w:spacing w:before="120"/>
+            </w:pPr>
+            <w:r>
               <w:t xml:space="preserve">  {#summary</w:t>
             </w:r>
             <w:proofErr w:type="gramStart"/>
             <w:r>
-              <w:rPr>
-                <w:sz w:val="21"/>
-                <w:szCs w:val="21"/>
-              </w:rPr>
               <w:t>5}•</w:t>
             </w:r>
             <w:proofErr w:type="gramEnd"/>
             <w:r>
-              <w:rPr>
-                <w:sz w:val="21"/>
-                <w:szCs w:val="21"/>
-              </w:rPr>
               <w:t xml:space="preserve"> {summary</w:t>
             </w:r>
             <w:proofErr w:type="gramStart"/>
             <w:r>
-              <w:rPr>
-                <w:sz w:val="21"/>
-                <w:szCs w:val="21"/>
-              </w:rPr>
               <w:t>5}{</w:t>
             </w:r>
             <w:proofErr w:type="gramEnd"/>
             <w:r>
-              <w:rPr>
-                <w:sz w:val="21"/>
-                <w:szCs w:val="21"/>
-              </w:rPr>
               <w:t>/summary5}</w:t>
             </w:r>
           </w:p>
+          <w:p>
+            <w:pPr>
+              <w:rPr>
+                <w:sz w:val="21"/>
+                <w:szCs w:val="21"/>
+              </w:rPr>
+            </w:pPr>
+          </w:p>
+          <w:p>
+            <w:pPr>
+              <w:keepNext/>
+              <w:keepLines/>
+              <w:rPr>
+                <w:sz w:val="48"/>
+                <w:szCs w:val="48"/>
+              </w:rPr>
+            </w:pPr>
+          </w:p>
+          <w:p>
+            <w:pPr>
+              <w:keepNext/>
+              <w:keepLines/>
+              <w:rPr>
+                <w:b/>
+                <w:bCs/>
+                <w:i/>
+                <w:iCs/>
+                <w:sz w:val="28"/>
+                <w:szCs w:val="28"/>
+              </w:rPr>
+            </w:pPr>
+            <w:r>
+              <w:rPr>
+                <w:sz w:val="48"/>
+                <w:szCs w:val="48"/>
+              </w:rPr>
+              <w:t>S</w:t>
+            </w:r>
+            <w:r>
+              <w:rPr>
+                <w:b/>
+                <w:bCs/>
+                <w:i/>
+                <w:iCs/>
+                <w:sz w:val="28"/>
+                <w:szCs w:val="28"/>
+              </w:rPr>
+              <w:t xml:space="preserve">PECIALIZED </w:t>
+            </w:r>
+            <w:r>
+              <w:rPr>
+                <w:b/>
+                <w:bCs/>
+                <w:i/>
+                <w:iCs/>
+                <w:sz w:val="48"/>
+                <w:szCs w:val="48"/>
+              </w:rPr>
+              <w:t>T</w:t>
+            </w:r>
+            <w:r>
+              <w:rPr>
+                <w:b/>
+                <w:bCs/>
+                <w:i/>
+                <w:iCs/>
+                <w:sz w:val="28"/>
+                <w:szCs w:val="28"/>
+              </w:rPr>
+              <w:t>RAINING</w:t>
+            </w:r>
+          </w:p>
+          <w:p>
+            <w:pPr>
+              <w:keepNext/>
+              <w:keepLines/>
+              <w:rPr>
+                <w:i/>
+                <w:iCs/>
+                <w:sz w:val="28"/>
+                <w:szCs w:val="28"/>
+              </w:rPr>
+            </w:pPr>
+            <w:r>
+              <w:rPr>
+                <w:i/>
+                <w:iCs/>
+                <w:sz w:val="28"/>
+                <w:szCs w:val="28"/>
+              </w:rPr>
+              <w:t>PROGRAM STUDY DESCRIPTION</w:t>
+            </w:r>
+          </w:p>
+          <w:p>
+            <w:pPr>
+              <w:keepNext/>
+              <w:keepLines/>
+            </w:pPr>
+            <w:r>
+              <w:t>{</w:t>
+            </w:r>
+            <w:proofErr w:type="spellStart"/>
+            <w:r>
+              <w:t>programDescription</w:t>
+            </w:r>
+            <w:proofErr w:type="spellEnd"/>
+            <w:r>
+              <w:t>}</w:t>
+            </w:r>
+          </w:p>
+          <w:p>
+            <w:pPr>
+              <w:keepNext/>
+              <w:keepLines/>
+              <w:rPr>
+                <w:i/>
+                <w:iCs/>
+                <w:sz w:val="28"/>
+                <w:szCs w:val="28"/>
+              </w:rPr>
+            </w:pPr>
+            <w:r>
+              <w:rPr>
+                <w:i/>
+                <w:iCs/>
+                <w:sz w:val="28"/>
+                <w:szCs w:val="28"/>
+              </w:rPr>
+              <w:br/>
+            </w:r>
+            <w:r>
+              <w:rPr>
+                <w:i/>
+                <w:iCs/>
+                <w:sz w:val="28"/>
+                <w:szCs w:val="28"/>
+              </w:rPr>
+              <w:t xml:space="preserve">TOOLS </w:t>
+            </w:r>
+          </w:p>
+          <w:p>
+            <w:pPr>
+              <w:keepNext/>
+              <w:keepLines/>
+            </w:pPr>
+            <w:r>
+              <w:t>{</w:t>
+            </w:r>
+            <w:proofErr w:type="spellStart"/>
+            <w:r>
+              <w:t>programTools</w:t>
+            </w:r>
+            <w:proofErr w:type="spellEnd"/>
+            <w:r>
+              <w:t>}</w:t>
+            </w:r>
+          </w:p>
           <w:p/>
+          <w:p>
+            <w:pPr>
+              <w:rPr>
+                <w:sz w:val="21"/>
+                <w:szCs w:val="21"/>
+              </w:rPr>
+            </w:pPr>
+          </w:p>
+          <w:p>
+            <w:pPr>
+              <w:rPr>
+                <w:sz w:val="21"/>
+                <w:szCs w:val="21"/>
+              </w:rPr>
+            </w:pPr>
+          </w:p>
+          <w:p>
+            <w:pPr>
+              <w:rPr>
+                <w:sz w:val="21"/>
+                <w:szCs w:val="21"/>
+              </w:rPr>
+            </w:pPr>
+          </w:p>
+          <w:p>
+            <w:pPr>
+              <w:rPr>
+                <w:sz w:val="21"/>
+                <w:szCs w:val="21"/>
+              </w:rPr>
+            </w:pPr>
+          </w:p>
+          <w:p>
+            <w:pPr>
+              <w:rPr>
+                <w:sz w:val="21"/>
+                <w:szCs w:val="21"/>
+              </w:rPr>
+            </w:pPr>
+          </w:p>
+          <w:p>
+            <w:pPr>
+              <w:rPr>
+                <w:sz w:val="21"/>
+                <w:szCs w:val="21"/>
+              </w:rPr>
+            </w:pPr>
+          </w:p>
+          <w:p>
+            <w:pPr>
+              <w:rPr>
+                <w:sz w:val="21"/>
+                <w:szCs w:val="21"/>
+              </w:rPr>
+            </w:pPr>
+          </w:p>
+          <w:p>
+            <w:pPr>
+              <w:rPr>
+                <w:sz w:val="21"/>
+                <w:szCs w:val="21"/>
+              </w:rPr>
+            </w:pPr>
+          </w:p>
+          <w:p>
+            <w:pPr>
+              <w:rPr>
+                <w:sz w:val="21"/>
+                <w:szCs w:val="21"/>
+              </w:rPr>
+            </w:pPr>
+          </w:p>
+          <w:p>
+            <w:pPr>
+              <w:rPr>
+                <w:sz w:val="21"/>
+                <w:szCs w:val="21"/>
+              </w:rPr>
+            </w:pPr>
+          </w:p>
+          <w:p>
+            <w:pPr>
+              <w:rPr>
+                <w:sz w:val="21"/>
+                <w:szCs w:val="21"/>
+              </w:rPr>
+            </w:pPr>
+          </w:p>
+          <w:p>
+            <w:pPr>
+              <w:rPr>
+                <w:sz w:val="21"/>
+                <w:szCs w:val="21"/>
+              </w:rPr>
+            </w:pPr>
+          </w:p>
+          <w:p>
+            <w:pPr>
+              <w:rPr>
+                <w:sz w:val="21"/>
+                <w:szCs w:val="21"/>
+              </w:rPr>
+            </w:pPr>
+          </w:p>
+          <w:p>
+            <w:pPr>
+              <w:rPr>
+                <w:sz w:val="21"/>
+                <w:szCs w:val="21"/>
+              </w:rPr>
+            </w:pPr>
+          </w:p>
+          <w:p>
+            <w:pPr>
+              <w:rPr>
+                <w:sz w:val="21"/>
+                <w:szCs w:val="21"/>
+              </w:rPr>
+            </w:pPr>
+          </w:p>
+          <w:p>
+            <w:pPr>
+              <w:rPr>
+                <w:sz w:val="21"/>
+                <w:szCs w:val="21"/>
+              </w:rPr>
+            </w:pPr>
+          </w:p>
+          <w:p>
+            <w:pPr>
+              <w:rPr>
+                <w:sz w:val="21"/>
+                <w:szCs w:val="21"/>
+              </w:rPr>
+            </w:pPr>
+          </w:p>
+          <w:p>
+            <w:pPr>
+              <w:rPr>
+                <w:sz w:val="21"/>
+                <w:szCs w:val="21"/>
+              </w:rPr>
+            </w:pPr>
+          </w:p>
+        </w:tc>
+      </w:tr>
+      <w:tr>
+        <w:trPr>
+          <w:cantSplit/>
+          <w:trHeight w:val="148"/>
+        </w:trPr>
+        <w:tc>
+          <w:tcPr>
+            <w:tcW w:w="2218" w:type="dxa"/>
+            <w:vMerge/>
+            <w:shd w:val="clear" w:color="auto" w:fill="E7E6E6" w:themeFill="background2"/>
+          </w:tcPr>
+          <w:p/>
+        </w:tc>
+        <w:tc>
+          <w:tcPr>
+            <w:tcW w:w="8598" w:type="dxa"/>
+          </w:tcPr>
+          <w:p>
+            <w:pPr>
+              <w:keepNext/>
+              <w:keepLines/>
+            </w:pPr>
+          </w:p>
           <w:p>
             <w:pPr>
               <w:keepNext/>
@@ -1570,10 +2373,8 @@
           </w:p>
           <w:p>
             <w:pPr>
-              <w:rPr>
-                <w:sz w:val="21"/>
-                <w:szCs w:val="21"/>
-              </w:rPr>
+              <w:keepNext/>
+              <w:keepLines/>
             </w:pPr>
           </w:p>
         </w:tc>
@@ -1585,7 +2386,7 @@
         </w:trPr>
         <w:tc>
           <w:tcPr>
-            <w:tcW w:w="2215" w:type="dxa"/>
+            <w:tcW w:w="2218" w:type="dxa"/>
             <w:vMerge/>
             <w:shd w:val="clear" w:color="auto" w:fill="E7E6E6" w:themeFill="background2"/>
           </w:tcPr>
@@ -1593,765 +2394,7 @@
         </w:tc>
         <w:tc>
           <w:tcPr>
-            <w:tcW w:w="8585" w:type="dxa"/>
-          </w:tcPr>
-          <w:p>
-            <w:pPr>
-              <w:keepNext/>
-              <w:keepLines/>
-              <w:rPr>
-                <w:b/>
-                <w:bCs/>
-                <w:i/>
-                <w:iCs/>
-                <w:sz w:val="28"/>
-                <w:szCs w:val="28"/>
-              </w:rPr>
-            </w:pPr>
-            <w:r>
-              <w:rPr>
-                <w:sz w:val="48"/>
-                <w:szCs w:val="48"/>
-              </w:rPr>
-              <w:t>S</w:t>
-            </w:r>
-            <w:r>
-              <w:rPr>
-                <w:b/>
-                <w:bCs/>
-                <w:i/>
-                <w:iCs/>
-                <w:sz w:val="28"/>
-                <w:szCs w:val="28"/>
-              </w:rPr>
-              <w:t xml:space="preserve">PECIALIZED </w:t>
-            </w:r>
-            <w:r>
-              <w:rPr>
-                <w:b/>
-                <w:bCs/>
-                <w:i/>
-                <w:iCs/>
-                <w:sz w:val="48"/>
-                <w:szCs w:val="48"/>
-              </w:rPr>
-              <w:t>T</w:t>
-            </w:r>
-            <w:r>
-              <w:rPr>
-                <w:b/>
-                <w:bCs/>
-                <w:i/>
-                <w:iCs/>
-                <w:sz w:val="28"/>
-                <w:szCs w:val="28"/>
-              </w:rPr>
-              <w:t>RAINING</w:t>
-            </w:r>
-          </w:p>
-          <w:p>
-            <w:pPr>
-              <w:keepNext/>
-              <w:keepLines/>
-              <w:rPr>
-                <w:b/>
-                <w:bCs/>
-                <w:i/>
-                <w:iCs/>
-                <w:sz w:val="28"/>
-                <w:szCs w:val="28"/>
-              </w:rPr>
-            </w:pPr>
-          </w:p>
-          <w:p>
-            <w:pPr>
-              <w:keepNext/>
-              <w:keepLines/>
-              <w:rPr>
-                <w:i/>
-                <w:iCs/>
-                <w:sz w:val="28"/>
-                <w:szCs w:val="28"/>
-              </w:rPr>
-            </w:pPr>
-            <w:r>
-              <w:rPr>
-                <w:i/>
-                <w:iCs/>
-                <w:sz w:val="28"/>
-                <w:szCs w:val="28"/>
-              </w:rPr>
-              <w:t>PROGRAM STUDY DESCRIPTION</w:t>
-            </w:r>
-          </w:p>
-          <w:p>
-            <w:pPr>
-              <w:keepNext/>
-              <w:keepLines/>
-              <w:rPr>
-                <w:sz w:val="21"/>
-                <w:szCs w:val="21"/>
-              </w:rPr>
-            </w:pPr>
-            <w:r>
-              <w:rPr>
-                <w:sz w:val="21"/>
-                <w:szCs w:val="21"/>
-              </w:rPr>
-              <w:t>{</w:t>
-            </w:r>
-            <w:proofErr w:type="spellStart"/>
-            <w:r>
-              <w:rPr>
-                <w:sz w:val="21"/>
-                <w:szCs w:val="21"/>
-              </w:rPr>
-              <w:t>programDescription</w:t>
-            </w:r>
-            <w:proofErr w:type="spellEnd"/>
-            <w:r>
-              <w:rPr>
-                <w:sz w:val="21"/>
-                <w:szCs w:val="21"/>
-              </w:rPr>
-              <w:t>}</w:t>
-            </w:r>
-          </w:p>
-          <w:p>
-            <w:pPr>
-              <w:keepNext/>
-              <w:keepLines/>
-              <w:rPr>
-                <w:i/>
-                <w:iCs/>
-                <w:sz w:val="28"/>
-                <w:szCs w:val="28"/>
-              </w:rPr>
-            </w:pPr>
-            <w:r>
-              <w:rPr>
-                <w:i/>
-                <w:iCs/>
-                <w:sz w:val="28"/>
-                <w:szCs w:val="28"/>
-              </w:rPr>
-              <w:br/>
-            </w:r>
-            <w:r>
-              <w:rPr>
-                <w:i/>
-                <w:iCs/>
-                <w:sz w:val="28"/>
-                <w:szCs w:val="28"/>
-              </w:rPr>
-              <w:t xml:space="preserve">TOOLS </w:t>
-            </w:r>
-          </w:p>
-          <w:p>
-            <w:pPr>
-              <w:keepNext/>
-              <w:keepLines/>
-            </w:pPr>
-            <w:r>
-              <w:t>{</w:t>
-            </w:r>
-            <w:proofErr w:type="spellStart"/>
-            <w:r>
-              <w:t>programTools</w:t>
-            </w:r>
-            <w:proofErr w:type="spellEnd"/>
-            <w:r>
-              <w:t>}</w:t>
-            </w:r>
-          </w:p>
-        </w:tc>
-      </w:tr>
-      <w:tr>
-        <w:trPr>
-          <w:cantSplit/>
-          <w:trHeight w:val="148"/>
-        </w:trPr>
-        <w:tc>
-          <w:tcPr>
-            <w:tcW w:w="2215" w:type="dxa"/>
-            <w:shd w:val="clear" w:color="auto" w:fill="E7E6E6" w:themeFill="background2"/>
-          </w:tcPr>
-          <w:p>
-            <w:pPr>
-              <w:keepNext/>
-              <w:keepLines/>
-              <w:rPr>
-                <w:sz w:val="20"/>
-                <w:szCs w:val="20"/>
-              </w:rPr>
-            </w:pPr>
-            <w:r>
-              <w:rPr>
-                <w:sz w:val="20"/>
-                <w:szCs w:val="20"/>
-              </w:rPr>
-              <w:t>{#hasExtraSkills}</w:t>
-            </w:r>
-          </w:p>
-          <w:p>
-            <w:pPr>
-              <w:keepNext/>
-              <w:keepLines/>
-              <w:rPr>
-                <w:i/>
-                <w:iCs/>
-                <w:sz w:val="24"/>
-                <w:szCs w:val="24"/>
-              </w:rPr>
-            </w:pPr>
-            <w:r>
-              <w:rPr>
-                <w:i/>
-                <w:iCs/>
-                <w:sz w:val="44"/>
-                <w:szCs w:val="44"/>
-              </w:rPr>
-              <w:t>S</w:t>
-            </w:r>
-            <w:r>
-              <w:rPr>
-                <w:i/>
-                <w:iCs/>
-                <w:sz w:val="24"/>
-                <w:szCs w:val="24"/>
-              </w:rPr>
-              <w:t>KILLS</w:t>
-            </w:r>
-          </w:p>
-          <w:p>
-            <w:pPr>
-              <w:keepNext/>
-              <w:keepLines/>
-              <w:rPr>
-                <w:sz w:val="20"/>
-                <w:szCs w:val="20"/>
-              </w:rPr>
-            </w:pPr>
-            <w:r>
-              <w:rPr>
-                <w:sz w:val="20"/>
-                <w:szCs w:val="20"/>
-              </w:rPr>
-              <w:t>{#skill</w:t>
-            </w:r>
-            <w:proofErr w:type="gramStart"/>
-            <w:r>
-              <w:rPr>
-                <w:sz w:val="20"/>
-                <w:szCs w:val="20"/>
-              </w:rPr>
-              <w:t>1}•</w:t>
-            </w:r>
-            <w:proofErr w:type="gramEnd"/>
-            <w:r>
-              <w:rPr>
-                <w:sz w:val="20"/>
-                <w:szCs w:val="20"/>
-              </w:rPr>
-              <w:t xml:space="preserve"> {skill</w:t>
-            </w:r>
-            <w:proofErr w:type="gramStart"/>
-            <w:r>
-              <w:rPr>
-                <w:sz w:val="20"/>
-                <w:szCs w:val="20"/>
-              </w:rPr>
-              <w:t>1}{</w:t>
-            </w:r>
-            <w:proofErr w:type="gramEnd"/>
-            <w:r>
-              <w:rPr>
-                <w:sz w:val="20"/>
-                <w:szCs w:val="20"/>
-              </w:rPr>
-              <w:t>/skill1}</w:t>
-            </w:r>
-          </w:p>
-          <w:p>
-            <w:pPr>
-              <w:keepNext/>
-              <w:keepLines/>
-              <w:rPr>
-                <w:sz w:val="20"/>
-                <w:szCs w:val="20"/>
-              </w:rPr>
-            </w:pPr>
-            <w:r>
-              <w:rPr>
-                <w:sz w:val="20"/>
-                <w:szCs w:val="20"/>
-              </w:rPr>
-              <w:t>{#skill</w:t>
-            </w:r>
-            <w:proofErr w:type="gramStart"/>
-            <w:r>
-              <w:rPr>
-                <w:sz w:val="20"/>
-                <w:szCs w:val="20"/>
-              </w:rPr>
-              <w:t>2}•</w:t>
-            </w:r>
-            <w:proofErr w:type="gramEnd"/>
-            <w:r>
-              <w:rPr>
-                <w:sz w:val="20"/>
-                <w:szCs w:val="20"/>
-              </w:rPr>
-              <w:t xml:space="preserve"> {skill</w:t>
-            </w:r>
-            <w:proofErr w:type="gramStart"/>
-            <w:r>
-              <w:rPr>
-                <w:sz w:val="20"/>
-                <w:szCs w:val="20"/>
-              </w:rPr>
-              <w:t>2}{</w:t>
-            </w:r>
-            <w:proofErr w:type="gramEnd"/>
-            <w:r>
-              <w:rPr>
-                <w:sz w:val="20"/>
-                <w:szCs w:val="20"/>
-              </w:rPr>
-              <w:t>/skill2}</w:t>
-            </w:r>
-          </w:p>
-          <w:p>
-            <w:pPr>
-              <w:keepNext/>
-              <w:keepLines/>
-              <w:rPr>
-                <w:sz w:val="20"/>
-                <w:szCs w:val="20"/>
-              </w:rPr>
-            </w:pPr>
-            <w:r>
-              <w:rPr>
-                <w:sz w:val="20"/>
-                <w:szCs w:val="20"/>
-              </w:rPr>
-              <w:lastRenderedPageBreak/>
-              <w:t>{#skill</w:t>
-            </w:r>
-            <w:proofErr w:type="gramStart"/>
-            <w:r>
-              <w:rPr>
-                <w:sz w:val="20"/>
-                <w:szCs w:val="20"/>
-              </w:rPr>
-              <w:t>3}•</w:t>
-            </w:r>
-            <w:proofErr w:type="gramEnd"/>
-            <w:r>
-              <w:rPr>
-                <w:sz w:val="20"/>
-                <w:szCs w:val="20"/>
-              </w:rPr>
-              <w:t xml:space="preserve"> {skill</w:t>
-            </w:r>
-            <w:proofErr w:type="gramStart"/>
-            <w:r>
-              <w:rPr>
-                <w:sz w:val="20"/>
-                <w:szCs w:val="20"/>
-              </w:rPr>
-              <w:t>3}{</w:t>
-            </w:r>
-            <w:proofErr w:type="gramEnd"/>
-            <w:r>
-              <w:rPr>
-                <w:sz w:val="20"/>
-                <w:szCs w:val="20"/>
-              </w:rPr>
-              <w:t>/skill3}</w:t>
-            </w:r>
-          </w:p>
-          <w:p>
-            <w:pPr>
-              <w:keepNext/>
-              <w:keepLines/>
-              <w:rPr>
-                <w:sz w:val="20"/>
-                <w:szCs w:val="20"/>
-              </w:rPr>
-            </w:pPr>
-            <w:r>
-              <w:rPr>
-                <w:sz w:val="20"/>
-                <w:szCs w:val="20"/>
-              </w:rPr>
-              <w:t>{#skill</w:t>
-            </w:r>
-            <w:proofErr w:type="gramStart"/>
-            <w:r>
-              <w:rPr>
-                <w:sz w:val="20"/>
-                <w:szCs w:val="20"/>
-              </w:rPr>
-              <w:t>4}•</w:t>
-            </w:r>
-            <w:proofErr w:type="gramEnd"/>
-            <w:r>
-              <w:rPr>
-                <w:sz w:val="20"/>
-                <w:szCs w:val="20"/>
-              </w:rPr>
-              <w:t xml:space="preserve"> {skill</w:t>
-            </w:r>
-            <w:proofErr w:type="gramStart"/>
-            <w:r>
-              <w:rPr>
-                <w:sz w:val="20"/>
-                <w:szCs w:val="20"/>
-              </w:rPr>
-              <w:t>4}{</w:t>
-            </w:r>
-            <w:proofErr w:type="gramEnd"/>
-            <w:r>
-              <w:rPr>
-                <w:sz w:val="20"/>
-                <w:szCs w:val="20"/>
-              </w:rPr>
-              <w:t>/skill4}</w:t>
-            </w:r>
-          </w:p>
-          <w:p>
-            <w:pPr>
-              <w:keepNext/>
-              <w:keepLines/>
-              <w:rPr>
-                <w:sz w:val="20"/>
-                <w:szCs w:val="20"/>
-              </w:rPr>
-            </w:pPr>
-            <w:r>
-              <w:rPr>
-                <w:sz w:val="20"/>
-                <w:szCs w:val="20"/>
-              </w:rPr>
-              <w:t>{#skill</w:t>
-            </w:r>
-            <w:proofErr w:type="gramStart"/>
-            <w:r>
-              <w:rPr>
-                <w:sz w:val="20"/>
-                <w:szCs w:val="20"/>
-              </w:rPr>
-              <w:t>5}•</w:t>
-            </w:r>
-            <w:proofErr w:type="gramEnd"/>
-            <w:r>
-              <w:rPr>
-                <w:sz w:val="20"/>
-                <w:szCs w:val="20"/>
-              </w:rPr>
-              <w:t xml:space="preserve"> {skill</w:t>
-            </w:r>
-            <w:proofErr w:type="gramStart"/>
-            <w:r>
-              <w:rPr>
-                <w:sz w:val="20"/>
-                <w:szCs w:val="20"/>
-              </w:rPr>
-              <w:t>5}{</w:t>
-            </w:r>
-            <w:proofErr w:type="gramEnd"/>
-            <w:r>
-              <w:rPr>
-                <w:sz w:val="20"/>
-                <w:szCs w:val="20"/>
-              </w:rPr>
-              <w:t>/skill5}</w:t>
-            </w:r>
-          </w:p>
-          <w:p>
-            <w:pPr>
-              <w:keepNext/>
-              <w:keepLines/>
-              <w:rPr>
-                <w:sz w:val="20"/>
-                <w:szCs w:val="20"/>
-              </w:rPr>
-            </w:pPr>
-            <w:r>
-              <w:rPr>
-                <w:sz w:val="20"/>
-                <w:szCs w:val="20"/>
-              </w:rPr>
-              <w:t>{#skill</w:t>
-            </w:r>
-            <w:proofErr w:type="gramStart"/>
-            <w:r>
-              <w:rPr>
-                <w:sz w:val="20"/>
-                <w:szCs w:val="20"/>
-              </w:rPr>
-              <w:t>6}•</w:t>
-            </w:r>
-            <w:proofErr w:type="gramEnd"/>
-            <w:r>
-              <w:rPr>
-                <w:sz w:val="20"/>
-                <w:szCs w:val="20"/>
-              </w:rPr>
-              <w:t xml:space="preserve"> {skill</w:t>
-            </w:r>
-            <w:proofErr w:type="gramStart"/>
-            <w:r>
-              <w:rPr>
-                <w:sz w:val="20"/>
-                <w:szCs w:val="20"/>
-              </w:rPr>
-              <w:t>6}{</w:t>
-            </w:r>
-            <w:proofErr w:type="gramEnd"/>
-            <w:r>
-              <w:rPr>
-                <w:sz w:val="20"/>
-                <w:szCs w:val="20"/>
-              </w:rPr>
-              <w:t>/skill6}</w:t>
-            </w:r>
-          </w:p>
-          <w:p>
-            <w:pPr>
-              <w:keepNext/>
-              <w:keepLines/>
-              <w:rPr>
-                <w:sz w:val="20"/>
-                <w:szCs w:val="20"/>
-              </w:rPr>
-            </w:pPr>
-            <w:r>
-              <w:rPr>
-                <w:sz w:val="20"/>
-                <w:szCs w:val="20"/>
-              </w:rPr>
-              <w:t>{#skill</w:t>
-            </w:r>
-            <w:proofErr w:type="gramStart"/>
-            <w:r>
-              <w:rPr>
-                <w:sz w:val="20"/>
-                <w:szCs w:val="20"/>
-              </w:rPr>
-              <w:t>7}•</w:t>
-            </w:r>
-            <w:proofErr w:type="gramEnd"/>
-            <w:r>
-              <w:rPr>
-                <w:sz w:val="20"/>
-                <w:szCs w:val="20"/>
-              </w:rPr>
-              <w:t xml:space="preserve"> {skill</w:t>
-            </w:r>
-            <w:proofErr w:type="gramStart"/>
-            <w:r>
-              <w:rPr>
-                <w:sz w:val="20"/>
-                <w:szCs w:val="20"/>
-              </w:rPr>
-              <w:t>7}{</w:t>
-            </w:r>
-            <w:proofErr w:type="gramEnd"/>
-            <w:r>
-              <w:rPr>
-                <w:sz w:val="20"/>
-                <w:szCs w:val="20"/>
-              </w:rPr>
-              <w:t>/skill7}</w:t>
-            </w:r>
-          </w:p>
-          <w:p>
-            <w:pPr>
-              <w:keepNext/>
-              <w:keepLines/>
-              <w:rPr>
-                <w:sz w:val="20"/>
-                <w:szCs w:val="20"/>
-              </w:rPr>
-            </w:pPr>
-            <w:r>
-              <w:rPr>
-                <w:sz w:val="20"/>
-                <w:szCs w:val="20"/>
-              </w:rPr>
-              <w:t>{#skill</w:t>
-            </w:r>
-            <w:proofErr w:type="gramStart"/>
-            <w:r>
-              <w:rPr>
-                <w:sz w:val="20"/>
-                <w:szCs w:val="20"/>
-              </w:rPr>
-              <w:t>8}•</w:t>
-            </w:r>
-            <w:proofErr w:type="gramEnd"/>
-            <w:r>
-              <w:rPr>
-                <w:sz w:val="20"/>
-                <w:szCs w:val="20"/>
-              </w:rPr>
-              <w:t xml:space="preserve"> {skill</w:t>
-            </w:r>
-            <w:proofErr w:type="gramStart"/>
-            <w:r>
-              <w:rPr>
-                <w:sz w:val="20"/>
-                <w:szCs w:val="20"/>
-              </w:rPr>
-              <w:t>8}{</w:t>
-            </w:r>
-            <w:proofErr w:type="gramEnd"/>
-            <w:r>
-              <w:rPr>
-                <w:sz w:val="20"/>
-                <w:szCs w:val="20"/>
-              </w:rPr>
-              <w:t>/skill8}</w:t>
-            </w:r>
-          </w:p>
-          <w:p>
-            <w:pPr>
-              <w:keepNext/>
-              <w:keepLines/>
-              <w:rPr>
-                <w:sz w:val="20"/>
-                <w:szCs w:val="20"/>
-              </w:rPr>
-            </w:pPr>
-            <w:r>
-              <w:rPr>
-                <w:sz w:val="20"/>
-                <w:szCs w:val="20"/>
-              </w:rPr>
-              <w:t>{#skill</w:t>
-            </w:r>
-            <w:proofErr w:type="gramStart"/>
-            <w:r>
-              <w:rPr>
-                <w:sz w:val="20"/>
-                <w:szCs w:val="20"/>
-              </w:rPr>
-              <w:t>9}•</w:t>
-            </w:r>
-            <w:proofErr w:type="gramEnd"/>
-            <w:r>
-              <w:rPr>
-                <w:sz w:val="20"/>
-                <w:szCs w:val="20"/>
-              </w:rPr>
-              <w:t xml:space="preserve"> {skill</w:t>
-            </w:r>
-            <w:proofErr w:type="gramStart"/>
-            <w:r>
-              <w:rPr>
-                <w:sz w:val="20"/>
-                <w:szCs w:val="20"/>
-              </w:rPr>
-              <w:t>9}{</w:t>
-            </w:r>
-            <w:proofErr w:type="gramEnd"/>
-            <w:r>
-              <w:rPr>
-                <w:sz w:val="20"/>
-                <w:szCs w:val="20"/>
-              </w:rPr>
-              <w:t>/skill9}</w:t>
-            </w:r>
-          </w:p>
-          <w:p>
-            <w:pPr>
-              <w:keepNext/>
-              <w:keepLines/>
-              <w:rPr>
-                <w:sz w:val="20"/>
-                <w:szCs w:val="20"/>
-              </w:rPr>
-            </w:pPr>
-            <w:r>
-              <w:rPr>
-                <w:sz w:val="20"/>
-                <w:szCs w:val="20"/>
-              </w:rPr>
-              <w:t>{#skill</w:t>
-            </w:r>
-            <w:proofErr w:type="gramStart"/>
-            <w:r>
-              <w:rPr>
-                <w:sz w:val="20"/>
-                <w:szCs w:val="20"/>
-              </w:rPr>
-              <w:t>10}•</w:t>
-            </w:r>
-            <w:proofErr w:type="gramEnd"/>
-            <w:r>
-              <w:rPr>
-                <w:sz w:val="20"/>
-                <w:szCs w:val="20"/>
-              </w:rPr>
-              <w:t xml:space="preserve"> {skill</w:t>
-            </w:r>
-            <w:proofErr w:type="gramStart"/>
-            <w:r>
-              <w:rPr>
-                <w:sz w:val="20"/>
-                <w:szCs w:val="20"/>
-              </w:rPr>
-              <w:t>10}{</w:t>
-            </w:r>
-            <w:proofErr w:type="gramEnd"/>
-            <w:r>
-              <w:rPr>
-                <w:sz w:val="20"/>
-                <w:szCs w:val="20"/>
-              </w:rPr>
-              <w:t>/skill10}</w:t>
-            </w:r>
-          </w:p>
-          <w:p>
-            <w:pPr>
-              <w:keepNext/>
-              <w:keepLines/>
-              <w:rPr>
-                <w:sz w:val="20"/>
-                <w:szCs w:val="20"/>
-              </w:rPr>
-            </w:pPr>
-            <w:r>
-              <w:rPr>
-                <w:sz w:val="20"/>
-                <w:szCs w:val="20"/>
-              </w:rPr>
-              <w:t>{/</w:t>
-            </w:r>
-            <w:proofErr w:type="spellStart"/>
-            <w:r>
-              <w:rPr>
-                <w:sz w:val="20"/>
-                <w:szCs w:val="20"/>
-              </w:rPr>
-              <w:t>hasExtraSkills</w:t>
-            </w:r>
-            <w:proofErr w:type="spellEnd"/>
-            <w:r>
-              <w:rPr>
-                <w:sz w:val="20"/>
-                <w:szCs w:val="20"/>
-              </w:rPr>
-              <w:t>}</w:t>
-            </w:r>
-          </w:p>
-          <w:p/>
-        </w:tc>
-        <w:tc>
-          <w:tcPr>
-            <w:tcW w:w="8585" w:type="dxa"/>
+            <w:tcW w:w="8598" w:type="dxa"/>
           </w:tcPr>
           <w:p>
             <w:pPr>
@@ -2432,8 +2475,8 @@
               <w:tblLook w:val="04A0" w:firstRow="1" w:lastRow="0" w:firstColumn="1" w:lastColumn="0" w:noHBand="0" w:noVBand="1"/>
             </w:tblPr>
             <w:tblGrid>
-              <w:gridCol w:w="4706"/>
-              <w:gridCol w:w="3447"/>
+              <w:gridCol w:w="4714"/>
+              <w:gridCol w:w="3452"/>
             </w:tblGrid>
             <w:tr>
               <w:trPr>
@@ -2459,7 +2502,6 @@
                       <w:sz w:val="24"/>
                       <w:szCs w:val="24"/>
                     </w:rPr>
-                    <w:lastRenderedPageBreak/>
                     <w:t>{school} | {</w:t>
                   </w:r>
                   <w:proofErr w:type="spellStart"/>
@@ -2608,13 +2650,31 @@
             <w:pPr>
               <w:keepNext/>
               <w:keepLines/>
+            </w:pPr>
+            <w:r>
+              <w:t>{/hasEducation}</w:t>
+            </w:r>
+            <w:r>
+              <w:br/>
+            </w:r>
+          </w:p>
+          <w:p>
+            <w:pPr>
+              <w:keepNext/>
+              <w:keepLines/>
+            </w:pPr>
+          </w:p>
+          <w:p>
+            <w:pPr>
+              <w:keepNext/>
+              <w:keepLines/>
               <w:rPr>
                 <w:sz w:val="48"/>
                 <w:szCs w:val="48"/>
               </w:rPr>
             </w:pPr>
             <w:r>
-              <w:t>{/hasEducation}</w:t>
+              <w:t>References Available Upon Request</w:t>
             </w:r>
           </w:p>
         </w:tc>

--- a/public/templates/TemplateC.docx
+++ b/public/templates/TemplateC.docx
@@ -7,6 +7,14 @@
         <w:tblStyle w:val="TableGrid"/>
         <w:tblpPr w:leftFromText="180" w:rightFromText="180" w:vertAnchor="page" w:horzAnchor="margin" w:tblpY="601"/>
         <w:tblW w:w="10816" w:type="dxa"/>
+        <w:tblBorders>
+          <w:top w:val="none" w:sz="0" w:space="0" w:color="auto"/>
+          <w:left w:val="none" w:sz="0" w:space="0" w:color="auto"/>
+          <w:bottom w:val="none" w:sz="0" w:space="0" w:color="auto"/>
+          <w:right w:val="none" w:sz="0" w:space="0" w:color="auto"/>
+          <w:insideH w:val="none" w:sz="0" w:space="0" w:color="auto"/>
+          <w:insideV w:val="none" w:sz="0" w:space="0" w:color="auto"/>
+        </w:tblBorders>
         <w:tblCellMar>
           <w:top w:w="144" w:type="dxa"/>
           <w:left w:w="216" w:type="dxa"/>
@@ -1652,149 +1660,10 @@
               <w:t>}</w:t>
             </w:r>
           </w:p>
-          <w:p/>
-          <w:p>
-            <w:pPr>
-              <w:rPr>
-                <w:sz w:val="21"/>
-                <w:szCs w:val="21"/>
-              </w:rPr>
-            </w:pPr>
-          </w:p>
-          <w:p>
-            <w:pPr>
-              <w:rPr>
-                <w:sz w:val="21"/>
-                <w:szCs w:val="21"/>
-              </w:rPr>
-            </w:pPr>
-          </w:p>
-          <w:p>
-            <w:pPr>
-              <w:rPr>
-                <w:sz w:val="21"/>
-                <w:szCs w:val="21"/>
-              </w:rPr>
-            </w:pPr>
-          </w:p>
-          <w:p>
-            <w:pPr>
-              <w:rPr>
-                <w:sz w:val="21"/>
-                <w:szCs w:val="21"/>
-              </w:rPr>
-            </w:pPr>
-          </w:p>
-          <w:p>
-            <w:pPr>
-              <w:rPr>
-                <w:sz w:val="21"/>
-                <w:szCs w:val="21"/>
-              </w:rPr>
-            </w:pPr>
-          </w:p>
-          <w:p>
-            <w:pPr>
-              <w:rPr>
-                <w:sz w:val="21"/>
-                <w:szCs w:val="21"/>
-              </w:rPr>
-            </w:pPr>
-          </w:p>
-          <w:p>
-            <w:pPr>
-              <w:rPr>
-                <w:sz w:val="21"/>
-                <w:szCs w:val="21"/>
-              </w:rPr>
-            </w:pPr>
-          </w:p>
-          <w:p>
-            <w:pPr>
-              <w:rPr>
-                <w:sz w:val="21"/>
-                <w:szCs w:val="21"/>
-              </w:rPr>
-            </w:pPr>
-          </w:p>
-          <w:p>
-            <w:pPr>
-              <w:rPr>
-                <w:sz w:val="21"/>
-                <w:szCs w:val="21"/>
-              </w:rPr>
-            </w:pPr>
-          </w:p>
-          <w:p>
-            <w:pPr>
-              <w:rPr>
-                <w:sz w:val="21"/>
-                <w:szCs w:val="21"/>
-              </w:rPr>
-            </w:pPr>
-          </w:p>
-          <w:p>
-            <w:pPr>
-              <w:rPr>
-                <w:sz w:val="21"/>
-                <w:szCs w:val="21"/>
-              </w:rPr>
-            </w:pPr>
-          </w:p>
-          <w:p>
-            <w:pPr>
-              <w:rPr>
-                <w:sz w:val="21"/>
-                <w:szCs w:val="21"/>
-              </w:rPr>
-            </w:pPr>
-          </w:p>
-          <w:p>
-            <w:pPr>
-              <w:rPr>
-                <w:sz w:val="21"/>
-                <w:szCs w:val="21"/>
-              </w:rPr>
-            </w:pPr>
-          </w:p>
-          <w:p>
-            <w:pPr>
-              <w:rPr>
-                <w:sz w:val="21"/>
-                <w:szCs w:val="21"/>
-              </w:rPr>
-            </w:pPr>
-          </w:p>
-          <w:p>
-            <w:pPr>
-              <w:rPr>
-                <w:sz w:val="21"/>
-                <w:szCs w:val="21"/>
-              </w:rPr>
-            </w:pPr>
-          </w:p>
-          <w:p>
-            <w:pPr>
-              <w:rPr>
-                <w:sz w:val="21"/>
-                <w:szCs w:val="21"/>
-              </w:rPr>
-            </w:pPr>
-          </w:p>
-          <w:p>
-            <w:pPr>
-              <w:rPr>
-                <w:sz w:val="21"/>
-                <w:szCs w:val="21"/>
-              </w:rPr>
-            </w:pPr>
-          </w:p>
-          <w:p>
-            <w:pPr>
-              <w:rPr>
-                <w:sz w:val="21"/>
-                <w:szCs w:val="21"/>
-              </w:rPr>
+          <w:p>
+            <w:pPr>
+              <w:keepNext/>
+              <w:keepLines/>
             </w:pPr>
           </w:p>
         </w:tc>

--- a/public/templates/TemplateC.docx
+++ b/public/templates/TemplateC.docx
@@ -29,12 +29,12 @@
       </w:tblGrid>
       <w:tr>
         <w:trPr>
-          <w:trHeight w:val="1836"/>
+          <w:cantSplit/>
+          <w:trHeight w:hRule="exact" w:val="14400"/>
         </w:trPr>
         <w:tc>
           <w:tcPr>
             <w:tcW w:w="2218" w:type="dxa"/>
-            <w:vMerge w:val="restart"/>
             <w:shd w:val="clear" w:color="auto" w:fill="E7E6E6" w:themeFill="background2"/>
           </w:tcPr>
           <w:p>
@@ -90,480 +90,160 @@
                 <w:sz w:val="20"/>
                 <w:szCs w:val="20"/>
               </w:rPr>
-              <w:t>{#cert</w:t>
-            </w:r>
-            <w:proofErr w:type="gramStart"/>
-            <w:r>
-              <w:rPr>
-                <w:sz w:val="20"/>
-                <w:szCs w:val="20"/>
-              </w:rPr>
-              <w:t>1}•</w:t>
-            </w:r>
-            <w:proofErr w:type="gramEnd"/>
-            <w:r>
-              <w:rPr>
-                <w:sz w:val="20"/>
-                <w:szCs w:val="20"/>
-              </w:rPr>
-              <w:t xml:space="preserve"> {cert</w:t>
-            </w:r>
-            <w:proofErr w:type="gramStart"/>
-            <w:r>
-              <w:rPr>
-                <w:sz w:val="20"/>
-                <w:szCs w:val="20"/>
-              </w:rPr>
-              <w:t>1}{</w:t>
-            </w:r>
-            <w:proofErr w:type="gramEnd"/>
-            <w:r>
-              <w:rPr>
-                <w:sz w:val="20"/>
-                <w:szCs w:val="20"/>
-              </w:rPr>
-              <w:t>/cert1}</w:t>
-            </w:r>
-          </w:p>
-          <w:p>
-            <w:pPr>
-              <w:keepNext/>
-              <w:keepLines/>
-              <w:rPr>
-                <w:sz w:val="20"/>
-                <w:szCs w:val="20"/>
-              </w:rPr>
-            </w:pPr>
-            <w:r>
-              <w:rPr>
-                <w:sz w:val="20"/>
-                <w:szCs w:val="20"/>
-              </w:rPr>
-              <w:t>{#cert</w:t>
-            </w:r>
-            <w:proofErr w:type="gramStart"/>
-            <w:r>
-              <w:rPr>
-                <w:sz w:val="20"/>
-                <w:szCs w:val="20"/>
-              </w:rPr>
-              <w:t>2}•</w:t>
-            </w:r>
-            <w:proofErr w:type="gramEnd"/>
-            <w:r>
-              <w:rPr>
-                <w:sz w:val="20"/>
-                <w:szCs w:val="20"/>
-              </w:rPr>
-              <w:t xml:space="preserve"> {cert</w:t>
-            </w:r>
-            <w:proofErr w:type="gramStart"/>
-            <w:r>
-              <w:rPr>
-                <w:sz w:val="20"/>
-                <w:szCs w:val="20"/>
-              </w:rPr>
-              <w:t>2}{</w:t>
-            </w:r>
-            <w:proofErr w:type="gramEnd"/>
-            <w:r>
-              <w:rPr>
-                <w:sz w:val="20"/>
-                <w:szCs w:val="20"/>
-              </w:rPr>
-              <w:t>/cert2}</w:t>
-            </w:r>
-          </w:p>
-          <w:p>
-            <w:pPr>
-              <w:keepNext/>
-              <w:keepLines/>
-              <w:rPr>
-                <w:sz w:val="20"/>
-                <w:szCs w:val="20"/>
-              </w:rPr>
-            </w:pPr>
-            <w:r>
-              <w:rPr>
-                <w:sz w:val="20"/>
-                <w:szCs w:val="20"/>
-              </w:rPr>
-              <w:t>{#cert</w:t>
-            </w:r>
-            <w:proofErr w:type="gramStart"/>
-            <w:r>
-              <w:rPr>
-                <w:sz w:val="20"/>
-                <w:szCs w:val="20"/>
-              </w:rPr>
-              <w:t>3}•</w:t>
-            </w:r>
-            <w:proofErr w:type="gramEnd"/>
-            <w:r>
-              <w:rPr>
-                <w:sz w:val="20"/>
-                <w:szCs w:val="20"/>
-              </w:rPr>
-              <w:t xml:space="preserve"> {cert</w:t>
-            </w:r>
-            <w:proofErr w:type="gramStart"/>
-            <w:r>
-              <w:rPr>
-                <w:sz w:val="20"/>
-                <w:szCs w:val="20"/>
-              </w:rPr>
-              <w:t>3}{</w:t>
-            </w:r>
-            <w:proofErr w:type="gramEnd"/>
-            <w:r>
-              <w:rPr>
-                <w:sz w:val="20"/>
-                <w:szCs w:val="20"/>
-              </w:rPr>
-              <w:t>/cert3}</w:t>
-            </w:r>
-          </w:p>
-          <w:p>
-            <w:pPr>
-              <w:keepNext/>
-              <w:keepLines/>
-              <w:rPr>
-                <w:sz w:val="20"/>
-                <w:szCs w:val="20"/>
-              </w:rPr>
-            </w:pPr>
-            <w:r>
-              <w:rPr>
-                <w:sz w:val="20"/>
-                <w:szCs w:val="20"/>
-              </w:rPr>
-              <w:t>{#cert</w:t>
-            </w:r>
-            <w:proofErr w:type="gramStart"/>
-            <w:r>
-              <w:rPr>
-                <w:sz w:val="20"/>
-                <w:szCs w:val="20"/>
-              </w:rPr>
-              <w:t>4}•</w:t>
-            </w:r>
-            <w:proofErr w:type="gramEnd"/>
-            <w:r>
-              <w:rPr>
-                <w:sz w:val="20"/>
-                <w:szCs w:val="20"/>
-              </w:rPr>
-              <w:t xml:space="preserve"> {cert</w:t>
-            </w:r>
-            <w:proofErr w:type="gramStart"/>
-            <w:r>
-              <w:rPr>
-                <w:sz w:val="20"/>
-                <w:szCs w:val="20"/>
-              </w:rPr>
-              <w:t>4}{</w:t>
-            </w:r>
-            <w:proofErr w:type="gramEnd"/>
-            <w:r>
-              <w:rPr>
-                <w:sz w:val="20"/>
-                <w:szCs w:val="20"/>
-              </w:rPr>
-              <w:t>/cert4}</w:t>
-            </w:r>
-          </w:p>
-          <w:p>
-            <w:pPr>
-              <w:keepNext/>
-              <w:keepLines/>
-              <w:rPr>
-                <w:sz w:val="20"/>
-                <w:szCs w:val="20"/>
-              </w:rPr>
-            </w:pPr>
-            <w:r>
-              <w:rPr>
-                <w:sz w:val="20"/>
-                <w:szCs w:val="20"/>
-              </w:rPr>
-              <w:t>{#cert</w:t>
-            </w:r>
-            <w:proofErr w:type="gramStart"/>
-            <w:r>
-              <w:rPr>
-                <w:sz w:val="20"/>
-                <w:szCs w:val="20"/>
-              </w:rPr>
-              <w:t>5}•</w:t>
-            </w:r>
-            <w:proofErr w:type="gramEnd"/>
-            <w:r>
-              <w:rPr>
-                <w:sz w:val="20"/>
-                <w:szCs w:val="20"/>
-              </w:rPr>
-              <w:t xml:space="preserve"> {cert</w:t>
-            </w:r>
-            <w:proofErr w:type="gramStart"/>
-            <w:r>
-              <w:rPr>
-                <w:sz w:val="20"/>
-                <w:szCs w:val="20"/>
-              </w:rPr>
-              <w:t>5}{</w:t>
-            </w:r>
-            <w:proofErr w:type="gramEnd"/>
-            <w:r>
-              <w:rPr>
-                <w:sz w:val="20"/>
-                <w:szCs w:val="20"/>
-              </w:rPr>
-              <w:t>/cert5}</w:t>
-            </w:r>
-          </w:p>
-          <w:p>
-            <w:pPr>
-              <w:keepNext/>
-              <w:keepLines/>
-              <w:rPr>
-                <w:sz w:val="20"/>
-                <w:szCs w:val="20"/>
-              </w:rPr>
-            </w:pPr>
-            <w:r>
-              <w:rPr>
-                <w:sz w:val="20"/>
-                <w:szCs w:val="20"/>
-              </w:rPr>
-              <w:t>{#cert</w:t>
-            </w:r>
-            <w:proofErr w:type="gramStart"/>
-            <w:r>
-              <w:rPr>
-                <w:sz w:val="20"/>
-                <w:szCs w:val="20"/>
-              </w:rPr>
-              <w:t>6}•</w:t>
-            </w:r>
-            <w:proofErr w:type="gramEnd"/>
-            <w:r>
-              <w:rPr>
-                <w:sz w:val="20"/>
-                <w:szCs w:val="20"/>
-              </w:rPr>
-              <w:t xml:space="preserve"> {cert</w:t>
-            </w:r>
-            <w:proofErr w:type="gramStart"/>
-            <w:r>
-              <w:rPr>
-                <w:sz w:val="20"/>
-                <w:szCs w:val="20"/>
-              </w:rPr>
-              <w:t>6}{</w:t>
-            </w:r>
-            <w:proofErr w:type="gramEnd"/>
-            <w:r>
-              <w:rPr>
-                <w:sz w:val="20"/>
-                <w:szCs w:val="20"/>
-              </w:rPr>
-              <w:t>/cert6}</w:t>
-            </w:r>
-          </w:p>
-          <w:p>
-            <w:pPr>
-              <w:keepNext/>
-              <w:keepLines/>
-              <w:rPr>
-                <w:sz w:val="20"/>
-                <w:szCs w:val="20"/>
-              </w:rPr>
-            </w:pPr>
-            <w:r>
-              <w:rPr>
-                <w:sz w:val="20"/>
-                <w:szCs w:val="20"/>
-              </w:rPr>
-              <w:t>{#cert</w:t>
-            </w:r>
-            <w:proofErr w:type="gramStart"/>
-            <w:r>
-              <w:rPr>
-                <w:sz w:val="20"/>
-                <w:szCs w:val="20"/>
-              </w:rPr>
-              <w:t>7}•</w:t>
-            </w:r>
-            <w:proofErr w:type="gramEnd"/>
-            <w:r>
-              <w:rPr>
-                <w:sz w:val="20"/>
-                <w:szCs w:val="20"/>
-              </w:rPr>
-              <w:t xml:space="preserve"> {cert</w:t>
-            </w:r>
-            <w:proofErr w:type="gramStart"/>
-            <w:r>
-              <w:rPr>
-                <w:sz w:val="20"/>
-                <w:szCs w:val="20"/>
-              </w:rPr>
-              <w:t>7}{</w:t>
-            </w:r>
-            <w:proofErr w:type="gramEnd"/>
-            <w:r>
-              <w:rPr>
-                <w:sz w:val="20"/>
-                <w:szCs w:val="20"/>
-              </w:rPr>
-              <w:t>/cert7}</w:t>
-            </w:r>
-          </w:p>
-          <w:p>
-            <w:pPr>
-              <w:keepNext/>
-              <w:keepLines/>
-              <w:rPr>
-                <w:sz w:val="20"/>
-                <w:szCs w:val="20"/>
-              </w:rPr>
-            </w:pPr>
-            <w:r>
-              <w:rPr>
-                <w:sz w:val="20"/>
-                <w:szCs w:val="20"/>
-              </w:rPr>
-              <w:t>{#cert</w:t>
-            </w:r>
-            <w:proofErr w:type="gramStart"/>
-            <w:r>
-              <w:rPr>
-                <w:sz w:val="20"/>
-                <w:szCs w:val="20"/>
-              </w:rPr>
-              <w:t>8}•</w:t>
-            </w:r>
-            <w:proofErr w:type="gramEnd"/>
-            <w:r>
-              <w:rPr>
-                <w:sz w:val="20"/>
-                <w:szCs w:val="20"/>
-              </w:rPr>
-              <w:t xml:space="preserve"> {cert</w:t>
-            </w:r>
-            <w:proofErr w:type="gramStart"/>
-            <w:r>
-              <w:rPr>
-                <w:sz w:val="20"/>
-                <w:szCs w:val="20"/>
-              </w:rPr>
-              <w:t>8}{</w:t>
-            </w:r>
-            <w:proofErr w:type="gramEnd"/>
-            <w:r>
-              <w:rPr>
-                <w:sz w:val="20"/>
-                <w:szCs w:val="20"/>
-              </w:rPr>
-              <w:t>/cert8}</w:t>
-            </w:r>
-          </w:p>
-          <w:p>
-            <w:pPr>
-              <w:keepNext/>
-              <w:keepLines/>
-              <w:rPr>
-                <w:sz w:val="20"/>
-                <w:szCs w:val="20"/>
-              </w:rPr>
-            </w:pPr>
-            <w:r>
-              <w:rPr>
-                <w:sz w:val="20"/>
-                <w:szCs w:val="20"/>
-              </w:rPr>
-              <w:t>{#cert</w:t>
-            </w:r>
-            <w:proofErr w:type="gramStart"/>
-            <w:r>
-              <w:rPr>
-                <w:sz w:val="20"/>
-                <w:szCs w:val="20"/>
-              </w:rPr>
-              <w:t>9}•</w:t>
-            </w:r>
-            <w:proofErr w:type="gramEnd"/>
-            <w:r>
-              <w:rPr>
-                <w:sz w:val="20"/>
-                <w:szCs w:val="20"/>
-              </w:rPr>
-              <w:t xml:space="preserve"> {cert</w:t>
-            </w:r>
-            <w:proofErr w:type="gramStart"/>
-            <w:r>
-              <w:rPr>
-                <w:sz w:val="20"/>
-                <w:szCs w:val="20"/>
-              </w:rPr>
-              <w:t>9}{</w:t>
-            </w:r>
-            <w:proofErr w:type="gramEnd"/>
-            <w:r>
-              <w:rPr>
-                <w:sz w:val="20"/>
-                <w:szCs w:val="20"/>
-              </w:rPr>
-              <w:t>/cert9}</w:t>
-            </w:r>
-          </w:p>
-          <w:p>
-            <w:pPr>
-              <w:keepNext/>
-              <w:keepLines/>
-              <w:rPr>
-                <w:sz w:val="20"/>
-                <w:szCs w:val="20"/>
-              </w:rPr>
-            </w:pPr>
-            <w:r>
-              <w:rPr>
-                <w:sz w:val="20"/>
-                <w:szCs w:val="20"/>
-              </w:rPr>
-              <w:t>{#cert</w:t>
-            </w:r>
-            <w:proofErr w:type="gramStart"/>
-            <w:r>
-              <w:rPr>
-                <w:sz w:val="20"/>
-                <w:szCs w:val="20"/>
-              </w:rPr>
-              <w:t>10}•</w:t>
-            </w:r>
-            <w:proofErr w:type="gramEnd"/>
-            <w:r>
-              <w:rPr>
-                <w:sz w:val="20"/>
-                <w:szCs w:val="20"/>
-              </w:rPr>
-              <w:t xml:space="preserve"> {cert</w:t>
-            </w:r>
-            <w:proofErr w:type="gramStart"/>
-            <w:r>
-              <w:rPr>
-                <w:sz w:val="20"/>
-                <w:szCs w:val="20"/>
-              </w:rPr>
-              <w:t>10}{</w:t>
-            </w:r>
-            <w:proofErr w:type="gramEnd"/>
-            <w:r>
-              <w:rPr>
-                <w:sz w:val="20"/>
-                <w:szCs w:val="20"/>
-              </w:rPr>
-              <w:t>/cert10}</w:t>
+              <w:t>{#cert1}• {cert1}{/cert1}</w:t>
+            </w:r>
+          </w:p>
+          <w:p>
+            <w:pPr>
+              <w:keepNext/>
+              <w:keepLines/>
+              <w:rPr>
+                <w:sz w:val="20"/>
+                <w:szCs w:val="20"/>
+              </w:rPr>
+            </w:pPr>
+            <w:r>
+              <w:rPr>
+                <w:sz w:val="20"/>
+                <w:szCs w:val="20"/>
+              </w:rPr>
+              <w:t>{#cert2}• {cert2}{/cert2}</w:t>
+            </w:r>
+          </w:p>
+          <w:p>
+            <w:pPr>
+              <w:keepNext/>
+              <w:keepLines/>
+              <w:rPr>
+                <w:sz w:val="20"/>
+                <w:szCs w:val="20"/>
+              </w:rPr>
+            </w:pPr>
+            <w:r>
+              <w:rPr>
+                <w:sz w:val="20"/>
+                <w:szCs w:val="20"/>
+              </w:rPr>
+              <w:t>{#cert3}• {cert3}{/cert3}</w:t>
+            </w:r>
+          </w:p>
+          <w:p>
+            <w:pPr>
+              <w:keepNext/>
+              <w:keepLines/>
+              <w:rPr>
+                <w:sz w:val="20"/>
+                <w:szCs w:val="20"/>
+              </w:rPr>
+            </w:pPr>
+            <w:r>
+              <w:rPr>
+                <w:sz w:val="20"/>
+                <w:szCs w:val="20"/>
+              </w:rPr>
+              <w:t>{#cert4}• {cert4}{/cert4}</w:t>
+            </w:r>
+          </w:p>
+          <w:p>
+            <w:pPr>
+              <w:keepNext/>
+              <w:keepLines/>
+              <w:rPr>
+                <w:sz w:val="20"/>
+                <w:szCs w:val="20"/>
+              </w:rPr>
+            </w:pPr>
+            <w:r>
+              <w:rPr>
+                <w:sz w:val="20"/>
+                <w:szCs w:val="20"/>
+              </w:rPr>
+              <w:t>{#cert5}• {cert5}{/cert5}</w:t>
+            </w:r>
+          </w:p>
+          <w:p>
+            <w:pPr>
+              <w:keepNext/>
+              <w:keepLines/>
+              <w:rPr>
+                <w:sz w:val="20"/>
+                <w:szCs w:val="20"/>
+              </w:rPr>
+            </w:pPr>
+            <w:r>
+              <w:rPr>
+                <w:sz w:val="20"/>
+                <w:szCs w:val="20"/>
+              </w:rPr>
+              <w:t>{#cert6}• {cert6}{/cert6}</w:t>
+            </w:r>
+          </w:p>
+          <w:p>
+            <w:pPr>
+              <w:keepNext/>
+              <w:keepLines/>
+              <w:rPr>
+                <w:sz w:val="20"/>
+                <w:szCs w:val="20"/>
+              </w:rPr>
+            </w:pPr>
+            <w:r>
+              <w:rPr>
+                <w:sz w:val="20"/>
+                <w:szCs w:val="20"/>
+              </w:rPr>
+              <w:t>{#cert7}• {cert7}{/cert7}</w:t>
+            </w:r>
+          </w:p>
+          <w:p>
+            <w:pPr>
+              <w:keepNext/>
+              <w:keepLines/>
+              <w:rPr>
+                <w:sz w:val="20"/>
+                <w:szCs w:val="20"/>
+              </w:rPr>
+            </w:pPr>
+            <w:r>
+              <w:rPr>
+                <w:sz w:val="20"/>
+                <w:szCs w:val="20"/>
+              </w:rPr>
+              <w:t>{#cert8}• {cert8}{/cert8}</w:t>
+            </w:r>
+          </w:p>
+          <w:p>
+            <w:pPr>
+              <w:keepNext/>
+              <w:keepLines/>
+              <w:rPr>
+                <w:sz w:val="20"/>
+                <w:szCs w:val="20"/>
+              </w:rPr>
+            </w:pPr>
+            <w:r>
+              <w:rPr>
+                <w:sz w:val="20"/>
+                <w:szCs w:val="20"/>
+              </w:rPr>
+              <w:t>{#cert9}• {cert9}{/cert9}</w:t>
+            </w:r>
+          </w:p>
+          <w:p>
+            <w:pPr>
+              <w:keepNext/>
+              <w:keepLines/>
+              <w:rPr>
+                <w:sz w:val="20"/>
+                <w:szCs w:val="20"/>
+              </w:rPr>
+            </w:pPr>
+            <w:r>
+              <w:rPr>
+                <w:sz w:val="20"/>
+                <w:szCs w:val="20"/>
+              </w:rPr>
+              <w:t>{#cert10}• {cert10}{/cert10}</w:t>
             </w:r>
           </w:p>
           <w:p>
@@ -672,480 +352,160 @@
                 <w:sz w:val="20"/>
                 <w:szCs w:val="20"/>
               </w:rPr>
-              <w:t>{#skill</w:t>
-            </w:r>
-            <w:proofErr w:type="gramStart"/>
-            <w:r>
-              <w:rPr>
-                <w:sz w:val="20"/>
-                <w:szCs w:val="20"/>
-              </w:rPr>
-              <w:t>1}•</w:t>
-            </w:r>
-            <w:proofErr w:type="gramEnd"/>
-            <w:r>
-              <w:rPr>
-                <w:sz w:val="20"/>
-                <w:szCs w:val="20"/>
-              </w:rPr>
-              <w:t xml:space="preserve"> {skill</w:t>
-            </w:r>
-            <w:proofErr w:type="gramStart"/>
-            <w:r>
-              <w:rPr>
-                <w:sz w:val="20"/>
-                <w:szCs w:val="20"/>
-              </w:rPr>
-              <w:t>1}{</w:t>
-            </w:r>
-            <w:proofErr w:type="gramEnd"/>
-            <w:r>
-              <w:rPr>
-                <w:sz w:val="20"/>
-                <w:szCs w:val="20"/>
-              </w:rPr>
-              <w:t>/skill1}</w:t>
-            </w:r>
-          </w:p>
-          <w:p>
-            <w:pPr>
-              <w:keepNext/>
-              <w:keepLines/>
-              <w:rPr>
-                <w:sz w:val="20"/>
-                <w:szCs w:val="20"/>
-              </w:rPr>
-            </w:pPr>
-            <w:r>
-              <w:rPr>
-                <w:sz w:val="20"/>
-                <w:szCs w:val="20"/>
-              </w:rPr>
-              <w:t>{#skill</w:t>
-            </w:r>
-            <w:proofErr w:type="gramStart"/>
-            <w:r>
-              <w:rPr>
-                <w:sz w:val="20"/>
-                <w:szCs w:val="20"/>
-              </w:rPr>
-              <w:t>2}•</w:t>
-            </w:r>
-            <w:proofErr w:type="gramEnd"/>
-            <w:r>
-              <w:rPr>
-                <w:sz w:val="20"/>
-                <w:szCs w:val="20"/>
-              </w:rPr>
-              <w:t xml:space="preserve"> {skill</w:t>
-            </w:r>
-            <w:proofErr w:type="gramStart"/>
-            <w:r>
-              <w:rPr>
-                <w:sz w:val="20"/>
-                <w:szCs w:val="20"/>
-              </w:rPr>
-              <w:t>2}{</w:t>
-            </w:r>
-            <w:proofErr w:type="gramEnd"/>
-            <w:r>
-              <w:rPr>
-                <w:sz w:val="20"/>
-                <w:szCs w:val="20"/>
-              </w:rPr>
-              <w:t>/skill2}</w:t>
-            </w:r>
-          </w:p>
-          <w:p>
-            <w:pPr>
-              <w:keepNext/>
-              <w:keepLines/>
-              <w:rPr>
-                <w:sz w:val="20"/>
-                <w:szCs w:val="20"/>
-              </w:rPr>
-            </w:pPr>
-            <w:r>
-              <w:rPr>
-                <w:sz w:val="20"/>
-                <w:szCs w:val="20"/>
-              </w:rPr>
-              <w:t>{#skill</w:t>
-            </w:r>
-            <w:proofErr w:type="gramStart"/>
-            <w:r>
-              <w:rPr>
-                <w:sz w:val="20"/>
-                <w:szCs w:val="20"/>
-              </w:rPr>
-              <w:t>3}•</w:t>
-            </w:r>
-            <w:proofErr w:type="gramEnd"/>
-            <w:r>
-              <w:rPr>
-                <w:sz w:val="20"/>
-                <w:szCs w:val="20"/>
-              </w:rPr>
-              <w:t xml:space="preserve"> {skill</w:t>
-            </w:r>
-            <w:proofErr w:type="gramStart"/>
-            <w:r>
-              <w:rPr>
-                <w:sz w:val="20"/>
-                <w:szCs w:val="20"/>
-              </w:rPr>
-              <w:t>3}{</w:t>
-            </w:r>
-            <w:proofErr w:type="gramEnd"/>
-            <w:r>
-              <w:rPr>
-                <w:sz w:val="20"/>
-                <w:szCs w:val="20"/>
-              </w:rPr>
-              <w:t>/skill3}</w:t>
-            </w:r>
-          </w:p>
-          <w:p>
-            <w:pPr>
-              <w:keepNext/>
-              <w:keepLines/>
-              <w:rPr>
-                <w:sz w:val="20"/>
-                <w:szCs w:val="20"/>
-              </w:rPr>
-            </w:pPr>
-            <w:r>
-              <w:rPr>
-                <w:sz w:val="20"/>
-                <w:szCs w:val="20"/>
-              </w:rPr>
-              <w:t>{#skill</w:t>
-            </w:r>
-            <w:proofErr w:type="gramStart"/>
-            <w:r>
-              <w:rPr>
-                <w:sz w:val="20"/>
-                <w:szCs w:val="20"/>
-              </w:rPr>
-              <w:t>4}•</w:t>
-            </w:r>
-            <w:proofErr w:type="gramEnd"/>
-            <w:r>
-              <w:rPr>
-                <w:sz w:val="20"/>
-                <w:szCs w:val="20"/>
-              </w:rPr>
-              <w:t xml:space="preserve"> {skill</w:t>
-            </w:r>
-            <w:proofErr w:type="gramStart"/>
-            <w:r>
-              <w:rPr>
-                <w:sz w:val="20"/>
-                <w:szCs w:val="20"/>
-              </w:rPr>
-              <w:t>4}{</w:t>
-            </w:r>
-            <w:proofErr w:type="gramEnd"/>
-            <w:r>
-              <w:rPr>
-                <w:sz w:val="20"/>
-                <w:szCs w:val="20"/>
-              </w:rPr>
-              <w:t>/skill4}</w:t>
-            </w:r>
-          </w:p>
-          <w:p>
-            <w:pPr>
-              <w:keepNext/>
-              <w:keepLines/>
-              <w:rPr>
-                <w:sz w:val="20"/>
-                <w:szCs w:val="20"/>
-              </w:rPr>
-            </w:pPr>
-            <w:r>
-              <w:rPr>
-                <w:sz w:val="20"/>
-                <w:szCs w:val="20"/>
-              </w:rPr>
-              <w:t>{#skill</w:t>
-            </w:r>
-            <w:proofErr w:type="gramStart"/>
-            <w:r>
-              <w:rPr>
-                <w:sz w:val="20"/>
-                <w:szCs w:val="20"/>
-              </w:rPr>
-              <w:t>5}•</w:t>
-            </w:r>
-            <w:proofErr w:type="gramEnd"/>
-            <w:r>
-              <w:rPr>
-                <w:sz w:val="20"/>
-                <w:szCs w:val="20"/>
-              </w:rPr>
-              <w:t xml:space="preserve"> {skill</w:t>
-            </w:r>
-            <w:proofErr w:type="gramStart"/>
-            <w:r>
-              <w:rPr>
-                <w:sz w:val="20"/>
-                <w:szCs w:val="20"/>
-              </w:rPr>
-              <w:t>5}{</w:t>
-            </w:r>
-            <w:proofErr w:type="gramEnd"/>
-            <w:r>
-              <w:rPr>
-                <w:sz w:val="20"/>
-                <w:szCs w:val="20"/>
-              </w:rPr>
-              <w:t>/skill5}</w:t>
-            </w:r>
-          </w:p>
-          <w:p>
-            <w:pPr>
-              <w:keepNext/>
-              <w:keepLines/>
-              <w:rPr>
-                <w:sz w:val="20"/>
-                <w:szCs w:val="20"/>
-              </w:rPr>
-            </w:pPr>
-            <w:r>
-              <w:rPr>
-                <w:sz w:val="20"/>
-                <w:szCs w:val="20"/>
-              </w:rPr>
-              <w:t>{#skill</w:t>
-            </w:r>
-            <w:proofErr w:type="gramStart"/>
-            <w:r>
-              <w:rPr>
-                <w:sz w:val="20"/>
-                <w:szCs w:val="20"/>
-              </w:rPr>
-              <w:t>6}•</w:t>
-            </w:r>
-            <w:proofErr w:type="gramEnd"/>
-            <w:r>
-              <w:rPr>
-                <w:sz w:val="20"/>
-                <w:szCs w:val="20"/>
-              </w:rPr>
-              <w:t xml:space="preserve"> {skill</w:t>
-            </w:r>
-            <w:proofErr w:type="gramStart"/>
-            <w:r>
-              <w:rPr>
-                <w:sz w:val="20"/>
-                <w:szCs w:val="20"/>
-              </w:rPr>
-              <w:t>6}{</w:t>
-            </w:r>
-            <w:proofErr w:type="gramEnd"/>
-            <w:r>
-              <w:rPr>
-                <w:sz w:val="20"/>
-                <w:szCs w:val="20"/>
-              </w:rPr>
-              <w:t>/skill6}</w:t>
-            </w:r>
-          </w:p>
-          <w:p>
-            <w:pPr>
-              <w:keepNext/>
-              <w:keepLines/>
-              <w:rPr>
-                <w:sz w:val="20"/>
-                <w:szCs w:val="20"/>
-              </w:rPr>
-            </w:pPr>
-            <w:r>
-              <w:rPr>
-                <w:sz w:val="20"/>
-                <w:szCs w:val="20"/>
-              </w:rPr>
-              <w:t>{#skill</w:t>
-            </w:r>
-            <w:proofErr w:type="gramStart"/>
-            <w:r>
-              <w:rPr>
-                <w:sz w:val="20"/>
-                <w:szCs w:val="20"/>
-              </w:rPr>
-              <w:t>7}•</w:t>
-            </w:r>
-            <w:proofErr w:type="gramEnd"/>
-            <w:r>
-              <w:rPr>
-                <w:sz w:val="20"/>
-                <w:szCs w:val="20"/>
-              </w:rPr>
-              <w:t xml:space="preserve"> {skill</w:t>
-            </w:r>
-            <w:proofErr w:type="gramStart"/>
-            <w:r>
-              <w:rPr>
-                <w:sz w:val="20"/>
-                <w:szCs w:val="20"/>
-              </w:rPr>
-              <w:t>7}{</w:t>
-            </w:r>
-            <w:proofErr w:type="gramEnd"/>
-            <w:r>
-              <w:rPr>
-                <w:sz w:val="20"/>
-                <w:szCs w:val="20"/>
-              </w:rPr>
-              <w:t>/skill7}</w:t>
-            </w:r>
-          </w:p>
-          <w:p>
-            <w:pPr>
-              <w:keepNext/>
-              <w:keepLines/>
-              <w:rPr>
-                <w:sz w:val="20"/>
-                <w:szCs w:val="20"/>
-              </w:rPr>
-            </w:pPr>
-            <w:r>
-              <w:rPr>
-                <w:sz w:val="20"/>
-                <w:szCs w:val="20"/>
-              </w:rPr>
-              <w:t>{#skill</w:t>
-            </w:r>
-            <w:proofErr w:type="gramStart"/>
-            <w:r>
-              <w:rPr>
-                <w:sz w:val="20"/>
-                <w:szCs w:val="20"/>
-              </w:rPr>
-              <w:t>8}•</w:t>
-            </w:r>
-            <w:proofErr w:type="gramEnd"/>
-            <w:r>
-              <w:rPr>
-                <w:sz w:val="20"/>
-                <w:szCs w:val="20"/>
-              </w:rPr>
-              <w:t xml:space="preserve"> {skill</w:t>
-            </w:r>
-            <w:proofErr w:type="gramStart"/>
-            <w:r>
-              <w:rPr>
-                <w:sz w:val="20"/>
-                <w:szCs w:val="20"/>
-              </w:rPr>
-              <w:t>8}{</w:t>
-            </w:r>
-            <w:proofErr w:type="gramEnd"/>
-            <w:r>
-              <w:rPr>
-                <w:sz w:val="20"/>
-                <w:szCs w:val="20"/>
-              </w:rPr>
-              <w:t>/skill8}</w:t>
-            </w:r>
-          </w:p>
-          <w:p>
-            <w:pPr>
-              <w:keepNext/>
-              <w:keepLines/>
-              <w:rPr>
-                <w:sz w:val="20"/>
-                <w:szCs w:val="20"/>
-              </w:rPr>
-            </w:pPr>
-            <w:r>
-              <w:rPr>
-                <w:sz w:val="20"/>
-                <w:szCs w:val="20"/>
-              </w:rPr>
-              <w:t>{#skill</w:t>
-            </w:r>
-            <w:proofErr w:type="gramStart"/>
-            <w:r>
-              <w:rPr>
-                <w:sz w:val="20"/>
-                <w:szCs w:val="20"/>
-              </w:rPr>
-              <w:t>9}•</w:t>
-            </w:r>
-            <w:proofErr w:type="gramEnd"/>
-            <w:r>
-              <w:rPr>
-                <w:sz w:val="20"/>
-                <w:szCs w:val="20"/>
-              </w:rPr>
-              <w:t xml:space="preserve"> {skill</w:t>
-            </w:r>
-            <w:proofErr w:type="gramStart"/>
-            <w:r>
-              <w:rPr>
-                <w:sz w:val="20"/>
-                <w:szCs w:val="20"/>
-              </w:rPr>
-              <w:t>9}{</w:t>
-            </w:r>
-            <w:proofErr w:type="gramEnd"/>
-            <w:r>
-              <w:rPr>
-                <w:sz w:val="20"/>
-                <w:szCs w:val="20"/>
-              </w:rPr>
-              <w:t>/skill9}</w:t>
-            </w:r>
-          </w:p>
-          <w:p>
-            <w:pPr>
-              <w:keepNext/>
-              <w:keepLines/>
-              <w:rPr>
-                <w:sz w:val="20"/>
-                <w:szCs w:val="20"/>
-              </w:rPr>
-            </w:pPr>
-            <w:r>
-              <w:rPr>
-                <w:sz w:val="20"/>
-                <w:szCs w:val="20"/>
-              </w:rPr>
-              <w:t>{#skill</w:t>
-            </w:r>
-            <w:proofErr w:type="gramStart"/>
-            <w:r>
-              <w:rPr>
-                <w:sz w:val="20"/>
-                <w:szCs w:val="20"/>
-              </w:rPr>
-              <w:t>10}•</w:t>
-            </w:r>
-            <w:proofErr w:type="gramEnd"/>
-            <w:r>
-              <w:rPr>
-                <w:sz w:val="20"/>
-                <w:szCs w:val="20"/>
-              </w:rPr>
-              <w:t xml:space="preserve"> {skill</w:t>
-            </w:r>
-            <w:proofErr w:type="gramStart"/>
-            <w:r>
-              <w:rPr>
-                <w:sz w:val="20"/>
-                <w:szCs w:val="20"/>
-              </w:rPr>
-              <w:t>10}{</w:t>
-            </w:r>
-            <w:proofErr w:type="gramEnd"/>
-            <w:r>
-              <w:rPr>
-                <w:sz w:val="20"/>
-                <w:szCs w:val="20"/>
-              </w:rPr>
-              <w:t>/skill10}</w:t>
+              <w:t>{#skill1}• {skill1}{/skill1}</w:t>
+            </w:r>
+          </w:p>
+          <w:p>
+            <w:pPr>
+              <w:keepNext/>
+              <w:keepLines/>
+              <w:rPr>
+                <w:sz w:val="20"/>
+                <w:szCs w:val="20"/>
+              </w:rPr>
+            </w:pPr>
+            <w:r>
+              <w:rPr>
+                <w:sz w:val="20"/>
+                <w:szCs w:val="20"/>
+              </w:rPr>
+              <w:t>{#skill2}• {skill2}{/skill2}</w:t>
+            </w:r>
+          </w:p>
+          <w:p>
+            <w:pPr>
+              <w:keepNext/>
+              <w:keepLines/>
+              <w:rPr>
+                <w:sz w:val="20"/>
+                <w:szCs w:val="20"/>
+              </w:rPr>
+            </w:pPr>
+            <w:r>
+              <w:rPr>
+                <w:sz w:val="20"/>
+                <w:szCs w:val="20"/>
+              </w:rPr>
+              <w:t>{#skill3}• {skill3}{/skill3}</w:t>
+            </w:r>
+          </w:p>
+          <w:p>
+            <w:pPr>
+              <w:keepNext/>
+              <w:keepLines/>
+              <w:rPr>
+                <w:sz w:val="20"/>
+                <w:szCs w:val="20"/>
+              </w:rPr>
+            </w:pPr>
+            <w:r>
+              <w:rPr>
+                <w:sz w:val="20"/>
+                <w:szCs w:val="20"/>
+              </w:rPr>
+              <w:t>{#skill4}• {skill4}{/skill4}</w:t>
+            </w:r>
+          </w:p>
+          <w:p>
+            <w:pPr>
+              <w:keepNext/>
+              <w:keepLines/>
+              <w:rPr>
+                <w:sz w:val="20"/>
+                <w:szCs w:val="20"/>
+              </w:rPr>
+            </w:pPr>
+            <w:r>
+              <w:rPr>
+                <w:sz w:val="20"/>
+                <w:szCs w:val="20"/>
+              </w:rPr>
+              <w:t>{#skill5}• {skill5}{/skill5}</w:t>
+            </w:r>
+          </w:p>
+          <w:p>
+            <w:pPr>
+              <w:keepNext/>
+              <w:keepLines/>
+              <w:rPr>
+                <w:sz w:val="20"/>
+                <w:szCs w:val="20"/>
+              </w:rPr>
+            </w:pPr>
+            <w:r>
+              <w:rPr>
+                <w:sz w:val="20"/>
+                <w:szCs w:val="20"/>
+              </w:rPr>
+              <w:t>{#skill6}• {skill6}{/skill6}</w:t>
+            </w:r>
+          </w:p>
+          <w:p>
+            <w:pPr>
+              <w:keepNext/>
+              <w:keepLines/>
+              <w:rPr>
+                <w:sz w:val="20"/>
+                <w:szCs w:val="20"/>
+              </w:rPr>
+            </w:pPr>
+            <w:r>
+              <w:rPr>
+                <w:sz w:val="20"/>
+                <w:szCs w:val="20"/>
+              </w:rPr>
+              <w:t>{#skill7}• {skill7}{/skill7}</w:t>
+            </w:r>
+          </w:p>
+          <w:p>
+            <w:pPr>
+              <w:keepNext/>
+              <w:keepLines/>
+              <w:rPr>
+                <w:sz w:val="20"/>
+                <w:szCs w:val="20"/>
+              </w:rPr>
+            </w:pPr>
+            <w:r>
+              <w:rPr>
+                <w:sz w:val="20"/>
+                <w:szCs w:val="20"/>
+              </w:rPr>
+              <w:t>{#skill8}• {skill8}{/skill8}</w:t>
+            </w:r>
+          </w:p>
+          <w:p>
+            <w:pPr>
+              <w:keepNext/>
+              <w:keepLines/>
+              <w:rPr>
+                <w:sz w:val="20"/>
+                <w:szCs w:val="20"/>
+              </w:rPr>
+            </w:pPr>
+            <w:r>
+              <w:rPr>
+                <w:sz w:val="20"/>
+                <w:szCs w:val="20"/>
+              </w:rPr>
+              <w:t>{#skill9}• {skill9}{/skill9}</w:t>
+            </w:r>
+          </w:p>
+          <w:p>
+            <w:pPr>
+              <w:keepNext/>
+              <w:keepLines/>
+              <w:rPr>
+                <w:sz w:val="20"/>
+                <w:szCs w:val="20"/>
+              </w:rPr>
+            </w:pPr>
+            <w:r>
+              <w:rPr>
+                <w:sz w:val="20"/>
+                <w:szCs w:val="20"/>
+              </w:rPr>
+              <w:t>{#skill10}• {skill10}{/skill10}</w:t>
             </w:r>
           </w:p>
           <w:p>
@@ -1203,8 +563,8 @@
                 <w:rFonts w:ascii="Georgia Pro Black" w:hAnsi="Georgia Pro Black"/>
                 <w:b/>
                 <w:bCs/>
-                <w:sz w:val="44"/>
-                <w:szCs w:val="44"/>
+                <w:sz w:val="56"/>
+                <w:szCs w:val="56"/>
               </w:rPr>
             </w:pPr>
             <w:r>
@@ -1212,8 +572,8 @@
                 <w:rFonts w:ascii="Georgia Pro Black" w:hAnsi="Georgia Pro Black"/>
                 <w:b/>
                 <w:bCs/>
-                <w:sz w:val="44"/>
-                <w:szCs w:val="44"/>
+                <w:sz w:val="56"/>
+                <w:szCs w:val="56"/>
               </w:rPr>
               <w:t>{name}</w:t>
             </w:r>
@@ -1223,474 +583,389 @@
               <w:keepNext/>
               <w:keepLines/>
               <w:rPr>
+                <w:sz w:val="28"/>
+                <w:szCs w:val="28"/>
+              </w:rPr>
+            </w:pPr>
+            <w:r>
+              <w:rPr>
+                <w:sz w:val="28"/>
+                <w:szCs w:val="28"/>
+              </w:rPr>
+              <w:t>{address}</w:t>
+            </w:r>
+          </w:p>
+          <w:p>
+            <w:pPr>
+              <w:keepNext/>
+              <w:keepLines/>
+              <w:rPr>
+                <w:sz w:val="28"/>
+                <w:szCs w:val="28"/>
+              </w:rPr>
+            </w:pPr>
+            <w:r>
+              <w:rPr>
+                <w:sz w:val="28"/>
+                <w:szCs w:val="28"/>
+              </w:rPr>
+              <w:t>{city}, {state} {zip}</w:t>
+            </w:r>
+          </w:p>
+          <w:p>
+            <w:pPr>
+              <w:keepNext/>
+              <w:keepLines/>
+              <w:rPr>
+                <w:sz w:val="28"/>
+                <w:szCs w:val="28"/>
+              </w:rPr>
+            </w:pPr>
+            <w:r>
+              <w:rPr>
+                <w:sz w:val="28"/>
+                <w:szCs w:val="28"/>
+              </w:rPr>
+              <w:t>{phone}  |  {email}</w:t>
+            </w:r>
+          </w:p>
+          <w:p>
+            <w:pPr>
+              <w:keepNext/>
+              <w:keepLines/>
+              <w:rPr>
+                <w:b/>
+                <w:bCs/>
+                <w:i/>
+                <w:iCs/>
                 <w:sz w:val="24"/>
                 <w:szCs w:val="24"/>
               </w:rPr>
             </w:pPr>
-            <w:r>
-              <w:rPr>
+          </w:p>
+          <w:p>
+            <w:pPr>
+              <w:keepNext/>
+              <w:keepLines/>
+              <w:rPr>
+                <w:b/>
+                <w:bCs/>
+                <w:i/>
+                <w:iCs/>
                 <w:sz w:val="24"/>
                 <w:szCs w:val="24"/>
               </w:rPr>
-              <w:t>{address}</w:t>
-            </w:r>
-          </w:p>
-          <w:p>
-            <w:pPr>
-              <w:keepNext/>
-              <w:keepLines/>
-              <w:rPr>
-                <w:sz w:val="24"/>
-                <w:szCs w:val="24"/>
-              </w:rPr>
-            </w:pPr>
-            <w:r>
-              <w:rPr>
-                <w:sz w:val="24"/>
-                <w:szCs w:val="24"/>
-              </w:rPr>
-              <w:t>{city}, {state} {zip}</w:t>
-            </w:r>
-          </w:p>
-          <w:p>
-            <w:pPr>
-              <w:keepNext/>
-              <w:keepLines/>
-              <w:rPr>
+            </w:pPr>
+          </w:p>
+          <w:p>
+            <w:pPr>
+              <w:keepNext/>
+              <w:keepLines/>
+              <w:rPr>
+                <w:b/>
+                <w:bCs/>
+                <w:i/>
+                <w:iCs/>
                 <w:sz w:val="28"/>
                 <w:szCs w:val="28"/>
               </w:rPr>
             </w:pPr>
             <w:r>
               <w:rPr>
-                <w:sz w:val="24"/>
-                <w:szCs w:val="24"/>
-              </w:rPr>
+                <w:b/>
+                <w:bCs/>
+                <w:i/>
+                <w:iCs/>
+                <w:sz w:val="48"/>
+                <w:szCs w:val="48"/>
+              </w:rPr>
+              <w:t>P</w:t>
+            </w:r>
+            <w:r>
+              <w:rPr>
+                <w:b/>
+                <w:bCs/>
+                <w:i/>
+                <w:iCs/>
+                <w:sz w:val="28"/>
+                <w:szCs w:val="28"/>
+              </w:rPr>
+              <w:t xml:space="preserve">ROFESSIONAL </w:t>
+            </w:r>
+            <w:r>
+              <w:rPr>
+                <w:b/>
+                <w:bCs/>
+                <w:i/>
+                <w:iCs/>
+                <w:sz w:val="48"/>
+                <w:szCs w:val="48"/>
+              </w:rPr>
+              <w:t>S</w:t>
+            </w:r>
+            <w:r>
+              <w:rPr>
+                <w:b/>
+                <w:bCs/>
+                <w:i/>
+                <w:iCs/>
+                <w:sz w:val="28"/>
+                <w:szCs w:val="28"/>
+              </w:rPr>
+              <w:t>UMMARY</w:t>
+            </w:r>
+          </w:p>
+          <w:p>
+            <w:pPr>
+              <w:keepNext/>
+              <w:keepLines/>
+              <w:spacing w:before="120"/>
+            </w:pPr>
+            <w:r>
+              <w:t xml:space="preserve">  {#summary1}• {summary1}{/summary1}</w:t>
+            </w:r>
+          </w:p>
+          <w:p>
+            <w:pPr>
+              <w:keepNext/>
+              <w:keepLines/>
+              <w:spacing w:before="120"/>
+            </w:pPr>
+            <w:r>
+              <w:t xml:space="preserve">  {#summary2}• {summary2}{/summary2}</w:t>
+            </w:r>
+          </w:p>
+          <w:p>
+            <w:pPr>
+              <w:keepNext/>
+              <w:keepLines/>
+              <w:spacing w:before="120"/>
+            </w:pPr>
+            <w:r>
+              <w:t xml:space="preserve">  {#summary3}• {summary3}{/summary3}</w:t>
+            </w:r>
+          </w:p>
+          <w:p>
+            <w:pPr>
+              <w:keepNext/>
+              <w:keepLines/>
+              <w:spacing w:before="120"/>
+            </w:pPr>
+            <w:r>
+              <w:t xml:space="preserve">  {#summary4}• {summary4}{/summary4}</w:t>
+            </w:r>
+          </w:p>
+          <w:p>
+            <w:pPr>
+              <w:spacing w:before="120"/>
+            </w:pPr>
+            <w:r>
+              <w:t xml:space="preserve">  {#summary5}• {summary5}{/summary5}</w:t>
+            </w:r>
+          </w:p>
+          <w:p>
+            <w:pPr>
+              <w:spacing w:before="120"/>
+            </w:pPr>
+          </w:p>
+          <w:p>
+            <w:pPr>
+              <w:spacing w:before="120"/>
+            </w:pPr>
+          </w:p>
+          <w:p>
+            <w:pPr>
+              <w:keepNext/>
+              <w:keepLines/>
+              <w:rPr>
+                <w:b/>
+                <w:bCs/>
+                <w:i/>
+                <w:iCs/>
+                <w:sz w:val="28"/>
+                <w:szCs w:val="28"/>
+              </w:rPr>
+            </w:pPr>
+            <w:r>
+              <w:rPr>
+                <w:sz w:val="48"/>
+                <w:szCs w:val="48"/>
+              </w:rPr>
+              <w:t>S</w:t>
+            </w:r>
+            <w:r>
+              <w:rPr>
+                <w:b/>
+                <w:bCs/>
+                <w:i/>
+                <w:iCs/>
+                <w:sz w:val="28"/>
+                <w:szCs w:val="28"/>
+              </w:rPr>
+              <w:t xml:space="preserve">PECIALIZED </w:t>
+            </w:r>
+            <w:r>
+              <w:rPr>
+                <w:b/>
+                <w:bCs/>
+                <w:i/>
+                <w:iCs/>
+                <w:sz w:val="48"/>
+                <w:szCs w:val="48"/>
+              </w:rPr>
+              <w:t>T</w:t>
+            </w:r>
+            <w:r>
+              <w:rPr>
+                <w:b/>
+                <w:bCs/>
+                <w:i/>
+                <w:iCs/>
+                <w:sz w:val="28"/>
+                <w:szCs w:val="28"/>
+              </w:rPr>
+              <w:t>RAINING</w:t>
+            </w:r>
+          </w:p>
+          <w:p>
+            <w:pPr>
+              <w:keepNext/>
+              <w:keepLines/>
+              <w:rPr>
+                <w:i/>
+                <w:iCs/>
+                <w:sz w:val="28"/>
+                <w:szCs w:val="28"/>
+              </w:rPr>
+            </w:pPr>
+            <w:r>
+              <w:rPr>
+                <w:i/>
+                <w:iCs/>
+                <w:sz w:val="28"/>
+                <w:szCs w:val="28"/>
+              </w:rPr>
+              <w:t>PROGRAM STUDY DESCRIPTION</w:t>
+            </w:r>
+          </w:p>
+          <w:p>
+            <w:pPr>
+              <w:keepNext/>
+              <w:keepLines/>
+            </w:pPr>
+            <w:r>
               <w:t>{</w:t>
             </w:r>
-            <w:proofErr w:type="gramStart"/>
-            <w:r>
-              <w:rPr>
-                <w:sz w:val="24"/>
-                <w:szCs w:val="24"/>
-              </w:rPr>
-              <w:t>phone}  |</w:t>
-            </w:r>
-            <w:proofErr w:type="gramEnd"/>
-            <w:r>
-              <w:rPr>
-                <w:sz w:val="24"/>
-                <w:szCs w:val="24"/>
-              </w:rPr>
-              <w:t xml:space="preserve">  {email}</w:t>
-            </w:r>
+            <w:proofErr w:type="spellStart"/>
+            <w:r>
+              <w:t>programDescription</w:t>
+            </w:r>
+            <w:proofErr w:type="spellEnd"/>
+            <w:r>
+              <w:t>}</w:t>
+            </w:r>
+          </w:p>
+          <w:p>
+            <w:pPr>
+              <w:keepNext/>
+              <w:keepLines/>
+              <w:rPr>
+                <w:i/>
+                <w:iCs/>
+                <w:sz w:val="28"/>
+                <w:szCs w:val="28"/>
+              </w:rPr>
+            </w:pPr>
+            <w:r>
+              <w:rPr>
+                <w:i/>
+                <w:iCs/>
+                <w:sz w:val="28"/>
+                <w:szCs w:val="28"/>
+              </w:rPr>
+              <w:br/>
+            </w:r>
+            <w:r>
+              <w:rPr>
+                <w:i/>
+                <w:iCs/>
+                <w:sz w:val="28"/>
+                <w:szCs w:val="28"/>
+              </w:rPr>
+              <w:t xml:space="preserve">TOOLS </w:t>
+            </w:r>
+          </w:p>
+          <w:p>
+            <w:pPr>
+              <w:keepNext/>
+              <w:keepLines/>
+            </w:pPr>
+            <w:r>
+              <w:t>{</w:t>
+            </w:r>
+            <w:proofErr w:type="spellStart"/>
+            <w:r>
+              <w:t>programTools</w:t>
+            </w:r>
+            <w:proofErr w:type="spellEnd"/>
+            <w:r>
+              <w:t>}</w:t>
+            </w:r>
+          </w:p>
+          <w:p>
+            <w:pPr>
+              <w:keepNext/>
+              <w:keepLines/>
+            </w:pPr>
+          </w:p>
+          <w:p>
+            <w:pPr>
+              <w:keepNext/>
+              <w:keepLines/>
+              <w:rPr>
+                <w:sz w:val="48"/>
+                <w:szCs w:val="48"/>
+              </w:rPr>
+            </w:pPr>
+          </w:p>
+          <w:p>
+            <w:pPr>
+              <w:keepNext/>
+              <w:keepLines/>
+              <w:rPr>
+                <w:sz w:val="28"/>
+                <w:szCs w:val="28"/>
+              </w:rPr>
+            </w:pPr>
           </w:p>
         </w:tc>
       </w:tr>
       <w:tr>
         <w:trPr>
-          <w:trHeight w:val="148"/>
+          <w:trHeight w:val="18590"/>
         </w:trPr>
         <w:tc>
           <w:tcPr>
             <w:tcW w:w="2218" w:type="dxa"/>
-            <w:vMerge/>
             <w:shd w:val="clear" w:color="auto" w:fill="E7E6E6" w:themeFill="background2"/>
           </w:tcPr>
-          <w:p/>
+          <w:p>
+            <w:pPr>
+              <w:keepNext/>
+              <w:keepLines/>
+            </w:pPr>
+          </w:p>
+          <w:p>
+            <w:pPr>
+              <w:keepNext/>
+              <w:keepLines/>
+            </w:pPr>
+          </w:p>
         </w:tc>
         <w:tc>
           <w:tcPr>
             <w:tcW w:w="8598" w:type="dxa"/>
           </w:tcPr>
-          <w:p>
-            <w:pPr>
-              <w:keepNext/>
-              <w:keepLines/>
-              <w:rPr>
-                <w:b/>
-                <w:bCs/>
-                <w:i/>
-                <w:iCs/>
-                <w:sz w:val="48"/>
-                <w:szCs w:val="48"/>
-              </w:rPr>
-            </w:pPr>
-          </w:p>
-          <w:p>
-            <w:pPr>
-              <w:keepNext/>
-              <w:keepLines/>
-              <w:rPr>
-                <w:b/>
-                <w:bCs/>
-                <w:i/>
-                <w:iCs/>
-                <w:sz w:val="28"/>
-                <w:szCs w:val="28"/>
-              </w:rPr>
-            </w:pPr>
-            <w:r>
-              <w:rPr>
-                <w:b/>
-                <w:bCs/>
-                <w:i/>
-                <w:iCs/>
-                <w:sz w:val="48"/>
-                <w:szCs w:val="48"/>
-              </w:rPr>
-              <w:t>P</w:t>
-            </w:r>
-            <w:r>
-              <w:rPr>
-                <w:b/>
-                <w:bCs/>
-                <w:i/>
-                <w:iCs/>
-                <w:sz w:val="28"/>
-                <w:szCs w:val="28"/>
-              </w:rPr>
-              <w:t xml:space="preserve">ROFESSIONAL </w:t>
-            </w:r>
-            <w:r>
-              <w:rPr>
-                <w:b/>
-                <w:bCs/>
-                <w:i/>
-                <w:iCs/>
-                <w:sz w:val="48"/>
-                <w:szCs w:val="48"/>
-              </w:rPr>
-              <w:t>S</w:t>
-            </w:r>
-            <w:r>
-              <w:rPr>
-                <w:b/>
-                <w:bCs/>
-                <w:i/>
-                <w:iCs/>
-                <w:sz w:val="28"/>
-                <w:szCs w:val="28"/>
-              </w:rPr>
-              <w:t>UMMARY</w:t>
-            </w:r>
-          </w:p>
-          <w:p>
-            <w:pPr>
-              <w:keepNext/>
-              <w:keepLines/>
-              <w:spacing w:before="120"/>
-            </w:pPr>
-            <w:r>
-              <w:t xml:space="preserve">  {#summary</w:t>
-            </w:r>
-            <w:proofErr w:type="gramStart"/>
-            <w:r>
-              <w:t>1}•</w:t>
-            </w:r>
-            <w:proofErr w:type="gramEnd"/>
-            <w:r>
-              <w:t xml:space="preserve"> {summary</w:t>
-            </w:r>
-            <w:proofErr w:type="gramStart"/>
-            <w:r>
-              <w:t>1}{</w:t>
-            </w:r>
-            <w:proofErr w:type="gramEnd"/>
-            <w:r>
-              <w:t>/summary1}</w:t>
-            </w:r>
-          </w:p>
-          <w:p>
-            <w:pPr>
-              <w:keepNext/>
-              <w:keepLines/>
-              <w:spacing w:before="120"/>
-            </w:pPr>
-            <w:r>
-              <w:t xml:space="preserve">  {#summary</w:t>
-            </w:r>
-            <w:proofErr w:type="gramStart"/>
-            <w:r>
-              <w:t>2}•</w:t>
-            </w:r>
-            <w:proofErr w:type="gramEnd"/>
-            <w:r>
-              <w:t xml:space="preserve"> {summary</w:t>
-            </w:r>
-            <w:proofErr w:type="gramStart"/>
-            <w:r>
-              <w:t>2}{</w:t>
-            </w:r>
-            <w:proofErr w:type="gramEnd"/>
-            <w:r>
-              <w:t>/summary2}</w:t>
-            </w:r>
-          </w:p>
-          <w:p>
-            <w:pPr>
-              <w:keepNext/>
-              <w:keepLines/>
-              <w:spacing w:before="120"/>
-            </w:pPr>
-            <w:r>
-              <w:t xml:space="preserve">  {#summary</w:t>
-            </w:r>
-            <w:proofErr w:type="gramStart"/>
-            <w:r>
-              <w:t>3}•</w:t>
-            </w:r>
-            <w:proofErr w:type="gramEnd"/>
-            <w:r>
-              <w:t xml:space="preserve"> {summary</w:t>
-            </w:r>
-            <w:proofErr w:type="gramStart"/>
-            <w:r>
-              <w:t>3}{</w:t>
-            </w:r>
-            <w:proofErr w:type="gramEnd"/>
-            <w:r>
-              <w:t>/summary3}</w:t>
-            </w:r>
-          </w:p>
-          <w:p>
-            <w:pPr>
-              <w:keepNext/>
-              <w:keepLines/>
-              <w:spacing w:before="120"/>
-            </w:pPr>
-            <w:r>
-              <w:t xml:space="preserve">  {#summary</w:t>
-            </w:r>
-            <w:proofErr w:type="gramStart"/>
-            <w:r>
-              <w:t>4}•</w:t>
-            </w:r>
-            <w:proofErr w:type="gramEnd"/>
-            <w:r>
-              <w:t xml:space="preserve"> {summary</w:t>
-            </w:r>
-            <w:proofErr w:type="gramStart"/>
-            <w:r>
-              <w:t>4}{</w:t>
-            </w:r>
-            <w:proofErr w:type="gramEnd"/>
-            <w:r>
-              <w:t>/summary4}</w:t>
-            </w:r>
-          </w:p>
-          <w:p>
-            <w:pPr>
-              <w:spacing w:before="120"/>
-            </w:pPr>
-            <w:r>
-              <w:t xml:space="preserve">  {#summary</w:t>
-            </w:r>
-            <w:proofErr w:type="gramStart"/>
-            <w:r>
-              <w:t>5}•</w:t>
-            </w:r>
-            <w:proofErr w:type="gramEnd"/>
-            <w:r>
-              <w:t xml:space="preserve"> {summary</w:t>
-            </w:r>
-            <w:proofErr w:type="gramStart"/>
-            <w:r>
-              <w:t>5}{</w:t>
-            </w:r>
-            <w:proofErr w:type="gramEnd"/>
-            <w:r>
-              <w:t>/summary5}</w:t>
-            </w:r>
-          </w:p>
-          <w:p>
-            <w:pPr>
-              <w:rPr>
-                <w:sz w:val="21"/>
-                <w:szCs w:val="21"/>
-              </w:rPr>
-            </w:pPr>
-          </w:p>
-          <w:p>
-            <w:pPr>
-              <w:keepNext/>
-              <w:keepLines/>
-              <w:rPr>
-                <w:sz w:val="48"/>
-                <w:szCs w:val="48"/>
-              </w:rPr>
-            </w:pPr>
-          </w:p>
-          <w:p>
-            <w:pPr>
-              <w:keepNext/>
-              <w:keepLines/>
-              <w:rPr>
-                <w:b/>
-                <w:bCs/>
-                <w:i/>
-                <w:iCs/>
-                <w:sz w:val="28"/>
-                <w:szCs w:val="28"/>
-              </w:rPr>
-            </w:pPr>
-            <w:r>
-              <w:rPr>
-                <w:sz w:val="48"/>
-                <w:szCs w:val="48"/>
-              </w:rPr>
-              <w:t>S</w:t>
-            </w:r>
-            <w:r>
-              <w:rPr>
-                <w:b/>
-                <w:bCs/>
-                <w:i/>
-                <w:iCs/>
-                <w:sz w:val="28"/>
-                <w:szCs w:val="28"/>
-              </w:rPr>
-              <w:t xml:space="preserve">PECIALIZED </w:t>
-            </w:r>
-            <w:r>
-              <w:rPr>
-                <w:b/>
-                <w:bCs/>
-                <w:i/>
-                <w:iCs/>
-                <w:sz w:val="48"/>
-                <w:szCs w:val="48"/>
-              </w:rPr>
-              <w:t>T</w:t>
-            </w:r>
-            <w:r>
-              <w:rPr>
-                <w:b/>
-                <w:bCs/>
-                <w:i/>
-                <w:iCs/>
-                <w:sz w:val="28"/>
-                <w:szCs w:val="28"/>
-              </w:rPr>
-              <w:t>RAINING</w:t>
-            </w:r>
-          </w:p>
-          <w:p>
-            <w:pPr>
-              <w:keepNext/>
-              <w:keepLines/>
-              <w:rPr>
-                <w:i/>
-                <w:iCs/>
-                <w:sz w:val="28"/>
-                <w:szCs w:val="28"/>
-              </w:rPr>
-            </w:pPr>
-            <w:r>
-              <w:rPr>
-                <w:i/>
-                <w:iCs/>
-                <w:sz w:val="28"/>
-                <w:szCs w:val="28"/>
-              </w:rPr>
-              <w:t>PROGRAM STUDY DESCRIPTION</w:t>
-            </w:r>
-          </w:p>
-          <w:p>
-            <w:pPr>
-              <w:keepNext/>
-              <w:keepLines/>
-            </w:pPr>
-            <w:r>
-              <w:t>{</w:t>
-            </w:r>
-            <w:proofErr w:type="spellStart"/>
-            <w:r>
-              <w:t>programDescription</w:t>
-            </w:r>
-            <w:proofErr w:type="spellEnd"/>
-            <w:r>
-              <w:t>}</w:t>
-            </w:r>
-          </w:p>
-          <w:p>
-            <w:pPr>
-              <w:keepNext/>
-              <w:keepLines/>
-              <w:rPr>
-                <w:i/>
-                <w:iCs/>
-                <w:sz w:val="28"/>
-                <w:szCs w:val="28"/>
-              </w:rPr>
-            </w:pPr>
-            <w:r>
-              <w:rPr>
-                <w:i/>
-                <w:iCs/>
-                <w:sz w:val="28"/>
-                <w:szCs w:val="28"/>
-              </w:rPr>
-              <w:br/>
-            </w:r>
-            <w:r>
-              <w:rPr>
-                <w:i/>
-                <w:iCs/>
-                <w:sz w:val="28"/>
-                <w:szCs w:val="28"/>
-              </w:rPr>
-              <w:t xml:space="preserve">TOOLS </w:t>
-            </w:r>
-          </w:p>
-          <w:p>
-            <w:pPr>
-              <w:keepNext/>
-              <w:keepLines/>
-            </w:pPr>
-            <w:r>
-              <w:t>{</w:t>
-            </w:r>
-            <w:proofErr w:type="spellStart"/>
-            <w:r>
-              <w:t>programTools</w:t>
-            </w:r>
-            <w:proofErr w:type="spellEnd"/>
-            <w:r>
-              <w:t>}</w:t>
-            </w:r>
-          </w:p>
-          <w:p>
-            <w:pPr>
-              <w:keepNext/>
-              <w:keepLines/>
-            </w:pPr>
-          </w:p>
-        </w:tc>
-      </w:tr>
-      <w:tr>
-        <w:trPr>
-          <w:cantSplit/>
-          <w:trHeight w:val="148"/>
-        </w:trPr>
-        <w:tc>
-          <w:tcPr>
-            <w:tcW w:w="2218" w:type="dxa"/>
-            <w:vMerge/>
-            <w:shd w:val="clear" w:color="auto" w:fill="E7E6E6" w:themeFill="background2"/>
-          </w:tcPr>
-          <w:p/>
-        </w:tc>
-        <w:tc>
-          <w:tcPr>
-            <w:tcW w:w="8598" w:type="dxa"/>
-          </w:tcPr>
-          <w:p>
-            <w:pPr>
-              <w:keepNext/>
-              <w:keepLines/>
-            </w:pPr>
-          </w:p>
           <w:p>
             <w:pPr>
               <w:keepNext/>
@@ -1812,21 +1087,12 @@
                       <w:szCs w:val="21"/>
                     </w:rPr>
                   </w:pPr>
-                  <w:proofErr w:type="gramStart"/>
                   <w:r>
                     <w:rPr>
                       <w:sz w:val="21"/>
                       <w:szCs w:val="21"/>
                     </w:rPr>
-                    <w:t>{title}, {</w:t>
-                  </w:r>
-                  <w:proofErr w:type="gramEnd"/>
-                  <w:r>
-                    <w:rPr>
-                      <w:sz w:val="21"/>
-                      <w:szCs w:val="21"/>
-                    </w:rPr>
-                    <w:t xml:space="preserve">employer} </w:t>
+                    <w:t xml:space="preserve">{title}, {employer} </w:t>
                   </w:r>
                 </w:p>
                 <w:p>
@@ -1933,39 +1199,43 @@
                 <w:sz w:val="21"/>
                 <w:szCs w:val="21"/>
               </w:rPr>
-              <w:t>{#task</w:t>
-            </w:r>
-            <w:proofErr w:type="gramStart"/>
-            <w:r>
+              <w:t>{#task1}• {task1}{/task1}</w:t>
+            </w:r>
+          </w:p>
+          <w:p>
+            <w:pPr>
+              <w:keepNext/>
+              <w:keepLines/>
+              <w:ind w:left="180"/>
               <w:rPr>
                 <w:sz w:val="21"/>
                 <w:szCs w:val="21"/>
               </w:rPr>
-              <w:t>1}•</w:t>
-            </w:r>
-            <w:proofErr w:type="gramEnd"/>
+            </w:pPr>
             <w:r>
               <w:rPr>
                 <w:sz w:val="21"/>
                 <w:szCs w:val="21"/>
               </w:rPr>
-              <w:t xml:space="preserve"> {task</w:t>
-            </w:r>
-            <w:proofErr w:type="gramStart"/>
-            <w:r>
+              <w:t>{#task2}• {task2}{/task2}</w:t>
+            </w:r>
+          </w:p>
+          <w:p>
+            <w:pPr>
+              <w:keepNext/>
+              <w:keepLines/>
+              <w:ind w:left="180"/>
               <w:rPr>
                 <w:sz w:val="21"/>
                 <w:szCs w:val="21"/>
               </w:rPr>
-              <w:t>1}{</w:t>
-            </w:r>
-            <w:proofErr w:type="gramEnd"/>
+            </w:pPr>
             <w:r>
               <w:rPr>
                 <w:sz w:val="21"/>
                 <w:szCs w:val="21"/>
               </w:rPr>
-              <w:t>/task1}</w:t>
+              <w:t>{#task3}• {task3}{/task3}</w:t>
             </w:r>
           </w:p>
           <w:p>
@@ -1983,295 +1253,106 @@
                 <w:sz w:val="21"/>
                 <w:szCs w:val="21"/>
               </w:rPr>
-              <w:t>{#task</w:t>
-            </w:r>
-            <w:proofErr w:type="gramStart"/>
-            <w:r>
+              <w:t>{#task4}• {task4}{/task4}</w:t>
+            </w:r>
+          </w:p>
+          <w:p>
+            <w:pPr>
+              <w:keepNext/>
+              <w:keepLines/>
+              <w:ind w:left="180"/>
               <w:rPr>
                 <w:sz w:val="21"/>
                 <w:szCs w:val="21"/>
               </w:rPr>
-              <w:t>2}•</w:t>
-            </w:r>
-            <w:proofErr w:type="gramEnd"/>
+            </w:pPr>
             <w:r>
               <w:rPr>
                 <w:sz w:val="21"/>
                 <w:szCs w:val="21"/>
               </w:rPr>
-              <w:t xml:space="preserve"> {task</w:t>
-            </w:r>
-            <w:proofErr w:type="gramStart"/>
-            <w:r>
-              <w:rPr>
+              <w:t>{#task5}• {task5}{/task5}</w:t>
+            </w:r>
+          </w:p>
+          <w:p>
+            <w:pPr>
+              <w:keepNext/>
+              <w:keepLines/>
+              <w:rPr>
+                <w:i/>
+                <w:iCs/>
                 <w:sz w:val="21"/>
                 <w:szCs w:val="21"/>
               </w:rPr>
-              <w:t>2}{</w:t>
-            </w:r>
-            <w:proofErr w:type="gramEnd"/>
-            <w:r>
-              <w:rPr>
+            </w:pPr>
+            <w:r>
+              <w:rPr>
+                <w:i/>
+                <w:iCs/>
                 <w:sz w:val="21"/>
                 <w:szCs w:val="21"/>
               </w:rPr>
-              <w:t>/task2}</w:t>
-            </w:r>
-          </w:p>
-          <w:p>
-            <w:pPr>
-              <w:keepNext/>
-              <w:keepLines/>
-              <w:ind w:left="180"/>
-              <w:rPr>
+              <w:t>{/</w:t>
+            </w:r>
+            <w:proofErr w:type="spellStart"/>
+            <w:r>
+              <w:rPr>
+                <w:i/>
+                <w:iCs/>
                 <w:sz w:val="21"/>
                 <w:szCs w:val="21"/>
               </w:rPr>
-            </w:pPr>
-            <w:r>
-              <w:rPr>
+              <w:t>workExperience</w:t>
+            </w:r>
+            <w:proofErr w:type="spellEnd"/>
+            <w:r>
+              <w:rPr>
+                <w:i/>
+                <w:iCs/>
                 <w:sz w:val="21"/>
                 <w:szCs w:val="21"/>
               </w:rPr>
-              <w:t>{#task</w:t>
-            </w:r>
-            <w:proofErr w:type="gramStart"/>
-            <w:r>
+              <w:t>}</w:t>
+            </w:r>
+          </w:p>
+          <w:p>
+            <w:pPr>
               <w:rPr>
                 <w:sz w:val="21"/>
                 <w:szCs w:val="21"/>
               </w:rPr>
-              <w:t>3}•</w:t>
-            </w:r>
-            <w:proofErr w:type="gramEnd"/>
+            </w:pPr>
             <w:r>
               <w:rPr>
                 <w:sz w:val="21"/>
                 <w:szCs w:val="21"/>
               </w:rPr>
-              <w:t xml:space="preserve"> {task</w:t>
-            </w:r>
-            <w:proofErr w:type="gramStart"/>
+              <w:t>{/</w:t>
+            </w:r>
+            <w:proofErr w:type="spellStart"/>
             <w:r>
               <w:rPr>
                 <w:sz w:val="21"/>
                 <w:szCs w:val="21"/>
               </w:rPr>
-              <w:t>3}{</w:t>
-            </w:r>
-            <w:proofErr w:type="gramEnd"/>
+              <w:t>hasWorkExperience</w:t>
+            </w:r>
+            <w:proofErr w:type="spellEnd"/>
             <w:r>
               <w:rPr>
                 <w:sz w:val="21"/>
                 <w:szCs w:val="21"/>
               </w:rPr>
-              <w:t>/task3}</w:t>
-            </w:r>
-          </w:p>
-          <w:p>
-            <w:pPr>
-              <w:keepNext/>
-              <w:keepLines/>
-              <w:ind w:left="180"/>
-              <w:rPr>
-                <w:sz w:val="21"/>
-                <w:szCs w:val="21"/>
-              </w:rPr>
-            </w:pPr>
-            <w:r>
-              <w:rPr>
-                <w:sz w:val="21"/>
-                <w:szCs w:val="21"/>
-              </w:rPr>
-              <w:t>{#task</w:t>
-            </w:r>
-            <w:proofErr w:type="gramStart"/>
-            <w:r>
-              <w:rPr>
-                <w:sz w:val="21"/>
-                <w:szCs w:val="21"/>
-              </w:rPr>
-              <w:t>4}•</w:t>
-            </w:r>
-            <w:proofErr w:type="gramEnd"/>
-            <w:r>
-              <w:rPr>
-                <w:sz w:val="21"/>
-                <w:szCs w:val="21"/>
-              </w:rPr>
-              <w:t xml:space="preserve"> {task</w:t>
-            </w:r>
-            <w:proofErr w:type="gramStart"/>
-            <w:r>
-              <w:rPr>
-                <w:sz w:val="21"/>
-                <w:szCs w:val="21"/>
-              </w:rPr>
-              <w:t>4}{</w:t>
-            </w:r>
-            <w:proofErr w:type="gramEnd"/>
-            <w:r>
-              <w:rPr>
-                <w:sz w:val="21"/>
-                <w:szCs w:val="21"/>
-              </w:rPr>
-              <w:t>/task4}</w:t>
-            </w:r>
-          </w:p>
-          <w:p>
-            <w:pPr>
-              <w:keepNext/>
-              <w:keepLines/>
-              <w:ind w:left="180"/>
-              <w:rPr>
-                <w:sz w:val="21"/>
-                <w:szCs w:val="21"/>
-              </w:rPr>
-            </w:pPr>
-            <w:r>
-              <w:rPr>
-                <w:sz w:val="21"/>
-                <w:szCs w:val="21"/>
-              </w:rPr>
-              <w:t>{#task</w:t>
-            </w:r>
-            <w:proofErr w:type="gramStart"/>
-            <w:r>
-              <w:rPr>
-                <w:sz w:val="21"/>
-                <w:szCs w:val="21"/>
-              </w:rPr>
-              <w:t>5}•</w:t>
-            </w:r>
-            <w:proofErr w:type="gramEnd"/>
-            <w:r>
-              <w:rPr>
-                <w:sz w:val="21"/>
-                <w:szCs w:val="21"/>
-              </w:rPr>
-              <w:t xml:space="preserve"> {task</w:t>
-            </w:r>
-            <w:proofErr w:type="gramStart"/>
-            <w:r>
-              <w:rPr>
-                <w:sz w:val="21"/>
-                <w:szCs w:val="21"/>
-              </w:rPr>
-              <w:t>5}{</w:t>
-            </w:r>
-            <w:proofErr w:type="gramEnd"/>
-            <w:r>
-              <w:rPr>
-                <w:sz w:val="21"/>
-                <w:szCs w:val="21"/>
-              </w:rPr>
-              <w:t>/task5}</w:t>
-            </w:r>
-          </w:p>
-          <w:p>
-            <w:pPr>
-              <w:keepNext/>
-              <w:keepLines/>
-              <w:rPr>
-                <w:i/>
-                <w:iCs/>
-                <w:sz w:val="21"/>
-                <w:szCs w:val="21"/>
-              </w:rPr>
-            </w:pPr>
-            <w:r>
-              <w:rPr>
-                <w:i/>
-                <w:iCs/>
-                <w:sz w:val="21"/>
-                <w:szCs w:val="21"/>
-              </w:rPr>
-              <w:t>{/</w:t>
-            </w:r>
-            <w:proofErr w:type="spellStart"/>
-            <w:r>
-              <w:rPr>
-                <w:i/>
-                <w:iCs/>
-                <w:sz w:val="21"/>
-                <w:szCs w:val="21"/>
-              </w:rPr>
-              <w:t>workExperience</w:t>
-            </w:r>
-            <w:proofErr w:type="spellEnd"/>
-            <w:r>
-              <w:rPr>
-                <w:i/>
-                <w:iCs/>
-                <w:sz w:val="21"/>
-                <w:szCs w:val="21"/>
-              </w:rPr>
               <w:t>}</w:t>
             </w:r>
           </w:p>
           <w:p>
             <w:pPr>
-              <w:rPr>
-                <w:sz w:val="21"/>
-                <w:szCs w:val="21"/>
-              </w:rPr>
-            </w:pPr>
-            <w:r>
-              <w:rPr>
-                <w:sz w:val="21"/>
-                <w:szCs w:val="21"/>
-              </w:rPr>
-              <w:t>{/</w:t>
-            </w:r>
-            <w:proofErr w:type="spellStart"/>
-            <w:r>
-              <w:rPr>
-                <w:sz w:val="21"/>
-                <w:szCs w:val="21"/>
-              </w:rPr>
-              <w:t>hasWorkExperience</w:t>
-            </w:r>
-            <w:proofErr w:type="spellEnd"/>
-            <w:r>
-              <w:rPr>
-                <w:sz w:val="21"/>
-                <w:szCs w:val="21"/>
-              </w:rPr>
-              <w:t>}</w:t>
-            </w:r>
-          </w:p>
-          <w:p>
-            <w:pPr>
-              <w:keepNext/>
-              <w:keepLines/>
-            </w:pPr>
-          </w:p>
-        </w:tc>
-      </w:tr>
-      <w:tr>
-        <w:trPr>
-          <w:cantSplit/>
-          <w:trHeight w:val="148"/>
-        </w:trPr>
-        <w:tc>
-          <w:tcPr>
-            <w:tcW w:w="2218" w:type="dxa"/>
-            <w:vMerge/>
-            <w:shd w:val="clear" w:color="auto" w:fill="E7E6E6" w:themeFill="background2"/>
-          </w:tcPr>
-          <w:p/>
-        </w:tc>
-        <w:tc>
-          <w:tcPr>
-            <w:tcW w:w="8598" w:type="dxa"/>
-          </w:tcPr>
-          <w:p>
-            <w:pPr>
-              <w:keepNext/>
-              <w:keepLines/>
-              <w:rPr>
-                <w:sz w:val="48"/>
-                <w:szCs w:val="48"/>
+              <w:keepNext/>
+              <w:keepLines/>
+              <w:rPr>
+                <w:sz w:val="28"/>
+                <w:szCs w:val="28"/>
               </w:rPr>
             </w:pPr>
           </w:p>
@@ -2523,23 +1604,20 @@
             <w:r>
               <w:t>{/hasEducation}</w:t>
             </w:r>
-            <w:r>
-              <w:br/>
-            </w:r>
-          </w:p>
-          <w:p>
-            <w:pPr>
-              <w:keepNext/>
-              <w:keepLines/>
-            </w:pPr>
-          </w:p>
-          <w:p>
-            <w:pPr>
-              <w:keepNext/>
-              <w:keepLines/>
-              <w:rPr>
-                <w:sz w:val="48"/>
-                <w:szCs w:val="48"/>
+          </w:p>
+          <w:p>
+            <w:pPr>
+              <w:keepNext/>
+              <w:keepLines/>
+            </w:pPr>
+          </w:p>
+          <w:p>
+            <w:pPr>
+              <w:keepNext/>
+              <w:keepLines/>
+              <w:rPr>
+                <w:sz w:val="28"/>
+                <w:szCs w:val="28"/>
               </w:rPr>
             </w:pPr>
             <w:r>
@@ -2549,116 +1627,6 @@
         </w:tc>
       </w:tr>
     </w:tbl>
-    <w:p/>
-    <w:p>
-      <w:pPr>
-        <w:keepNext/>
-        <w:keepLines/>
-        <w:rPr>
-          <w:rFonts w:ascii="Georgia Pro Black" w:hAnsi="Georgia Pro Black"/>
-          <w:b/>
-          <w:bCs/>
-          <w:sz w:val="16"/>
-          <w:szCs w:val="16"/>
-        </w:rPr>
-      </w:pPr>
-    </w:p>
-    <w:tbl>
-      <w:tblPr>
-        <w:tblStyle w:val="TableGrid"/>
-        <w:tblW w:w="0" w:type="auto"/>
-        <w:tblBorders>
-          <w:top w:val="none" w:sz="0" w:space="0" w:color="auto"/>
-          <w:left w:val="none" w:sz="0" w:space="0" w:color="auto"/>
-          <w:bottom w:val="none" w:sz="0" w:space="0" w:color="auto"/>
-          <w:right w:val="none" w:sz="0" w:space="0" w:color="auto"/>
-          <w:insideH w:val="none" w:sz="0" w:space="0" w:color="auto"/>
-          <w:insideV w:val="none" w:sz="0" w:space="0" w:color="auto"/>
-        </w:tblBorders>
-        <w:tblLook w:val="04A0" w:firstRow="1" w:lastRow="0" w:firstColumn="1" w:lastColumn="0" w:noHBand="0" w:noVBand="1"/>
-      </w:tblPr>
-      <w:tblGrid>
-        <w:gridCol w:w="9926"/>
-      </w:tblGrid>
-      <w:tr>
-        <w:tc>
-          <w:tcPr>
-            <w:tcW w:w="9926" w:type="dxa"/>
-          </w:tcPr>
-          <w:p>
-            <w:pPr>
-              <w:keepNext/>
-              <w:keepLines/>
-              <w:rPr>
-                <w:rFonts w:ascii="Georgia Pro Black" w:hAnsi="Georgia Pro Black"/>
-                <w:b/>
-                <w:bCs/>
-                <w:sz w:val="56"/>
-                <w:szCs w:val="56"/>
-              </w:rPr>
-            </w:pPr>
-          </w:p>
-        </w:tc>
-      </w:tr>
-    </w:tbl>
-    <w:p>
-      <w:pPr>
-        <w:keepNext/>
-        <w:keepLines/>
-        <w:rPr>
-          <w:rFonts w:ascii="Georgia Pro Black" w:hAnsi="Georgia Pro Black"/>
-          <w:b/>
-          <w:bCs/>
-          <w:sz w:val="16"/>
-          <w:szCs w:val="16"/>
-        </w:rPr>
-      </w:pPr>
-    </w:p>
-    <w:tbl>
-      <w:tblPr>
-        <w:tblStyle w:val="TableGrid"/>
-        <w:tblpPr w:leftFromText="180" w:rightFromText="180" w:vertAnchor="text" w:horzAnchor="margin" w:tblpY="-9"/>
-        <w:tblOverlap w:val="never"/>
-        <w:tblW w:w="9895" w:type="dxa"/>
-        <w:tblLook w:val="04A0" w:firstRow="1" w:lastRow="0" w:firstColumn="1" w:lastColumn="0" w:noHBand="0" w:noVBand="1"/>
-      </w:tblPr>
-      <w:tblGrid>
-        <w:gridCol w:w="9895"/>
-      </w:tblGrid>
-      <w:tr>
-        <w:tc>
-          <w:tcPr>
-            <w:tcW w:w="9895" w:type="dxa"/>
-            <w:tcBorders>
-              <w:top w:val="nil"/>
-              <w:left w:val="nil"/>
-              <w:bottom w:val="nil"/>
-              <w:right w:val="nil"/>
-            </w:tcBorders>
-          </w:tcPr>
-          <w:p>
-            <w:pPr>
-              <w:keepNext/>
-              <w:keepLines/>
-            </w:pPr>
-            <w:r>
-              <w:rPr>
-                <w:i/>
-                <w:iCs/>
-                <w:sz w:val="28"/>
-                <w:szCs w:val="28"/>
-              </w:rPr>
-              <w:br/>
-            </w:r>
-          </w:p>
-        </w:tc>
-      </w:tr>
-    </w:tbl>
-    <w:p>
-      <w:pPr>
-        <w:keepNext/>
-      </w:pPr>
-    </w:p>
     <w:p>
       <w:pPr>
         <w:keepNext/>

--- a/public/templates/TemplateC.docx
+++ b/public/templates/TemplateC.docx
@@ -53,26 +53,50 @@
               <w:rPr>
                 <w:i/>
                 <w:iCs/>
-                <w:sz w:val="24"/>
-                <w:szCs w:val="24"/>
-              </w:rPr>
-            </w:pPr>
-            <w:r>
+                <w:sz w:val="40"/>
+                <w:szCs w:val="40"/>
+              </w:rPr>
+            </w:pPr>
+          </w:p>
+          <w:p>
+            <w:pPr>
+              <w:keepNext/>
+              <w:keepLines/>
               <w:rPr>
                 <w:i/>
                 <w:iCs/>
                 <w:sz w:val="40"/>
                 <w:szCs w:val="40"/>
               </w:rPr>
-              <w:t>C</w:t>
-            </w:r>
-            <w:r>
+            </w:pPr>
+          </w:p>
+          <w:p>
+            <w:pPr>
+              <w:keepNext/>
+              <w:keepLines/>
               <w:rPr>
                 <w:i/>
                 <w:iCs/>
                 <w:sz w:val="24"/>
                 <w:szCs w:val="24"/>
               </w:rPr>
+            </w:pPr>
+            <w:r>
+              <w:rPr>
+                <w:i/>
+                <w:iCs/>
+                <w:sz w:val="40"/>
+                <w:szCs w:val="40"/>
+              </w:rPr>
+              <w:t>C</w:t>
+            </w:r>
+            <w:r>
+              <w:rPr>
+                <w:i/>
+                <w:iCs/>
+                <w:sz w:val="24"/>
+                <w:szCs w:val="24"/>
+              </w:rPr>
               <w:t>ERTIFICATIONS</w:t>
             </w:r>
           </w:p>
@@ -90,160 +114,480 @@
                 <w:sz w:val="20"/>
                 <w:szCs w:val="20"/>
               </w:rPr>
-              <w:t>{#cert1}• {cert1}{/cert1}</w:t>
-            </w:r>
-          </w:p>
-          <w:p>
-            <w:pPr>
-              <w:keepNext/>
-              <w:keepLines/>
-              <w:rPr>
-                <w:sz w:val="20"/>
-                <w:szCs w:val="20"/>
-              </w:rPr>
-            </w:pPr>
-            <w:r>
-              <w:rPr>
-                <w:sz w:val="20"/>
-                <w:szCs w:val="20"/>
-              </w:rPr>
-              <w:t>{#cert2}• {cert2}{/cert2}</w:t>
-            </w:r>
-          </w:p>
-          <w:p>
-            <w:pPr>
-              <w:keepNext/>
-              <w:keepLines/>
-              <w:rPr>
-                <w:sz w:val="20"/>
-                <w:szCs w:val="20"/>
-              </w:rPr>
-            </w:pPr>
-            <w:r>
-              <w:rPr>
-                <w:sz w:val="20"/>
-                <w:szCs w:val="20"/>
-              </w:rPr>
-              <w:t>{#cert3}• {cert3}{/cert3}</w:t>
-            </w:r>
-          </w:p>
-          <w:p>
-            <w:pPr>
-              <w:keepNext/>
-              <w:keepLines/>
-              <w:rPr>
-                <w:sz w:val="20"/>
-                <w:szCs w:val="20"/>
-              </w:rPr>
-            </w:pPr>
-            <w:r>
-              <w:rPr>
-                <w:sz w:val="20"/>
-                <w:szCs w:val="20"/>
-              </w:rPr>
-              <w:t>{#cert4}• {cert4}{/cert4}</w:t>
-            </w:r>
-          </w:p>
-          <w:p>
-            <w:pPr>
-              <w:keepNext/>
-              <w:keepLines/>
-              <w:rPr>
-                <w:sz w:val="20"/>
-                <w:szCs w:val="20"/>
-              </w:rPr>
-            </w:pPr>
-            <w:r>
-              <w:rPr>
-                <w:sz w:val="20"/>
-                <w:szCs w:val="20"/>
-              </w:rPr>
-              <w:t>{#cert5}• {cert5}{/cert5}</w:t>
-            </w:r>
-          </w:p>
-          <w:p>
-            <w:pPr>
-              <w:keepNext/>
-              <w:keepLines/>
-              <w:rPr>
-                <w:sz w:val="20"/>
-                <w:szCs w:val="20"/>
-              </w:rPr>
-            </w:pPr>
-            <w:r>
-              <w:rPr>
-                <w:sz w:val="20"/>
-                <w:szCs w:val="20"/>
-              </w:rPr>
-              <w:t>{#cert6}• {cert6}{/cert6}</w:t>
-            </w:r>
-          </w:p>
-          <w:p>
-            <w:pPr>
-              <w:keepNext/>
-              <w:keepLines/>
-              <w:rPr>
-                <w:sz w:val="20"/>
-                <w:szCs w:val="20"/>
-              </w:rPr>
-            </w:pPr>
-            <w:r>
-              <w:rPr>
-                <w:sz w:val="20"/>
-                <w:szCs w:val="20"/>
-              </w:rPr>
-              <w:t>{#cert7}• {cert7}{/cert7}</w:t>
-            </w:r>
-          </w:p>
-          <w:p>
-            <w:pPr>
-              <w:keepNext/>
-              <w:keepLines/>
-              <w:rPr>
-                <w:sz w:val="20"/>
-                <w:szCs w:val="20"/>
-              </w:rPr>
-            </w:pPr>
-            <w:r>
-              <w:rPr>
-                <w:sz w:val="20"/>
-                <w:szCs w:val="20"/>
-              </w:rPr>
-              <w:t>{#cert8}• {cert8}{/cert8}</w:t>
-            </w:r>
-          </w:p>
-          <w:p>
-            <w:pPr>
-              <w:keepNext/>
-              <w:keepLines/>
-              <w:rPr>
-                <w:sz w:val="20"/>
-                <w:szCs w:val="20"/>
-              </w:rPr>
-            </w:pPr>
-            <w:r>
-              <w:rPr>
-                <w:sz w:val="20"/>
-                <w:szCs w:val="20"/>
-              </w:rPr>
-              <w:t>{#cert9}• {cert9}{/cert9}</w:t>
-            </w:r>
-          </w:p>
-          <w:p>
-            <w:pPr>
-              <w:keepNext/>
-              <w:keepLines/>
-              <w:rPr>
-                <w:sz w:val="20"/>
-                <w:szCs w:val="20"/>
-              </w:rPr>
-            </w:pPr>
-            <w:r>
-              <w:rPr>
-                <w:sz w:val="20"/>
-                <w:szCs w:val="20"/>
-              </w:rPr>
-              <w:t>{#cert10}• {cert10}{/cert10}</w:t>
+              <w:t>{#cert</w:t>
+            </w:r>
+            <w:proofErr w:type="gramStart"/>
+            <w:r>
+              <w:rPr>
+                <w:sz w:val="20"/>
+                <w:szCs w:val="20"/>
+              </w:rPr>
+              <w:t>1}•</w:t>
+            </w:r>
+            <w:proofErr w:type="gramEnd"/>
+            <w:r>
+              <w:rPr>
+                <w:sz w:val="20"/>
+                <w:szCs w:val="20"/>
+              </w:rPr>
+              <w:t xml:space="preserve"> {cert</w:t>
+            </w:r>
+            <w:proofErr w:type="gramStart"/>
+            <w:r>
+              <w:rPr>
+                <w:sz w:val="20"/>
+                <w:szCs w:val="20"/>
+              </w:rPr>
+              <w:t>1}{</w:t>
+            </w:r>
+            <w:proofErr w:type="gramEnd"/>
+            <w:r>
+              <w:rPr>
+                <w:sz w:val="20"/>
+                <w:szCs w:val="20"/>
+              </w:rPr>
+              <w:t>/cert1}</w:t>
+            </w:r>
+          </w:p>
+          <w:p>
+            <w:pPr>
+              <w:keepNext/>
+              <w:keepLines/>
+              <w:rPr>
+                <w:sz w:val="20"/>
+                <w:szCs w:val="20"/>
+              </w:rPr>
+            </w:pPr>
+            <w:r>
+              <w:rPr>
+                <w:sz w:val="20"/>
+                <w:szCs w:val="20"/>
+              </w:rPr>
+              <w:t>{#cert</w:t>
+            </w:r>
+            <w:proofErr w:type="gramStart"/>
+            <w:r>
+              <w:rPr>
+                <w:sz w:val="20"/>
+                <w:szCs w:val="20"/>
+              </w:rPr>
+              <w:t>2}•</w:t>
+            </w:r>
+            <w:proofErr w:type="gramEnd"/>
+            <w:r>
+              <w:rPr>
+                <w:sz w:val="20"/>
+                <w:szCs w:val="20"/>
+              </w:rPr>
+              <w:t xml:space="preserve"> {cert</w:t>
+            </w:r>
+            <w:proofErr w:type="gramStart"/>
+            <w:r>
+              <w:rPr>
+                <w:sz w:val="20"/>
+                <w:szCs w:val="20"/>
+              </w:rPr>
+              <w:t>2}{</w:t>
+            </w:r>
+            <w:proofErr w:type="gramEnd"/>
+            <w:r>
+              <w:rPr>
+                <w:sz w:val="20"/>
+                <w:szCs w:val="20"/>
+              </w:rPr>
+              <w:t>/cert2}</w:t>
+            </w:r>
+          </w:p>
+          <w:p>
+            <w:pPr>
+              <w:keepNext/>
+              <w:keepLines/>
+              <w:rPr>
+                <w:sz w:val="20"/>
+                <w:szCs w:val="20"/>
+              </w:rPr>
+            </w:pPr>
+            <w:r>
+              <w:rPr>
+                <w:sz w:val="20"/>
+                <w:szCs w:val="20"/>
+              </w:rPr>
+              <w:t>{#cert</w:t>
+            </w:r>
+            <w:proofErr w:type="gramStart"/>
+            <w:r>
+              <w:rPr>
+                <w:sz w:val="20"/>
+                <w:szCs w:val="20"/>
+              </w:rPr>
+              <w:t>3}•</w:t>
+            </w:r>
+            <w:proofErr w:type="gramEnd"/>
+            <w:r>
+              <w:rPr>
+                <w:sz w:val="20"/>
+                <w:szCs w:val="20"/>
+              </w:rPr>
+              <w:t xml:space="preserve"> {cert</w:t>
+            </w:r>
+            <w:proofErr w:type="gramStart"/>
+            <w:r>
+              <w:rPr>
+                <w:sz w:val="20"/>
+                <w:szCs w:val="20"/>
+              </w:rPr>
+              <w:t>3}{</w:t>
+            </w:r>
+            <w:proofErr w:type="gramEnd"/>
+            <w:r>
+              <w:rPr>
+                <w:sz w:val="20"/>
+                <w:szCs w:val="20"/>
+              </w:rPr>
+              <w:t>/cert3}</w:t>
+            </w:r>
+          </w:p>
+          <w:p>
+            <w:pPr>
+              <w:keepNext/>
+              <w:keepLines/>
+              <w:rPr>
+                <w:sz w:val="20"/>
+                <w:szCs w:val="20"/>
+              </w:rPr>
+            </w:pPr>
+            <w:r>
+              <w:rPr>
+                <w:sz w:val="20"/>
+                <w:szCs w:val="20"/>
+              </w:rPr>
+              <w:t>{#cert</w:t>
+            </w:r>
+            <w:proofErr w:type="gramStart"/>
+            <w:r>
+              <w:rPr>
+                <w:sz w:val="20"/>
+                <w:szCs w:val="20"/>
+              </w:rPr>
+              <w:t>4}•</w:t>
+            </w:r>
+            <w:proofErr w:type="gramEnd"/>
+            <w:r>
+              <w:rPr>
+                <w:sz w:val="20"/>
+                <w:szCs w:val="20"/>
+              </w:rPr>
+              <w:t xml:space="preserve"> {cert</w:t>
+            </w:r>
+            <w:proofErr w:type="gramStart"/>
+            <w:r>
+              <w:rPr>
+                <w:sz w:val="20"/>
+                <w:szCs w:val="20"/>
+              </w:rPr>
+              <w:t>4}{</w:t>
+            </w:r>
+            <w:proofErr w:type="gramEnd"/>
+            <w:r>
+              <w:rPr>
+                <w:sz w:val="20"/>
+                <w:szCs w:val="20"/>
+              </w:rPr>
+              <w:t>/cert4}</w:t>
+            </w:r>
+          </w:p>
+          <w:p>
+            <w:pPr>
+              <w:keepNext/>
+              <w:keepLines/>
+              <w:rPr>
+                <w:sz w:val="20"/>
+                <w:szCs w:val="20"/>
+              </w:rPr>
+            </w:pPr>
+            <w:r>
+              <w:rPr>
+                <w:sz w:val="20"/>
+                <w:szCs w:val="20"/>
+              </w:rPr>
+              <w:t>{#cert</w:t>
+            </w:r>
+            <w:proofErr w:type="gramStart"/>
+            <w:r>
+              <w:rPr>
+                <w:sz w:val="20"/>
+                <w:szCs w:val="20"/>
+              </w:rPr>
+              <w:t>5}•</w:t>
+            </w:r>
+            <w:proofErr w:type="gramEnd"/>
+            <w:r>
+              <w:rPr>
+                <w:sz w:val="20"/>
+                <w:szCs w:val="20"/>
+              </w:rPr>
+              <w:t xml:space="preserve"> {cert</w:t>
+            </w:r>
+            <w:proofErr w:type="gramStart"/>
+            <w:r>
+              <w:rPr>
+                <w:sz w:val="20"/>
+                <w:szCs w:val="20"/>
+              </w:rPr>
+              <w:t>5}{</w:t>
+            </w:r>
+            <w:proofErr w:type="gramEnd"/>
+            <w:r>
+              <w:rPr>
+                <w:sz w:val="20"/>
+                <w:szCs w:val="20"/>
+              </w:rPr>
+              <w:t>/cert5}</w:t>
+            </w:r>
+          </w:p>
+          <w:p>
+            <w:pPr>
+              <w:keepNext/>
+              <w:keepLines/>
+              <w:rPr>
+                <w:sz w:val="20"/>
+                <w:szCs w:val="20"/>
+              </w:rPr>
+            </w:pPr>
+            <w:r>
+              <w:rPr>
+                <w:sz w:val="20"/>
+                <w:szCs w:val="20"/>
+              </w:rPr>
+              <w:t>{#cert</w:t>
+            </w:r>
+            <w:proofErr w:type="gramStart"/>
+            <w:r>
+              <w:rPr>
+                <w:sz w:val="20"/>
+                <w:szCs w:val="20"/>
+              </w:rPr>
+              <w:t>6}•</w:t>
+            </w:r>
+            <w:proofErr w:type="gramEnd"/>
+            <w:r>
+              <w:rPr>
+                <w:sz w:val="20"/>
+                <w:szCs w:val="20"/>
+              </w:rPr>
+              <w:t xml:space="preserve"> {cert</w:t>
+            </w:r>
+            <w:proofErr w:type="gramStart"/>
+            <w:r>
+              <w:rPr>
+                <w:sz w:val="20"/>
+                <w:szCs w:val="20"/>
+              </w:rPr>
+              <w:t>6}{</w:t>
+            </w:r>
+            <w:proofErr w:type="gramEnd"/>
+            <w:r>
+              <w:rPr>
+                <w:sz w:val="20"/>
+                <w:szCs w:val="20"/>
+              </w:rPr>
+              <w:t>/cert6}</w:t>
+            </w:r>
+          </w:p>
+          <w:p>
+            <w:pPr>
+              <w:keepNext/>
+              <w:keepLines/>
+              <w:rPr>
+                <w:sz w:val="20"/>
+                <w:szCs w:val="20"/>
+              </w:rPr>
+            </w:pPr>
+            <w:r>
+              <w:rPr>
+                <w:sz w:val="20"/>
+                <w:szCs w:val="20"/>
+              </w:rPr>
+              <w:t>{#cert</w:t>
+            </w:r>
+            <w:proofErr w:type="gramStart"/>
+            <w:r>
+              <w:rPr>
+                <w:sz w:val="20"/>
+                <w:szCs w:val="20"/>
+              </w:rPr>
+              <w:t>7}•</w:t>
+            </w:r>
+            <w:proofErr w:type="gramEnd"/>
+            <w:r>
+              <w:rPr>
+                <w:sz w:val="20"/>
+                <w:szCs w:val="20"/>
+              </w:rPr>
+              <w:t xml:space="preserve"> {cert</w:t>
+            </w:r>
+            <w:proofErr w:type="gramStart"/>
+            <w:r>
+              <w:rPr>
+                <w:sz w:val="20"/>
+                <w:szCs w:val="20"/>
+              </w:rPr>
+              <w:t>7}{</w:t>
+            </w:r>
+            <w:proofErr w:type="gramEnd"/>
+            <w:r>
+              <w:rPr>
+                <w:sz w:val="20"/>
+                <w:szCs w:val="20"/>
+              </w:rPr>
+              <w:t>/cert7}</w:t>
+            </w:r>
+          </w:p>
+          <w:p>
+            <w:pPr>
+              <w:keepNext/>
+              <w:keepLines/>
+              <w:rPr>
+                <w:sz w:val="20"/>
+                <w:szCs w:val="20"/>
+              </w:rPr>
+            </w:pPr>
+            <w:r>
+              <w:rPr>
+                <w:sz w:val="20"/>
+                <w:szCs w:val="20"/>
+              </w:rPr>
+              <w:t>{#cert</w:t>
+            </w:r>
+            <w:proofErr w:type="gramStart"/>
+            <w:r>
+              <w:rPr>
+                <w:sz w:val="20"/>
+                <w:szCs w:val="20"/>
+              </w:rPr>
+              <w:t>8}•</w:t>
+            </w:r>
+            <w:proofErr w:type="gramEnd"/>
+            <w:r>
+              <w:rPr>
+                <w:sz w:val="20"/>
+                <w:szCs w:val="20"/>
+              </w:rPr>
+              <w:t xml:space="preserve"> {cert</w:t>
+            </w:r>
+            <w:proofErr w:type="gramStart"/>
+            <w:r>
+              <w:rPr>
+                <w:sz w:val="20"/>
+                <w:szCs w:val="20"/>
+              </w:rPr>
+              <w:t>8}{</w:t>
+            </w:r>
+            <w:proofErr w:type="gramEnd"/>
+            <w:r>
+              <w:rPr>
+                <w:sz w:val="20"/>
+                <w:szCs w:val="20"/>
+              </w:rPr>
+              <w:t>/cert8}</w:t>
+            </w:r>
+          </w:p>
+          <w:p>
+            <w:pPr>
+              <w:keepNext/>
+              <w:keepLines/>
+              <w:rPr>
+                <w:sz w:val="20"/>
+                <w:szCs w:val="20"/>
+              </w:rPr>
+            </w:pPr>
+            <w:r>
+              <w:rPr>
+                <w:sz w:val="20"/>
+                <w:szCs w:val="20"/>
+              </w:rPr>
+              <w:t>{#cert</w:t>
+            </w:r>
+            <w:proofErr w:type="gramStart"/>
+            <w:r>
+              <w:rPr>
+                <w:sz w:val="20"/>
+                <w:szCs w:val="20"/>
+              </w:rPr>
+              <w:t>9}•</w:t>
+            </w:r>
+            <w:proofErr w:type="gramEnd"/>
+            <w:r>
+              <w:rPr>
+                <w:sz w:val="20"/>
+                <w:szCs w:val="20"/>
+              </w:rPr>
+              <w:t xml:space="preserve"> {cert</w:t>
+            </w:r>
+            <w:proofErr w:type="gramStart"/>
+            <w:r>
+              <w:rPr>
+                <w:sz w:val="20"/>
+                <w:szCs w:val="20"/>
+              </w:rPr>
+              <w:t>9}{</w:t>
+            </w:r>
+            <w:proofErr w:type="gramEnd"/>
+            <w:r>
+              <w:rPr>
+                <w:sz w:val="20"/>
+                <w:szCs w:val="20"/>
+              </w:rPr>
+              <w:t>/cert9}</w:t>
+            </w:r>
+          </w:p>
+          <w:p>
+            <w:pPr>
+              <w:keepNext/>
+              <w:keepLines/>
+              <w:rPr>
+                <w:sz w:val="20"/>
+                <w:szCs w:val="20"/>
+              </w:rPr>
+            </w:pPr>
+            <w:r>
+              <w:rPr>
+                <w:sz w:val="20"/>
+                <w:szCs w:val="20"/>
+              </w:rPr>
+              <w:t>{#cert</w:t>
+            </w:r>
+            <w:proofErr w:type="gramStart"/>
+            <w:r>
+              <w:rPr>
+                <w:sz w:val="20"/>
+                <w:szCs w:val="20"/>
+              </w:rPr>
+              <w:t>10}•</w:t>
+            </w:r>
+            <w:proofErr w:type="gramEnd"/>
+            <w:r>
+              <w:rPr>
+                <w:sz w:val="20"/>
+                <w:szCs w:val="20"/>
+              </w:rPr>
+              <w:t xml:space="preserve"> {cert</w:t>
+            </w:r>
+            <w:proofErr w:type="gramStart"/>
+            <w:r>
+              <w:rPr>
+                <w:sz w:val="20"/>
+                <w:szCs w:val="20"/>
+              </w:rPr>
+              <w:t>10}{</w:t>
+            </w:r>
+            <w:proofErr w:type="gramEnd"/>
+            <w:r>
+              <w:rPr>
+                <w:sz w:val="20"/>
+                <w:szCs w:val="20"/>
+              </w:rPr>
+              <w:t>/cert10}</w:t>
             </w:r>
           </w:p>
           <w:p>
@@ -300,41 +644,29 @@
             <w:pPr>
               <w:keepNext/>
               <w:keepLines/>
+              <w:rPr>
+                <w:i/>
+                <w:iCs/>
+                <w:sz w:val="24"/>
+                <w:szCs w:val="24"/>
+              </w:rPr>
+            </w:pPr>
+            <w:r>
               <w:rPr>
                 <w:i/>
                 <w:iCs/>
                 <w:sz w:val="44"/>
                 <w:szCs w:val="44"/>
               </w:rPr>
-            </w:pPr>
-          </w:p>
-          <w:p>
-            <w:pPr>
-              <w:keepNext/>
-              <w:keepLines/>
+              <w:t>S</w:t>
+            </w:r>
+            <w:r>
               <w:rPr>
                 <w:i/>
                 <w:iCs/>
                 <w:sz w:val="24"/>
                 <w:szCs w:val="24"/>
               </w:rPr>
-            </w:pPr>
-            <w:r>
-              <w:rPr>
-                <w:i/>
-                <w:iCs/>
-                <w:sz w:val="44"/>
-                <w:szCs w:val="44"/>
-              </w:rPr>
-              <w:t>S</w:t>
-            </w:r>
-            <w:r>
-              <w:rPr>
-                <w:i/>
-                <w:iCs/>
-                <w:sz w:val="24"/>
-                <w:szCs w:val="24"/>
-              </w:rPr>
               <w:t>KILLS</w:t>
             </w:r>
           </w:p>
@@ -352,160 +684,480 @@
                 <w:sz w:val="20"/>
                 <w:szCs w:val="20"/>
               </w:rPr>
-              <w:t>{#skill1}• {skill1}{/skill1}</w:t>
-            </w:r>
-          </w:p>
-          <w:p>
-            <w:pPr>
-              <w:keepNext/>
-              <w:keepLines/>
-              <w:rPr>
-                <w:sz w:val="20"/>
-                <w:szCs w:val="20"/>
-              </w:rPr>
-            </w:pPr>
-            <w:r>
-              <w:rPr>
-                <w:sz w:val="20"/>
-                <w:szCs w:val="20"/>
-              </w:rPr>
-              <w:t>{#skill2}• {skill2}{/skill2}</w:t>
-            </w:r>
-          </w:p>
-          <w:p>
-            <w:pPr>
-              <w:keepNext/>
-              <w:keepLines/>
-              <w:rPr>
-                <w:sz w:val="20"/>
-                <w:szCs w:val="20"/>
-              </w:rPr>
-            </w:pPr>
-            <w:r>
-              <w:rPr>
-                <w:sz w:val="20"/>
-                <w:szCs w:val="20"/>
-              </w:rPr>
-              <w:t>{#skill3}• {skill3}{/skill3}</w:t>
-            </w:r>
-          </w:p>
-          <w:p>
-            <w:pPr>
-              <w:keepNext/>
-              <w:keepLines/>
-              <w:rPr>
-                <w:sz w:val="20"/>
-                <w:szCs w:val="20"/>
-              </w:rPr>
-            </w:pPr>
-            <w:r>
-              <w:rPr>
-                <w:sz w:val="20"/>
-                <w:szCs w:val="20"/>
-              </w:rPr>
-              <w:t>{#skill4}• {skill4}{/skill4}</w:t>
-            </w:r>
-          </w:p>
-          <w:p>
-            <w:pPr>
-              <w:keepNext/>
-              <w:keepLines/>
-              <w:rPr>
-                <w:sz w:val="20"/>
-                <w:szCs w:val="20"/>
-              </w:rPr>
-            </w:pPr>
-            <w:r>
-              <w:rPr>
-                <w:sz w:val="20"/>
-                <w:szCs w:val="20"/>
-              </w:rPr>
-              <w:t>{#skill5}• {skill5}{/skill5}</w:t>
-            </w:r>
-          </w:p>
-          <w:p>
-            <w:pPr>
-              <w:keepNext/>
-              <w:keepLines/>
-              <w:rPr>
-                <w:sz w:val="20"/>
-                <w:szCs w:val="20"/>
-              </w:rPr>
-            </w:pPr>
-            <w:r>
-              <w:rPr>
-                <w:sz w:val="20"/>
-                <w:szCs w:val="20"/>
-              </w:rPr>
-              <w:t>{#skill6}• {skill6}{/skill6}</w:t>
-            </w:r>
-          </w:p>
-          <w:p>
-            <w:pPr>
-              <w:keepNext/>
-              <w:keepLines/>
-              <w:rPr>
-                <w:sz w:val="20"/>
-                <w:szCs w:val="20"/>
-              </w:rPr>
-            </w:pPr>
-            <w:r>
-              <w:rPr>
-                <w:sz w:val="20"/>
-                <w:szCs w:val="20"/>
-              </w:rPr>
-              <w:t>{#skill7}• {skill7}{/skill7}</w:t>
-            </w:r>
-          </w:p>
-          <w:p>
-            <w:pPr>
-              <w:keepNext/>
-              <w:keepLines/>
-              <w:rPr>
-                <w:sz w:val="20"/>
-                <w:szCs w:val="20"/>
-              </w:rPr>
-            </w:pPr>
-            <w:r>
-              <w:rPr>
-                <w:sz w:val="20"/>
-                <w:szCs w:val="20"/>
-              </w:rPr>
-              <w:t>{#skill8}• {skill8}{/skill8}</w:t>
-            </w:r>
-          </w:p>
-          <w:p>
-            <w:pPr>
-              <w:keepNext/>
-              <w:keepLines/>
-              <w:rPr>
-                <w:sz w:val="20"/>
-                <w:szCs w:val="20"/>
-              </w:rPr>
-            </w:pPr>
-            <w:r>
-              <w:rPr>
-                <w:sz w:val="20"/>
-                <w:szCs w:val="20"/>
-              </w:rPr>
-              <w:t>{#skill9}• {skill9}{/skill9}</w:t>
-            </w:r>
-          </w:p>
-          <w:p>
-            <w:pPr>
-              <w:keepNext/>
-              <w:keepLines/>
-              <w:rPr>
-                <w:sz w:val="20"/>
-                <w:szCs w:val="20"/>
-              </w:rPr>
-            </w:pPr>
-            <w:r>
-              <w:rPr>
-                <w:sz w:val="20"/>
-                <w:szCs w:val="20"/>
-              </w:rPr>
-              <w:t>{#skill10}• {skill10}{/skill10}</w:t>
+              <w:t>{#skill</w:t>
+            </w:r>
+            <w:proofErr w:type="gramStart"/>
+            <w:r>
+              <w:rPr>
+                <w:sz w:val="20"/>
+                <w:szCs w:val="20"/>
+              </w:rPr>
+              <w:t>1}•</w:t>
+            </w:r>
+            <w:proofErr w:type="gramEnd"/>
+            <w:r>
+              <w:rPr>
+                <w:sz w:val="20"/>
+                <w:szCs w:val="20"/>
+              </w:rPr>
+              <w:t xml:space="preserve"> {skill</w:t>
+            </w:r>
+            <w:proofErr w:type="gramStart"/>
+            <w:r>
+              <w:rPr>
+                <w:sz w:val="20"/>
+                <w:szCs w:val="20"/>
+              </w:rPr>
+              <w:t>1}{</w:t>
+            </w:r>
+            <w:proofErr w:type="gramEnd"/>
+            <w:r>
+              <w:rPr>
+                <w:sz w:val="20"/>
+                <w:szCs w:val="20"/>
+              </w:rPr>
+              <w:t>/skill1}</w:t>
+            </w:r>
+          </w:p>
+          <w:p>
+            <w:pPr>
+              <w:keepNext/>
+              <w:keepLines/>
+              <w:rPr>
+                <w:sz w:val="20"/>
+                <w:szCs w:val="20"/>
+              </w:rPr>
+            </w:pPr>
+            <w:r>
+              <w:rPr>
+                <w:sz w:val="20"/>
+                <w:szCs w:val="20"/>
+              </w:rPr>
+              <w:t>{#skill</w:t>
+            </w:r>
+            <w:proofErr w:type="gramStart"/>
+            <w:r>
+              <w:rPr>
+                <w:sz w:val="20"/>
+                <w:szCs w:val="20"/>
+              </w:rPr>
+              <w:t>2}•</w:t>
+            </w:r>
+            <w:proofErr w:type="gramEnd"/>
+            <w:r>
+              <w:rPr>
+                <w:sz w:val="20"/>
+                <w:szCs w:val="20"/>
+              </w:rPr>
+              <w:t xml:space="preserve"> {skill</w:t>
+            </w:r>
+            <w:proofErr w:type="gramStart"/>
+            <w:r>
+              <w:rPr>
+                <w:sz w:val="20"/>
+                <w:szCs w:val="20"/>
+              </w:rPr>
+              <w:t>2}{</w:t>
+            </w:r>
+            <w:proofErr w:type="gramEnd"/>
+            <w:r>
+              <w:rPr>
+                <w:sz w:val="20"/>
+                <w:szCs w:val="20"/>
+              </w:rPr>
+              <w:t>/skill2}</w:t>
+            </w:r>
+          </w:p>
+          <w:p>
+            <w:pPr>
+              <w:keepNext/>
+              <w:keepLines/>
+              <w:rPr>
+                <w:sz w:val="20"/>
+                <w:szCs w:val="20"/>
+              </w:rPr>
+            </w:pPr>
+            <w:r>
+              <w:rPr>
+                <w:sz w:val="20"/>
+                <w:szCs w:val="20"/>
+              </w:rPr>
+              <w:t>{#skill</w:t>
+            </w:r>
+            <w:proofErr w:type="gramStart"/>
+            <w:r>
+              <w:rPr>
+                <w:sz w:val="20"/>
+                <w:szCs w:val="20"/>
+              </w:rPr>
+              <w:t>3}•</w:t>
+            </w:r>
+            <w:proofErr w:type="gramEnd"/>
+            <w:r>
+              <w:rPr>
+                <w:sz w:val="20"/>
+                <w:szCs w:val="20"/>
+              </w:rPr>
+              <w:t xml:space="preserve"> {skill</w:t>
+            </w:r>
+            <w:proofErr w:type="gramStart"/>
+            <w:r>
+              <w:rPr>
+                <w:sz w:val="20"/>
+                <w:szCs w:val="20"/>
+              </w:rPr>
+              <w:t>3}{</w:t>
+            </w:r>
+            <w:proofErr w:type="gramEnd"/>
+            <w:r>
+              <w:rPr>
+                <w:sz w:val="20"/>
+                <w:szCs w:val="20"/>
+              </w:rPr>
+              <w:t>/skill3}</w:t>
+            </w:r>
+          </w:p>
+          <w:p>
+            <w:pPr>
+              <w:keepNext/>
+              <w:keepLines/>
+              <w:rPr>
+                <w:sz w:val="20"/>
+                <w:szCs w:val="20"/>
+              </w:rPr>
+            </w:pPr>
+            <w:r>
+              <w:rPr>
+                <w:sz w:val="20"/>
+                <w:szCs w:val="20"/>
+              </w:rPr>
+              <w:t>{#skill</w:t>
+            </w:r>
+            <w:proofErr w:type="gramStart"/>
+            <w:r>
+              <w:rPr>
+                <w:sz w:val="20"/>
+                <w:szCs w:val="20"/>
+              </w:rPr>
+              <w:t>4}•</w:t>
+            </w:r>
+            <w:proofErr w:type="gramEnd"/>
+            <w:r>
+              <w:rPr>
+                <w:sz w:val="20"/>
+                <w:szCs w:val="20"/>
+              </w:rPr>
+              <w:t xml:space="preserve"> {skill</w:t>
+            </w:r>
+            <w:proofErr w:type="gramStart"/>
+            <w:r>
+              <w:rPr>
+                <w:sz w:val="20"/>
+                <w:szCs w:val="20"/>
+              </w:rPr>
+              <w:t>4}{</w:t>
+            </w:r>
+            <w:proofErr w:type="gramEnd"/>
+            <w:r>
+              <w:rPr>
+                <w:sz w:val="20"/>
+                <w:szCs w:val="20"/>
+              </w:rPr>
+              <w:t>/skill4}</w:t>
+            </w:r>
+          </w:p>
+          <w:p>
+            <w:pPr>
+              <w:keepNext/>
+              <w:keepLines/>
+              <w:rPr>
+                <w:sz w:val="20"/>
+                <w:szCs w:val="20"/>
+              </w:rPr>
+            </w:pPr>
+            <w:r>
+              <w:rPr>
+                <w:sz w:val="20"/>
+                <w:szCs w:val="20"/>
+              </w:rPr>
+              <w:t>{#skill</w:t>
+            </w:r>
+            <w:proofErr w:type="gramStart"/>
+            <w:r>
+              <w:rPr>
+                <w:sz w:val="20"/>
+                <w:szCs w:val="20"/>
+              </w:rPr>
+              <w:t>5}•</w:t>
+            </w:r>
+            <w:proofErr w:type="gramEnd"/>
+            <w:r>
+              <w:rPr>
+                <w:sz w:val="20"/>
+                <w:szCs w:val="20"/>
+              </w:rPr>
+              <w:t xml:space="preserve"> {skill</w:t>
+            </w:r>
+            <w:proofErr w:type="gramStart"/>
+            <w:r>
+              <w:rPr>
+                <w:sz w:val="20"/>
+                <w:szCs w:val="20"/>
+              </w:rPr>
+              <w:t>5}{</w:t>
+            </w:r>
+            <w:proofErr w:type="gramEnd"/>
+            <w:r>
+              <w:rPr>
+                <w:sz w:val="20"/>
+                <w:szCs w:val="20"/>
+              </w:rPr>
+              <w:t>/skill5}</w:t>
+            </w:r>
+          </w:p>
+          <w:p>
+            <w:pPr>
+              <w:keepNext/>
+              <w:keepLines/>
+              <w:rPr>
+                <w:sz w:val="20"/>
+                <w:szCs w:val="20"/>
+              </w:rPr>
+            </w:pPr>
+            <w:r>
+              <w:rPr>
+                <w:sz w:val="20"/>
+                <w:szCs w:val="20"/>
+              </w:rPr>
+              <w:t>{#skill</w:t>
+            </w:r>
+            <w:proofErr w:type="gramStart"/>
+            <w:r>
+              <w:rPr>
+                <w:sz w:val="20"/>
+                <w:szCs w:val="20"/>
+              </w:rPr>
+              <w:t>6}•</w:t>
+            </w:r>
+            <w:proofErr w:type="gramEnd"/>
+            <w:r>
+              <w:rPr>
+                <w:sz w:val="20"/>
+                <w:szCs w:val="20"/>
+              </w:rPr>
+              <w:t xml:space="preserve"> {skill</w:t>
+            </w:r>
+            <w:proofErr w:type="gramStart"/>
+            <w:r>
+              <w:rPr>
+                <w:sz w:val="20"/>
+                <w:szCs w:val="20"/>
+              </w:rPr>
+              <w:t>6}{</w:t>
+            </w:r>
+            <w:proofErr w:type="gramEnd"/>
+            <w:r>
+              <w:rPr>
+                <w:sz w:val="20"/>
+                <w:szCs w:val="20"/>
+              </w:rPr>
+              <w:t>/skill6}</w:t>
+            </w:r>
+          </w:p>
+          <w:p>
+            <w:pPr>
+              <w:keepNext/>
+              <w:keepLines/>
+              <w:rPr>
+                <w:sz w:val="20"/>
+                <w:szCs w:val="20"/>
+              </w:rPr>
+            </w:pPr>
+            <w:r>
+              <w:rPr>
+                <w:sz w:val="20"/>
+                <w:szCs w:val="20"/>
+              </w:rPr>
+              <w:t>{#skill</w:t>
+            </w:r>
+            <w:proofErr w:type="gramStart"/>
+            <w:r>
+              <w:rPr>
+                <w:sz w:val="20"/>
+                <w:szCs w:val="20"/>
+              </w:rPr>
+              <w:t>7}•</w:t>
+            </w:r>
+            <w:proofErr w:type="gramEnd"/>
+            <w:r>
+              <w:rPr>
+                <w:sz w:val="20"/>
+                <w:szCs w:val="20"/>
+              </w:rPr>
+              <w:t xml:space="preserve"> {skill</w:t>
+            </w:r>
+            <w:proofErr w:type="gramStart"/>
+            <w:r>
+              <w:rPr>
+                <w:sz w:val="20"/>
+                <w:szCs w:val="20"/>
+              </w:rPr>
+              <w:t>7}{</w:t>
+            </w:r>
+            <w:proofErr w:type="gramEnd"/>
+            <w:r>
+              <w:rPr>
+                <w:sz w:val="20"/>
+                <w:szCs w:val="20"/>
+              </w:rPr>
+              <w:t>/skill7}</w:t>
+            </w:r>
+          </w:p>
+          <w:p>
+            <w:pPr>
+              <w:keepNext/>
+              <w:keepLines/>
+              <w:rPr>
+                <w:sz w:val="20"/>
+                <w:szCs w:val="20"/>
+              </w:rPr>
+            </w:pPr>
+            <w:r>
+              <w:rPr>
+                <w:sz w:val="20"/>
+                <w:szCs w:val="20"/>
+              </w:rPr>
+              <w:t>{#skill</w:t>
+            </w:r>
+            <w:proofErr w:type="gramStart"/>
+            <w:r>
+              <w:rPr>
+                <w:sz w:val="20"/>
+                <w:szCs w:val="20"/>
+              </w:rPr>
+              <w:t>8}•</w:t>
+            </w:r>
+            <w:proofErr w:type="gramEnd"/>
+            <w:r>
+              <w:rPr>
+                <w:sz w:val="20"/>
+                <w:szCs w:val="20"/>
+              </w:rPr>
+              <w:t xml:space="preserve"> {skill</w:t>
+            </w:r>
+            <w:proofErr w:type="gramStart"/>
+            <w:r>
+              <w:rPr>
+                <w:sz w:val="20"/>
+                <w:szCs w:val="20"/>
+              </w:rPr>
+              <w:t>8}{</w:t>
+            </w:r>
+            <w:proofErr w:type="gramEnd"/>
+            <w:r>
+              <w:rPr>
+                <w:sz w:val="20"/>
+                <w:szCs w:val="20"/>
+              </w:rPr>
+              <w:t>/skill8}</w:t>
+            </w:r>
+          </w:p>
+          <w:p>
+            <w:pPr>
+              <w:keepNext/>
+              <w:keepLines/>
+              <w:rPr>
+                <w:sz w:val="20"/>
+                <w:szCs w:val="20"/>
+              </w:rPr>
+            </w:pPr>
+            <w:r>
+              <w:rPr>
+                <w:sz w:val="20"/>
+                <w:szCs w:val="20"/>
+              </w:rPr>
+              <w:t>{#skill</w:t>
+            </w:r>
+            <w:proofErr w:type="gramStart"/>
+            <w:r>
+              <w:rPr>
+                <w:sz w:val="20"/>
+                <w:szCs w:val="20"/>
+              </w:rPr>
+              <w:t>9}•</w:t>
+            </w:r>
+            <w:proofErr w:type="gramEnd"/>
+            <w:r>
+              <w:rPr>
+                <w:sz w:val="20"/>
+                <w:szCs w:val="20"/>
+              </w:rPr>
+              <w:t xml:space="preserve"> {skill</w:t>
+            </w:r>
+            <w:proofErr w:type="gramStart"/>
+            <w:r>
+              <w:rPr>
+                <w:sz w:val="20"/>
+                <w:szCs w:val="20"/>
+              </w:rPr>
+              <w:t>9}{</w:t>
+            </w:r>
+            <w:proofErr w:type="gramEnd"/>
+            <w:r>
+              <w:rPr>
+                <w:sz w:val="20"/>
+                <w:szCs w:val="20"/>
+              </w:rPr>
+              <w:t>/skill9}</w:t>
+            </w:r>
+          </w:p>
+          <w:p>
+            <w:pPr>
+              <w:keepNext/>
+              <w:keepLines/>
+              <w:rPr>
+                <w:sz w:val="20"/>
+                <w:szCs w:val="20"/>
+              </w:rPr>
+            </w:pPr>
+            <w:r>
+              <w:rPr>
+                <w:sz w:val="20"/>
+                <w:szCs w:val="20"/>
+              </w:rPr>
+              <w:t>{#skill</w:t>
+            </w:r>
+            <w:proofErr w:type="gramStart"/>
+            <w:r>
+              <w:rPr>
+                <w:sz w:val="20"/>
+                <w:szCs w:val="20"/>
+              </w:rPr>
+              <w:t>10}•</w:t>
+            </w:r>
+            <w:proofErr w:type="gramEnd"/>
+            <w:r>
+              <w:rPr>
+                <w:sz w:val="20"/>
+                <w:szCs w:val="20"/>
+              </w:rPr>
+              <w:t xml:space="preserve"> {skill</w:t>
+            </w:r>
+            <w:proofErr w:type="gramStart"/>
+            <w:r>
+              <w:rPr>
+                <w:sz w:val="20"/>
+                <w:szCs w:val="20"/>
+              </w:rPr>
+              <w:t>10}{</w:t>
+            </w:r>
+            <w:proofErr w:type="gramEnd"/>
+            <w:r>
+              <w:rPr>
+                <w:sz w:val="20"/>
+                <w:szCs w:val="20"/>
+              </w:rPr>
+              <w:t>/skill10}</w:t>
             </w:r>
           </w:p>
           <w:p>
@@ -626,7 +1278,23 @@
                 <w:sz w:val="28"/>
                 <w:szCs w:val="28"/>
               </w:rPr>
-              <w:t>{phone}  |  {email}</w:t>
+              <w:t>{</w:t>
+            </w:r>
+            <w:proofErr w:type="gramStart"/>
+            <w:r>
+              <w:rPr>
+                <w:sz w:val="28"/>
+                <w:szCs w:val="28"/>
+              </w:rPr>
+              <w:t>phone}  |</w:t>
+            </w:r>
+            <w:proofErr w:type="gramEnd"/>
+            <w:r>
+              <w:rPr>
+                <w:sz w:val="28"/>
+                <w:szCs w:val="28"/>
+              </w:rPr>
+              <w:t xml:space="preserve">  {email}</w:t>
             </w:r>
           </w:p>
           <w:p>
@@ -720,9 +1388,49 @@
               <w:keepNext/>
               <w:keepLines/>
               <w:spacing w:before="120"/>
-            </w:pPr>
-            <w:r>
-              <w:t xml:space="preserve">  {#summary1}• {summary1}{/summary1}</w:t>
+              <w:rPr>
+                <w:sz w:val="24"/>
+                <w:szCs w:val="24"/>
+              </w:rPr>
+            </w:pPr>
+            <w:r>
+              <w:rPr>
+                <w:sz w:val="24"/>
+                <w:szCs w:val="24"/>
+              </w:rPr>
+              <w:t>{#summary</w:t>
+            </w:r>
+            <w:proofErr w:type="gramStart"/>
+            <w:r>
+              <w:rPr>
+                <w:sz w:val="24"/>
+                <w:szCs w:val="24"/>
+              </w:rPr>
+              <w:t>1}•</w:t>
+            </w:r>
+            <w:proofErr w:type="gramEnd"/>
+            <w:r>
+              <w:rPr>
+                <w:sz w:val="24"/>
+                <w:szCs w:val="24"/>
+              </w:rPr>
+              <w:t xml:space="preserve"> {summary</w:t>
+            </w:r>
+            <w:proofErr w:type="gramStart"/>
+            <w:r>
+              <w:rPr>
+                <w:sz w:val="24"/>
+                <w:szCs w:val="24"/>
+              </w:rPr>
+              <w:t>1}{</w:t>
+            </w:r>
+            <w:proofErr w:type="gramEnd"/>
+            <w:r>
+              <w:rPr>
+                <w:sz w:val="24"/>
+                <w:szCs w:val="24"/>
+              </w:rPr>
+              <w:t>/summary1}</w:t>
             </w:r>
           </w:p>
           <w:p>
@@ -730,9 +1438,49 @@
               <w:keepNext/>
               <w:keepLines/>
               <w:spacing w:before="120"/>
-            </w:pPr>
-            <w:r>
-              <w:t xml:space="preserve">  {#summary2}• {summary2}{/summary2}</w:t>
+              <w:rPr>
+                <w:sz w:val="24"/>
+                <w:szCs w:val="24"/>
+              </w:rPr>
+            </w:pPr>
+            <w:r>
+              <w:rPr>
+                <w:sz w:val="24"/>
+                <w:szCs w:val="24"/>
+              </w:rPr>
+              <w:t>{#summary</w:t>
+            </w:r>
+            <w:proofErr w:type="gramStart"/>
+            <w:r>
+              <w:rPr>
+                <w:sz w:val="24"/>
+                <w:szCs w:val="24"/>
+              </w:rPr>
+              <w:t>2}•</w:t>
+            </w:r>
+            <w:proofErr w:type="gramEnd"/>
+            <w:r>
+              <w:rPr>
+                <w:sz w:val="24"/>
+                <w:szCs w:val="24"/>
+              </w:rPr>
+              <w:t xml:space="preserve"> {summary</w:t>
+            </w:r>
+            <w:proofErr w:type="gramStart"/>
+            <w:r>
+              <w:rPr>
+                <w:sz w:val="24"/>
+                <w:szCs w:val="24"/>
+              </w:rPr>
+              <w:t>2}{</w:t>
+            </w:r>
+            <w:proofErr w:type="gramEnd"/>
+            <w:r>
+              <w:rPr>
+                <w:sz w:val="24"/>
+                <w:szCs w:val="24"/>
+              </w:rPr>
+              <w:t>/summary2}</w:t>
             </w:r>
           </w:p>
           <w:p>
@@ -740,9 +1488,49 @@
               <w:keepNext/>
               <w:keepLines/>
               <w:spacing w:before="120"/>
-            </w:pPr>
-            <w:r>
-              <w:t xml:space="preserve">  {#summary3}• {summary3}{/summary3}</w:t>
+              <w:rPr>
+                <w:sz w:val="24"/>
+                <w:szCs w:val="24"/>
+              </w:rPr>
+            </w:pPr>
+            <w:r>
+              <w:rPr>
+                <w:sz w:val="24"/>
+                <w:szCs w:val="24"/>
+              </w:rPr>
+              <w:t>{#summary</w:t>
+            </w:r>
+            <w:proofErr w:type="gramStart"/>
+            <w:r>
+              <w:rPr>
+                <w:sz w:val="24"/>
+                <w:szCs w:val="24"/>
+              </w:rPr>
+              <w:t>3}•</w:t>
+            </w:r>
+            <w:proofErr w:type="gramEnd"/>
+            <w:r>
+              <w:rPr>
+                <w:sz w:val="24"/>
+                <w:szCs w:val="24"/>
+              </w:rPr>
+              <w:t xml:space="preserve"> {summary</w:t>
+            </w:r>
+            <w:proofErr w:type="gramStart"/>
+            <w:r>
+              <w:rPr>
+                <w:sz w:val="24"/>
+                <w:szCs w:val="24"/>
+              </w:rPr>
+              <w:t>3}{</w:t>
+            </w:r>
+            <w:proofErr w:type="gramEnd"/>
+            <w:r>
+              <w:rPr>
+                <w:sz w:val="24"/>
+                <w:szCs w:val="24"/>
+              </w:rPr>
+              <w:t>/summary3}</w:t>
             </w:r>
           </w:p>
           <w:p>
@@ -750,17 +1538,97 @@
               <w:keepNext/>
               <w:keepLines/>
               <w:spacing w:before="120"/>
-            </w:pPr>
-            <w:r>
-              <w:t xml:space="preserve">  {#summary4}• {summary4}{/summary4}</w:t>
+              <w:rPr>
+                <w:sz w:val="24"/>
+                <w:szCs w:val="24"/>
+              </w:rPr>
+            </w:pPr>
+            <w:r>
+              <w:rPr>
+                <w:sz w:val="24"/>
+                <w:szCs w:val="24"/>
+              </w:rPr>
+              <w:t>{#summary</w:t>
+            </w:r>
+            <w:proofErr w:type="gramStart"/>
+            <w:r>
+              <w:rPr>
+                <w:sz w:val="24"/>
+                <w:szCs w:val="24"/>
+              </w:rPr>
+              <w:t>4}•</w:t>
+            </w:r>
+            <w:proofErr w:type="gramEnd"/>
+            <w:r>
+              <w:rPr>
+                <w:sz w:val="24"/>
+                <w:szCs w:val="24"/>
+              </w:rPr>
+              <w:t xml:space="preserve"> {summary</w:t>
+            </w:r>
+            <w:proofErr w:type="gramStart"/>
+            <w:r>
+              <w:rPr>
+                <w:sz w:val="24"/>
+                <w:szCs w:val="24"/>
+              </w:rPr>
+              <w:t>4}{</w:t>
+            </w:r>
+            <w:proofErr w:type="gramEnd"/>
+            <w:r>
+              <w:rPr>
+                <w:sz w:val="24"/>
+                <w:szCs w:val="24"/>
+              </w:rPr>
+              <w:t>/summary4}</w:t>
             </w:r>
           </w:p>
           <w:p>
             <w:pPr>
               <w:spacing w:before="120"/>
-            </w:pPr>
-            <w:r>
-              <w:t xml:space="preserve">  {#summary5}• {summary5}{/summary5}</w:t>
+              <w:rPr>
+                <w:sz w:val="24"/>
+                <w:szCs w:val="24"/>
+              </w:rPr>
+            </w:pPr>
+            <w:r>
+              <w:rPr>
+                <w:sz w:val="24"/>
+                <w:szCs w:val="24"/>
+              </w:rPr>
+              <w:t>{#summary</w:t>
+            </w:r>
+            <w:proofErr w:type="gramStart"/>
+            <w:r>
+              <w:rPr>
+                <w:sz w:val="24"/>
+                <w:szCs w:val="24"/>
+              </w:rPr>
+              <w:t>5}•</w:t>
+            </w:r>
+            <w:proofErr w:type="gramEnd"/>
+            <w:r>
+              <w:rPr>
+                <w:sz w:val="24"/>
+                <w:szCs w:val="24"/>
+              </w:rPr>
+              <w:t xml:space="preserve"> {summary</w:t>
+            </w:r>
+            <w:proofErr w:type="gramStart"/>
+            <w:r>
+              <w:rPr>
+                <w:sz w:val="24"/>
+                <w:szCs w:val="24"/>
+              </w:rPr>
+              <w:t>5}{</w:t>
+            </w:r>
+            <w:proofErr w:type="gramEnd"/>
+            <w:r>
+              <w:rPr>
+                <w:sz w:val="24"/>
+                <w:szCs w:val="24"/>
+              </w:rPr>
+              <w:t>/summary5}</w:t>
             </w:r>
           </w:p>
           <w:p>
@@ -852,16 +1720,33 @@
             <w:pPr>
               <w:keepNext/>
               <w:keepLines/>
-            </w:pPr>
-            <w:r>
+              <w:spacing w:before="120"/>
+              <w:rPr>
+                <w:sz w:val="24"/>
+                <w:szCs w:val="24"/>
+              </w:rPr>
+            </w:pPr>
+            <w:r>
+              <w:rPr>
+                <w:sz w:val="24"/>
+                <w:szCs w:val="24"/>
+              </w:rPr>
               <w:t>{</w:t>
             </w:r>
             <w:proofErr w:type="spellStart"/>
             <w:r>
+              <w:rPr>
+                <w:sz w:val="24"/>
+                <w:szCs w:val="24"/>
+              </w:rPr>
               <w:t>programDescription</w:t>
             </w:r>
             <w:proofErr w:type="spellEnd"/>
             <w:r>
+              <w:rPr>
+                <w:sz w:val="24"/>
+                <w:szCs w:val="24"/>
+              </w:rPr>
               <w:t>}</w:t>
             </w:r>
           </w:p>
@@ -899,16 +1784,33 @@
             <w:pPr>
               <w:keepNext/>
               <w:keepLines/>
-            </w:pPr>
-            <w:r>
+              <w:spacing w:before="120"/>
+              <w:rPr>
+                <w:sz w:val="24"/>
+                <w:szCs w:val="24"/>
+              </w:rPr>
+            </w:pPr>
+            <w:r>
+              <w:rPr>
+                <w:sz w:val="24"/>
+                <w:szCs w:val="24"/>
+              </w:rPr>
               <w:t>{</w:t>
             </w:r>
             <w:proofErr w:type="spellStart"/>
             <w:r>
+              <w:rPr>
+                <w:sz w:val="24"/>
+                <w:szCs w:val="24"/>
+              </w:rPr>
               <w:t>programTools</w:t>
             </w:r>
             <w:proofErr w:type="spellEnd"/>
             <w:r>
+              <w:rPr>
+                <w:sz w:val="24"/>
+                <w:szCs w:val="24"/>
+              </w:rPr>
               <w:t>}</w:t>
             </w:r>
           </w:p>
@@ -1087,12 +1989,21 @@
                       <w:szCs w:val="21"/>
                     </w:rPr>
                   </w:pPr>
+                  <w:proofErr w:type="gramStart"/>
                   <w:r>
                     <w:rPr>
                       <w:sz w:val="21"/>
                       <w:szCs w:val="21"/>
                     </w:rPr>
-                    <w:t xml:space="preserve">{title}, {employer} </w:t>
+                    <w:t>{title}, {</w:t>
+                  </w:r>
+                  <w:proofErr w:type="gramEnd"/>
+                  <w:r>
+                    <w:rPr>
+                      <w:sz w:val="21"/>
+                      <w:szCs w:val="21"/>
+                    </w:rPr>
+                    <w:t xml:space="preserve">employer} </w:t>
                   </w:r>
                 </w:p>
                 <w:p>
@@ -1199,43 +2110,39 @@
                 <w:sz w:val="21"/>
                 <w:szCs w:val="21"/>
               </w:rPr>
-              <w:t>{#task1}• {task1}{/task1}</w:t>
-            </w:r>
-          </w:p>
-          <w:p>
-            <w:pPr>
-              <w:keepNext/>
-              <w:keepLines/>
-              <w:ind w:left="180"/>
+              <w:t>{#task</w:t>
+            </w:r>
+            <w:proofErr w:type="gramStart"/>
+            <w:r>
               <w:rPr>
                 <w:sz w:val="21"/>
                 <w:szCs w:val="21"/>
               </w:rPr>
-            </w:pPr>
+              <w:t>1}•</w:t>
+            </w:r>
+            <w:proofErr w:type="gramEnd"/>
             <w:r>
               <w:rPr>
                 <w:sz w:val="21"/>
                 <w:szCs w:val="21"/>
               </w:rPr>
-              <w:t>{#task2}• {task2}{/task2}</w:t>
-            </w:r>
-          </w:p>
-          <w:p>
-            <w:pPr>
-              <w:keepNext/>
-              <w:keepLines/>
-              <w:ind w:left="180"/>
+              <w:t xml:space="preserve"> {task</w:t>
+            </w:r>
+            <w:proofErr w:type="gramStart"/>
+            <w:r>
               <w:rPr>
                 <w:sz w:val="21"/>
                 <w:szCs w:val="21"/>
               </w:rPr>
-            </w:pPr>
+              <w:t>1}{</w:t>
+            </w:r>
+            <w:proofErr w:type="gramEnd"/>
             <w:r>
               <w:rPr>
                 <w:sz w:val="21"/>
                 <w:szCs w:val="21"/>
               </w:rPr>
-              <w:t>{#task3}• {task3}{/task3}</w:t>
+              <w:t>/task1}</w:t>
             </w:r>
           </w:p>
           <w:p>
@@ -1253,25 +2160,189 @@
                 <w:sz w:val="21"/>
                 <w:szCs w:val="21"/>
               </w:rPr>
-              <w:t>{#task4}• {task4}{/task4}</w:t>
-            </w:r>
-          </w:p>
-          <w:p>
-            <w:pPr>
-              <w:keepNext/>
-              <w:keepLines/>
-              <w:ind w:left="180"/>
+              <w:t>{#task</w:t>
+            </w:r>
+            <w:proofErr w:type="gramStart"/>
+            <w:r>
               <w:rPr>
                 <w:sz w:val="21"/>
                 <w:szCs w:val="21"/>
               </w:rPr>
-            </w:pPr>
+              <w:t>2}•</w:t>
+            </w:r>
+            <w:proofErr w:type="gramEnd"/>
             <w:r>
               <w:rPr>
                 <w:sz w:val="21"/>
                 <w:szCs w:val="21"/>
               </w:rPr>
-              <w:t>{#task5}• {task5}{/task5}</w:t>
+              <w:t xml:space="preserve"> {task</w:t>
+            </w:r>
+            <w:proofErr w:type="gramStart"/>
+            <w:r>
+              <w:rPr>
+                <w:sz w:val="21"/>
+                <w:szCs w:val="21"/>
+              </w:rPr>
+              <w:t>2}{</w:t>
+            </w:r>
+            <w:proofErr w:type="gramEnd"/>
+            <w:r>
+              <w:rPr>
+                <w:sz w:val="21"/>
+                <w:szCs w:val="21"/>
+              </w:rPr>
+              <w:t>/task2}</w:t>
+            </w:r>
+          </w:p>
+          <w:p>
+            <w:pPr>
+              <w:keepNext/>
+              <w:keepLines/>
+              <w:ind w:left="180"/>
+              <w:rPr>
+                <w:sz w:val="21"/>
+                <w:szCs w:val="21"/>
+              </w:rPr>
+            </w:pPr>
+            <w:r>
+              <w:rPr>
+                <w:sz w:val="21"/>
+                <w:szCs w:val="21"/>
+              </w:rPr>
+              <w:t>{#task</w:t>
+            </w:r>
+            <w:proofErr w:type="gramStart"/>
+            <w:r>
+              <w:rPr>
+                <w:sz w:val="21"/>
+                <w:szCs w:val="21"/>
+              </w:rPr>
+              <w:t>3}•</w:t>
+            </w:r>
+            <w:proofErr w:type="gramEnd"/>
+            <w:r>
+              <w:rPr>
+                <w:sz w:val="21"/>
+                <w:szCs w:val="21"/>
+              </w:rPr>
+              <w:t xml:space="preserve"> {task</w:t>
+            </w:r>
+            <w:proofErr w:type="gramStart"/>
+            <w:r>
+              <w:rPr>
+                <w:sz w:val="21"/>
+                <w:szCs w:val="21"/>
+              </w:rPr>
+              <w:t>3}{</w:t>
+            </w:r>
+            <w:proofErr w:type="gramEnd"/>
+            <w:r>
+              <w:rPr>
+                <w:sz w:val="21"/>
+                <w:szCs w:val="21"/>
+              </w:rPr>
+              <w:t>/task3}</w:t>
+            </w:r>
+          </w:p>
+          <w:p>
+            <w:pPr>
+              <w:keepNext/>
+              <w:keepLines/>
+              <w:ind w:left="180"/>
+              <w:rPr>
+                <w:sz w:val="21"/>
+                <w:szCs w:val="21"/>
+              </w:rPr>
+            </w:pPr>
+            <w:r>
+              <w:rPr>
+                <w:sz w:val="21"/>
+                <w:szCs w:val="21"/>
+              </w:rPr>
+              <w:t>{#task</w:t>
+            </w:r>
+            <w:proofErr w:type="gramStart"/>
+            <w:r>
+              <w:rPr>
+                <w:sz w:val="21"/>
+                <w:szCs w:val="21"/>
+              </w:rPr>
+              <w:t>4}•</w:t>
+            </w:r>
+            <w:proofErr w:type="gramEnd"/>
+            <w:r>
+              <w:rPr>
+                <w:sz w:val="21"/>
+                <w:szCs w:val="21"/>
+              </w:rPr>
+              <w:t xml:space="preserve"> {task</w:t>
+            </w:r>
+            <w:proofErr w:type="gramStart"/>
+            <w:r>
+              <w:rPr>
+                <w:sz w:val="21"/>
+                <w:szCs w:val="21"/>
+              </w:rPr>
+              <w:t>4}{</w:t>
+            </w:r>
+            <w:proofErr w:type="gramEnd"/>
+            <w:r>
+              <w:rPr>
+                <w:sz w:val="21"/>
+                <w:szCs w:val="21"/>
+              </w:rPr>
+              <w:t>/task4}</w:t>
+            </w:r>
+          </w:p>
+          <w:p>
+            <w:pPr>
+              <w:keepNext/>
+              <w:keepLines/>
+              <w:ind w:left="180"/>
+              <w:rPr>
+                <w:sz w:val="21"/>
+                <w:szCs w:val="21"/>
+              </w:rPr>
+            </w:pPr>
+            <w:r>
+              <w:rPr>
+                <w:sz w:val="21"/>
+                <w:szCs w:val="21"/>
+              </w:rPr>
+              <w:t>{#task</w:t>
+            </w:r>
+            <w:proofErr w:type="gramStart"/>
+            <w:r>
+              <w:rPr>
+                <w:sz w:val="21"/>
+                <w:szCs w:val="21"/>
+              </w:rPr>
+              <w:t>5}•</w:t>
+            </w:r>
+            <w:proofErr w:type="gramEnd"/>
+            <w:r>
+              <w:rPr>
+                <w:sz w:val="21"/>
+                <w:szCs w:val="21"/>
+              </w:rPr>
+              <w:t xml:space="preserve"> {task</w:t>
+            </w:r>
+            <w:proofErr w:type="gramStart"/>
+            <w:r>
+              <w:rPr>
+                <w:sz w:val="21"/>
+                <w:szCs w:val="21"/>
+              </w:rPr>
+              <w:t>5}{</w:t>
+            </w:r>
+            <w:proofErr w:type="gramEnd"/>
+            <w:r>
+              <w:rPr>
+                <w:sz w:val="21"/>
+                <w:szCs w:val="21"/>
+              </w:rPr>
+              <w:t>/task5}</w:t>
             </w:r>
           </w:p>
           <w:p>

--- a/public/templates/TemplateC.docx
+++ b/public/templates/TemplateC.docx
@@ -5,8 +5,8 @@
     <w:tbl>
       <w:tblPr>
         <w:tblStyle w:val="TableGrid"/>
-        <w:tblpPr w:leftFromText="180" w:rightFromText="180" w:vertAnchor="page" w:horzAnchor="margin" w:tblpY="601"/>
-        <w:tblW w:w="10816" w:type="dxa"/>
+        <w:tblpPr w:leftFromText="180" w:rightFromText="180" w:vertAnchor="page" w:horzAnchor="margin" w:tblpX="-360" w:tblpY="601"/>
+        <w:tblW w:w="11176" w:type="dxa"/>
         <w:tblBorders>
           <w:top w:val="none" w:sz="0" w:space="0" w:color="auto"/>
           <w:left w:val="none" w:sz="0" w:space="0" w:color="auto"/>
@@ -24,7 +24,7 @@
         <w:tblLook w:val="04A0" w:firstRow="1" w:lastRow="0" w:firstColumn="1" w:lastColumn="0" w:noHBand="0" w:noVBand="1"/>
       </w:tblPr>
       <w:tblGrid>
-        <w:gridCol w:w="2218"/>
+        <w:gridCol w:w="2578"/>
         <w:gridCol w:w="8598"/>
       </w:tblGrid>
       <w:tr>
@@ -34,7 +34,7 @@
         </w:trPr>
         <w:tc>
           <w:tcPr>
-            <w:tcW w:w="2218" w:type="dxa"/>
+            <w:tcW w:w="2578" w:type="dxa"/>
             <w:shd w:val="clear" w:color="auto" w:fill="E7E6E6" w:themeFill="background2"/>
           </w:tcPr>
           <w:p>
@@ -1848,7 +1848,7 @@
         </w:trPr>
         <w:tc>
           <w:tcPr>
-            <w:tcW w:w="2218" w:type="dxa"/>
+            <w:tcW w:w="2578" w:type="dxa"/>
             <w:shd w:val="clear" w:color="auto" w:fill="E7E6E6" w:themeFill="background2"/>
           </w:tcPr>
           <w:p>
@@ -1982,35 +1982,52 @@
                   <w:pPr>
                     <w:keepNext/>
                     <w:keepLines/>
-                    <w:framePr w:hSpace="180" w:wrap="around" w:vAnchor="page" w:hAnchor="margin" w:y="601"/>
+                    <w:framePr w:hSpace="180" w:wrap="around" w:vAnchor="page" w:hAnchor="margin" w:x="-360" w:y="601"/>
                     <w:spacing w:before="120"/>
                     <w:rPr>
-                      <w:sz w:val="21"/>
-                      <w:szCs w:val="21"/>
+                      <w:b/>
+                      <w:bCs/>
+                      <w:sz w:val="24"/>
+                      <w:szCs w:val="24"/>
                     </w:rPr>
                   </w:pPr>
-                  <w:proofErr w:type="gramStart"/>
                   <w:r>
                     <w:rPr>
-                      <w:sz w:val="21"/>
-                      <w:szCs w:val="21"/>
+                      <w:b/>
+                      <w:bCs/>
+                      <w:sz w:val="24"/>
+                      <w:szCs w:val="24"/>
                     </w:rPr>
-                    <w:t>{title}, {</w:t>
-                  </w:r>
-                  <w:proofErr w:type="gramEnd"/>
-                  <w:r>
-                    <w:rPr>
-                      <w:sz w:val="21"/>
-                      <w:szCs w:val="21"/>
-                    </w:rPr>
-                    <w:t xml:space="preserve">employer} </w:t>
+                    <w:t>{title}</w:t>
                   </w:r>
                 </w:p>
                 <w:p>
                   <w:pPr>
                     <w:keepNext/>
                     <w:keepLines/>
-                    <w:framePr w:hSpace="180" w:wrap="around" w:vAnchor="page" w:hAnchor="margin" w:y="601"/>
+                    <w:framePr w:hSpace="180" w:wrap="around" w:vAnchor="page" w:hAnchor="margin" w:x="-360" w:y="601"/>
+                    <w:rPr>
+                      <w:b/>
+                      <w:bCs/>
+                      <w:sz w:val="24"/>
+                      <w:szCs w:val="24"/>
+                    </w:rPr>
+                  </w:pPr>
+                  <w:r>
+                    <w:rPr>
+                      <w:b/>
+                      <w:bCs/>
+                      <w:sz w:val="24"/>
+                      <w:szCs w:val="24"/>
+                    </w:rPr>
+                    <w:t xml:space="preserve">{employer} </w:t>
+                  </w:r>
+                </w:p>
+                <w:p>
+                  <w:pPr>
+                    <w:keepNext/>
+                    <w:keepLines/>
+                    <w:framePr w:hSpace="180" w:wrap="around" w:vAnchor="page" w:hAnchor="margin" w:x="-360" w:y="601"/>
                     <w:rPr>
                       <w:i/>
                       <w:iCs/>
@@ -2077,17 +2094,18 @@
                   <w:pPr>
                     <w:keepNext/>
                     <w:keepLines/>
-                    <w:framePr w:hSpace="180" w:wrap="around" w:vAnchor="page" w:hAnchor="margin" w:y="601"/>
+                    <w:framePr w:hSpace="180" w:wrap="around" w:vAnchor="page" w:hAnchor="margin" w:x="-360" w:y="601"/>
+                    <w:spacing w:before="120"/>
                     <w:jc w:val="right"/>
                     <w:rPr>
-                      <w:sz w:val="21"/>
-                      <w:szCs w:val="21"/>
+                      <w:sz w:val="24"/>
+                      <w:szCs w:val="24"/>
                     </w:rPr>
                   </w:pPr>
                   <w:r>
                     <w:rPr>
-                      <w:sz w:val="21"/>
-                      <w:szCs w:val="21"/>
+                      <w:sz w:val="24"/>
+                      <w:szCs w:val="24"/>
                     </w:rPr>
                     <w:t>{start} – {end}</w:t>
                   </w:r>
@@ -2511,23 +2529,75 @@
                   <w:pPr>
                     <w:keepNext/>
                     <w:keepLines/>
-                    <w:framePr w:hSpace="180" w:wrap="around" w:vAnchor="page" w:hAnchor="margin" w:y="601"/>
-                    <w:spacing w:before="120"/>
+                    <w:framePr w:hSpace="180" w:wrap="around" w:vAnchor="page" w:hAnchor="margin" w:x="-360" w:y="601"/>
+                    <w:spacing w:before="120" w:line="240" w:lineRule="auto"/>
                     <w:rPr>
+                      <w:b/>
+                      <w:bCs/>
                       <w:sz w:val="24"/>
                       <w:szCs w:val="24"/>
                     </w:rPr>
                   </w:pPr>
                   <w:r>
                     <w:rPr>
+                      <w:b/>
+                      <w:bCs/>
                       <w:sz w:val="24"/>
                       <w:szCs w:val="24"/>
                     </w:rPr>
-                    <w:t>{school} | {</w:t>
+                    <w:t>{school}</w:t>
+                  </w:r>
+                </w:p>
+                <w:p>
+                  <w:pPr>
+                    <w:keepNext/>
+                    <w:keepLines/>
+                    <w:framePr w:hSpace="180" w:wrap="around" w:vAnchor="page" w:hAnchor="margin" w:x="-360" w:y="601"/>
+                    <w:spacing w:line="240" w:lineRule="auto"/>
+                    <w:rPr>
+                      <w:b/>
+                      <w:bCs/>
+                      <w:sz w:val="24"/>
+                      <w:szCs w:val="24"/>
+                    </w:rPr>
+                  </w:pPr>
+                  <w:r>
+                    <w:rPr>
+                      <w:b/>
+                      <w:bCs/>
+                      <w:sz w:val="24"/>
+                      <w:szCs w:val="24"/>
+                    </w:rPr>
+                    <w:t>{program}</w:t>
+                  </w:r>
+                  <w:r>
+                    <w:rPr>
+                      <w:i/>
+                      <w:iCs/>
+                    </w:rPr>
+                    <w:t xml:space="preserve"> </w:t>
+                  </w:r>
+                  <w:r>
+                    <w:rPr>
+                      <w:sz w:val="24"/>
+                      <w:szCs w:val="24"/>
+                    </w:rPr>
+                    <w:br/>
+                  </w:r>
+                  <w:r>
+                    <w:rPr>
+                      <w:i/>
+                      <w:iCs/>
+                      <w:sz w:val="24"/>
+                      <w:szCs w:val="24"/>
+                    </w:rPr>
+                    <w:t>{</w:t>
                   </w:r>
                   <w:proofErr w:type="spellStart"/>
                   <w:r>
                     <w:rPr>
+                      <w:i/>
+                      <w:iCs/>
                       <w:sz w:val="24"/>
                       <w:szCs w:val="24"/>
                     </w:rPr>
@@ -2536,6 +2606,8 @@
                   <w:proofErr w:type="spellEnd"/>
                   <w:r>
                     <w:rPr>
+                      <w:i/>
+                      <w:iCs/>
                       <w:sz w:val="24"/>
                       <w:szCs w:val="24"/>
                     </w:rPr>
@@ -2544,6 +2616,8 @@
                   <w:proofErr w:type="spellStart"/>
                   <w:r>
                     <w:rPr>
+                      <w:i/>
+                      <w:iCs/>
                       <w:sz w:val="24"/>
                       <w:szCs w:val="24"/>
                     </w:rPr>
@@ -2552,6 +2626,8 @@
                   <w:proofErr w:type="spellEnd"/>
                   <w:r>
                     <w:rPr>
+                      <w:i/>
+                      <w:iCs/>
                       <w:sz w:val="24"/>
                       <w:szCs w:val="24"/>
                     </w:rPr>
@@ -2562,8 +2638,8 @@
                   <w:pPr>
                     <w:keepNext/>
                     <w:keepLines/>
-                    <w:framePr w:hSpace="180" w:wrap="around" w:vAnchor="page" w:hAnchor="margin" w:y="601"/>
-                    <w:spacing w:before="120" w:line="278" w:lineRule="auto"/>
+                    <w:framePr w:hSpace="180" w:wrap="around" w:vAnchor="page" w:hAnchor="margin" w:x="-360" w:y="601"/>
+                    <w:spacing w:before="120"/>
                     <w:rPr>
                       <w:i/>
                       <w:iCs/>
@@ -2574,17 +2650,6 @@
                       <w:i/>
                       <w:iCs/>
                     </w:rPr>
-                    <w:t xml:space="preserve">{program} </w:t>
-                  </w:r>
-                </w:p>
-                <w:p>
-                  <w:pPr>
-                    <w:keepNext/>
-                    <w:keepLines/>
-                    <w:framePr w:hSpace="180" w:wrap="around" w:vAnchor="page" w:hAnchor="margin" w:y="601"/>
-                    <w:spacing w:before="120"/>
-                  </w:pPr>
-                  <w:r>
                     <w:t>{notes}</w:t>
                   </w:r>
                 </w:p>
@@ -2597,7 +2662,8 @@
                   <w:pPr>
                     <w:keepNext/>
                     <w:keepLines/>
-                    <w:framePr w:hSpace="180" w:wrap="around" w:vAnchor="page" w:hAnchor="margin" w:y="601"/>
+                    <w:framePr w:hSpace="180" w:wrap="around" w:vAnchor="page" w:hAnchor="margin" w:x="-360" w:y="601"/>
+                    <w:spacing w:before="120"/>
                     <w:jc w:val="right"/>
                     <w:rPr>
                       <w:sz w:val="24"/>
@@ -2648,7 +2714,7 @@
                   <w:pPr>
                     <w:keepNext/>
                     <w:keepLines/>
-                    <w:framePr w:hSpace="180" w:wrap="around" w:vAnchor="page" w:hAnchor="margin" w:y="601"/>
+                    <w:framePr w:hSpace="180" w:wrap="around" w:vAnchor="page" w:hAnchor="margin" w:x="-360" w:y="601"/>
                     <w:rPr>
                       <w:sz w:val="28"/>
                       <w:szCs w:val="28"/>

--- a/public/templates/TemplateC.docx
+++ b/public/templates/TemplateC.docx
@@ -96,7 +96,23 @@
                 <w:sz w:val="28"/>
                 <w:szCs w:val="28"/>
               </w:rPr>
-              <w:t>{phone}  |  {email}</w:t>
+              <w:t>{</w:t>
+            </w:r>
+            <w:proofErr w:type="gramStart"/>
+            <w:r>
+              <w:rPr>
+                <w:sz w:val="28"/>
+                <w:szCs w:val="28"/>
+              </w:rPr>
+              <w:t>phone}  |</w:t>
+            </w:r>
+            <w:proofErr w:type="gramEnd"/>
+            <w:r>
+              <w:rPr>
+                <w:sz w:val="28"/>
+                <w:szCs w:val="28"/>
+              </w:rPr>
+              <w:t xml:space="preserve">  {email}</w:t>
             </w:r>
           </w:p>
           <w:p>
@@ -137,7 +153,23 @@
               <w:ind w:left="187"/>
             </w:pPr>
             <w:r>
-              <w:t>{#summary1}• {summary1}{/summary1}</w:t>
+              <w:t>{#summary</w:t>
+            </w:r>
+            <w:proofErr w:type="gramStart"/>
+            <w:r>
+              <w:t>1}•</w:t>
+            </w:r>
+            <w:proofErr w:type="gramEnd"/>
+            <w:r>
+              <w:t xml:space="preserve"> {summary</w:t>
+            </w:r>
+            <w:proofErr w:type="gramStart"/>
+            <w:r>
+              <w:t>1}{</w:t>
+            </w:r>
+            <w:proofErr w:type="gramEnd"/>
+            <w:r>
+              <w:t>/summary1}</w:t>
             </w:r>
           </w:p>
           <w:p>
@@ -147,7 +179,23 @@
               <w:ind w:left="180"/>
             </w:pPr>
             <w:r>
-              <w:t>{#summary2}• {summary2}{/summary2}</w:t>
+              <w:t>{#summary</w:t>
+            </w:r>
+            <w:proofErr w:type="gramStart"/>
+            <w:r>
+              <w:t>2}•</w:t>
+            </w:r>
+            <w:proofErr w:type="gramEnd"/>
+            <w:r>
+              <w:t xml:space="preserve"> {summary</w:t>
+            </w:r>
+            <w:proofErr w:type="gramStart"/>
+            <w:r>
+              <w:t>2}{</w:t>
+            </w:r>
+            <w:proofErr w:type="gramEnd"/>
+            <w:r>
+              <w:t>/summary2}</w:t>
             </w:r>
           </w:p>
           <w:p>
@@ -157,7 +205,23 @@
               <w:ind w:left="180"/>
             </w:pPr>
             <w:r>
-              <w:t>{#summary3}• {summary3}{/summary3}</w:t>
+              <w:t>{#summary</w:t>
+            </w:r>
+            <w:proofErr w:type="gramStart"/>
+            <w:r>
+              <w:t>3}•</w:t>
+            </w:r>
+            <w:proofErr w:type="gramEnd"/>
+            <w:r>
+              <w:t xml:space="preserve"> {summary</w:t>
+            </w:r>
+            <w:proofErr w:type="gramStart"/>
+            <w:r>
+              <w:t>3}{</w:t>
+            </w:r>
+            <w:proofErr w:type="gramEnd"/>
+            <w:r>
+              <w:t>/summary3}</w:t>
             </w:r>
           </w:p>
           <w:p>
@@ -167,7 +231,23 @@
               <w:ind w:left="180"/>
             </w:pPr>
             <w:r>
-              <w:t>{#summary4}• {summary4}{/summary4}</w:t>
+              <w:t>{#summary</w:t>
+            </w:r>
+            <w:proofErr w:type="gramStart"/>
+            <w:r>
+              <w:t>4}•</w:t>
+            </w:r>
+            <w:proofErr w:type="gramEnd"/>
+            <w:r>
+              <w:t xml:space="preserve"> {summary</w:t>
+            </w:r>
+            <w:proofErr w:type="gramStart"/>
+            <w:r>
+              <w:t>4}{</w:t>
+            </w:r>
+            <w:proofErr w:type="gramEnd"/>
+            <w:r>
+              <w:t>/summary4}</w:t>
             </w:r>
           </w:p>
           <w:p>
@@ -177,7 +257,23 @@
               <w:ind w:left="180"/>
             </w:pPr>
             <w:r>
-              <w:t>{#summary5}• {summary5}{/summary5}</w:t>
+              <w:t>{#summary</w:t>
+            </w:r>
+            <w:proofErr w:type="gramStart"/>
+            <w:r>
+              <w:t>5}•</w:t>
+            </w:r>
+            <w:proofErr w:type="gramEnd"/>
+            <w:r>
+              <w:t xml:space="preserve"> {summary</w:t>
+            </w:r>
+            <w:proofErr w:type="gramStart"/>
+            <w:r>
+              <w:t>5}{</w:t>
+            </w:r>
+            <w:proofErr w:type="gramEnd"/>
+            <w:r>
+              <w:t>/summary5}</w:t>
             </w:r>
           </w:p>
         </w:tc>
@@ -295,12 +391,21 @@
                       <w:szCs w:val="24"/>
                     </w:rPr>
                   </w:pPr>
-                  <w:r>
-                    <w:rPr>
-                      <w:sz w:val="24"/>
-                      <w:szCs w:val="24"/>
-                    </w:rPr>
-                    <w:t xml:space="preserve">{title}, {employer} </w:t>
+                  <w:proofErr w:type="gramStart"/>
+                  <w:r>
+                    <w:rPr>
+                      <w:sz w:val="24"/>
+                      <w:szCs w:val="24"/>
+                    </w:rPr>
+                    <w:t>{title}, {</w:t>
+                  </w:r>
+                  <w:proofErr w:type="gramEnd"/>
+                  <w:r>
+                    <w:rPr>
+                      <w:sz w:val="24"/>
+                      <w:szCs w:val="24"/>
+                    </w:rPr>
+                    <w:t xml:space="preserve">employer} </w:t>
                   </w:r>
                 </w:p>
                 <w:p>
@@ -393,7 +498,23 @@
               <w:ind w:left="180"/>
             </w:pPr>
             <w:r>
-              <w:t>{#task1}• {task1}{/task1}</w:t>
+              <w:t>{#task</w:t>
+            </w:r>
+            <w:proofErr w:type="gramStart"/>
+            <w:r>
+              <w:t>1}•</w:t>
+            </w:r>
+            <w:proofErr w:type="gramEnd"/>
+            <w:r>
+              <w:t xml:space="preserve"> {task</w:t>
+            </w:r>
+            <w:proofErr w:type="gramStart"/>
+            <w:r>
+              <w:t>1}{</w:t>
+            </w:r>
+            <w:proofErr w:type="gramEnd"/>
+            <w:r>
+              <w:t>/task1}</w:t>
             </w:r>
           </w:p>
           <w:p>
@@ -403,7 +524,23 @@
               <w:ind w:left="180"/>
             </w:pPr>
             <w:r>
-              <w:t>{#task2}• {task2}{/task2}</w:t>
+              <w:t>{#task</w:t>
+            </w:r>
+            <w:proofErr w:type="gramStart"/>
+            <w:r>
+              <w:t>2}•</w:t>
+            </w:r>
+            <w:proofErr w:type="gramEnd"/>
+            <w:r>
+              <w:t xml:space="preserve"> {task</w:t>
+            </w:r>
+            <w:proofErr w:type="gramStart"/>
+            <w:r>
+              <w:t>2}{</w:t>
+            </w:r>
+            <w:proofErr w:type="gramEnd"/>
+            <w:r>
+              <w:t>/task2}</w:t>
             </w:r>
           </w:p>
           <w:p>
@@ -413,7 +550,23 @@
               <w:ind w:left="180"/>
             </w:pPr>
             <w:r>
-              <w:t>{#task3}• {task3}{/task3}</w:t>
+              <w:t>{#task</w:t>
+            </w:r>
+            <w:proofErr w:type="gramStart"/>
+            <w:r>
+              <w:t>3}•</w:t>
+            </w:r>
+            <w:proofErr w:type="gramEnd"/>
+            <w:r>
+              <w:t xml:space="preserve"> {task</w:t>
+            </w:r>
+            <w:proofErr w:type="gramStart"/>
+            <w:r>
+              <w:t>3}{</w:t>
+            </w:r>
+            <w:proofErr w:type="gramEnd"/>
+            <w:r>
+              <w:t>/task3}</w:t>
             </w:r>
           </w:p>
           <w:p>
@@ -423,7 +576,23 @@
               <w:ind w:left="180"/>
             </w:pPr>
             <w:r>
-              <w:t>{#task4}• {task4}{/task4}</w:t>
+              <w:t>{#task</w:t>
+            </w:r>
+            <w:proofErr w:type="gramStart"/>
+            <w:r>
+              <w:t>4}•</w:t>
+            </w:r>
+            <w:proofErr w:type="gramEnd"/>
+            <w:r>
+              <w:t xml:space="preserve"> {task</w:t>
+            </w:r>
+            <w:proofErr w:type="gramStart"/>
+            <w:r>
+              <w:t>4}{</w:t>
+            </w:r>
+            <w:proofErr w:type="gramEnd"/>
+            <w:r>
+              <w:t>/task4}</w:t>
             </w:r>
           </w:p>
           <w:p>
@@ -433,7 +602,23 @@
               <w:ind w:left="180"/>
             </w:pPr>
             <w:r>
-              <w:t>{#task5}• {task5}{/task5}</w:t>
+              <w:t>{#task</w:t>
+            </w:r>
+            <w:proofErr w:type="gramStart"/>
+            <w:r>
+              <w:t>5}•</w:t>
+            </w:r>
+            <w:proofErr w:type="gramEnd"/>
+            <w:r>
+              <w:t xml:space="preserve"> {task</w:t>
+            </w:r>
+            <w:proofErr w:type="gramStart"/>
+            <w:r>
+              <w:t>5}{</w:t>
+            </w:r>
+            <w:proofErr w:type="gramEnd"/>
+            <w:r>
+              <w:t>/task5}</w:t>
             </w:r>
           </w:p>
           <w:p>
@@ -850,23 +1035,14 @@
                       <w:sz w:val="24"/>
                       <w:szCs w:val="24"/>
                     </w:rPr>
-                    <w:t>{</w:t>
-                  </w:r>
-                  <w:proofErr w:type="spellStart"/>
-                  <w:r>
-                    <w:rPr>
-                      <w:sz w:val="24"/>
-                      <w:szCs w:val="24"/>
-                    </w:rPr>
-                    <w:t>startDate</w:t>
-                  </w:r>
-                  <w:proofErr w:type="spellEnd"/>
-                  <w:r>
-                    <w:rPr>
-                      <w:sz w:val="24"/>
-                      <w:szCs w:val="24"/>
-                    </w:rPr>
-                    <w:t>} – {</w:t>
+                    <w:t>Graduated:</w:t>
+                  </w:r>
+                  <w:r>
+                    <w:rPr>
+                      <w:sz w:val="24"/>
+                      <w:szCs w:val="24"/>
+                    </w:rPr>
+                    <w:t xml:space="preserve"> {</w:t>
                   </w:r>
                   <w:proofErr w:type="spellStart"/>
                   <w:r>
@@ -1049,7 +1225,39 @@
                       <w:sz w:val="24"/>
                       <w:szCs w:val="24"/>
                     </w:rPr>
-                    <w:t>{#cert1}• {cert1}{/cert1}</w:t>
+                    <w:t>{#cert</w:t>
+                  </w:r>
+                  <w:proofErr w:type="gramStart"/>
+                  <w:r>
+                    <w:rPr>
+                      <w:sz w:val="24"/>
+                      <w:szCs w:val="24"/>
+                    </w:rPr>
+                    <w:t>1}•</w:t>
+                  </w:r>
+                  <w:proofErr w:type="gramEnd"/>
+                  <w:r>
+                    <w:rPr>
+                      <w:sz w:val="24"/>
+                      <w:szCs w:val="24"/>
+                    </w:rPr>
+                    <w:t xml:space="preserve"> {cert</w:t>
+                  </w:r>
+                  <w:proofErr w:type="gramStart"/>
+                  <w:r>
+                    <w:rPr>
+                      <w:sz w:val="24"/>
+                      <w:szCs w:val="24"/>
+                    </w:rPr>
+                    <w:t>1}{</w:t>
+                  </w:r>
+                  <w:proofErr w:type="gramEnd"/>
+                  <w:r>
+                    <w:rPr>
+                      <w:sz w:val="24"/>
+                      <w:szCs w:val="24"/>
+                    </w:rPr>
+                    <w:t>/cert1}</w:t>
                   </w:r>
                 </w:p>
                 <w:p>
@@ -1066,7 +1274,39 @@
                       <w:sz w:val="24"/>
                       <w:szCs w:val="24"/>
                     </w:rPr>
-                    <w:t>{#cert2}• {cert2}{/cert2}</w:t>
+                    <w:t>{#cert</w:t>
+                  </w:r>
+                  <w:proofErr w:type="gramStart"/>
+                  <w:r>
+                    <w:rPr>
+                      <w:sz w:val="24"/>
+                      <w:szCs w:val="24"/>
+                    </w:rPr>
+                    <w:t>2}•</w:t>
+                  </w:r>
+                  <w:proofErr w:type="gramEnd"/>
+                  <w:r>
+                    <w:rPr>
+                      <w:sz w:val="24"/>
+                      <w:szCs w:val="24"/>
+                    </w:rPr>
+                    <w:t xml:space="preserve"> {cert</w:t>
+                  </w:r>
+                  <w:proofErr w:type="gramStart"/>
+                  <w:r>
+                    <w:rPr>
+                      <w:sz w:val="24"/>
+                      <w:szCs w:val="24"/>
+                    </w:rPr>
+                    <w:t>2}{</w:t>
+                  </w:r>
+                  <w:proofErr w:type="gramEnd"/>
+                  <w:r>
+                    <w:rPr>
+                      <w:sz w:val="24"/>
+                      <w:szCs w:val="24"/>
+                    </w:rPr>
+                    <w:t>/cert2}</w:t>
                   </w:r>
                 </w:p>
                 <w:p>
@@ -1083,7 +1323,39 @@
                       <w:sz w:val="24"/>
                       <w:szCs w:val="24"/>
                     </w:rPr>
-                    <w:t>{#cert3}• {cert3}{/cert3}</w:t>
+                    <w:t>{#cert</w:t>
+                  </w:r>
+                  <w:proofErr w:type="gramStart"/>
+                  <w:r>
+                    <w:rPr>
+                      <w:sz w:val="24"/>
+                      <w:szCs w:val="24"/>
+                    </w:rPr>
+                    <w:t>3}•</w:t>
+                  </w:r>
+                  <w:proofErr w:type="gramEnd"/>
+                  <w:r>
+                    <w:rPr>
+                      <w:sz w:val="24"/>
+                      <w:szCs w:val="24"/>
+                    </w:rPr>
+                    <w:t xml:space="preserve"> {cert</w:t>
+                  </w:r>
+                  <w:proofErr w:type="gramStart"/>
+                  <w:r>
+                    <w:rPr>
+                      <w:sz w:val="24"/>
+                      <w:szCs w:val="24"/>
+                    </w:rPr>
+                    <w:t>3}{</w:t>
+                  </w:r>
+                  <w:proofErr w:type="gramEnd"/>
+                  <w:r>
+                    <w:rPr>
+                      <w:sz w:val="24"/>
+                      <w:szCs w:val="24"/>
+                    </w:rPr>
+                    <w:t>/cert3}</w:t>
                   </w:r>
                 </w:p>
                 <w:p>
@@ -1100,7 +1372,39 @@
                       <w:sz w:val="24"/>
                       <w:szCs w:val="24"/>
                     </w:rPr>
-                    <w:t>{#cert4}• {cert4}{/cert4}</w:t>
+                    <w:t>{#cert</w:t>
+                  </w:r>
+                  <w:proofErr w:type="gramStart"/>
+                  <w:r>
+                    <w:rPr>
+                      <w:sz w:val="24"/>
+                      <w:szCs w:val="24"/>
+                    </w:rPr>
+                    <w:t>4}•</w:t>
+                  </w:r>
+                  <w:proofErr w:type="gramEnd"/>
+                  <w:r>
+                    <w:rPr>
+                      <w:sz w:val="24"/>
+                      <w:szCs w:val="24"/>
+                    </w:rPr>
+                    <w:t xml:space="preserve"> {cert</w:t>
+                  </w:r>
+                  <w:proofErr w:type="gramStart"/>
+                  <w:r>
+                    <w:rPr>
+                      <w:sz w:val="24"/>
+                      <w:szCs w:val="24"/>
+                    </w:rPr>
+                    <w:t>4}{</w:t>
+                  </w:r>
+                  <w:proofErr w:type="gramEnd"/>
+                  <w:r>
+                    <w:rPr>
+                      <w:sz w:val="24"/>
+                      <w:szCs w:val="24"/>
+                    </w:rPr>
+                    <w:t>/cert4}</w:t>
                   </w:r>
                 </w:p>
                 <w:p>
@@ -1117,7 +1421,39 @@
                       <w:sz w:val="24"/>
                       <w:szCs w:val="24"/>
                     </w:rPr>
-                    <w:t>{#cert5}• {cert5}{/cert5}</w:t>
+                    <w:t>{#cert</w:t>
+                  </w:r>
+                  <w:proofErr w:type="gramStart"/>
+                  <w:r>
+                    <w:rPr>
+                      <w:sz w:val="24"/>
+                      <w:szCs w:val="24"/>
+                    </w:rPr>
+                    <w:t>5}•</w:t>
+                  </w:r>
+                  <w:proofErr w:type="gramEnd"/>
+                  <w:r>
+                    <w:rPr>
+                      <w:sz w:val="24"/>
+                      <w:szCs w:val="24"/>
+                    </w:rPr>
+                    <w:t xml:space="preserve"> {cert</w:t>
+                  </w:r>
+                  <w:proofErr w:type="gramStart"/>
+                  <w:r>
+                    <w:rPr>
+                      <w:sz w:val="24"/>
+                      <w:szCs w:val="24"/>
+                    </w:rPr>
+                    <w:t>5}{</w:t>
+                  </w:r>
+                  <w:proofErr w:type="gramEnd"/>
+                  <w:r>
+                    <w:rPr>
+                      <w:sz w:val="24"/>
+                      <w:szCs w:val="24"/>
+                    </w:rPr>
+                    <w:t>/cert5}</w:t>
                   </w:r>
                 </w:p>
                 <w:p>
@@ -1134,7 +1470,39 @@
                       <w:sz w:val="24"/>
                       <w:szCs w:val="24"/>
                     </w:rPr>
-                    <w:t>{#cert6}• {cert6}{/cert6}</w:t>
+                    <w:t>{#cert</w:t>
+                  </w:r>
+                  <w:proofErr w:type="gramStart"/>
+                  <w:r>
+                    <w:rPr>
+                      <w:sz w:val="24"/>
+                      <w:szCs w:val="24"/>
+                    </w:rPr>
+                    <w:t>6}•</w:t>
+                  </w:r>
+                  <w:proofErr w:type="gramEnd"/>
+                  <w:r>
+                    <w:rPr>
+                      <w:sz w:val="24"/>
+                      <w:szCs w:val="24"/>
+                    </w:rPr>
+                    <w:t xml:space="preserve"> {cert</w:t>
+                  </w:r>
+                  <w:proofErr w:type="gramStart"/>
+                  <w:r>
+                    <w:rPr>
+                      <w:sz w:val="24"/>
+                      <w:szCs w:val="24"/>
+                    </w:rPr>
+                    <w:t>6}{</w:t>
+                  </w:r>
+                  <w:proofErr w:type="gramEnd"/>
+                  <w:r>
+                    <w:rPr>
+                      <w:sz w:val="24"/>
+                      <w:szCs w:val="24"/>
+                    </w:rPr>
+                    <w:t>/cert6}</w:t>
                   </w:r>
                 </w:p>
                 <w:p>
@@ -1151,7 +1519,39 @@
                       <w:sz w:val="24"/>
                       <w:szCs w:val="24"/>
                     </w:rPr>
-                    <w:t>{#cert7}• {cert7}{/cert7}</w:t>
+                    <w:t>{#cert</w:t>
+                  </w:r>
+                  <w:proofErr w:type="gramStart"/>
+                  <w:r>
+                    <w:rPr>
+                      <w:sz w:val="24"/>
+                      <w:szCs w:val="24"/>
+                    </w:rPr>
+                    <w:t>7}•</w:t>
+                  </w:r>
+                  <w:proofErr w:type="gramEnd"/>
+                  <w:r>
+                    <w:rPr>
+                      <w:sz w:val="24"/>
+                      <w:szCs w:val="24"/>
+                    </w:rPr>
+                    <w:t xml:space="preserve"> {cert</w:t>
+                  </w:r>
+                  <w:proofErr w:type="gramStart"/>
+                  <w:r>
+                    <w:rPr>
+                      <w:sz w:val="24"/>
+                      <w:szCs w:val="24"/>
+                    </w:rPr>
+                    <w:t>7}{</w:t>
+                  </w:r>
+                  <w:proofErr w:type="gramEnd"/>
+                  <w:r>
+                    <w:rPr>
+                      <w:sz w:val="24"/>
+                      <w:szCs w:val="24"/>
+                    </w:rPr>
+                    <w:t>/cert7}</w:t>
                   </w:r>
                 </w:p>
                 <w:p>
@@ -1168,7 +1568,39 @@
                       <w:sz w:val="24"/>
                       <w:szCs w:val="24"/>
                     </w:rPr>
-                    <w:t>{#cert8}• {cert8}{/cert8}</w:t>
+                    <w:t>{#cert</w:t>
+                  </w:r>
+                  <w:proofErr w:type="gramStart"/>
+                  <w:r>
+                    <w:rPr>
+                      <w:sz w:val="24"/>
+                      <w:szCs w:val="24"/>
+                    </w:rPr>
+                    <w:t>8}•</w:t>
+                  </w:r>
+                  <w:proofErr w:type="gramEnd"/>
+                  <w:r>
+                    <w:rPr>
+                      <w:sz w:val="24"/>
+                      <w:szCs w:val="24"/>
+                    </w:rPr>
+                    <w:t xml:space="preserve"> {cert</w:t>
+                  </w:r>
+                  <w:proofErr w:type="gramStart"/>
+                  <w:r>
+                    <w:rPr>
+                      <w:sz w:val="24"/>
+                      <w:szCs w:val="24"/>
+                    </w:rPr>
+                    <w:t>8}{</w:t>
+                  </w:r>
+                  <w:proofErr w:type="gramEnd"/>
+                  <w:r>
+                    <w:rPr>
+                      <w:sz w:val="24"/>
+                      <w:szCs w:val="24"/>
+                    </w:rPr>
+                    <w:t>/cert8}</w:t>
                   </w:r>
                 </w:p>
                 <w:p>
@@ -1185,7 +1617,39 @@
                       <w:sz w:val="24"/>
                       <w:szCs w:val="24"/>
                     </w:rPr>
-                    <w:t>{#cert9}• {cert9}{/cert9}</w:t>
+                    <w:t>{#cert</w:t>
+                  </w:r>
+                  <w:proofErr w:type="gramStart"/>
+                  <w:r>
+                    <w:rPr>
+                      <w:sz w:val="24"/>
+                      <w:szCs w:val="24"/>
+                    </w:rPr>
+                    <w:t>9}•</w:t>
+                  </w:r>
+                  <w:proofErr w:type="gramEnd"/>
+                  <w:r>
+                    <w:rPr>
+                      <w:sz w:val="24"/>
+                      <w:szCs w:val="24"/>
+                    </w:rPr>
+                    <w:t xml:space="preserve"> {cert</w:t>
+                  </w:r>
+                  <w:proofErr w:type="gramStart"/>
+                  <w:r>
+                    <w:rPr>
+                      <w:sz w:val="24"/>
+                      <w:szCs w:val="24"/>
+                    </w:rPr>
+                    <w:t>9}{</w:t>
+                  </w:r>
+                  <w:proofErr w:type="gramEnd"/>
+                  <w:r>
+                    <w:rPr>
+                      <w:sz w:val="24"/>
+                      <w:szCs w:val="24"/>
+                    </w:rPr>
+                    <w:t>/cert9}</w:t>
                   </w:r>
                 </w:p>
                 <w:p>
@@ -1202,7 +1666,39 @@
                       <w:sz w:val="24"/>
                       <w:szCs w:val="24"/>
                     </w:rPr>
-                    <w:t>{#cert10}• {cert10}{/cert10}</w:t>
+                    <w:t>{#cert</w:t>
+                  </w:r>
+                  <w:proofErr w:type="gramStart"/>
+                  <w:r>
+                    <w:rPr>
+                      <w:sz w:val="24"/>
+                      <w:szCs w:val="24"/>
+                    </w:rPr>
+                    <w:t>10}•</w:t>
+                  </w:r>
+                  <w:proofErr w:type="gramEnd"/>
+                  <w:r>
+                    <w:rPr>
+                      <w:sz w:val="24"/>
+                      <w:szCs w:val="24"/>
+                    </w:rPr>
+                    <w:t xml:space="preserve"> {cert</w:t>
+                  </w:r>
+                  <w:proofErr w:type="gramStart"/>
+                  <w:r>
+                    <w:rPr>
+                      <w:sz w:val="24"/>
+                      <w:szCs w:val="24"/>
+                    </w:rPr>
+                    <w:t>10}{</w:t>
+                  </w:r>
+                  <w:proofErr w:type="gramEnd"/>
+                  <w:r>
+                    <w:rPr>
+                      <w:sz w:val="24"/>
+                      <w:szCs w:val="24"/>
+                    </w:rPr>
+                    <w:t>/cert10}</w:t>
                   </w:r>
                 </w:p>
                 <w:p>
@@ -1277,7 +1773,39 @@
                       <w:sz w:val="24"/>
                       <w:szCs w:val="24"/>
                     </w:rPr>
-                    <w:t>{#skill1}• {skill1}{/skill1}</w:t>
+                    <w:t>{#skill</w:t>
+                  </w:r>
+                  <w:proofErr w:type="gramStart"/>
+                  <w:r>
+                    <w:rPr>
+                      <w:sz w:val="24"/>
+                      <w:szCs w:val="24"/>
+                    </w:rPr>
+                    <w:t>1}•</w:t>
+                  </w:r>
+                  <w:proofErr w:type="gramEnd"/>
+                  <w:r>
+                    <w:rPr>
+                      <w:sz w:val="24"/>
+                      <w:szCs w:val="24"/>
+                    </w:rPr>
+                    <w:t xml:space="preserve"> {skill</w:t>
+                  </w:r>
+                  <w:proofErr w:type="gramStart"/>
+                  <w:r>
+                    <w:rPr>
+                      <w:sz w:val="24"/>
+                      <w:szCs w:val="24"/>
+                    </w:rPr>
+                    <w:t>1}{</w:t>
+                  </w:r>
+                  <w:proofErr w:type="gramEnd"/>
+                  <w:r>
+                    <w:rPr>
+                      <w:sz w:val="24"/>
+                      <w:szCs w:val="24"/>
+                    </w:rPr>
+                    <w:t>/skill1}</w:t>
                   </w:r>
                 </w:p>
                 <w:p>
@@ -1294,7 +1822,39 @@
                       <w:sz w:val="24"/>
                       <w:szCs w:val="24"/>
                     </w:rPr>
-                    <w:t>{#skill2}• {skill2}{/skill2}</w:t>
+                    <w:t>{#skill</w:t>
+                  </w:r>
+                  <w:proofErr w:type="gramStart"/>
+                  <w:r>
+                    <w:rPr>
+                      <w:sz w:val="24"/>
+                      <w:szCs w:val="24"/>
+                    </w:rPr>
+                    <w:t>2}•</w:t>
+                  </w:r>
+                  <w:proofErr w:type="gramEnd"/>
+                  <w:r>
+                    <w:rPr>
+                      <w:sz w:val="24"/>
+                      <w:szCs w:val="24"/>
+                    </w:rPr>
+                    <w:t xml:space="preserve"> {skill</w:t>
+                  </w:r>
+                  <w:proofErr w:type="gramStart"/>
+                  <w:r>
+                    <w:rPr>
+                      <w:sz w:val="24"/>
+                      <w:szCs w:val="24"/>
+                    </w:rPr>
+                    <w:t>2}{</w:t>
+                  </w:r>
+                  <w:proofErr w:type="gramEnd"/>
+                  <w:r>
+                    <w:rPr>
+                      <w:sz w:val="24"/>
+                      <w:szCs w:val="24"/>
+                    </w:rPr>
+                    <w:t>/skill2}</w:t>
                   </w:r>
                 </w:p>
                 <w:p>
@@ -1311,7 +1871,39 @@
                       <w:sz w:val="24"/>
                       <w:szCs w:val="24"/>
                     </w:rPr>
-                    <w:t>{#skill3}• {skill3}{/skill3}</w:t>
+                    <w:t>{#skill</w:t>
+                  </w:r>
+                  <w:proofErr w:type="gramStart"/>
+                  <w:r>
+                    <w:rPr>
+                      <w:sz w:val="24"/>
+                      <w:szCs w:val="24"/>
+                    </w:rPr>
+                    <w:t>3}•</w:t>
+                  </w:r>
+                  <w:proofErr w:type="gramEnd"/>
+                  <w:r>
+                    <w:rPr>
+                      <w:sz w:val="24"/>
+                      <w:szCs w:val="24"/>
+                    </w:rPr>
+                    <w:t xml:space="preserve"> {skill</w:t>
+                  </w:r>
+                  <w:proofErr w:type="gramStart"/>
+                  <w:r>
+                    <w:rPr>
+                      <w:sz w:val="24"/>
+                      <w:szCs w:val="24"/>
+                    </w:rPr>
+                    <w:t>3}{</w:t>
+                  </w:r>
+                  <w:proofErr w:type="gramEnd"/>
+                  <w:r>
+                    <w:rPr>
+                      <w:sz w:val="24"/>
+                      <w:szCs w:val="24"/>
+                    </w:rPr>
+                    <w:t>/skill3}</w:t>
                   </w:r>
                 </w:p>
                 <w:p>
@@ -1328,7 +1920,39 @@
                       <w:sz w:val="24"/>
                       <w:szCs w:val="24"/>
                     </w:rPr>
-                    <w:t>{#skill4}• {skill4}{/skill4}</w:t>
+                    <w:t>{#skill</w:t>
+                  </w:r>
+                  <w:proofErr w:type="gramStart"/>
+                  <w:r>
+                    <w:rPr>
+                      <w:sz w:val="24"/>
+                      <w:szCs w:val="24"/>
+                    </w:rPr>
+                    <w:t>4}•</w:t>
+                  </w:r>
+                  <w:proofErr w:type="gramEnd"/>
+                  <w:r>
+                    <w:rPr>
+                      <w:sz w:val="24"/>
+                      <w:szCs w:val="24"/>
+                    </w:rPr>
+                    <w:t xml:space="preserve"> {skill</w:t>
+                  </w:r>
+                  <w:proofErr w:type="gramStart"/>
+                  <w:r>
+                    <w:rPr>
+                      <w:sz w:val="24"/>
+                      <w:szCs w:val="24"/>
+                    </w:rPr>
+                    <w:t>4}{</w:t>
+                  </w:r>
+                  <w:proofErr w:type="gramEnd"/>
+                  <w:r>
+                    <w:rPr>
+                      <w:sz w:val="24"/>
+                      <w:szCs w:val="24"/>
+                    </w:rPr>
+                    <w:t>/skill4}</w:t>
                   </w:r>
                 </w:p>
                 <w:p>
@@ -1345,7 +1969,39 @@
                       <w:sz w:val="24"/>
                       <w:szCs w:val="24"/>
                     </w:rPr>
-                    <w:t>{#skill5}• {skill5}{/skill5}</w:t>
+                    <w:t>{#skill</w:t>
+                  </w:r>
+                  <w:proofErr w:type="gramStart"/>
+                  <w:r>
+                    <w:rPr>
+                      <w:sz w:val="24"/>
+                      <w:szCs w:val="24"/>
+                    </w:rPr>
+                    <w:t>5}•</w:t>
+                  </w:r>
+                  <w:proofErr w:type="gramEnd"/>
+                  <w:r>
+                    <w:rPr>
+                      <w:sz w:val="24"/>
+                      <w:szCs w:val="24"/>
+                    </w:rPr>
+                    <w:t xml:space="preserve"> {skill</w:t>
+                  </w:r>
+                  <w:proofErr w:type="gramStart"/>
+                  <w:r>
+                    <w:rPr>
+                      <w:sz w:val="24"/>
+                      <w:szCs w:val="24"/>
+                    </w:rPr>
+                    <w:t>5}{</w:t>
+                  </w:r>
+                  <w:proofErr w:type="gramEnd"/>
+                  <w:r>
+                    <w:rPr>
+                      <w:sz w:val="24"/>
+                      <w:szCs w:val="24"/>
+                    </w:rPr>
+                    <w:t>/skill5}</w:t>
                   </w:r>
                 </w:p>
                 <w:p>
@@ -1362,7 +2018,39 @@
                       <w:sz w:val="24"/>
                       <w:szCs w:val="24"/>
                     </w:rPr>
-                    <w:t>{#skill6}• {skill6}{/skill6}</w:t>
+                    <w:t>{#skill</w:t>
+                  </w:r>
+                  <w:proofErr w:type="gramStart"/>
+                  <w:r>
+                    <w:rPr>
+                      <w:sz w:val="24"/>
+                      <w:szCs w:val="24"/>
+                    </w:rPr>
+                    <w:t>6}•</w:t>
+                  </w:r>
+                  <w:proofErr w:type="gramEnd"/>
+                  <w:r>
+                    <w:rPr>
+                      <w:sz w:val="24"/>
+                      <w:szCs w:val="24"/>
+                    </w:rPr>
+                    <w:t xml:space="preserve"> {skill</w:t>
+                  </w:r>
+                  <w:proofErr w:type="gramStart"/>
+                  <w:r>
+                    <w:rPr>
+                      <w:sz w:val="24"/>
+                      <w:szCs w:val="24"/>
+                    </w:rPr>
+                    <w:t>6}{</w:t>
+                  </w:r>
+                  <w:proofErr w:type="gramEnd"/>
+                  <w:r>
+                    <w:rPr>
+                      <w:sz w:val="24"/>
+                      <w:szCs w:val="24"/>
+                    </w:rPr>
+                    <w:t>/skill6}</w:t>
                   </w:r>
                 </w:p>
                 <w:p>
@@ -1379,7 +2067,39 @@
                       <w:sz w:val="24"/>
                       <w:szCs w:val="24"/>
                     </w:rPr>
-                    <w:t>{#skill7}• {skill7}{/skill7}</w:t>
+                    <w:t>{#skill</w:t>
+                  </w:r>
+                  <w:proofErr w:type="gramStart"/>
+                  <w:r>
+                    <w:rPr>
+                      <w:sz w:val="24"/>
+                      <w:szCs w:val="24"/>
+                    </w:rPr>
+                    <w:t>7}•</w:t>
+                  </w:r>
+                  <w:proofErr w:type="gramEnd"/>
+                  <w:r>
+                    <w:rPr>
+                      <w:sz w:val="24"/>
+                      <w:szCs w:val="24"/>
+                    </w:rPr>
+                    <w:t xml:space="preserve"> {skill</w:t>
+                  </w:r>
+                  <w:proofErr w:type="gramStart"/>
+                  <w:r>
+                    <w:rPr>
+                      <w:sz w:val="24"/>
+                      <w:szCs w:val="24"/>
+                    </w:rPr>
+                    <w:t>7}{</w:t>
+                  </w:r>
+                  <w:proofErr w:type="gramEnd"/>
+                  <w:r>
+                    <w:rPr>
+                      <w:sz w:val="24"/>
+                      <w:szCs w:val="24"/>
+                    </w:rPr>
+                    <w:t>/skill7}</w:t>
                   </w:r>
                 </w:p>
                 <w:p>
@@ -1396,7 +2116,39 @@
                       <w:sz w:val="24"/>
                       <w:szCs w:val="24"/>
                     </w:rPr>
-                    <w:t>{#skill8}• {skill8}{/skill8}</w:t>
+                    <w:t>{#skill</w:t>
+                  </w:r>
+                  <w:proofErr w:type="gramStart"/>
+                  <w:r>
+                    <w:rPr>
+                      <w:sz w:val="24"/>
+                      <w:szCs w:val="24"/>
+                    </w:rPr>
+                    <w:t>8}•</w:t>
+                  </w:r>
+                  <w:proofErr w:type="gramEnd"/>
+                  <w:r>
+                    <w:rPr>
+                      <w:sz w:val="24"/>
+                      <w:szCs w:val="24"/>
+                    </w:rPr>
+                    <w:t xml:space="preserve"> {skill</w:t>
+                  </w:r>
+                  <w:proofErr w:type="gramStart"/>
+                  <w:r>
+                    <w:rPr>
+                      <w:sz w:val="24"/>
+                      <w:szCs w:val="24"/>
+                    </w:rPr>
+                    <w:t>8}{</w:t>
+                  </w:r>
+                  <w:proofErr w:type="gramEnd"/>
+                  <w:r>
+                    <w:rPr>
+                      <w:sz w:val="24"/>
+                      <w:szCs w:val="24"/>
+                    </w:rPr>
+                    <w:t>/skill8}</w:t>
                   </w:r>
                 </w:p>
                 <w:p>
@@ -1413,7 +2165,39 @@
                       <w:sz w:val="24"/>
                       <w:szCs w:val="24"/>
                     </w:rPr>
-                    <w:t>{#skill9}• {skill9}{/skill9}</w:t>
+                    <w:t>{#skill</w:t>
+                  </w:r>
+                  <w:proofErr w:type="gramStart"/>
+                  <w:r>
+                    <w:rPr>
+                      <w:sz w:val="24"/>
+                      <w:szCs w:val="24"/>
+                    </w:rPr>
+                    <w:t>9}•</w:t>
+                  </w:r>
+                  <w:proofErr w:type="gramEnd"/>
+                  <w:r>
+                    <w:rPr>
+                      <w:sz w:val="24"/>
+                      <w:szCs w:val="24"/>
+                    </w:rPr>
+                    <w:t xml:space="preserve"> {skill</w:t>
+                  </w:r>
+                  <w:proofErr w:type="gramStart"/>
+                  <w:r>
+                    <w:rPr>
+                      <w:sz w:val="24"/>
+                      <w:szCs w:val="24"/>
+                    </w:rPr>
+                    <w:t>9}{</w:t>
+                  </w:r>
+                  <w:proofErr w:type="gramEnd"/>
+                  <w:r>
+                    <w:rPr>
+                      <w:sz w:val="24"/>
+                      <w:szCs w:val="24"/>
+                    </w:rPr>
+                    <w:t>/skill9}</w:t>
                   </w:r>
                 </w:p>
                 <w:p>
@@ -1430,7 +2214,39 @@
                       <w:sz w:val="24"/>
                       <w:szCs w:val="24"/>
                     </w:rPr>
-                    <w:t>{#skill10}• {skill10}{/skill10}</w:t>
+                    <w:t>{#skill</w:t>
+                  </w:r>
+                  <w:proofErr w:type="gramStart"/>
+                  <w:r>
+                    <w:rPr>
+                      <w:sz w:val="24"/>
+                      <w:szCs w:val="24"/>
+                    </w:rPr>
+                    <w:t>10}•</w:t>
+                  </w:r>
+                  <w:proofErr w:type="gramEnd"/>
+                  <w:r>
+                    <w:rPr>
+                      <w:sz w:val="24"/>
+                      <w:szCs w:val="24"/>
+                    </w:rPr>
+                    <w:t xml:space="preserve"> {skill</w:t>
+                  </w:r>
+                  <w:proofErr w:type="gramStart"/>
+                  <w:r>
+                    <w:rPr>
+                      <w:sz w:val="24"/>
+                      <w:szCs w:val="24"/>
+                    </w:rPr>
+                    <w:t>10}{</w:t>
+                  </w:r>
+                  <w:proofErr w:type="gramEnd"/>
+                  <w:r>
+                    <w:rPr>
+                      <w:sz w:val="24"/>
+                      <w:szCs w:val="24"/>
+                    </w:rPr>
+                    <w:t>/skill10}</w:t>
                   </w:r>
                 </w:p>
                 <w:p>

--- a/public/templates/TemplateC.docx
+++ b/public/templates/TemplateC.docx
@@ -421,6 +421,8 @@
                     <w:rPr>
                       <w:i/>
                       <w:iCs/>
+                      <w:sz w:val="24"/>
+                      <w:szCs w:val="24"/>
                     </w:rPr>
                     <w:t>({</w:t>
                   </w:r>

--- a/public/templates/TemplateC.docx
+++ b/public/templates/TemplateC.docx
@@ -150,7 +150,7 @@
               <w:keepNext/>
               <w:keepLines/>
               <w:spacing w:before="120"/>
-              <w:ind w:left="187"/>
+              <w:ind w:left="367" w:hanging="180"/>
             </w:pPr>
             <w:r>
               <w:t>{#summary</w:t>
@@ -176,7 +176,7 @@
             <w:pPr>
               <w:keepNext/>
               <w:keepLines/>
-              <w:ind w:left="180"/>
+              <w:ind w:left="360" w:hanging="180"/>
             </w:pPr>
             <w:r>
               <w:t>{#summary</w:t>
@@ -202,7 +202,7 @@
             <w:pPr>
               <w:keepNext/>
               <w:keepLines/>
-              <w:ind w:left="180"/>
+              <w:ind w:left="360" w:hanging="180"/>
             </w:pPr>
             <w:r>
               <w:t>{#summary</w:t>
@@ -228,7 +228,7 @@
             <w:pPr>
               <w:keepNext/>
               <w:keepLines/>
-              <w:ind w:left="180"/>
+              <w:ind w:left="360" w:hanging="180"/>
             </w:pPr>
             <w:r>
               <w:t>{#summary</w:t>
@@ -254,7 +254,7 @@
             <w:pPr>
               <w:keepNext/>
               <w:keepLines/>
-              <w:ind w:left="180"/>
+              <w:ind w:left="360" w:hanging="180"/>
             </w:pPr>
             <w:r>
               <w:t>{#summary</w:t>
@@ -497,7 +497,7 @@
             <w:pPr>
               <w:keepNext/>
               <w:keepLines/>
-              <w:ind w:left="180"/>
+              <w:ind w:left="360" w:hanging="180"/>
             </w:pPr>
             <w:r>
               <w:t>{#task</w:t>
@@ -523,7 +523,7 @@
             <w:pPr>
               <w:keepNext/>
               <w:keepLines/>
-              <w:ind w:left="180"/>
+              <w:ind w:left="360" w:hanging="180"/>
             </w:pPr>
             <w:r>
               <w:t>{#task</w:t>
@@ -549,7 +549,7 @@
             <w:pPr>
               <w:keepNext/>
               <w:keepLines/>
-              <w:ind w:left="180"/>
+              <w:ind w:left="360" w:hanging="180"/>
             </w:pPr>
             <w:r>
               <w:t>{#task</w:t>
@@ -575,7 +575,7 @@
             <w:pPr>
               <w:keepNext/>
               <w:keepLines/>
-              <w:ind w:left="180"/>
+              <w:ind w:left="360" w:hanging="180"/>
             </w:pPr>
             <w:r>
               <w:t>{#task</w:t>
@@ -601,7 +601,7 @@
             <w:pPr>
               <w:keepNext/>
               <w:keepLines/>
-              <w:ind w:left="180"/>
+              <w:ind w:left="360" w:hanging="180"/>
             </w:pPr>
             <w:r>
               <w:t>{#task</w:t>

--- a/public/templates/TemplateC.docx
+++ b/public/templates/TemplateC.docx
@@ -2291,10 +2291,12 @@
       </w:pPr>
     </w:p>
     <w:sectPr>
+      <w:headerReference w:type="default" r:id="rId9"/>
       <w:pgSz w:w="12240" w:h="15840"/>
       <w:pgMar w:top="864" w:right="1152" w:bottom="576" w:left="1152" w:header="720" w:footer="720" w:gutter="0"/>
       <w:cols w:space="720"/>
       <w:docGrid w:linePitch="360"/>
+      <w:pgNumType w:start="1"/>
     </w:sectPr>
   </w:body>
 </w:document>
@@ -2348,6 +2350,52 @@
     </w:p>
   </w:footnote>
 </w:footnotes>
+</file>
+
+<file path=word/header1.xml><?xml version="1.0" encoding="utf-8"?>
+<w:hdr xmlns:w="http://schemas.openxmlformats.org/wordprocessingml/2006/main" xmlns:r="http://schemas.openxmlformats.org/officeDocument/2006/relationships" xmlns:mc="http://schemas.openxmlformats.org/markup-compatibility/2006" mc:Ignorable="w14 w15 w16se w16cid w16 w16cex w16sdtdh w16sdtfl w16du wp14">
+  <w:p>
+    <w:pPr>
+      <w:pStyle w:val="Header"/>
+      <w:tabStops>
+        <w:tab w:val="right" w:pos="10560"/>
+      </w:tabStops>
+      <w:pBdr>
+        <w:bottom w:val="single" w:sz="4" w:space="1" w:color="CCCCCC"/>
+      </w:pBdr>
+    </w:pPr>
+    <w:r>
+      <w:rPr>
+        <w:b/>
+        <w:sz w:val="16"/>
+        <w:color w:val="333333"/>
+      </w:rPr>
+      <w:t>{name}</w:t>
+    </w:r>
+    <w:r>
+      <w:tab/>
+    </w:r>
+    <w:r>
+      <w:fldChar w:fldCharType="begin"/>
+    </w:r>
+    <w:r>
+      <w:instrText xml:space="preserve"> PAGE </w:instrText>
+    </w:r>
+    <w:r>
+      <w:fldChar w:fldCharType="separate"/>
+    </w:r>
+    <w:r>
+      <w:rPr>
+        <w:sz w:val="16"/>
+        <w:color w:val="666666"/>
+      </w:rPr>
+      <w:t>1</w:t>
+    </w:r>
+    <w:r>
+      <w:fldChar w:fldCharType="end"/>
+    </w:r>
+  </w:p>
+</w:hdr>
 </file>
 
 <file path=word/numbering.xml><?xml version="1.0" encoding="utf-8"?>

--- a/public/templates/TemplateC.docx
+++ b/public/templates/TemplateC.docx
@@ -2291,9 +2291,13 @@
       </w:pPr>
     </w:p>
     <w:sectPr>
+      <w:titlePg/>
+      <w:headerReference w:type="first" r:id="rId10"/>
       <w:headerReference w:type="default" r:id="rId9"/>
+      <w:footerReference w:type="first" r:id="rId12"/>
+      <w:footerReference w:type="default" r:id="rId11"/>
       <w:pgSz w:w="12240" w:h="15840"/>
-      <w:pgMar w:top="864" w:right="1152" w:bottom="576" w:left="1152" w:header="720" w:footer="720" w:gutter="0"/>
+      <w:pgMar w:top="1104" w:right="1152" w:bottom="576" w:left="1152" w:header="0" w:footer="0" w:gutter="0"/>
       <w:cols w:space="720"/>
       <w:docGrid w:linePitch="360"/>
       <w:pgNumType w:start="1"/>
@@ -2327,6 +2331,70 @@
 </w:endnotes>
 </file>
 
+<file path=word/footer1.xml><?xml version="1.0" encoding="utf-8"?>
+<w:ftr xmlns:w="http://schemas.openxmlformats.org/wordprocessingml/2006/main" xmlns:r="http://schemas.openxmlformats.org/officeDocument/2006/relationships" xmlns:v="urn:schemas-microsoft-com:vml" xmlns:o="urn:schemas-microsoft-com:office:office" xmlns:mc="http://schemas.openxmlformats.org/markup-compatibility/2006" mc:Ignorable="w14 w15 w16se w16cid w16 w16cex w16sdtdh w16sdtfl w16du wp14">
+  <w:p>
+    <w:pPr>
+      <w:spacing w:before="0" w:after="0"/>
+    </w:pPr>
+    <w:pict>
+      <v:shape id="cornerMarkerOverlay" o:spid="_x0000_s1026" type="#_x0000_t202" filled="f" stroked="f" style="width:2.75in;height:0.55in;position:absolute;mso-position-horizontal-relative:page;mso-position-horizontal:right;margin-right:0.35in;mso-position-vertical-relative:page;top:0.18in;mso-wrap-style:none">
+        <v:textbox style="mso-fit-shape-to-text:t;" insetmode="auto">
+          <w:txbxContent>
+            <w:p>
+              <w:pPr>
+                <w:spacing w:before="0" w:after="0"/>
+                <w:jc w:val="right"/>
+              </w:pPr>
+              <w:r>
+                <w:rPr>
+                  <w:sz w:val="14"/>
+                  <w:color w:val="666666"/>
+                </w:rPr>
+                <w:t>{name}</w:t>
+              </w:r>
+              <w:r>
+                <w:br/>
+              </w:r>
+              <w:r>
+                <w:rPr>
+                  <w:sz w:val="14"/>
+                  <w:color w:val="999999"/>
+                </w:rPr>
+                <w:t>Page </w:t>
+              </w:r>
+              <w:r>
+                <w:fldChar w:fldCharType="begin"/>
+              </w:r>
+              <w:r>
+                <w:instrText xml:space="preserve"> PAGE </w:instrText>
+              </w:r>
+              <w:r>
+                <w:fldChar w:fldCharType="separate"/>
+              </w:r>
+              <w:r>
+                <w:rPr>
+                  <w:sz w:val="14"/>
+                  <w:color w:val="999999"/>
+                </w:rPr>
+                <w:t>1</w:t>
+              </w:r>
+              <w:r>
+                <w:fldChar w:fldCharType="end"/>
+              </w:r>
+            </w:p>
+          </w:txbxContent>
+        </v:textbox>
+      </v:shape>
+    </w:pict>
+  </w:p>
+</w:ftr>
+</file>
+
+<file path=word/footer2.xml><?xml version="1.0" encoding="utf-8"?>
+<w:ftr xmlns:w="http://schemas.openxmlformats.org/wordprocessingml/2006/main"/>
+</file>
+
 <file path=word/footnotes.xml><?xml version="1.0" encoding="utf-8"?>
 <w:footnotes xmlns:wpc="http://schemas.microsoft.com/office/word/2010/wordprocessingCanvas" xmlns:cx="http://schemas.microsoft.com/office/drawing/2014/chartex" xmlns:cx1="http://schemas.microsoft.com/office/drawing/2015/9/8/chartex" xmlns:cx2="http://schemas.microsoft.com/office/drawing/2015/10/21/chartex" xmlns:cx3="http://schemas.microsoft.com/office/drawing/2016/5/9/chartex" xmlns:cx4="http://schemas.microsoft.com/office/drawing/2016/5/10/chartex" xmlns:cx5="http://schemas.microsoft.com/office/drawing/2016/5/11/chartex" xmlns:cx6="http://schemas.microsoft.com/office/drawing/2016/5/12/chartex" xmlns:cx7="http://schemas.microsoft.com/office/drawing/2016/5/13/chartex" xmlns:cx8="http://schemas.microsoft.com/office/drawing/2016/5/14/chartex" xmlns:mc="http://schemas.openxmlformats.org/markup-compatibility/2006" xmlns:aink="http://schemas.microsoft.com/office/drawing/2016/ink" xmlns:am3d="http://schemas.microsoft.com/office/drawing/2017/model3d" xmlns:o="urn:schemas-microsoft-com:office:office" xmlns:oel="http://schemas.microsoft.com/office/2019/extlst" xmlns:r="http://schemas.openxmlformats.org/officeDocument/2006/relationships" xmlns:m="http://schemas.openxmlformats.org/officeDocument/2006/math" xmlns:v="urn:schemas-microsoft-com:vml" xmlns:wp14="http://schemas.microsoft.com/office/word/2010/wordprocessingDrawing" xmlns:wp="http://schemas.openxmlformats.org/drawingml/2006/wordprocessingDrawing" xmlns:w10="urn:schemas-microsoft-com:office:word" xmlns:w="http://schemas.openxmlformats.org/wordprocessingml/2006/main" xmlns:w14="http://schemas.microsoft.com/office/word/2010/wordml" xmlns:w15="http://schemas.microsoft.com/office/word/2012/wordml" xmlns:w16cex="http://schemas.microsoft.com/office/word/2018/wordml/cex" xmlns:w16cid="http://schemas.microsoft.com/office/word/2016/wordml/cid" xmlns:w16="http://schemas.microsoft.com/office/word/2018/wordml" xmlns:w16du="http://schemas.microsoft.com/office/word/2023/wordml/word16du" xmlns:w16sdtdh="http://schemas.microsoft.com/office/word/2020/wordml/sdtdatahash" xmlns:w16sdtfl="http://schemas.microsoft.com/office/word/2024/wordml/sdtformatlock" xmlns:w16se="http://schemas.microsoft.com/office/word/2015/wordml/symex" xmlns:wpg="http://schemas.microsoft.com/office/word/2010/wordprocessingGroup" xmlns:wpi="http://schemas.microsoft.com/office/word/2010/wordprocessingInk" xmlns:wne="http://schemas.microsoft.com/office/word/2006/wordml" xmlns:wps="http://schemas.microsoft.com/office/word/2010/wordprocessingShape" mc:Ignorable="w14 w15 w16se w16cid w16 w16cex w16sdtdh w16sdtfl w16du wp14">
   <w:footnote w:type="separator" w:id="-1">
@@ -2353,49 +2421,23 @@
 </file>
 
 <file path=word/header1.xml><?xml version="1.0" encoding="utf-8"?>
-<w:hdr xmlns:w="http://schemas.openxmlformats.org/wordprocessingml/2006/main" xmlns:r="http://schemas.openxmlformats.org/officeDocument/2006/relationships" xmlns:mc="http://schemas.openxmlformats.org/markup-compatibility/2006" mc:Ignorable="w14 w15 w16se w16cid w16 w16cex w16sdtdh w16sdtfl w16du wp14">
+<w:hdr xmlns:w="http://schemas.openxmlformats.org/wordprocessingml/2006/main">
   <w:p>
     <w:pPr>
-      <w:pStyle w:val="Header"/>
-      <w:tabStops>
-        <w:tab w:val="right" w:pos="10560"/>
-      </w:tabStops>
-      <w:pBdr>
-        <w:bottom w:val="single" w:sz="4" w:space="1" w:color="CCCCCC"/>
-      </w:pBdr>
+      <w:spacing w:before="0" w:after="240"/>
     </w:pPr>
     <w:r>
       <w:rPr>
-        <w:b/>
-        <w:sz w:val="16"/>
-        <w:color w:val="333333"/>
+        <w:sz w:val="2"/>
       </w:rPr>
-      <w:t>{name}</w:t>
-    </w:r>
-    <w:r>
-      <w:tab/>
-    </w:r>
-    <w:r>
-      <w:fldChar w:fldCharType="begin"/>
-    </w:r>
-    <w:r>
-      <w:instrText xml:space="preserve"> PAGE </w:instrText>
-    </w:r>
-    <w:r>
-      <w:fldChar w:fldCharType="separate"/>
-    </w:r>
-    <w:r>
-      <w:rPr>
-        <w:sz w:val="16"/>
-        <w:color w:val="666666"/>
-      </w:rPr>
-      <w:t>1</w:t>
-    </w:r>
-    <w:r>
-      <w:fldChar w:fldCharType="end"/>
+      <w:t/>
     </w:r>
   </w:p>
 </w:hdr>
+</file>
+
+<file path=word/header2.xml><?xml version="1.0" encoding="utf-8"?>
+<w:hdr xmlns:w="http://schemas.openxmlformats.org/wordprocessingml/2006/main"/>
 </file>
 
 <file path=word/numbering.xml><?xml version="1.0" encoding="utf-8"?>

--- a/public/templates/TemplateC.docx
+++ b/public/templates/TemplateC.docx
@@ -2297,7 +2297,7 @@
       <w:footerReference w:type="first" r:id="rId12"/>
       <w:footerReference w:type="default" r:id="rId11"/>
       <w:pgSz w:w="12240" w:h="15840"/>
-      <w:pgMar w:top="1104" w:right="1152" w:bottom="576" w:left="1152" w:header="0" w:footer="0" w:gutter="0"/>
+      <w:pgMar w:top="1344" w:right="1152" w:bottom="576" w:left="1152" w:header="0" w:footer="0" w:gutter="0"/>
       <w:cols w:space="720"/>
       <w:docGrid w:linePitch="360"/>
       <w:pgNumType w:start="1"/>
@@ -2338,7 +2338,7 @@
       <w:spacing w:before="0" w:after="0"/>
     </w:pPr>
     <w:pict>
-      <v:shape id="cornerMarkerOverlay" o:spid="_x0000_s1026" type="#_x0000_t202" filled="f" stroked="f" style="width:2.75in;height:0.55in;position:absolute;mso-position-horizontal-relative:page;mso-position-horizontal:right;margin-right:0.35in;mso-position-vertical-relative:page;top:0.18in;mso-wrap-style:none">
+      <v:shape id="cornerMarkerOverlay" o:spid="_x0000_s1026" type="#_x0000_t202" filled="t" fillcolor="#FFFFFF" stroked="f" style="width:2.75in;height:0.55in;position:absolute;mso-position-horizontal-relative:page;mso-position-horizontal:right;margin-right:0.35in;mso-position-vertical-relative:page;top:0.18in;mso-wrap-style:none">
         <v:textbox style="mso-fit-shape-to-text:t;" insetmode="auto">
           <w:txbxContent>
             <w:p>
@@ -2348,8 +2348,9 @@
               </w:pPr>
               <w:r>
                 <w:rPr>
+                  <w:b/>
                   <w:sz w:val="14"/>
-                  <w:color w:val="666666"/>
+                  <w:color w:val="222222"/>
                 </w:rPr>
                 <w:t>{name}</w:t>
               </w:r>
@@ -2358,8 +2359,9 @@
               </w:r>
               <w:r>
                 <w:rPr>
+                  <w:b/>
                   <w:sz w:val="14"/>
-                  <w:color w:val="999999"/>
+                  <w:color w:val="444444"/>
                 </w:rPr>
                 <w:t>Page </w:t>
               </w:r>

--- a/public/templates/TemplateC.docx
+++ b/public/templates/TemplateC.docx
@@ -2292,8 +2292,6 @@
     </w:p>
     <w:sectPr>
       <w:titlePg/>
-      <w:headerReference w:type="first" r:id="rId10"/>
-      <w:headerReference w:type="default" r:id="rId9"/>
       <w:footerReference w:type="first" r:id="rId12"/>
       <w:footerReference w:type="default" r:id="rId11"/>
       <w:pgSz w:w="12240" w:h="15840"/>
@@ -2338,7 +2336,7 @@
       <w:spacing w:before="0" w:after="0"/>
     </w:pPr>
     <w:pict>
-      <v:shape id="cornerMarkerOverlay" o:spid="_x0000_s1026" type="#_x0000_t202" filled="t" fillcolor="#FFFFFF" stroked="f" style="width:2.75in;height:0.55in;position:absolute;mso-position-horizontal-relative:page;mso-position-horizontal:right;margin-right:0.35in;mso-position-vertical-relative:page;top:0.18in;mso-wrap-style:none">
+      <v:shape id="cornerMarkerOverlay" o:spid="_x0000_s1026" type="#_x0000_t202" filled="f" stroked="f" style="width:2.75in;height:0.55in;position:absolute;mso-position-horizontal-relative:page;mso-position-horizontal:right;margin-right:0.35in;mso-position-vertical-relative:page;top:0.12in;mso-wrap-style:none">
         <v:textbox style="mso-fit-shape-to-text:t;" insetmode="auto">
           <w:txbxContent>
             <w:p>
@@ -2348,9 +2346,8 @@
               </w:pPr>
               <w:r>
                 <w:rPr>
-                  <w:b/>
                   <w:sz w:val="14"/>
-                  <w:color w:val="222222"/>
+                  <w:color w:val="666666"/>
                 </w:rPr>
                 <w:t>{name}</w:t>
               </w:r>
@@ -2359,9 +2356,8 @@
               </w:r>
               <w:r>
                 <w:rPr>
-                  <w:b/>
                   <w:sz w:val="14"/>
-                  <w:color w:val="444444"/>
+                  <w:color w:val="999999"/>
                 </w:rPr>
                 <w:t>Page </w:t>
               </w:r>
@@ -2420,26 +2416,6 @@
     </w:p>
   </w:footnote>
 </w:footnotes>
-</file>
-
-<file path=word/header1.xml><?xml version="1.0" encoding="utf-8"?>
-<w:hdr xmlns:w="http://schemas.openxmlformats.org/wordprocessingml/2006/main">
-  <w:p>
-    <w:pPr>
-      <w:spacing w:before="0" w:after="240"/>
-    </w:pPr>
-    <w:r>
-      <w:rPr>
-        <w:sz w:val="2"/>
-      </w:rPr>
-      <w:t/>
-    </w:r>
-  </w:p>
-</w:hdr>
-</file>
-
-<file path=word/header2.xml><?xml version="1.0" encoding="utf-8"?>
-<w:hdr xmlns:w="http://schemas.openxmlformats.org/wordprocessingml/2006/main"/>
 </file>
 
 <file path=word/numbering.xml><?xml version="1.0" encoding="utf-8"?>

--- a/public/templates/TemplateC.docx
+++ b/public/templates/TemplateC.docx
@@ -2336,7 +2336,7 @@
       <w:spacing w:before="0" w:after="0"/>
     </w:pPr>
     <w:pict>
-      <v:shape id="cornerMarkerOverlay" o:spid="_x0000_s1026" type="#_x0000_t202" filled="f" stroked="f" style="width:2.75in;height:0.55in;position:absolute;mso-position-horizontal-relative:page;mso-position-horizontal:right;margin-right:0.35in;mso-position-vertical-relative:page;top:0.12in;mso-wrap-style:none">
+      <v:shape id="cornerMarkerOverlay" o:spid="_x0000_s1026" type="#_x0000_t202" filled="f" stroked="f" style="width:2.75in;height:0.55in;position:absolute;mso-position-horizontal-relative:page;mso-position-horizontal:right;margin-right:0.55in;mso-position-vertical-relative:page;top:0.12in;mso-wrap-style:none">
         <v:textbox style="mso-fit-shape-to-text:t;" insetmode="auto">
           <w:txbxContent>
             <w:p>

--- a/public/templates/TemplateC.docx
+++ b/public/templates/TemplateC.docx
@@ -2336,7 +2336,7 @@
       <w:spacing w:before="0" w:after="0"/>
     </w:pPr>
     <w:pict>
-      <v:shape id="cornerMarkerOverlay" o:spid="_x0000_s1026" type="#_x0000_t202" filled="f" stroked="f" style="width:2.75in;height:0.55in;position:absolute;mso-position-horizontal-relative:page;mso-position-horizontal:right;margin-right:0.55in;mso-position-vertical-relative:page;top:0.12in;mso-wrap-style:none">
+      <v:shape id="cornerMarkerOverlay" o:spid="_x0000_s1026" type="#_x0000_t202" filled="f" stroked="f" style="width:2.75in;height:0.55in;position:absolute;mso-position-horizontal-relative:page;mso-position-horizontal:right;margin-right:0.65in;mso-position-vertical-relative:page;top:0.12in;mso-wrap-style:none">
         <v:textbox style="mso-fit-shape-to-text:t;" insetmode="auto">
           <w:txbxContent>
             <w:p>

--- a/public/templates/TemplateC.docx
+++ b/public/templates/TemplateC.docx
@@ -2292,8 +2292,8 @@
     </w:p>
     <w:sectPr>
       <w:titlePg/>
-      <w:footerReference w:type="first" r:id="rId12"/>
-      <w:footerReference w:type="default" r:id="rId11"/>
+      <w:headerReference w:type="first" r:id="rId10"/>
+      <w:headerReference w:type="default" r:id="rId9"/>
       <w:pgSz w:w="12240" w:h="15840"/>
       <w:pgMar w:top="1344" w:right="1152" w:bottom="576" w:left="1152" w:header="0" w:footer="0" w:gutter="0"/>
       <w:cols w:space="720"/>
@@ -2329,8 +2329,33 @@
 </w:endnotes>
 </file>
 
-<file path=word/footer1.xml><?xml version="1.0" encoding="utf-8"?>
-<w:ftr xmlns:w="http://schemas.openxmlformats.org/wordprocessingml/2006/main" xmlns:r="http://schemas.openxmlformats.org/officeDocument/2006/relationships" xmlns:v="urn:schemas-microsoft-com:vml" xmlns:o="urn:schemas-microsoft-com:office:office" xmlns:mc="http://schemas.openxmlformats.org/markup-compatibility/2006" mc:Ignorable="w14 w15 w16se w16cid w16 w16cex w16sdtdh w16sdtfl w16du wp14">
+<file path=word/footnotes.xml><?xml version="1.0" encoding="utf-8"?>
+<w:footnotes xmlns:wpc="http://schemas.microsoft.com/office/word/2010/wordprocessingCanvas" xmlns:cx="http://schemas.microsoft.com/office/drawing/2014/chartex" xmlns:cx1="http://schemas.microsoft.com/office/drawing/2015/9/8/chartex" xmlns:cx2="http://schemas.microsoft.com/office/drawing/2015/10/21/chartex" xmlns:cx3="http://schemas.microsoft.com/office/drawing/2016/5/9/chartex" xmlns:cx4="http://schemas.microsoft.com/office/drawing/2016/5/10/chartex" xmlns:cx5="http://schemas.microsoft.com/office/drawing/2016/5/11/chartex" xmlns:cx6="http://schemas.microsoft.com/office/drawing/2016/5/12/chartex" xmlns:cx7="http://schemas.microsoft.com/office/drawing/2016/5/13/chartex" xmlns:cx8="http://schemas.microsoft.com/office/drawing/2016/5/14/chartex" xmlns:mc="http://schemas.openxmlformats.org/markup-compatibility/2006" xmlns:aink="http://schemas.microsoft.com/office/drawing/2016/ink" xmlns:am3d="http://schemas.microsoft.com/office/drawing/2017/model3d" xmlns:o="urn:schemas-microsoft-com:office:office" xmlns:oel="http://schemas.microsoft.com/office/2019/extlst" xmlns:r="http://schemas.openxmlformats.org/officeDocument/2006/relationships" xmlns:m="http://schemas.openxmlformats.org/officeDocument/2006/math" xmlns:v="urn:schemas-microsoft-com:vml" xmlns:wp14="http://schemas.microsoft.com/office/word/2010/wordprocessingDrawing" xmlns:wp="http://schemas.openxmlformats.org/drawingml/2006/wordprocessingDrawing" xmlns:w10="urn:schemas-microsoft-com:office:word" xmlns:w="http://schemas.openxmlformats.org/wordprocessingml/2006/main" xmlns:w14="http://schemas.microsoft.com/office/word/2010/wordml" xmlns:w15="http://schemas.microsoft.com/office/word/2012/wordml" xmlns:w16cex="http://schemas.microsoft.com/office/word/2018/wordml/cex" xmlns:w16cid="http://schemas.microsoft.com/office/word/2016/wordml/cid" xmlns:w16="http://schemas.microsoft.com/office/word/2018/wordml" xmlns:w16du="http://schemas.microsoft.com/office/word/2023/wordml/word16du" xmlns:w16sdtdh="http://schemas.microsoft.com/office/word/2020/wordml/sdtdatahash" xmlns:w16sdtfl="http://schemas.microsoft.com/office/word/2024/wordml/sdtformatlock" xmlns:w16se="http://schemas.microsoft.com/office/word/2015/wordml/symex" xmlns:wpg="http://schemas.microsoft.com/office/word/2010/wordprocessingGroup" xmlns:wpi="http://schemas.microsoft.com/office/word/2010/wordprocessingInk" xmlns:wne="http://schemas.microsoft.com/office/word/2006/wordml" xmlns:wps="http://schemas.microsoft.com/office/word/2010/wordprocessingShape" mc:Ignorable="w14 w15 w16se w16cid w16 w16cex w16sdtdh w16sdtfl w16du wp14">
+  <w:footnote w:type="separator" w:id="-1">
+    <w:p>
+      <w:pPr>
+        <w:spacing w:after="0" w:line="240" w:lineRule="auto"/>
+      </w:pPr>
+      <w:r>
+        <w:separator/>
+      </w:r>
+    </w:p>
+  </w:footnote>
+  <w:footnote w:type="continuationSeparator" w:id="0">
+    <w:p>
+      <w:pPr>
+        <w:spacing w:after="0" w:line="240" w:lineRule="auto"/>
+      </w:pPr>
+      <w:r>
+        <w:continuationSeparator/>
+      </w:r>
+    </w:p>
+  </w:footnote>
+</w:footnotes>
+</file>
+
+<file path=word/header1.xml><?xml version="1.0" encoding="utf-8"?>
+<w:hdr xmlns:w="http://schemas.openxmlformats.org/wordprocessingml/2006/main" xmlns:r="http://schemas.openxmlformats.org/officeDocument/2006/relationships" xmlns:v="urn:schemas-microsoft-com:vml" xmlns:o="urn:schemas-microsoft-com:office:office" xmlns:mc="http://schemas.openxmlformats.org/markup-compatibility/2006" mc:Ignorable="w14 w15 w16se w16cid w16 w16cex w16sdtdh w16sdtfl w16du wp14">
   <w:p>
     <w:pPr>
       <w:spacing w:before="0" w:after="0"/>
@@ -2346,6 +2371,7 @@
               </w:pPr>
               <w:r>
                 <w:rPr>
+                  <w:b/>
                   <w:sz w:val="14"/>
                   <w:color w:val="666666"/>
                 </w:rPr>
@@ -2356,6 +2382,7 @@
               </w:r>
               <w:r>
                 <w:rPr>
+                  <w:b/>
                   <w:sz w:val="14"/>
                   <w:color w:val="999999"/>
                 </w:rPr>
@@ -2372,6 +2399,7 @@
               </w:r>
               <w:r>
                 <w:rPr>
+                  <w:b/>
                   <w:sz w:val="14"/>
                   <w:color w:val="999999"/>
                 </w:rPr>
@@ -2386,36 +2414,11 @@
       </v:shape>
     </w:pict>
   </w:p>
-</w:ftr>
+</w:hdr>
 </file>
 
-<file path=word/footer2.xml><?xml version="1.0" encoding="utf-8"?>
-<w:ftr xmlns:w="http://schemas.openxmlformats.org/wordprocessingml/2006/main"/>
-</file>
-
-<file path=word/footnotes.xml><?xml version="1.0" encoding="utf-8"?>
-<w:footnotes xmlns:wpc="http://schemas.microsoft.com/office/word/2010/wordprocessingCanvas" xmlns:cx="http://schemas.microsoft.com/office/drawing/2014/chartex" xmlns:cx1="http://schemas.microsoft.com/office/drawing/2015/9/8/chartex" xmlns:cx2="http://schemas.microsoft.com/office/drawing/2015/10/21/chartex" xmlns:cx3="http://schemas.microsoft.com/office/drawing/2016/5/9/chartex" xmlns:cx4="http://schemas.microsoft.com/office/drawing/2016/5/10/chartex" xmlns:cx5="http://schemas.microsoft.com/office/drawing/2016/5/11/chartex" xmlns:cx6="http://schemas.microsoft.com/office/drawing/2016/5/12/chartex" xmlns:cx7="http://schemas.microsoft.com/office/drawing/2016/5/13/chartex" xmlns:cx8="http://schemas.microsoft.com/office/drawing/2016/5/14/chartex" xmlns:mc="http://schemas.openxmlformats.org/markup-compatibility/2006" xmlns:aink="http://schemas.microsoft.com/office/drawing/2016/ink" xmlns:am3d="http://schemas.microsoft.com/office/drawing/2017/model3d" xmlns:o="urn:schemas-microsoft-com:office:office" xmlns:oel="http://schemas.microsoft.com/office/2019/extlst" xmlns:r="http://schemas.openxmlformats.org/officeDocument/2006/relationships" xmlns:m="http://schemas.openxmlformats.org/officeDocument/2006/math" xmlns:v="urn:schemas-microsoft-com:vml" xmlns:wp14="http://schemas.microsoft.com/office/word/2010/wordprocessingDrawing" xmlns:wp="http://schemas.openxmlformats.org/drawingml/2006/wordprocessingDrawing" xmlns:w10="urn:schemas-microsoft-com:office:word" xmlns:w="http://schemas.openxmlformats.org/wordprocessingml/2006/main" xmlns:w14="http://schemas.microsoft.com/office/word/2010/wordml" xmlns:w15="http://schemas.microsoft.com/office/word/2012/wordml" xmlns:w16cex="http://schemas.microsoft.com/office/word/2018/wordml/cex" xmlns:w16cid="http://schemas.microsoft.com/office/word/2016/wordml/cid" xmlns:w16="http://schemas.microsoft.com/office/word/2018/wordml" xmlns:w16du="http://schemas.microsoft.com/office/word/2023/wordml/word16du" xmlns:w16sdtdh="http://schemas.microsoft.com/office/word/2020/wordml/sdtdatahash" xmlns:w16sdtfl="http://schemas.microsoft.com/office/word/2024/wordml/sdtformatlock" xmlns:w16se="http://schemas.microsoft.com/office/word/2015/wordml/symex" xmlns:wpg="http://schemas.microsoft.com/office/word/2010/wordprocessingGroup" xmlns:wpi="http://schemas.microsoft.com/office/word/2010/wordprocessingInk" xmlns:wne="http://schemas.microsoft.com/office/word/2006/wordml" xmlns:wps="http://schemas.microsoft.com/office/word/2010/wordprocessingShape" mc:Ignorable="w14 w15 w16se w16cid w16 w16cex w16sdtdh w16sdtfl w16du wp14">
-  <w:footnote w:type="separator" w:id="-1">
-    <w:p>
-      <w:pPr>
-        <w:spacing w:after="0" w:line="240" w:lineRule="auto"/>
-      </w:pPr>
-      <w:r>
-        <w:separator/>
-      </w:r>
-    </w:p>
-  </w:footnote>
-  <w:footnote w:type="continuationSeparator" w:id="0">
-    <w:p>
-      <w:pPr>
-        <w:spacing w:after="0" w:line="240" w:lineRule="auto"/>
-      </w:pPr>
-      <w:r>
-        <w:continuationSeparator/>
-      </w:r>
-    </w:p>
-  </w:footnote>
-</w:footnotes>
+<file path=word/header2.xml><?xml version="1.0" encoding="utf-8"?>
+<w:hdr xmlns:w="http://schemas.openxmlformats.org/wordprocessingml/2006/main"/>
 </file>
 
 <file path=word/numbering.xml><?xml version="1.0" encoding="utf-8"?>

--- a/public/templates/TemplateC.docx
+++ b/public/templates/TemplateC.docx
@@ -2292,10 +2292,10 @@
     </w:p>
     <w:sectPr>
       <w:titlePg/>
-      <w:footerReference w:type="first" r:id="rId12"/>
-      <w:footerReference w:type="default" r:id="rId11"/>
+      <w:headerReference w:type="first" r:id="rId10"/>
+      <w:headerReference w:type="default" r:id="rId9"/>
       <w:pgSz w:w="12240" w:h="15840"/>
-      <w:pgMar w:top="1344" w:right="1152" w:bottom="576" w:left="1152" w:header="0" w:footer="0" w:gutter="0"/>
+      <w:pgMar w:top="1344" w:right="1152" w:bottom="576" w:left="1152" w:header="180" w:footer="0" w:gutter="0"/>
       <w:cols w:space="720"/>
       <w:docGrid w:linePitch="360"/>
       <w:pgNumType w:start="1"/>
@@ -2329,70 +2329,6 @@
 </w:endnotes>
 </file>
 
-<file path=word/footer1.xml><?xml version="1.0" encoding="utf-8"?>
-<w:ftr xmlns:w="http://schemas.openxmlformats.org/wordprocessingml/2006/main" xmlns:r="http://schemas.openxmlformats.org/officeDocument/2006/relationships" xmlns:v="urn:schemas-microsoft-com:vml" xmlns:o="urn:schemas-microsoft-com:office:office" xmlns:mc="http://schemas.openxmlformats.org/markup-compatibility/2006" mc:Ignorable="w14 w15 w16se w16cid w16 w16cex w16sdtdh w16sdtfl w16du wp14">
-  <w:p>
-    <w:pPr>
-      <w:spacing w:before="0" w:after="0"/>
-    </w:pPr>
-    <w:pict>
-      <v:shape id="cornerMarkerOverlay" o:spid="_x0000_s1026" type="#_x0000_t202" filled="f" stroked="f" style="width:2.75in;height:0.55in;position:absolute;mso-position-horizontal-relative:page;mso-position-horizontal:right;margin-right:0.65in;mso-position-vertical-relative:page;top:0.12in;mso-wrap-style:none">
-        <v:textbox style="mso-fit-shape-to-text:t;" insetmode="auto">
-          <w:txbxContent>
-            <w:p>
-              <w:pPr>
-                <w:spacing w:before="0" w:after="0"/>
-                <w:jc w:val="right"/>
-              </w:pPr>
-              <w:r>
-                <w:rPr>
-                  <w:sz w:val="14"/>
-                  <w:color w:val="666666"/>
-                </w:rPr>
-                <w:t>{name}</w:t>
-              </w:r>
-              <w:r>
-                <w:br/>
-              </w:r>
-              <w:r>
-                <w:rPr>
-                  <w:sz w:val="14"/>
-                  <w:color w:val="999999"/>
-                </w:rPr>
-                <w:t>Page </w:t>
-              </w:r>
-              <w:r>
-                <w:fldChar w:fldCharType="begin"/>
-              </w:r>
-              <w:r>
-                <w:instrText xml:space="preserve"> PAGE </w:instrText>
-              </w:r>
-              <w:r>
-                <w:fldChar w:fldCharType="separate"/>
-              </w:r>
-              <w:r>
-                <w:rPr>
-                  <w:sz w:val="14"/>
-                  <w:color w:val="999999"/>
-                </w:rPr>
-                <w:t>1</w:t>
-              </w:r>
-              <w:r>
-                <w:fldChar w:fldCharType="end"/>
-              </w:r>
-            </w:p>
-          </w:txbxContent>
-        </v:textbox>
-      </v:shape>
-    </w:pict>
-  </w:p>
-</w:ftr>
-</file>
-
-<file path=word/footer2.xml><?xml version="1.0" encoding="utf-8"?>
-<w:ftr xmlns:w="http://schemas.openxmlformats.org/wordprocessingml/2006/main"/>
-</file>
-
 <file path=word/footnotes.xml><?xml version="1.0" encoding="utf-8"?>
 <w:footnotes xmlns:wpc="http://schemas.microsoft.com/office/word/2010/wordprocessingCanvas" xmlns:cx="http://schemas.microsoft.com/office/drawing/2014/chartex" xmlns:cx1="http://schemas.microsoft.com/office/drawing/2015/9/8/chartex" xmlns:cx2="http://schemas.microsoft.com/office/drawing/2015/10/21/chartex" xmlns:cx3="http://schemas.microsoft.com/office/drawing/2016/5/9/chartex" xmlns:cx4="http://schemas.microsoft.com/office/drawing/2016/5/10/chartex" xmlns:cx5="http://schemas.microsoft.com/office/drawing/2016/5/11/chartex" xmlns:cx6="http://schemas.microsoft.com/office/drawing/2016/5/12/chartex" xmlns:cx7="http://schemas.microsoft.com/office/drawing/2016/5/13/chartex" xmlns:cx8="http://schemas.microsoft.com/office/drawing/2016/5/14/chartex" xmlns:mc="http://schemas.openxmlformats.org/markup-compatibility/2006" xmlns:aink="http://schemas.microsoft.com/office/drawing/2016/ink" xmlns:am3d="http://schemas.microsoft.com/office/drawing/2017/model3d" xmlns:o="urn:schemas-microsoft-com:office:office" xmlns:oel="http://schemas.microsoft.com/office/2019/extlst" xmlns:r="http://schemas.openxmlformats.org/officeDocument/2006/relationships" xmlns:m="http://schemas.openxmlformats.org/officeDocument/2006/math" xmlns:v="urn:schemas-microsoft-com:vml" xmlns:wp14="http://schemas.microsoft.com/office/word/2010/wordprocessingDrawing" xmlns:wp="http://schemas.openxmlformats.org/drawingml/2006/wordprocessingDrawing" xmlns:w10="urn:schemas-microsoft-com:office:word" xmlns:w="http://schemas.openxmlformats.org/wordprocessingml/2006/main" xmlns:w14="http://schemas.microsoft.com/office/word/2010/wordml" xmlns:w15="http://schemas.microsoft.com/office/word/2012/wordml" xmlns:w16cex="http://schemas.microsoft.com/office/word/2018/wordml/cex" xmlns:w16cid="http://schemas.microsoft.com/office/word/2016/wordml/cid" xmlns:w16="http://schemas.microsoft.com/office/word/2018/wordml" xmlns:w16du="http://schemas.microsoft.com/office/word/2023/wordml/word16du" xmlns:w16sdtdh="http://schemas.microsoft.com/office/word/2020/wordml/sdtdatahash" xmlns:w16sdtfl="http://schemas.microsoft.com/office/word/2024/wordml/sdtformatlock" xmlns:w16se="http://schemas.microsoft.com/office/word/2015/wordml/symex" xmlns:wpg="http://schemas.microsoft.com/office/word/2010/wordprocessingGroup" xmlns:wpi="http://schemas.microsoft.com/office/word/2010/wordprocessingInk" xmlns:wne="http://schemas.microsoft.com/office/word/2006/wordml" xmlns:wps="http://schemas.microsoft.com/office/word/2010/wordprocessingShape" mc:Ignorable="w14 w15 w16se w16cid w16 w16cex w16sdtdh w16sdtfl w16du wp14">
   <w:footnote w:type="separator" w:id="-1">
@@ -2416,6 +2352,55 @@
     </w:p>
   </w:footnote>
 </w:footnotes>
+</file>
+
+<file path=word/header1.xml><?xml version="1.0" encoding="utf-8"?>
+<w:hdr xmlns:w="http://schemas.openxmlformats.org/wordprocessingml/2006/main">
+  <w:p>
+    <w:pPr>
+      <w:spacing w:before="0" w:after="0"/>
+      <w:jc w:val="right"/>
+    </w:pPr>
+    <w:r>
+      <w:rPr>
+        <w:b/>
+        <w:sz w:val="16"/>
+        <w:color w:val="333333"/>
+      </w:rPr>
+      <w:t>{name}</w:t>
+    </w:r>
+    <w:r>
+      <w:rPr>
+        <w:sz w:val="16"/>
+        <w:color w:val="666666"/>
+      </w:rPr>
+      <w:t xml:space="preserve">  |  Page </w:t>
+    </w:r>
+    <w:r>
+      <w:fldChar w:fldCharType="begin"/>
+    </w:r>
+    <w:r>
+      <w:instrText xml:space="preserve"> PAGE </w:instrText>
+    </w:r>
+    <w:r>
+      <w:fldChar w:fldCharType="separate"/>
+    </w:r>
+    <w:r>
+      <w:rPr>
+        <w:sz w:val="16"/>
+        <w:color w:val="666666"/>
+      </w:rPr>
+      <w:t>2</w:t>
+    </w:r>
+    <w:r>
+      <w:fldChar w:fldCharType="end"/>
+    </w:r>
+  </w:p>
+</w:hdr>
+</file>
+
+<file path=word/header2.xml><?xml version="1.0" encoding="utf-8"?>
+<w:hdr xmlns:w="http://schemas.openxmlformats.org/wordprocessingml/2006/main"/>
 </file>
 
 <file path=word/numbering.xml><?xml version="1.0" encoding="utf-8"?>

--- a/public/templates/TemplateC.docx
+++ b/public/templates/TemplateC.docx
@@ -2359,6 +2359,7 @@
   <w:p>
     <w:pPr>
       <w:spacing w:before="0" w:after="0"/>
+      <w:ind w:right="720"/>
       <w:jc w:val="right"/>
     </w:pPr>
     <w:r>
